--- a/Launcher/Templates/F_ТИПОВИЙ ДОГОВІР ТЦ  ГО УААСП.docx
+++ b/Launcher/Templates/F_ТИПОВИЙ ДОГОВІР ТЦ  ГО УААСП.docx
@@ -1,6 +1,6 @@
 
 <file path=word/document.xml><?xml version="1.0" encoding="utf-8"?>
-<w:document xmlns:wpc="http://schemas.microsoft.com/office/word/2010/wordprocessingCanvas" xmlns:cx="http://schemas.microsoft.com/office/drawing/2014/chartex" xmlns:cx1="http://schemas.microsoft.com/office/drawing/2015/9/8/chartex" xmlns:cx2="http://schemas.microsoft.com/office/drawing/2015/10/21/chartex" xmlns:cx3="http://schemas.microsoft.com/office/drawing/2016/5/9/chartex" xmlns:cx4="http://schemas.microsoft.com/office/drawing/2016/5/10/chartex" xmlns:cx5="http://schemas.microsoft.com/office/drawing/2016/5/11/chartex" xmlns:cx6="http://schemas.microsoft.com/office/drawing/2016/5/12/chartex" xmlns:cx7="http://schemas.microsoft.com/office/drawing/2016/5/13/chartex" xmlns:cx8="http://schemas.microsoft.com/office/drawing/2016/5/14/chartex" xmlns:mc="http://schemas.openxmlformats.org/markup-compatibility/2006" xmlns:aink="http://schemas.microsoft.com/office/drawing/2016/ink" xmlns:am3d="http://schemas.microsoft.com/office/drawing/2017/model3d" xmlns:o="urn:schemas-microsoft-com:office:office" xmlns:r="http://schemas.openxmlformats.org/officeDocument/2006/relationships" xmlns:m="http://schemas.openxmlformats.org/officeDocument/2006/math" xmlns:v="urn:schemas-microsoft-com:vml" xmlns:wp14="http://schemas.microsoft.com/office/word/2010/wordprocessingDrawing" xmlns:wp="http://schemas.openxmlformats.org/drawingml/2006/wordprocessingDrawing" xmlns:w10="urn:schemas-microsoft-com:office:word" xmlns:w="http://schemas.openxmlformats.org/wordprocessingml/2006/main" xmlns:w14="http://schemas.microsoft.com/office/word/2010/wordml" xmlns:w15="http://schemas.microsoft.com/office/word/2012/wordml" xmlns:w16cid="http://schemas.microsoft.com/office/word/2016/wordml/cid" xmlns:w16se="http://schemas.microsoft.com/office/word/2015/wordml/symex" xmlns:wpg="http://schemas.microsoft.com/office/word/2010/wordprocessingGroup" xmlns:wpi="http://schemas.microsoft.com/office/word/2010/wordprocessingInk" xmlns:wne="http://schemas.microsoft.com/office/word/2006/wordml" xmlns:wps="http://schemas.microsoft.com/office/word/2010/wordprocessingShape" mc:Ignorable="w14 w15 w16se w16cid wp14">
+<w:document xmlns:wpc="http://schemas.microsoft.com/office/word/2010/wordprocessingCanvas" xmlns:cx="http://schemas.microsoft.com/office/drawing/2014/chartex" xmlns:cx1="http://schemas.microsoft.com/office/drawing/2015/9/8/chartex" xmlns:mc="http://schemas.openxmlformats.org/markup-compatibility/2006" xmlns:o="urn:schemas-microsoft-com:office:office" xmlns:r="http://schemas.openxmlformats.org/officeDocument/2006/relationships" xmlns:m="http://schemas.openxmlformats.org/officeDocument/2006/math" xmlns:v="urn:schemas-microsoft-com:vml" xmlns:wp14="http://schemas.microsoft.com/office/word/2010/wordprocessingDrawing" xmlns:wp="http://schemas.openxmlformats.org/drawingml/2006/wordprocessingDrawing" xmlns:w10="urn:schemas-microsoft-com:office:word" xmlns:w="http://schemas.openxmlformats.org/wordprocessingml/2006/main" xmlns:w14="http://schemas.microsoft.com/office/word/2010/wordml" xmlns:w15="http://schemas.microsoft.com/office/word/2012/wordml" xmlns:w16se="http://schemas.microsoft.com/office/word/2015/wordml/symex" xmlns:wpg="http://schemas.microsoft.com/office/word/2010/wordprocessingGroup" xmlns:wpi="http://schemas.microsoft.com/office/word/2010/wordprocessingInk" xmlns:wne="http://schemas.microsoft.com/office/word/2006/wordml" xmlns:wps="http://schemas.microsoft.com/office/word/2010/wordprocessingShape" mc:Ignorable="w14 w15 w16se wp14">
   <w:body>
     <w:p>
       <w:pPr>
@@ -231,126 +231,90 @@
       </w:pPr>
       <w:r>
         <w:rPr>
-          <w:rFonts w:ascii="Times New Roman CYR" w:hAnsi="Times New Roman CYR" w:cs="Times New Roman CYR"/>
+          <w:rFonts w:eastAsia="Times New Roman"/>
           <w:b/>
         </w:rPr>
-        <w:t>Громадськ</w:t>
-      </w:r>
-      <w:r>
-        <w:rPr>
-          <w:rFonts w:ascii="Times New Roman CYR" w:hAnsi="Times New Roman CYR" w:cs="Times New Roman CYR"/>
+        <w:t>Громадська організація «Українська агенція з авторських та суміжних прав» (далі – ГО УААСП)</w:t>
+      </w:r>
+      <w:r>
+        <w:rPr>
+          <w:rFonts w:eastAsia="Times New Roman"/>
+        </w:rPr>
+        <w:t xml:space="preserve">, що здійснює колективне управління майновими правами суб’єктів авторського права </w:t>
+      </w:r>
+      <w:r>
+        <w:rPr>
+          <w:rFonts w:eastAsia="Times New Roman"/>
+        </w:rPr>
+        <w:t xml:space="preserve">(правовласників) </w:t>
+      </w:r>
+      <w:r>
+        <w:rPr>
+          <w:rFonts w:eastAsia="Times New Roman"/>
+        </w:rPr>
+        <w:t xml:space="preserve">відповідно до Закону України «Про авторське право і суміжні права», Закону України «Про ефективне управління майновими правами правовласників у сфері авторського права і (або) суміжних прав» (далі – Закон) </w:t>
+      </w:r>
+      <w:r>
+        <w:rPr>
+          <w:rFonts w:eastAsia="Times New Roman"/>
+        </w:rPr>
+        <w:t xml:space="preserve">та на підставі Витягу з Реєстру організацій колективного управління </w:t>
+      </w:r>
+      <w:r>
+        <w:rPr>
+          <w:rFonts w:eastAsia="Times New Roman"/>
+        </w:rPr>
+        <w:t xml:space="preserve">     </w:t>
+      </w:r>
+      <w:r>
+        <w:rPr>
+          <w:rFonts w:eastAsia="Times New Roman"/>
+        </w:rPr>
+        <w:t xml:space="preserve">№ 3 від 15.04.2019 р. Міністерства економічного розвитку і торгівлі України, </w:t>
+      </w:r>
+      <w:r>
+        <w:t xml:space="preserve">в особі </w:t>
+      </w:r>
+      <w:r>
+        <w:rPr>
           <w:b/>
         </w:rPr>
-        <w:t>а ор</w:t>
-      </w:r>
-      <w:r>
-        <w:rPr>
-          <w:rFonts w:ascii="Times New Roman CYR" w:hAnsi="Times New Roman CYR" w:cs="Times New Roman CYR"/>
+        <w:t>Генерального директора</w:t>
+      </w:r>
+      <w:r>
+        <w:rPr>
           <w:b/>
         </w:rPr>
-        <w:t xml:space="preserve">ганізація «Українська агенція </w:t>
-      </w:r>
-      <w:r>
-        <w:rPr>
-          <w:rFonts w:ascii="Times New Roman CYR" w:hAnsi="Times New Roman CYR" w:cs="Times New Roman CYR"/>
+        <w:t xml:space="preserve"> </w:t>
+      </w:r>
+      <w:proofErr w:type="spellStart"/>
+      <w:r>
+        <w:rPr>
           <w:b/>
         </w:rPr>
-        <w:t xml:space="preserve">з авторських та суміжних прав» (далі – </w:t>
-      </w:r>
-      <w:r>
-        <w:rPr>
-          <w:rFonts w:ascii="Times New Roman CYR" w:hAnsi="Times New Roman CYR" w:cs="Times New Roman CYR"/>
+        <w:t>Харчишина</w:t>
+      </w:r>
+      <w:proofErr w:type="spellEnd"/>
+      <w:r>
+        <w:rPr>
           <w:b/>
         </w:rPr>
-        <w:t>ГО УААСП</w:t>
-      </w:r>
-      <w:r>
-        <w:rPr>
-          <w:rFonts w:ascii="Times New Roman CYR" w:hAnsi="Times New Roman CYR" w:cs="Times New Roman CYR"/>
+        <w:t xml:space="preserve"> Валерія Володимировича</w:t>
+      </w:r>
+      <w:r>
+        <w:t>, як</w:t>
+      </w:r>
+      <w:r>
+        <w:t>ий</w:t>
+      </w:r>
+      <w:r>
+        <w:t xml:space="preserve"> діє на підставі Статуту</w:t>
+      </w:r>
+      <w:r>
+        <w:rPr>
           <w:b/>
         </w:rPr>
-        <w:t>)</w:t>
-      </w:r>
-      <w:r>
-        <w:rPr>
-          <w:rFonts w:ascii="Times New Roman CYR" w:hAnsi="Times New Roman CYR" w:cs="Times New Roman CYR"/>
-        </w:rPr>
-        <w:t>, що здійснює колективне управління майновими правами суб’єктів авторського права відповідно до Закону України «Про авторське право і суміжні права»</w:t>
-      </w:r>
-      <w:r>
-        <w:rPr>
-          <w:rFonts w:ascii="Times New Roman CYR" w:hAnsi="Times New Roman CYR" w:cs="Times New Roman CYR"/>
-        </w:rPr>
-        <w:t>,</w:t>
-      </w:r>
-      <w:r>
-        <w:t xml:space="preserve"> </w:t>
-      </w:r>
-      <w:r>
-        <w:rPr>
-          <w:rFonts w:ascii="Times New Roman CYR" w:hAnsi="Times New Roman CYR" w:cs="Times New Roman CYR"/>
-        </w:rPr>
-        <w:t>Закону України «Про ефективне управління майновими правами правовласників у сфері авторського права і (або) суміжних прав»</w:t>
-      </w:r>
-      <w:r>
-        <w:t xml:space="preserve"> </w:t>
-      </w:r>
-      <w:r>
-        <w:t>(далі – Закон)</w:t>
-      </w:r>
-      <w:r>
-        <w:rPr>
-          <w:rFonts w:ascii="Times New Roman CYR" w:hAnsi="Times New Roman CYR" w:cs="Times New Roman CYR"/>
-        </w:rPr>
-        <w:t xml:space="preserve"> та </w:t>
-      </w:r>
-      <w:r>
-        <w:t xml:space="preserve">на підставі Свідоцтва № 24/2015 від 03.09.2015 р. Державної служби інтелектуальної власності України здійснює колективне управління майновими правами суб’єктів авторського права, в особі </w:t>
-      </w:r>
-      <w:r>
-        <w:rPr>
-          <w:b/>
-        </w:rPr>
-        <w:t xml:space="preserve">Директора з міжнародної співпраці та ліцензування Цимбал Людмили Анатоліївни, </w:t>
-      </w:r>
-      <w:r>
-        <w:t>що діє на підставі</w:t>
-      </w:r>
-      <w:r>
-        <w:rPr>
-          <w:b/>
-        </w:rPr>
-        <w:t xml:space="preserve"> Довіреності № 2/2019</w:t>
-      </w:r>
-      <w:r>
-        <w:rPr>
-          <w:b/>
-        </w:rPr>
-        <w:t xml:space="preserve"> від 1</w:t>
-      </w:r>
-      <w:r>
-        <w:rPr>
-          <w:b/>
-        </w:rPr>
-        <w:t>4</w:t>
-      </w:r>
-      <w:r>
-        <w:rPr>
-          <w:b/>
-        </w:rPr>
-        <w:t>.0</w:t>
-      </w:r>
-      <w:r>
-        <w:rPr>
-          <w:b/>
-        </w:rPr>
-        <w:t xml:space="preserve">2.2019 </w:t>
-      </w:r>
-      <w:r>
-        <w:rPr>
-          <w:b/>
-        </w:rPr>
-        <w:t xml:space="preserve">р., </w:t>
+        <w:t xml:space="preserve">, </w:t>
       </w:r>
       <w:r>
         <w:t>з однієї сторони</w:t>
@@ -802,25 +766,26 @@
         <w:t>публічне виконання</w:t>
       </w:r>
       <w:r>
-        <w:t xml:space="preserve"> - подання за згодою суб’єктів авторського права творів шляхом декламації, гри, співу, танцю та іншим способом як безпосередньо (у живому виконанні), так і за допомогою будь-яких пристроїв і процесів, зокрема магнітофонів, програвачів компакт-дисків, музичних центрів, радіоприймачів, телевізора тощо (за винятком передачі в ефір чи по кабелях) у місцях, де присутні чи можуть бути присутніми особи, які не належать до звичайного кола сім’ї або близьких знайомих цієї сім’ї, незалежно від того, чи присутні вони в одному місці і в один і той самий час або в різних місцях і в різний час; </w:t>
+        <w:t xml:space="preserve"> - подання творів шляхом декламації, гри, співу, танцю та іншим способом як безпосередньо (у живому виконанні), так і за допомогою будь-яких пристроїв і процесів, зокрема магнітофонів, програвачів компакт-дисків, музичних центрів, радіоприймачів, телевізора тощо (за винятком передачі в ефір чи по кабелях) у місцях, де присутні чи можуть бути присутніми особи, які не належать до звичайного кола сім’ї або близьких знайомих цієї сім’ї, незалежно від того, чи присутні вони в одному місці і в один і той самий час або в різних місцях і в різний час; </w:t>
       </w:r>
     </w:p>
     <w:p>
       <w:pPr>
         <w:pStyle w:val="a3"/>
-        <w:ind w:right="-115" w:firstLine="426"/>
-        <w:rPr>
-          <w:sz w:val="20"/>
-          <w:szCs w:val="20"/>
-        </w:rPr>
-      </w:pPr>
-      <w:r>
+        <w:ind w:right="-141" w:firstLine="360"/>
         <w:rPr>
           <w:b/>
           <w:bCs/>
           <w:sz w:val="20"/>
           <w:szCs w:val="20"/>
         </w:rPr>
+      </w:pPr>
+      <w:r>
+        <w:rPr>
+          <w:b/>
+          <w:sz w:val="20"/>
+          <w:szCs w:val="20"/>
+        </w:rPr>
         <w:t>каталог ГО УААСП</w:t>
       </w:r>
       <w:r>
@@ -828,7 +793,22 @@
           <w:sz w:val="20"/>
           <w:szCs w:val="20"/>
         </w:rPr>
-        <w:t xml:space="preserve"> – твори, повноваження на колективне управління якими на території України передано ГО УААСП аналогічними іноземними авторсько-правовими організаціями на підставі договорів про взаємне представництво інтересів (договорами про представництво прав), українськими / іноземними суб’єктами авторського права (правовласниками) та їх правонаступниками  на підставі письмових договорів - згідно переліку творів, передбаченого на сайті ГО УААСП: </w:t>
+        <w:t xml:space="preserve"> – сукупність тв</w:t>
+      </w:r>
+      <w:r>
+        <w:rPr>
+          <w:sz w:val="20"/>
+          <w:szCs w:val="20"/>
+          <w:lang w:eastAsia="ja-JP"/>
+        </w:rPr>
+        <w:t>орів, щодо яких правовласники, на основі договорів, надали ГО УААСП повноваження на колективне управління майновими правами безпосередньо або на основі договорів з аналогічними іноземними організаціями, у тому числі, договорів про взаємне представництво інтересів / договорів про представництво прав, а також управління якими надано ГО УААСП згідно законодавства – інформація щодо творів знаходиться на веб-сайті ГО УААСП:</w:t>
+      </w:r>
+      <w:r>
+        <w:rPr>
+          <w:sz w:val="20"/>
+          <w:szCs w:val="20"/>
+        </w:rPr>
+        <w:t xml:space="preserve"> </w:t>
       </w:r>
       <w:hyperlink r:id="rId7" w:history="1">
         <w:r>
@@ -836,6 +816,7 @@
             <w:rStyle w:val="ab"/>
             <w:sz w:val="20"/>
             <w:szCs w:val="20"/>
+            <w:lang w:eastAsia="ja-JP"/>
           </w:rPr>
           <w:t>www.uacrr.org.ua</w:t>
         </w:r>
@@ -844,8 +825,9 @@
         <w:rPr>
           <w:sz w:val="20"/>
           <w:szCs w:val="20"/>
-        </w:rPr>
-        <w:t>. Оскільки, в управлінні ГО УААСП перебувають твори, які входять до каталогів (репертуарів) іноземних авторсько-правових організацій, видавців – посилання на каталог (репертуар) того чи іншого іноземного авторсько-правового товариства та/або видавця означає можливість знайти певний твір на сайті відповідного авторського-правового товариства та/або видавця;</w:t>
+          <w:lang w:eastAsia="ja-JP"/>
+        </w:rPr>
+        <w:t>;</w:t>
       </w:r>
     </w:p>
     <w:p>
@@ -1068,6 +1050,7 @@
           <w:docPartGallery w:val="Tables"/>
         </w:docPartList>
       </w:sdtPr>
+      <w:sdtEndPr/>
       <w:sdtContent>
         <w:p>
           <w:pPr>
@@ -1519,8 +1502,14 @@
           <w:sz w:val="20"/>
           <w:szCs w:val="20"/>
         </w:rPr>
-        <w:lastRenderedPageBreak/>
-        <w:t>2.4. Сторони домовились, що сума авторської винагороди (роялті), яка сплачується Користувачем за надання невиключного права на публі</w:t>
+        <w:t xml:space="preserve">2.4. </w:t>
+      </w:r>
+      <w:r>
+        <w:rPr>
+          <w:sz w:val="20"/>
+          <w:szCs w:val="20"/>
+        </w:rPr>
+        <w:t>Сторони домовились, що сума авторської винагороди (роялті), яка сплачується Користувачем за надання невиключного права на публі</w:t>
       </w:r>
       <w:r>
         <w:rPr>
@@ -1541,14 +1530,14 @@
           <w:sz w:val="20"/>
           <w:szCs w:val="20"/>
         </w:rPr>
-        <w:t>ГО УААСП</w:t>
-      </w:r>
-      <w:r>
-        <w:rPr>
-          <w:sz w:val="20"/>
-          <w:szCs w:val="20"/>
-        </w:rPr>
-        <w:t xml:space="preserve"> становить: </w:t>
+        <w:t>ГО УААСП, з урахуванням діючих попередніх тарифів, затверджених Загальними зборами членів ГО УААСП та приписів законодавства України, становить</w:t>
+      </w:r>
+      <w:r>
+        <w:rPr>
+          <w:sz w:val="20"/>
+          <w:szCs w:val="20"/>
+        </w:rPr>
+        <w:t xml:space="preserve">: </w:t>
       </w:r>
       <w:bookmarkStart w:id="3" w:name="_Hlk3207123"/>
       <w:sdt>
@@ -1891,7 +1880,14 @@
           <w:sz w:val="20"/>
           <w:szCs w:val="20"/>
         </w:rPr>
-        <w:t>п. 2.4., у тому числі, з урахуванням умов п. 5.2. Договору</w:t>
+        <w:t xml:space="preserve">п. 2.4. </w:t>
+      </w:r>
+      <w:r>
+        <w:rPr>
+          <w:sz w:val="20"/>
+          <w:szCs w:val="20"/>
+        </w:rPr>
+        <w:t>Договору</w:t>
       </w:r>
       <w:r>
         <w:rPr>
@@ -1922,7 +1918,42 @@
           <w:sz w:val="20"/>
           <w:szCs w:val="20"/>
         </w:rPr>
-        <w:t xml:space="preserve">2.5. Користувач зобов’язується вести точний облік творів та їх авторів і не пізніше 20-ого числа після закінчення </w:t>
+        <w:t>2.5. Користувач зобов’язується вести точний облік творів та їх авторів і</w:t>
+      </w:r>
+      <w:r>
+        <w:rPr>
+          <w:sz w:val="20"/>
+          <w:szCs w:val="20"/>
+        </w:rPr>
+        <w:t>:</w:t>
+      </w:r>
+      <w:r>
+        <w:rPr>
+          <w:b/>
+          <w:sz w:val="20"/>
+          <w:szCs w:val="20"/>
+        </w:rPr>
+        <w:t>:</w:t>
+      </w:r>
+    </w:p>
+    <w:p>
+      <w:pPr>
+        <w:pStyle w:val="a3"/>
+        <w:ind w:right="-165"/>
+      </w:pPr>
+      <w:r>
+        <w:rPr>
+          <w:sz w:val="20"/>
+          <w:szCs w:val="20"/>
+        </w:rPr>
+        <w:t xml:space="preserve">        2.5.1. </w:t>
+      </w:r>
+      <w:r>
+        <w:rPr>
+          <w:sz w:val="20"/>
+          <w:szCs w:val="20"/>
+        </w:rPr>
+        <w:t xml:space="preserve">не пізніше 20-ого числа після закінчення </w:t>
       </w:r>
       <w:r>
         <w:rPr>
@@ -1945,7 +1976,7 @@
           <w:tag w:val="rltPayPeriod2"/>
           <w:id w:val="-390504929"/>
           <w:placeholder>
-            <w:docPart w:val="F9DC9014F67C4BAB90D397300D8FDDBB"/>
+            <w:docPart w:val="9696F5AD5DD04FBD8C8C8D712FECB9AF"/>
           </w:placeholder>
           <w:showingPlcHdr/>
           <w15:appearance w15:val="tags"/>
@@ -1964,41 +1995,206 @@
       <w:bookmarkEnd w:id="6"/>
       <w:r>
         <w:rPr>
+          <w:sz w:val="20"/>
+          <w:szCs w:val="20"/>
+        </w:rPr>
+        <w:t xml:space="preserve"> </w:t>
+      </w:r>
+      <w:r>
+        <w:rPr>
+          <w:sz w:val="20"/>
+          <w:szCs w:val="20"/>
+        </w:rPr>
+        <w:t xml:space="preserve">перерахувати на поточний рахунок </w:t>
+      </w:r>
+      <w:r>
+        <w:rPr>
+          <w:sz w:val="20"/>
+          <w:szCs w:val="20"/>
+        </w:rPr>
+        <w:t>ГО УААСП</w:t>
+      </w:r>
+      <w:r>
+        <w:rPr>
+          <w:sz w:val="20"/>
+          <w:szCs w:val="20"/>
+        </w:rPr>
+        <w:t xml:space="preserve"> авторську винагороду, розраховану відповідно до п. 2.4. </w:t>
+      </w:r>
+      <w:r>
+        <w:rPr>
+          <w:sz w:val="20"/>
+          <w:szCs w:val="20"/>
+        </w:rPr>
+        <w:t>Договору мінімальний платіж авторської винагороди. При цьому, перша виплата мінімального платежу Користувач</w:t>
+      </w:r>
+      <w:r>
+        <w:rPr>
+          <w:sz w:val="20"/>
+          <w:szCs w:val="20"/>
+        </w:rPr>
+        <w:t>ем здійснюється не пізніше двадцяти</w:t>
+      </w:r>
+      <w:r>
+        <w:rPr>
+          <w:sz w:val="20"/>
+          <w:szCs w:val="20"/>
+        </w:rPr>
+        <w:t xml:space="preserve"> календарних днів після підписання Сторонами цього Договору</w:t>
+      </w:r>
+      <w:r>
+        <w:rPr>
+          <w:sz w:val="20"/>
+          <w:szCs w:val="20"/>
+        </w:rPr>
+        <w:t xml:space="preserve">, а також </w:t>
+      </w:r>
+      <w:r>
+        <w:rPr>
+          <w:sz w:val="20"/>
+          <w:szCs w:val="20"/>
+        </w:rPr>
+        <w:t xml:space="preserve">Користувач </w:t>
+      </w:r>
+      <w:proofErr w:type="spellStart"/>
+      <w:r>
+        <w:rPr>
+          <w:sz w:val="20"/>
+          <w:szCs w:val="20"/>
+        </w:rPr>
+        <w:t>зобов</w:t>
+      </w:r>
+      <w:proofErr w:type="spellEnd"/>
+      <w:r>
+        <w:rPr>
           <w:b/>
-          <w:sz w:val="20"/>
-          <w:szCs w:val="20"/>
-        </w:rPr>
-        <w:t>:</w:t>
-      </w:r>
-    </w:p>
-    <w:p>
-      <w:pPr>
-        <w:pStyle w:val="a3"/>
-        <w:ind w:right="-29"/>
-      </w:pPr>
-      <w:r>
-        <w:rPr>
-          <w:sz w:val="20"/>
-          <w:szCs w:val="20"/>
-        </w:rPr>
-        <w:t xml:space="preserve">        2.5.1. перерахувати на поточний рахунок </w:t>
-      </w:r>
-      <w:r>
-        <w:rPr>
-          <w:sz w:val="20"/>
-          <w:szCs w:val="20"/>
-        </w:rPr>
-        <w:t>ГО УААСП</w:t>
-      </w:r>
-      <w:r>
-        <w:rPr>
-          <w:sz w:val="20"/>
-          <w:szCs w:val="20"/>
-        </w:rPr>
-        <w:t xml:space="preserve"> авторську винагороду, розраховану відповідно до п. 2.4. Договору, у тому числі, з урахуванням умов п. 5.2. даного Договору; </w:t>
-      </w:r>
-      <w:r>
-        <w:tab/>
+          <w:bCs/>
+          <w:sz w:val="20"/>
+          <w:szCs w:val="20"/>
+          <w:lang w:val="ru-RU"/>
+        </w:rPr>
+        <w:t>`</w:t>
+      </w:r>
+      <w:proofErr w:type="spellStart"/>
+      <w:r>
+        <w:rPr>
+          <w:sz w:val="20"/>
+          <w:szCs w:val="20"/>
+        </w:rPr>
+        <w:t>язується</w:t>
+      </w:r>
+      <w:proofErr w:type="spellEnd"/>
+      <w:r>
+        <w:rPr>
+          <w:sz w:val="20"/>
+          <w:szCs w:val="20"/>
+        </w:rPr>
+        <w:t xml:space="preserve"> не пізніше 20-ого числа</w:t>
+      </w:r>
+      <w:r>
+        <w:rPr>
+          <w:b/>
+          <w:sz w:val="20"/>
+          <w:szCs w:val="20"/>
+        </w:rPr>
+        <w:t xml:space="preserve"> </w:t>
+      </w:r>
+      <w:r>
+        <w:rPr>
+          <w:sz w:val="20"/>
+          <w:szCs w:val="20"/>
+        </w:rPr>
+        <w:t xml:space="preserve">кожного </w:t>
+      </w:r>
+      <w:r>
+        <w:rPr>
+          <w:b/>
+          <w:sz w:val="20"/>
+          <w:szCs w:val="20"/>
+        </w:rPr>
+        <w:t>місяця</w:t>
+      </w:r>
+      <w:r>
+        <w:rPr>
+          <w:b/>
+          <w:sz w:val="20"/>
+          <w:szCs w:val="20"/>
+        </w:rPr>
+        <w:t>,</w:t>
+      </w:r>
+      <w:r>
+        <w:rPr>
+          <w:sz w:val="20"/>
+          <w:szCs w:val="20"/>
+          <w:lang w:val="ru-RU"/>
+        </w:rPr>
+        <w:t xml:space="preserve"> п</w:t>
+      </w:r>
+      <w:proofErr w:type="spellStart"/>
+      <w:r>
+        <w:rPr>
+          <w:sz w:val="20"/>
+          <w:szCs w:val="20"/>
+        </w:rPr>
+        <w:t>е</w:t>
+      </w:r>
+      <w:r>
+        <w:rPr>
+          <w:sz w:val="20"/>
+          <w:szCs w:val="20"/>
+        </w:rPr>
+        <w:t>рерахувати</w:t>
+      </w:r>
+      <w:proofErr w:type="spellEnd"/>
+      <w:r>
+        <w:rPr>
+          <w:sz w:val="20"/>
+          <w:szCs w:val="20"/>
+        </w:rPr>
+        <w:t xml:space="preserve"> на поточний рахунок Г</w:t>
+      </w:r>
+      <w:r>
+        <w:rPr>
+          <w:sz w:val="20"/>
+          <w:szCs w:val="20"/>
+        </w:rPr>
+        <w:t xml:space="preserve">О УААСП </w:t>
+      </w:r>
+      <w:r>
+        <w:rPr>
+          <w:b/>
+          <w:sz w:val="20"/>
+          <w:szCs w:val="20"/>
+        </w:rPr>
+        <w:t>за попередній місяць</w:t>
+      </w:r>
+      <w:r>
+        <w:rPr>
+          <w:sz w:val="20"/>
+          <w:szCs w:val="20"/>
+        </w:rPr>
+        <w:t xml:space="preserve"> загальну повну суму авторської винагороди, визначену в п. 2.4. даного Договору, за ви</w:t>
+      </w:r>
+      <w:r>
+        <w:rPr>
+          <w:sz w:val="20"/>
+          <w:szCs w:val="20"/>
+        </w:rPr>
+        <w:t xml:space="preserve">рахуванням сплаченого у передбаченому вище порядку </w:t>
+      </w:r>
+      <w:r>
+        <w:rPr>
+          <w:sz w:val="20"/>
+          <w:szCs w:val="20"/>
+        </w:rPr>
+        <w:t>даного Договору мінімального платежу</w:t>
+      </w:r>
+      <w:r>
+        <w:rPr>
+          <w:sz w:val="20"/>
+          <w:szCs w:val="20"/>
+        </w:rPr>
+        <w:t xml:space="preserve">; </w:t>
       </w:r>
     </w:p>
     <w:p>
@@ -2015,7 +2211,42 @@
           <w:sz w:val="20"/>
           <w:szCs w:val="20"/>
         </w:rPr>
-        <w:t xml:space="preserve">2.5.2. надати </w:t>
+        <w:t xml:space="preserve">2.5.2. </w:t>
+      </w:r>
+      <w:r>
+        <w:rPr>
+          <w:sz w:val="20"/>
+          <w:szCs w:val="20"/>
+        </w:rPr>
+        <w:t>не пізніше 20 (двадцятого</w:t>
+      </w:r>
+      <w:r>
+        <w:rPr>
+          <w:sz w:val="20"/>
+          <w:szCs w:val="20"/>
+        </w:rPr>
+        <w:t xml:space="preserve">) </w:t>
+      </w:r>
+      <w:r>
+        <w:rPr>
+          <w:sz w:val="20"/>
+          <w:szCs w:val="20"/>
+        </w:rPr>
+        <w:t xml:space="preserve">числа після закінчення кожного кварталу </w:t>
+      </w:r>
+      <w:r>
+        <w:rPr>
+          <w:sz w:val="20"/>
+          <w:szCs w:val="20"/>
+        </w:rPr>
+        <w:t>надати</w:t>
+      </w:r>
+      <w:r>
+        <w:rPr>
+          <w:sz w:val="20"/>
+          <w:szCs w:val="20"/>
+        </w:rPr>
+        <w:t xml:space="preserve"> </w:t>
       </w:r>
       <w:r>
         <w:rPr>
@@ -2029,92 +2260,146 @@
           <w:sz w:val="20"/>
           <w:szCs w:val="20"/>
         </w:rPr>
-        <w:t xml:space="preserve"> безпосередньо або через </w:t>
-      </w:r>
-      <w:r>
-        <w:rPr>
-          <w:sz w:val="20"/>
-          <w:szCs w:val="20"/>
-          <w:lang w:val="ru-RU"/>
+        <w:t xml:space="preserve"> </w:t>
+      </w:r>
+      <w:r>
+        <w:rPr>
+          <w:sz w:val="20"/>
+          <w:szCs w:val="20"/>
+        </w:rPr>
+        <w:t xml:space="preserve">безпосередньо або через </w:t>
+      </w:r>
+      <w:r>
+        <w:rPr>
+          <w:sz w:val="20"/>
+          <w:szCs w:val="20"/>
         </w:rPr>
         <w:t>п</w:t>
       </w:r>
+      <w:r>
+        <w:rPr>
+          <w:sz w:val="20"/>
+          <w:szCs w:val="20"/>
+        </w:rPr>
+        <w:t xml:space="preserve">редставника </w:t>
+      </w:r>
+      <w:r>
+        <w:rPr>
+          <w:sz w:val="20"/>
+          <w:szCs w:val="20"/>
+        </w:rPr>
+        <w:t>у паперовому прошитому вигляді за підписом уповноваженої особи Користувача</w:t>
+      </w:r>
+      <w:r>
+        <w:rPr>
+          <w:sz w:val="20"/>
+          <w:szCs w:val="20"/>
+        </w:rPr>
+        <w:t xml:space="preserve"> Звіт про публічно виконані твори (далі – Звіт) за формою, наведеною у </w:t>
+      </w:r>
+      <w:r>
+        <w:rPr>
+          <w:b/>
+          <w:sz w:val="20"/>
+          <w:szCs w:val="20"/>
+        </w:rPr>
+        <w:t>Додатку № 1</w:t>
+      </w:r>
+      <w:r>
+        <w:rPr>
+          <w:sz w:val="20"/>
+          <w:szCs w:val="20"/>
+        </w:rPr>
+        <w:t xml:space="preserve"> до даного Договору, та в електронному вигляді за </w:t>
+      </w:r>
+      <w:r>
+        <w:rPr>
+          <w:color w:val="000000"/>
+          <w:sz w:val="20"/>
+          <w:szCs w:val="20"/>
+        </w:rPr>
+        <w:t>адрес</w:t>
+      </w:r>
+      <w:r>
+        <w:rPr>
+          <w:color w:val="000000"/>
+          <w:sz w:val="20"/>
+          <w:szCs w:val="20"/>
+        </w:rPr>
+        <w:t xml:space="preserve">ою: </w:t>
+      </w:r>
       <w:proofErr w:type="spellStart"/>
       <w:r>
         <w:rPr>
-          <w:sz w:val="20"/>
-          <w:szCs w:val="20"/>
-        </w:rPr>
-        <w:t>редставника</w:t>
+          <w:b/>
+          <w:sz w:val="20"/>
+          <w:szCs w:val="20"/>
+          <w:lang w:val="en-US"/>
+        </w:rPr>
+        <w:t>zvit</w:t>
       </w:r>
       <w:proofErr w:type="spellEnd"/>
       <w:r>
         <w:rPr>
-          <w:sz w:val="20"/>
-          <w:szCs w:val="20"/>
-        </w:rPr>
-        <w:t xml:space="preserve"> Звіт про публічно виконані твори (далі – Звіт) за формою, наведеною у </w:t>
-      </w:r>
-      <w:r>
-        <w:rPr>
           <w:b/>
           <w:sz w:val="20"/>
           <w:szCs w:val="20"/>
         </w:rPr>
-        <w:t>Додатку № 1</w:t>
-      </w:r>
-      <w:r>
-        <w:rPr>
-          <w:sz w:val="20"/>
-          <w:szCs w:val="20"/>
-        </w:rPr>
-        <w:t xml:space="preserve"> до даного Договору, та в електронному вигляді за </w:t>
-      </w:r>
-      <w:r>
-        <w:rPr>
-          <w:color w:val="000000"/>
-          <w:sz w:val="20"/>
-          <w:szCs w:val="20"/>
-        </w:rPr>
-        <w:t>адрес</w:t>
+        <w:t>@</w:t>
       </w:r>
       <w:proofErr w:type="spellStart"/>
       <w:r>
         <w:rPr>
-          <w:color w:val="000000"/>
-          <w:sz w:val="20"/>
-          <w:szCs w:val="20"/>
-          <w:lang w:val="ru-RU"/>
-        </w:rPr>
-        <w:t>ою</w:t>
+          <w:b/>
+          <w:sz w:val="20"/>
+          <w:szCs w:val="20"/>
+          <w:lang w:val="en-US"/>
+        </w:rPr>
+        <w:t>uacrr</w:t>
       </w:r>
       <w:proofErr w:type="spellEnd"/>
       <w:r>
         <w:rPr>
-          <w:color w:val="000000"/>
-          <w:sz w:val="20"/>
-          <w:szCs w:val="20"/>
-          <w:lang w:val="ru-RU"/>
-        </w:rPr>
-        <w:t xml:space="preserve">: </w:t>
-      </w:r>
-      <w:hyperlink r:id="rId8" w:history="1">
-        <w:r>
-          <w:rPr>
-            <w:rStyle w:val="ab"/>
-            <w:sz w:val="20"/>
-            <w:szCs w:val="20"/>
-            <w:lang w:val="ru-RU"/>
-          </w:rPr>
-          <w:t>zvit@uacrr.org.ua</w:t>
-        </w:r>
-      </w:hyperlink>
-      <w:r>
-        <w:rPr>
-          <w:color w:val="000000"/>
-          <w:sz w:val="20"/>
-          <w:szCs w:val="20"/>
-          <w:lang w:val="ru-RU"/>
+          <w:b/>
+          <w:sz w:val="20"/>
+          <w:szCs w:val="20"/>
+        </w:rPr>
+        <w:t>.</w:t>
+      </w:r>
+      <w:r>
+        <w:rPr>
+          <w:b/>
+          <w:sz w:val="20"/>
+          <w:szCs w:val="20"/>
+          <w:lang w:val="en-US"/>
+        </w:rPr>
+        <w:t>org</w:t>
+      </w:r>
+      <w:r>
+        <w:rPr>
+          <w:b/>
+          <w:sz w:val="20"/>
+          <w:szCs w:val="20"/>
+        </w:rPr>
+        <w:t>.</w:t>
+      </w:r>
+      <w:proofErr w:type="spellStart"/>
+      <w:r>
+        <w:rPr>
+          <w:b/>
+          <w:sz w:val="20"/>
+          <w:szCs w:val="20"/>
+          <w:lang w:val="en-US"/>
+        </w:rPr>
+        <w:t>ua</w:t>
+      </w:r>
+      <w:proofErr w:type="spellEnd"/>
+      <w:r>
+        <w:rPr>
+          <w:b/>
+          <w:i/>
+          <w:sz w:val="20"/>
+          <w:szCs w:val="20"/>
         </w:rPr>
         <w:t xml:space="preserve"> </w:t>
       </w:r>
@@ -2161,7 +2446,35 @@
           <w:sz w:val="20"/>
           <w:szCs w:val="20"/>
         </w:rPr>
-        <w:t xml:space="preserve">2.5.3. надати </w:t>
+        <w:t xml:space="preserve">2.5.3. </w:t>
+      </w:r>
+      <w:r>
+        <w:rPr>
+          <w:sz w:val="20"/>
+          <w:szCs w:val="20"/>
+        </w:rPr>
+        <w:t>не пізніше 20 (двадцятого</w:t>
+      </w:r>
+      <w:r>
+        <w:rPr>
+          <w:sz w:val="20"/>
+          <w:szCs w:val="20"/>
+        </w:rPr>
+        <w:t xml:space="preserve">) </w:t>
+      </w:r>
+      <w:r>
+        <w:rPr>
+          <w:sz w:val="20"/>
+          <w:szCs w:val="20"/>
+        </w:rPr>
+        <w:t xml:space="preserve">числа після закінчення кожного кварталу </w:t>
+      </w:r>
+      <w:r>
+        <w:rPr>
+          <w:sz w:val="20"/>
+          <w:szCs w:val="20"/>
+        </w:rPr>
+        <w:t xml:space="preserve">надіслати </w:t>
       </w:r>
       <w:r>
         <w:rPr>
@@ -2175,37 +2488,57 @@
           <w:sz w:val="20"/>
           <w:szCs w:val="20"/>
         </w:rPr>
-        <w:t xml:space="preserve"> належним чином завірені копії документів бухгалтерської звітності з відміткою державного органу (статистики, державної фіскальної служби) про прийняття за відповідний звітний період згідно з </w:t>
-      </w:r>
-      <w:r>
-        <w:rPr>
-          <w:rStyle w:val="rvts23"/>
-          <w:sz w:val="20"/>
-          <w:szCs w:val="20"/>
-        </w:rPr>
-        <w:t>Національним положенням (стандартом) бухгалтерського обліку 1 «Загальні вимоги до фінансової звітності»</w:t>
-      </w:r>
-      <w:r>
-        <w:rPr>
-          <w:sz w:val="20"/>
-          <w:szCs w:val="20"/>
-        </w:rPr>
-        <w:t xml:space="preserve">, затвердженими наказом Міністерства фінансів України № 73 від </w:t>
-      </w:r>
-      <w:r>
-        <w:rPr>
-          <w:rStyle w:val="rvts9"/>
-          <w:sz w:val="20"/>
-          <w:szCs w:val="20"/>
-        </w:rPr>
-        <w:t xml:space="preserve">07.02.2013 </w:t>
-      </w:r>
-      <w:r>
-        <w:rPr>
-          <w:sz w:val="20"/>
-          <w:szCs w:val="20"/>
-        </w:rPr>
-        <w:t>р.;</w:t>
+        <w:t xml:space="preserve"> належним чином заповнений та підписаний Акт про виплату авторської винагороди та надання звіту (далі – Акт) в 2-ох примірниках за формою, наведеною у </w:t>
+      </w:r>
+      <w:r>
+        <w:rPr>
+          <w:b/>
+          <w:sz w:val="20"/>
+          <w:szCs w:val="20"/>
+        </w:rPr>
+        <w:t>Додатку № 2</w:t>
+      </w:r>
+      <w:r>
+        <w:rPr>
+          <w:sz w:val="20"/>
+          <w:szCs w:val="20"/>
+        </w:rPr>
+        <w:t>, який після перевірки зазначеної в ньому інформації щодо перерахування коштів підписується</w:t>
+      </w:r>
+      <w:r>
+        <w:rPr>
+          <w:sz w:val="20"/>
+          <w:szCs w:val="20"/>
+        </w:rPr>
+        <w:t xml:space="preserve">             </w:t>
+      </w:r>
+      <w:r>
+        <w:rPr>
+          <w:sz w:val="20"/>
+          <w:szCs w:val="20"/>
+        </w:rPr>
+        <w:t xml:space="preserve"> </w:t>
+      </w:r>
+      <w:r>
+        <w:rPr>
+          <w:sz w:val="20"/>
+          <w:szCs w:val="20"/>
+        </w:rPr>
+        <w:t>ГО УААСП</w:t>
+      </w:r>
+      <w:r>
+        <w:rPr>
+          <w:sz w:val="20"/>
+          <w:szCs w:val="20"/>
+        </w:rPr>
+        <w:t>, після чого 1 (один) примірник повертається Користувачу.</w:t>
+      </w:r>
+      <w:r>
+        <w:rPr>
+          <w:sz w:val="20"/>
+          <w:szCs w:val="20"/>
+        </w:rPr>
+        <w:t xml:space="preserve"> </w:t>
       </w:r>
     </w:p>
     <w:p>
@@ -2222,7 +2555,21 @@
           <w:sz w:val="20"/>
           <w:szCs w:val="20"/>
         </w:rPr>
-        <w:t xml:space="preserve">2.5.4. надіслати </w:t>
+        <w:t>2.6. У разі невиконання або неналежного виконання Користу</w:t>
+      </w:r>
+      <w:r>
+        <w:rPr>
+          <w:sz w:val="20"/>
+          <w:szCs w:val="20"/>
+        </w:rPr>
+        <w:t>вачем п. 2.5.2., 2.5.3.,</w:t>
+      </w:r>
+      <w:r>
+        <w:rPr>
+          <w:sz w:val="20"/>
+          <w:szCs w:val="20"/>
+        </w:rPr>
+        <w:t xml:space="preserve"> 3.2. даного Договору Користувач зобов’язаний сплатити </w:t>
       </w:r>
       <w:r>
         <w:rPr>
@@ -2236,36 +2583,57 @@
           <w:sz w:val="20"/>
           <w:szCs w:val="20"/>
         </w:rPr>
-        <w:t xml:space="preserve"> належним чином заповнений та підписаний Акт про виплату авторської винагороди та надання звіту (далі – Акт) в 2-ох примірниках за формою, наведеною у </w:t>
-      </w:r>
-      <w:r>
-        <w:rPr>
-          <w:b/>
-          <w:sz w:val="20"/>
-          <w:szCs w:val="20"/>
-        </w:rPr>
-        <w:t>Додатку № 2</w:t>
-      </w:r>
-      <w:r>
-        <w:rPr>
-          <w:sz w:val="20"/>
-          <w:szCs w:val="20"/>
-        </w:rPr>
-        <w:t xml:space="preserve">, який після перевірки зазначеної в ньому інформації щодо перерахування коштів підписується  </w:t>
-      </w:r>
-      <w:r>
-        <w:rPr>
-          <w:sz w:val="20"/>
-          <w:szCs w:val="20"/>
-        </w:rPr>
-        <w:t>ГО УААСП</w:t>
-      </w:r>
-      <w:r>
-        <w:rPr>
-          <w:sz w:val="20"/>
-          <w:szCs w:val="20"/>
-        </w:rPr>
-        <w:t>, після чого 1 (один) примірник повертається Користувачу.</w:t>
+        <w:t xml:space="preserve"> штраф у розмірі</w:t>
+      </w:r>
+      <w:r>
+        <w:rPr>
+          <w:sz w:val="20"/>
+          <w:szCs w:val="20"/>
+          <w:lang w:val="ru-RU"/>
+        </w:rPr>
+        <w:t xml:space="preserve"> </w:t>
+      </w:r>
+      <w:r>
+        <w:rPr>
+          <w:sz w:val="20"/>
+          <w:szCs w:val="20"/>
+        </w:rPr>
+        <w:t>3000 (три тисячі) грн. 00 коп. за кожне порушення кожного пункту, в тому числі, за кожен місяць невиконання Користувачем зобов’язань, передба</w:t>
+      </w:r>
+      <w:r>
+        <w:rPr>
+          <w:sz w:val="20"/>
+          <w:szCs w:val="20"/>
+        </w:rPr>
+        <w:t>чених пунктами 2.5.2., 2.5.3</w:t>
+      </w:r>
+      <w:r>
+        <w:rPr>
+          <w:sz w:val="20"/>
+          <w:szCs w:val="20"/>
+        </w:rPr>
+        <w:t>. Договору. Сплата штрафу не звільняє Користувача від обов’язку сплати авторської винагороди (роялті) і (або) надання Звіту та</w:t>
+      </w:r>
+      <w:r>
+        <w:rPr>
+          <w:sz w:val="20"/>
+          <w:szCs w:val="20"/>
+        </w:rPr>
+        <w:t xml:space="preserve"> / </w:t>
+      </w:r>
+      <w:r>
+        <w:rPr>
+          <w:sz w:val="20"/>
+          <w:szCs w:val="20"/>
+        </w:rPr>
+        <w:t>або</w:t>
+      </w:r>
+      <w:r>
+        <w:rPr>
+          <w:sz w:val="20"/>
+          <w:szCs w:val="20"/>
+        </w:rPr>
+        <w:t xml:space="preserve"> Акту. </w:t>
       </w:r>
     </w:p>
     <w:p>
@@ -2282,80 +2650,7 @@
           <w:sz w:val="20"/>
           <w:szCs w:val="20"/>
         </w:rPr>
-        <w:t xml:space="preserve">2.6. У разі невиконання або неналежного виконання Користувачем п. 2.5.2., 2.5.3., 2.5.4., 3.2. даного Договору Користувач зобов’язаний сплатити </w:t>
-      </w:r>
-      <w:r>
-        <w:rPr>
-          <w:sz w:val="20"/>
-          <w:szCs w:val="20"/>
-        </w:rPr>
-        <w:t>ГО УААСП</w:t>
-      </w:r>
-      <w:r>
-        <w:rPr>
-          <w:sz w:val="20"/>
-          <w:szCs w:val="20"/>
-        </w:rPr>
-        <w:t xml:space="preserve"> штраф у розмірі 3000 (три тисячі) грн. 00 коп. за кожне порушення кожного пункту, в тому числі, за кожен місяць невиконання Користувачем зобов’язань, передбачених пунктами 2.5.2. – 2.5.4. Договору. Сплата штрафу не звільняє Користувача від обов’язку сплати авторської винагороди (роялті) і (або) надання Звіту та</w:t>
-      </w:r>
-      <w:r>
-        <w:rPr>
-          <w:sz w:val="20"/>
-          <w:szCs w:val="20"/>
-        </w:rPr>
-        <w:t xml:space="preserve"> / </w:t>
-      </w:r>
-      <w:r>
-        <w:rPr>
-          <w:sz w:val="20"/>
-          <w:szCs w:val="20"/>
-        </w:rPr>
-        <w:t>або</w:t>
-      </w:r>
-      <w:r>
-        <w:rPr>
-          <w:sz w:val="20"/>
-          <w:szCs w:val="20"/>
-        </w:rPr>
-        <w:t xml:space="preserve"> Акту. </w:t>
-      </w:r>
-    </w:p>
-    <w:p>
-      <w:pPr>
-        <w:pStyle w:val="a3"/>
-        <w:ind w:right="-141" w:firstLine="360"/>
-        <w:rPr>
-          <w:sz w:val="20"/>
-          <w:szCs w:val="20"/>
-        </w:rPr>
-      </w:pPr>
-      <w:r>
-        <w:rPr>
-          <w:sz w:val="20"/>
-          <w:szCs w:val="20"/>
-        </w:rPr>
-        <w:t xml:space="preserve">2.7. У разі затримки платежів, визначених у п. 2.4., п.2.5.1., п.5.2. Договору, Користувач зобов’язаний виплатити </w:t>
-      </w:r>
-      <w:r>
-        <w:rPr>
-          <w:sz w:val="20"/>
-          <w:szCs w:val="20"/>
-        </w:rPr>
-        <w:t xml:space="preserve">     </w:t>
-      </w:r>
-      <w:r>
-        <w:rPr>
-          <w:sz w:val="20"/>
-          <w:szCs w:val="20"/>
-        </w:rPr>
-        <w:t xml:space="preserve">        </w:t>
-      </w:r>
-      <w:r>
-        <w:rPr>
-          <w:sz w:val="20"/>
-          <w:szCs w:val="20"/>
-        </w:rPr>
-        <w:t xml:space="preserve"> </w:t>
+        <w:t xml:space="preserve">2.7. У разі затримки платежів, визначених у п. 2.4., п.2.5.1. Договору, Користувач зобов’язаний виплатити </w:t>
       </w:r>
       <w:r>
         <w:rPr>
@@ -2532,38 +2827,23 @@
         <w:rPr>
           <w:rFonts w:ascii="Times New Roman" w:hAnsi="Times New Roman" w:cs="Times New Roman"/>
         </w:rPr>
-        <w:t xml:space="preserve">2.9. </w:t>
-      </w:r>
-      <w:r>
-        <w:rPr>
-          <w:rFonts w:ascii="Times New Roman" w:hAnsi="Times New Roman" w:cs="Times New Roman"/>
-        </w:rPr>
-        <w:t>ГО УААСП</w:t>
-      </w:r>
-      <w:r>
-        <w:rPr>
-          <w:rFonts w:ascii="Times New Roman" w:hAnsi="Times New Roman" w:cs="Times New Roman"/>
-        </w:rPr>
-        <w:t xml:space="preserve"> надсилає</w:t>
+        <w:t>2.9. ГО УААСП надсилає</w:t>
       </w:r>
       <w:r>
         <w:rPr>
           <w:rFonts w:ascii="inherit" w:hAnsi="inherit"/>
-          <w:color w:val="212121"/>
         </w:rPr>
         <w:t xml:space="preserve"> Користувачеві вимоги (</w:t>
       </w:r>
       <w:r>
         <w:rPr>
           <w:rFonts w:ascii="inherit" w:hAnsi="inherit" w:hint="eastAsia"/>
-          <w:color w:val="212121"/>
         </w:rPr>
         <w:t>претензії</w:t>
       </w:r>
       <w:r>
         <w:rPr>
           <w:rFonts w:ascii="inherit" w:hAnsi="inherit"/>
-          <w:color w:val="212121"/>
         </w:rPr>
         <w:t>), передбачені цим Договором, рекомендованим листом з повідомленням про вручення за юридичною адресою Користувача або останньою відомою поштовою адресою Користувача.</w:t>
       </w:r>
@@ -2576,29 +2856,13 @@
         <w:jc w:val="both"/>
         <w:rPr>
           <w:rFonts w:ascii="inherit" w:hAnsi="inherit"/>
-          <w:color w:val="212121"/>
         </w:rPr>
       </w:pPr>
       <w:r>
         <w:rPr>
           <w:rFonts w:ascii="inherit" w:hAnsi="inherit"/>
-          <w:color w:val="212121"/>
-        </w:rPr>
-        <w:t xml:space="preserve">              Вимога (претензія) вважається належним чином доставленою з дати її отримання Користувачем або з дати доставки такої вимоги (претензії) за юридичною адресою Користувача або останньою відомою </w:t>
-      </w:r>
-      <w:r>
-        <w:rPr>
-          <w:rFonts w:ascii="inherit" w:hAnsi="inherit"/>
-          <w:color w:val="212121"/>
-        </w:rPr>
-        <w:t>ГО УААСП</w:t>
-      </w:r>
-      <w:r>
-        <w:rPr>
-          <w:rFonts w:ascii="inherit" w:hAnsi="inherit"/>
-          <w:color w:val="212121"/>
-        </w:rPr>
-        <w:t xml:space="preserve"> поштовою адресою Користувача - в разі відмови Користувача від отримання вимоги (претензії) або повернення листа за закінченням терміну зберігання, або вибуття адресата.</w:t>
+        </w:rPr>
+        <w:t xml:space="preserve">              Вимога (претензія) вважається належним чином доставленою з дати її отримання Користувачем або з дати доставки такої вимоги (претензії) за юридичною адресою Користувача або останньою відомою ГО УААСП поштовою адресою Користувача - в разі відмови Користувача від отримання вимоги (претензії) або повернення листа за закінченням терміну зберігання, або вибуття адресата.</w:t>
       </w:r>
     </w:p>
     <w:p>
@@ -2722,40 +2986,12 @@
           <w:sz w:val="20"/>
           <w:szCs w:val="20"/>
         </w:rPr>
-        <w:t xml:space="preserve">. У випадку існування власного Інтернет - сайту Користувач зобов’язується зазначити на ньому інформацію, що дозвіл на використання Творів отримано в </w:t>
-      </w:r>
-      <w:r>
-        <w:rPr>
-          <w:sz w:val="20"/>
-          <w:szCs w:val="20"/>
-        </w:rPr>
-        <w:t>ГО УААСП</w:t>
-      </w:r>
-      <w:r>
-        <w:rPr>
-          <w:sz w:val="20"/>
-          <w:szCs w:val="20"/>
-        </w:rPr>
-        <w:t xml:space="preserve"> з інтерактивним посиланням на веб-адресу </w:t>
-      </w:r>
-      <w:r>
-        <w:rPr>
-          <w:sz w:val="20"/>
-          <w:szCs w:val="20"/>
-        </w:rPr>
-        <w:t>ГО УААСП</w:t>
-      </w:r>
-      <w:r>
-        <w:rPr>
-          <w:sz w:val="20"/>
-          <w:szCs w:val="20"/>
-        </w:rPr>
-        <w:t>:</w:t>
+        <w:t>. У випадку існування власного Інтернет - сайту Користувач зобов’язується зазначити на ньому інформацію, що дозвіл на використання Творів отримано в ГО УААСП з інтерактивним посиланням на веб-адресу ГО УААСП:</w:t>
       </w:r>
       <w:r>
         <w:t xml:space="preserve"> </w:t>
       </w:r>
-      <w:hyperlink r:id="rId9" w:history="1">
+      <w:hyperlink r:id="rId8" w:history="1">
         <w:r>
           <w:rPr>
             <w:rStyle w:val="ab"/>
@@ -2770,35 +3006,7 @@
           <w:sz w:val="20"/>
           <w:szCs w:val="20"/>
         </w:rPr>
-        <w:t xml:space="preserve"> та розмістити на території закладу Користувача у місці відкритому для інших осіб інформаційні матеріали </w:t>
-      </w:r>
-      <w:r>
-        <w:rPr>
-          <w:sz w:val="20"/>
-          <w:szCs w:val="20"/>
-        </w:rPr>
-        <w:t>ГО УААСП</w:t>
-      </w:r>
-      <w:r>
-        <w:rPr>
-          <w:sz w:val="20"/>
-          <w:szCs w:val="20"/>
-        </w:rPr>
-        <w:t xml:space="preserve">, виготовлені за рахунок </w:t>
-      </w:r>
-      <w:r>
-        <w:rPr>
-          <w:sz w:val="20"/>
-          <w:szCs w:val="20"/>
-        </w:rPr>
-        <w:t>ГО УААСП</w:t>
-      </w:r>
-      <w:r>
-        <w:rPr>
-          <w:sz w:val="20"/>
-          <w:szCs w:val="20"/>
-        </w:rPr>
-        <w:t xml:space="preserve"> та безоплатно надані Користувачу.</w:t>
+        <w:t xml:space="preserve"> та розмістити на території закладу Користувача у місці відкритому для інших осіб інформаційні матеріали ГО УААСП, виготовлені за рахунок ГО УААСП та безоплатно надані Користувачу.</w:t>
       </w:r>
     </w:p>
     <w:p>
@@ -3049,7 +3257,7 @@
           <w:szCs w:val="20"/>
           <w:lang w:val="uk-UA"/>
         </w:rPr>
-        <w:t xml:space="preserve">3.3. Користувач самостійно несе повну відповідальність за достовірність та повноту документів, наданих згідно з </w:t>
+        <w:t xml:space="preserve">3.3. Користувач самостійно несе повну відповідальність за достовірність та повноту документів, наданих згідно з п. 2.5.2., </w:t>
       </w:r>
       <w:r>
         <w:rPr>
@@ -3057,8 +3265,9 @@
           <w:bCs w:val="0"/>
           <w:sz w:val="20"/>
           <w:szCs w:val="20"/>
-        </w:rPr>
-        <w:t xml:space="preserve">       </w:t>
+          <w:lang w:val="uk-UA"/>
+        </w:rPr>
+        <w:t>п. 2.5.3.</w:t>
       </w:r>
       <w:r>
         <w:rPr>
@@ -3068,66 +3277,7 @@
           <w:szCs w:val="20"/>
           <w:lang w:val="uk-UA"/>
         </w:rPr>
-        <w:t xml:space="preserve">       </w:t>
-      </w:r>
-      <w:r>
-        <w:rPr>
-          <w:b w:val="0"/>
-          <w:bCs w:val="0"/>
-          <w:sz w:val="20"/>
-          <w:szCs w:val="20"/>
-        </w:rPr>
-        <w:t xml:space="preserve"> </w:t>
-      </w:r>
-      <w:r>
-        <w:rPr>
-          <w:b w:val="0"/>
-          <w:bCs w:val="0"/>
-          <w:sz w:val="20"/>
-          <w:szCs w:val="20"/>
-          <w:lang w:val="uk-UA"/>
-        </w:rPr>
-        <w:t xml:space="preserve">п. 2.5.2., </w:t>
-      </w:r>
-      <w:r>
-        <w:rPr>
-          <w:b w:val="0"/>
-          <w:bCs w:val="0"/>
-          <w:sz w:val="20"/>
-          <w:szCs w:val="20"/>
-          <w:lang w:val="uk-UA"/>
-        </w:rPr>
-        <w:t xml:space="preserve">п. </w:t>
-      </w:r>
-      <w:r>
-        <w:rPr>
-          <w:b w:val="0"/>
-          <w:bCs w:val="0"/>
-          <w:sz w:val="20"/>
-          <w:szCs w:val="20"/>
-          <w:lang w:val="uk-UA"/>
-        </w:rPr>
-        <w:t xml:space="preserve">2.5.3., </w:t>
-      </w:r>
-      <w:r>
-        <w:rPr>
-          <w:b w:val="0"/>
-          <w:bCs w:val="0"/>
-          <w:sz w:val="20"/>
-          <w:szCs w:val="20"/>
-          <w:lang w:val="uk-UA"/>
-        </w:rPr>
-        <w:t xml:space="preserve">п. </w:t>
-      </w:r>
-      <w:r>
-        <w:rPr>
-          <w:b w:val="0"/>
-          <w:bCs w:val="0"/>
-          <w:sz w:val="20"/>
-          <w:szCs w:val="20"/>
-          <w:lang w:val="uk-UA"/>
-        </w:rPr>
-        <w:t>2.5.4. та п. 3.2. даного Договору.</w:t>
+        <w:t xml:space="preserve"> та п. 3.2. даного Договору.</w:t>
       </w:r>
     </w:p>
     <w:p>
@@ -3144,7 +3294,6 @@
           <w:sz w:val="20"/>
           <w:szCs w:val="20"/>
         </w:rPr>
-        <w:lastRenderedPageBreak/>
         <w:t xml:space="preserve">3.4. </w:t>
       </w:r>
       <w:r>
@@ -3190,6 +3339,7 @@
           <w:sz w:val="20"/>
           <w:szCs w:val="20"/>
         </w:rPr>
+        <w:lastRenderedPageBreak/>
         <w:t xml:space="preserve">3.5. У разі виникнення розбіжностей або спорів між </w:t>
       </w:r>
       <w:r>
@@ -3335,42 +3485,16 @@
       <w:pPr>
         <w:pStyle w:val="a3"/>
         <w:tabs>
-          <w:tab w:val="left" w:pos="2835"/>
+          <w:tab w:val="left" w:pos="4065"/>
         </w:tabs>
-        <w:ind w:right="-141" w:firstLine="360"/>
-        <w:rPr>
-          <w:sz w:val="20"/>
-          <w:szCs w:val="20"/>
-        </w:rPr>
-      </w:pPr>
-      <w:r>
-        <w:rPr>
-          <w:sz w:val="20"/>
-          <w:szCs w:val="20"/>
-        </w:rPr>
-        <w:t>4.1. Користувач зобов’язується безперешкодно та безкоштовно допускати належним чином уповноважених представників</w:t>
-      </w:r>
-      <w:r>
-        <w:rPr>
-          <w:sz w:val="20"/>
-          <w:szCs w:val="20"/>
-        </w:rPr>
-        <w:t xml:space="preserve"> </w:t>
-      </w:r>
-      <w:r>
-        <w:rPr>
-          <w:sz w:val="20"/>
-          <w:szCs w:val="20"/>
-        </w:rPr>
-        <w:t>ГО УААСП</w:t>
-      </w:r>
-      <w:r>
-        <w:rPr>
-          <w:sz w:val="20"/>
-          <w:szCs w:val="20"/>
-        </w:rPr>
-        <w:t xml:space="preserve"> для здійснення контрольного прослуховування.</w:t>
-      </w:r>
+        <w:ind w:right="-141" w:firstLine="357"/>
+        <w:jc w:val="center"/>
+        <w:rPr>
+          <w:b/>
+          <w:sz w:val="20"/>
+          <w:szCs w:val="20"/>
+        </w:rPr>
+      </w:pPr>
     </w:p>
     <w:p>
       <w:pPr>
@@ -3389,35 +3513,21 @@
           <w:sz w:val="20"/>
           <w:szCs w:val="20"/>
         </w:rPr>
-        <w:t xml:space="preserve">4.2. Користувач зобов’язується надавати належним чином уповноваженим представникам </w:t>
-      </w:r>
-      <w:r>
-        <w:rPr>
-          <w:sz w:val="20"/>
-          <w:szCs w:val="20"/>
-        </w:rPr>
-        <w:t>ГО УААСП</w:t>
-      </w:r>
-      <w:r>
-        <w:rPr>
-          <w:sz w:val="20"/>
-          <w:szCs w:val="20"/>
-        </w:rPr>
-        <w:t xml:space="preserve"> всі документи, пов’язані з розрахунком та виплатою сум авторської винагороди (роялті) відповідно до умов даного Договору, для огляду їх на місці знаходження Користувача та/або надати </w:t>
-      </w:r>
-      <w:r>
-        <w:rPr>
-          <w:sz w:val="20"/>
-          <w:szCs w:val="20"/>
-        </w:rPr>
-        <w:t>ГО УААСП</w:t>
-      </w:r>
-      <w:r>
-        <w:rPr>
-          <w:sz w:val="20"/>
-          <w:szCs w:val="20"/>
-        </w:rPr>
-        <w:t xml:space="preserve"> поштою завірені належним чином копії таких документів.</w:t>
+        <w:t>4.1. Користувач зобов’язується безперешкодно та безкоштовно допускати належним чином уповноважених представників</w:t>
+      </w:r>
+      <w:r>
+        <w:rPr>
+          <w:sz w:val="20"/>
+          <w:szCs w:val="20"/>
+        </w:rPr>
+        <w:t xml:space="preserve"> ГО УААСП</w:t>
+      </w:r>
+      <w:r>
+        <w:rPr>
+          <w:sz w:val="20"/>
+          <w:szCs w:val="20"/>
+        </w:rPr>
+        <w:t xml:space="preserve"> для здійснення контрольного прослуховування.</w:t>
       </w:r>
     </w:p>
     <w:p>
@@ -3437,7 +3547,35 @@
           <w:sz w:val="20"/>
           <w:szCs w:val="20"/>
         </w:rPr>
-        <w:t>4.3. Сторони зобов’язуються зберігати конфіденційність щодо умов цього Договору, всіх відомостей та будь-якої інформації щодо господарської діяльності Сторін, що стали відомі іншій Стороні у зв’язку з виконанням умов цього Договору, оскільки такі відомості і/або інформація, умови Договору є комерційною таємницею. У випадку порушення однією зі Сторін зобов’язання щодо конфіденційності, визначеного у цьому пункті Договору, і якщо через таке порушення інша Сторона зазнала збитків, то такі збитки повинні бути відшкодовані винною у такому порушенні Стороною у повному обсязі.</w:t>
+        <w:t xml:space="preserve">4.2. Користувач зобов’язується надавати належним чином уповноваженим представникам </w:t>
+      </w:r>
+      <w:r>
+        <w:rPr>
+          <w:sz w:val="20"/>
+          <w:szCs w:val="20"/>
+        </w:rPr>
+        <w:t>ГО УААСП</w:t>
+      </w:r>
+      <w:r>
+        <w:rPr>
+          <w:sz w:val="20"/>
+          <w:szCs w:val="20"/>
+        </w:rPr>
+        <w:t xml:space="preserve"> всі документи, пов’язані з розрахунком та виплатою сум авторської винагороди (роялті) відповідно до умов даного Договору, для огляду їх на місці знаходження Користувача та/або надати </w:t>
+      </w:r>
+      <w:r>
+        <w:rPr>
+          <w:sz w:val="20"/>
+          <w:szCs w:val="20"/>
+        </w:rPr>
+        <w:t>ГО УААСП</w:t>
+      </w:r>
+      <w:r>
+        <w:rPr>
+          <w:sz w:val="20"/>
+          <w:szCs w:val="20"/>
+        </w:rPr>
+        <w:t xml:space="preserve"> поштою завірені належним чином копії таких документів.</w:t>
       </w:r>
     </w:p>
     <w:p>
@@ -3452,6 +3590,13 @@
           <w:szCs w:val="20"/>
         </w:rPr>
       </w:pPr>
+      <w:r>
+        <w:rPr>
+          <w:sz w:val="20"/>
+          <w:szCs w:val="20"/>
+        </w:rPr>
+        <w:t>4.3. Сторони зобов’язуються зберігати конфіденційність щодо умов цього Договору, всіх відомостей та будь-якої інформації щодо господарської діяльності Сторін, що стали відомі іншій Стороні у зв’язку з виконанням умов цього Договору, оскільки такі відомості і/або інформація, умови Договору є комерційною таємницею. У випадку порушення однією зі Сторін зобов’язання щодо конфіденційності, визначеного у цьому пункті Договору, і якщо через таке порушення інша Сторона зазнала збитків, то такі збитки повинні бути відшкодовані винною у такому порушенні Стороною у повному обсязі.</w:t>
+      </w:r>
     </w:p>
     <w:p>
       <w:pPr>
@@ -3465,6 +3610,19 @@
           <w:szCs w:val="20"/>
         </w:rPr>
       </w:pPr>
+    </w:p>
+    <w:p>
+      <w:pPr>
+        <w:pStyle w:val="a3"/>
+        <w:ind w:right="-141" w:firstLine="357"/>
+        <w:jc w:val="center"/>
+        <w:rPr>
+          <w:b/>
+          <w:bCs/>
+          <w:sz w:val="20"/>
+          <w:szCs w:val="20"/>
+        </w:rPr>
+      </w:pPr>
       <w:r>
         <w:rPr>
           <w:b/>
@@ -3483,6 +3641,7 @@
         <w:rPr>
           <w:sz w:val="20"/>
           <w:szCs w:val="20"/>
+          <w:shd w:val="clear" w:color="auto" w:fill="FFFFFF"/>
         </w:rPr>
       </w:pPr>
       <w:r>
@@ -3659,151 +3818,103 @@
           <w:sz w:val="20"/>
           <w:szCs w:val="20"/>
         </w:rPr>
-        <w:t>року.</w:t>
-      </w:r>
-      <w:r>
-        <w:rPr>
-          <w:sz w:val="20"/>
-          <w:szCs w:val="20"/>
-        </w:rPr>
-        <w:t xml:space="preserve"> При цьому, всі зобов’язання Користувача, що виникли під час дії даного Договору, залишаються в силі до їх повного виконання.</w:t>
-      </w:r>
-    </w:p>
-    <w:p>
-      <w:pPr>
-        <w:pStyle w:val="a3"/>
-        <w:ind w:left="-142" w:right="-141"/>
-        <w:rPr>
-          <w:sz w:val="20"/>
-          <w:szCs w:val="20"/>
-        </w:rPr>
-      </w:pPr>
-      <w:r>
-        <w:rPr>
-          <w:sz w:val="20"/>
-          <w:szCs w:val="20"/>
-          <w:lang w:val="ru-RU"/>
-        </w:rPr>
-        <w:t xml:space="preserve">          </w:t>
-      </w:r>
-      <w:r>
-        <w:rPr>
-          <w:sz w:val="20"/>
-          <w:szCs w:val="20"/>
-        </w:rPr>
-        <w:t>5.2. Дія даного Договору автоматично продовжується строком на 1 рік з одночасним підвищенням розміру мінімального платежу авторської винагороди за попередній рік на</w:t>
-      </w:r>
-      <w:r>
-        <w:rPr>
-          <w:sz w:val="20"/>
-          <w:szCs w:val="20"/>
-          <w:lang w:val="ru-RU"/>
+        <w:t>року</w:t>
+      </w:r>
+      <w:r>
+        <w:rPr>
+          <w:sz w:val="20"/>
+          <w:szCs w:val="20"/>
+          <w:lang w:eastAsia="ja-JP"/>
         </w:rPr>
         <w:t xml:space="preserve"> </w:t>
       </w:r>
-      <w:bookmarkStart w:id="9" w:name="_Hlk4080784"/>
-      <w:sdt>
-        <w:sdtPr>
-          <w:rPr>
-            <w:rFonts w:eastAsia="Calibri"/>
-            <w:b/>
-            <w:sz w:val="20"/>
-            <w:szCs w:val="20"/>
-            <w:lang w:val="ru-UA" w:eastAsia="en-US"/>
-          </w:rPr>
-          <w:alias w:val="prcntPrl"/>
-          <w:tag w:val="prcntPrl"/>
-          <w:id w:val="973418347"/>
-          <w:placeholder>
-            <w:docPart w:val="AF4903E4AC154BD6B9BB325F08490537"/>
-          </w:placeholder>
-          <w:showingPlcHdr/>
-          <w15:appearance w15:val="tags"/>
-          <w:text/>
-        </w:sdtPr>
-        <w:sdtContent>
-          <w:r>
-            <w:rPr>
-              <w:rStyle w:val="af3"/>
-            </w:rPr>
-            <w:t>Место для ввода текста.</w:t>
-          </w:r>
-        </w:sdtContent>
-      </w:sdt>
-      <w:r>
-        <w:rPr>
-          <w:rFonts w:ascii="Calibri" w:eastAsia="Calibri" w:hAnsi="Calibri"/>
-          <w:sz w:val="20"/>
-          <w:szCs w:val="20"/>
-          <w:lang w:val="ru-UA" w:eastAsia="en-US"/>
-        </w:rPr>
-        <w:t xml:space="preserve"> (</w:t>
-      </w:r>
-      <w:sdt>
-        <w:sdtPr>
-          <w:rPr>
-            <w:rFonts w:eastAsia="Calibri"/>
-            <w:sz w:val="20"/>
-            <w:szCs w:val="20"/>
-            <w:lang w:val="ru-UA" w:eastAsia="en-US"/>
-          </w:rPr>
-          <w:alias w:val="prcntPrlText"/>
-          <w:tag w:val="prcntPrlText"/>
-          <w:id w:val="-492410048"/>
-          <w:placeholder>
-            <w:docPart w:val="AF4903E4AC154BD6B9BB325F08490537"/>
-          </w:placeholder>
-          <w:showingPlcHdr/>
-          <w15:appearance w15:val="tags"/>
-          <w:text/>
-        </w:sdtPr>
-        <w:sdtContent>
-          <w:r>
-            <w:rPr>
-              <w:rStyle w:val="af3"/>
-            </w:rPr>
-            <w:t>Место для ввода текста.</w:t>
-          </w:r>
-        </w:sdtContent>
-      </w:sdt>
-      <w:r>
-        <w:rPr>
-          <w:rFonts w:ascii="Calibri" w:eastAsia="Calibri" w:hAnsi="Calibri"/>
-          <w:sz w:val="20"/>
-          <w:szCs w:val="20"/>
-          <w:lang w:val="ru-UA" w:eastAsia="en-US"/>
-        </w:rPr>
-        <w:t>)</w:t>
-      </w:r>
-      <w:bookmarkEnd w:id="9"/>
-      <w:r>
-        <w:rPr>
-          <w:sz w:val="20"/>
-          <w:szCs w:val="20"/>
+      <w:r>
+        <w:rPr>
+          <w:sz w:val="20"/>
+          <w:szCs w:val="20"/>
+          <w:lang w:eastAsia="ja-JP"/>
+        </w:rPr>
+        <w:t xml:space="preserve">або </w:t>
+      </w:r>
+      <w:r>
+        <w:rPr>
+          <w:sz w:val="20"/>
+          <w:szCs w:val="20"/>
+        </w:rPr>
+        <w:t>діє до             60 дня з дня публікації на офіційному веб-сайті</w:t>
+      </w:r>
+      <w:r>
+        <w:rPr>
+          <w:color w:val="333333"/>
+          <w:shd w:val="clear" w:color="auto" w:fill="FFFFFF"/>
         </w:rPr>
         <w:t xml:space="preserve"> </w:t>
       </w:r>
       <w:r>
         <w:rPr>
-          <w:b/>
-          <w:sz w:val="20"/>
-          <w:szCs w:val="20"/>
-        </w:rPr>
-        <w:t>%</w:t>
-      </w:r>
-      <w:r>
-        <w:rPr>
-          <w:sz w:val="20"/>
-          <w:szCs w:val="20"/>
-        </w:rPr>
-        <w:t xml:space="preserve"> - і так із року в рік.</w:t>
-      </w:r>
-      <w:r>
-        <w:rPr>
-          <w:sz w:val="20"/>
-          <w:szCs w:val="20"/>
+          <w:sz w:val="20"/>
+          <w:szCs w:val="20"/>
+          <w:shd w:val="clear" w:color="auto" w:fill="FFFFFF"/>
+        </w:rPr>
+        <w:t>центрального органу виконавчої влади, що забезпечує формування та реалізує державну політику у сфері інтелектуальної власності</w:t>
+      </w:r>
+      <w:r>
+        <w:rPr>
+          <w:sz w:val="20"/>
+          <w:szCs w:val="20"/>
+        </w:rPr>
+        <w:t xml:space="preserve"> (далі – Установа) оголошення Установи про встановлення тарифу у сфері: «</w:t>
+      </w:r>
+      <w:r>
+        <w:rPr>
+          <w:sz w:val="20"/>
+          <w:szCs w:val="20"/>
+          <w:shd w:val="clear" w:color="auto" w:fill="FFFFFF"/>
+        </w:rPr>
+        <w:t>публічне виконання музичних недраматичних творів з текстом і без тексту, включно з тими творами, що включені до складу аудіовізуальних творів»</w:t>
+      </w:r>
+      <w:r>
+        <w:rPr>
+          <w:sz w:val="20"/>
+          <w:szCs w:val="20"/>
+        </w:rPr>
+        <w:t xml:space="preserve"> за результатами узгодження шляхом переговорів або визначеного судом</w:t>
+      </w:r>
+      <w:r>
+        <w:rPr>
+          <w:rStyle w:val="rvts0"/>
+        </w:rPr>
+        <w:t xml:space="preserve">, </w:t>
+      </w:r>
+      <w:r>
+        <w:rPr>
+          <w:sz w:val="20"/>
+          <w:szCs w:val="20"/>
+          <w:lang w:eastAsia="ja-JP"/>
+        </w:rPr>
+        <w:t xml:space="preserve">якщо вказаний 60 день з дня публікації оголошення </w:t>
+      </w:r>
+      <w:r>
+        <w:rPr>
+          <w:sz w:val="20"/>
+          <w:szCs w:val="20"/>
+        </w:rPr>
+        <w:t>на офіційному веб-сайті</w:t>
+      </w:r>
+      <w:r>
+        <w:rPr>
+          <w:color w:val="333333"/>
+          <w:shd w:val="clear" w:color="auto" w:fill="FFFFFF"/>
         </w:rPr>
         <w:t xml:space="preserve"> </w:t>
+      </w:r>
+      <w:r>
+        <w:rPr>
+          <w:sz w:val="20"/>
+          <w:szCs w:val="20"/>
+          <w:lang w:eastAsia="ja-JP"/>
+        </w:rPr>
+        <w:t>Установи настане раніше за «___» _______ 20__ року. При цьому, всі зобов`язання Користувача, що виникли під час дії даного Договору, залишаються в силі до їх повного виконання.</w:t>
       </w:r>
     </w:p>
     <w:p>
@@ -3820,16 +3931,14 @@
           <w:sz w:val="20"/>
           <w:szCs w:val="20"/>
         </w:rPr>
-        <w:t>5.3. Даний Договір може бути достроково розірваним за домовленістю Сторін, про що Сторона, яка ініціює розірвання Договору, повинна не пізніше, ніж за 30 (тридцять) календарних днів до дати, з якої Договір підлягає розірванню, направити іншій Стороні рекомендованим листом з повідом</w:t>
-      </w:r>
-      <w:bookmarkStart w:id="10" w:name="_GoBack"/>
-      <w:bookmarkEnd w:id="10"/>
-      <w:r>
-        <w:rPr>
-          <w:sz w:val="20"/>
-          <w:szCs w:val="20"/>
-        </w:rPr>
-        <w:t>ленням відповідну письмову пропозицію про дострокове розірвання Договору та підписану додаткову угоду до Договору в 2</w:t>
+        <w:t>5.2</w:t>
+      </w:r>
+      <w:r>
+        <w:rPr>
+          <w:sz w:val="20"/>
+          <w:szCs w:val="20"/>
+        </w:rPr>
+        <w:t>. Даний Договір може бути достроково розірваним за домовленістю Сторін, про що Сторона, яка ініціює розірвання Договору, повинна не пізніше, ніж за 30 (тридцять) календарних днів до дати, з якої Договір підлягає розірванню, направити іншій Стороні рекомендованим листом з повідомленням відповідну письмову пропозицію про дострокове розірвання Договору та підписану додаткову угоду до Договору в 2</w:t>
       </w:r>
       <w:r>
         <w:rPr>
@@ -3909,7 +4018,14 @@
           <w:sz w:val="20"/>
           <w:szCs w:val="20"/>
         </w:rPr>
-        <w:t xml:space="preserve">5.4. </w:t>
+        <w:t>5.3</w:t>
+      </w:r>
+      <w:r>
+        <w:rPr>
+          <w:sz w:val="20"/>
+          <w:szCs w:val="20"/>
+        </w:rPr>
+        <w:t xml:space="preserve">. </w:t>
       </w:r>
       <w:r>
         <w:rPr>
@@ -3998,7 +4114,7 @@
           <w:sz w:val="20"/>
           <w:szCs w:val="20"/>
         </w:rPr>
-        <w:t>Письмове повідомлення вважається належним чином доставленим, а Користувач таким, що повідомлений про розірвання Договору у порядку, передбаченому п. 5.4. Договору та з дати, вказаної у письмовому повідомленні</w:t>
+        <w:t>Письмове повідомлення вважається належним чином доставленим, а Користувач таким, що повідомлений про розірвання Договору</w:t>
       </w:r>
       <w:r>
         <w:rPr>
@@ -4007,7 +4123,7 @@
           <w:sz w:val="20"/>
           <w:szCs w:val="20"/>
         </w:rPr>
-        <w:t xml:space="preserve"> </w:t>
+        <w:t xml:space="preserve"> у порядку, передбаченому п. 5.3</w:t>
       </w:r>
       <w:r>
         <w:rPr>
@@ -4016,7 +4132,7 @@
           <w:sz w:val="20"/>
           <w:szCs w:val="20"/>
         </w:rPr>
-        <w:t>ГО УААСП</w:t>
+        <w:t>. Договору та з дати, вказаної у письмовому повідомленні</w:t>
       </w:r>
       <w:r>
         <w:rPr>
@@ -4034,6 +4150,15 @@
           <w:sz w:val="20"/>
           <w:szCs w:val="20"/>
         </w:rPr>
+        <w:t xml:space="preserve">ГО УААСП </w:t>
+      </w:r>
+      <w:r>
+        <w:rPr>
+          <w:rFonts w:ascii="inherit" w:hAnsi="inherit"/>
+          <w:color w:val="212121"/>
+          <w:sz w:val="20"/>
+          <w:szCs w:val="20"/>
+        </w:rPr>
         <w:t>також у разі відмови Користувача від отримання листа або повернення листа за закінченням терміну зберігання, або вибуття адресата.</w:t>
       </w:r>
     </w:p>
@@ -4051,7 +4176,14 @@
           <w:sz w:val="20"/>
           <w:szCs w:val="20"/>
         </w:rPr>
-        <w:t>5.5. Внаслідок розірвання чи припинення Договору Користувач не має права на публі</w:t>
+        <w:t>5.4</w:t>
+      </w:r>
+      <w:r>
+        <w:rPr>
+          <w:sz w:val="20"/>
+          <w:szCs w:val="20"/>
+        </w:rPr>
+        <w:t>. Внаслідок розірвання чи припинення Договору Користувач не має права на публі</w:t>
       </w:r>
       <w:r>
         <w:rPr>
@@ -4072,21 +4204,28 @@
           <w:sz w:val="20"/>
           <w:szCs w:val="20"/>
         </w:rPr>
-        <w:t xml:space="preserve">     </w:t>
-      </w:r>
-      <w:r>
-        <w:rPr>
-          <w:sz w:val="20"/>
-          <w:szCs w:val="20"/>
-        </w:rPr>
-        <w:t>ГО УААСП</w:t>
-      </w:r>
-      <w:r>
-        <w:rPr>
-          <w:sz w:val="20"/>
-          <w:szCs w:val="20"/>
-        </w:rPr>
-        <w:t xml:space="preserve"> та зобов’язується протягом 10 календарних днів повернути </w:t>
+        <w:t xml:space="preserve">             ГО УААСП, якщо інше не передбачено законодавством України</w:t>
+      </w:r>
+      <w:r>
+        <w:rPr>
+          <w:sz w:val="20"/>
+          <w:szCs w:val="20"/>
+        </w:rPr>
+        <w:t xml:space="preserve"> та зобов’язується протягом 10 календарних днів повернути</w:t>
+      </w:r>
+      <w:r>
+        <w:rPr>
+          <w:sz w:val="20"/>
+          <w:szCs w:val="20"/>
+        </w:rPr>
+        <w:t xml:space="preserve">       </w:t>
+      </w:r>
+      <w:r>
+        <w:rPr>
+          <w:sz w:val="20"/>
+          <w:szCs w:val="20"/>
+        </w:rPr>
+        <w:t xml:space="preserve"> </w:t>
       </w:r>
       <w:r>
         <w:rPr>
@@ -4121,7 +4260,6 @@
       <w:pPr>
         <w:pStyle w:val="a3"/>
         <w:ind w:right="-141" w:firstLine="360"/>
-        <w:jc w:val="center"/>
         <w:rPr>
           <w:b/>
           <w:bCs/>
@@ -4236,30 +4374,66 @@
           <w:szCs w:val="20"/>
         </w:rPr>
       </w:pPr>
-      <w:r>
+    </w:p>
+    <w:p>
+      <w:pPr>
+        <w:pStyle w:val="a3"/>
+        <w:tabs>
+          <w:tab w:val="left" w:pos="4065"/>
+        </w:tabs>
+        <w:ind w:right="-141"/>
+        <w:jc w:val="center"/>
         <w:rPr>
           <w:rFonts w:ascii="Times New Roman CYR" w:hAnsi="Times New Roman CYR" w:cs="Times New Roman CYR"/>
           <w:b/>
           <w:sz w:val="20"/>
           <w:szCs w:val="20"/>
         </w:rPr>
+      </w:pPr>
+    </w:p>
+    <w:p>
+      <w:pPr>
+        <w:pStyle w:val="a3"/>
+        <w:tabs>
+          <w:tab w:val="left" w:pos="4065"/>
+        </w:tabs>
+        <w:ind w:right="-141"/>
+        <w:jc w:val="center"/>
+        <w:rPr>
+          <w:rFonts w:ascii="Times New Roman CYR" w:hAnsi="Times New Roman CYR" w:cs="Times New Roman CYR"/>
+          <w:b/>
+          <w:sz w:val="20"/>
+          <w:szCs w:val="20"/>
+        </w:rPr>
+      </w:pPr>
+      <w:r>
+        <w:rPr>
+          <w:rFonts w:ascii="Times New Roman CYR" w:hAnsi="Times New Roman CYR" w:cs="Times New Roman CYR"/>
+          <w:b/>
+          <w:sz w:val="20"/>
+          <w:szCs w:val="20"/>
+        </w:rPr>
+        <w:lastRenderedPageBreak/>
         <w:t>7. Персональні дані</w:t>
       </w:r>
     </w:p>
     <w:p>
       <w:pPr>
         <w:pStyle w:val="21"/>
+        <w:spacing w:line="276" w:lineRule="auto"/>
         <w:ind w:right="-141" w:firstLine="426"/>
       </w:pPr>
       <w:r>
-        <w:lastRenderedPageBreak/>
         <w:t xml:space="preserve">7.1. Підписанням даного Договору суб’єкт персональних даних підтверджує свою згоду на обробку зазначених в даному Договорі персональних даних відповідно до Закону України «Про захист персональних даних» у базі персональних даних «Користувачі авторського права» з метою забезпечення адміністративно-правових, податкових відносин та відносин у сфері бухгалтерського обліку, з метою реалізації авторських прав правовласників об’єктів авторських прав відповідно до Господарського кодексу України, Цивільного кодексу України,  Податкового кодексу України, Закону України «Про бухгалтерський облік та фінансову звітність», Закону України «Про банки і банківську діяльність», Закону України «Про авторське право і суміжні права», </w:t>
       </w:r>
       <w:r>
         <w:rPr>
           <w:rFonts w:ascii="Times New Roman CYR" w:hAnsi="Times New Roman CYR" w:cs="Times New Roman CYR"/>
         </w:rPr>
-        <w:t xml:space="preserve">Закону України «Про ефективне управління майновими правами правовласників у сфері авторського права і (або) суміжних прав», </w:t>
+        <w:t>Закону України «Про ефективне управління майновими правами правовласників у сфері авторського права і (або) суміжних прав»,</w:t>
+      </w:r>
+      <w:r>
+        <w:t xml:space="preserve"> </w:t>
       </w:r>
       <w:r>
         <w:t>Постанови КМУ № 72 від 18.01.2003 р. «Про затвердження мінімальних ставок винагороди (роялті) за використання об’єктів авторського права і суміжних прав».</w:t>
@@ -4268,6 +4442,7 @@
     <w:p>
       <w:pPr>
         <w:pStyle w:val="21"/>
+        <w:spacing w:line="276" w:lineRule="auto"/>
         <w:ind w:right="-141" w:firstLine="360"/>
       </w:pPr>
       <w:r>
@@ -4303,6 +4478,7 @@
     <w:p>
       <w:pPr>
         <w:pStyle w:val="21"/>
+        <w:spacing w:line="276" w:lineRule="auto"/>
         <w:ind w:right="-141" w:firstLine="360"/>
       </w:pPr>
       <w:r>
@@ -4316,6 +4492,7 @@
         <w:tabs>
           <w:tab w:val="left" w:pos="0"/>
         </w:tabs>
+        <w:spacing w:line="276" w:lineRule="auto"/>
         <w:ind w:right="-141"/>
         <w:jc w:val="center"/>
         <w:rPr>
@@ -4333,6 +4510,7 @@
         <w:tabs>
           <w:tab w:val="left" w:pos="0"/>
         </w:tabs>
+        <w:spacing w:line="276" w:lineRule="auto"/>
         <w:ind w:right="-141"/>
         <w:jc w:val="center"/>
         <w:rPr>
@@ -4355,24 +4533,13 @@
     <w:p>
       <w:pPr>
         <w:pStyle w:val="a3"/>
-        <w:ind w:right="-141" w:firstLine="426"/>
-        <w:rPr>
-          <w:sz w:val="20"/>
-          <w:szCs w:val="20"/>
-        </w:rPr>
-      </w:pPr>
-      <w:r>
-        <w:rPr>
-          <w:sz w:val="20"/>
-          <w:szCs w:val="20"/>
-        </w:rPr>
-        <w:t>8.1. Усі правовідносини, що виникають з цього Договору або пов'язані із ним, у тому числі пов'язані із дійсністю, укладенням, виконанням, зміною та припиненням цього Договору, тлумаченням його умов, визначенням наслідків недійсності або порушення Договору, регламентуються цим Договором та відповідними нормами чинного в Україні законодавства, а також застосовними до таких правовідносин звичаями ділового обороту на підставі принципів добросовісності, розумності та справедливості.</w:t>
-      </w:r>
-    </w:p>
-    <w:p>
-      <w:pPr>
-        <w:pStyle w:val="a3"/>
-        <w:ind w:right="-141" w:firstLine="426"/>
+        <w:keepNext/>
+        <w:tabs>
+          <w:tab w:val="left" w:pos="0"/>
+        </w:tabs>
+        <w:spacing w:line="276" w:lineRule="auto"/>
+        <w:ind w:right="-141"/>
+        <w:jc w:val="center"/>
         <w:rPr>
           <w:b/>
           <w:bCs/>
@@ -4380,12 +4547,257 @@
           <w:szCs w:val="20"/>
         </w:rPr>
       </w:pPr>
-      <w:r>
-        <w:rPr>
-          <w:sz w:val="20"/>
-          <w:szCs w:val="20"/>
-        </w:rPr>
-        <w:t>8.2. Всі зміни та додатки до даного Договору укладаються у письмовій формі та є чинними за умови підписання їх уповноваженими представниками обох Сторін.</w:t>
+    </w:p>
+    <w:p>
+      <w:pPr>
+        <w:pStyle w:val="a3"/>
+        <w:spacing w:line="276" w:lineRule="auto"/>
+        <w:ind w:right="-141" w:firstLine="426"/>
+        <w:rPr>
+          <w:sz w:val="20"/>
+          <w:szCs w:val="20"/>
+        </w:rPr>
+      </w:pPr>
+      <w:r>
+        <w:rPr>
+          <w:sz w:val="20"/>
+          <w:szCs w:val="20"/>
+        </w:rPr>
+        <w:t>8.1. Усі правовідносини, що виникають з цього Договору або пов'язані із ним, у тому числі пов'язані із дійсністю, укладенням, виконанням, зміною та припиненням цього Договору, тлумаченням його умов, визначенням наслідків недійсності або порушення Договору, регламентуються цим Договором та відповідними нормами чинного в Україні законодавства, а також застосовними до таких правовідносин звичаями ділового обороту на підставі принципів добросовісності, розумності та справедливості.</w:t>
+      </w:r>
+    </w:p>
+    <w:p>
+      <w:pPr>
+        <w:pStyle w:val="a3"/>
+        <w:spacing w:line="276" w:lineRule="auto"/>
+        <w:ind w:right="-115"/>
+        <w:rPr>
+          <w:sz w:val="20"/>
+          <w:szCs w:val="20"/>
+          <w:lang w:eastAsia="ja-JP"/>
+        </w:rPr>
+      </w:pPr>
+      <w:r>
+        <w:rPr>
+          <w:sz w:val="20"/>
+          <w:szCs w:val="20"/>
+        </w:rPr>
+        <w:t xml:space="preserve">         </w:t>
+      </w:r>
+      <w:r>
+        <w:rPr>
+          <w:sz w:val="20"/>
+          <w:szCs w:val="20"/>
+        </w:rPr>
+        <w:t xml:space="preserve">8.2. </w:t>
+      </w:r>
+      <w:r>
+        <w:rPr>
+          <w:sz w:val="20"/>
+          <w:szCs w:val="20"/>
+          <w:shd w:val="clear" w:color="auto" w:fill="FFFFFF"/>
+          <w:lang w:eastAsia="ja-JP"/>
+        </w:rPr>
+        <w:t>Всі зміни та додатки до даного Договору укладаються у письмовій формі та є чинними за умови підписання їх уповноваженими представниками Сторін. Форми додатків до Договору є частиною Договору. Якщо форма додатку, затвердженого (підписаного) Сторонами відповідно до даного Договору передбачає лише підпис уповноваженого(</w:t>
+      </w:r>
+      <w:proofErr w:type="spellStart"/>
+      <w:r>
+        <w:rPr>
+          <w:sz w:val="20"/>
+          <w:szCs w:val="20"/>
+          <w:shd w:val="clear" w:color="auto" w:fill="FFFFFF"/>
+          <w:lang w:eastAsia="ja-JP"/>
+        </w:rPr>
+        <w:t>их</w:t>
+      </w:r>
+      <w:proofErr w:type="spellEnd"/>
+      <w:r>
+        <w:rPr>
+          <w:sz w:val="20"/>
+          <w:szCs w:val="20"/>
+          <w:shd w:val="clear" w:color="auto" w:fill="FFFFFF"/>
+          <w:lang w:eastAsia="ja-JP"/>
+        </w:rPr>
+        <w:t>) представника(</w:t>
+      </w:r>
+      <w:proofErr w:type="spellStart"/>
+      <w:r>
+        <w:rPr>
+          <w:sz w:val="20"/>
+          <w:szCs w:val="20"/>
+          <w:shd w:val="clear" w:color="auto" w:fill="FFFFFF"/>
+          <w:lang w:eastAsia="ja-JP"/>
+        </w:rPr>
+        <w:t>ів</w:t>
+      </w:r>
+      <w:proofErr w:type="spellEnd"/>
+      <w:r>
+        <w:rPr>
+          <w:sz w:val="20"/>
+          <w:szCs w:val="20"/>
+          <w:shd w:val="clear" w:color="auto" w:fill="FFFFFF"/>
+          <w:lang w:eastAsia="ja-JP"/>
+        </w:rPr>
+        <w:t>) Користувача – такий додаток з заповненою Користувачем інформацією є чинним за умови підписання його уповноваженим(и) представником(</w:t>
+      </w:r>
+      <w:proofErr w:type="spellStart"/>
+      <w:r>
+        <w:rPr>
+          <w:sz w:val="20"/>
+          <w:szCs w:val="20"/>
+          <w:shd w:val="clear" w:color="auto" w:fill="FFFFFF"/>
+          <w:lang w:eastAsia="ja-JP"/>
+        </w:rPr>
+        <w:t>ами</w:t>
+      </w:r>
+      <w:proofErr w:type="spellEnd"/>
+      <w:r>
+        <w:rPr>
+          <w:sz w:val="20"/>
+          <w:szCs w:val="20"/>
+          <w:shd w:val="clear" w:color="auto" w:fill="FFFFFF"/>
+          <w:lang w:eastAsia="ja-JP"/>
+        </w:rPr>
+        <w:t>) Користувача.</w:t>
+      </w:r>
+    </w:p>
+    <w:p>
+      <w:pPr>
+        <w:overflowPunct/>
+        <w:adjustRightInd/>
+        <w:spacing w:line="276" w:lineRule="auto"/>
+        <w:ind w:right="-115"/>
+        <w:jc w:val="both"/>
+        <w:textAlignment w:val="auto"/>
+        <w:rPr>
+          <w:b w:val="0"/>
+          <w:bCs w:val="0"/>
+          <w:sz w:val="20"/>
+          <w:szCs w:val="20"/>
+          <w:lang w:val="uk-UA" w:eastAsia="ja-JP"/>
+        </w:rPr>
+      </w:pPr>
+      <w:r>
+        <w:rPr>
+          <w:b w:val="0"/>
+          <w:bCs w:val="0"/>
+          <w:sz w:val="20"/>
+          <w:szCs w:val="20"/>
+          <w:lang w:val="uk-UA" w:eastAsia="ja-JP"/>
+        </w:rPr>
+        <w:t xml:space="preserve">         </w:t>
+      </w:r>
+      <w:r>
+        <w:rPr>
+          <w:b w:val="0"/>
+          <w:bCs w:val="0"/>
+          <w:sz w:val="20"/>
+          <w:szCs w:val="20"/>
+          <w:lang w:val="uk-UA" w:eastAsia="ja-JP"/>
+        </w:rPr>
+        <w:t xml:space="preserve">8.3. Користувач розуміє та погоджується, що у випадку присутності у наданому Користувачем </w:t>
+      </w:r>
+      <w:r>
+        <w:rPr>
+          <w:b w:val="0"/>
+          <w:bCs w:val="0"/>
+          <w:sz w:val="20"/>
+          <w:szCs w:val="20"/>
+          <w:lang w:val="uk-UA" w:eastAsia="ja-JP"/>
+        </w:rPr>
+        <w:t>Звіті про публічно викона</w:t>
+      </w:r>
+      <w:r>
+        <w:rPr>
+          <w:b w:val="0"/>
+          <w:bCs w:val="0"/>
+          <w:sz w:val="20"/>
+          <w:szCs w:val="20"/>
+          <w:lang w:val="uk-UA" w:eastAsia="ja-JP"/>
+        </w:rPr>
+        <w:t>ні твори інформації про використані твори, які не належать до каталогу ГО УААСП, ГО УААСП здійснює розподіл винагороди виключно на твори (правовласників творів), які належать до каталогу ГО УААСП.</w:t>
+      </w:r>
+    </w:p>
+    <w:p>
+      <w:pPr>
+        <w:pStyle w:val="a3"/>
+        <w:spacing w:line="276" w:lineRule="auto"/>
+        <w:ind w:right="-141" w:firstLine="426"/>
+        <w:rPr>
+          <w:sz w:val="20"/>
+          <w:szCs w:val="20"/>
+        </w:rPr>
+      </w:pPr>
+      <w:r>
+        <w:rPr>
+          <w:sz w:val="20"/>
+          <w:szCs w:val="20"/>
+        </w:rPr>
+        <w:t>8</w:t>
+      </w:r>
+      <w:r>
+        <w:rPr>
+          <w:sz w:val="20"/>
+          <w:szCs w:val="20"/>
+        </w:rPr>
+        <w:t>.4</w:t>
+      </w:r>
+      <w:r>
+        <w:rPr>
+          <w:sz w:val="20"/>
+          <w:szCs w:val="20"/>
+        </w:rPr>
+        <w:t>. Сторони повинні у 5-денний строк письмово повідомляти одна одну про зміни організаційно-правової форми, характеру і (або) виду діяльності, місцезнаходження, обставин непереборної сили та наявність інших обставин, що перешкоджають належному виконанню умов Договору, а також надавати документи та іншу інформацію, пов’язану з виконанням Сторонами зобов’язань за цим Договором.</w:t>
+      </w:r>
+    </w:p>
+    <w:p>
+      <w:pPr>
+        <w:pStyle w:val="a3"/>
+        <w:spacing w:line="276" w:lineRule="auto"/>
+        <w:ind w:right="-141" w:firstLine="426"/>
+        <w:rPr>
+          <w:sz w:val="20"/>
+          <w:szCs w:val="20"/>
+        </w:rPr>
+      </w:pPr>
+      <w:r>
+        <w:rPr>
+          <w:sz w:val="20"/>
+          <w:szCs w:val="20"/>
+        </w:rPr>
+        <w:t>8.5</w:t>
+      </w:r>
+      <w:r>
+        <w:rPr>
+          <w:sz w:val="20"/>
+          <w:szCs w:val="20"/>
+        </w:rPr>
+        <w:t xml:space="preserve">. Несвоєчасне повідомлення і (або) неповідомлення іншої Сторони про дію таких обставин позбавляє відповідну Сторону права посилатися на такі обставини у майбутньому як на підставу для звільнення від відповідальності за часткове або повне невиконання зобов’язань за цим Договором. </w:t>
+      </w:r>
+    </w:p>
+    <w:p>
+      <w:pPr>
+        <w:pStyle w:val="a3"/>
+        <w:spacing w:line="276" w:lineRule="auto"/>
+        <w:ind w:right="-141" w:firstLine="426"/>
+        <w:rPr>
+          <w:sz w:val="20"/>
+          <w:szCs w:val="20"/>
+        </w:rPr>
+      </w:pPr>
+      <w:r>
+        <w:rPr>
+          <w:sz w:val="20"/>
+          <w:szCs w:val="20"/>
+        </w:rPr>
+        <w:t>8.6</w:t>
+      </w:r>
+      <w:r>
+        <w:rPr>
+          <w:sz w:val="20"/>
+          <w:szCs w:val="20"/>
+        </w:rPr>
+        <w:t xml:space="preserve">. Сторони не звільняються від виконання своїх обов’язків за даним Договором у разі невиконання умов, зазначених у </w:t>
       </w:r>
       <w:r>
         <w:rPr>
@@ -4393,72 +4805,6 @@
           <w:szCs w:val="20"/>
           <w:lang w:val="ru-RU"/>
         </w:rPr>
-        <w:t xml:space="preserve"> </w:t>
-      </w:r>
-      <w:r>
-        <w:rPr>
-          <w:sz w:val="20"/>
-          <w:szCs w:val="20"/>
-        </w:rPr>
-        <w:t>Всі додатки до даного Договору є його невід’ємною частиною.</w:t>
-      </w:r>
-    </w:p>
-    <w:p>
-      <w:pPr>
-        <w:pStyle w:val="a3"/>
-        <w:ind w:right="-141" w:firstLine="426"/>
-        <w:rPr>
-          <w:sz w:val="20"/>
-          <w:szCs w:val="20"/>
-        </w:rPr>
-      </w:pPr>
-      <w:r>
-        <w:rPr>
-          <w:sz w:val="20"/>
-          <w:szCs w:val="20"/>
-        </w:rPr>
-        <w:t>8.3. Сторони повинні у 5-денний строк письмово повідомляти одна одну про зміни організаційно-правової форми, характеру і (або) виду діяльності, місцезнаходження, обставин непереборної сили та наявність інших обставин, що перешкоджають належному виконанню умов Договору, а також надавати документи та іншу інформацію, пов’язану з виконанням Сторонами зобов’язань за цим Договором.</w:t>
-      </w:r>
-    </w:p>
-    <w:p>
-      <w:pPr>
-        <w:pStyle w:val="a3"/>
-        <w:ind w:right="-141" w:firstLine="426"/>
-        <w:rPr>
-          <w:sz w:val="20"/>
-          <w:szCs w:val="20"/>
-        </w:rPr>
-      </w:pPr>
-      <w:r>
-        <w:rPr>
-          <w:sz w:val="20"/>
-          <w:szCs w:val="20"/>
-        </w:rPr>
-        <w:t xml:space="preserve">8.4. Несвоєчасне повідомлення і (або) неповідомлення іншої Сторони про дію таких обставин позбавляє відповідну Сторону права посилатися на такі обставини у майбутньому як на підставу для звільнення від відповідальності за часткове або повне невиконання зобов’язань за цим Договором. </w:t>
-      </w:r>
-    </w:p>
-    <w:p>
-      <w:pPr>
-        <w:pStyle w:val="a3"/>
-        <w:ind w:right="-141" w:firstLine="426"/>
-        <w:rPr>
-          <w:sz w:val="20"/>
-          <w:szCs w:val="20"/>
-        </w:rPr>
-      </w:pPr>
-      <w:r>
-        <w:rPr>
-          <w:sz w:val="20"/>
-          <w:szCs w:val="20"/>
-        </w:rPr>
-        <w:t xml:space="preserve">8.5. Сторони не звільняються від виконання своїх обов’язків за даним Договором у разі невиконання умов, зазначених у </w:t>
-      </w:r>
-      <w:r>
-        <w:rPr>
-          <w:sz w:val="20"/>
-          <w:szCs w:val="20"/>
-          <w:lang w:val="ru-RU"/>
-        </w:rPr>
         <w:t xml:space="preserve">   </w:t>
       </w:r>
       <w:r>
@@ -4466,7 +4812,14 @@
           <w:sz w:val="20"/>
           <w:szCs w:val="20"/>
         </w:rPr>
-        <w:t>п. 8.3. даного Договору.</w:t>
+        <w:t>п. 8.4</w:t>
+      </w:r>
+      <w:r>
+        <w:rPr>
+          <w:sz w:val="20"/>
+          <w:szCs w:val="20"/>
+        </w:rPr>
+        <w:t>. даного Договору.</w:t>
       </w:r>
     </w:p>
     <w:p>
@@ -4476,6 +4829,7 @@
         <w:tabs>
           <w:tab w:val="clear" w:pos="10076"/>
         </w:tabs>
+        <w:spacing w:line="276" w:lineRule="auto"/>
         <w:ind w:right="-141" w:firstLine="426"/>
         <w:jc w:val="both"/>
         <w:rPr>
@@ -4487,7 +4841,7 @@
         <w:rPr>
           <w:rFonts w:ascii="Times New Roman" w:hAnsi="Times New Roman" w:cs="Times New Roman"/>
         </w:rPr>
-        <w:t>8.6.</w:t>
+        <w:t xml:space="preserve">8.7. </w:t>
       </w:r>
       <w:r>
         <w:rPr>
@@ -4549,6 +4903,7 @@
         <w:autoSpaceDE/>
         <w:autoSpaceDN/>
         <w:adjustRightInd/>
+        <w:spacing w:line="276" w:lineRule="auto"/>
         <w:ind w:right="-141"/>
         <w:jc w:val="both"/>
         <w:textAlignment w:val="auto"/>
@@ -4556,7 +4911,6 @@
           <w:rFonts w:eastAsia="Times New Roman"/>
           <w:b w:val="0"/>
           <w:bCs w:val="0"/>
-          <w:color w:val="212121"/>
           <w:sz w:val="20"/>
           <w:szCs w:val="20"/>
           <w:lang w:val="uk-UA" w:eastAsia="uk-UA"/>
@@ -4567,108 +4921,11 @@
           <w:rFonts w:eastAsia="Times New Roman"/>
           <w:b w:val="0"/>
           <w:bCs w:val="0"/>
-          <w:color w:val="212121"/>
           <w:sz w:val="20"/>
           <w:szCs w:val="20"/>
           <w:lang w:val="uk-UA" w:eastAsia="uk-UA"/>
         </w:rPr>
-        <w:t xml:space="preserve">               У разі тимчасового припинення (сезонність роботи, ремонт) або повного припинення публічного виконання</w:t>
-      </w:r>
-      <w:r>
-        <w:rPr>
-          <w:rFonts w:eastAsia="Times New Roman"/>
-          <w:b w:val="0"/>
-          <w:bCs w:val="0"/>
-          <w:color w:val="212121"/>
-          <w:sz w:val="20"/>
-          <w:szCs w:val="20"/>
-          <w:lang w:val="uk-UA" w:eastAsia="uk-UA"/>
-        </w:rPr>
-        <w:t xml:space="preserve"> творів, що входять до каталог</w:t>
-      </w:r>
-      <w:r>
-        <w:rPr>
-          <w:rFonts w:eastAsia="Times New Roman"/>
-          <w:b w:val="0"/>
-          <w:bCs w:val="0"/>
-          <w:color w:val="212121"/>
-          <w:sz w:val="20"/>
-          <w:szCs w:val="20"/>
-          <w:lang w:val="uk-UA" w:eastAsia="uk-UA"/>
-        </w:rPr>
-        <w:t xml:space="preserve">у </w:t>
-      </w:r>
-      <w:r>
-        <w:rPr>
-          <w:rFonts w:eastAsia="Times New Roman"/>
-          <w:b w:val="0"/>
-          <w:bCs w:val="0"/>
-          <w:color w:val="212121"/>
-          <w:sz w:val="20"/>
-          <w:szCs w:val="20"/>
-          <w:lang w:val="uk-UA" w:eastAsia="uk-UA"/>
-        </w:rPr>
-        <w:t>ГО УААСП</w:t>
-      </w:r>
-      <w:r>
-        <w:rPr>
-          <w:rFonts w:eastAsia="Times New Roman"/>
-          <w:b w:val="0"/>
-          <w:bCs w:val="0"/>
-          <w:color w:val="212121"/>
-          <w:sz w:val="20"/>
-          <w:szCs w:val="20"/>
-          <w:lang w:val="uk-UA" w:eastAsia="uk-UA"/>
-        </w:rPr>
-        <w:t xml:space="preserve">, Користувач зобов'язаний повідомити про це </w:t>
-      </w:r>
-      <w:r>
-        <w:rPr>
-          <w:rFonts w:eastAsia="Times New Roman"/>
-          <w:b w:val="0"/>
-          <w:bCs w:val="0"/>
-          <w:color w:val="212121"/>
-          <w:sz w:val="20"/>
-          <w:szCs w:val="20"/>
-          <w:lang w:val="uk-UA" w:eastAsia="uk-UA"/>
-        </w:rPr>
-        <w:t>ГО УААСП</w:t>
-      </w:r>
-      <w:r>
-        <w:rPr>
-          <w:rFonts w:eastAsia="Times New Roman"/>
-          <w:b w:val="0"/>
-          <w:bCs w:val="0"/>
-          <w:color w:val="212121"/>
-          <w:sz w:val="20"/>
-          <w:szCs w:val="20"/>
-          <w:lang w:val="uk-UA" w:eastAsia="uk-UA"/>
-        </w:rPr>
-        <w:t xml:space="preserve"> протягом 5 (п'яти) календарних днів з дня припинення такого використання, шляхом надсилання на юридичну адресу </w:t>
-      </w:r>
-      <w:r>
-        <w:rPr>
-          <w:rFonts w:eastAsia="Times New Roman"/>
-          <w:b w:val="0"/>
-          <w:bCs w:val="0"/>
-          <w:color w:val="212121"/>
-          <w:sz w:val="20"/>
-          <w:szCs w:val="20"/>
-          <w:lang w:val="uk-UA" w:eastAsia="uk-UA"/>
-        </w:rPr>
-        <w:t>ГО УААСП</w:t>
-      </w:r>
-      <w:r>
-        <w:rPr>
-          <w:rFonts w:eastAsia="Times New Roman"/>
-          <w:b w:val="0"/>
-          <w:bCs w:val="0"/>
-          <w:color w:val="212121"/>
-          <w:sz w:val="20"/>
-          <w:szCs w:val="20"/>
-          <w:lang w:val="uk-UA" w:eastAsia="uk-UA"/>
-        </w:rPr>
-        <w:t xml:space="preserve"> рекомендованого листа з повідомленням про вручення.</w:t>
+        <w:t xml:space="preserve">               У разі тимчасового припинення (сезонність роботи, ремонт) або повного припинення публічного виконання творів, що входять до каталогу ГО УААСП, Користувач зобов'язаний повідомити про це ГО УААСП протягом 5 (п'яти) календарних днів з дня припинення такого використання, шляхом надсилання на юридичну адресу ГО УААСП рекомендованого листа з повідомленням про вручення.</w:t>
       </w:r>
     </w:p>
     <w:p>
@@ -4679,17 +4936,16 @@
           <w:tab w:val="clear" w:pos="10076"/>
           <w:tab w:val="left" w:pos="10773"/>
         </w:tabs>
+        <w:spacing w:line="276" w:lineRule="auto"/>
         <w:ind w:right="-141"/>
         <w:jc w:val="both"/>
         <w:rPr>
           <w:rFonts w:ascii="inherit" w:hAnsi="inherit"/>
-          <w:color w:val="212121"/>
         </w:rPr>
       </w:pPr>
       <w:r>
         <w:rPr>
           <w:rFonts w:ascii="inherit" w:hAnsi="inherit"/>
-          <w:color w:val="212121"/>
         </w:rPr>
         <w:t xml:space="preserve">               Відсутність вказаного повідомлення про припинення публічного виконання творів є фактичним підтвердженням того, що Користувач продовжує використання творів та готовий виконувати зобов'язання за цим Договором щодо виплати авторської винагороди та надання звітної документації. Договір є припиненим, в тому числі тимчасово, у випадку підписання Сторонами додаткової угоди до даного Договору.</w:t>
       </w:r>
@@ -4697,6 +4953,7 @@
     <w:p>
       <w:pPr>
         <w:pStyle w:val="a3"/>
+        <w:spacing w:line="276" w:lineRule="auto"/>
         <w:ind w:right="-141" w:firstLine="426"/>
         <w:rPr>
           <w:sz w:val="20"/>
@@ -4708,7 +4965,14 @@
           <w:sz w:val="20"/>
           <w:szCs w:val="20"/>
         </w:rPr>
-        <w:t xml:space="preserve">8.7. Користувач розуміє та погоджується, що у випадку публічного виконання творів під час гастрольних, концертно-видовищних заходів, організованих Користувачем та </w:t>
+        <w:t>8.8</w:t>
+      </w:r>
+      <w:r>
+        <w:rPr>
+          <w:sz w:val="20"/>
+          <w:szCs w:val="20"/>
+        </w:rPr>
+        <w:t xml:space="preserve">. Користувач розуміє та погоджується, що у випадку публічного виконання творів під час гастрольних, концертно-видовищних заходів, організованих Користувачем та </w:t>
       </w:r>
       <w:r>
         <w:rPr>
@@ -4729,6 +4993,7 @@
     <w:p>
       <w:pPr>
         <w:pStyle w:val="a3"/>
+        <w:spacing w:line="276" w:lineRule="auto"/>
         <w:ind w:right="-141" w:firstLine="426"/>
         <w:rPr>
           <w:sz w:val="20"/>
@@ -4740,12 +5005,20 @@
           <w:sz w:val="20"/>
           <w:szCs w:val="20"/>
         </w:rPr>
-        <w:t>8.8. Витрати кожної із Сторін, пов’язані з виконанням зобов’язань за даним Договором, відшкодовуються самостійно, силами кожної із Сторін.</w:t>
+        <w:t>8.9</w:t>
+      </w:r>
+      <w:r>
+        <w:rPr>
+          <w:sz w:val="20"/>
+          <w:szCs w:val="20"/>
+        </w:rPr>
+        <w:t>. Витрати кожної із Сторін, пов’язані з виконанням зобов’язань за даним Договором, відшкодовуються самостійно, силами кожної із Сторін.</w:t>
       </w:r>
     </w:p>
     <w:p>
       <w:pPr>
         <w:pStyle w:val="a3"/>
+        <w:spacing w:line="276" w:lineRule="auto"/>
         <w:ind w:right="-141" w:firstLine="426"/>
         <w:rPr>
           <w:sz w:val="20"/>
@@ -4766,28 +5039,21 @@
           <w:szCs w:val="20"/>
           <w:lang w:val="ru-RU"/>
         </w:rPr>
-        <w:t>9</w:t>
-      </w:r>
-      <w:r>
-        <w:rPr>
-          <w:sz w:val="20"/>
-          <w:szCs w:val="20"/>
-        </w:rPr>
-        <w:t xml:space="preserve">. </w:t>
-      </w:r>
-      <w:r>
-        <w:rPr>
-          <w:sz w:val="20"/>
-          <w:szCs w:val="20"/>
-        </w:rPr>
-        <w:t>ГО УААСП</w:t>
-      </w:r>
-      <w:r>
-        <w:rPr>
-          <w:sz w:val="20"/>
-          <w:szCs w:val="20"/>
-        </w:rPr>
-        <w:t xml:space="preserve"> на вимогу автора або іншого правовласника може заборонити Користувачу публічно виконувати один або декілька конкретних творів з</w:t>
+        <w:t>10</w:t>
+      </w:r>
+      <w:r>
+        <w:rPr>
+          <w:sz w:val="20"/>
+          <w:szCs w:val="20"/>
+        </w:rPr>
+        <w:t xml:space="preserve">. ГО УААСП на вимогу </w:t>
+      </w:r>
+      <w:r>
+        <w:rPr>
+          <w:sz w:val="20"/>
+          <w:szCs w:val="20"/>
+        </w:rPr>
+        <w:t>автора або іншого правовласника може заборонити Користувачу публічно виконувати один або декілька конкретних творів з</w:t>
       </w:r>
       <w:r>
         <w:rPr>
@@ -4806,6 +5072,7 @@
     </w:p>
     <w:p>
       <w:pPr>
+        <w:spacing w:line="276" w:lineRule="auto"/>
         <w:ind w:right="-141" w:firstLine="426"/>
         <w:jc w:val="both"/>
         <w:rPr>
@@ -4821,9 +5088,9 @@
           <w:sz w:val="20"/>
           <w:szCs w:val="20"/>
         </w:rPr>
-        <w:t>8.</w:t>
-      </w:r>
-      <w:proofErr w:type="gramStart"/>
+        <w:lastRenderedPageBreak/>
+        <w:t>8.1</w:t>
+      </w:r>
       <w:r>
         <w:rPr>
           <w:b w:val="0"/>
@@ -4838,15 +5105,16 @@
           <w:sz w:val="20"/>
           <w:szCs w:val="20"/>
         </w:rPr>
-        <w:t>0</w:t>
+        <w:t>.</w:t>
       </w:r>
       <w:r>
         <w:rPr>
           <w:b w:val="0"/>
           <w:sz w:val="20"/>
           <w:szCs w:val="20"/>
-        </w:rPr>
-        <w:t>.</w:t>
+          <w:lang w:val="uk-UA"/>
+        </w:rPr>
+        <w:t xml:space="preserve"> </w:t>
       </w:r>
       <w:r>
         <w:rPr>
@@ -4855,22 +5123,13 @@
           <w:szCs w:val="20"/>
           <w:lang w:val="uk-UA"/>
         </w:rPr>
-        <w:t>Договір</w:t>
-      </w:r>
-      <w:proofErr w:type="gramEnd"/>
-      <w:r>
-        <w:rPr>
-          <w:b w:val="0"/>
-          <w:sz w:val="20"/>
-          <w:szCs w:val="20"/>
-          <w:lang w:val="uk-UA"/>
-        </w:rPr>
-        <w:t xml:space="preserve"> укладено українською мовою у 2 (двох) примірниках, які мають однакову юридичну силу, по одному для кожної із Сторін.</w:t>
+        <w:t>Договір укладено українською мовою у 2 (двох) примірниках, які мають однакову юридичну силу, по одному для кожної із Сторін.</w:t>
       </w:r>
     </w:p>
     <w:p>
       <w:pPr>
         <w:pStyle w:val="a3"/>
+        <w:spacing w:line="276" w:lineRule="auto"/>
         <w:ind w:right="-141" w:firstLine="426"/>
         <w:rPr>
           <w:sz w:val="20"/>
@@ -4890,74 +5149,49 @@
           <w:szCs w:val="20"/>
           <w:lang w:val="ru-RU"/>
         </w:rPr>
-        <w:t>1</w:t>
-      </w:r>
-      <w:r>
-        <w:rPr>
-          <w:sz w:val="20"/>
-          <w:szCs w:val="20"/>
-        </w:rPr>
-        <w:t xml:space="preserve">. У підтвердження того, що Користувач до моменту підписання даного </w:t>
-      </w:r>
-      <w:r>
-        <w:rPr>
-          <w:sz w:val="20"/>
-          <w:szCs w:val="20"/>
-        </w:rPr>
-        <w:t>Договору ознайомився з каталог</w:t>
-      </w:r>
-      <w:r>
-        <w:rPr>
-          <w:sz w:val="20"/>
-          <w:szCs w:val="20"/>
-        </w:rPr>
-        <w:t xml:space="preserve">ом </w:t>
-      </w:r>
-      <w:r>
-        <w:rPr>
-          <w:sz w:val="20"/>
-          <w:szCs w:val="20"/>
-          <w:lang w:val="ru-RU"/>
-        </w:rPr>
-        <w:t xml:space="preserve">     </w:t>
-      </w:r>
-      <w:r>
-        <w:rPr>
-          <w:sz w:val="20"/>
-          <w:szCs w:val="20"/>
-          <w:lang w:val="ru-RU"/>
-        </w:rPr>
-        <w:t xml:space="preserve">     </w:t>
-      </w:r>
-      <w:r>
-        <w:rPr>
-          <w:sz w:val="20"/>
-          <w:szCs w:val="20"/>
-          <w:lang w:val="ru-RU"/>
-        </w:rPr>
-        <w:t xml:space="preserve">     </w:t>
-      </w:r>
-      <w:r>
-        <w:rPr>
-          <w:sz w:val="20"/>
-          <w:szCs w:val="20"/>
-          <w:lang w:val="ru-RU"/>
-        </w:rPr>
-        <w:t xml:space="preserve"> </w:t>
-      </w:r>
-      <w:r>
-        <w:rPr>
-          <w:sz w:val="20"/>
-          <w:szCs w:val="20"/>
-        </w:rPr>
-        <w:t>ГО УААСП</w:t>
-      </w:r>
-      <w:r>
-        <w:rPr>
-          <w:sz w:val="20"/>
-          <w:szCs w:val="20"/>
-        </w:rPr>
-        <w:t>, у підтвердження того, що Сторони розуміють визначення всіх термінів, які містяться в даному Договорі, юридичні наслідки виконання умов даного Договору, в підтвердження того, що даний Договір містить всі істотні умови, про які Сторони мали намір домовитись, Сторони поставили нижче свої підписи та печатки.</w:t>
+        <w:t>2</w:t>
+      </w:r>
+      <w:r>
+        <w:rPr>
+          <w:sz w:val="20"/>
+          <w:szCs w:val="20"/>
+        </w:rPr>
+        <w:t xml:space="preserve">. </w:t>
+      </w:r>
+      <w:r>
+        <w:rPr>
+          <w:sz w:val="20"/>
+          <w:szCs w:val="20"/>
+        </w:rPr>
+        <w:t>У підтвердження того, що Користувач до моменту підписання даного Договору ознайомився з каталогом</w:t>
+      </w:r>
+      <w:r>
+        <w:rPr>
+          <w:sz w:val="20"/>
+          <w:szCs w:val="20"/>
+        </w:rPr>
+        <w:t xml:space="preserve">  </w:t>
+      </w:r>
+      <w:r>
+        <w:rPr>
+          <w:sz w:val="20"/>
+          <w:szCs w:val="20"/>
+        </w:rPr>
+        <w:t xml:space="preserve">ГО УААСП, а також </w:t>
+      </w:r>
+      <w:r>
+        <w:rPr>
+          <w:sz w:val="20"/>
+          <w:szCs w:val="20"/>
+        </w:rPr>
+        <w:t xml:space="preserve">діючими попередніми </w:t>
+      </w:r>
+      <w:r>
+        <w:rPr>
+          <w:sz w:val="20"/>
+          <w:szCs w:val="20"/>
+        </w:rPr>
+        <w:t>тарифами, затвердженими Загальними зборами членів ГО УААСП, у підтвердження того, що Сторони розуміють визначення всіх термінів, які містяться в даному Договорі, юридичні наслідки виконання умов даного Договору, в підтвердження того, що даний Договір містить всі істотні умови, про які Сторони мали намір домовитись, Сторони поставили нижче свої підписи та печатки.</w:t>
       </w:r>
     </w:p>
     <w:p>
@@ -5130,7 +5364,6 @@
                 <w:szCs w:val="20"/>
                 <w:lang w:val="uk-UA"/>
               </w:rPr>
-              <w:lastRenderedPageBreak/>
               <w:t>Громадська організація</w:t>
             </w:r>
           </w:p>
@@ -5187,56 +5420,96 @@
             <w:pPr>
               <w:rPr>
                 <w:b w:val="0"/>
-                <w:sz w:val="20"/>
-                <w:szCs w:val="20"/>
+                <w:bCs w:val="0"/>
+                <w:sz w:val="20"/>
+                <w:szCs w:val="16"/>
+              </w:rPr>
+            </w:pPr>
+            <w:r>
+              <w:rPr>
+                <w:b w:val="0"/>
+                <w:sz w:val="16"/>
+                <w:szCs w:val="16"/>
                 <w:lang w:val="uk-UA"/>
               </w:rPr>
-            </w:pPr>
+              <w:t xml:space="preserve">    </w:t>
+            </w:r>
             <w:r>
               <w:rPr>
                 <w:b w:val="0"/>
-                <w:sz w:val="20"/>
-                <w:szCs w:val="20"/>
-                <w:lang w:val="uk-UA"/>
-              </w:rPr>
-              <w:t xml:space="preserve">    01030, м. Київ, </w:t>
+                <w:bCs w:val="0"/>
+                <w:sz w:val="20"/>
+                <w:szCs w:val="16"/>
+              </w:rPr>
+              <w:t xml:space="preserve">04060, м. </w:t>
             </w:r>
-          </w:p>
-          <w:p>
-            <w:pPr>
-              <w:ind w:left="180"/>
-              <w:rPr>
-                <w:b w:val="0"/>
-                <w:sz w:val="20"/>
-                <w:szCs w:val="20"/>
-                <w:lang w:val="uk-UA"/>
-              </w:rPr>
-            </w:pPr>
-            <w:r>
-              <w:rPr>
-                <w:b w:val="0"/>
-                <w:sz w:val="20"/>
-                <w:szCs w:val="20"/>
-                <w:lang w:val="uk-UA"/>
-              </w:rPr>
-              <w:t>вул. Б. Хмельницького, 41 літера А, прим. 1-3,</w:t>
-            </w:r>
-          </w:p>
-          <w:p>
-            <w:pPr>
-              <w:ind w:left="180"/>
-              <w:rPr>
-                <w:b w:val="0"/>
-                <w:sz w:val="20"/>
-                <w:szCs w:val="20"/>
-              </w:rPr>
-            </w:pPr>
             <w:proofErr w:type="spellStart"/>
             <w:r>
               <w:rPr>
                 <w:b w:val="0"/>
-                <w:sz w:val="20"/>
-                <w:szCs w:val="20"/>
+                <w:bCs w:val="0"/>
+                <w:sz w:val="20"/>
+                <w:szCs w:val="16"/>
+              </w:rPr>
+              <w:t>Київ</w:t>
+            </w:r>
+            <w:proofErr w:type="spellEnd"/>
+            <w:r>
+              <w:rPr>
+                <w:b w:val="0"/>
+                <w:bCs w:val="0"/>
+                <w:sz w:val="20"/>
+                <w:szCs w:val="16"/>
+              </w:rPr>
+              <w:t>,</w:t>
+            </w:r>
+          </w:p>
+          <w:p>
+            <w:pPr>
+              <w:ind w:left="180"/>
+              <w:rPr>
+                <w:b w:val="0"/>
+                <w:bCs w:val="0"/>
+                <w:sz w:val="20"/>
+                <w:szCs w:val="16"/>
+              </w:rPr>
+            </w:pPr>
+            <w:proofErr w:type="spellStart"/>
+            <w:r>
+              <w:rPr>
+                <w:b w:val="0"/>
+                <w:bCs w:val="0"/>
+                <w:sz w:val="20"/>
+                <w:szCs w:val="16"/>
+              </w:rPr>
+              <w:t>вул</w:t>
+            </w:r>
+            <w:proofErr w:type="spellEnd"/>
+            <w:r>
+              <w:rPr>
+                <w:b w:val="0"/>
+                <w:bCs w:val="0"/>
+                <w:sz w:val="20"/>
+                <w:szCs w:val="16"/>
+              </w:rPr>
+              <w:t>. Вавілових, 15А</w:t>
+            </w:r>
+          </w:p>
+          <w:p>
+            <w:pPr>
+              <w:ind w:left="180"/>
+              <w:rPr>
+                <w:b w:val="0"/>
+                <w:sz w:val="20"/>
+                <w:szCs w:val="16"/>
+              </w:rPr>
+            </w:pPr>
+            <w:proofErr w:type="spellStart"/>
+            <w:r>
+              <w:rPr>
+                <w:b w:val="0"/>
+                <w:sz w:val="20"/>
+                <w:szCs w:val="16"/>
                 <w:lang w:val="uk-UA"/>
               </w:rPr>
               <w:t>тел</w:t>
@@ -5246,7 +5519,7 @@
               <w:rPr>
                 <w:b w:val="0"/>
                 <w:sz w:val="20"/>
-                <w:szCs w:val="20"/>
+                <w:szCs w:val="16"/>
                 <w:lang w:val="uk-UA"/>
               </w:rPr>
               <w:t>.: (044) 223-60-40;</w:t>
@@ -5258,14 +5531,14 @@
               <w:rPr>
                 <w:b w:val="0"/>
                 <w:sz w:val="20"/>
-                <w:szCs w:val="20"/>
+                <w:szCs w:val="16"/>
               </w:rPr>
             </w:pPr>
             <w:r>
               <w:rPr>
                 <w:b w:val="0"/>
                 <w:sz w:val="20"/>
-                <w:szCs w:val="20"/>
+                <w:szCs w:val="16"/>
                 <w:lang w:val="uk-UA"/>
               </w:rPr>
               <w:t>код ЄДРПОУ: 39939650;</w:t>
@@ -5273,11 +5546,47 @@
           </w:p>
           <w:p>
             <w:pPr>
+              <w:ind w:left="201"/>
+              <w:rPr>
+                <w:sz w:val="20"/>
+                <w:szCs w:val="16"/>
+              </w:rPr>
+            </w:pPr>
+            <w:r>
+              <w:rPr>
+                <w:b w:val="0"/>
+                <w:sz w:val="20"/>
+                <w:szCs w:val="16"/>
+                <w:lang w:val="uk-UA"/>
+              </w:rPr>
+              <w:t xml:space="preserve">поточний рахунок: </w:t>
+            </w:r>
+            <w:r>
+              <w:rPr>
+                <w:b w:val="0"/>
+                <w:sz w:val="20"/>
+                <w:szCs w:val="16"/>
+                <w:lang w:val="uk-UA"/>
+              </w:rPr>
+              <w:br/>
+              <w:t>IBAN № UA</w:t>
+            </w:r>
+            <w:r>
+              <w:rPr>
+                <w:b w:val="0"/>
+                <w:sz w:val="20"/>
+                <w:szCs w:val="16"/>
+              </w:rPr>
+              <w:t>683052990000026004040115716</w:t>
+            </w:r>
+          </w:p>
+          <w:p>
+            <w:pPr>
               <w:ind w:left="180"/>
               <w:rPr>
                 <w:b w:val="0"/>
                 <w:sz w:val="20"/>
-                <w:szCs w:val="20"/>
+                <w:szCs w:val="16"/>
                 <w:lang w:val="uk-UA"/>
               </w:rPr>
             </w:pPr>
@@ -5285,27 +5594,7 @@
               <w:rPr>
                 <w:b w:val="0"/>
                 <w:sz w:val="20"/>
-                <w:szCs w:val="20"/>
-                <w:lang w:val="uk-UA"/>
-              </w:rPr>
-              <w:t>поточний рахунок: 26002053021074</w:t>
-            </w:r>
-          </w:p>
-          <w:p>
-            <w:pPr>
-              <w:ind w:left="180"/>
-              <w:rPr>
-                <w:b w:val="0"/>
-                <w:sz w:val="20"/>
-                <w:szCs w:val="20"/>
-                <w:lang w:val="uk-UA"/>
-              </w:rPr>
-            </w:pPr>
-            <w:r>
-              <w:rPr>
-                <w:b w:val="0"/>
-                <w:sz w:val="20"/>
-                <w:szCs w:val="20"/>
+                <w:szCs w:val="16"/>
                 <w:lang w:val="uk-UA"/>
               </w:rPr>
               <w:t xml:space="preserve">в АТ </w:t>
@@ -5314,7 +5603,7 @@
               <w:rPr>
                 <w:b w:val="0"/>
                 <w:sz w:val="20"/>
-                <w:szCs w:val="20"/>
+                <w:szCs w:val="16"/>
               </w:rPr>
               <w:t xml:space="preserve">КБ </w:t>
             </w:r>
@@ -5322,7 +5611,7 @@
               <w:rPr>
                 <w:b w:val="0"/>
                 <w:sz w:val="20"/>
-                <w:szCs w:val="20"/>
+                <w:szCs w:val="16"/>
                 <w:lang w:val="uk-UA"/>
               </w:rPr>
               <w:t>«Приватбанк»;</w:t>
@@ -5330,37 +5619,90 @@
           </w:p>
           <w:p>
             <w:pPr>
-              <w:ind w:left="180"/>
               <w:rPr>
                 <w:b w:val="0"/>
                 <w:sz w:val="20"/>
-                <w:szCs w:val="20"/>
+                <w:szCs w:val="16"/>
+              </w:rPr>
+            </w:pPr>
+            <w:r>
+              <w:rPr>
+                <w:b w:val="0"/>
+                <w:sz w:val="20"/>
+                <w:szCs w:val="16"/>
                 <w:lang w:val="uk-UA"/>
               </w:rPr>
-            </w:pPr>
+              <w:t xml:space="preserve">    </w:t>
+            </w:r>
             <w:r>
               <w:rPr>
                 <w:b w:val="0"/>
                 <w:sz w:val="20"/>
-                <w:szCs w:val="20"/>
+                <w:szCs w:val="16"/>
+              </w:rPr>
+              <w:t xml:space="preserve">Організація </w:t>
+            </w:r>
+            <w:proofErr w:type="spellStart"/>
+            <w:r>
+              <w:rPr>
+                <w:b w:val="0"/>
+                <w:sz w:val="20"/>
+                <w:szCs w:val="16"/>
+              </w:rPr>
+              <w:t>має</w:t>
+            </w:r>
+            <w:proofErr w:type="spellEnd"/>
+            <w:r>
+              <w:rPr>
+                <w:b w:val="0"/>
+                <w:sz w:val="20"/>
+                <w:szCs w:val="16"/>
+              </w:rPr>
+              <w:t xml:space="preserve"> статус </w:t>
+            </w:r>
+            <w:proofErr w:type="spellStart"/>
+            <w:r>
+              <w:rPr>
+                <w:b w:val="0"/>
+                <w:sz w:val="20"/>
+                <w:szCs w:val="16"/>
+              </w:rPr>
+              <w:t>неприбуткової</w:t>
+            </w:r>
+            <w:proofErr w:type="spellEnd"/>
+            <w:r>
+              <w:rPr>
+                <w:b w:val="0"/>
+                <w:sz w:val="20"/>
+                <w:szCs w:val="16"/>
+              </w:rPr>
+              <w:t xml:space="preserve"> за </w:t>
+            </w:r>
+            <w:proofErr w:type="spellStart"/>
+            <w:r>
+              <w:rPr>
+                <w:b w:val="0"/>
+                <w:sz w:val="20"/>
+                <w:szCs w:val="16"/>
+              </w:rPr>
+              <w:t>ознакою</w:t>
+            </w:r>
+            <w:proofErr w:type="spellEnd"/>
+          </w:p>
+          <w:p>
+            <w:pPr>
+              <w:rPr>
+                <w:b w:val="0"/>
+                <w:sz w:val="20"/>
+                <w:szCs w:val="16"/>
                 <w:lang w:val="uk-UA"/>
               </w:rPr>
-              <w:t>МФО 321842</w:t>
-            </w:r>
-          </w:p>
-          <w:p>
-            <w:pPr>
+            </w:pPr>
+            <w:r>
               <w:rPr>
                 <w:b w:val="0"/>
                 <w:sz w:val="20"/>
-                <w:szCs w:val="20"/>
-              </w:rPr>
-            </w:pPr>
-            <w:r>
-              <w:rPr>
-                <w:b w:val="0"/>
-                <w:sz w:val="20"/>
-                <w:szCs w:val="20"/>
+                <w:szCs w:val="16"/>
                 <w:lang w:val="uk-UA"/>
               </w:rPr>
               <w:t xml:space="preserve">    </w:t>
@@ -5370,90 +5712,7 @@
               <w:rPr>
                 <w:b w:val="0"/>
                 <w:sz w:val="20"/>
-                <w:szCs w:val="20"/>
-              </w:rPr>
-              <w:t>Організація</w:t>
-            </w:r>
-            <w:proofErr w:type="spellEnd"/>
-            <w:r>
-              <w:rPr>
-                <w:b w:val="0"/>
-                <w:sz w:val="20"/>
-                <w:szCs w:val="20"/>
-              </w:rPr>
-              <w:t xml:space="preserve"> </w:t>
-            </w:r>
-            <w:proofErr w:type="spellStart"/>
-            <w:r>
-              <w:rPr>
-                <w:b w:val="0"/>
-                <w:sz w:val="20"/>
-                <w:szCs w:val="20"/>
-              </w:rPr>
-              <w:t>має</w:t>
-            </w:r>
-            <w:proofErr w:type="spellEnd"/>
-            <w:r>
-              <w:rPr>
-                <w:b w:val="0"/>
-                <w:sz w:val="20"/>
-                <w:szCs w:val="20"/>
-              </w:rPr>
-              <w:t xml:space="preserve"> статус </w:t>
-            </w:r>
-            <w:proofErr w:type="spellStart"/>
-            <w:r>
-              <w:rPr>
-                <w:b w:val="0"/>
-                <w:sz w:val="20"/>
-                <w:szCs w:val="20"/>
-              </w:rPr>
-              <w:t>неприбуткової</w:t>
-            </w:r>
-            <w:proofErr w:type="spellEnd"/>
-            <w:r>
-              <w:rPr>
-                <w:b w:val="0"/>
-                <w:sz w:val="20"/>
-                <w:szCs w:val="20"/>
-              </w:rPr>
-              <w:t xml:space="preserve"> за </w:t>
-            </w:r>
-            <w:proofErr w:type="spellStart"/>
-            <w:r>
-              <w:rPr>
-                <w:b w:val="0"/>
-                <w:sz w:val="20"/>
-                <w:szCs w:val="20"/>
-              </w:rPr>
-              <w:t>ознакою</w:t>
-            </w:r>
-            <w:proofErr w:type="spellEnd"/>
-          </w:p>
-          <w:p>
-            <w:pPr>
-              <w:rPr>
-                <w:b w:val="0"/>
-                <w:sz w:val="20"/>
-                <w:szCs w:val="20"/>
-                <w:lang w:val="uk-UA"/>
-              </w:rPr>
-            </w:pPr>
-            <w:r>
-              <w:rPr>
-                <w:b w:val="0"/>
-                <w:sz w:val="20"/>
-                <w:szCs w:val="20"/>
-                <w:lang w:val="uk-UA"/>
-              </w:rPr>
-              <w:t xml:space="preserve">    </w:t>
-            </w:r>
-            <w:proofErr w:type="spellStart"/>
-            <w:r>
-              <w:rPr>
-                <w:b w:val="0"/>
-                <w:sz w:val="20"/>
-                <w:szCs w:val="20"/>
+                <w:szCs w:val="16"/>
               </w:rPr>
               <w:t>неприбутковості</w:t>
             </w:r>
@@ -5462,7 +5721,7 @@
               <w:rPr>
                 <w:b w:val="0"/>
                 <w:sz w:val="20"/>
-                <w:szCs w:val="20"/>
+                <w:szCs w:val="16"/>
               </w:rPr>
               <w:t xml:space="preserve"> </w:t>
             </w:r>
@@ -5470,7 +5729,7 @@
               <w:rPr>
                 <w:b w:val="0"/>
                 <w:sz w:val="20"/>
-                <w:szCs w:val="20"/>
+                <w:szCs w:val="16"/>
                 <w:lang w:val="uk-UA"/>
               </w:rPr>
               <w:t>0032</w:t>
@@ -5481,16 +5740,16 @@
               <w:ind w:left="180"/>
               <w:rPr>
                 <w:sz w:val="20"/>
-                <w:szCs w:val="20"/>
+                <w:szCs w:val="16"/>
                 <w:lang w:val="uk-UA"/>
               </w:rPr>
             </w:pPr>
-            <w:hyperlink r:id="rId10" w:history="1">
+            <w:hyperlink r:id="rId9" w:history="1">
               <w:r>
                 <w:rPr>
                   <w:rStyle w:val="ab"/>
                   <w:sz w:val="20"/>
-                  <w:szCs w:val="20"/>
+                  <w:szCs w:val="16"/>
                 </w:rPr>
                 <w:t>www.uacrr.org.ua</w:t>
               </w:r>
@@ -5499,13 +5758,13 @@
           <w:p>
             <w:pPr>
               <w:pStyle w:val="a3"/>
-              <w:ind w:left="180" w:right="-1"/>
+              <w:ind w:right="-1"/>
               <w:jc w:val="left"/>
               <w:rPr>
                 <w:b/>
                 <w:bCs/>
                 <w:sz w:val="20"/>
-                <w:szCs w:val="20"/>
+                <w:szCs w:val="16"/>
                 <w:lang w:val="ru-RU"/>
               </w:rPr>
             </w:pPr>
@@ -5518,8 +5777,8 @@
               <w:rPr>
                 <w:b/>
                 <w:bCs/>
-                <w:sz w:val="20"/>
-                <w:szCs w:val="20"/>
+                <w:sz w:val="16"/>
+                <w:szCs w:val="16"/>
                 <w:lang w:val="ru-RU"/>
               </w:rPr>
             </w:pPr>
@@ -5532,8 +5791,50 @@
               <w:rPr>
                 <w:b/>
                 <w:bCs/>
-                <w:sz w:val="20"/>
-                <w:szCs w:val="20"/>
+                <w:sz w:val="16"/>
+                <w:szCs w:val="16"/>
+                <w:lang w:val="ru-RU"/>
+              </w:rPr>
+            </w:pPr>
+          </w:p>
+          <w:p>
+            <w:pPr>
+              <w:pStyle w:val="a3"/>
+              <w:ind w:right="-1"/>
+              <w:jc w:val="left"/>
+              <w:rPr>
+                <w:b/>
+                <w:bCs/>
+                <w:sz w:val="16"/>
+                <w:szCs w:val="16"/>
+                <w:lang w:val="ru-RU"/>
+              </w:rPr>
+            </w:pPr>
+          </w:p>
+          <w:p>
+            <w:pPr>
+              <w:pStyle w:val="a3"/>
+              <w:ind w:right="-1"/>
+              <w:jc w:val="left"/>
+              <w:rPr>
+                <w:b/>
+                <w:bCs/>
+                <w:sz w:val="16"/>
+                <w:szCs w:val="16"/>
+                <w:lang w:val="ru-RU"/>
+              </w:rPr>
+            </w:pPr>
+          </w:p>
+          <w:p>
+            <w:pPr>
+              <w:pStyle w:val="a3"/>
+              <w:ind w:right="-1"/>
+              <w:jc w:val="left"/>
+              <w:rPr>
+                <w:b/>
+                <w:bCs/>
+                <w:sz w:val="16"/>
+                <w:szCs w:val="16"/>
                 <w:lang w:val="ru-RU"/>
               </w:rPr>
             </w:pPr>
@@ -5546,46 +5847,21 @@
               <w:rPr>
                 <w:b/>
                 <w:bCs/>
-                <w:sz w:val="20"/>
-                <w:szCs w:val="20"/>
+                <w:sz w:val="16"/>
+                <w:szCs w:val="16"/>
                 <w:lang w:val="ru-RU"/>
               </w:rPr>
             </w:pPr>
+            <w:bookmarkStart w:id="9" w:name="_GoBack"/>
+            <w:bookmarkEnd w:id="9"/>
             <w:r>
               <w:rPr>
                 <w:b/>
                 <w:bCs/>
-                <w:sz w:val="20"/>
-                <w:szCs w:val="20"/>
-              </w:rPr>
-              <w:t>_______</w:t>
-            </w:r>
-            <w:r>
-              <w:rPr>
-                <w:b/>
-                <w:bCs/>
-                <w:sz w:val="20"/>
-                <w:szCs w:val="20"/>
-              </w:rPr>
-              <w:t>_____________   /</w:t>
-            </w:r>
-            <w:r>
-              <w:rPr>
-                <w:b/>
-                <w:bCs/>
-                <w:sz w:val="20"/>
-                <w:szCs w:val="20"/>
-              </w:rPr>
-              <w:t xml:space="preserve"> Л.А. Цимбал </w:t>
-            </w:r>
-            <w:r>
-              <w:rPr>
-                <w:b/>
-                <w:bCs/>
-                <w:sz w:val="20"/>
-                <w:szCs w:val="20"/>
-              </w:rPr>
-              <w:t>/</w:t>
+                <w:sz w:val="16"/>
+                <w:szCs w:val="16"/>
+              </w:rPr>
+              <w:t>____________________   / В.В. Харчишин /</w:t>
             </w:r>
           </w:p>
           <w:p>
@@ -5593,23 +5869,23 @@
               <w:pStyle w:val="a3"/>
               <w:ind w:right="0"/>
               <w:rPr>
-                <w:sz w:val="20"/>
-                <w:szCs w:val="20"/>
+                <w:sz w:val="16"/>
+                <w:szCs w:val="16"/>
                 <w:vertAlign w:val="superscript"/>
               </w:rPr>
             </w:pPr>
             <w:r>
               <w:rPr>
                 <w:bCs/>
-                <w:sz w:val="20"/>
-                <w:szCs w:val="20"/>
+                <w:sz w:val="16"/>
+                <w:szCs w:val="16"/>
               </w:rPr>
               <w:t xml:space="preserve">         М.П.</w:t>
             </w:r>
             <w:r>
               <w:rPr>
-                <w:sz w:val="20"/>
-                <w:szCs w:val="20"/>
+                <w:sz w:val="16"/>
+                <w:szCs w:val="16"/>
                 <w:vertAlign w:val="superscript"/>
               </w:rPr>
               <w:t xml:space="preserve">           (підпис)                                                      </w:t>
@@ -7452,7 +7728,6 @@
               </w:rPr>
             </w:pPr>
             <w:proofErr w:type="spellStart"/>
-            <w:proofErr w:type="gramStart"/>
             <w:r>
               <w:rPr>
                 <w:rFonts w:eastAsia="Times New Roman"/>
@@ -7468,16 +7743,7 @@
                 <w:sz w:val="23"/>
                 <w:szCs w:val="23"/>
               </w:rPr>
-              <w:t xml:space="preserve">  -</w:t>
-            </w:r>
-            <w:proofErr w:type="gramEnd"/>
-            <w:r>
-              <w:rPr>
-                <w:rFonts w:eastAsia="Times New Roman"/>
-                <w:sz w:val="23"/>
-                <w:szCs w:val="23"/>
-              </w:rPr>
-              <w:t xml:space="preserve"> П.І.Б. </w:t>
+              <w:t xml:space="preserve">  - П.І.Б. </w:t>
             </w:r>
             <w:proofErr w:type="spellStart"/>
             <w:r>
@@ -8194,7 +8460,6 @@
                 <w:noProof/>
                 <w:sz w:val="23"/>
                 <w:szCs w:val="23"/>
-                <w:lang w:val="uk-UA" w:eastAsia="uk-UA"/>
               </w:rPr>
               <mc:AlternateContent>
                 <mc:Choice Requires="wps">
@@ -8202,13 +8467,13 @@
                     <wp:anchor distT="0" distB="0" distL="114300" distR="114300" simplePos="0" relativeHeight="251659264" behindDoc="0" locked="0" layoutInCell="1" allowOverlap="1">
                       <wp:simplePos x="0" y="0"/>
                       <wp:positionH relativeFrom="column">
-                        <wp:posOffset>-1608455</wp:posOffset>
+                        <wp:posOffset>-2625090</wp:posOffset>
                       </wp:positionH>
                       <wp:positionV relativeFrom="paragraph">
-                        <wp:posOffset>-2792730</wp:posOffset>
+                        <wp:posOffset>-2761615</wp:posOffset>
                       </wp:positionV>
-                      <wp:extent cx="3124200" cy="6858000"/>
-                      <wp:effectExtent l="10160" t="0" r="18415" b="0"/>
+                      <wp:extent cx="5715000" cy="6172200"/>
+                      <wp:effectExtent l="0" t="0" r="0" b="0"/>
                       <wp:wrapNone/>
                       <wp:docPr id="2" name="WordArt 6"/>
                       <wp:cNvGraphicFramePr>
@@ -8223,7 +8488,7 @@
                             <wps:spPr bwMode="auto">
                               <a:xfrm>
                                 <a:off x="0" y="0"/>
-                                <a:ext cx="3124200" cy="6858000"/>
+                                <a:ext cx="5715000" cy="6172200"/>
                               </a:xfrm>
                               <a:prstGeom prst="rect">
                                 <a:avLst/>
@@ -8243,9 +8508,6 @@
                                     <w:pStyle w:val="af2"/>
                                     <w:spacing w:before="0" w:beforeAutospacing="0" w:after="0" w:afterAutospacing="0"/>
                                     <w:jc w:val="distribute"/>
-                                    <w:rPr>
-                                      <w:lang w:val="ru-UA"/>
-                                    </w:rPr>
                                   </w:pPr>
                                   <w:r>
                                     <w:rPr>
@@ -8279,7 +8541,7 @@
                                   <a:gd name="adj" fmla="val 55556"/>
                                 </a:avLst>
                               </a:prstTxWarp>
-                              <a:spAutoFit/>
+                              <a:noAutofit/>
                             </wps:bodyPr>
                           </wps:wsp>
                         </a:graphicData>
@@ -8299,18 +8561,15 @@
                       <v:stroke joinstyle="miter"/>
                       <v:path gradientshapeok="t" o:connecttype="rect"/>
                     </v:shapetype>
-                    <v:shape id="WordArt 6" o:spid="_x0000_s1026" type="#_x0000_t202" style="position:absolute;left:0;text-align:left;margin-left:-126.65pt;margin-top:-219.9pt;width:246pt;height:540pt;z-index:251659264;visibility:visible;mso-wrap-style:square;mso-width-percent:0;mso-height-percent:0;mso-wrap-distance-left:9pt;mso-wrap-distance-top:0;mso-wrap-distance-right:9pt;mso-wrap-distance-bottom:0;mso-position-horizontal:absolute;mso-position-horizontal-relative:text;mso-position-vertical:absolute;mso-position-vertical-relative:text;mso-width-percent:0;mso-height-percent:0;mso-width-relative:page;mso-height-relative:page;v-text-anchor:top" o:gfxdata="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" filled="f" stroked="f">
+                    <v:shape id="WordArt 6" o:spid="_x0000_s1026" type="#_x0000_t202" style="position:absolute;left:0;text-align:left;margin-left:-206.7pt;margin-top:-217.45pt;width:450pt;height:486pt;z-index:251659264;visibility:visible;mso-wrap-style:square;mso-width-percent:0;mso-height-percent:0;mso-wrap-distance-left:9pt;mso-wrap-distance-top:0;mso-wrap-distance-right:9pt;mso-wrap-distance-bottom:0;mso-position-horizontal:absolute;mso-position-horizontal-relative:text;mso-position-vertical:absolute;mso-position-vertical-relative:text;mso-width-percent:0;mso-height-percent:0;mso-width-relative:page;mso-height-relative:page;v-text-anchor:top" o:gfxdata="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" filled="f" stroked="f">
                       <o:lock v:ext="edit" shapetype="t"/>
-                      <v:textbox style="mso-fit-shape-to-text:t">
+                      <v:textbox>
                         <w:txbxContent>
                           <w:p>
                             <w:pPr>
                               <w:pStyle w:val="af2"/>
                               <w:spacing w:before="0" w:beforeAutospacing="0" w:after="0" w:afterAutospacing="0"/>
                               <w:jc w:val="distribute"/>
-                              <w:rPr>
-                                <w:lang w:val="ru-UA"/>
-                              </w:rPr>
                             </w:pPr>
                             <w:r>
                               <w:rPr>
@@ -10213,785 +10472,12 @@
           <w:lang w:val="uk-UA"/>
         </w:rPr>
       </w:pPr>
-    </w:p>
-    <w:p>
-      <w:pPr>
-        <w:pStyle w:val="a5"/>
-        <w:ind w:firstLine="360"/>
-        <w:jc w:val="center"/>
-        <w:rPr>
-          <w:sz w:val="18"/>
-          <w:szCs w:val="18"/>
-          <w:lang w:val="uk-UA"/>
-        </w:rPr>
-      </w:pPr>
-    </w:p>
-    <w:p>
-      <w:pPr>
-        <w:pStyle w:val="a3"/>
-        <w:ind w:right="-1" w:firstLine="360"/>
-        <w:rPr>
-          <w:sz w:val="18"/>
-          <w:szCs w:val="18"/>
-        </w:rPr>
-      </w:pPr>
-    </w:p>
-    <w:p>
-      <w:pPr>
-        <w:pStyle w:val="a3"/>
-        <w:jc w:val="center"/>
-        <w:rPr>
-          <w:b/>
-          <w:bCs/>
-          <w:sz w:val="24"/>
-          <w:szCs w:val="24"/>
-        </w:rPr>
-      </w:pPr>
-      <w:r>
-        <w:rPr>
-          <w:b/>
-          <w:bCs/>
-          <w:sz w:val="24"/>
-          <w:szCs w:val="24"/>
-        </w:rPr>
-        <w:t>АКТ</w:t>
-      </w:r>
-    </w:p>
-    <w:p>
-      <w:pPr>
-        <w:pStyle w:val="a3"/>
-        <w:jc w:val="center"/>
-        <w:rPr>
-          <w:b/>
-          <w:bCs/>
-          <w:sz w:val="24"/>
-          <w:szCs w:val="24"/>
-        </w:rPr>
-      </w:pPr>
-      <w:r>
-        <w:rPr>
-          <w:b/>
-          <w:bCs/>
-          <w:sz w:val="24"/>
-          <w:szCs w:val="24"/>
-        </w:rPr>
-        <w:t>про виплату авторської винагороди та надання звіту</w:t>
-      </w:r>
-    </w:p>
-    <w:p>
-      <w:pPr>
-        <w:pStyle w:val="a3"/>
-        <w:jc w:val="center"/>
-        <w:rPr>
-          <w:b/>
-          <w:bCs/>
-          <w:sz w:val="24"/>
-          <w:szCs w:val="24"/>
-        </w:rPr>
-      </w:pPr>
-      <w:r>
-        <w:rPr>
-          <w:b/>
-          <w:bCs/>
-          <w:sz w:val="24"/>
-          <w:szCs w:val="24"/>
-        </w:rPr>
-        <w:t xml:space="preserve">до </w:t>
-      </w:r>
-      <w:r>
-        <w:rPr>
-          <w:b/>
-          <w:bCs/>
-          <w:caps/>
-          <w:sz w:val="24"/>
-          <w:szCs w:val="24"/>
-        </w:rPr>
-        <w:t>л</w:t>
-      </w:r>
-      <w:r>
-        <w:rPr>
-          <w:b/>
-          <w:bCs/>
-          <w:sz w:val="24"/>
-          <w:szCs w:val="24"/>
-        </w:rPr>
-        <w:t>іцензійного договору</w:t>
-      </w:r>
-      <w:r>
-        <w:rPr>
-          <w:b/>
-          <w:bCs/>
-          <w:sz w:val="24"/>
-          <w:szCs w:val="24"/>
-          <w:lang w:val="ru-RU"/>
-        </w:rPr>
-        <w:t xml:space="preserve"> </w:t>
-      </w:r>
-      <w:r>
-        <w:rPr>
-          <w:b/>
-          <w:bCs/>
-          <w:sz w:val="24"/>
-          <w:szCs w:val="24"/>
-        </w:rPr>
-        <w:t>№ __________від “___”</w:t>
-      </w:r>
-      <w:r>
-        <w:rPr>
-          <w:b/>
-          <w:bCs/>
-          <w:sz w:val="24"/>
-          <w:szCs w:val="24"/>
-          <w:lang w:val="ru-RU"/>
-        </w:rPr>
-        <w:t xml:space="preserve"> __________</w:t>
-      </w:r>
-      <w:r>
-        <w:rPr>
-          <w:b/>
-          <w:bCs/>
-          <w:sz w:val="24"/>
-          <w:szCs w:val="24"/>
-        </w:rPr>
-        <w:t xml:space="preserve"> _____ року</w:t>
-      </w:r>
-    </w:p>
-    <w:p>
-      <w:pPr>
-        <w:pStyle w:val="a3"/>
-        <w:ind w:right="-1"/>
-        <w:jc w:val="center"/>
-        <w:rPr>
-          <w:b/>
-          <w:bCs/>
-          <w:sz w:val="24"/>
-          <w:szCs w:val="24"/>
-        </w:rPr>
-      </w:pPr>
-      <w:r>
-        <w:rPr>
-          <w:b/>
-          <w:bCs/>
-          <w:sz w:val="24"/>
-          <w:szCs w:val="24"/>
-          <w:lang w:val="ru-RU"/>
-        </w:rPr>
-        <w:t>(</w:t>
-      </w:r>
-      <w:proofErr w:type="spellStart"/>
-      <w:r>
-        <w:rPr>
-          <w:b/>
-          <w:bCs/>
-          <w:sz w:val="24"/>
-          <w:szCs w:val="24"/>
-          <w:lang w:val="ru-RU"/>
-        </w:rPr>
-        <w:t>далі</w:t>
-      </w:r>
-      <w:proofErr w:type="spellEnd"/>
-      <w:r>
-        <w:rPr>
-          <w:b/>
-          <w:bCs/>
-          <w:sz w:val="24"/>
-          <w:szCs w:val="24"/>
-          <w:lang w:val="ru-RU"/>
-        </w:rPr>
-        <w:t xml:space="preserve"> - </w:t>
-      </w:r>
-      <w:proofErr w:type="spellStart"/>
-      <w:r>
-        <w:rPr>
-          <w:b/>
-          <w:bCs/>
-          <w:sz w:val="24"/>
-          <w:szCs w:val="24"/>
-          <w:lang w:val="ru-RU"/>
-        </w:rPr>
-        <w:t>Договір</w:t>
-      </w:r>
-      <w:proofErr w:type="spellEnd"/>
-      <w:r>
-        <w:rPr>
-          <w:b/>
-          <w:bCs/>
-          <w:sz w:val="24"/>
-          <w:szCs w:val="24"/>
-          <w:lang w:val="ru-RU"/>
-        </w:rPr>
-        <w:t xml:space="preserve">) </w:t>
-      </w:r>
-      <w:r>
-        <w:rPr>
-          <w:b/>
-          <w:bCs/>
-          <w:sz w:val="24"/>
-          <w:szCs w:val="24"/>
-        </w:rPr>
-        <w:t xml:space="preserve">за </w:t>
-      </w:r>
-      <w:r>
-        <w:rPr>
-          <w:b/>
-          <w:bCs/>
-          <w:sz w:val="24"/>
-          <w:szCs w:val="24"/>
-          <w:lang w:val="ru-RU"/>
-        </w:rPr>
-        <w:t>_________</w:t>
-      </w:r>
-      <w:r>
-        <w:rPr>
-          <w:b/>
-          <w:bCs/>
-          <w:sz w:val="24"/>
-          <w:szCs w:val="24"/>
-        </w:rPr>
-        <w:t xml:space="preserve"> 20___ р.</w:t>
-      </w:r>
-    </w:p>
-    <w:p>
-      <w:pPr>
-        <w:pStyle w:val="a3"/>
-        <w:rPr>
-          <w:sz w:val="20"/>
-          <w:szCs w:val="20"/>
-        </w:rPr>
-      </w:pPr>
-    </w:p>
-    <w:p>
-      <w:pPr>
-        <w:pStyle w:val="a3"/>
-        <w:rPr>
-          <w:sz w:val="20"/>
-          <w:szCs w:val="20"/>
-        </w:rPr>
-      </w:pPr>
-    </w:p>
-    <w:p>
-      <w:pPr>
-        <w:pStyle w:val="a3"/>
-        <w:ind w:right="-1"/>
-        <w:jc w:val="center"/>
-        <w:rPr>
-          <w:sz w:val="20"/>
-          <w:szCs w:val="20"/>
-        </w:rPr>
-      </w:pPr>
-      <w:r>
-        <w:rPr>
-          <w:sz w:val="20"/>
-          <w:szCs w:val="20"/>
-        </w:rPr>
-        <w:t>м. Київ</w:t>
-      </w:r>
-      <w:r>
-        <w:rPr>
-          <w:sz w:val="20"/>
-          <w:szCs w:val="20"/>
-        </w:rPr>
-        <w:tab/>
-      </w:r>
-      <w:r>
-        <w:rPr>
-          <w:sz w:val="20"/>
-          <w:szCs w:val="20"/>
-        </w:rPr>
-        <w:tab/>
-      </w:r>
-      <w:r>
-        <w:rPr>
-          <w:sz w:val="20"/>
-          <w:szCs w:val="20"/>
-        </w:rPr>
-        <w:tab/>
-      </w:r>
-      <w:r>
-        <w:rPr>
-          <w:sz w:val="20"/>
-          <w:szCs w:val="20"/>
-        </w:rPr>
-        <w:tab/>
-      </w:r>
-      <w:r>
-        <w:rPr>
-          <w:sz w:val="20"/>
-          <w:szCs w:val="20"/>
-        </w:rPr>
-        <w:tab/>
-      </w:r>
-      <w:r>
-        <w:rPr>
-          <w:sz w:val="20"/>
-          <w:szCs w:val="20"/>
-        </w:rPr>
-        <w:tab/>
-        <w:t xml:space="preserve">                                                       “_____”</w:t>
-      </w:r>
-      <w:r>
-        <w:rPr>
-          <w:sz w:val="20"/>
-          <w:szCs w:val="20"/>
-          <w:lang w:val="ru-RU"/>
-        </w:rPr>
-        <w:t>____________</w:t>
-      </w:r>
-      <w:r>
-        <w:rPr>
-          <w:sz w:val="20"/>
-          <w:szCs w:val="20"/>
-        </w:rPr>
-        <w:t xml:space="preserve"> 2</w:t>
-      </w:r>
-      <w:r>
-        <w:rPr>
-          <w:sz w:val="20"/>
-          <w:szCs w:val="20"/>
-          <w:lang w:val="ru-RU"/>
-        </w:rPr>
-        <w:t>0___</w:t>
-      </w:r>
-      <w:r>
-        <w:rPr>
-          <w:sz w:val="20"/>
-          <w:szCs w:val="20"/>
-        </w:rPr>
-        <w:t xml:space="preserve"> р.</w:t>
-      </w:r>
-    </w:p>
-    <w:p>
-      <w:pPr>
-        <w:pStyle w:val="a3"/>
-        <w:ind w:right="-1"/>
-        <w:rPr>
-          <w:sz w:val="20"/>
-          <w:szCs w:val="20"/>
-        </w:rPr>
-      </w:pPr>
-    </w:p>
-    <w:p>
-      <w:pPr>
-        <w:pStyle w:val="a3"/>
-        <w:ind w:right="-1" w:firstLine="720"/>
-        <w:rPr>
-          <w:b/>
-          <w:sz w:val="24"/>
-          <w:szCs w:val="24"/>
-        </w:rPr>
-      </w:pPr>
-    </w:p>
-    <w:p>
-      <w:pPr>
-        <w:pStyle w:val="a3"/>
-        <w:ind w:right="-1"/>
-        <w:rPr>
-          <w:sz w:val="24"/>
-          <w:szCs w:val="24"/>
-        </w:rPr>
-      </w:pPr>
-      <w:r>
-        <w:rPr>
-          <w:b/>
-          <w:sz w:val="24"/>
-          <w:szCs w:val="24"/>
-        </w:rPr>
-        <w:t>______________________________________</w:t>
-      </w:r>
-      <w:r>
-        <w:rPr>
-          <w:sz w:val="24"/>
-          <w:szCs w:val="24"/>
-        </w:rPr>
-        <w:t xml:space="preserve"> /далі - Користувач/, в </w:t>
-      </w:r>
-      <w:proofErr w:type="spellStart"/>
-      <w:r>
-        <w:rPr>
-          <w:sz w:val="24"/>
-          <w:szCs w:val="24"/>
-        </w:rPr>
-        <w:t>особі_______________________________________</w:t>
-      </w:r>
-      <w:r>
-        <w:rPr>
-          <w:sz w:val="24"/>
-          <w:szCs w:val="24"/>
-        </w:rPr>
-        <w:t>,</w:t>
-      </w:r>
-      <w:r>
-        <w:rPr>
-          <w:sz w:val="24"/>
-          <w:szCs w:val="24"/>
-        </w:rPr>
-        <w:t>що</w:t>
-      </w:r>
-      <w:proofErr w:type="spellEnd"/>
-      <w:r>
-        <w:rPr>
-          <w:sz w:val="24"/>
-          <w:szCs w:val="24"/>
-        </w:rPr>
-        <w:t xml:space="preserve"> діє на підставі _________________ та _______________________з однієї Сторони,  та</w:t>
-      </w:r>
-    </w:p>
-    <w:p>
-      <w:pPr>
-        <w:pStyle w:val="a3"/>
-        <w:ind w:right="-1" w:firstLine="720"/>
-        <w:rPr>
-          <w:sz w:val="24"/>
-          <w:szCs w:val="24"/>
-        </w:rPr>
-      </w:pPr>
-      <w:r>
-        <w:rPr>
-          <w:b/>
-          <w:sz w:val="24"/>
-          <w:szCs w:val="24"/>
-        </w:rPr>
-        <w:t>Громадськ</w:t>
-      </w:r>
-      <w:r>
-        <w:rPr>
-          <w:b/>
-          <w:sz w:val="24"/>
-          <w:szCs w:val="24"/>
-        </w:rPr>
-        <w:t>а ор</w:t>
-      </w:r>
-      <w:r>
-        <w:rPr>
-          <w:b/>
-          <w:sz w:val="24"/>
-          <w:szCs w:val="24"/>
-        </w:rPr>
-        <w:t xml:space="preserve">ганізація “Українська агенція </w:t>
-      </w:r>
-      <w:r>
-        <w:rPr>
-          <w:b/>
-          <w:sz w:val="24"/>
-          <w:szCs w:val="24"/>
-        </w:rPr>
-        <w:t>з авторських та суміжних прав”</w:t>
-      </w:r>
-      <w:r>
-        <w:rPr>
-          <w:sz w:val="24"/>
-          <w:szCs w:val="24"/>
-        </w:rPr>
-        <w:t xml:space="preserve"> /далі -       </w:t>
-      </w:r>
-      <w:r>
-        <w:rPr>
-          <w:sz w:val="24"/>
-          <w:szCs w:val="24"/>
-        </w:rPr>
-        <w:t xml:space="preserve">    </w:t>
-      </w:r>
-      <w:r>
-        <w:rPr>
-          <w:sz w:val="24"/>
-          <w:szCs w:val="24"/>
-        </w:rPr>
-        <w:t xml:space="preserve"> </w:t>
-      </w:r>
-      <w:r>
-        <w:rPr>
-          <w:sz w:val="24"/>
-          <w:szCs w:val="24"/>
-        </w:rPr>
-        <w:t>ГО УААСП</w:t>
-      </w:r>
-      <w:r>
-        <w:rPr>
-          <w:sz w:val="24"/>
-          <w:szCs w:val="24"/>
-        </w:rPr>
-        <w:t xml:space="preserve">/, </w:t>
-      </w:r>
-      <w:r>
-        <w:rPr>
-          <w:sz w:val="24"/>
-          <w:szCs w:val="24"/>
-        </w:rPr>
-        <w:t xml:space="preserve">в особі </w:t>
-      </w:r>
-      <w:r>
-        <w:rPr>
-          <w:sz w:val="24"/>
-          <w:szCs w:val="24"/>
-        </w:rPr>
-        <w:t>___________________________________________</w:t>
-      </w:r>
-      <w:r>
-        <w:rPr>
-          <w:sz w:val="24"/>
-          <w:szCs w:val="24"/>
-        </w:rPr>
-        <w:t>, що діє на підставі</w:t>
-      </w:r>
-      <w:r>
-        <w:rPr>
-          <w:sz w:val="24"/>
-          <w:szCs w:val="24"/>
-        </w:rPr>
-        <w:t xml:space="preserve">________________________ </w:t>
-      </w:r>
-      <w:r>
-        <w:rPr>
-          <w:sz w:val="24"/>
-          <w:szCs w:val="24"/>
-        </w:rPr>
-        <w:t xml:space="preserve">та </w:t>
-      </w:r>
-      <w:r>
-        <w:rPr>
-          <w:sz w:val="24"/>
-          <w:szCs w:val="24"/>
-        </w:rPr>
-        <w:t xml:space="preserve">____________________________________ </w:t>
-      </w:r>
-      <w:r>
-        <w:rPr>
-          <w:sz w:val="24"/>
-          <w:szCs w:val="24"/>
-        </w:rPr>
-        <w:t>з другої сторони, надалі іменовані Сторони, уклали цей акт про наступне:</w:t>
-      </w:r>
-    </w:p>
-    <w:p>
-      <w:pPr>
-        <w:pStyle w:val="a3"/>
-        <w:ind w:right="-1"/>
-        <w:rPr>
-          <w:sz w:val="24"/>
-          <w:szCs w:val="24"/>
-        </w:rPr>
-      </w:pPr>
-    </w:p>
-    <w:p>
-      <w:pPr>
-        <w:pStyle w:val="a3"/>
-        <w:ind w:right="-1"/>
-        <w:rPr>
-          <w:sz w:val="24"/>
-          <w:szCs w:val="24"/>
-        </w:rPr>
-      </w:pPr>
-      <w:r>
-        <w:rPr>
-          <w:sz w:val="24"/>
-          <w:szCs w:val="24"/>
-        </w:rPr>
-        <w:t>1. Користувач:</w:t>
-      </w:r>
-    </w:p>
-    <w:p>
-      <w:pPr>
-        <w:pStyle w:val="a3"/>
-        <w:ind w:right="-1" w:firstLine="426"/>
-        <w:rPr>
-          <w:color w:val="000000"/>
-          <w:sz w:val="24"/>
-          <w:szCs w:val="24"/>
-          <w:u w:val="single"/>
-        </w:rPr>
-      </w:pPr>
-      <w:r>
-        <w:rPr>
-          <w:color w:val="000000"/>
-          <w:sz w:val="24"/>
-          <w:szCs w:val="24"/>
-        </w:rPr>
-        <w:t xml:space="preserve">1.1. Відповідно до Договору надав </w:t>
-      </w:r>
-      <w:r>
-        <w:rPr>
-          <w:caps/>
-          <w:color w:val="000000"/>
-          <w:sz w:val="24"/>
-          <w:szCs w:val="24"/>
-        </w:rPr>
-        <w:t>з</w:t>
-      </w:r>
-      <w:r>
-        <w:rPr>
-          <w:color w:val="000000"/>
-          <w:sz w:val="24"/>
-          <w:szCs w:val="24"/>
-        </w:rPr>
-        <w:t xml:space="preserve">віт про публічно виконані </w:t>
-      </w:r>
-      <w:proofErr w:type="spellStart"/>
-      <w:r>
-        <w:rPr>
-          <w:color w:val="000000"/>
-          <w:sz w:val="24"/>
-          <w:szCs w:val="24"/>
-        </w:rPr>
-        <w:t>твори</w:t>
-      </w:r>
-      <w:r>
-        <w:rPr>
-          <w:rFonts w:ascii="Times New Roman CYR" w:hAnsi="Times New Roman CYR" w:cs="Times New Roman CYR"/>
-          <w:color w:val="000000"/>
-          <w:sz w:val="24"/>
-          <w:szCs w:val="24"/>
-        </w:rPr>
-        <w:t>за</w:t>
-      </w:r>
-      <w:proofErr w:type="spellEnd"/>
-      <w:r>
-        <w:rPr>
-          <w:rFonts w:ascii="Times New Roman CYR" w:hAnsi="Times New Roman CYR" w:cs="Times New Roman CYR"/>
-          <w:color w:val="000000"/>
-          <w:sz w:val="24"/>
-          <w:szCs w:val="24"/>
-        </w:rPr>
-        <w:t xml:space="preserve"> </w:t>
-      </w:r>
-      <w:r>
-        <w:rPr>
-          <w:rFonts w:ascii="Times New Roman CYR" w:hAnsi="Times New Roman CYR" w:cs="Times New Roman CYR"/>
-          <w:color w:val="000000"/>
-          <w:sz w:val="24"/>
-          <w:szCs w:val="24"/>
-          <w:lang w:val="ru-RU"/>
-        </w:rPr>
-        <w:t xml:space="preserve">__________ </w:t>
-      </w:r>
-      <w:r>
-        <w:rPr>
-          <w:color w:val="000000"/>
-          <w:sz w:val="24"/>
-          <w:szCs w:val="24"/>
-        </w:rPr>
-        <w:t>20</w:t>
-      </w:r>
-      <w:r>
-        <w:rPr>
-          <w:color w:val="000000"/>
-          <w:sz w:val="24"/>
-          <w:szCs w:val="24"/>
-          <w:lang w:val="ru-RU"/>
-        </w:rPr>
-        <w:t>_</w:t>
-      </w:r>
-      <w:r>
-        <w:rPr>
-          <w:color w:val="000000"/>
-          <w:sz w:val="24"/>
-          <w:szCs w:val="24"/>
-        </w:rPr>
-        <w:t>_ р. в паперовому вигляді і електронному вигляді за адрес</w:t>
-      </w:r>
-      <w:r>
-        <w:rPr>
-          <w:color w:val="000000"/>
-          <w:sz w:val="24"/>
-          <w:szCs w:val="24"/>
-        </w:rPr>
-        <w:t>ою:</w:t>
-      </w:r>
-      <w:r>
-        <w:t xml:space="preserve"> _____________________________</w:t>
-      </w:r>
-      <w:r>
-        <w:rPr>
-          <w:color w:val="000000"/>
-          <w:sz w:val="24"/>
-          <w:szCs w:val="24"/>
-        </w:rPr>
-        <w:t>;</w:t>
-      </w:r>
-    </w:p>
-    <w:p>
-      <w:pPr>
-        <w:pStyle w:val="a3"/>
-        <w:ind w:right="-1" w:firstLine="426"/>
-        <w:rPr>
-          <w:sz w:val="24"/>
-          <w:szCs w:val="24"/>
-        </w:rPr>
-      </w:pPr>
-      <w:r>
-        <w:rPr>
-          <w:sz w:val="24"/>
-          <w:szCs w:val="24"/>
-        </w:rPr>
-        <w:t>1.2. Відповідно до Договору перерахував авторську винагороду в сумі</w:t>
-      </w:r>
-      <w:r>
-        <w:rPr>
-          <w:b/>
-          <w:bCs/>
-          <w:sz w:val="24"/>
-          <w:szCs w:val="24"/>
-        </w:rPr>
-        <w:t xml:space="preserve"> ___________ (__________________________________</w:t>
-      </w:r>
-      <w:r>
-        <w:rPr>
-          <w:b/>
-          <w:sz w:val="24"/>
-          <w:szCs w:val="24"/>
-        </w:rPr>
-        <w:t>)</w:t>
-      </w:r>
-      <w:r>
-        <w:rPr>
-          <w:sz w:val="24"/>
-          <w:szCs w:val="24"/>
-        </w:rPr>
-        <w:t xml:space="preserve"> грн. </w:t>
-      </w:r>
-      <w:r>
-        <w:rPr>
-          <w:b/>
-          <w:sz w:val="24"/>
-          <w:szCs w:val="24"/>
-        </w:rPr>
-        <w:t>____</w:t>
-      </w:r>
-      <w:r>
-        <w:rPr>
-          <w:sz w:val="24"/>
-          <w:szCs w:val="24"/>
-        </w:rPr>
-        <w:t xml:space="preserve"> коп., а саме:</w:t>
-      </w:r>
-    </w:p>
-    <w:p>
-      <w:pPr>
-        <w:pStyle w:val="a3"/>
-        <w:ind w:right="-1" w:firstLine="426"/>
-        <w:rPr>
-          <w:sz w:val="24"/>
-          <w:szCs w:val="24"/>
-        </w:rPr>
-      </w:pPr>
-    </w:p>
-    <w:p>
-      <w:pPr>
-        <w:pStyle w:val="a3"/>
-        <w:ind w:right="-1"/>
-        <w:jc w:val="center"/>
-        <w:rPr>
-          <w:b/>
-          <w:sz w:val="24"/>
-          <w:szCs w:val="24"/>
-        </w:rPr>
-      </w:pPr>
-      <w:r>
-        <w:rPr>
-          <w:b/>
+      <w:r>
+        <w:rPr>
+          <w:b w:val="0"/>
           <w:noProof/>
           <w:sz w:val="24"/>
           <w:szCs w:val="24"/>
-          <w:lang w:eastAsia="uk-UA"/>
         </w:rPr>
         <mc:AlternateContent>
           <mc:Choice Requires="wps">
@@ -10999,13 +10485,13 @@
               <wp:anchor distT="0" distB="0" distL="114300" distR="114300" simplePos="0" relativeHeight="251658240" behindDoc="0" locked="0" layoutInCell="1" allowOverlap="1">
                 <wp:simplePos x="0" y="0"/>
                 <wp:positionH relativeFrom="column">
-                  <wp:posOffset>1638300</wp:posOffset>
+                  <wp:posOffset>1009649</wp:posOffset>
                 </wp:positionH>
                 <wp:positionV relativeFrom="paragraph">
-                  <wp:posOffset>-4307205</wp:posOffset>
+                  <wp:posOffset>48895</wp:posOffset>
                 </wp:positionV>
-                <wp:extent cx="3124200" cy="6858000"/>
-                <wp:effectExtent l="19050" t="0" r="9525" b="0"/>
+                <wp:extent cx="5591175" cy="5238750"/>
+                <wp:effectExtent l="0" t="0" r="0" b="0"/>
                 <wp:wrapNone/>
                 <wp:docPr id="1" name="WordArt 5"/>
                 <wp:cNvGraphicFramePr>
@@ -11020,7 +10506,7 @@
                       <wps:spPr bwMode="auto">
                         <a:xfrm>
                           <a:off x="0" y="0"/>
-                          <a:ext cx="3124200" cy="6858000"/>
+                          <a:ext cx="5591175" cy="5238750"/>
                         </a:xfrm>
                         <a:prstGeom prst="rect">
                           <a:avLst/>
@@ -11040,9 +10526,6 @@
                               <w:pStyle w:val="af2"/>
                               <w:spacing w:before="0" w:beforeAutospacing="0" w:after="0" w:afterAutospacing="0"/>
                               <w:jc w:val="distribute"/>
-                              <w:rPr>
-                                <w:lang w:val="ru-UA"/>
-                              </w:rPr>
                             </w:pPr>
                             <w:r>
                               <w:rPr>
@@ -11076,7 +10559,7 @@
                             <a:gd name="adj" fmla="val 55556"/>
                           </a:avLst>
                         </a:prstTxWarp>
-                        <a:spAutoFit/>
+                        <a:noAutofit/>
                       </wps:bodyPr>
                     </wps:wsp>
                   </a:graphicData>
@@ -11092,18 +10575,15 @@
           </mc:Choice>
           <mc:Fallback>
             <w:pict>
-              <v:shape id="WordArt 5" o:spid="_x0000_s1027" type="#_x0000_t202" style="position:absolute;left:0;text-align:left;margin-left:129pt;margin-top:-339.15pt;width:246pt;height:540pt;z-index:251658240;visibility:visible;mso-wrap-style:square;mso-width-percent:0;mso-height-percent:0;mso-wrap-distance-left:9pt;mso-wrap-distance-top:0;mso-wrap-distance-right:9pt;mso-wrap-distance-bottom:0;mso-position-horizontal:absolute;mso-position-horizontal-relative:text;mso-position-vertical:absolute;mso-position-vertical-relative:text;mso-width-percent:0;mso-height-percent:0;mso-width-relative:page;mso-height-relative:page;v-text-anchor:top" o:gfxdata="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" filled="f" stroked="f">
+              <v:shape id="WordArt 5" o:spid="_x0000_s1027" type="#_x0000_t202" style="position:absolute;left:0;text-align:left;margin-left:79.5pt;margin-top:3.85pt;width:440.25pt;height:412.5pt;z-index:251658240;visibility:visible;mso-wrap-style:square;mso-width-percent:0;mso-height-percent:0;mso-wrap-distance-left:9pt;mso-wrap-distance-top:0;mso-wrap-distance-right:9pt;mso-wrap-distance-bottom:0;mso-position-horizontal:absolute;mso-position-horizontal-relative:text;mso-position-vertical:absolute;mso-position-vertical-relative:text;mso-width-percent:0;mso-height-percent:0;mso-width-relative:page;mso-height-relative:page;v-text-anchor:top" o:gfxdata="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" filled="f" stroked="f">
                 <o:lock v:ext="edit" shapetype="t"/>
-                <v:textbox style="mso-fit-shape-to-text:t">
+                <v:textbox>
                   <w:txbxContent>
                     <w:p>
                       <w:pPr>
                         <w:pStyle w:val="af2"/>
                         <w:spacing w:before="0" w:beforeAutospacing="0" w:after="0" w:afterAutospacing="0"/>
                         <w:jc w:val="distribute"/>
-                        <w:rPr>
-                          <w:lang w:val="ru-UA"/>
-                        </w:rPr>
                       </w:pPr>
                       <w:r>
                         <w:rPr>
@@ -11136,6 +10616,778 @@
           </mc:Fallback>
         </mc:AlternateContent>
       </w:r>
+    </w:p>
+    <w:p>
+      <w:pPr>
+        <w:pStyle w:val="a5"/>
+        <w:ind w:firstLine="360"/>
+        <w:jc w:val="center"/>
+        <w:rPr>
+          <w:sz w:val="18"/>
+          <w:szCs w:val="18"/>
+          <w:lang w:val="uk-UA"/>
+        </w:rPr>
+      </w:pPr>
+    </w:p>
+    <w:p>
+      <w:pPr>
+        <w:pStyle w:val="a3"/>
+        <w:ind w:right="-1" w:firstLine="360"/>
+        <w:rPr>
+          <w:sz w:val="18"/>
+          <w:szCs w:val="18"/>
+        </w:rPr>
+      </w:pPr>
+    </w:p>
+    <w:p>
+      <w:pPr>
+        <w:pStyle w:val="a3"/>
+        <w:jc w:val="center"/>
+        <w:rPr>
+          <w:b/>
+          <w:bCs/>
+          <w:sz w:val="24"/>
+          <w:szCs w:val="24"/>
+        </w:rPr>
+      </w:pPr>
+      <w:r>
+        <w:rPr>
+          <w:b/>
+          <w:bCs/>
+          <w:sz w:val="24"/>
+          <w:szCs w:val="24"/>
+        </w:rPr>
+        <w:t>АКТ</w:t>
+      </w:r>
+    </w:p>
+    <w:p>
+      <w:pPr>
+        <w:pStyle w:val="a3"/>
+        <w:jc w:val="center"/>
+        <w:rPr>
+          <w:b/>
+          <w:bCs/>
+          <w:sz w:val="24"/>
+          <w:szCs w:val="24"/>
+        </w:rPr>
+      </w:pPr>
+      <w:r>
+        <w:rPr>
+          <w:b/>
+          <w:bCs/>
+          <w:sz w:val="24"/>
+          <w:szCs w:val="24"/>
+        </w:rPr>
+        <w:t>про виплату авторської винагороди та надання звіту</w:t>
+      </w:r>
+    </w:p>
+    <w:p>
+      <w:pPr>
+        <w:pStyle w:val="a3"/>
+        <w:jc w:val="center"/>
+        <w:rPr>
+          <w:b/>
+          <w:bCs/>
+          <w:sz w:val="24"/>
+          <w:szCs w:val="24"/>
+        </w:rPr>
+      </w:pPr>
+      <w:r>
+        <w:rPr>
+          <w:b/>
+          <w:bCs/>
+          <w:sz w:val="24"/>
+          <w:szCs w:val="24"/>
+        </w:rPr>
+        <w:t xml:space="preserve">до </w:t>
+      </w:r>
+      <w:r>
+        <w:rPr>
+          <w:b/>
+          <w:bCs/>
+          <w:caps/>
+          <w:sz w:val="24"/>
+          <w:szCs w:val="24"/>
+        </w:rPr>
+        <w:t>л</w:t>
+      </w:r>
+      <w:r>
+        <w:rPr>
+          <w:b/>
+          <w:bCs/>
+          <w:sz w:val="24"/>
+          <w:szCs w:val="24"/>
+        </w:rPr>
+        <w:t>іцензійного договору</w:t>
+      </w:r>
+      <w:r>
+        <w:rPr>
+          <w:b/>
+          <w:bCs/>
+          <w:sz w:val="24"/>
+          <w:szCs w:val="24"/>
+          <w:lang w:val="ru-RU"/>
+        </w:rPr>
+        <w:t xml:space="preserve"> </w:t>
+      </w:r>
+      <w:r>
+        <w:rPr>
+          <w:b/>
+          <w:bCs/>
+          <w:sz w:val="24"/>
+          <w:szCs w:val="24"/>
+        </w:rPr>
+        <w:t>№ __________від “___”</w:t>
+      </w:r>
+      <w:r>
+        <w:rPr>
+          <w:b/>
+          <w:bCs/>
+          <w:sz w:val="24"/>
+          <w:szCs w:val="24"/>
+          <w:lang w:val="ru-RU"/>
+        </w:rPr>
+        <w:t xml:space="preserve"> __________</w:t>
+      </w:r>
+      <w:r>
+        <w:rPr>
+          <w:b/>
+          <w:bCs/>
+          <w:sz w:val="24"/>
+          <w:szCs w:val="24"/>
+        </w:rPr>
+        <w:t xml:space="preserve"> _____ року</w:t>
+      </w:r>
+    </w:p>
+    <w:p>
+      <w:pPr>
+        <w:pStyle w:val="a3"/>
+        <w:ind w:right="-1"/>
+        <w:jc w:val="center"/>
+        <w:rPr>
+          <w:b/>
+          <w:bCs/>
+          <w:sz w:val="24"/>
+          <w:szCs w:val="24"/>
+        </w:rPr>
+      </w:pPr>
+      <w:r>
+        <w:rPr>
+          <w:b/>
+          <w:bCs/>
+          <w:sz w:val="24"/>
+          <w:szCs w:val="24"/>
+          <w:lang w:val="ru-RU"/>
+        </w:rPr>
+        <w:t>(</w:t>
+      </w:r>
+      <w:proofErr w:type="spellStart"/>
+      <w:r>
+        <w:rPr>
+          <w:b/>
+          <w:bCs/>
+          <w:sz w:val="24"/>
+          <w:szCs w:val="24"/>
+          <w:lang w:val="ru-RU"/>
+        </w:rPr>
+        <w:t>далі</w:t>
+      </w:r>
+      <w:proofErr w:type="spellEnd"/>
+      <w:r>
+        <w:rPr>
+          <w:b/>
+          <w:bCs/>
+          <w:sz w:val="24"/>
+          <w:szCs w:val="24"/>
+          <w:lang w:val="ru-RU"/>
+        </w:rPr>
+        <w:t xml:space="preserve"> - </w:t>
+      </w:r>
+      <w:proofErr w:type="spellStart"/>
+      <w:r>
+        <w:rPr>
+          <w:b/>
+          <w:bCs/>
+          <w:sz w:val="24"/>
+          <w:szCs w:val="24"/>
+          <w:lang w:val="ru-RU"/>
+        </w:rPr>
+        <w:t>Договір</w:t>
+      </w:r>
+      <w:proofErr w:type="spellEnd"/>
+      <w:r>
+        <w:rPr>
+          <w:b/>
+          <w:bCs/>
+          <w:sz w:val="24"/>
+          <w:szCs w:val="24"/>
+          <w:lang w:val="ru-RU"/>
+        </w:rPr>
+        <w:t xml:space="preserve">) </w:t>
+      </w:r>
+      <w:r>
+        <w:rPr>
+          <w:b/>
+          <w:bCs/>
+          <w:sz w:val="24"/>
+          <w:szCs w:val="24"/>
+        </w:rPr>
+        <w:t xml:space="preserve">за </w:t>
+      </w:r>
+      <w:r>
+        <w:rPr>
+          <w:b/>
+          <w:bCs/>
+          <w:sz w:val="24"/>
+          <w:szCs w:val="24"/>
+          <w:lang w:val="ru-RU"/>
+        </w:rPr>
+        <w:t>_________</w:t>
+      </w:r>
+      <w:r>
+        <w:rPr>
+          <w:b/>
+          <w:bCs/>
+          <w:sz w:val="24"/>
+          <w:szCs w:val="24"/>
+        </w:rPr>
+        <w:t xml:space="preserve"> 20___ р.</w:t>
+      </w:r>
+    </w:p>
+    <w:p>
+      <w:pPr>
+        <w:pStyle w:val="a3"/>
+        <w:rPr>
+          <w:sz w:val="20"/>
+          <w:szCs w:val="20"/>
+        </w:rPr>
+      </w:pPr>
+    </w:p>
+    <w:p>
+      <w:pPr>
+        <w:pStyle w:val="a3"/>
+        <w:rPr>
+          <w:sz w:val="20"/>
+          <w:szCs w:val="20"/>
+        </w:rPr>
+      </w:pPr>
+    </w:p>
+    <w:p>
+      <w:pPr>
+        <w:pStyle w:val="a3"/>
+        <w:ind w:right="-1"/>
+        <w:jc w:val="center"/>
+        <w:rPr>
+          <w:sz w:val="20"/>
+          <w:szCs w:val="20"/>
+        </w:rPr>
+      </w:pPr>
+      <w:r>
+        <w:rPr>
+          <w:sz w:val="20"/>
+          <w:szCs w:val="20"/>
+        </w:rPr>
+        <w:t>м. Київ</w:t>
+      </w:r>
+      <w:r>
+        <w:rPr>
+          <w:sz w:val="20"/>
+          <w:szCs w:val="20"/>
+        </w:rPr>
+        <w:tab/>
+      </w:r>
+      <w:r>
+        <w:rPr>
+          <w:sz w:val="20"/>
+          <w:szCs w:val="20"/>
+        </w:rPr>
+        <w:tab/>
+      </w:r>
+      <w:r>
+        <w:rPr>
+          <w:sz w:val="20"/>
+          <w:szCs w:val="20"/>
+        </w:rPr>
+        <w:tab/>
+      </w:r>
+      <w:r>
+        <w:rPr>
+          <w:sz w:val="20"/>
+          <w:szCs w:val="20"/>
+        </w:rPr>
+        <w:tab/>
+      </w:r>
+      <w:r>
+        <w:rPr>
+          <w:sz w:val="20"/>
+          <w:szCs w:val="20"/>
+        </w:rPr>
+        <w:tab/>
+      </w:r>
+      <w:r>
+        <w:rPr>
+          <w:sz w:val="20"/>
+          <w:szCs w:val="20"/>
+        </w:rPr>
+        <w:tab/>
+        <w:t xml:space="preserve">                                                       “_____”</w:t>
+      </w:r>
+      <w:r>
+        <w:rPr>
+          <w:sz w:val="20"/>
+          <w:szCs w:val="20"/>
+          <w:lang w:val="ru-RU"/>
+        </w:rPr>
+        <w:t>____________</w:t>
+      </w:r>
+      <w:r>
+        <w:rPr>
+          <w:sz w:val="20"/>
+          <w:szCs w:val="20"/>
+        </w:rPr>
+        <w:t xml:space="preserve"> 2</w:t>
+      </w:r>
+      <w:r>
+        <w:rPr>
+          <w:sz w:val="20"/>
+          <w:szCs w:val="20"/>
+          <w:lang w:val="ru-RU"/>
+        </w:rPr>
+        <w:t>0___</w:t>
+      </w:r>
+      <w:r>
+        <w:rPr>
+          <w:sz w:val="20"/>
+          <w:szCs w:val="20"/>
+        </w:rPr>
+        <w:t xml:space="preserve"> р.</w:t>
+      </w:r>
+    </w:p>
+    <w:p>
+      <w:pPr>
+        <w:pStyle w:val="a3"/>
+        <w:ind w:right="-1"/>
+        <w:rPr>
+          <w:sz w:val="20"/>
+          <w:szCs w:val="20"/>
+        </w:rPr>
+      </w:pPr>
+    </w:p>
+    <w:p>
+      <w:pPr>
+        <w:pStyle w:val="a3"/>
+        <w:ind w:right="-1" w:firstLine="720"/>
+        <w:rPr>
+          <w:b/>
+          <w:sz w:val="24"/>
+          <w:szCs w:val="24"/>
+        </w:rPr>
+      </w:pPr>
+    </w:p>
+    <w:p>
+      <w:pPr>
+        <w:pStyle w:val="a3"/>
+        <w:ind w:right="-1"/>
+        <w:rPr>
+          <w:sz w:val="24"/>
+          <w:szCs w:val="24"/>
+        </w:rPr>
+      </w:pPr>
+      <w:r>
+        <w:rPr>
+          <w:b/>
+          <w:sz w:val="24"/>
+          <w:szCs w:val="24"/>
+        </w:rPr>
+        <w:t>______________________________________</w:t>
+      </w:r>
+      <w:r>
+        <w:rPr>
+          <w:sz w:val="24"/>
+          <w:szCs w:val="24"/>
+        </w:rPr>
+        <w:t xml:space="preserve"> /далі - Користувач/, в </w:t>
+      </w:r>
+      <w:proofErr w:type="spellStart"/>
+      <w:r>
+        <w:rPr>
+          <w:sz w:val="24"/>
+          <w:szCs w:val="24"/>
+        </w:rPr>
+        <w:t>особі_______________________________________</w:t>
+      </w:r>
+      <w:r>
+        <w:rPr>
+          <w:sz w:val="24"/>
+          <w:szCs w:val="24"/>
+        </w:rPr>
+        <w:t>,</w:t>
+      </w:r>
+      <w:r>
+        <w:rPr>
+          <w:sz w:val="24"/>
+          <w:szCs w:val="24"/>
+        </w:rPr>
+        <w:t>що</w:t>
+      </w:r>
+      <w:proofErr w:type="spellEnd"/>
+      <w:r>
+        <w:rPr>
+          <w:sz w:val="24"/>
+          <w:szCs w:val="24"/>
+        </w:rPr>
+        <w:t xml:space="preserve"> діє на підставі _________________ та _______________________з однієї Сторони,  та</w:t>
+      </w:r>
+    </w:p>
+    <w:p>
+      <w:pPr>
+        <w:pStyle w:val="a3"/>
+        <w:ind w:right="-1" w:firstLine="720"/>
+        <w:rPr>
+          <w:sz w:val="24"/>
+          <w:szCs w:val="24"/>
+        </w:rPr>
+      </w:pPr>
+      <w:r>
+        <w:rPr>
+          <w:b/>
+          <w:sz w:val="24"/>
+          <w:szCs w:val="24"/>
+        </w:rPr>
+        <w:t>Громадськ</w:t>
+      </w:r>
+      <w:r>
+        <w:rPr>
+          <w:b/>
+          <w:sz w:val="24"/>
+          <w:szCs w:val="24"/>
+        </w:rPr>
+        <w:t>а ор</w:t>
+      </w:r>
+      <w:r>
+        <w:rPr>
+          <w:b/>
+          <w:sz w:val="24"/>
+          <w:szCs w:val="24"/>
+        </w:rPr>
+        <w:t xml:space="preserve">ганізація “Українська агенція </w:t>
+      </w:r>
+      <w:r>
+        <w:rPr>
+          <w:b/>
+          <w:sz w:val="24"/>
+          <w:szCs w:val="24"/>
+        </w:rPr>
+        <w:t>з авторських та суміжних прав”</w:t>
+      </w:r>
+      <w:r>
+        <w:rPr>
+          <w:sz w:val="24"/>
+          <w:szCs w:val="24"/>
+        </w:rPr>
+        <w:t xml:space="preserve"> /далі -       </w:t>
+      </w:r>
+      <w:r>
+        <w:rPr>
+          <w:sz w:val="24"/>
+          <w:szCs w:val="24"/>
+        </w:rPr>
+        <w:t xml:space="preserve">    </w:t>
+      </w:r>
+      <w:r>
+        <w:rPr>
+          <w:sz w:val="24"/>
+          <w:szCs w:val="24"/>
+        </w:rPr>
+        <w:t xml:space="preserve"> </w:t>
+      </w:r>
+      <w:r>
+        <w:rPr>
+          <w:sz w:val="24"/>
+          <w:szCs w:val="24"/>
+        </w:rPr>
+        <w:t>ГО УААСП</w:t>
+      </w:r>
+      <w:r>
+        <w:rPr>
+          <w:sz w:val="24"/>
+          <w:szCs w:val="24"/>
+        </w:rPr>
+        <w:t xml:space="preserve">/, </w:t>
+      </w:r>
+      <w:r>
+        <w:rPr>
+          <w:sz w:val="24"/>
+          <w:szCs w:val="24"/>
+        </w:rPr>
+        <w:t xml:space="preserve">в особі </w:t>
+      </w:r>
+      <w:r>
+        <w:rPr>
+          <w:sz w:val="24"/>
+          <w:szCs w:val="24"/>
+        </w:rPr>
+        <w:t>___________________________________________</w:t>
+      </w:r>
+      <w:r>
+        <w:rPr>
+          <w:sz w:val="24"/>
+          <w:szCs w:val="24"/>
+        </w:rPr>
+        <w:t>, що діє на підставі</w:t>
+      </w:r>
+      <w:r>
+        <w:rPr>
+          <w:sz w:val="24"/>
+          <w:szCs w:val="24"/>
+        </w:rPr>
+        <w:t xml:space="preserve">________________________ </w:t>
+      </w:r>
+      <w:r>
+        <w:rPr>
+          <w:sz w:val="24"/>
+          <w:szCs w:val="24"/>
+        </w:rPr>
+        <w:t xml:space="preserve">та </w:t>
+      </w:r>
+      <w:r>
+        <w:rPr>
+          <w:sz w:val="24"/>
+          <w:szCs w:val="24"/>
+        </w:rPr>
+        <w:t xml:space="preserve">____________________________________ </w:t>
+      </w:r>
+      <w:r>
+        <w:rPr>
+          <w:sz w:val="24"/>
+          <w:szCs w:val="24"/>
+        </w:rPr>
+        <w:t>з другої сторони, надалі іменовані Сторони, уклали цей акт про наступне:</w:t>
+      </w:r>
+    </w:p>
+    <w:p>
+      <w:pPr>
+        <w:pStyle w:val="a3"/>
+        <w:ind w:right="-1"/>
+        <w:rPr>
+          <w:sz w:val="24"/>
+          <w:szCs w:val="24"/>
+        </w:rPr>
+      </w:pPr>
+    </w:p>
+    <w:p>
+      <w:pPr>
+        <w:pStyle w:val="a3"/>
+        <w:ind w:right="-1"/>
+        <w:rPr>
+          <w:sz w:val="24"/>
+          <w:szCs w:val="24"/>
+        </w:rPr>
+      </w:pPr>
+      <w:r>
+        <w:rPr>
+          <w:sz w:val="24"/>
+          <w:szCs w:val="24"/>
+        </w:rPr>
+        <w:t>1. Користувач:</w:t>
+      </w:r>
+    </w:p>
+    <w:p>
+      <w:pPr>
+        <w:pStyle w:val="a3"/>
+        <w:ind w:right="-1" w:firstLine="426"/>
+        <w:rPr>
+          <w:color w:val="000000"/>
+          <w:sz w:val="24"/>
+          <w:szCs w:val="24"/>
+          <w:u w:val="single"/>
+        </w:rPr>
+      </w:pPr>
+      <w:r>
+        <w:rPr>
+          <w:color w:val="000000"/>
+          <w:sz w:val="24"/>
+          <w:szCs w:val="24"/>
+        </w:rPr>
+        <w:t xml:space="preserve">1.1. Відповідно до Договору надав </w:t>
+      </w:r>
+      <w:r>
+        <w:rPr>
+          <w:caps/>
+          <w:color w:val="000000"/>
+          <w:sz w:val="24"/>
+          <w:szCs w:val="24"/>
+        </w:rPr>
+        <w:t>з</w:t>
+      </w:r>
+      <w:r>
+        <w:rPr>
+          <w:color w:val="000000"/>
+          <w:sz w:val="24"/>
+          <w:szCs w:val="24"/>
+        </w:rPr>
+        <w:t xml:space="preserve">віт про публічно виконані </w:t>
+      </w:r>
+      <w:proofErr w:type="spellStart"/>
+      <w:r>
+        <w:rPr>
+          <w:color w:val="000000"/>
+          <w:sz w:val="24"/>
+          <w:szCs w:val="24"/>
+        </w:rPr>
+        <w:t>твори</w:t>
+      </w:r>
+      <w:r>
+        <w:rPr>
+          <w:rFonts w:ascii="Times New Roman CYR" w:hAnsi="Times New Roman CYR" w:cs="Times New Roman CYR"/>
+          <w:color w:val="000000"/>
+          <w:sz w:val="24"/>
+          <w:szCs w:val="24"/>
+        </w:rPr>
+        <w:t>за</w:t>
+      </w:r>
+      <w:proofErr w:type="spellEnd"/>
+      <w:r>
+        <w:rPr>
+          <w:rFonts w:ascii="Times New Roman CYR" w:hAnsi="Times New Roman CYR" w:cs="Times New Roman CYR"/>
+          <w:color w:val="000000"/>
+          <w:sz w:val="24"/>
+          <w:szCs w:val="24"/>
+        </w:rPr>
+        <w:t xml:space="preserve"> </w:t>
+      </w:r>
+      <w:r>
+        <w:rPr>
+          <w:rFonts w:ascii="Times New Roman CYR" w:hAnsi="Times New Roman CYR" w:cs="Times New Roman CYR"/>
+          <w:color w:val="000000"/>
+          <w:sz w:val="24"/>
+          <w:szCs w:val="24"/>
+          <w:lang w:val="ru-RU"/>
+        </w:rPr>
+        <w:t xml:space="preserve">__________ </w:t>
+      </w:r>
+      <w:r>
+        <w:rPr>
+          <w:color w:val="000000"/>
+          <w:sz w:val="24"/>
+          <w:szCs w:val="24"/>
+        </w:rPr>
+        <w:t>20</w:t>
+      </w:r>
+      <w:r>
+        <w:rPr>
+          <w:color w:val="000000"/>
+          <w:sz w:val="24"/>
+          <w:szCs w:val="24"/>
+          <w:lang w:val="ru-RU"/>
+        </w:rPr>
+        <w:t>_</w:t>
+      </w:r>
+      <w:r>
+        <w:rPr>
+          <w:color w:val="000000"/>
+          <w:sz w:val="24"/>
+          <w:szCs w:val="24"/>
+        </w:rPr>
+        <w:t>_ р. в паперовому вигляді і електронному вигляді за адрес</w:t>
+      </w:r>
+      <w:r>
+        <w:rPr>
+          <w:color w:val="000000"/>
+          <w:sz w:val="24"/>
+          <w:szCs w:val="24"/>
+        </w:rPr>
+        <w:t>ою:</w:t>
+      </w:r>
+      <w:r>
+        <w:t xml:space="preserve"> _____________________________</w:t>
+      </w:r>
+      <w:r>
+        <w:rPr>
+          <w:color w:val="000000"/>
+          <w:sz w:val="24"/>
+          <w:szCs w:val="24"/>
+        </w:rPr>
+        <w:t>;</w:t>
+      </w:r>
+    </w:p>
+    <w:p>
+      <w:pPr>
+        <w:pStyle w:val="a3"/>
+        <w:ind w:right="-1" w:firstLine="426"/>
+        <w:rPr>
+          <w:sz w:val="24"/>
+          <w:szCs w:val="24"/>
+        </w:rPr>
+      </w:pPr>
+      <w:r>
+        <w:rPr>
+          <w:sz w:val="24"/>
+          <w:szCs w:val="24"/>
+        </w:rPr>
+        <w:t>1.2. Відповідно до Договору перерахував авторську винагороду в сумі</w:t>
+      </w:r>
+      <w:r>
+        <w:rPr>
+          <w:b/>
+          <w:bCs/>
+          <w:sz w:val="24"/>
+          <w:szCs w:val="24"/>
+        </w:rPr>
+        <w:t xml:space="preserve"> ___________ (__________________________________</w:t>
+      </w:r>
+      <w:r>
+        <w:rPr>
+          <w:b/>
+          <w:sz w:val="24"/>
+          <w:szCs w:val="24"/>
+        </w:rPr>
+        <w:t>)</w:t>
+      </w:r>
+      <w:r>
+        <w:rPr>
+          <w:sz w:val="24"/>
+          <w:szCs w:val="24"/>
+        </w:rPr>
+        <w:t xml:space="preserve"> грн. </w:t>
+      </w:r>
+      <w:r>
+        <w:rPr>
+          <w:b/>
+          <w:sz w:val="24"/>
+          <w:szCs w:val="24"/>
+        </w:rPr>
+        <w:t>____</w:t>
+      </w:r>
+      <w:r>
+        <w:rPr>
+          <w:sz w:val="24"/>
+          <w:szCs w:val="24"/>
+        </w:rPr>
+        <w:t xml:space="preserve"> коп., а саме:</w:t>
+      </w:r>
+    </w:p>
+    <w:p>
+      <w:pPr>
+        <w:pStyle w:val="a3"/>
+        <w:ind w:right="-1" w:firstLine="426"/>
+        <w:rPr>
+          <w:sz w:val="24"/>
+          <w:szCs w:val="24"/>
+        </w:rPr>
+      </w:pPr>
+    </w:p>
+    <w:p>
+      <w:pPr>
+        <w:pStyle w:val="a3"/>
+        <w:ind w:right="-1"/>
+        <w:jc w:val="center"/>
+        <w:rPr>
+          <w:b/>
+          <w:sz w:val="24"/>
+          <w:szCs w:val="24"/>
+        </w:rPr>
+      </w:pPr>
       <w:r>
         <w:rPr>
           <w:b/>
@@ -11587,26 +11839,16 @@
                 <w:szCs w:val="20"/>
                 <w:lang w:val="ru-RU"/>
               </w:rPr>
-              <w:t>______________</w:t>
+              <w:t>_______________</w:t>
             </w:r>
-            <w:proofErr w:type="gramStart"/>
             <w:r>
               <w:rPr>
                 <w:sz w:val="20"/>
                 <w:szCs w:val="20"/>
                 <w:lang w:val="ru-RU"/>
               </w:rPr>
-              <w:t>_</w:t>
-            </w:r>
-            <w:r>
-              <w:rPr>
-                <w:sz w:val="20"/>
-                <w:szCs w:val="20"/>
-                <w:lang w:val="ru-RU"/>
-              </w:rPr>
               <w:t xml:space="preserve"> )</w:t>
             </w:r>
-            <w:proofErr w:type="gramEnd"/>
           </w:p>
         </w:tc>
         <w:tc>
@@ -13751,9 +13993,9 @@
       </w:pPr>
     </w:p>
     <w:sectPr>
-      <w:headerReference w:type="default" r:id="rId11"/>
-      <w:footerReference w:type="even" r:id="rId12"/>
-      <w:footerReference w:type="default" r:id="rId13"/>
+      <w:headerReference w:type="default" r:id="rId10"/>
+      <w:footerReference w:type="even" r:id="rId11"/>
+      <w:footerReference w:type="default" r:id="rId12"/>
       <w:type w:val="nextColumn"/>
       <w:pgSz w:w="11907" w:h="16840" w:code="9"/>
       <w:pgMar w:top="567" w:right="567" w:bottom="567" w:left="540" w:header="284" w:footer="0" w:gutter="0"/>
@@ -13764,7 +14006,7 @@
 </file>
 
 <file path=word/endnotes.xml><?xml version="1.0" encoding="utf-8"?>
-<w:endnotes xmlns:wpc="http://schemas.microsoft.com/office/word/2010/wordprocessingCanvas" xmlns:cx="http://schemas.microsoft.com/office/drawing/2014/chartex" xmlns:cx1="http://schemas.microsoft.com/office/drawing/2015/9/8/chartex" xmlns:cx2="http://schemas.microsoft.com/office/drawing/2015/10/21/chartex" xmlns:cx3="http://schemas.microsoft.com/office/drawing/2016/5/9/chartex" xmlns:cx4="http://schemas.microsoft.com/office/drawing/2016/5/10/chartex" xmlns:cx5="http://schemas.microsoft.com/office/drawing/2016/5/11/chartex" xmlns:cx6="http://schemas.microsoft.com/office/drawing/2016/5/12/chartex" xmlns:cx7="http://schemas.microsoft.com/office/drawing/2016/5/13/chartex" xmlns:cx8="http://schemas.microsoft.com/office/drawing/2016/5/14/chartex" xmlns:mc="http://schemas.openxmlformats.org/markup-compatibility/2006" xmlns:aink="http://schemas.microsoft.com/office/drawing/2016/ink" xmlns:am3d="http://schemas.microsoft.com/office/drawing/2017/model3d" xmlns:o="urn:schemas-microsoft-com:office:office" xmlns:r="http://schemas.openxmlformats.org/officeDocument/2006/relationships" xmlns:m="http://schemas.openxmlformats.org/officeDocument/2006/math" xmlns:v="urn:schemas-microsoft-com:vml" xmlns:wp14="http://schemas.microsoft.com/office/word/2010/wordprocessingDrawing" xmlns:wp="http://schemas.openxmlformats.org/drawingml/2006/wordprocessingDrawing" xmlns:w10="urn:schemas-microsoft-com:office:word" xmlns:w="http://schemas.openxmlformats.org/wordprocessingml/2006/main" xmlns:w14="http://schemas.microsoft.com/office/word/2010/wordml" xmlns:w15="http://schemas.microsoft.com/office/word/2012/wordml" xmlns:w16cid="http://schemas.microsoft.com/office/word/2016/wordml/cid" xmlns:w16se="http://schemas.microsoft.com/office/word/2015/wordml/symex" xmlns:wpg="http://schemas.microsoft.com/office/word/2010/wordprocessingGroup" xmlns:wpi="http://schemas.microsoft.com/office/word/2010/wordprocessingInk" xmlns:wne="http://schemas.microsoft.com/office/word/2006/wordml" xmlns:wps="http://schemas.microsoft.com/office/word/2010/wordprocessingShape" mc:Ignorable="w14 w15 w16se w16cid wp14">
+<w:endnotes xmlns:wpc="http://schemas.microsoft.com/office/word/2010/wordprocessingCanvas" xmlns:cx="http://schemas.microsoft.com/office/drawing/2014/chartex" xmlns:cx1="http://schemas.microsoft.com/office/drawing/2015/9/8/chartex" xmlns:mc="http://schemas.openxmlformats.org/markup-compatibility/2006" xmlns:o="urn:schemas-microsoft-com:office:office" xmlns:r="http://schemas.openxmlformats.org/officeDocument/2006/relationships" xmlns:m="http://schemas.openxmlformats.org/officeDocument/2006/math" xmlns:v="urn:schemas-microsoft-com:vml" xmlns:wp14="http://schemas.microsoft.com/office/word/2010/wordprocessingDrawing" xmlns:wp="http://schemas.openxmlformats.org/drawingml/2006/wordprocessingDrawing" xmlns:w10="urn:schemas-microsoft-com:office:word" xmlns:w="http://schemas.openxmlformats.org/wordprocessingml/2006/main" xmlns:w14="http://schemas.microsoft.com/office/word/2010/wordml" xmlns:w15="http://schemas.microsoft.com/office/word/2012/wordml" xmlns:w16se="http://schemas.microsoft.com/office/word/2015/wordml/symex" xmlns:wpg="http://schemas.microsoft.com/office/word/2010/wordprocessingGroup" xmlns:wpi="http://schemas.microsoft.com/office/word/2010/wordprocessingInk" xmlns:wne="http://schemas.microsoft.com/office/word/2006/wordml" xmlns:wps="http://schemas.microsoft.com/office/word/2010/wordprocessingShape" mc:Ignorable="w14 w15 w16se wp14">
   <w:endnote w:type="separator" w:id="-1">
     <w:p>
       <w:r>
@@ -13783,7 +14025,7 @@
 </file>
 
 <file path=word/footer1.xml><?xml version="1.0" encoding="utf-8"?>
-<w:ftr xmlns:wpc="http://schemas.microsoft.com/office/word/2010/wordprocessingCanvas" xmlns:cx="http://schemas.microsoft.com/office/drawing/2014/chartex" xmlns:cx1="http://schemas.microsoft.com/office/drawing/2015/9/8/chartex" xmlns:cx2="http://schemas.microsoft.com/office/drawing/2015/10/21/chartex" xmlns:cx3="http://schemas.microsoft.com/office/drawing/2016/5/9/chartex" xmlns:cx4="http://schemas.microsoft.com/office/drawing/2016/5/10/chartex" xmlns:cx5="http://schemas.microsoft.com/office/drawing/2016/5/11/chartex" xmlns:cx6="http://schemas.microsoft.com/office/drawing/2016/5/12/chartex" xmlns:cx7="http://schemas.microsoft.com/office/drawing/2016/5/13/chartex" xmlns:cx8="http://schemas.microsoft.com/office/drawing/2016/5/14/chartex" xmlns:mc="http://schemas.openxmlformats.org/markup-compatibility/2006" xmlns:aink="http://schemas.microsoft.com/office/drawing/2016/ink" xmlns:am3d="http://schemas.microsoft.com/office/drawing/2017/model3d" xmlns:o="urn:schemas-microsoft-com:office:office" xmlns:r="http://schemas.openxmlformats.org/officeDocument/2006/relationships" xmlns:m="http://schemas.openxmlformats.org/officeDocument/2006/math" xmlns:v="urn:schemas-microsoft-com:vml" xmlns:wp14="http://schemas.microsoft.com/office/word/2010/wordprocessingDrawing" xmlns:wp="http://schemas.openxmlformats.org/drawingml/2006/wordprocessingDrawing" xmlns:w10="urn:schemas-microsoft-com:office:word" xmlns:w="http://schemas.openxmlformats.org/wordprocessingml/2006/main" xmlns:w14="http://schemas.microsoft.com/office/word/2010/wordml" xmlns:w15="http://schemas.microsoft.com/office/word/2012/wordml" xmlns:w16cid="http://schemas.microsoft.com/office/word/2016/wordml/cid" xmlns:w16se="http://schemas.microsoft.com/office/word/2015/wordml/symex" xmlns:wpg="http://schemas.microsoft.com/office/word/2010/wordprocessingGroup" xmlns:wpi="http://schemas.microsoft.com/office/word/2010/wordprocessingInk" xmlns:wne="http://schemas.microsoft.com/office/word/2006/wordml" xmlns:wps="http://schemas.microsoft.com/office/word/2010/wordprocessingShape" mc:Ignorable="w14 w15 w16se w16cid wp14">
+<w:ftr xmlns:wpc="http://schemas.microsoft.com/office/word/2010/wordprocessingCanvas" xmlns:cx="http://schemas.microsoft.com/office/drawing/2014/chartex" xmlns:cx1="http://schemas.microsoft.com/office/drawing/2015/9/8/chartex" xmlns:mc="http://schemas.openxmlformats.org/markup-compatibility/2006" xmlns:o="urn:schemas-microsoft-com:office:office" xmlns:r="http://schemas.openxmlformats.org/officeDocument/2006/relationships" xmlns:m="http://schemas.openxmlformats.org/officeDocument/2006/math" xmlns:v="urn:schemas-microsoft-com:vml" xmlns:wp14="http://schemas.microsoft.com/office/word/2010/wordprocessingDrawing" xmlns:wp="http://schemas.openxmlformats.org/drawingml/2006/wordprocessingDrawing" xmlns:w10="urn:schemas-microsoft-com:office:word" xmlns:w="http://schemas.openxmlformats.org/wordprocessingml/2006/main" xmlns:w14="http://schemas.microsoft.com/office/word/2010/wordml" xmlns:w15="http://schemas.microsoft.com/office/word/2012/wordml" xmlns:w16se="http://schemas.microsoft.com/office/word/2015/wordml/symex" xmlns:wpg="http://schemas.microsoft.com/office/word/2010/wordprocessingGroup" xmlns:wpi="http://schemas.microsoft.com/office/word/2010/wordprocessingInk" xmlns:wne="http://schemas.microsoft.com/office/word/2006/wordml" xmlns:wps="http://schemas.microsoft.com/office/word/2010/wordprocessingShape" mc:Ignorable="w14 w15 w16se wp14">
   <w:p>
     <w:pPr>
       <w:pStyle w:val="a7"/>
@@ -13821,7 +14063,7 @@
 </file>
 
 <file path=word/footer2.xml><?xml version="1.0" encoding="utf-8"?>
-<w:ftr xmlns:wpc="http://schemas.microsoft.com/office/word/2010/wordprocessingCanvas" xmlns:cx="http://schemas.microsoft.com/office/drawing/2014/chartex" xmlns:cx1="http://schemas.microsoft.com/office/drawing/2015/9/8/chartex" xmlns:cx2="http://schemas.microsoft.com/office/drawing/2015/10/21/chartex" xmlns:cx3="http://schemas.microsoft.com/office/drawing/2016/5/9/chartex" xmlns:cx4="http://schemas.microsoft.com/office/drawing/2016/5/10/chartex" xmlns:cx5="http://schemas.microsoft.com/office/drawing/2016/5/11/chartex" xmlns:cx6="http://schemas.microsoft.com/office/drawing/2016/5/12/chartex" xmlns:cx7="http://schemas.microsoft.com/office/drawing/2016/5/13/chartex" xmlns:cx8="http://schemas.microsoft.com/office/drawing/2016/5/14/chartex" xmlns:mc="http://schemas.openxmlformats.org/markup-compatibility/2006" xmlns:aink="http://schemas.microsoft.com/office/drawing/2016/ink" xmlns:am3d="http://schemas.microsoft.com/office/drawing/2017/model3d" xmlns:o="urn:schemas-microsoft-com:office:office" xmlns:r="http://schemas.openxmlformats.org/officeDocument/2006/relationships" xmlns:m="http://schemas.openxmlformats.org/officeDocument/2006/math" xmlns:v="urn:schemas-microsoft-com:vml" xmlns:wp14="http://schemas.microsoft.com/office/word/2010/wordprocessingDrawing" xmlns:wp="http://schemas.openxmlformats.org/drawingml/2006/wordprocessingDrawing" xmlns:w10="urn:schemas-microsoft-com:office:word" xmlns:w="http://schemas.openxmlformats.org/wordprocessingml/2006/main" xmlns:w14="http://schemas.microsoft.com/office/word/2010/wordml" xmlns:w15="http://schemas.microsoft.com/office/word/2012/wordml" xmlns:w16cid="http://schemas.microsoft.com/office/word/2016/wordml/cid" xmlns:w16se="http://schemas.microsoft.com/office/word/2015/wordml/symex" xmlns:wpg="http://schemas.microsoft.com/office/word/2010/wordprocessingGroup" xmlns:wpi="http://schemas.microsoft.com/office/word/2010/wordprocessingInk" xmlns:wne="http://schemas.microsoft.com/office/word/2006/wordml" xmlns:wps="http://schemas.microsoft.com/office/word/2010/wordprocessingShape" mc:Ignorable="w14 w15 w16se w16cid wp14">
+<w:ftr xmlns:wpc="http://schemas.microsoft.com/office/word/2010/wordprocessingCanvas" xmlns:cx="http://schemas.microsoft.com/office/drawing/2014/chartex" xmlns:cx1="http://schemas.microsoft.com/office/drawing/2015/9/8/chartex" xmlns:mc="http://schemas.openxmlformats.org/markup-compatibility/2006" xmlns:o="urn:schemas-microsoft-com:office:office" xmlns:r="http://schemas.openxmlformats.org/officeDocument/2006/relationships" xmlns:m="http://schemas.openxmlformats.org/officeDocument/2006/math" xmlns:v="urn:schemas-microsoft-com:vml" xmlns:wp14="http://schemas.microsoft.com/office/word/2010/wordprocessingDrawing" xmlns:wp="http://schemas.openxmlformats.org/drawingml/2006/wordprocessingDrawing" xmlns:w10="urn:schemas-microsoft-com:office:word" xmlns:w="http://schemas.openxmlformats.org/wordprocessingml/2006/main" xmlns:w14="http://schemas.microsoft.com/office/word/2010/wordml" xmlns:w15="http://schemas.microsoft.com/office/word/2012/wordml" xmlns:w16se="http://schemas.microsoft.com/office/word/2015/wordml/symex" xmlns:wpg="http://schemas.microsoft.com/office/word/2010/wordprocessingGroup" xmlns:wpi="http://schemas.microsoft.com/office/word/2010/wordprocessingInk" xmlns:wne="http://schemas.microsoft.com/office/word/2006/wordml" xmlns:wps="http://schemas.microsoft.com/office/word/2010/wordprocessingShape" mc:Ignorable="w14 w15 w16se wp14">
   <w:p>
     <w:pPr>
       <w:pStyle w:val="a7"/>
@@ -13863,7 +14105,7 @@
         <w:sz w:val="18"/>
         <w:szCs w:val="18"/>
       </w:rPr>
-      <w:t>4</w:t>
+      <w:t>7</w:t>
     </w:r>
     <w:r>
       <w:rPr>
@@ -13956,7 +14198,15 @@
               <w:szCs w:val="18"/>
               <w:lang w:val="uk-UA"/>
             </w:rPr>
-            <w:t xml:space="preserve">Л.А. Цимбал </w:t>
+            <w:t>В.В. Харчишин</w:t>
+          </w:r>
+          <w:r>
+            <w:rPr>
+              <w:sz w:val="18"/>
+              <w:szCs w:val="18"/>
+              <w:lang w:val="uk-UA"/>
+            </w:rPr>
+            <w:t xml:space="preserve"> </w:t>
           </w:r>
           <w:r>
             <w:rPr>
@@ -14134,7 +14384,7 @@
 </file>
 
 <file path=word/footnotes.xml><?xml version="1.0" encoding="utf-8"?>
-<w:footnotes xmlns:wpc="http://schemas.microsoft.com/office/word/2010/wordprocessingCanvas" xmlns:cx="http://schemas.microsoft.com/office/drawing/2014/chartex" xmlns:cx1="http://schemas.microsoft.com/office/drawing/2015/9/8/chartex" xmlns:cx2="http://schemas.microsoft.com/office/drawing/2015/10/21/chartex" xmlns:cx3="http://schemas.microsoft.com/office/drawing/2016/5/9/chartex" xmlns:cx4="http://schemas.microsoft.com/office/drawing/2016/5/10/chartex" xmlns:cx5="http://schemas.microsoft.com/office/drawing/2016/5/11/chartex" xmlns:cx6="http://schemas.microsoft.com/office/drawing/2016/5/12/chartex" xmlns:cx7="http://schemas.microsoft.com/office/drawing/2016/5/13/chartex" xmlns:cx8="http://schemas.microsoft.com/office/drawing/2016/5/14/chartex" xmlns:mc="http://schemas.openxmlformats.org/markup-compatibility/2006" xmlns:aink="http://schemas.microsoft.com/office/drawing/2016/ink" xmlns:am3d="http://schemas.microsoft.com/office/drawing/2017/model3d" xmlns:o="urn:schemas-microsoft-com:office:office" xmlns:r="http://schemas.openxmlformats.org/officeDocument/2006/relationships" xmlns:m="http://schemas.openxmlformats.org/officeDocument/2006/math" xmlns:v="urn:schemas-microsoft-com:vml" xmlns:wp14="http://schemas.microsoft.com/office/word/2010/wordprocessingDrawing" xmlns:wp="http://schemas.openxmlformats.org/drawingml/2006/wordprocessingDrawing" xmlns:w10="urn:schemas-microsoft-com:office:word" xmlns:w="http://schemas.openxmlformats.org/wordprocessingml/2006/main" xmlns:w14="http://schemas.microsoft.com/office/word/2010/wordml" xmlns:w15="http://schemas.microsoft.com/office/word/2012/wordml" xmlns:w16cid="http://schemas.microsoft.com/office/word/2016/wordml/cid" xmlns:w16se="http://schemas.microsoft.com/office/word/2015/wordml/symex" xmlns:wpg="http://schemas.microsoft.com/office/word/2010/wordprocessingGroup" xmlns:wpi="http://schemas.microsoft.com/office/word/2010/wordprocessingInk" xmlns:wne="http://schemas.microsoft.com/office/word/2006/wordml" xmlns:wps="http://schemas.microsoft.com/office/word/2010/wordprocessingShape" mc:Ignorable="w14 w15 w16se w16cid wp14">
+<w:footnotes xmlns:wpc="http://schemas.microsoft.com/office/word/2010/wordprocessingCanvas" xmlns:cx="http://schemas.microsoft.com/office/drawing/2014/chartex" xmlns:cx1="http://schemas.microsoft.com/office/drawing/2015/9/8/chartex" xmlns:mc="http://schemas.openxmlformats.org/markup-compatibility/2006" xmlns:o="urn:schemas-microsoft-com:office:office" xmlns:r="http://schemas.openxmlformats.org/officeDocument/2006/relationships" xmlns:m="http://schemas.openxmlformats.org/officeDocument/2006/math" xmlns:v="urn:schemas-microsoft-com:vml" xmlns:wp14="http://schemas.microsoft.com/office/word/2010/wordprocessingDrawing" xmlns:wp="http://schemas.openxmlformats.org/drawingml/2006/wordprocessingDrawing" xmlns:w10="urn:schemas-microsoft-com:office:word" xmlns:w="http://schemas.openxmlformats.org/wordprocessingml/2006/main" xmlns:w14="http://schemas.microsoft.com/office/word/2010/wordml" xmlns:w15="http://schemas.microsoft.com/office/word/2012/wordml" xmlns:w16se="http://schemas.microsoft.com/office/word/2015/wordml/symex" xmlns:wpg="http://schemas.microsoft.com/office/word/2010/wordprocessingGroup" xmlns:wpi="http://schemas.microsoft.com/office/word/2010/wordprocessingInk" xmlns:wne="http://schemas.microsoft.com/office/word/2006/wordml" xmlns:wps="http://schemas.microsoft.com/office/word/2010/wordprocessingShape" mc:Ignorable="w14 w15 w16se wp14">
   <w:footnote w:type="separator" w:id="-1">
     <w:p>
       <w:r>
@@ -14153,7 +14403,7 @@
 </file>
 
 <file path=word/header1.xml><?xml version="1.0" encoding="utf-8"?>
-<w:hdr xmlns:wpc="http://schemas.microsoft.com/office/word/2010/wordprocessingCanvas" xmlns:cx="http://schemas.microsoft.com/office/drawing/2014/chartex" xmlns:cx1="http://schemas.microsoft.com/office/drawing/2015/9/8/chartex" xmlns:cx2="http://schemas.microsoft.com/office/drawing/2015/10/21/chartex" xmlns:cx3="http://schemas.microsoft.com/office/drawing/2016/5/9/chartex" xmlns:cx4="http://schemas.microsoft.com/office/drawing/2016/5/10/chartex" xmlns:cx5="http://schemas.microsoft.com/office/drawing/2016/5/11/chartex" xmlns:cx6="http://schemas.microsoft.com/office/drawing/2016/5/12/chartex" xmlns:cx7="http://schemas.microsoft.com/office/drawing/2016/5/13/chartex" xmlns:cx8="http://schemas.microsoft.com/office/drawing/2016/5/14/chartex" xmlns:mc="http://schemas.openxmlformats.org/markup-compatibility/2006" xmlns:aink="http://schemas.microsoft.com/office/drawing/2016/ink" xmlns:am3d="http://schemas.microsoft.com/office/drawing/2017/model3d" xmlns:o="urn:schemas-microsoft-com:office:office" xmlns:r="http://schemas.openxmlformats.org/officeDocument/2006/relationships" xmlns:m="http://schemas.openxmlformats.org/officeDocument/2006/math" xmlns:v="urn:schemas-microsoft-com:vml" xmlns:wp14="http://schemas.microsoft.com/office/word/2010/wordprocessingDrawing" xmlns:wp="http://schemas.openxmlformats.org/drawingml/2006/wordprocessingDrawing" xmlns:w10="urn:schemas-microsoft-com:office:word" xmlns:w="http://schemas.openxmlformats.org/wordprocessingml/2006/main" xmlns:w14="http://schemas.microsoft.com/office/word/2010/wordml" xmlns:w15="http://schemas.microsoft.com/office/word/2012/wordml" xmlns:w16cid="http://schemas.microsoft.com/office/word/2016/wordml/cid" xmlns:w16se="http://schemas.microsoft.com/office/word/2015/wordml/symex" xmlns:wpg="http://schemas.microsoft.com/office/word/2010/wordprocessingGroup" xmlns:wpi="http://schemas.microsoft.com/office/word/2010/wordprocessingInk" xmlns:wne="http://schemas.microsoft.com/office/word/2006/wordml" xmlns:wps="http://schemas.microsoft.com/office/word/2010/wordprocessingShape" mc:Ignorable="w14 w15 w16se w16cid wp14">
+<w:hdr xmlns:wpc="http://schemas.microsoft.com/office/word/2010/wordprocessingCanvas" xmlns:cx="http://schemas.microsoft.com/office/drawing/2014/chartex" xmlns:cx1="http://schemas.microsoft.com/office/drawing/2015/9/8/chartex" xmlns:mc="http://schemas.openxmlformats.org/markup-compatibility/2006" xmlns:o="urn:schemas-microsoft-com:office:office" xmlns:r="http://schemas.openxmlformats.org/officeDocument/2006/relationships" xmlns:m="http://schemas.openxmlformats.org/officeDocument/2006/math" xmlns:v="urn:schemas-microsoft-com:vml" xmlns:wp14="http://schemas.microsoft.com/office/word/2010/wordprocessingDrawing" xmlns:wp="http://schemas.openxmlformats.org/drawingml/2006/wordprocessingDrawing" xmlns:w10="urn:schemas-microsoft-com:office:word" xmlns:w="http://schemas.openxmlformats.org/wordprocessingml/2006/main" xmlns:w14="http://schemas.microsoft.com/office/word/2010/wordml" xmlns:w15="http://schemas.microsoft.com/office/word/2012/wordml" xmlns:w16se="http://schemas.microsoft.com/office/word/2015/wordml/symex" xmlns:wpg="http://schemas.microsoft.com/office/word/2010/wordprocessingGroup" xmlns:wpi="http://schemas.microsoft.com/office/word/2010/wordprocessingInk" xmlns:wne="http://schemas.microsoft.com/office/word/2006/wordml" xmlns:wps="http://schemas.microsoft.com/office/word/2010/wordprocessingShape" mc:Ignorable="w14 w15 w16se wp14">
   <w:p>
     <w:pPr>
       <w:pStyle w:val="a5"/>
@@ -14223,7 +14473,7 @@
 </file>
 
 <file path=word/numbering.xml><?xml version="1.0" encoding="utf-8"?>
-<w:numbering xmlns:wpc="http://schemas.microsoft.com/office/word/2010/wordprocessingCanvas" xmlns:cx="http://schemas.microsoft.com/office/drawing/2014/chartex" xmlns:cx1="http://schemas.microsoft.com/office/drawing/2015/9/8/chartex" xmlns:cx2="http://schemas.microsoft.com/office/drawing/2015/10/21/chartex" xmlns:cx3="http://schemas.microsoft.com/office/drawing/2016/5/9/chartex" xmlns:cx4="http://schemas.microsoft.com/office/drawing/2016/5/10/chartex" xmlns:cx5="http://schemas.microsoft.com/office/drawing/2016/5/11/chartex" xmlns:cx6="http://schemas.microsoft.com/office/drawing/2016/5/12/chartex" xmlns:cx7="http://schemas.microsoft.com/office/drawing/2016/5/13/chartex" xmlns:cx8="http://schemas.microsoft.com/office/drawing/2016/5/14/chartex" xmlns:mc="http://schemas.openxmlformats.org/markup-compatibility/2006" xmlns:aink="http://schemas.microsoft.com/office/drawing/2016/ink" xmlns:am3d="http://schemas.microsoft.com/office/drawing/2017/model3d" xmlns:o="urn:schemas-microsoft-com:office:office" xmlns:r="http://schemas.openxmlformats.org/officeDocument/2006/relationships" xmlns:m="http://schemas.openxmlformats.org/officeDocument/2006/math" xmlns:v="urn:schemas-microsoft-com:vml" xmlns:wp14="http://schemas.microsoft.com/office/word/2010/wordprocessingDrawing" xmlns:wp="http://schemas.openxmlformats.org/drawingml/2006/wordprocessingDrawing" xmlns:w10="urn:schemas-microsoft-com:office:word" xmlns:w="http://schemas.openxmlformats.org/wordprocessingml/2006/main" xmlns:w14="http://schemas.microsoft.com/office/word/2010/wordml" xmlns:w15="http://schemas.microsoft.com/office/word/2012/wordml" xmlns:w16cid="http://schemas.microsoft.com/office/word/2016/wordml/cid" xmlns:w16se="http://schemas.microsoft.com/office/word/2015/wordml/symex" xmlns:wpg="http://schemas.microsoft.com/office/word/2010/wordprocessingGroup" xmlns:wpi="http://schemas.microsoft.com/office/word/2010/wordprocessingInk" xmlns:wne="http://schemas.microsoft.com/office/word/2006/wordml" xmlns:wps="http://schemas.microsoft.com/office/word/2010/wordprocessingShape" mc:Ignorable="w14 w15 w16se w16cid wp14">
+<w:numbering xmlns:wpc="http://schemas.microsoft.com/office/word/2010/wordprocessingCanvas" xmlns:cx="http://schemas.microsoft.com/office/drawing/2014/chartex" xmlns:cx1="http://schemas.microsoft.com/office/drawing/2015/9/8/chartex" xmlns:mc="http://schemas.openxmlformats.org/markup-compatibility/2006" xmlns:o="urn:schemas-microsoft-com:office:office" xmlns:r="http://schemas.openxmlformats.org/officeDocument/2006/relationships" xmlns:m="http://schemas.openxmlformats.org/officeDocument/2006/math" xmlns:v="urn:schemas-microsoft-com:vml" xmlns:wp14="http://schemas.microsoft.com/office/word/2010/wordprocessingDrawing" xmlns:wp="http://schemas.openxmlformats.org/drawingml/2006/wordprocessingDrawing" xmlns:w10="urn:schemas-microsoft-com:office:word" xmlns:w="http://schemas.openxmlformats.org/wordprocessingml/2006/main" xmlns:w14="http://schemas.microsoft.com/office/word/2010/wordml" xmlns:w15="http://schemas.microsoft.com/office/word/2012/wordml" xmlns:w16se="http://schemas.microsoft.com/office/word/2015/wordml/symex" xmlns:wpg="http://schemas.microsoft.com/office/word/2010/wordprocessingGroup" xmlns:wpi="http://schemas.microsoft.com/office/word/2010/wordprocessingInk" xmlns:wne="http://schemas.microsoft.com/office/word/2006/wordml" xmlns:wps="http://schemas.microsoft.com/office/word/2010/wordprocessingShape" mc:Ignorable="w14 w15 w16se wp14">
   <w:abstractNum w:abstractNumId="0" w15:restartNumberingAfterBreak="0">
     <w:nsid w:val="7AA7255E"/>
     <w:multiLevelType w:val="hybridMultilevel"/>
@@ -14460,7 +14710,7 @@
 </file>
 
 <file path=word/styles.xml><?xml version="1.0" encoding="utf-8"?>
-<w:styles xmlns:mc="http://schemas.openxmlformats.org/markup-compatibility/2006" xmlns:r="http://schemas.openxmlformats.org/officeDocument/2006/relationships" xmlns:w="http://schemas.openxmlformats.org/wordprocessingml/2006/main" xmlns:w14="http://schemas.microsoft.com/office/word/2010/wordml" xmlns:w15="http://schemas.microsoft.com/office/word/2012/wordml" xmlns:w16cid="http://schemas.microsoft.com/office/word/2016/wordml/cid" xmlns:w16se="http://schemas.microsoft.com/office/word/2015/wordml/symex" mc:Ignorable="w14 w15 w16se w16cid">
+<w:styles xmlns:mc="http://schemas.openxmlformats.org/markup-compatibility/2006" xmlns:r="http://schemas.openxmlformats.org/officeDocument/2006/relationships" xmlns:w="http://schemas.openxmlformats.org/wordprocessingml/2006/main" xmlns:w14="http://schemas.microsoft.com/office/word/2010/wordml" xmlns:w15="http://schemas.microsoft.com/office/word/2012/wordml" xmlns:w16se="http://schemas.microsoft.com/office/word/2015/wordml/symex" mc:Ignorable="w14 w15 w16se">
   <w:docDefaults>
     <w:rPrDefault>
       <w:rPr>
@@ -14476,7 +14726,7 @@
       </w:pPr>
     </w:pPrDefault>
   </w:docDefaults>
-  <w:latentStyles w:defLockedState="0" w:defUIPriority="99" w:defSemiHidden="0" w:defUnhideWhenUsed="0" w:defQFormat="0" w:count="375">
+  <w:latentStyles w:defLockedState="0" w:defUIPriority="99" w:defSemiHidden="0" w:defUnhideWhenUsed="0" w:defQFormat="0" w:count="371">
     <w:lsdException w:name="Normal" w:uiPriority="0" w:qFormat="1"/>
     <w:lsdException w:name="heading 1" w:uiPriority="9" w:qFormat="1"/>
     <w:lsdException w:name="heading 2" w:semiHidden="1" w:uiPriority="0" w:unhideWhenUsed="1" w:qFormat="1"/>
@@ -14848,10 +15098,6 @@
     <w:lsdException w:name="List Table 5 Dark Accent 6" w:uiPriority="50"/>
     <w:lsdException w:name="List Table 6 Colorful Accent 6" w:uiPriority="51"/>
     <w:lsdException w:name="List Table 7 Colorful Accent 6" w:uiPriority="52"/>
-    <w:lsdException w:name="Mention" w:semiHidden="1" w:unhideWhenUsed="1"/>
-    <w:lsdException w:name="Smart Hyperlink" w:semiHidden="1" w:unhideWhenUsed="1"/>
-    <w:lsdException w:name="Hashtag" w:semiHidden="1" w:unhideWhenUsed="1"/>
-    <w:lsdException w:name="Unresolved Mention" w:semiHidden="1" w:unhideWhenUsed="1"/>
   </w:latentStyles>
   <w:style w:type="paragraph" w:default="1" w:styleId="a">
     <w:name w:val="Normal"/>
@@ -15366,11 +15612,16 @@
       <w:color w:val="808080"/>
     </w:rPr>
   </w:style>
+  <w:style w:type="character" w:customStyle="1" w:styleId="rvts0">
+    <w:name w:val="rvts0"/>
+    <w:basedOn w:val="a0"/>
+    <w:rsid w:val="008C2C59"/>
+  </w:style>
 </w:styles>
 </file>
 
 <file path=word/glossary/document.xml><?xml version="1.0" encoding="utf-8"?>
-<w:glossaryDocument xmlns:wpc="http://schemas.microsoft.com/office/word/2010/wordprocessingCanvas" xmlns:cx="http://schemas.microsoft.com/office/drawing/2014/chartex" xmlns:cx1="http://schemas.microsoft.com/office/drawing/2015/9/8/chartex" xmlns:cx2="http://schemas.microsoft.com/office/drawing/2015/10/21/chartex" xmlns:cx3="http://schemas.microsoft.com/office/drawing/2016/5/9/chartex" xmlns:cx4="http://schemas.microsoft.com/office/drawing/2016/5/10/chartex" xmlns:cx5="http://schemas.microsoft.com/office/drawing/2016/5/11/chartex" xmlns:cx6="http://schemas.microsoft.com/office/drawing/2016/5/12/chartex" xmlns:cx7="http://schemas.microsoft.com/office/drawing/2016/5/13/chartex" xmlns:cx8="http://schemas.microsoft.com/office/drawing/2016/5/14/chartex" xmlns:mc="http://schemas.openxmlformats.org/markup-compatibility/2006" xmlns:aink="http://schemas.microsoft.com/office/drawing/2016/ink" xmlns:am3d="http://schemas.microsoft.com/office/drawing/2017/model3d" xmlns:o="urn:schemas-microsoft-com:office:office" xmlns:r="http://schemas.openxmlformats.org/officeDocument/2006/relationships" xmlns:m="http://schemas.openxmlformats.org/officeDocument/2006/math" xmlns:v="urn:schemas-microsoft-com:vml" xmlns:wp14="http://schemas.microsoft.com/office/word/2010/wordprocessingDrawing" xmlns:wp="http://schemas.openxmlformats.org/drawingml/2006/wordprocessingDrawing" xmlns:w10="urn:schemas-microsoft-com:office:word" xmlns:w="http://schemas.openxmlformats.org/wordprocessingml/2006/main" xmlns:w14="http://schemas.microsoft.com/office/word/2010/wordml" xmlns:w15="http://schemas.microsoft.com/office/word/2012/wordml" xmlns:w16cid="http://schemas.microsoft.com/office/word/2016/wordml/cid" xmlns:w16se="http://schemas.microsoft.com/office/word/2015/wordml/symex" xmlns:wpg="http://schemas.microsoft.com/office/word/2010/wordprocessingGroup" xmlns:wpi="http://schemas.microsoft.com/office/word/2010/wordprocessingInk" xmlns:wne="http://schemas.microsoft.com/office/word/2006/wordml" xmlns:wps="http://schemas.microsoft.com/office/word/2010/wordprocessingShape" mc:Ignorable="w14 w15 w16se w16cid wp14">
+<w:glossaryDocument xmlns:wpc="http://schemas.microsoft.com/office/word/2010/wordprocessingCanvas" xmlns:cx="http://schemas.microsoft.com/office/drawing/2014/chartex" xmlns:cx1="http://schemas.microsoft.com/office/drawing/2015/9/8/chartex" xmlns:mc="http://schemas.openxmlformats.org/markup-compatibility/2006" xmlns:o="urn:schemas-microsoft-com:office:office" xmlns:r="http://schemas.openxmlformats.org/officeDocument/2006/relationships" xmlns:m="http://schemas.openxmlformats.org/officeDocument/2006/math" xmlns:v="urn:schemas-microsoft-com:vml" xmlns:wp14="http://schemas.microsoft.com/office/word/2010/wordprocessingDrawing" xmlns:wp="http://schemas.openxmlformats.org/drawingml/2006/wordprocessingDrawing" xmlns:w10="urn:schemas-microsoft-com:office:word" xmlns:w="http://schemas.openxmlformats.org/wordprocessingml/2006/main" xmlns:w14="http://schemas.microsoft.com/office/word/2010/wordml" xmlns:w15="http://schemas.microsoft.com/office/word/2012/wordml" xmlns:w16se="http://schemas.microsoft.com/office/word/2015/wordml/symex" xmlns:wpg="http://schemas.microsoft.com/office/word/2010/wordprocessingGroup" xmlns:wpi="http://schemas.microsoft.com/office/word/2010/wordprocessingInk" xmlns:wne="http://schemas.microsoft.com/office/word/2006/wordml" xmlns:wps="http://schemas.microsoft.com/office/word/2010/wordprocessingShape" mc:Ignorable="w14 w15 w16se wp14">
   <w:docParts>
     <w:docPart>
       <w:docPartPr>
@@ -15729,35 +15980,6 @@
             <w:rPr>
               <w:rStyle w:val="a3"/>
               <w:lang w:val="uk-UA"/>
-            </w:rPr>
-            <w:t>Место для ввода текста.</w:t>
-          </w:r>
-        </w:p>
-      </w:docPartBody>
-    </w:docPart>
-    <w:docPart>
-      <w:docPartPr>
-        <w:name w:val="F9DC9014F67C4BAB90D397300D8FDDBB"/>
-        <w:category>
-          <w:name w:val="Общие"/>
-          <w:gallery w:val="placeholder"/>
-        </w:category>
-        <w:types>
-          <w:type w:val="bbPlcHdr"/>
-        </w:types>
-        <w:behaviors>
-          <w:behavior w:val="content"/>
-        </w:behaviors>
-        <w:guid w:val="{D12DAC6E-C580-4DED-8155-C60AB834AAE7}"/>
-      </w:docPartPr>
-      <w:docPartBody>
-        <w:p>
-          <w:pPr>
-            <w:pStyle w:val="F9DC9014F67C4BAB90D397300D8FDDBB"/>
-          </w:pPr>
-          <w:r>
-            <w:rPr>
-              <w:rStyle w:val="a3"/>
             </w:rPr>
             <w:t>Место для ввода текста.</w:t>
           </w:r>
@@ -16261,7 +16483,7 @@
     </w:docPart>
     <w:docPart>
       <w:docPartPr>
-        <w:name w:val="AF4903E4AC154BD6B9BB325F08490537"/>
+        <w:name w:val="9696F5AD5DD04FBD8C8C8D712FECB9AF"/>
         <w:category>
           <w:name w:val="Общие"/>
           <w:gallery w:val="placeholder"/>
@@ -16272,12 +16494,12 @@
         <w:behaviors>
           <w:behavior w:val="content"/>
         </w:behaviors>
-        <w:guid w:val="{17D64AF5-15CB-4182-9990-2B1E106BAA7A}"/>
+        <w:guid w:val="{AE07B9BC-A7AE-4EF9-84AF-E1A0E919BC6B}"/>
       </w:docPartPr>
       <w:docPartBody>
         <w:p>
           <w:pPr>
-            <w:pStyle w:val="AF4903E4AC154BD6B9BB325F08490537"/>
+            <w:pStyle w:val="9696F5AD5DD04FBD8C8C8D712FECB9AF"/>
           </w:pPr>
           <w:r>
             <w:rPr>
@@ -16293,13 +16515,13 @@
 </file>
 
 <file path=word/glossary/fontTable.xml><?xml version="1.0" encoding="utf-8"?>
-<w:fonts xmlns:mc="http://schemas.openxmlformats.org/markup-compatibility/2006" xmlns:r="http://schemas.openxmlformats.org/officeDocument/2006/relationships" xmlns:w="http://schemas.openxmlformats.org/wordprocessingml/2006/main" xmlns:w14="http://schemas.microsoft.com/office/word/2010/wordml" xmlns:w15="http://schemas.microsoft.com/office/word/2012/wordml" xmlns:w16cid="http://schemas.microsoft.com/office/word/2016/wordml/cid" xmlns:w16se="http://schemas.microsoft.com/office/word/2015/wordml/symex" mc:Ignorable="w14 w15 w16se w16cid">
+<w:fonts xmlns:mc="http://schemas.openxmlformats.org/markup-compatibility/2006" xmlns:r="http://schemas.openxmlformats.org/officeDocument/2006/relationships" xmlns:w="http://schemas.openxmlformats.org/wordprocessingml/2006/main" xmlns:w14="http://schemas.microsoft.com/office/word/2010/wordml" xmlns:w15="http://schemas.microsoft.com/office/word/2012/wordml" xmlns:w16se="http://schemas.microsoft.com/office/word/2015/wordml/symex" mc:Ignorable="w14 w15 w16se">
   <w:font w:name="Calibri">
     <w:panose1 w:val="020F0502020204030204"/>
     <w:charset w:val="CC"/>
     <w:family w:val="swiss"/>
     <w:pitch w:val="variable"/>
-    <w:sig w:usb0="E0002EFF" w:usb1="C000247B" w:usb2="00000009" w:usb3="00000000" w:csb0="000001FF" w:csb1="00000000"/>
+    <w:sig w:usb0="E4002EFF" w:usb1="C000247B" w:usb2="00000009" w:usb3="00000000" w:csb0="000001FF" w:csb1="00000000"/>
   </w:font>
   <w:font w:name="Times New Roman">
     <w:panose1 w:val="02020603050405020304"/>
@@ -16312,9 +16534,10 @@
     <w:altName w:val="ＭＳ 明朝"/>
     <w:panose1 w:val="02020609040205080304"/>
     <w:charset w:val="80"/>
-    <w:family w:val="modern"/>
+    <w:family w:val="roman"/>
+    <w:notTrueType/>
     <w:pitch w:val="fixed"/>
-    <w:sig w:usb0="E00002FF" w:usb1="6AC7FDFB" w:usb2="08000012" w:usb3="00000000" w:csb0="0002009F" w:csb1="00000000"/>
+    <w:sig w:usb0="00000001" w:usb1="08070000" w:usb2="00000010" w:usb3="00000000" w:csb0="00020000" w:csb1="00000000"/>
   </w:font>
   <w:font w:name="Tahoma">
     <w:panose1 w:val="020B0604030504040204"/>
@@ -16371,15 +16594,16 @@
     <w:charset w:val="CC"/>
     <w:family w:val="swiss"/>
     <w:pitch w:val="variable"/>
-    <w:sig w:usb0="E0002AFF" w:usb1="C000247B" w:usb2="00000009" w:usb3="00000000" w:csb0="000001FF" w:csb1="00000000"/>
+    <w:sig w:usb0="E4002EFF" w:usb1="C000247B" w:usb2="00000009" w:usb3="00000000" w:csb0="000001FF" w:csb1="00000000"/>
   </w:font>
 </w:fonts>
 </file>
 
 <file path=word/glossary/settings.xml><?xml version="1.0" encoding="utf-8"?>
-<w:settings xmlns:mc="http://schemas.openxmlformats.org/markup-compatibility/2006" xmlns:o="urn:schemas-microsoft-com:office:office" xmlns:r="http://schemas.openxmlformats.org/officeDocument/2006/relationships" xmlns:m="http://schemas.openxmlformats.org/officeDocument/2006/math" xmlns:v="urn:schemas-microsoft-com:vml" xmlns:w10="urn:schemas-microsoft-com:office:word" xmlns:w="http://schemas.openxmlformats.org/wordprocessingml/2006/main" xmlns:w14="http://schemas.microsoft.com/office/word/2010/wordml" xmlns:w15="http://schemas.microsoft.com/office/word/2012/wordml" xmlns:w16cid="http://schemas.microsoft.com/office/word/2016/wordml/cid" xmlns:w16se="http://schemas.microsoft.com/office/word/2015/wordml/symex" xmlns:sl="http://schemas.openxmlformats.org/schemaLibrary/2006/main" mc:Ignorable="w14 w15 w16se w16cid">
+<w:settings xmlns:mc="http://schemas.openxmlformats.org/markup-compatibility/2006" xmlns:o="urn:schemas-microsoft-com:office:office" xmlns:r="http://schemas.openxmlformats.org/officeDocument/2006/relationships" xmlns:m="http://schemas.openxmlformats.org/officeDocument/2006/math" xmlns:v="urn:schemas-microsoft-com:vml" xmlns:w10="urn:schemas-microsoft-com:office:word" xmlns:w="http://schemas.openxmlformats.org/wordprocessingml/2006/main" xmlns:w14="http://schemas.microsoft.com/office/word/2010/wordml" xmlns:w15="http://schemas.microsoft.com/office/word/2012/wordml" xmlns:w16se="http://schemas.microsoft.com/office/word/2015/wordml/symex" xmlns:sl="http://schemas.openxmlformats.org/schemaLibrary/2006/main" mc:Ignorable="w14 w15 w16se">
   <w:view w:val="normal"/>
   <w:defaultTabStop w:val="720"/>
+  <w:hyphenationZone w:val="425"/>
   <w:characterSpacingControl w:val="doNotCompress"/>
   <w:compat>
     <w:useFELayout/>
@@ -16388,14 +16612,17 @@
     <w:compatSetting w:name="enableOpenTypeFeatures" w:uri="http://schemas.microsoft.com/office/word" w:val="1"/>
     <w:compatSetting w:name="doNotFlipMirrorIndents" w:uri="http://schemas.microsoft.com/office/word" w:val="1"/>
     <w:compatSetting w:name="differentiateMultirowTableHeaders" w:uri="http://schemas.microsoft.com/office/word" w:val="1"/>
-    <w:compatSetting w:name="useWord2013TrackBottomHyphenation" w:uri="http://schemas.microsoft.com/office/word" w:val="0"/>
   </w:compat>
   <w:rsids>
     <w:rsidRoot w:val="004C3DA8"/>
     <w:rsid w:val="002D1660"/>
     <w:rsid w:val="004C3DA8"/>
     <w:rsid w:val="00587D7B"/>
+    <w:rsid w:val="00713373"/>
+    <w:rsid w:val="008D1F07"/>
+    <w:rsid w:val="00A00B3A"/>
     <w:rsid w:val="00AF504B"/>
+    <w:rsid w:val="00B60A06"/>
     <w:rsid w:val="00D03AE3"/>
     <w:rsid w:val="00F467A8"/>
   </w:rsids>
@@ -16412,7 +16639,7 @@
     <m:intLim m:val="subSup"/>
     <m:naryLim m:val="undOvr"/>
   </m:mathPr>
-  <w:themeFontLang w:val="ru-UA"/>
+  <w:themeFontLang w:val="ru-RU"/>
   <w:clrSchemeMapping w:bg1="light1" w:t1="dark1" w:bg2="light2" w:t2="dark2" w:accent1="accent1" w:accent2="accent2" w:accent3="accent3" w:accent4="accent4" w:accent5="accent5" w:accent6="accent6" w:hyperlink="hyperlink" w:followedHyperlink="followedHyperlink"/>
   <w:decimalSymbol w:val=","/>
   <w:listSeparator w:val=";"/>
@@ -16421,14 +16648,14 @@
 </file>
 
 <file path=word/glossary/styles.xml><?xml version="1.0" encoding="utf-8"?>
-<w:styles xmlns:mc="http://schemas.openxmlformats.org/markup-compatibility/2006" xmlns:r="http://schemas.openxmlformats.org/officeDocument/2006/relationships" xmlns:w="http://schemas.openxmlformats.org/wordprocessingml/2006/main" xmlns:w14="http://schemas.microsoft.com/office/word/2010/wordml" xmlns:w15="http://schemas.microsoft.com/office/word/2012/wordml" xmlns:w16cid="http://schemas.microsoft.com/office/word/2016/wordml/cid" xmlns:w16se="http://schemas.microsoft.com/office/word/2015/wordml/symex" mc:Ignorable="w14 w15 w16se w16cid">
+<w:styles xmlns:mc="http://schemas.openxmlformats.org/markup-compatibility/2006" xmlns:r="http://schemas.openxmlformats.org/officeDocument/2006/relationships" xmlns:w="http://schemas.openxmlformats.org/wordprocessingml/2006/main" xmlns:w14="http://schemas.microsoft.com/office/word/2010/wordml" xmlns:w15="http://schemas.microsoft.com/office/word/2012/wordml" xmlns:w16se="http://schemas.microsoft.com/office/word/2015/wordml/symex" mc:Ignorable="w14 w15 w16se">
   <w:docDefaults>
     <w:rPrDefault>
       <w:rPr>
         <w:rFonts w:asciiTheme="minorHAnsi" w:eastAsiaTheme="minorEastAsia" w:hAnsiTheme="minorHAnsi" w:cstheme="minorBidi"/>
         <w:sz w:val="22"/>
         <w:szCs w:val="22"/>
-        <w:lang w:val="ru-UA" w:eastAsia="ru-UA" w:bidi="ar-SA"/>
+        <w:lang w:val="ru-RU" w:eastAsia="ru-RU" w:bidi="ar-SA"/>
       </w:rPr>
     </w:rPrDefault>
     <w:pPrDefault>
@@ -16437,7 +16664,7 @@
       </w:pPr>
     </w:pPrDefault>
   </w:docDefaults>
-  <w:latentStyles w:defLockedState="0" w:defUIPriority="99" w:defSemiHidden="0" w:defUnhideWhenUsed="0" w:defQFormat="0" w:count="375">
+  <w:latentStyles w:defLockedState="0" w:defUIPriority="99" w:defSemiHidden="0" w:defUnhideWhenUsed="0" w:defQFormat="0" w:count="371">
     <w:lsdException w:name="Normal" w:uiPriority="0" w:qFormat="1"/>
     <w:lsdException w:name="heading 1" w:uiPriority="9" w:qFormat="1"/>
     <w:lsdException w:name="heading 2" w:semiHidden="1" w:uiPriority="9" w:unhideWhenUsed="1" w:qFormat="1"/>
@@ -16809,10 +17036,6 @@
     <w:lsdException w:name="List Table 5 Dark Accent 6" w:uiPriority="50"/>
     <w:lsdException w:name="List Table 6 Colorful Accent 6" w:uiPriority="51"/>
     <w:lsdException w:name="List Table 7 Colorful Accent 6" w:uiPriority="52"/>
-    <w:lsdException w:name="Mention" w:semiHidden="1" w:unhideWhenUsed="1"/>
-    <w:lsdException w:name="Smart Hyperlink" w:semiHidden="1" w:unhideWhenUsed="1"/>
-    <w:lsdException w:name="Hashtag" w:semiHidden="1" w:unhideWhenUsed="1"/>
-    <w:lsdException w:name="Unresolved Mention" w:semiHidden="1" w:unhideWhenUsed="1"/>
   </w:latentStyles>
   <w:style w:type="paragraph" w:default="1" w:styleId="a">
     <w:name w:val="Normal"/>
@@ -16850,7 +17073,7 @@
     <w:basedOn w:val="a0"/>
     <w:uiPriority w:val="99"/>
     <w:semiHidden/>
-    <w:rsid w:val="00AF504B"/>
+    <w:rsid w:val="00713373"/>
     <w:rPr>
       <w:color w:val="808080"/>
     </w:rPr>
@@ -16990,22 +17213,20 @@
   <w:style w:type="paragraph" w:customStyle="1" w:styleId="6F3E9120729C4F0EB5CEB7E6470C2EEA">
     <w:name w:val="6F3E9120729C4F0EB5CEB7E6470C2EEA"/>
     <w:rsid w:val="00AF504B"/>
-    <w:rPr>
-      <w:lang w:val="ru-UA" w:eastAsia="ru-UA"/>
-    </w:rPr>
   </w:style>
   <w:style w:type="paragraph" w:customStyle="1" w:styleId="AF4903E4AC154BD6B9BB325F08490537">
     <w:name w:val="AF4903E4AC154BD6B9BB325F08490537"/>
     <w:rsid w:val="00AF504B"/>
-    <w:rPr>
-      <w:lang w:val="ru-UA" w:eastAsia="ru-UA"/>
-    </w:rPr>
+  </w:style>
+  <w:style w:type="paragraph" w:customStyle="1" w:styleId="9696F5AD5DD04FBD8C8C8D712FECB9AF">
+    <w:name w:val="9696F5AD5DD04FBD8C8C8D712FECB9AF"/>
+    <w:rsid w:val="00713373"/>
   </w:style>
 </w:styles>
 </file>
 
 <file path=word/glossary/webSettings.xml><?xml version="1.0" encoding="utf-8"?>
-<w:webSettings xmlns:mc="http://schemas.openxmlformats.org/markup-compatibility/2006" xmlns:r="http://schemas.openxmlformats.org/officeDocument/2006/relationships" xmlns:w="http://schemas.openxmlformats.org/wordprocessingml/2006/main" xmlns:w14="http://schemas.microsoft.com/office/word/2010/wordml" xmlns:w15="http://schemas.microsoft.com/office/word/2012/wordml" xmlns:w16cid="http://schemas.microsoft.com/office/word/2016/wordml/cid" xmlns:w16se="http://schemas.microsoft.com/office/word/2015/wordml/symex" mc:Ignorable="w14 w15 w16se w16cid">
+<w:webSettings xmlns:mc="http://schemas.openxmlformats.org/markup-compatibility/2006" xmlns:r="http://schemas.openxmlformats.org/officeDocument/2006/relationships" xmlns:w="http://schemas.openxmlformats.org/wordprocessingml/2006/main" xmlns:w14="http://schemas.microsoft.com/office/word/2010/wordml" xmlns:w15="http://schemas.microsoft.com/office/word/2012/wordml" xmlns:w16se="http://schemas.microsoft.com/office/word/2015/wordml/symex" mc:Ignorable="w14 w15 w16se">
   <w:optimizeForBrowser/>
   <w:allowPNG/>
 </w:webSettings>

--- a/Launcher/Templates/F_ТИПОВИЙ ДОГОВІР ТЦ  ГО УААСП.docx
+++ b/Launcher/Templates/F_ТИПОВИЙ ДОГОВІР ТЦ  ГО УААСП.docx
@@ -1,6 +1,6 @@
 
 <file path=word/document.xml><?xml version="1.0" encoding="utf-8"?>
-<w:document xmlns:wpc="http://schemas.microsoft.com/office/word/2010/wordprocessingCanvas" xmlns:cx="http://schemas.microsoft.com/office/drawing/2014/chartex" xmlns:cx1="http://schemas.microsoft.com/office/drawing/2015/9/8/chartex" xmlns:mc="http://schemas.openxmlformats.org/markup-compatibility/2006" xmlns:o="urn:schemas-microsoft-com:office:office" xmlns:r="http://schemas.openxmlformats.org/officeDocument/2006/relationships" xmlns:m="http://schemas.openxmlformats.org/officeDocument/2006/math" xmlns:v="urn:schemas-microsoft-com:vml" xmlns:wp14="http://schemas.microsoft.com/office/word/2010/wordprocessingDrawing" xmlns:wp="http://schemas.openxmlformats.org/drawingml/2006/wordprocessingDrawing" xmlns:w10="urn:schemas-microsoft-com:office:word" xmlns:w="http://schemas.openxmlformats.org/wordprocessingml/2006/main" xmlns:w14="http://schemas.microsoft.com/office/word/2010/wordml" xmlns:w15="http://schemas.microsoft.com/office/word/2012/wordml" xmlns:w16se="http://schemas.microsoft.com/office/word/2015/wordml/symex" xmlns:wpg="http://schemas.microsoft.com/office/word/2010/wordprocessingGroup" xmlns:wpi="http://schemas.microsoft.com/office/word/2010/wordprocessingInk" xmlns:wne="http://schemas.microsoft.com/office/word/2006/wordml" xmlns:wps="http://schemas.microsoft.com/office/word/2010/wordprocessingShape" mc:Ignorable="w14 w15 w16se wp14">
+<w:document xmlns:wpc="http://schemas.microsoft.com/office/word/2010/wordprocessingCanvas" xmlns:cx="http://schemas.microsoft.com/office/drawing/2014/chartex" xmlns:cx1="http://schemas.microsoft.com/office/drawing/2015/9/8/chartex" xmlns:cx2="http://schemas.microsoft.com/office/drawing/2015/10/21/chartex" xmlns:cx3="http://schemas.microsoft.com/office/drawing/2016/5/9/chartex" xmlns:cx4="http://schemas.microsoft.com/office/drawing/2016/5/10/chartex" xmlns:cx5="http://schemas.microsoft.com/office/drawing/2016/5/11/chartex" xmlns:cx6="http://schemas.microsoft.com/office/drawing/2016/5/12/chartex" xmlns:cx7="http://schemas.microsoft.com/office/drawing/2016/5/13/chartex" xmlns:cx8="http://schemas.microsoft.com/office/drawing/2016/5/14/chartex" xmlns:mc="http://schemas.openxmlformats.org/markup-compatibility/2006" xmlns:aink="http://schemas.microsoft.com/office/drawing/2016/ink" xmlns:am3d="http://schemas.microsoft.com/office/drawing/2017/model3d" xmlns:o="urn:schemas-microsoft-com:office:office" xmlns:oel="http://schemas.microsoft.com/office/2019/extlst" xmlns:r="http://schemas.openxmlformats.org/officeDocument/2006/relationships" xmlns:m="http://schemas.openxmlformats.org/officeDocument/2006/math" xmlns:v="urn:schemas-microsoft-com:vml" xmlns:wp14="http://schemas.microsoft.com/office/word/2010/wordprocessingDrawing" xmlns:wp="http://schemas.openxmlformats.org/drawingml/2006/wordprocessingDrawing" xmlns:w10="urn:schemas-microsoft-com:office:word" xmlns:w="http://schemas.openxmlformats.org/wordprocessingml/2006/main" xmlns:w14="http://schemas.microsoft.com/office/word/2010/wordml" xmlns:w15="http://schemas.microsoft.com/office/word/2012/wordml" xmlns:w16cex="http://schemas.microsoft.com/office/word/2018/wordml/cex" xmlns:w16cid="http://schemas.microsoft.com/office/word/2016/wordml/cid" xmlns:w16="http://schemas.microsoft.com/office/word/2018/wordml" xmlns:w16sdtdh="http://schemas.microsoft.com/office/word/2020/wordml/sdtdatahash" xmlns:w16se="http://schemas.microsoft.com/office/word/2015/wordml/symex" xmlns:wpg="http://schemas.microsoft.com/office/word/2010/wordprocessingGroup" xmlns:wpi="http://schemas.microsoft.com/office/word/2010/wordprocessingInk" xmlns:wne="http://schemas.microsoft.com/office/word/2006/wordml" xmlns:wps="http://schemas.microsoft.com/office/word/2010/wordprocessingShape" mc:Ignorable="w14 w15 w16se w16cid w16 w16cex w16sdtdh wp14">
   <w:body>
     <w:p>
       <w:pPr>
@@ -110,11 +110,10 @@
           <w15:appearance w15:val="tags"/>
           <w:text/>
         </w:sdtPr>
-        <w:sdtEndPr/>
         <w:sdtContent>
           <w:r>
             <w:rPr>
-              <w:rStyle w:val="af3"/>
+              <w:rStyle w:val="PlaceholderText"/>
             </w:rPr>
             <w:t>Место для ввода текста.</w:t>
           </w:r>
@@ -177,11 +176,10 @@
           <w15:appearance w15:val="tags"/>
           <w:text/>
         </w:sdtPr>
-        <w:sdtEndPr/>
         <w:sdtContent>
           <w:r>
             <w:rPr>
-              <w:rStyle w:val="af3"/>
+              <w:rStyle w:val="PlaceholderText"/>
             </w:rPr>
             <w:t>Место для ввода текста.</w:t>
           </w:r>
@@ -223,7 +221,7 @@
     </w:p>
     <w:p>
       <w:pPr>
-        <w:pStyle w:val="21"/>
+        <w:pStyle w:val="BodyText2"/>
         <w:ind w:right="-141" w:firstLine="709"/>
         <w:rPr>
           <w:rFonts w:ascii="Times New Roman CYR" w:hAnsi="Times New Roman CYR" w:cs="Times New Roman CYR"/>
@@ -287,33 +285,25 @@
         </w:rPr>
         <w:t xml:space="preserve"> </w:t>
       </w:r>
-      <w:proofErr w:type="spellStart"/>
       <w:r>
         <w:rPr>
           <w:b/>
         </w:rPr>
-        <w:t>Харчишина</w:t>
-      </w:r>
-      <w:proofErr w:type="spellEnd"/>
+        <w:t>Харчишина Валерія Володимировича</w:t>
+      </w:r>
+      <w:r>
+        <w:t>, як</w:t>
+      </w:r>
+      <w:r>
+        <w:t>ий</w:t>
+      </w:r>
+      <w:r>
+        <w:t xml:space="preserve"> діє на підставі Статуту</w:t>
+      </w:r>
       <w:r>
         <w:rPr>
           <w:b/>
         </w:rPr>
-        <w:t xml:space="preserve"> Валерія Володимировича</w:t>
-      </w:r>
-      <w:r>
-        <w:t>, як</w:t>
-      </w:r>
-      <w:r>
-        <w:t>ий</w:t>
-      </w:r>
-      <w:r>
-        <w:t xml:space="preserve"> діє на підставі Статуту</w:t>
-      </w:r>
-      <w:r>
-        <w:rPr>
-          <w:b/>
-        </w:rPr>
         <w:t xml:space="preserve">, </w:t>
       </w:r>
       <w:r>
@@ -322,7 +312,7 @@
     </w:p>
     <w:p>
       <w:pPr>
-        <w:pStyle w:val="21"/>
+        <w:pStyle w:val="BodyText2"/>
         <w:ind w:right="-141" w:firstLine="360"/>
       </w:pPr>
       <w:r>
@@ -344,11 +334,10 @@
           <w15:appearance w15:val="tags"/>
           <w:text/>
         </w:sdtPr>
-        <w:sdtEndPr/>
         <w:sdtContent>
           <w:r>
             <w:rPr>
-              <w:rStyle w:val="af3"/>
+              <w:rStyle w:val="PlaceholderText"/>
             </w:rPr>
             <w:t>Место для ввода текста.</w:t>
           </w:r>
@@ -372,11 +361,10 @@
           <w15:appearance w15:val="tags"/>
           <w:text/>
         </w:sdtPr>
-        <w:sdtEndPr/>
         <w:sdtContent>
           <w:r>
             <w:rPr>
-              <w:rStyle w:val="af3"/>
+              <w:rStyle w:val="PlaceholderText"/>
             </w:rPr>
             <w:t>Место для ввода текста.</w:t>
           </w:r>
@@ -413,11 +401,10 @@
           <w15:appearance w15:val="tags"/>
           <w:text/>
         </w:sdtPr>
-        <w:sdtEndPr/>
         <w:sdtContent>
           <w:r>
             <w:rPr>
-              <w:rStyle w:val="af3"/>
+              <w:rStyle w:val="PlaceholderText"/>
             </w:rPr>
             <w:t>Место для ввода текста.</w:t>
           </w:r>
@@ -444,11 +431,10 @@
           <w15:appearance w15:val="tags"/>
           <w:text/>
         </w:sdtPr>
-        <w:sdtEndPr/>
         <w:sdtContent>
           <w:r>
             <w:rPr>
-              <w:rStyle w:val="af3"/>
+              <w:rStyle w:val="PlaceholderText"/>
               <w:rFonts w:eastAsia="Calibri"/>
             </w:rPr>
             <w:t>Место для ввода текста.</w:t>
@@ -473,11 +459,10 @@
           <w15:appearance w15:val="tags"/>
           <w:text/>
         </w:sdtPr>
-        <w:sdtEndPr/>
         <w:sdtContent>
           <w:r>
             <w:rPr>
-              <w:rStyle w:val="af3"/>
+              <w:rStyle w:val="PlaceholderText"/>
             </w:rPr>
             <w:t>Место для ввода текста.</w:t>
           </w:r>
@@ -498,11 +483,10 @@
           <w15:appearance w15:val="tags"/>
           <w:text/>
         </w:sdtPr>
-        <w:sdtEndPr/>
         <w:sdtContent>
           <w:r>
             <w:rPr>
-              <w:rStyle w:val="af3"/>
+              <w:rStyle w:val="PlaceholderText"/>
               <w:rFonts w:eastAsia="Calibri"/>
             </w:rPr>
             <w:t>Место для ввода текста.</w:t>
@@ -522,7 +506,7 @@
     </w:p>
     <w:p>
       <w:pPr>
-        <w:pStyle w:val="a3"/>
+        <w:pStyle w:val="BodyText"/>
         <w:spacing w:before="120"/>
         <w:ind w:right="-141" w:firstLine="357"/>
         <w:jc w:val="center"/>
@@ -543,7 +527,7 @@
     </w:p>
     <w:p>
       <w:pPr>
-        <w:pStyle w:val="a3"/>
+        <w:pStyle w:val="BodyText"/>
         <w:ind w:right="-141" w:firstLine="360"/>
         <w:jc w:val="center"/>
         <w:rPr>
@@ -563,7 +547,7 @@
     </w:p>
     <w:p>
       <w:pPr>
-        <w:pStyle w:val="a3"/>
+        <w:pStyle w:val="BodyText"/>
         <w:ind w:right="-141" w:firstLine="360"/>
         <w:rPr>
           <w:sz w:val="20"/>
@@ -588,7 +572,7 @@
     </w:p>
     <w:p>
       <w:pPr>
-        <w:pStyle w:val="a3"/>
+        <w:pStyle w:val="BodyText"/>
         <w:ind w:right="-141" w:firstLine="360"/>
         <w:rPr>
           <w:sz w:val="20"/>
@@ -628,7 +612,7 @@
     </w:p>
     <w:p>
       <w:pPr>
-        <w:pStyle w:val="a3"/>
+        <w:pStyle w:val="BodyText"/>
         <w:ind w:right="-141" w:firstLine="360"/>
         <w:rPr>
           <w:b/>
@@ -700,7 +684,7 @@
     </w:p>
     <w:p>
       <w:pPr>
-        <w:pStyle w:val="a3"/>
+        <w:pStyle w:val="BodyText"/>
         <w:ind w:right="-141" w:firstLine="360"/>
         <w:rPr>
           <w:b/>
@@ -755,7 +739,7 @@
     </w:p>
     <w:p>
       <w:pPr>
-        <w:pStyle w:val="21"/>
+        <w:pStyle w:val="BodyText2"/>
         <w:ind w:right="-141" w:firstLine="360"/>
       </w:pPr>
       <w:r>
@@ -771,7 +755,7 @@
     </w:p>
     <w:p>
       <w:pPr>
-        <w:pStyle w:val="a3"/>
+        <w:pStyle w:val="BodyText"/>
         <w:ind w:right="-141" w:firstLine="360"/>
         <w:rPr>
           <w:b/>
@@ -813,7 +797,7 @@
       <w:hyperlink r:id="rId7" w:history="1">
         <w:r>
           <w:rPr>
-            <w:rStyle w:val="ab"/>
+            <w:rStyle w:val="Hyperlink"/>
             <w:sz w:val="20"/>
             <w:szCs w:val="20"/>
             <w:lang w:eastAsia="ja-JP"/>
@@ -832,7 +816,7 @@
     </w:p>
     <w:p>
       <w:pPr>
-        <w:pStyle w:val="a3"/>
+        <w:pStyle w:val="BodyText"/>
         <w:ind w:right="-141" w:firstLine="360"/>
         <w:rPr>
           <w:sz w:val="20"/>
@@ -861,41 +845,13 @@
         </w:rPr>
         <w:t xml:space="preserve">вори з текстом або без тексту, </w:t>
       </w:r>
-      <w:proofErr w:type="spellStart"/>
       <w:r>
         <w:rPr>
           <w:sz w:val="20"/>
           <w:szCs w:val="20"/>
           <w:lang w:val="ru-RU"/>
         </w:rPr>
-        <w:t>що</w:t>
-      </w:r>
-      <w:proofErr w:type="spellEnd"/>
-      <w:r>
-        <w:rPr>
-          <w:sz w:val="20"/>
-          <w:szCs w:val="20"/>
-          <w:lang w:val="ru-RU"/>
-        </w:rPr>
-        <w:t xml:space="preserve"> </w:t>
-      </w:r>
-      <w:proofErr w:type="spellStart"/>
-      <w:r>
-        <w:rPr>
-          <w:sz w:val="20"/>
-          <w:szCs w:val="20"/>
-          <w:lang w:val="ru-RU"/>
-        </w:rPr>
-        <w:t>входять</w:t>
-      </w:r>
-      <w:proofErr w:type="spellEnd"/>
-      <w:r>
-        <w:rPr>
-          <w:sz w:val="20"/>
-          <w:szCs w:val="20"/>
-          <w:lang w:val="ru-RU"/>
-        </w:rPr>
-        <w:t xml:space="preserve"> до каталогу ГО УААСП</w:t>
+        <w:t>що входять до каталогу ГО УААСП</w:t>
       </w:r>
       <w:r>
         <w:rPr>
@@ -907,7 +863,7 @@
     </w:p>
     <w:p>
       <w:pPr>
-        <w:pStyle w:val="a3"/>
+        <w:pStyle w:val="BodyText"/>
         <w:ind w:right="-141" w:firstLine="360"/>
         <w:rPr>
           <w:sz w:val="20"/>
@@ -924,7 +880,7 @@
     </w:p>
     <w:p>
       <w:pPr>
-        <w:pStyle w:val="a3"/>
+        <w:pStyle w:val="BodyText"/>
         <w:ind w:right="-141" w:firstLine="360"/>
         <w:rPr>
           <w:sz w:val="20"/>
@@ -934,7 +890,7 @@
     </w:p>
     <w:p>
       <w:pPr>
-        <w:pStyle w:val="a3"/>
+        <w:pStyle w:val="BodyText"/>
         <w:tabs>
           <w:tab w:val="left" w:pos="720"/>
         </w:tabs>
@@ -957,7 +913,7 @@
     </w:p>
     <w:p>
       <w:pPr>
-        <w:pStyle w:val="a3"/>
+        <w:pStyle w:val="BodyText"/>
         <w:ind w:right="-141" w:firstLine="360"/>
         <w:rPr>
           <w:sz w:val="20"/>
@@ -1024,7 +980,7 @@
     </w:p>
     <w:p>
       <w:pPr>
-        <w:pStyle w:val="a3"/>
+        <w:pStyle w:val="BodyText"/>
         <w:ind w:right="-141" w:firstLine="360"/>
         <w:rPr>
           <w:sz w:val="20"/>
@@ -1050,7 +1006,6 @@
           <w:docPartGallery w:val="Tables"/>
         </w:docPartList>
       </w:sdtPr>
-      <w:sdtEndPr/>
       <w:sdtContent>
         <w:p>
           <w:pPr>
@@ -1101,7 +1056,7 @@
               </w:tcPr>
               <w:p>
                 <w:pPr>
-                  <w:pStyle w:val="a3"/>
+                  <w:pStyle w:val="BodyText"/>
                   <w:ind w:right="0"/>
                   <w:jc w:val="center"/>
                   <w:rPr>
@@ -1127,7 +1082,7 @@
               </w:tcPr>
               <w:p>
                 <w:pPr>
-                  <w:pStyle w:val="a3"/>
+                  <w:pStyle w:val="BodyText"/>
                   <w:ind w:right="0"/>
                   <w:jc w:val="center"/>
                   <w:rPr>
@@ -1149,7 +1104,7 @@
               </w:p>
               <w:p>
                 <w:pPr>
-                  <w:pStyle w:val="a3"/>
+                  <w:pStyle w:val="BodyText"/>
                   <w:ind w:right="0"/>
                   <w:jc w:val="center"/>
                   <w:rPr>
@@ -1177,7 +1132,7 @@
               </w:tcPr>
               <w:p>
                 <w:pPr>
-                  <w:pStyle w:val="a3"/>
+                  <w:pStyle w:val="BodyText"/>
                   <w:ind w:right="0"/>
                   <w:jc w:val="center"/>
                   <w:rPr>
@@ -1222,7 +1177,7 @@
               </w:p>
               <w:p>
                 <w:pPr>
-                  <w:pStyle w:val="a3"/>
+                  <w:pStyle w:val="BodyText"/>
                   <w:ind w:right="0"/>
                   <w:jc w:val="center"/>
                   <w:rPr>
@@ -1261,7 +1216,7 @@
               </w:tcPr>
               <w:p>
                 <w:pPr>
-                  <w:pStyle w:val="a3"/>
+                  <w:pStyle w:val="BodyText"/>
                   <w:ind w:right="0"/>
                   <w:jc w:val="center"/>
                   <w:rPr>
@@ -1287,7 +1242,7 @@
               </w:tcPr>
               <w:p>
                 <w:pPr>
-                  <w:pStyle w:val="a3"/>
+                  <w:pStyle w:val="BodyText"/>
                   <w:ind w:right="0"/>
                   <w:jc w:val="center"/>
                   <w:rPr>
@@ -1354,7 +1309,7 @@
     </w:sdt>
     <w:p>
       <w:pPr>
-        <w:pStyle w:val="a3"/>
+        <w:pStyle w:val="BodyText"/>
         <w:ind w:right="-141" w:firstLine="360"/>
         <w:rPr>
           <w:sz w:val="20"/>
@@ -1364,7 +1319,7 @@
     </w:p>
     <w:p>
       <w:pPr>
-        <w:pStyle w:val="a3"/>
+        <w:pStyle w:val="BodyText"/>
         <w:ind w:right="-141"/>
         <w:rPr>
           <w:sz w:val="20"/>
@@ -1396,7 +1351,7 @@
     </w:p>
     <w:p>
       <w:pPr>
-        <w:pStyle w:val="a3"/>
+        <w:pStyle w:val="BodyText"/>
         <w:ind w:right="-141" w:firstLine="360"/>
         <w:rPr>
           <w:sz w:val="20"/>
@@ -1413,7 +1368,7 @@
     </w:p>
     <w:p>
       <w:pPr>
-        <w:pStyle w:val="a3"/>
+        <w:pStyle w:val="BodyText"/>
         <w:ind w:right="-141" w:firstLine="360"/>
         <w:rPr>
           <w:sz w:val="20"/>
@@ -1430,7 +1385,7 @@
     </w:p>
     <w:p>
       <w:pPr>
-        <w:pStyle w:val="a3"/>
+        <w:pStyle w:val="BodyText"/>
         <w:tabs>
           <w:tab w:val="left" w:pos="1276"/>
         </w:tabs>
@@ -1450,7 +1405,7 @@
     </w:p>
     <w:p>
       <w:pPr>
-        <w:pStyle w:val="a3"/>
+        <w:pStyle w:val="BodyText"/>
         <w:tabs>
           <w:tab w:val="left" w:pos="1276"/>
         </w:tabs>
@@ -1470,7 +1425,7 @@
     </w:p>
     <w:p>
       <w:pPr>
-        <w:pStyle w:val="a3"/>
+        <w:pStyle w:val="BodyText"/>
         <w:tabs>
           <w:tab w:val="left" w:pos="-709"/>
         </w:tabs>
@@ -1490,7 +1445,7 @@
     </w:p>
     <w:p>
       <w:pPr>
-        <w:pStyle w:val="a3"/>
+        <w:pStyle w:val="BodyText"/>
         <w:ind w:right="-141" w:firstLine="360"/>
         <w:rPr>
           <w:sz w:val="20"/>
@@ -1557,11 +1512,10 @@
           <w15:appearance w15:val="tags"/>
           <w:text/>
         </w:sdtPr>
-        <w:sdtEndPr/>
         <w:sdtContent>
           <w:r>
             <w:rPr>
-              <w:rStyle w:val="af3"/>
+              <w:rStyle w:val="PlaceholderText"/>
             </w:rPr>
             <w:t>Место для ввода текста.</w:t>
           </w:r>
@@ -1593,11 +1547,10 @@
           <w15:appearance w15:val="tags"/>
           <w:text/>
         </w:sdtPr>
-        <w:sdtEndPr/>
         <w:sdtContent>
           <w:r>
             <w:rPr>
-              <w:rStyle w:val="af3"/>
+              <w:rStyle w:val="PlaceholderText"/>
             </w:rPr>
             <w:t>Место для ввода текста.</w:t>
           </w:r>
@@ -1634,27 +1587,8 @@
           <w:szCs w:val="20"/>
           <w:lang w:val="ru-RU"/>
         </w:rPr>
-        <w:t xml:space="preserve">, але не </w:t>
-      </w:r>
-      <w:proofErr w:type="spellStart"/>
-      <w:r>
-        <w:rPr>
-          <w:sz w:val="20"/>
-          <w:szCs w:val="20"/>
-          <w:lang w:val="ru-RU"/>
-        </w:rPr>
-        <w:t>менше</w:t>
-      </w:r>
-      <w:proofErr w:type="spellEnd"/>
-      <w:r>
-        <w:rPr>
-          <w:sz w:val="20"/>
-          <w:szCs w:val="20"/>
-          <w:lang w:val="ru-RU"/>
-        </w:rPr>
-        <w:t xml:space="preserve"> н</w:t>
-      </w:r>
-      <w:proofErr w:type="spellStart"/>
+        <w:t>, але не менше н</w:t>
+      </w:r>
       <w:r>
         <w:rPr>
           <w:sz w:val="20"/>
@@ -1662,7 +1596,6 @@
         </w:rPr>
         <w:t>іж</w:t>
       </w:r>
-      <w:proofErr w:type="spellEnd"/>
       <w:r>
         <w:rPr>
           <w:sz w:val="20"/>
@@ -1691,11 +1624,10 @@
           <w15:appearance w15:val="tags"/>
           <w:text/>
         </w:sdtPr>
-        <w:sdtEndPr/>
         <w:sdtContent>
           <w:r>
             <w:rPr>
-              <w:rStyle w:val="af3"/>
+              <w:rStyle w:val="PlaceholderText"/>
             </w:rPr>
             <w:t>Место для ввода текста.</w:t>
           </w:r>
@@ -1738,11 +1670,10 @@
           <w15:appearance w15:val="tags"/>
           <w:text/>
         </w:sdtPr>
-        <w:sdtEndPr/>
         <w:sdtContent>
           <w:r>
             <w:rPr>
-              <w:rStyle w:val="af3"/>
+              <w:rStyle w:val="PlaceholderText"/>
             </w:rPr>
             <w:t>Место для ввода текста.</w:t>
           </w:r>
@@ -1786,11 +1717,10 @@
           <w15:appearance w15:val="tags"/>
           <w:text/>
         </w:sdtPr>
-        <w:sdtEndPr/>
         <w:sdtContent>
           <w:r>
             <w:rPr>
-              <w:rStyle w:val="af3"/>
+              <w:rStyle w:val="PlaceholderText"/>
             </w:rPr>
             <w:t>Место для ввода текста.</w:t>
           </w:r>
@@ -1812,9 +1742,16 @@
           <w:sz w:val="20"/>
           <w:szCs w:val="20"/>
         </w:rPr>
-        <w:t xml:space="preserve"> (далі – мінімальний платіж) </w:t>
+        <w:t xml:space="preserve"> (далі – мінімальний платіж)</w:t>
       </w:r>
       <w:bookmarkStart w:id="5" w:name="_Hlk3207388"/>
+      <w:r>
+        <w:rPr>
+          <w:sz w:val="20"/>
+          <w:szCs w:val="20"/>
+        </w:rPr>
+        <w:t xml:space="preserve"> за </w:t>
+      </w:r>
       <w:sdt>
         <w:sdtPr>
           <w:rPr>
@@ -1822,8 +1759,8 @@
             <w:sz w:val="20"/>
             <w:szCs w:val="20"/>
           </w:rPr>
-          <w:alias w:val="rltPayPeriod"/>
-          <w:tag w:val="rltPayPeriod"/>
+          <w:alias w:val="payPeriod1"/>
+          <w:tag w:val="payPeriod1"/>
           <w:id w:val="-212894741"/>
           <w:placeholder>
             <w:docPart w:val="591C52D9FFD24427A538B5EA54E3B71E"/>
@@ -1832,11 +1769,10 @@
           <w15:appearance w15:val="tags"/>
           <w:text/>
         </w:sdtPr>
-        <w:sdtEndPr/>
         <w:sdtContent>
           <w:r>
             <w:rPr>
-              <w:rStyle w:val="af3"/>
+              <w:rStyle w:val="PlaceholderText"/>
             </w:rPr>
             <w:t>Место для ввода текста.</w:t>
           </w:r>
@@ -1865,48 +1801,19 @@
           <w:sz w:val="20"/>
           <w:szCs w:val="20"/>
         </w:rPr>
-        <w:t xml:space="preserve">Визначена Сторонами сума авторської винагороди в </w:t>
-      </w:r>
-      <w:r>
-        <w:rPr>
-          <w:sz w:val="20"/>
-          <w:szCs w:val="20"/>
-          <w:lang w:val="ru-RU"/>
-        </w:rPr>
-        <w:t xml:space="preserve"> </w:t>
-      </w:r>
-      <w:r>
-        <w:rPr>
-          <w:sz w:val="20"/>
-          <w:szCs w:val="20"/>
-        </w:rPr>
-        <w:t xml:space="preserve">п. 2.4. </w:t>
-      </w:r>
-      <w:r>
-        <w:rPr>
-          <w:sz w:val="20"/>
-          <w:szCs w:val="20"/>
-        </w:rPr>
-        <w:t>Договору</w:t>
-      </w:r>
-      <w:r>
-        <w:rPr>
-          <w:sz w:val="20"/>
-          <w:szCs w:val="20"/>
-        </w:rPr>
-        <w:t>,</w:t>
-      </w:r>
-      <w:r>
-        <w:rPr>
-          <w:sz w:val="20"/>
-          <w:szCs w:val="20"/>
-        </w:rPr>
-        <w:t xml:space="preserve"> не залежить від тривалості та кількості використання творів.</w:t>
-      </w:r>
-    </w:p>
-    <w:p>
-      <w:pPr>
-        <w:pStyle w:val="a3"/>
+        <w:t>Сторони домовились, що сума авторської винагороди (роялті), яка сплачується Користувачем за надання невиключного права на публічне виконання творів з каталогу ГО УААСП, з урахуванням діючих попередніх тарифів, затверджених Загальними зборами членів ГО УААСП та приписів законодавства України</w:t>
+      </w:r>
+      <w:r>
+        <w:rPr>
+          <w:sz w:val="20"/>
+          <w:szCs w:val="20"/>
+        </w:rPr>
+        <w:t>.</w:t>
+      </w:r>
+    </w:p>
+    <w:p>
+      <w:pPr>
+        <w:pStyle w:val="BodyText"/>
         <w:ind w:right="-141" w:firstLine="360"/>
         <w:rPr>
           <w:sz w:val="20"/>
@@ -1938,55 +1845,51 @@
     </w:p>
     <w:p>
       <w:pPr>
-        <w:pStyle w:val="a3"/>
+        <w:pStyle w:val="BodyText"/>
         <w:ind w:right="-165"/>
-      </w:pPr>
-      <w:r>
-        <w:rPr>
-          <w:sz w:val="20"/>
-          <w:szCs w:val="20"/>
-        </w:rPr>
-        <w:t xml:space="preserve">        2.5.1. </w:t>
-      </w:r>
-      <w:r>
-        <w:rPr>
-          <w:sz w:val="20"/>
-          <w:szCs w:val="20"/>
-        </w:rPr>
-        <w:t xml:space="preserve">не пізніше 20-ого числа після закінчення </w:t>
-      </w:r>
-      <w:r>
-        <w:rPr>
-          <w:b/>
-          <w:sz w:val="20"/>
-          <w:szCs w:val="20"/>
-        </w:rPr>
-        <w:t xml:space="preserve">кожного </w:t>
-      </w:r>
-      <w:bookmarkStart w:id="6" w:name="_Hlk3207428"/>
+        <w:rPr>
+          <w:sz w:val="20"/>
+          <w:szCs w:val="20"/>
+        </w:rPr>
+      </w:pPr>
+      <w:r>
+        <w:rPr>
+          <w:sz w:val="20"/>
+          <w:szCs w:val="20"/>
+        </w:rPr>
+        <w:t xml:space="preserve">        </w:t>
+      </w:r>
+      <w:r>
+        <w:rPr>
+          <w:sz w:val="20"/>
+          <w:szCs w:val="20"/>
+        </w:rPr>
+        <w:t xml:space="preserve">2.5.1. не пізніше 20 (двадцятого) числа </w:t>
+      </w:r>
+      <w:bookmarkStart w:id="6" w:name="_Hlk124520970"/>
       <w:sdt>
         <w:sdtPr>
           <w:rPr>
-            <w:b/>
             <w:color w:val="000000"/>
             <w:sz w:val="20"/>
             <w:szCs w:val="20"/>
           </w:rPr>
-          <w:alias w:val="rltPayPeriod2"/>
-          <w:tag w:val="rltPayPeriod2"/>
+          <w:alias w:val="payPeriod2"/>
+          <w:tag w:val="payPeriod2"/>
           <w:id w:val="-390504929"/>
           <w:placeholder>
-            <w:docPart w:val="9696F5AD5DD04FBD8C8C8D712FECB9AF"/>
+            <w:docPart w:val="CC31F9A3C99645F1B8DE37D574F02095"/>
           </w:placeholder>
           <w:showingPlcHdr/>
           <w15:appearance w15:val="tags"/>
           <w:text/>
         </w:sdtPr>
-        <w:sdtEndPr/>
         <w:sdtContent>
           <w:r>
             <w:rPr>
-              <w:rStyle w:val="af3"/>
+              <w:color w:val="808080"/>
+              <w:sz w:val="20"/>
+              <w:szCs w:val="20"/>
             </w:rPr>
             <w:t>Место для ввода текста.</w:t>
           </w:r>
@@ -1998,483 +1901,453 @@
           <w:sz w:val="20"/>
           <w:szCs w:val="20"/>
         </w:rPr>
+        <w:t xml:space="preserve">, за </w:t>
+      </w:r>
+      <w:sdt>
+        <w:sdtPr>
+          <w:rPr>
+            <w:color w:val="000000"/>
+            <w:sz w:val="20"/>
+            <w:szCs w:val="20"/>
+          </w:rPr>
+          <w:alias w:val="payPeriod3"/>
+          <w:tag w:val="payPeriod3"/>
+          <w:id w:val="1133986220"/>
+          <w:placeholder>
+            <w:docPart w:val="7CA5E306C6084743BFA47D1653A579A6"/>
+          </w:placeholder>
+          <w:showingPlcHdr/>
+          <w15:appearance w15:val="tags"/>
+          <w:text/>
+        </w:sdtPr>
+        <w:sdtContent>
+          <w:r>
+            <w:rPr>
+              <w:color w:val="808080"/>
+              <w:sz w:val="20"/>
+              <w:szCs w:val="20"/>
+            </w:rPr>
+            <w:t>Место для ввода текста.</w:t>
+          </w:r>
+        </w:sdtContent>
+      </w:sdt>
+      <w:r>
+        <w:rPr>
+          <w:sz w:val="20"/>
+          <w:szCs w:val="20"/>
+        </w:rPr>
+        <w:t xml:space="preserve">, у якому Користувач має здійснити виплату авторської винагороди, зобов’язується перерахувати на поточний рахунок ГО УААСП, передбачений  п. 2.4. Договору мінімальний платіж авторської винагороди. При цьому, перша виплата мінімального платежу Користувачем здійснюється не пізніше двадцяти календарних днів після підписання Сторонами цього Договору, а також   Користувач зобов`язується не пізніше 20-ого числа </w:t>
+      </w:r>
+      <w:sdt>
+        <w:sdtPr>
+          <w:rPr>
+            <w:color w:val="000000"/>
+            <w:sz w:val="20"/>
+            <w:szCs w:val="20"/>
+          </w:rPr>
+          <w:alias w:val="payPeriod4"/>
+          <w:tag w:val="payPeriod4"/>
+          <w:id w:val="1759869420"/>
+          <w:placeholder>
+            <w:docPart w:val="176DF28603914E76A34CE26EF602B501"/>
+          </w:placeholder>
+          <w:showingPlcHdr/>
+          <w15:appearance w15:val="tags"/>
+          <w:text/>
+        </w:sdtPr>
+        <w:sdtContent>
+          <w:r>
+            <w:rPr>
+              <w:color w:val="808080"/>
+              <w:sz w:val="20"/>
+              <w:szCs w:val="20"/>
+            </w:rPr>
+            <w:t>Место для ввода текста.</w:t>
+          </w:r>
+        </w:sdtContent>
+      </w:sdt>
+      <w:r>
+        <w:rPr>
+          <w:sz w:val="20"/>
+          <w:szCs w:val="20"/>
+        </w:rPr>
+        <w:t xml:space="preserve">, перерахувати на поточний рахунок ГО УААСП за </w:t>
+      </w:r>
+      <w:sdt>
+        <w:sdtPr>
+          <w:rPr>
+            <w:sz w:val="20"/>
+            <w:szCs w:val="20"/>
+          </w:rPr>
+          <w:alias w:val="payPeriod5"/>
+          <w:tag w:val="payPeriod5"/>
+          <w:id w:val="1087661003"/>
+          <w:placeholder>
+            <w:docPart w:val="4BC31385431F45278B46B600DE47FE6A"/>
+          </w:placeholder>
+          <w:showingPlcHdr/>
+          <w15:appearance w15:val="tags"/>
+          <w:text/>
+        </w:sdtPr>
+        <w:sdtContent>
+          <w:r>
+            <w:rPr>
+              <w:color w:val="808080"/>
+              <w:sz w:val="20"/>
+              <w:szCs w:val="20"/>
+            </w:rPr>
+            <w:t>Место для ввода текста.</w:t>
+          </w:r>
+        </w:sdtContent>
+      </w:sdt>
+      <w:r>
+        <w:rPr>
+          <w:sz w:val="20"/>
+          <w:szCs w:val="20"/>
+        </w:rPr>
+        <w:t xml:space="preserve"> загальну повну суму авторської винагороди, визначену в п. 2.4. даного Договору, за вирахуванням сплаченого у передбаченому вище порядку даного Договору мінімального платежу; </w:t>
+      </w:r>
+      <w:r>
+        <w:rPr>
+          <w:sz w:val="20"/>
+          <w:szCs w:val="20"/>
+        </w:rPr>
+        <w:tab/>
+      </w:r>
+    </w:p>
+    <w:p>
+      <w:pPr>
+        <w:ind w:right="-141" w:firstLine="360"/>
+        <w:jc w:val="both"/>
+        <w:rPr>
+          <w:b w:val="0"/>
+          <w:bCs w:val="0"/>
+          <w:sz w:val="20"/>
+          <w:szCs w:val="20"/>
+          <w:lang w:val="uk-UA"/>
+        </w:rPr>
+      </w:pPr>
+      <w:r>
+        <w:rPr>
+          <w:b w:val="0"/>
+          <w:bCs w:val="0"/>
+          <w:sz w:val="20"/>
+          <w:szCs w:val="20"/>
+          <w:lang w:val="uk-UA"/>
+        </w:rPr>
+        <w:t>2.5</w:t>
+      </w:r>
+      <w:r>
+        <w:rPr>
+          <w:b w:val="0"/>
+          <w:bCs w:val="0"/>
+          <w:sz w:val="20"/>
+          <w:szCs w:val="20"/>
+          <w:lang w:val="uk-UA"/>
+        </w:rPr>
+        <w:t>.</w:t>
+      </w:r>
+      <w:r>
+        <w:rPr>
+          <w:b w:val="0"/>
+          <w:bCs w:val="0"/>
+          <w:sz w:val="20"/>
+          <w:szCs w:val="20"/>
+          <w:lang w:val="uk-UA"/>
+        </w:rPr>
+        <w:t xml:space="preserve">2. не пізніше 20 (двадцятого) числа </w:t>
+      </w:r>
+      <w:sdt>
+        <w:sdtPr>
+          <w:rPr>
+            <w:bCs w:val="0"/>
+            <w:color w:val="000000"/>
+            <w:sz w:val="20"/>
+            <w:szCs w:val="20"/>
+            <w:lang w:val="uk-UA"/>
+          </w:rPr>
+          <w:alias w:val="payPeriod2"/>
+          <w:tag w:val="payPeriod2"/>
+          <w:id w:val="1990129443"/>
+          <w:placeholder>
+            <w:docPart w:val="707886817A324D2A8E0C401F6F9894F1"/>
+          </w:placeholder>
+          <w:showingPlcHdr/>
+          <w15:appearance w15:val="tags"/>
+          <w:text/>
+        </w:sdtPr>
+        <w:sdtContent>
+          <w:r>
+            <w:rPr>
+              <w:b w:val="0"/>
+              <w:bCs w:val="0"/>
+              <w:color w:val="808080"/>
+              <w:sz w:val="20"/>
+              <w:szCs w:val="20"/>
+              <w:lang w:val="uk-UA"/>
+            </w:rPr>
+            <w:t>Место для ввода текста.</w:t>
+          </w:r>
+        </w:sdtContent>
+      </w:sdt>
+      <w:r>
+        <w:rPr>
+          <w:b w:val="0"/>
+          <w:bCs w:val="0"/>
+          <w:sz w:val="20"/>
+          <w:szCs w:val="20"/>
+          <w:lang w:val="uk-UA"/>
+        </w:rPr>
+        <w:t xml:space="preserve"> надати ГО УААСП безпосередньо або через представника у паперовому прошитому вигляді за підписом уповноваженої особи Користувача Звіт про публічно виконані твори (далі – Звіт) за формою, наведеною у </w:t>
+      </w:r>
+      <w:r>
+        <w:rPr>
+          <w:bCs w:val="0"/>
+          <w:sz w:val="20"/>
+          <w:szCs w:val="20"/>
+          <w:lang w:val="uk-UA"/>
+        </w:rPr>
+        <w:t>Додатку № 1</w:t>
+      </w:r>
+      <w:r>
+        <w:rPr>
+          <w:b w:val="0"/>
+          <w:bCs w:val="0"/>
+          <w:sz w:val="20"/>
+          <w:szCs w:val="20"/>
+          <w:lang w:val="uk-UA"/>
+        </w:rPr>
+        <w:t xml:space="preserve"> до даного Договору, та в електронному вигляді за </w:t>
+      </w:r>
+      <w:r>
+        <w:rPr>
+          <w:b w:val="0"/>
+          <w:bCs w:val="0"/>
+          <w:color w:val="000000"/>
+          <w:sz w:val="20"/>
+          <w:szCs w:val="20"/>
+          <w:lang w:val="uk-UA"/>
+        </w:rPr>
+        <w:t xml:space="preserve">адресою: </w:t>
+      </w:r>
+      <w:proofErr w:type="spellStart"/>
+      <w:r>
+        <w:rPr>
+          <w:bCs w:val="0"/>
+          <w:sz w:val="20"/>
+          <w:szCs w:val="20"/>
+          <w:lang w:val="en-US"/>
+        </w:rPr>
+        <w:t>zvit</w:t>
+      </w:r>
+      <w:proofErr w:type="spellEnd"/>
+      <w:r>
+        <w:rPr>
+          <w:bCs w:val="0"/>
+          <w:sz w:val="20"/>
+          <w:szCs w:val="20"/>
+          <w:lang w:val="uk-UA"/>
+        </w:rPr>
+        <w:t>@</w:t>
+      </w:r>
+      <w:proofErr w:type="spellStart"/>
+      <w:r>
+        <w:rPr>
+          <w:bCs w:val="0"/>
+          <w:sz w:val="20"/>
+          <w:szCs w:val="20"/>
+          <w:lang w:val="en-US"/>
+        </w:rPr>
+        <w:t>uacrr</w:t>
+      </w:r>
+      <w:proofErr w:type="spellEnd"/>
+      <w:r>
+        <w:rPr>
+          <w:bCs w:val="0"/>
+          <w:sz w:val="20"/>
+          <w:szCs w:val="20"/>
+          <w:lang w:val="uk-UA"/>
+        </w:rPr>
+        <w:t>.</w:t>
+      </w:r>
+      <w:r>
+        <w:rPr>
+          <w:bCs w:val="0"/>
+          <w:sz w:val="20"/>
+          <w:szCs w:val="20"/>
+          <w:lang w:val="en-US"/>
+        </w:rPr>
+        <w:t>org</w:t>
+      </w:r>
+      <w:r>
+        <w:rPr>
+          <w:bCs w:val="0"/>
+          <w:sz w:val="20"/>
+          <w:szCs w:val="20"/>
+          <w:lang w:val="uk-UA"/>
+        </w:rPr>
+        <w:t>.</w:t>
+      </w:r>
+      <w:proofErr w:type="spellStart"/>
+      <w:r>
+        <w:rPr>
+          <w:bCs w:val="0"/>
+          <w:sz w:val="20"/>
+          <w:szCs w:val="20"/>
+          <w:lang w:val="en-US"/>
+        </w:rPr>
+        <w:t>ua</w:t>
+      </w:r>
+      <w:proofErr w:type="spellEnd"/>
+      <w:r>
+        <w:rPr>
+          <w:bCs w:val="0"/>
+          <w:i/>
+          <w:sz w:val="20"/>
+          <w:szCs w:val="20"/>
+          <w:lang w:val="uk-UA"/>
+        </w:rPr>
         <w:t xml:space="preserve"> </w:t>
       </w:r>
       <w:r>
         <w:rPr>
-          <w:sz w:val="20"/>
-          <w:szCs w:val="20"/>
-        </w:rPr>
-        <w:t xml:space="preserve">перерахувати на поточний рахунок </w:t>
-      </w:r>
-      <w:r>
-        <w:rPr>
-          <w:sz w:val="20"/>
-          <w:szCs w:val="20"/>
-        </w:rPr>
-        <w:t>ГО УААСП</w:t>
-      </w:r>
-      <w:r>
-        <w:rPr>
-          <w:sz w:val="20"/>
-          <w:szCs w:val="20"/>
-        </w:rPr>
-        <w:t xml:space="preserve"> авторську винагороду, розраховану відповідно до п. 2.4. </w:t>
-      </w:r>
-      <w:r>
-        <w:rPr>
-          <w:sz w:val="20"/>
-          <w:szCs w:val="20"/>
-        </w:rPr>
-        <w:t>Договору мінімальний платіж авторської винагороди. При цьому, перша виплата мінімального платежу Користувач</w:t>
-      </w:r>
-      <w:r>
-        <w:rPr>
-          <w:sz w:val="20"/>
-          <w:szCs w:val="20"/>
-        </w:rPr>
-        <w:t>ем здійснюється не пізніше двадцяти</w:t>
-      </w:r>
-      <w:r>
-        <w:rPr>
-          <w:sz w:val="20"/>
-          <w:szCs w:val="20"/>
-        </w:rPr>
-        <w:t xml:space="preserve"> календарних днів після підписання Сторонами цього Договору</w:t>
-      </w:r>
-      <w:r>
-        <w:rPr>
-          <w:sz w:val="20"/>
-          <w:szCs w:val="20"/>
-        </w:rPr>
-        <w:t xml:space="preserve">, а також </w:t>
-      </w:r>
-      <w:r>
-        <w:rPr>
-          <w:sz w:val="20"/>
-          <w:szCs w:val="20"/>
-        </w:rPr>
-        <w:t xml:space="preserve">Користувач </w:t>
-      </w:r>
-      <w:proofErr w:type="spellStart"/>
-      <w:r>
-        <w:rPr>
-          <w:sz w:val="20"/>
-          <w:szCs w:val="20"/>
-        </w:rPr>
-        <w:t>зобов</w:t>
-      </w:r>
-      <w:proofErr w:type="spellEnd"/>
-      <w:r>
-        <w:rPr>
-          <w:b/>
-          <w:bCs/>
-          <w:sz w:val="20"/>
-          <w:szCs w:val="20"/>
-          <w:lang w:val="ru-RU"/>
-        </w:rPr>
-        <w:t>`</w:t>
-      </w:r>
-      <w:proofErr w:type="spellStart"/>
-      <w:r>
-        <w:rPr>
-          <w:sz w:val="20"/>
-          <w:szCs w:val="20"/>
-        </w:rPr>
-        <w:t>язується</w:t>
-      </w:r>
-      <w:proofErr w:type="spellEnd"/>
-      <w:r>
-        <w:rPr>
-          <w:sz w:val="20"/>
-          <w:szCs w:val="20"/>
-        </w:rPr>
-        <w:t xml:space="preserve"> не пізніше 20-ого числа</w:t>
-      </w:r>
-      <w:r>
-        <w:rPr>
-          <w:b/>
-          <w:sz w:val="20"/>
-          <w:szCs w:val="20"/>
-        </w:rPr>
-        <w:t xml:space="preserve"> </w:t>
-      </w:r>
-      <w:r>
-        <w:rPr>
-          <w:sz w:val="20"/>
-          <w:szCs w:val="20"/>
-        </w:rPr>
-        <w:t xml:space="preserve">кожного </w:t>
-      </w:r>
-      <w:r>
-        <w:rPr>
-          <w:b/>
-          <w:sz w:val="20"/>
-          <w:szCs w:val="20"/>
-        </w:rPr>
-        <w:t>місяця</w:t>
-      </w:r>
-      <w:r>
-        <w:rPr>
-          <w:b/>
-          <w:sz w:val="20"/>
-          <w:szCs w:val="20"/>
-        </w:rPr>
-        <w:t>,</w:t>
-      </w:r>
-      <w:r>
-        <w:rPr>
-          <w:sz w:val="20"/>
-          <w:szCs w:val="20"/>
-          <w:lang w:val="ru-RU"/>
-        </w:rPr>
-        <w:t xml:space="preserve"> п</w:t>
-      </w:r>
-      <w:proofErr w:type="spellStart"/>
-      <w:r>
-        <w:rPr>
-          <w:sz w:val="20"/>
-          <w:szCs w:val="20"/>
-        </w:rPr>
-        <w:t>е</w:t>
-      </w:r>
-      <w:r>
-        <w:rPr>
-          <w:sz w:val="20"/>
-          <w:szCs w:val="20"/>
-        </w:rPr>
-        <w:t>рерахувати</w:t>
-      </w:r>
-      <w:proofErr w:type="spellEnd"/>
-      <w:r>
-        <w:rPr>
-          <w:sz w:val="20"/>
-          <w:szCs w:val="20"/>
-        </w:rPr>
-        <w:t xml:space="preserve"> на поточний рахунок Г</w:t>
-      </w:r>
-      <w:r>
-        <w:rPr>
-          <w:sz w:val="20"/>
-          <w:szCs w:val="20"/>
-        </w:rPr>
-        <w:t xml:space="preserve">О УААСП </w:t>
-      </w:r>
-      <w:r>
-        <w:rPr>
-          <w:b/>
-          <w:sz w:val="20"/>
-          <w:szCs w:val="20"/>
-        </w:rPr>
-        <w:t>за попередній місяць</w:t>
-      </w:r>
-      <w:r>
-        <w:rPr>
-          <w:sz w:val="20"/>
-          <w:szCs w:val="20"/>
-        </w:rPr>
-        <w:t xml:space="preserve"> загальну повну суму авторської винагороди, визначену в п. 2.4. даного Договору, за ви</w:t>
-      </w:r>
-      <w:r>
-        <w:rPr>
-          <w:sz w:val="20"/>
-          <w:szCs w:val="20"/>
-        </w:rPr>
-        <w:t xml:space="preserve">рахуванням сплаченого у передбаченому вище порядку </w:t>
-      </w:r>
-      <w:r>
-        <w:rPr>
-          <w:sz w:val="20"/>
-          <w:szCs w:val="20"/>
-        </w:rPr>
-        <w:t>даного Договору мінімального платежу</w:t>
-      </w:r>
-      <w:r>
-        <w:rPr>
-          <w:sz w:val="20"/>
-          <w:szCs w:val="20"/>
-        </w:rPr>
-        <w:t xml:space="preserve">; </w:t>
-      </w:r>
-    </w:p>
-    <w:p>
-      <w:pPr>
-        <w:pStyle w:val="a3"/>
-        <w:ind w:right="-141" w:firstLine="360"/>
-        <w:rPr>
-          <w:sz w:val="20"/>
-          <w:szCs w:val="20"/>
-        </w:rPr>
-      </w:pPr>
-      <w:r>
-        <w:rPr>
-          <w:sz w:val="20"/>
-          <w:szCs w:val="20"/>
-        </w:rPr>
-        <w:t xml:space="preserve">2.5.2. </w:t>
-      </w:r>
-      <w:r>
-        <w:rPr>
-          <w:sz w:val="20"/>
-          <w:szCs w:val="20"/>
-        </w:rPr>
-        <w:t>не пізніше 20 (двадцятого</w:t>
-      </w:r>
-      <w:r>
-        <w:rPr>
-          <w:sz w:val="20"/>
-          <w:szCs w:val="20"/>
-        </w:rPr>
-        <w:t xml:space="preserve">) </w:t>
-      </w:r>
-      <w:r>
-        <w:rPr>
-          <w:sz w:val="20"/>
-          <w:szCs w:val="20"/>
-        </w:rPr>
-        <w:t xml:space="preserve">числа після закінчення кожного кварталу </w:t>
-      </w:r>
-      <w:r>
-        <w:rPr>
-          <w:sz w:val="20"/>
-          <w:szCs w:val="20"/>
-        </w:rPr>
-        <w:t>надати</w:t>
-      </w:r>
-      <w:r>
-        <w:rPr>
-          <w:sz w:val="20"/>
-          <w:szCs w:val="20"/>
-        </w:rPr>
-        <w:t xml:space="preserve"> </w:t>
-      </w:r>
-      <w:r>
-        <w:rPr>
-          <w:sz w:val="20"/>
-          <w:szCs w:val="20"/>
-        </w:rPr>
-        <w:t>ГО УААСП</w:t>
-      </w:r>
-      <w:r>
-        <w:rPr>
-          <w:sz w:val="20"/>
-          <w:szCs w:val="20"/>
-        </w:rPr>
-        <w:t xml:space="preserve"> </w:t>
-      </w:r>
-      <w:r>
-        <w:rPr>
-          <w:sz w:val="20"/>
-          <w:szCs w:val="20"/>
-        </w:rPr>
-        <w:t xml:space="preserve">безпосередньо або через </w:t>
-      </w:r>
-      <w:r>
-        <w:rPr>
-          <w:sz w:val="20"/>
-          <w:szCs w:val="20"/>
-        </w:rPr>
-        <w:t>п</w:t>
-      </w:r>
-      <w:r>
-        <w:rPr>
-          <w:sz w:val="20"/>
-          <w:szCs w:val="20"/>
-        </w:rPr>
-        <w:t xml:space="preserve">редставника </w:t>
-      </w:r>
-      <w:r>
-        <w:rPr>
-          <w:sz w:val="20"/>
-          <w:szCs w:val="20"/>
-        </w:rPr>
-        <w:t>у паперовому прошитому вигляді за підписом уповноваженої особи Користувача</w:t>
-      </w:r>
-      <w:r>
-        <w:rPr>
-          <w:sz w:val="20"/>
-          <w:szCs w:val="20"/>
-        </w:rPr>
-        <w:t xml:space="preserve"> Звіт про публічно виконані твори (далі – Звіт) за формою, наведеною у </w:t>
-      </w:r>
-      <w:r>
-        <w:rPr>
-          <w:b/>
-          <w:sz w:val="20"/>
-          <w:szCs w:val="20"/>
-        </w:rPr>
-        <w:t>Додатку № 1</w:t>
-      </w:r>
-      <w:r>
-        <w:rPr>
-          <w:sz w:val="20"/>
-          <w:szCs w:val="20"/>
-        </w:rPr>
-        <w:t xml:space="preserve"> до даного Договору, та в електронному вигляді за </w:t>
-      </w:r>
-      <w:r>
-        <w:rPr>
-          <w:color w:val="000000"/>
-          <w:sz w:val="20"/>
-          <w:szCs w:val="20"/>
-        </w:rPr>
-        <w:t>адрес</w:t>
-      </w:r>
-      <w:r>
-        <w:rPr>
-          <w:color w:val="000000"/>
-          <w:sz w:val="20"/>
-          <w:szCs w:val="20"/>
-        </w:rPr>
-        <w:t xml:space="preserve">ою: </w:t>
-      </w:r>
-      <w:proofErr w:type="spellStart"/>
-      <w:r>
-        <w:rPr>
-          <w:b/>
-          <w:sz w:val="20"/>
-          <w:szCs w:val="20"/>
-          <w:lang w:val="en-US"/>
-        </w:rPr>
-        <w:t>zvit</w:t>
-      </w:r>
-      <w:proofErr w:type="spellEnd"/>
-      <w:r>
-        <w:rPr>
-          <w:b/>
-          <w:sz w:val="20"/>
-          <w:szCs w:val="20"/>
-        </w:rPr>
-        <w:t>@</w:t>
-      </w:r>
-      <w:proofErr w:type="spellStart"/>
-      <w:r>
-        <w:rPr>
-          <w:b/>
-          <w:sz w:val="20"/>
-          <w:szCs w:val="20"/>
-          <w:lang w:val="en-US"/>
-        </w:rPr>
-        <w:t>uacrr</w:t>
-      </w:r>
-      <w:proofErr w:type="spellEnd"/>
-      <w:r>
-        <w:rPr>
-          <w:b/>
-          <w:sz w:val="20"/>
-          <w:szCs w:val="20"/>
-        </w:rPr>
-        <w:t>.</w:t>
-      </w:r>
-      <w:r>
-        <w:rPr>
-          <w:b/>
-          <w:sz w:val="20"/>
-          <w:szCs w:val="20"/>
-          <w:lang w:val="en-US"/>
-        </w:rPr>
-        <w:t>org</w:t>
-      </w:r>
-      <w:r>
-        <w:rPr>
-          <w:b/>
-          <w:sz w:val="20"/>
-          <w:szCs w:val="20"/>
-        </w:rPr>
-        <w:t>.</w:t>
-      </w:r>
-      <w:proofErr w:type="spellStart"/>
-      <w:r>
-        <w:rPr>
-          <w:b/>
-          <w:sz w:val="20"/>
-          <w:szCs w:val="20"/>
-          <w:lang w:val="en-US"/>
-        </w:rPr>
-        <w:t>ua</w:t>
-      </w:r>
-      <w:proofErr w:type="spellEnd"/>
-      <w:r>
-        <w:rPr>
-          <w:b/>
+          <w:b w:val="0"/>
+          <w:bCs w:val="0"/>
           <w:i/>
           <w:sz w:val="20"/>
           <w:szCs w:val="20"/>
-        </w:rPr>
-        <w:t xml:space="preserve"> </w:t>
-      </w:r>
-      <w:r>
-        <w:rPr>
-          <w:i/>
-          <w:sz w:val="20"/>
-          <w:szCs w:val="20"/>
-        </w:rPr>
-        <w:t xml:space="preserve">(Звіт подається в файлі формату </w:t>
-      </w:r>
-      <w:proofErr w:type="spellStart"/>
-      <w:r>
-        <w:rPr>
-          <w:i/>
-          <w:sz w:val="20"/>
-          <w:szCs w:val="20"/>
-        </w:rPr>
-        <w:t>Exсel</w:t>
-      </w:r>
-      <w:proofErr w:type="spellEnd"/>
-      <w:r>
-        <w:rPr>
-          <w:sz w:val="20"/>
-          <w:szCs w:val="20"/>
+          <w:lang w:val="uk-UA"/>
+        </w:rPr>
+        <w:t>(Звіт подається в файлі формату Exсel</w:t>
+      </w:r>
+      <w:r>
+        <w:rPr>
+          <w:b w:val="0"/>
+          <w:bCs w:val="0"/>
+          <w:sz w:val="20"/>
+          <w:szCs w:val="20"/>
+          <w:lang w:val="uk-UA"/>
         </w:rPr>
         <w:t>);</w:t>
       </w:r>
     </w:p>
     <w:p>
       <w:pPr>
-        <w:pStyle w:val="a3"/>
         <w:tabs>
           <w:tab w:val="left" w:pos="2835"/>
         </w:tabs>
         <w:ind w:right="-141" w:firstLine="360"/>
-        <w:rPr>
-          <w:sz w:val="20"/>
-          <w:szCs w:val="20"/>
-        </w:rPr>
-      </w:pPr>
-      <w:r>
-        <w:rPr>
-          <w:sz w:val="20"/>
-          <w:szCs w:val="20"/>
-        </w:rPr>
-        <w:t xml:space="preserve">2.5.3. </w:t>
-      </w:r>
-      <w:r>
-        <w:rPr>
-          <w:sz w:val="20"/>
-          <w:szCs w:val="20"/>
-        </w:rPr>
-        <w:t>не пізніше 20 (двадцятого</w:t>
-      </w:r>
-      <w:r>
-        <w:rPr>
-          <w:sz w:val="20"/>
-          <w:szCs w:val="20"/>
-        </w:rPr>
-        <w:t xml:space="preserve">) </w:t>
-      </w:r>
-      <w:r>
-        <w:rPr>
-          <w:sz w:val="20"/>
-          <w:szCs w:val="20"/>
-        </w:rPr>
-        <w:t xml:space="preserve">числа після закінчення кожного кварталу </w:t>
-      </w:r>
-      <w:r>
-        <w:rPr>
-          <w:sz w:val="20"/>
-          <w:szCs w:val="20"/>
-        </w:rPr>
-        <w:t xml:space="preserve">надіслати </w:t>
+        <w:jc w:val="both"/>
+        <w:rPr>
+          <w:b w:val="0"/>
+          <w:bCs w:val="0"/>
+          <w:sz w:val="20"/>
+          <w:szCs w:val="20"/>
+          <w:lang w:val="uk-UA"/>
+        </w:rPr>
+      </w:pPr>
+      <w:r>
+        <w:rPr>
+          <w:b w:val="0"/>
+          <w:bCs w:val="0"/>
+          <w:sz w:val="20"/>
+          <w:szCs w:val="20"/>
+          <w:lang w:val="uk-UA"/>
+        </w:rPr>
+        <w:t xml:space="preserve">2.5.3. не пізніше 20 (двадцятого) числа </w:t>
+      </w:r>
+      <w:sdt>
+        <w:sdtPr>
+          <w:rPr>
+            <w:bCs w:val="0"/>
+            <w:color w:val="000000"/>
+            <w:sz w:val="20"/>
+            <w:szCs w:val="20"/>
+            <w:lang w:val="uk-UA"/>
+          </w:rPr>
+          <w:alias w:val="payPeriod2"/>
+          <w:tag w:val="payPeriod2"/>
+          <w:id w:val="1254168523"/>
+          <w:placeholder>
+            <w:docPart w:val="3309758550574AB7B7206C6741CCF7D6"/>
+          </w:placeholder>
+          <w:showingPlcHdr/>
+          <w15:appearance w15:val="tags"/>
+          <w:text/>
+        </w:sdtPr>
+        <w:sdtContent>
+          <w:r>
+            <w:rPr>
+              <w:b w:val="0"/>
+              <w:bCs w:val="0"/>
+              <w:color w:val="808080"/>
+              <w:sz w:val="20"/>
+              <w:szCs w:val="20"/>
+              <w:lang w:val="uk-UA"/>
+            </w:rPr>
+            <w:t>Место для ввода текста.</w:t>
+          </w:r>
+        </w:sdtContent>
+      </w:sdt>
+      <w:r>
+        <w:rPr>
+          <w:b w:val="0"/>
+          <w:bCs w:val="0"/>
+          <w:sz w:val="20"/>
+          <w:szCs w:val="20"/>
+          <w:lang w:val="uk-UA"/>
+        </w:rPr>
+        <w:t xml:space="preserve"> надіслати ГО УААСП належним чином заповнений та підписаний Акт про виплату авторської винагороди та надання звіту (далі – Акт) в 2-ох примірниках за формою, наведеною у </w:t>
+      </w:r>
+      <w:r>
+        <w:rPr>
+          <w:bCs w:val="0"/>
+          <w:sz w:val="20"/>
+          <w:szCs w:val="20"/>
+          <w:lang w:val="uk-UA"/>
+        </w:rPr>
+        <w:t>Додатку № 2</w:t>
+      </w:r>
+      <w:r>
+        <w:rPr>
+          <w:b w:val="0"/>
+          <w:bCs w:val="0"/>
+          <w:sz w:val="20"/>
+          <w:szCs w:val="20"/>
+          <w:lang w:val="uk-UA"/>
+        </w:rPr>
+        <w:t>, який після перевірки зазначеної в ньому інформації щодо перерахування коштів підписується              ГО УААСП, після чого 1 (один) примірник повертається Користувачу.</w:t>
+      </w:r>
+    </w:p>
+    <w:p>
+      <w:pPr>
+        <w:pStyle w:val="BodyText"/>
+        <w:ind w:right="-165" w:firstLine="360"/>
+        <w:rPr>
+          <w:sz w:val="20"/>
+          <w:szCs w:val="20"/>
+        </w:rPr>
+      </w:pPr>
+      <w:r>
+        <w:rPr>
+          <w:sz w:val="20"/>
+          <w:szCs w:val="20"/>
+        </w:rPr>
+        <w:t>2.6. У разі невиконання або неналежного виконання Користу</w:t>
+      </w:r>
+      <w:r>
+        <w:rPr>
+          <w:sz w:val="20"/>
+          <w:szCs w:val="20"/>
+        </w:rPr>
+        <w:t>вачем п. 2.5.2., 2.5.3.,</w:t>
+      </w:r>
+      <w:r>
+        <w:rPr>
+          <w:sz w:val="20"/>
+          <w:szCs w:val="20"/>
+        </w:rPr>
+        <w:t xml:space="preserve"> 3.2. даного Договору Користувач зобов’язаний сплатити </w:t>
       </w:r>
       <w:r>
         <w:rPr>
@@ -2488,34 +2361,13 @@
           <w:sz w:val="20"/>
           <w:szCs w:val="20"/>
         </w:rPr>
-        <w:t xml:space="preserve"> належним чином заповнений та підписаний Акт про виплату авторської винагороди та надання звіту (далі – Акт) в 2-ох примірниках за формою, наведеною у </w:t>
-      </w:r>
-      <w:r>
-        <w:rPr>
-          <w:b/>
-          <w:sz w:val="20"/>
-          <w:szCs w:val="20"/>
-        </w:rPr>
-        <w:t>Додатку № 2</w:t>
-      </w:r>
-      <w:r>
-        <w:rPr>
-          <w:sz w:val="20"/>
-          <w:szCs w:val="20"/>
-        </w:rPr>
-        <w:t>, який після перевірки зазначеної в ньому інформації щодо перерахування коштів підписується</w:t>
-      </w:r>
-      <w:r>
-        <w:rPr>
-          <w:sz w:val="20"/>
-          <w:szCs w:val="20"/>
-        </w:rPr>
-        <w:t xml:space="preserve">             </w:t>
-      </w:r>
-      <w:r>
-        <w:rPr>
-          <w:sz w:val="20"/>
-          <w:szCs w:val="20"/>
+        <w:t xml:space="preserve"> штраф у розмірі</w:t>
+      </w:r>
+      <w:r>
+        <w:rPr>
+          <w:sz w:val="20"/>
+          <w:szCs w:val="20"/>
+          <w:lang w:val="ru-RU"/>
         </w:rPr>
         <w:t xml:space="preserve"> </w:t>
       </w:r>
@@ -2524,6 +2376,65 @@
           <w:sz w:val="20"/>
           <w:szCs w:val="20"/>
         </w:rPr>
+        <w:t>3000 (три тисячі) грн. 00 коп. за кожне порушення кожного пункту, в тому числі, за кожен місяць невиконання Користувачем зобов’язань, передба</w:t>
+      </w:r>
+      <w:r>
+        <w:rPr>
+          <w:sz w:val="20"/>
+          <w:szCs w:val="20"/>
+        </w:rPr>
+        <w:t>чених пунктами 2.5.2., 2.5.3</w:t>
+      </w:r>
+      <w:r>
+        <w:rPr>
+          <w:sz w:val="20"/>
+          <w:szCs w:val="20"/>
+        </w:rPr>
+        <w:t>. Договору. Сплата штрафу не звільняє Користувача від обов’язку сплати авторської винагороди (роялті) і (або) надання Звіту та</w:t>
+      </w:r>
+      <w:r>
+        <w:rPr>
+          <w:sz w:val="20"/>
+          <w:szCs w:val="20"/>
+        </w:rPr>
+        <w:t xml:space="preserve"> / </w:t>
+      </w:r>
+      <w:r>
+        <w:rPr>
+          <w:sz w:val="20"/>
+          <w:szCs w:val="20"/>
+        </w:rPr>
+        <w:t>або</w:t>
+      </w:r>
+      <w:r>
+        <w:rPr>
+          <w:sz w:val="20"/>
+          <w:szCs w:val="20"/>
+        </w:rPr>
+        <w:t xml:space="preserve"> Акту. </w:t>
+      </w:r>
+    </w:p>
+    <w:p>
+      <w:pPr>
+        <w:pStyle w:val="BodyText"/>
+        <w:ind w:right="-141" w:firstLine="360"/>
+        <w:rPr>
+          <w:sz w:val="20"/>
+          <w:szCs w:val="20"/>
+        </w:rPr>
+      </w:pPr>
+      <w:r>
+        <w:rPr>
+          <w:sz w:val="20"/>
+          <w:szCs w:val="20"/>
+        </w:rPr>
+        <w:t xml:space="preserve">2.7. У разі затримки платежів, визначених у п. 2.4., п.2.5.1. Договору, Користувач зобов’язаний виплатити </w:t>
+      </w:r>
+      <w:r>
+        <w:rPr>
+          <w:sz w:val="20"/>
+          <w:szCs w:val="20"/>
+        </w:rPr>
         <w:t>ГО УААСП</w:t>
       </w:r>
       <w:r>
@@ -2531,7 +2442,7 @@
           <w:sz w:val="20"/>
           <w:szCs w:val="20"/>
         </w:rPr>
-        <w:t>, після чого 1 (один) примірник повертається Користувачу.</w:t>
+        <w:t xml:space="preserve"> штраф у розмірі 3000 (три тисячі) грн. 00 коп.</w:t>
       </w:r>
       <w:r>
         <w:rPr>
@@ -2540,10 +2451,52 @@
         </w:rPr>
         <w:t xml:space="preserve"> </w:t>
       </w:r>
-    </w:p>
-    <w:p>
-      <w:pPr>
-        <w:pStyle w:val="a3"/>
+      <w:r>
+        <w:rPr>
+          <w:sz w:val="20"/>
+          <w:szCs w:val="20"/>
+        </w:rPr>
+        <w:t xml:space="preserve">одноразово </w:t>
+      </w:r>
+      <w:r>
+        <w:rPr>
+          <w:sz w:val="20"/>
+          <w:szCs w:val="20"/>
+        </w:rPr>
+        <w:t xml:space="preserve">та пеню у розмірі подвійної облікової ставки НБУ, що діяла у період, за який сплачується пеня, за кожен день затримки. При цьому, нарахування пені за прострочення виконання зобов’язання не припиняється через шість місяців від дня, коли зобов’язання мало бути виконано. Сплата </w:t>
+      </w:r>
+      <w:r>
+        <w:rPr>
+          <w:sz w:val="20"/>
+          <w:szCs w:val="20"/>
+        </w:rPr>
+        <w:t>штрафу та</w:t>
+      </w:r>
+      <w:r>
+        <w:rPr>
+          <w:sz w:val="20"/>
+          <w:szCs w:val="20"/>
+        </w:rPr>
+        <w:t xml:space="preserve"> /</w:t>
+      </w:r>
+      <w:r>
+        <w:rPr>
+          <w:sz w:val="20"/>
+          <w:szCs w:val="20"/>
+        </w:rPr>
+        <w:t xml:space="preserve"> або </w:t>
+      </w:r>
+      <w:r>
+        <w:rPr>
+          <w:sz w:val="20"/>
+          <w:szCs w:val="20"/>
+        </w:rPr>
+        <w:t>пені не звільняє Користувача від обов’язку сплати авторської винагороди (роялті).</w:t>
+      </w:r>
+    </w:p>
+    <w:p>
+      <w:pPr>
+        <w:pStyle w:val="BodyText"/>
         <w:ind w:right="-141" w:firstLine="360"/>
         <w:rPr>
           <w:sz w:val="20"/>
@@ -2555,21 +2508,22 @@
           <w:sz w:val="20"/>
           <w:szCs w:val="20"/>
         </w:rPr>
-        <w:t>2.6. У разі невиконання або неналежного виконання Користу</w:t>
-      </w:r>
-      <w:r>
-        <w:rPr>
-          <w:sz w:val="20"/>
-          <w:szCs w:val="20"/>
-        </w:rPr>
-        <w:t>вачем п. 2.5.2., 2.5.3.,</w:t>
-      </w:r>
-      <w:r>
-        <w:rPr>
-          <w:sz w:val="20"/>
-          <w:szCs w:val="20"/>
-        </w:rPr>
-        <w:t xml:space="preserve"> 3.2. даного Договору Користувач зобов’язаний сплатити </w:t>
+        <w:t>2.8. Сплата Користувачем штрафу та</w:t>
+      </w:r>
+      <w:r>
+        <w:rPr>
+          <w:sz w:val="20"/>
+          <w:szCs w:val="20"/>
+          <w:lang w:val="ru-RU"/>
+        </w:rPr>
+        <w:t xml:space="preserve"> / </w:t>
+      </w:r>
+      <w:r>
+        <w:rPr>
+          <w:sz w:val="20"/>
+          <w:szCs w:val="20"/>
+        </w:rPr>
+        <w:t xml:space="preserve">або пені, передбачених даним Договором, здійснюється Користувачем шляхом перерахування коштів на розрахунковий рахунок </w:t>
       </w:r>
       <w:r>
         <w:rPr>
@@ -2583,74 +2537,7 @@
           <w:sz w:val="20"/>
           <w:szCs w:val="20"/>
         </w:rPr>
-        <w:t xml:space="preserve"> штраф у розмірі</w:t>
-      </w:r>
-      <w:r>
-        <w:rPr>
-          <w:sz w:val="20"/>
-          <w:szCs w:val="20"/>
-          <w:lang w:val="ru-RU"/>
-        </w:rPr>
-        <w:t xml:space="preserve"> </w:t>
-      </w:r>
-      <w:r>
-        <w:rPr>
-          <w:sz w:val="20"/>
-          <w:szCs w:val="20"/>
-        </w:rPr>
-        <w:t>3000 (три тисячі) грн. 00 коп. за кожне порушення кожного пункту, в тому числі, за кожен місяць невиконання Користувачем зобов’язань, передба</w:t>
-      </w:r>
-      <w:r>
-        <w:rPr>
-          <w:sz w:val="20"/>
-          <w:szCs w:val="20"/>
-        </w:rPr>
-        <w:t>чених пунктами 2.5.2., 2.5.3</w:t>
-      </w:r>
-      <w:r>
-        <w:rPr>
-          <w:sz w:val="20"/>
-          <w:szCs w:val="20"/>
-        </w:rPr>
-        <w:t>. Договору. Сплата штрафу не звільняє Користувача від обов’язку сплати авторської винагороди (роялті) і (або) надання Звіту та</w:t>
-      </w:r>
-      <w:r>
-        <w:rPr>
-          <w:sz w:val="20"/>
-          <w:szCs w:val="20"/>
-        </w:rPr>
-        <w:t xml:space="preserve"> / </w:t>
-      </w:r>
-      <w:r>
-        <w:rPr>
-          <w:sz w:val="20"/>
-          <w:szCs w:val="20"/>
-        </w:rPr>
-        <w:t>або</w:t>
-      </w:r>
-      <w:r>
-        <w:rPr>
-          <w:sz w:val="20"/>
-          <w:szCs w:val="20"/>
-        </w:rPr>
-        <w:t xml:space="preserve"> Акту. </w:t>
-      </w:r>
-    </w:p>
-    <w:p>
-      <w:pPr>
-        <w:pStyle w:val="a3"/>
-        <w:ind w:right="-141" w:firstLine="360"/>
-        <w:rPr>
-          <w:sz w:val="20"/>
-          <w:szCs w:val="20"/>
-        </w:rPr>
-      </w:pPr>
-      <w:r>
-        <w:rPr>
-          <w:sz w:val="20"/>
-          <w:szCs w:val="20"/>
-        </w:rPr>
-        <w:t xml:space="preserve">2.7. У разі затримки платежів, визначених у п. 2.4., п.2.5.1. Договору, Користувач зобов’язаний виплатити </w:t>
+        <w:t xml:space="preserve"> протягом 10 (десяти) календарних днів з дати отримання Користувачем письмової вимоги (претензії) </w:t>
       </w:r>
       <w:r>
         <w:rPr>
@@ -2664,88 +2551,7 @@
           <w:sz w:val="20"/>
           <w:szCs w:val="20"/>
         </w:rPr>
-        <w:t xml:space="preserve"> штраф у розмірі 3000 (три тисячі) грн. 00 коп.</w:t>
-      </w:r>
-      <w:r>
-        <w:rPr>
-          <w:sz w:val="20"/>
-          <w:szCs w:val="20"/>
-        </w:rPr>
-        <w:t xml:space="preserve"> </w:t>
-      </w:r>
-      <w:r>
-        <w:rPr>
-          <w:sz w:val="20"/>
-          <w:szCs w:val="20"/>
-        </w:rPr>
-        <w:t xml:space="preserve">одноразово </w:t>
-      </w:r>
-      <w:r>
-        <w:rPr>
-          <w:sz w:val="20"/>
-          <w:szCs w:val="20"/>
-        </w:rPr>
-        <w:t xml:space="preserve">та пеню у розмірі подвійної облікової ставки НБУ, що діяла у період, за який сплачується пеня, за кожен день затримки. При цьому, нарахування пені за прострочення виконання зобов’язання не припиняється через шість місяців від дня, коли зобов’язання мало бути виконано. Сплата </w:t>
-      </w:r>
-      <w:r>
-        <w:rPr>
-          <w:sz w:val="20"/>
-          <w:szCs w:val="20"/>
-        </w:rPr>
-        <w:t>штрафу та</w:t>
-      </w:r>
-      <w:r>
-        <w:rPr>
-          <w:sz w:val="20"/>
-          <w:szCs w:val="20"/>
-        </w:rPr>
-        <w:t xml:space="preserve"> /</w:t>
-      </w:r>
-      <w:r>
-        <w:rPr>
-          <w:sz w:val="20"/>
-          <w:szCs w:val="20"/>
-        </w:rPr>
-        <w:t xml:space="preserve"> або </w:t>
-      </w:r>
-      <w:r>
-        <w:rPr>
-          <w:sz w:val="20"/>
-          <w:szCs w:val="20"/>
-        </w:rPr>
-        <w:t>пені не звільняє Користувача від обов’язку сплати авторської винагороди (роялті).</w:t>
-      </w:r>
-    </w:p>
-    <w:p>
-      <w:pPr>
-        <w:pStyle w:val="a3"/>
-        <w:ind w:right="-141" w:firstLine="360"/>
-        <w:rPr>
-          <w:sz w:val="20"/>
-          <w:szCs w:val="20"/>
-        </w:rPr>
-      </w:pPr>
-      <w:r>
-        <w:rPr>
-          <w:sz w:val="20"/>
-          <w:szCs w:val="20"/>
-        </w:rPr>
-        <w:t>2.8. Сплата Користувачем штрафу та</w:t>
-      </w:r>
-      <w:r>
-        <w:rPr>
-          <w:sz w:val="20"/>
-          <w:szCs w:val="20"/>
-          <w:lang w:val="ru-RU"/>
-        </w:rPr>
-        <w:t xml:space="preserve"> / </w:t>
-      </w:r>
-      <w:r>
-        <w:rPr>
-          <w:sz w:val="20"/>
-          <w:szCs w:val="20"/>
-        </w:rPr>
-        <w:t xml:space="preserve">або пені, передбачених даним Договором, здійснюється Користувачем шляхом перерахування коштів на розрахунковий рахунок </w:t>
+        <w:t xml:space="preserve">, направленої </w:t>
       </w:r>
       <w:r>
         <w:rPr>
@@ -2759,40 +2565,12 @@
           <w:sz w:val="20"/>
           <w:szCs w:val="20"/>
         </w:rPr>
-        <w:t xml:space="preserve"> протягом 10 (десяти) календарних днів з дати отримання Користувачем письмової вимоги (претензії) </w:t>
-      </w:r>
-      <w:r>
-        <w:rPr>
-          <w:sz w:val="20"/>
-          <w:szCs w:val="20"/>
-        </w:rPr>
-        <w:t>ГО УААСП</w:t>
-      </w:r>
-      <w:r>
-        <w:rPr>
-          <w:sz w:val="20"/>
-          <w:szCs w:val="20"/>
-        </w:rPr>
-        <w:t xml:space="preserve">, направленої </w:t>
-      </w:r>
-      <w:r>
-        <w:rPr>
-          <w:sz w:val="20"/>
-          <w:szCs w:val="20"/>
-        </w:rPr>
-        <w:t>ГО УААСП</w:t>
-      </w:r>
-      <w:r>
-        <w:rPr>
-          <w:sz w:val="20"/>
-          <w:szCs w:val="20"/>
-        </w:rPr>
         <w:t xml:space="preserve"> Користувачу рекомендованим листом з повідомленням про вручення. </w:t>
       </w:r>
     </w:p>
     <w:p>
       <w:pPr>
-        <w:pStyle w:val="HTML"/>
+        <w:pStyle w:val="HTMLPreformatted"/>
         <w:tabs>
           <w:tab w:val="clear" w:pos="916"/>
           <w:tab w:val="clear" w:pos="1832"/>
@@ -2850,7 +2628,7 @@
     </w:p>
     <w:p>
       <w:pPr>
-        <w:pStyle w:val="HTML"/>
+        <w:pStyle w:val="HTMLPreformatted"/>
         <w:shd w:val="clear" w:color="auto" w:fill="FFFFFF"/>
         <w:ind w:right="-141"/>
         <w:jc w:val="both"/>
@@ -2867,7 +2645,7 @@
     </w:p>
     <w:p>
       <w:pPr>
-        <w:pStyle w:val="a3"/>
+        <w:pStyle w:val="BodyText"/>
         <w:ind w:right="-141" w:firstLine="360"/>
         <w:rPr>
           <w:sz w:val="20"/>
@@ -2913,7 +2691,7 @@
     </w:p>
     <w:p>
       <w:pPr>
-        <w:pStyle w:val="a3"/>
+        <w:pStyle w:val="BodyText"/>
         <w:ind w:right="-141" w:firstLine="360"/>
         <w:rPr>
           <w:sz w:val="20"/>
@@ -2959,7 +2737,7 @@
     </w:p>
     <w:p>
       <w:pPr>
-        <w:pStyle w:val="a3"/>
+        <w:pStyle w:val="BodyText"/>
         <w:ind w:right="-141" w:firstLine="360"/>
         <w:rPr>
           <w:sz w:val="20"/>
@@ -2994,7 +2772,7 @@
       <w:hyperlink r:id="rId8" w:history="1">
         <w:r>
           <w:rPr>
-            <w:rStyle w:val="ab"/>
+            <w:rStyle w:val="Hyperlink"/>
             <w:sz w:val="20"/>
             <w:szCs w:val="20"/>
           </w:rPr>
@@ -3011,7 +2789,7 @@
     </w:p>
     <w:p>
       <w:pPr>
-        <w:pStyle w:val="a3"/>
+        <w:pStyle w:val="BodyText"/>
         <w:ind w:right="-141" w:firstLine="360"/>
         <w:rPr>
           <w:sz w:val="20"/>
@@ -3021,7 +2799,7 @@
     </w:p>
     <w:p>
       <w:pPr>
-        <w:pStyle w:val="a3"/>
+        <w:pStyle w:val="BodyText"/>
         <w:tabs>
           <w:tab w:val="left" w:pos="0"/>
           <w:tab w:val="left" w:pos="720"/>
@@ -3047,7 +2825,7 @@
     </w:p>
     <w:p>
       <w:pPr>
-        <w:pStyle w:val="a3"/>
+        <w:pStyle w:val="BodyText"/>
         <w:ind w:right="-141" w:firstLine="357"/>
         <w:rPr>
           <w:sz w:val="20"/>
@@ -3059,28 +2837,12 @@
           <w:sz w:val="20"/>
           <w:szCs w:val="20"/>
         </w:rPr>
-        <w:t>3.1. Користувач зобов’язаний використовувати оригінальні твори, що ідентифіковані по назвам, прізвищам і ініціалам авторів, без заподіяння їм шкоди, в тому числі не вносити змін або доповнень без письмового дозволу автора (-</w:t>
-      </w:r>
-      <w:proofErr w:type="spellStart"/>
-      <w:r>
-        <w:rPr>
-          <w:sz w:val="20"/>
-          <w:szCs w:val="20"/>
-        </w:rPr>
-        <w:t>ів</w:t>
-      </w:r>
-      <w:proofErr w:type="spellEnd"/>
-      <w:r>
-        <w:rPr>
-          <w:sz w:val="20"/>
-          <w:szCs w:val="20"/>
-        </w:rPr>
-        <w:t>) творів.</w:t>
-      </w:r>
-    </w:p>
-    <w:p>
-      <w:pPr>
-        <w:pStyle w:val="a3"/>
+        <w:t>3.1. Користувач зобов’язаний використовувати оригінальні твори, що ідентифіковані по назвам, прізвищам і ініціалам авторів, без заподіяння їм шкоди, в тому числі не вносити змін або доповнень без письмового дозволу автора (-ів) творів.</w:t>
+      </w:r>
+    </w:p>
+    <w:p>
+      <w:pPr>
+        <w:pStyle w:val="BodyText"/>
         <w:ind w:right="-141" w:firstLine="360"/>
         <w:rPr>
           <w:b/>
@@ -3122,7 +2884,7 @@
     </w:p>
     <w:p>
       <w:pPr>
-        <w:pStyle w:val="a3"/>
+        <w:pStyle w:val="BodyText"/>
         <w:ind w:right="-141" w:firstLine="360"/>
         <w:rPr>
           <w:sz w:val="20"/>
@@ -3237,7 +2999,7 @@
     </w:p>
     <w:p>
       <w:pPr>
-        <w:pStyle w:val="23"/>
+        <w:pStyle w:val="BodyTextIndent2"/>
         <w:spacing w:after="0" w:line="240" w:lineRule="auto"/>
         <w:ind w:left="0" w:right="-141" w:firstLine="360"/>
         <w:jc w:val="both"/>
@@ -3257,6 +3019,7 @@
           <w:szCs w:val="20"/>
           <w:lang w:val="uk-UA"/>
         </w:rPr>
+        <w:lastRenderedPageBreak/>
         <w:t xml:space="preserve">3.3. Користувач самостійно несе повну відповідальність за достовірність та повноту документів, наданих згідно з п. 2.5.2., </w:t>
       </w:r>
       <w:r>
@@ -3282,7 +3045,7 @@
     </w:p>
     <w:p>
       <w:pPr>
-        <w:pStyle w:val="a3"/>
+        <w:pStyle w:val="BodyText"/>
         <w:ind w:right="-141" w:firstLine="360"/>
         <w:rPr>
           <w:sz w:val="20"/>
@@ -3327,7 +3090,7 @@
     </w:p>
     <w:p>
       <w:pPr>
-        <w:pStyle w:val="a3"/>
+        <w:pStyle w:val="BodyText"/>
         <w:ind w:right="-141" w:firstLine="360"/>
         <w:rPr>
           <w:sz w:val="20"/>
@@ -3339,7 +3102,6 @@
           <w:sz w:val="20"/>
           <w:szCs w:val="20"/>
         </w:rPr>
-        <w:lastRenderedPageBreak/>
         <w:t xml:space="preserve">3.5. У разі виникнення розбіжностей або спорів між </w:t>
       </w:r>
       <w:r>
@@ -3359,7 +3121,7 @@
     </w:p>
     <w:p>
       <w:pPr>
-        <w:pStyle w:val="a3"/>
+        <w:pStyle w:val="BodyText"/>
         <w:ind w:right="-141" w:firstLine="360"/>
         <w:rPr>
           <w:sz w:val="20"/>
@@ -3391,7 +3153,7 @@
     </w:p>
     <w:p>
       <w:pPr>
-        <w:pStyle w:val="a3"/>
+        <w:pStyle w:val="BodyText"/>
         <w:ind w:right="-141" w:firstLine="360"/>
         <w:rPr>
           <w:sz w:val="20"/>
@@ -3450,7 +3212,7 @@
     </w:p>
     <w:p>
       <w:pPr>
-        <w:pStyle w:val="a3"/>
+        <w:pStyle w:val="BodyText"/>
         <w:ind w:right="-141" w:firstLine="360"/>
         <w:rPr>
           <w:sz w:val="20"/>
@@ -3460,7 +3222,7 @@
     </w:p>
     <w:p>
       <w:pPr>
-        <w:pStyle w:val="a3"/>
+        <w:pStyle w:val="BodyText"/>
         <w:tabs>
           <w:tab w:val="left" w:pos="4065"/>
         </w:tabs>
@@ -3483,7 +3245,7 @@
     </w:p>
     <w:p>
       <w:pPr>
-        <w:pStyle w:val="a3"/>
+        <w:pStyle w:val="BodyText"/>
         <w:tabs>
           <w:tab w:val="left" w:pos="4065"/>
         </w:tabs>
@@ -3498,7 +3260,7 @@
     </w:p>
     <w:p>
       <w:pPr>
-        <w:pStyle w:val="a3"/>
+        <w:pStyle w:val="BodyText"/>
         <w:tabs>
           <w:tab w:val="left" w:pos="2835"/>
         </w:tabs>
@@ -3532,7 +3294,7 @@
     </w:p>
     <w:p>
       <w:pPr>
-        <w:pStyle w:val="a3"/>
+        <w:pStyle w:val="BodyText"/>
         <w:tabs>
           <w:tab w:val="left" w:pos="2835"/>
         </w:tabs>
@@ -3580,7 +3342,7 @@
     </w:p>
     <w:p>
       <w:pPr>
-        <w:pStyle w:val="a3"/>
+        <w:pStyle w:val="BodyText"/>
         <w:tabs>
           <w:tab w:val="left" w:pos="2835"/>
         </w:tabs>
@@ -3600,7 +3362,7 @@
     </w:p>
     <w:p>
       <w:pPr>
-        <w:pStyle w:val="a3"/>
+        <w:pStyle w:val="BodyText"/>
         <w:ind w:right="-141" w:firstLine="357"/>
         <w:jc w:val="center"/>
         <w:rPr>
@@ -3613,7 +3375,7 @@
     </w:p>
     <w:p>
       <w:pPr>
-        <w:pStyle w:val="a3"/>
+        <w:pStyle w:val="BodyText"/>
         <w:ind w:right="-141" w:firstLine="357"/>
         <w:jc w:val="center"/>
         <w:rPr>
@@ -3635,7 +3397,7 @@
     </w:p>
     <w:p>
       <w:pPr>
-        <w:pStyle w:val="a3"/>
+        <w:pStyle w:val="BodyText"/>
         <w:keepLines/>
         <w:ind w:right="-141"/>
         <w:rPr>
@@ -3703,11 +3465,10 @@
           <w15:appearance w15:val="tags"/>
           <w:text/>
         </w:sdtPr>
-        <w:sdtEndPr/>
         <w:sdtContent>
           <w:r>
             <w:rPr>
-              <w:rStyle w:val="af3"/>
+              <w:rStyle w:val="PlaceholderText"/>
             </w:rPr>
             <w:t>Место для ввода текста.</w:t>
           </w:r>
@@ -3740,27 +3501,7 @@
           <w:szCs w:val="20"/>
           <w:lang w:val="ru-RU"/>
         </w:rPr>
-        <w:t xml:space="preserve">і </w:t>
-      </w:r>
-      <w:proofErr w:type="spellStart"/>
-      <w:r>
-        <w:rPr>
-          <w:bCs/>
-          <w:sz w:val="20"/>
-          <w:szCs w:val="20"/>
-          <w:lang w:val="ru-RU"/>
-        </w:rPr>
-        <w:t>діє</w:t>
-      </w:r>
-      <w:proofErr w:type="spellEnd"/>
-      <w:r>
-        <w:rPr>
-          <w:bCs/>
-          <w:sz w:val="20"/>
-          <w:szCs w:val="20"/>
-          <w:lang w:val="ru-RU"/>
-        </w:rPr>
-        <w:t xml:space="preserve"> до</w:t>
+        <w:t>і діє до</w:t>
       </w:r>
       <w:r>
         <w:rPr>
@@ -3792,11 +3533,10 @@
           <w15:appearance w15:val="tags"/>
           <w:text/>
         </w:sdtPr>
-        <w:sdtEndPr/>
         <w:sdtContent>
           <w:r>
             <w:rPr>
-              <w:rStyle w:val="af3"/>
+              <w:rStyle w:val="PlaceholderText"/>
             </w:rPr>
             <w:t>Место для ввода текста.</w:t>
           </w:r>
@@ -3919,7 +3659,7 @@
     </w:p>
     <w:p>
       <w:pPr>
-        <w:pStyle w:val="a3"/>
+        <w:pStyle w:val="BodyText"/>
         <w:ind w:right="-141" w:firstLine="360"/>
         <w:rPr>
           <w:sz w:val="20"/>
@@ -4006,7 +3746,7 @@
     </w:p>
     <w:p>
       <w:pPr>
-        <w:pStyle w:val="a3"/>
+        <w:pStyle w:val="BodyText"/>
         <w:ind w:right="-141" w:firstLine="360"/>
         <w:rPr>
           <w:sz w:val="20"/>
@@ -4100,7 +3840,7 @@
     </w:p>
     <w:p>
       <w:pPr>
-        <w:pStyle w:val="a3"/>
+        <w:pStyle w:val="BodyText"/>
         <w:ind w:right="-141" w:firstLine="360"/>
         <w:rPr>
           <w:sz w:val="20"/>
@@ -4164,7 +3904,7 @@
     </w:p>
     <w:p>
       <w:pPr>
-        <w:pStyle w:val="a3"/>
+        <w:pStyle w:val="BodyText"/>
         <w:ind w:right="-141" w:firstLine="360"/>
         <w:rPr>
           <w:sz w:val="20"/>
@@ -4258,7 +3998,7 @@
     </w:p>
     <w:p>
       <w:pPr>
-        <w:pStyle w:val="a3"/>
+        <w:pStyle w:val="BodyText"/>
         <w:ind w:right="-141" w:firstLine="360"/>
         <w:rPr>
           <w:b/>
@@ -4270,7 +4010,7 @@
     </w:p>
     <w:p>
       <w:pPr>
-        <w:pStyle w:val="a3"/>
+        <w:pStyle w:val="BodyText"/>
         <w:ind w:right="-141" w:firstLine="360"/>
         <w:jc w:val="center"/>
         <w:rPr>
@@ -4292,7 +4032,7 @@
     </w:p>
     <w:p>
       <w:pPr>
-        <w:pStyle w:val="a3"/>
+        <w:pStyle w:val="BodyText"/>
         <w:ind w:right="-141" w:firstLine="426"/>
         <w:rPr>
           <w:sz w:val="20"/>
@@ -4309,7 +4049,7 @@
     </w:p>
     <w:p>
       <w:pPr>
-        <w:pStyle w:val="a3"/>
+        <w:pStyle w:val="BodyText"/>
         <w:ind w:right="-141" w:firstLine="426"/>
         <w:rPr>
           <w:sz w:val="20"/>
@@ -4327,7 +4067,7 @@
     </w:p>
     <w:p>
       <w:pPr>
-        <w:pStyle w:val="a3"/>
+        <w:pStyle w:val="BodyText"/>
         <w:ind w:right="-141" w:firstLine="426"/>
         <w:rPr>
           <w:sz w:val="20"/>
@@ -4344,7 +4084,7 @@
     </w:p>
     <w:p>
       <w:pPr>
-        <w:pStyle w:val="a3"/>
+        <w:pStyle w:val="BodyText"/>
         <w:ind w:right="-141" w:firstLine="426"/>
         <w:rPr>
           <w:sz w:val="20"/>
@@ -4356,12 +4096,13 @@
           <w:sz w:val="20"/>
           <w:szCs w:val="20"/>
         </w:rPr>
+        <w:lastRenderedPageBreak/>
         <w:t>6.4. Сторона, для якої виникла неможливість виконання зобов’язань по даному Договору, зобов’язана своєчасно, не пізніше 5 (п’яти) днів, повідомити іншу Сторону про виникнення обставин, які перешкоджають виконанню зобов’язань. Відсутність повідомлення або несвоєчасне повідомлення про виникнення форс-мажорних обставин позбавляє Сторону права посилатися на них.</w:t>
       </w:r>
     </w:p>
     <w:p>
       <w:pPr>
-        <w:pStyle w:val="a3"/>
+        <w:pStyle w:val="BodyText"/>
         <w:tabs>
           <w:tab w:val="left" w:pos="4065"/>
         </w:tabs>
@@ -4377,7 +4118,7 @@
     </w:p>
     <w:p>
       <w:pPr>
-        <w:pStyle w:val="a3"/>
+        <w:pStyle w:val="BodyText"/>
         <w:tabs>
           <w:tab w:val="left" w:pos="4065"/>
         </w:tabs>
@@ -4393,7 +4134,7 @@
     </w:p>
     <w:p>
       <w:pPr>
-        <w:pStyle w:val="a3"/>
+        <w:pStyle w:val="BodyText"/>
         <w:tabs>
           <w:tab w:val="left" w:pos="4065"/>
         </w:tabs>
@@ -4413,13 +4154,12 @@
           <w:sz w:val="20"/>
           <w:szCs w:val="20"/>
         </w:rPr>
-        <w:lastRenderedPageBreak/>
         <w:t>7. Персональні дані</w:t>
       </w:r>
     </w:p>
     <w:p>
       <w:pPr>
-        <w:pStyle w:val="21"/>
+        <w:pStyle w:val="BodyText2"/>
         <w:spacing w:line="276" w:lineRule="auto"/>
         <w:ind w:right="-141" w:firstLine="426"/>
       </w:pPr>
@@ -4441,20 +4181,12 @@
     </w:p>
     <w:p>
       <w:pPr>
-        <w:pStyle w:val="21"/>
+        <w:pStyle w:val="BodyText2"/>
         <w:spacing w:line="276" w:lineRule="auto"/>
         <w:ind w:right="-141" w:firstLine="360"/>
       </w:pPr>
       <w:r>
-        <w:t xml:space="preserve">7.2. Обробці відповідно до законодавства України про захист персональних даних у базі персональних даних «Користувачі авторського права» підлягають наступні категорії персональних даних: адреса проживання (реєстрації), </w:t>
-      </w:r>
-      <w:proofErr w:type="spellStart"/>
-      <w:r>
-        <w:t>резидентство</w:t>
-      </w:r>
-      <w:proofErr w:type="spellEnd"/>
-      <w:r>
-        <w:t xml:space="preserve">, ідентифікаційний податковий номер, паспортні дані, банківські реквізити, контактні номери телефонів, </w:t>
+        <w:t xml:space="preserve">7.2. Обробці відповідно до законодавства України про захист персональних даних у базі персональних даних «Користувачі авторського права» підлягають наступні категорії персональних даних: адреса проживання (реєстрації), резидентство, ідентифікаційний податковий номер, паспортні дані, банківські реквізити, контактні номери телефонів, </w:t>
       </w:r>
       <w:r>
         <w:rPr>
@@ -4477,7 +4209,7 @@
     </w:p>
     <w:p>
       <w:pPr>
-        <w:pStyle w:val="21"/>
+        <w:pStyle w:val="BodyText2"/>
         <w:spacing w:line="276" w:lineRule="auto"/>
         <w:ind w:right="-141" w:firstLine="360"/>
       </w:pPr>
@@ -4487,7 +4219,7 @@
     </w:p>
     <w:p>
       <w:pPr>
-        <w:pStyle w:val="a3"/>
+        <w:pStyle w:val="BodyText"/>
         <w:keepNext/>
         <w:tabs>
           <w:tab w:val="left" w:pos="0"/>
@@ -4505,7 +4237,7 @@
     </w:p>
     <w:p>
       <w:pPr>
-        <w:pStyle w:val="a3"/>
+        <w:pStyle w:val="BodyText"/>
         <w:keepNext/>
         <w:tabs>
           <w:tab w:val="left" w:pos="0"/>
@@ -4532,7 +4264,7 @@
     </w:p>
     <w:p>
       <w:pPr>
-        <w:pStyle w:val="a3"/>
+        <w:pStyle w:val="BodyText"/>
         <w:keepNext/>
         <w:tabs>
           <w:tab w:val="left" w:pos="0"/>
@@ -4550,7 +4282,7 @@
     </w:p>
     <w:p>
       <w:pPr>
-        <w:pStyle w:val="a3"/>
+        <w:pStyle w:val="BodyText"/>
         <w:spacing w:line="276" w:lineRule="auto"/>
         <w:ind w:right="-141" w:firstLine="426"/>
         <w:rPr>
@@ -4568,7 +4300,7 @@
     </w:p>
     <w:p>
       <w:pPr>
-        <w:pStyle w:val="a3"/>
+        <w:pStyle w:val="BodyText"/>
         <w:spacing w:line="276" w:lineRule="auto"/>
         <w:ind w:right="-115"/>
         <w:rPr>
@@ -4598,67 +4330,7 @@
           <w:shd w:val="clear" w:color="auto" w:fill="FFFFFF"/>
           <w:lang w:eastAsia="ja-JP"/>
         </w:rPr>
-        <w:t>Всі зміни та додатки до даного Договору укладаються у письмовій формі та є чинними за умови підписання їх уповноваженими представниками Сторін. Форми додатків до Договору є частиною Договору. Якщо форма додатку, затвердженого (підписаного) Сторонами відповідно до даного Договору передбачає лише підпис уповноваженого(</w:t>
-      </w:r>
-      <w:proofErr w:type="spellStart"/>
-      <w:r>
-        <w:rPr>
-          <w:sz w:val="20"/>
-          <w:szCs w:val="20"/>
-          <w:shd w:val="clear" w:color="auto" w:fill="FFFFFF"/>
-          <w:lang w:eastAsia="ja-JP"/>
-        </w:rPr>
-        <w:t>их</w:t>
-      </w:r>
-      <w:proofErr w:type="spellEnd"/>
-      <w:r>
-        <w:rPr>
-          <w:sz w:val="20"/>
-          <w:szCs w:val="20"/>
-          <w:shd w:val="clear" w:color="auto" w:fill="FFFFFF"/>
-          <w:lang w:eastAsia="ja-JP"/>
-        </w:rPr>
-        <w:t>) представника(</w:t>
-      </w:r>
-      <w:proofErr w:type="spellStart"/>
-      <w:r>
-        <w:rPr>
-          <w:sz w:val="20"/>
-          <w:szCs w:val="20"/>
-          <w:shd w:val="clear" w:color="auto" w:fill="FFFFFF"/>
-          <w:lang w:eastAsia="ja-JP"/>
-        </w:rPr>
-        <w:t>ів</w:t>
-      </w:r>
-      <w:proofErr w:type="spellEnd"/>
-      <w:r>
-        <w:rPr>
-          <w:sz w:val="20"/>
-          <w:szCs w:val="20"/>
-          <w:shd w:val="clear" w:color="auto" w:fill="FFFFFF"/>
-          <w:lang w:eastAsia="ja-JP"/>
-        </w:rPr>
-        <w:t>) Користувача – такий додаток з заповненою Користувачем інформацією є чинним за умови підписання його уповноваженим(и) представником(</w:t>
-      </w:r>
-      <w:proofErr w:type="spellStart"/>
-      <w:r>
-        <w:rPr>
-          <w:sz w:val="20"/>
-          <w:szCs w:val="20"/>
-          <w:shd w:val="clear" w:color="auto" w:fill="FFFFFF"/>
-          <w:lang w:eastAsia="ja-JP"/>
-        </w:rPr>
-        <w:t>ами</w:t>
-      </w:r>
-      <w:proofErr w:type="spellEnd"/>
-      <w:r>
-        <w:rPr>
-          <w:sz w:val="20"/>
-          <w:szCs w:val="20"/>
-          <w:shd w:val="clear" w:color="auto" w:fill="FFFFFF"/>
-          <w:lang w:eastAsia="ja-JP"/>
-        </w:rPr>
-        <w:t>) Користувача.</w:t>
+        <w:t>Всі зміни та додатки до даного Договору укладаються у письмовій формі та є чинними за умови підписання їх уповноваженими представниками Сторін. Форми додатків до Договору є частиною Договору. Якщо форма додатку, затвердженого (підписаного) Сторонами відповідно до даного Договору передбачає лише підпис уповноваженого(их) представника(ів) Користувача – такий додаток з заповненою Користувачем інформацією є чинним за умови підписання його уповноваженим(и) представником(ами) Користувача.</w:t>
       </w:r>
     </w:p>
     <w:p>
@@ -4720,7 +4392,7 @@
     </w:p>
     <w:p>
       <w:pPr>
-        <w:pStyle w:val="a3"/>
+        <w:pStyle w:val="BodyText"/>
         <w:spacing w:line="276" w:lineRule="auto"/>
         <w:ind w:right="-141" w:firstLine="426"/>
         <w:rPr>
@@ -4752,7 +4424,7 @@
     </w:p>
     <w:p>
       <w:pPr>
-        <w:pStyle w:val="a3"/>
+        <w:pStyle w:val="BodyText"/>
         <w:spacing w:line="276" w:lineRule="auto"/>
         <w:ind w:right="-141" w:firstLine="426"/>
         <w:rPr>
@@ -4777,7 +4449,7 @@
     </w:p>
     <w:p>
       <w:pPr>
-        <w:pStyle w:val="a3"/>
+        <w:pStyle w:val="BodyText"/>
         <w:spacing w:line="276" w:lineRule="auto"/>
         <w:ind w:right="-141" w:firstLine="426"/>
         <w:rPr>
@@ -4824,7 +4496,7 @@
     </w:p>
     <w:p>
       <w:pPr>
-        <w:pStyle w:val="HTML"/>
+        <w:pStyle w:val="HTMLPreformatted"/>
         <w:shd w:val="clear" w:color="auto" w:fill="FFFFFF"/>
         <w:tabs>
           <w:tab w:val="clear" w:pos="10076"/>
@@ -4930,7 +4602,7 @@
     </w:p>
     <w:p>
       <w:pPr>
-        <w:pStyle w:val="HTML"/>
+        <w:pStyle w:val="HTMLPreformatted"/>
         <w:shd w:val="clear" w:color="auto" w:fill="FFFFFF"/>
         <w:tabs>
           <w:tab w:val="clear" w:pos="10076"/>
@@ -4952,7 +4624,7 @@
     </w:p>
     <w:p>
       <w:pPr>
-        <w:pStyle w:val="a3"/>
+        <w:pStyle w:val="BodyText"/>
         <w:spacing w:line="276" w:lineRule="auto"/>
         <w:ind w:right="-141" w:firstLine="426"/>
         <w:rPr>
@@ -4987,12 +4659,20 @@
           <w:sz w:val="20"/>
           <w:szCs w:val="20"/>
         </w:rPr>
-        <w:t>або на території закладу Користувача, передбаченого п. 2.1. даного Договору, Користувач (або особа, яка орендує заклад Користувача) має попередньо забезпечити підписання окремого відповідного виду ліцензійного договору для отримання необхідного обсягу прав.</w:t>
-      </w:r>
-    </w:p>
-    <w:p>
-      <w:pPr>
-        <w:pStyle w:val="a3"/>
+        <w:t xml:space="preserve">або на території закладу Користувача, передбаченого п. 2.1. даного </w:t>
+      </w:r>
+      <w:r>
+        <w:rPr>
+          <w:sz w:val="20"/>
+          <w:szCs w:val="20"/>
+        </w:rPr>
+        <w:lastRenderedPageBreak/>
+        <w:t>Договору, Користувач (або особа, яка орендує заклад Користувача) має попередньо забезпечити підписання окремого відповідного виду ліцензійного договору для отримання необхідного обсягу прав.</w:t>
+      </w:r>
+    </w:p>
+    <w:p>
+      <w:pPr>
+        <w:pStyle w:val="BodyText"/>
         <w:spacing w:line="276" w:lineRule="auto"/>
         <w:ind w:right="-141" w:firstLine="426"/>
         <w:rPr>
@@ -5017,7 +4697,7 @@
     </w:p>
     <w:p>
       <w:pPr>
-        <w:pStyle w:val="a3"/>
+        <w:pStyle w:val="BodyText"/>
         <w:spacing w:line="276" w:lineRule="auto"/>
         <w:ind w:right="-141" w:firstLine="426"/>
         <w:rPr>
@@ -5088,7 +4768,6 @@
           <w:sz w:val="20"/>
           <w:szCs w:val="20"/>
         </w:rPr>
-        <w:lastRenderedPageBreak/>
         <w:t>8.1</w:t>
       </w:r>
       <w:r>
@@ -5128,7 +4807,7 @@
     </w:p>
     <w:p>
       <w:pPr>
-        <w:pStyle w:val="a3"/>
+        <w:pStyle w:val="BodyText"/>
         <w:spacing w:line="276" w:lineRule="auto"/>
         <w:ind w:right="-141" w:firstLine="426"/>
         <w:rPr>
@@ -5196,7 +4875,7 @@
     </w:p>
     <w:p>
       <w:pPr>
-        <w:pStyle w:val="a3"/>
+        <w:pStyle w:val="BodyText"/>
         <w:ind w:right="-141" w:firstLine="426"/>
         <w:rPr>
           <w:sz w:val="20"/>
@@ -5206,7 +4885,7 @@
     </w:p>
     <w:p>
       <w:pPr>
-        <w:pStyle w:val="a3"/>
+        <w:pStyle w:val="BodyText"/>
         <w:ind w:right="0" w:firstLine="360"/>
         <w:jc w:val="center"/>
         <w:rPr>
@@ -5254,7 +4933,7 @@
           </w:tcPr>
           <w:p>
             <w:pPr>
-              <w:pStyle w:val="a3"/>
+              <w:pStyle w:val="BodyText"/>
               <w:ind w:right="0"/>
               <w:jc w:val="center"/>
               <w:rPr>
@@ -5313,7 +4992,7 @@
           </w:tcPr>
           <w:p>
             <w:pPr>
-              <w:pStyle w:val="a3"/>
+              <w:pStyle w:val="BodyText"/>
               <w:ind w:right="0"/>
               <w:jc w:val="center"/>
               <w:rPr>
@@ -5441,19 +5120,19 @@
                 <w:sz w:val="20"/>
                 <w:szCs w:val="16"/>
               </w:rPr>
-              <w:t xml:space="preserve">04060, м. </w:t>
+              <w:t>04060, м. Київ,</w:t>
             </w:r>
-            <w:proofErr w:type="spellStart"/>
-            <w:r>
+          </w:p>
+          <w:p>
+            <w:pPr>
+              <w:ind w:left="180"/>
               <w:rPr>
                 <w:b w:val="0"/>
                 <w:bCs w:val="0"/>
                 <w:sz w:val="20"/>
                 <w:szCs w:val="16"/>
               </w:rPr>
-              <w:t>Київ</w:t>
-            </w:r>
-            <w:proofErr w:type="spellEnd"/>
+            </w:pPr>
             <w:r>
               <w:rPr>
                 <w:b w:val="0"/>
@@ -5461,7 +5140,7 @@
                 <w:sz w:val="20"/>
                 <w:szCs w:val="16"/>
               </w:rPr>
-              <w:t>,</w:t>
+              <w:t>вул. Вавілових, 15А</w:t>
             </w:r>
           </w:p>
           <w:p>
@@ -5469,42 +5148,10 @@
               <w:ind w:left="180"/>
               <w:rPr>
                 <w:b w:val="0"/>
-                <w:bCs w:val="0"/>
                 <w:sz w:val="20"/>
                 <w:szCs w:val="16"/>
               </w:rPr>
             </w:pPr>
-            <w:proofErr w:type="spellStart"/>
-            <w:r>
-              <w:rPr>
-                <w:b w:val="0"/>
-                <w:bCs w:val="0"/>
-                <w:sz w:val="20"/>
-                <w:szCs w:val="16"/>
-              </w:rPr>
-              <w:t>вул</w:t>
-            </w:r>
-            <w:proofErr w:type="spellEnd"/>
-            <w:r>
-              <w:rPr>
-                <w:b w:val="0"/>
-                <w:bCs w:val="0"/>
-                <w:sz w:val="20"/>
-                <w:szCs w:val="16"/>
-              </w:rPr>
-              <w:t>. Вавілових, 15А</w:t>
-            </w:r>
-          </w:p>
-          <w:p>
-            <w:pPr>
-              <w:ind w:left="180"/>
-              <w:rPr>
-                <w:b w:val="0"/>
-                <w:sz w:val="20"/>
-                <w:szCs w:val="16"/>
-              </w:rPr>
-            </w:pPr>
-            <w:proofErr w:type="spellStart"/>
             <w:r>
               <w:rPr>
                 <w:b w:val="0"/>
@@ -5512,17 +5159,7 @@
                 <w:szCs w:val="16"/>
                 <w:lang w:val="uk-UA"/>
               </w:rPr>
-              <w:t>тел</w:t>
-            </w:r>
-            <w:proofErr w:type="spellEnd"/>
-            <w:r>
-              <w:rPr>
-                <w:b w:val="0"/>
-                <w:sz w:val="20"/>
-                <w:szCs w:val="16"/>
-                <w:lang w:val="uk-UA"/>
-              </w:rPr>
-              <w:t>.: (044) 223-60-40;</w:t>
+              <w:t>тел.: (044) 223-60-40;</w:t>
             </w:r>
           </w:p>
           <w:p>
@@ -5640,54 +5277,8 @@
                 <w:sz w:val="20"/>
                 <w:szCs w:val="16"/>
               </w:rPr>
-              <w:t xml:space="preserve">Організація </w:t>
+              <w:t>Організація має статус неприбуткової за ознакою</w:t>
             </w:r>
-            <w:proofErr w:type="spellStart"/>
-            <w:r>
-              <w:rPr>
-                <w:b w:val="0"/>
-                <w:sz w:val="20"/>
-                <w:szCs w:val="16"/>
-              </w:rPr>
-              <w:t>має</w:t>
-            </w:r>
-            <w:proofErr w:type="spellEnd"/>
-            <w:r>
-              <w:rPr>
-                <w:b w:val="0"/>
-                <w:sz w:val="20"/>
-                <w:szCs w:val="16"/>
-              </w:rPr>
-              <w:t xml:space="preserve"> статус </w:t>
-            </w:r>
-            <w:proofErr w:type="spellStart"/>
-            <w:r>
-              <w:rPr>
-                <w:b w:val="0"/>
-                <w:sz w:val="20"/>
-                <w:szCs w:val="16"/>
-              </w:rPr>
-              <w:t>неприбуткової</w:t>
-            </w:r>
-            <w:proofErr w:type="spellEnd"/>
-            <w:r>
-              <w:rPr>
-                <w:b w:val="0"/>
-                <w:sz w:val="20"/>
-                <w:szCs w:val="16"/>
-              </w:rPr>
-              <w:t xml:space="preserve"> за </w:t>
-            </w:r>
-            <w:proofErr w:type="spellStart"/>
-            <w:r>
-              <w:rPr>
-                <w:b w:val="0"/>
-                <w:sz w:val="20"/>
-                <w:szCs w:val="16"/>
-              </w:rPr>
-              <w:t>ознакою</w:t>
-            </w:r>
-            <w:proofErr w:type="spellEnd"/>
           </w:p>
           <w:p>
             <w:pPr>
@@ -5707,23 +5298,13 @@
               </w:rPr>
               <w:t xml:space="preserve">    </w:t>
             </w:r>
-            <w:proofErr w:type="spellStart"/>
             <w:r>
               <w:rPr>
                 <w:b w:val="0"/>
                 <w:sz w:val="20"/>
                 <w:szCs w:val="16"/>
               </w:rPr>
-              <w:t>неприбутковості</w:t>
-            </w:r>
-            <w:proofErr w:type="spellEnd"/>
-            <w:r>
-              <w:rPr>
-                <w:b w:val="0"/>
-                <w:sz w:val="20"/>
-                <w:szCs w:val="16"/>
-              </w:rPr>
-              <w:t xml:space="preserve"> </w:t>
+              <w:t xml:space="preserve">неприбутковості </w:t>
             </w:r>
             <w:r>
               <w:rPr>
@@ -5747,7 +5328,7 @@
             <w:hyperlink r:id="rId9" w:history="1">
               <w:r>
                 <w:rPr>
-                  <w:rStyle w:val="ab"/>
+                  <w:rStyle w:val="Hyperlink"/>
                   <w:sz w:val="20"/>
                   <w:szCs w:val="16"/>
                 </w:rPr>
@@ -5757,7 +5338,7 @@
           </w:p>
           <w:p>
             <w:pPr>
-              <w:pStyle w:val="a3"/>
+              <w:pStyle w:val="BodyText"/>
               <w:ind w:right="-1"/>
               <w:jc w:val="left"/>
               <w:rPr>
@@ -5771,7 +5352,7 @@
           </w:p>
           <w:p>
             <w:pPr>
-              <w:pStyle w:val="a3"/>
+              <w:pStyle w:val="BodyText"/>
               <w:ind w:right="-1"/>
               <w:jc w:val="left"/>
               <w:rPr>
@@ -5785,7 +5366,7 @@
           </w:p>
           <w:p>
             <w:pPr>
-              <w:pStyle w:val="a3"/>
+              <w:pStyle w:val="BodyText"/>
               <w:ind w:right="-1"/>
               <w:jc w:val="left"/>
               <w:rPr>
@@ -5799,7 +5380,7 @@
           </w:p>
           <w:p>
             <w:pPr>
-              <w:pStyle w:val="a3"/>
+              <w:pStyle w:val="BodyText"/>
               <w:ind w:right="-1"/>
               <w:jc w:val="left"/>
               <w:rPr>
@@ -5813,7 +5394,7 @@
           </w:p>
           <w:p>
             <w:pPr>
-              <w:pStyle w:val="a3"/>
+              <w:pStyle w:val="BodyText"/>
               <w:ind w:right="-1"/>
               <w:jc w:val="left"/>
               <w:rPr>
@@ -5827,7 +5408,7 @@
           </w:p>
           <w:p>
             <w:pPr>
-              <w:pStyle w:val="a3"/>
+              <w:pStyle w:val="BodyText"/>
               <w:ind w:right="-1"/>
               <w:jc w:val="left"/>
               <w:rPr>
@@ -5841,7 +5422,7 @@
           </w:p>
           <w:p>
             <w:pPr>
-              <w:pStyle w:val="a3"/>
+              <w:pStyle w:val="BodyText"/>
               <w:ind w:left="180" w:right="-1"/>
               <w:jc w:val="left"/>
               <w:rPr>
@@ -5852,8 +5433,6 @@
                 <w:lang w:val="ru-RU"/>
               </w:rPr>
             </w:pPr>
-            <w:bookmarkStart w:id="9" w:name="_GoBack"/>
-            <w:bookmarkEnd w:id="9"/>
             <w:r>
               <w:rPr>
                 <w:b/>
@@ -5866,7 +5445,7 @@
           </w:p>
           <w:p>
             <w:pPr>
-              <w:pStyle w:val="a3"/>
+              <w:pStyle w:val="BodyText"/>
               <w:ind w:right="0"/>
               <w:rPr>
                 <w:sz w:val="16"/>
@@ -5893,7 +5472,7 @@
           </w:p>
           <w:p>
             <w:pPr>
-              <w:pStyle w:val="a3"/>
+              <w:pStyle w:val="BodyText"/>
               <w:ind w:right="0"/>
               <w:jc w:val="left"/>
               <w:rPr>
@@ -5940,11 +5519,10 @@
                 <w15:appearance w15:val="tags"/>
                 <w:text/>
               </w:sdtPr>
-              <w:sdtEndPr/>
               <w:sdtContent>
                 <w:r>
                   <w:rPr>
-                    <w:rStyle w:val="af3"/>
+                    <w:rStyle w:val="PlaceholderText"/>
                   </w:rPr>
                   <w:t>Место для ввода текста.</w:t>
                 </w:r>
@@ -6008,11 +5586,10 @@
                 <w15:appearance w15:val="tags"/>
                 <w:text/>
               </w:sdtPr>
-              <w:sdtEndPr/>
               <w:sdtContent>
                 <w:r>
                   <w:rPr>
-                    <w:rStyle w:val="af3"/>
+                    <w:rStyle w:val="PlaceholderText"/>
                   </w:rPr>
                   <w:t>Место для ввода текста.</w:t>
                 </w:r>
@@ -6056,11 +5633,10 @@
                 <w15:appearance w15:val="tags"/>
                 <w:text/>
               </w:sdtPr>
-              <w:sdtEndPr/>
               <w:sdtContent>
                 <w:r>
                   <w:rPr>
-                    <w:rStyle w:val="af3"/>
+                    <w:rStyle w:val="PlaceholderText"/>
                   </w:rPr>
                   <w:t>Место для ввода текста.</w:t>
                 </w:r>
@@ -6103,11 +5679,10 @@
                 <w15:appearance w15:val="tags"/>
                 <w:text/>
               </w:sdtPr>
-              <w:sdtEndPr/>
               <w:sdtContent>
                 <w:r>
                   <w:rPr>
-                    <w:rStyle w:val="af3"/>
+                    <w:rStyle w:val="PlaceholderText"/>
                   </w:rPr>
                   <w:t>Место для ввода текста.</w:t>
                 </w:r>
@@ -6124,23 +5699,13 @@
                 <w:lang w:val="uk-UA"/>
               </w:rPr>
             </w:pPr>
-            <w:proofErr w:type="spellStart"/>
             <w:r>
               <w:rPr>
                 <w:sz w:val="20"/>
                 <w:szCs w:val="20"/>
                 <w:lang w:val="uk-UA"/>
               </w:rPr>
-              <w:t>Тел</w:t>
-            </w:r>
-            <w:proofErr w:type="spellEnd"/>
-            <w:r>
-              <w:rPr>
-                <w:sz w:val="20"/>
-                <w:szCs w:val="20"/>
-                <w:lang w:val="uk-UA"/>
-              </w:rPr>
-              <w:t xml:space="preserve">.: </w:t>
+              <w:t xml:space="preserve">Тел.: </w:t>
             </w:r>
             <w:sdt>
               <w:sdtPr>
@@ -6161,11 +5726,10 @@
                 <w15:appearance w15:val="tags"/>
                 <w:text/>
               </w:sdtPr>
-              <w:sdtEndPr/>
               <w:sdtContent>
                 <w:r>
                   <w:rPr>
-                    <w:rStyle w:val="af3"/>
+                    <w:rStyle w:val="PlaceholderText"/>
                   </w:rPr>
                   <w:t>Место для ввода текста.</w:t>
                 </w:r>
@@ -6236,11 +5800,10 @@
                 <w15:appearance w15:val="tags"/>
                 <w:text/>
               </w:sdtPr>
-              <w:sdtEndPr/>
               <w:sdtContent>
                 <w:r>
                   <w:rPr>
-                    <w:rStyle w:val="af3"/>
+                    <w:rStyle w:val="PlaceholderText"/>
                   </w:rPr>
                   <w:t>Место для ввода текста.</w:t>
                 </w:r>
@@ -6299,11 +5862,10 @@
                 <w15:appearance w15:val="tags"/>
                 <w:text/>
               </w:sdtPr>
-              <w:sdtEndPr/>
               <w:sdtContent>
                 <w:r>
                   <w:rPr>
-                    <w:rStyle w:val="af3"/>
+                    <w:rStyle w:val="PlaceholderText"/>
                   </w:rPr>
                   <w:t>Место для ввода текста.</w:t>
                 </w:r>
@@ -6346,11 +5908,10 @@
                 <w15:appearance w15:val="tags"/>
                 <w:text/>
               </w:sdtPr>
-              <w:sdtEndPr/>
               <w:sdtContent>
                 <w:r>
                   <w:rPr>
-                    <w:rStyle w:val="af3"/>
+                    <w:rStyle w:val="PlaceholderText"/>
                   </w:rPr>
                   <w:t>Место для ввода текста.</w:t>
                 </w:r>
@@ -6393,11 +5954,10 @@
                 <w15:appearance w15:val="tags"/>
                 <w:text/>
               </w:sdtPr>
-              <w:sdtEndPr/>
               <w:sdtContent>
                 <w:r>
                   <w:rPr>
-                    <w:rStyle w:val="af3"/>
+                    <w:rStyle w:val="PlaceholderText"/>
                   </w:rPr>
                   <w:t>Место для ввода текста.</w:t>
                 </w:r>
@@ -6441,11 +6001,10 @@
                 <w15:appearance w15:val="tags"/>
                 <w:text/>
               </w:sdtPr>
-              <w:sdtEndPr/>
               <w:sdtContent>
                 <w:r>
                   <w:rPr>
-                    <w:rStyle w:val="af3"/>
+                    <w:rStyle w:val="PlaceholderText"/>
                   </w:rPr>
                   <w:t>Место для ввода текста.</w:t>
                 </w:r>
@@ -6505,11 +6064,10 @@
                 <w15:appearance w15:val="tags"/>
                 <w:text/>
               </w:sdtPr>
-              <w:sdtEndPr/>
               <w:sdtContent>
                 <w:r>
                   <w:rPr>
-                    <w:rStyle w:val="af3"/>
+                    <w:rStyle w:val="PlaceholderText"/>
                   </w:rPr>
                   <w:t>Место для ввода текста.</w:t>
                 </w:r>
@@ -6575,11 +6133,10 @@
                 <w15:appearance w15:val="tags"/>
                 <w:text/>
               </w:sdtPr>
-              <w:sdtEndPr/>
               <w:sdtContent>
                 <w:r>
                   <w:rPr>
-                    <w:rStyle w:val="af3"/>
+                    <w:rStyle w:val="PlaceholderText"/>
                   </w:rPr>
                   <w:t>Место для ввода текста.</w:t>
                 </w:r>
@@ -6622,11 +6179,10 @@
                 <w15:appearance w15:val="tags"/>
                 <w:text/>
               </w:sdtPr>
-              <w:sdtEndPr/>
               <w:sdtContent>
                 <w:r>
                   <w:rPr>
-                    <w:rStyle w:val="af3"/>
+                    <w:rStyle w:val="PlaceholderText"/>
                   </w:rPr>
                   <w:t>Место для ввода текста.</w:t>
                 </w:r>
@@ -6668,38 +6224,20 @@
                 <w:szCs w:val="20"/>
                 <w:lang w:val="uk-UA"/>
               </w:rPr>
-              <w:t>E-</w:t>
+              <w:t>E-mail:</w:t>
             </w:r>
-            <w:proofErr w:type="spellStart"/>
             <w:r>
               <w:rPr>
                 <w:sz w:val="20"/>
                 <w:szCs w:val="20"/>
                 <w:lang w:val="uk-UA"/>
               </w:rPr>
-              <w:t>mail</w:t>
-            </w:r>
-            <w:proofErr w:type="spellEnd"/>
-            <w:r>
-              <w:rPr>
-                <w:sz w:val="20"/>
-                <w:szCs w:val="20"/>
-                <w:lang w:val="uk-UA"/>
-              </w:rPr>
-              <w:t>:</w:t>
-            </w:r>
-            <w:r>
-              <w:rPr>
-                <w:sz w:val="20"/>
-                <w:szCs w:val="20"/>
-                <w:lang w:val="uk-UA"/>
-              </w:rPr>
               <w:t xml:space="preserve"> _______________________________</w:t>
             </w:r>
           </w:p>
           <w:p>
             <w:pPr>
-              <w:pStyle w:val="a3"/>
+              <w:pStyle w:val="BodyText"/>
               <w:ind w:right="0"/>
               <w:rPr>
                 <w:sz w:val="16"/>
@@ -6711,7 +6249,7 @@
           </w:p>
           <w:p>
             <w:pPr>
-              <w:pStyle w:val="a3"/>
+              <w:pStyle w:val="BodyText"/>
               <w:ind w:right="0"/>
               <w:rPr>
                 <w:sz w:val="16"/>
@@ -6723,7 +6261,7 @@
           </w:p>
           <w:tbl>
             <w:tblPr>
-              <w:tblStyle w:val="af"/>
+              <w:tblStyle w:val="TableGrid"/>
               <w:tblW w:w="0" w:type="auto"/>
               <w:tblBorders>
                 <w:top w:val="none" w:sz="0" w:space="0" w:color="auto"/>
@@ -6801,23 +6339,13 @@
                     </w:rPr>
                     <w:t xml:space="preserve">    </w:t>
                   </w:r>
-                  <w:proofErr w:type="spellStart"/>
                   <w:r>
                     <w:rPr>
                       <w:sz w:val="18"/>
                       <w:szCs w:val="18"/>
                       <w:vertAlign w:val="superscript"/>
                     </w:rPr>
-                    <w:t>м.п</w:t>
-                  </w:r>
-                  <w:proofErr w:type="spellEnd"/>
-                  <w:r>
-                    <w:rPr>
-                      <w:sz w:val="18"/>
-                      <w:szCs w:val="18"/>
-                      <w:vertAlign w:val="superscript"/>
-                    </w:rPr>
-                    <w:t xml:space="preserve">.           (підпис)                   </w:t>
+                    <w:t xml:space="preserve">м.п.           (підпис)                   </w:t>
                   </w:r>
                 </w:p>
               </w:tc>
@@ -6865,11 +6393,10 @@
                       <w15:appearance w15:val="tags"/>
                       <w:text/>
                     </w:sdtPr>
-                    <w:sdtEndPr/>
                     <w:sdtContent>
                       <w:r>
                         <w:rPr>
-                          <w:rStyle w:val="af3"/>
+                          <w:rStyle w:val="PlaceholderText"/>
                         </w:rPr>
                         <w:t>Место для ввода текста.</w:t>
                       </w:r>
@@ -6889,7 +6416,7 @@
           </w:tbl>
           <w:p>
             <w:pPr>
-              <w:pStyle w:val="a3"/>
+              <w:pStyle w:val="BodyText"/>
               <w:ind w:right="0"/>
               <w:rPr>
                 <w:sz w:val="16"/>
@@ -6916,7 +6443,7 @@
           </w:tcPr>
           <w:p>
             <w:pPr>
-              <w:pStyle w:val="23"/>
+              <w:pStyle w:val="BodyTextIndent2"/>
               <w:spacing w:after="0" w:line="240" w:lineRule="auto"/>
               <w:ind w:left="0"/>
               <w:rPr>
@@ -6940,7 +6467,7 @@
           </w:p>
           <w:p>
             <w:pPr>
-              <w:pStyle w:val="a7"/>
+              <w:pStyle w:val="Footer"/>
               <w:ind w:right="360" w:firstLine="34"/>
               <w:rPr>
                 <w:b w:val="0"/>
@@ -6963,7 +6490,7 @@
           </w:p>
           <w:p>
             <w:pPr>
-              <w:pStyle w:val="a7"/>
+              <w:pStyle w:val="Footer"/>
               <w:ind w:right="360" w:firstLine="34"/>
               <w:rPr>
                 <w:b w:val="0"/>
@@ -7005,7 +6532,7 @@
           </w:p>
           <w:p>
             <w:pPr>
-              <w:pStyle w:val="a7"/>
+              <w:pStyle w:val="Footer"/>
               <w:ind w:right="360" w:firstLine="360"/>
               <w:rPr>
                 <w:sz w:val="16"/>
@@ -7105,11 +6632,10 @@
                 <w15:appearance w15:val="tags"/>
                 <w:text/>
               </w:sdtPr>
-              <w:sdtEndPr/>
               <w:sdtContent>
                 <w:r>
                   <w:rPr>
-                    <w:rStyle w:val="af3"/>
+                    <w:rStyle w:val="PlaceholderText"/>
                   </w:rPr>
                   <w:t>Место для ввода текста.</w:t>
                 </w:r>
@@ -7126,7 +6652,6 @@
                 <w:lang w:val="uk-UA"/>
               </w:rPr>
             </w:pPr>
-            <w:proofErr w:type="spellStart"/>
             <w:r>
               <w:rPr>
                 <w:rFonts w:eastAsia="Calibri"/>
@@ -7136,19 +6661,7 @@
                 <w:szCs w:val="16"/>
                 <w:lang w:val="uk-UA" w:eastAsia="en-US"/>
               </w:rPr>
-              <w:t>тел</w:t>
-            </w:r>
-            <w:proofErr w:type="spellEnd"/>
-            <w:r>
-              <w:rPr>
-                <w:rFonts w:eastAsia="Calibri"/>
-                <w:b w:val="0"/>
-                <w:bCs w:val="0"/>
-                <w:sz w:val="16"/>
-                <w:szCs w:val="16"/>
-                <w:lang w:val="uk-UA" w:eastAsia="en-US"/>
-              </w:rPr>
-              <w:t>.:</w:t>
+              <w:t>тел.:</w:t>
             </w:r>
             <w:r>
               <w:rPr>
@@ -7191,11 +6704,10 @@
                 <w15:appearance w15:val="tags"/>
                 <w:text/>
               </w:sdtPr>
-              <w:sdtEndPr/>
               <w:sdtContent>
                 <w:r>
                   <w:rPr>
-                    <w:rStyle w:val="af3"/>
+                    <w:rStyle w:val="PlaceholderText"/>
                   </w:rPr>
                   <w:t>Место для ввода текста.</w:t>
                 </w:r>
@@ -7408,7 +6920,7 @@
     </w:p>
     <w:p>
       <w:pPr>
-        <w:pStyle w:val="a9"/>
+        <w:pStyle w:val="Title"/>
         <w:ind w:left="6372" w:firstLine="360"/>
         <w:jc w:val="right"/>
         <w:rPr>
@@ -7635,7 +7147,6 @@
                 <w:szCs w:val="23"/>
               </w:rPr>
             </w:pPr>
-            <w:proofErr w:type="spellStart"/>
             <w:r>
               <w:rPr>
                 <w:rFonts w:eastAsia="Times New Roman"/>
@@ -7644,7 +7155,6 @@
               </w:rPr>
               <w:t>Назва</w:t>
             </w:r>
-            <w:proofErr w:type="spellEnd"/>
             <w:r>
               <w:rPr>
                 <w:rFonts w:eastAsia="Times New Roman"/>
@@ -7654,7 +7164,6 @@
               </w:rPr>
               <w:t xml:space="preserve"> </w:t>
             </w:r>
-            <w:proofErr w:type="spellStart"/>
             <w:r>
               <w:rPr>
                 <w:rFonts w:eastAsia="Times New Roman"/>
@@ -7663,7 +7172,6 @@
               </w:rPr>
               <w:t>публічно</w:t>
             </w:r>
-            <w:proofErr w:type="spellEnd"/>
             <w:r>
               <w:rPr>
                 <w:rFonts w:eastAsia="Times New Roman"/>
@@ -7673,7 +7181,6 @@
               </w:rPr>
               <w:t xml:space="preserve"> </w:t>
             </w:r>
-            <w:proofErr w:type="spellStart"/>
             <w:r>
               <w:rPr>
                 <w:rFonts w:eastAsia="Times New Roman"/>
@@ -7682,7 +7189,6 @@
               </w:rPr>
               <w:t>виконаного</w:t>
             </w:r>
-            <w:proofErr w:type="spellEnd"/>
             <w:r>
               <w:rPr>
                 <w:rFonts w:eastAsia="Times New Roman"/>
@@ -7692,7 +7198,6 @@
               </w:rPr>
               <w:t xml:space="preserve"> </w:t>
             </w:r>
-            <w:proofErr w:type="spellStart"/>
             <w:r>
               <w:rPr>
                 <w:rFonts w:eastAsia="Times New Roman"/>
@@ -7701,7 +7206,6 @@
               </w:rPr>
               <w:t>твору</w:t>
             </w:r>
-            <w:proofErr w:type="spellEnd"/>
           </w:p>
         </w:tc>
         <w:tc>
@@ -7727,70 +7231,14 @@
                 <w:szCs w:val="23"/>
               </w:rPr>
             </w:pPr>
-            <w:proofErr w:type="spellStart"/>
             <w:r>
               <w:rPr>
                 <w:rFonts w:eastAsia="Times New Roman"/>
                 <w:sz w:val="23"/>
                 <w:szCs w:val="23"/>
               </w:rPr>
-              <w:t>Виконавець</w:t>
+              <w:t>Виконавець  - П.І.Б. виконавця (співвиконавців) абоназваколективувиконавців</w:t>
             </w:r>
-            <w:proofErr w:type="spellEnd"/>
-            <w:r>
-              <w:rPr>
-                <w:rFonts w:eastAsia="Times New Roman"/>
-                <w:sz w:val="23"/>
-                <w:szCs w:val="23"/>
-              </w:rPr>
-              <w:t xml:space="preserve">  - П.І.Б. </w:t>
-            </w:r>
-            <w:proofErr w:type="spellStart"/>
-            <w:r>
-              <w:rPr>
-                <w:rFonts w:eastAsia="Times New Roman"/>
-                <w:sz w:val="23"/>
-                <w:szCs w:val="23"/>
-              </w:rPr>
-              <w:t>виконавця</w:t>
-            </w:r>
-            <w:proofErr w:type="spellEnd"/>
-            <w:r>
-              <w:rPr>
-                <w:rFonts w:eastAsia="Times New Roman"/>
-                <w:sz w:val="23"/>
-                <w:szCs w:val="23"/>
-              </w:rPr>
-              <w:t xml:space="preserve"> (</w:t>
-            </w:r>
-            <w:proofErr w:type="spellStart"/>
-            <w:r>
-              <w:rPr>
-                <w:rFonts w:eastAsia="Times New Roman"/>
-                <w:sz w:val="23"/>
-                <w:szCs w:val="23"/>
-              </w:rPr>
-              <w:t>співвиконавців</w:t>
-            </w:r>
-            <w:proofErr w:type="spellEnd"/>
-            <w:r>
-              <w:rPr>
-                <w:rFonts w:eastAsia="Times New Roman"/>
-                <w:sz w:val="23"/>
-                <w:szCs w:val="23"/>
-              </w:rPr>
-              <w:t xml:space="preserve">) </w:t>
-            </w:r>
-            <w:proofErr w:type="spellStart"/>
-            <w:r>
-              <w:rPr>
-                <w:rFonts w:eastAsia="Times New Roman"/>
-                <w:sz w:val="23"/>
-                <w:szCs w:val="23"/>
-              </w:rPr>
-              <w:t>абоназваколективувиконавців</w:t>
-            </w:r>
-            <w:proofErr w:type="spellEnd"/>
           </w:p>
         </w:tc>
         <w:tc>
@@ -7822,25 +7270,7 @@
                 <w:sz w:val="23"/>
                 <w:szCs w:val="23"/>
               </w:rPr>
-              <w:t xml:space="preserve">Автор </w:t>
-            </w:r>
-            <w:proofErr w:type="spellStart"/>
-            <w:r>
-              <w:rPr>
-                <w:rFonts w:eastAsia="Times New Roman"/>
-                <w:sz w:val="23"/>
-                <w:szCs w:val="23"/>
-              </w:rPr>
-              <w:t>музики</w:t>
-            </w:r>
-            <w:proofErr w:type="spellEnd"/>
-            <w:r>
-              <w:rPr>
-                <w:rFonts w:eastAsia="Times New Roman"/>
-                <w:sz w:val="23"/>
-                <w:szCs w:val="23"/>
-              </w:rPr>
-              <w:t xml:space="preserve"> (П.І.Б.)</w:t>
+              <w:t>Автор музики (П.І.Б.)</w:t>
             </w:r>
           </w:p>
         </w:tc>
@@ -7902,7 +7332,6 @@
                 <w:lang w:val="uk-UA"/>
               </w:rPr>
             </w:pPr>
-            <w:proofErr w:type="spellStart"/>
             <w:r>
               <w:rPr>
                 <w:rFonts w:eastAsia="Times New Roman"/>
@@ -7911,7 +7340,6 @@
               </w:rPr>
               <w:t>Тривалість</w:t>
             </w:r>
-            <w:proofErr w:type="spellEnd"/>
             <w:r>
               <w:rPr>
                 <w:rFonts w:eastAsia="Times New Roman"/>
@@ -7920,7 +7348,6 @@
               </w:rPr>
               <w:t xml:space="preserve"> </w:t>
             </w:r>
-            <w:proofErr w:type="spellStart"/>
             <w:r>
               <w:rPr>
                 <w:rFonts w:eastAsia="Times New Roman"/>
@@ -7929,7 +7356,6 @@
               </w:rPr>
               <w:t>звучання</w:t>
             </w:r>
-            <w:proofErr w:type="spellEnd"/>
             <w:r>
               <w:rPr>
                 <w:rFonts w:eastAsia="Times New Roman"/>
@@ -7938,8 +7364,6 @@
               </w:rPr>
               <w:t xml:space="preserve"> </w:t>
             </w:r>
-            <w:proofErr w:type="spellStart"/>
-            <w:proofErr w:type="gramStart"/>
             <w:r>
               <w:rPr>
                 <w:rFonts w:eastAsia="Times New Roman"/>
@@ -7948,7 +7372,6 @@
               </w:rPr>
               <w:t>твору</w:t>
             </w:r>
-            <w:proofErr w:type="spellEnd"/>
             <w:r>
               <w:rPr>
                 <w:rFonts w:ascii="Arial Narrow" w:eastAsia="Times New Roman" w:hAnsi="Arial Narrow"/>
@@ -7958,7 +7381,6 @@
               </w:rPr>
               <w:t>(</w:t>
             </w:r>
-            <w:proofErr w:type="gramEnd"/>
             <w:r>
               <w:rPr>
                 <w:rFonts w:ascii="Arial Narrow" w:eastAsia="Times New Roman" w:hAnsi="Arial Narrow"/>
@@ -7969,7 +7391,6 @@
               </w:rPr>
               <w:t>год.:</w:t>
             </w:r>
-            <w:proofErr w:type="spellStart"/>
             <w:r>
               <w:rPr>
                 <w:rFonts w:ascii="Arial Narrow" w:eastAsia="Times New Roman" w:hAnsi="Arial Narrow"/>
@@ -7977,17 +7398,7 @@
                 <w:sz w:val="18"/>
                 <w:szCs w:val="18"/>
               </w:rPr>
-              <w:t>хвил</w:t>
-            </w:r>
-            <w:proofErr w:type="spellEnd"/>
-            <w:r>
-              <w:rPr>
-                <w:rFonts w:ascii="Arial Narrow" w:eastAsia="Times New Roman" w:hAnsi="Arial Narrow"/>
-                <w:b w:val="0"/>
-                <w:sz w:val="18"/>
-                <w:szCs w:val="18"/>
-              </w:rPr>
-              <w:t>.</w:t>
+              <w:t>хвил.</w:t>
             </w:r>
             <w:r>
               <w:rPr>
@@ -8056,7 +7467,6 @@
                 <w:szCs w:val="23"/>
               </w:rPr>
             </w:pPr>
-            <w:proofErr w:type="spellStart"/>
             <w:r>
               <w:rPr>
                 <w:rFonts w:eastAsia="Times New Roman"/>
@@ -8065,7 +7475,6 @@
               </w:rPr>
               <w:t>Кількість</w:t>
             </w:r>
-            <w:proofErr w:type="spellEnd"/>
             <w:r>
               <w:rPr>
                 <w:rFonts w:eastAsia="Times New Roman"/>
@@ -8075,7 +7484,6 @@
               </w:rPr>
               <w:t xml:space="preserve"> </w:t>
             </w:r>
-            <w:proofErr w:type="spellStart"/>
             <w:r>
               <w:rPr>
                 <w:rFonts w:eastAsia="Times New Roman"/>
@@ -8084,7 +7492,6 @@
               </w:rPr>
               <w:t>публічних</w:t>
             </w:r>
-            <w:proofErr w:type="spellEnd"/>
             <w:r>
               <w:rPr>
                 <w:rFonts w:eastAsia="Times New Roman"/>
@@ -8094,7 +7501,6 @@
               </w:rPr>
               <w:t xml:space="preserve"> </w:t>
             </w:r>
-            <w:proofErr w:type="spellStart"/>
             <w:r>
               <w:rPr>
                 <w:rFonts w:eastAsia="Times New Roman"/>
@@ -8104,7 +7510,6 @@
               </w:rPr>
               <w:t>виконань</w:t>
             </w:r>
-            <w:proofErr w:type="spellEnd"/>
             <w:r>
               <w:rPr>
                 <w:rFonts w:eastAsia="Times New Roman"/>
@@ -8114,7 +7519,6 @@
               </w:rPr>
               <w:t xml:space="preserve"> </w:t>
             </w:r>
-            <w:proofErr w:type="spellStart"/>
             <w:r>
               <w:rPr>
                 <w:rFonts w:eastAsia="Times New Roman"/>
@@ -8123,7 +7527,6 @@
               </w:rPr>
               <w:t>твору</w:t>
             </w:r>
-            <w:proofErr w:type="spellEnd"/>
           </w:p>
         </w:tc>
         <w:tc>
@@ -8151,7 +7554,6 @@
                 <w:lang w:val="uk-UA"/>
               </w:rPr>
             </w:pPr>
-            <w:proofErr w:type="spellStart"/>
             <w:r>
               <w:rPr>
                 <w:rFonts w:eastAsia="Times New Roman"/>
@@ -8162,7 +7564,6 @@
               </w:rPr>
               <w:t>Загальна</w:t>
             </w:r>
-            <w:proofErr w:type="spellEnd"/>
             <w:r>
               <w:rPr>
                 <w:rFonts w:eastAsia="Times New Roman"/>
@@ -8173,7 +7574,6 @@
               </w:rPr>
               <w:t xml:space="preserve"> </w:t>
             </w:r>
-            <w:proofErr w:type="spellStart"/>
             <w:r>
               <w:rPr>
                 <w:rFonts w:eastAsia="Times New Roman"/>
@@ -8184,7 +7584,6 @@
               </w:rPr>
               <w:t>Тривалість</w:t>
             </w:r>
-            <w:proofErr w:type="spellEnd"/>
             <w:r>
               <w:rPr>
                 <w:rFonts w:eastAsia="Times New Roman"/>
@@ -8195,8 +7594,6 @@
               </w:rPr>
               <w:t xml:space="preserve"> </w:t>
             </w:r>
-            <w:proofErr w:type="spellStart"/>
-            <w:proofErr w:type="gramStart"/>
             <w:r>
               <w:rPr>
                 <w:rFonts w:eastAsia="Times New Roman"/>
@@ -8205,7 +7602,6 @@
               </w:rPr>
               <w:t>звучаннятвору</w:t>
             </w:r>
-            <w:proofErr w:type="spellEnd"/>
             <w:r>
               <w:rPr>
                 <w:rFonts w:ascii="Arial Narrow" w:eastAsia="Times New Roman" w:hAnsi="Arial Narrow"/>
@@ -8215,7 +7611,6 @@
               </w:rPr>
               <w:t>(</w:t>
             </w:r>
-            <w:proofErr w:type="gramEnd"/>
             <w:r>
               <w:rPr>
                 <w:rFonts w:ascii="Arial Narrow" w:eastAsia="Times New Roman" w:hAnsi="Arial Narrow"/>
@@ -8226,7 +7621,6 @@
               </w:rPr>
               <w:t>год.:</w:t>
             </w:r>
-            <w:proofErr w:type="spellStart"/>
             <w:r>
               <w:rPr>
                 <w:rFonts w:ascii="Arial Narrow" w:eastAsia="Times New Roman" w:hAnsi="Arial Narrow"/>
@@ -8234,17 +7628,7 @@
                 <w:sz w:val="18"/>
                 <w:szCs w:val="18"/>
               </w:rPr>
-              <w:t>хвил</w:t>
-            </w:r>
-            <w:proofErr w:type="spellEnd"/>
-            <w:r>
-              <w:rPr>
-                <w:rFonts w:ascii="Arial Narrow" w:eastAsia="Times New Roman" w:hAnsi="Arial Narrow"/>
-                <w:b w:val="0"/>
-                <w:sz w:val="18"/>
-                <w:szCs w:val="18"/>
-              </w:rPr>
-              <w:t>.</w:t>
+              <w:t>хвил.</w:t>
             </w:r>
             <w:r>
               <w:rPr>
@@ -8464,7 +7848,7 @@
               <mc:AlternateContent>
                 <mc:Choice Requires="wps">
                   <w:drawing>
-                    <wp:anchor distT="0" distB="0" distL="114300" distR="114300" simplePos="0" relativeHeight="251659264" behindDoc="0" locked="0" layoutInCell="1" allowOverlap="1">
+                    <wp:anchor distT="0" distB="0" distL="114300" distR="114300" simplePos="0" relativeHeight="251659264" behindDoc="0" locked="0" layoutInCell="1" allowOverlap="1" wp14:anchorId="0312C2A2" wp14:editId="01C16C8A">
                       <wp:simplePos x="0" y="0"/>
                       <wp:positionH relativeFrom="column">
                         <wp:posOffset>-2625090</wp:posOffset>
@@ -8505,7 +7889,7 @@
                               <w:txbxContent>
                                 <w:p>
                                   <w:pPr>
-                                    <w:pStyle w:val="af2"/>
+                                    <w:pStyle w:val="NormalWeb"/>
                                     <w:spacing w:before="0" w:beforeAutospacing="0" w:after="0" w:afterAutospacing="0"/>
                                     <w:jc w:val="distribute"/>
                                   </w:pPr>
@@ -8557,17 +7941,17 @@
                 </mc:Choice>
                 <mc:Fallback>
                   <w:pict>
-                    <v:shapetype id="_x0000_t202" coordsize="21600,21600" o:spt="202" path="m,l,21600r21600,l21600,xe">
+                    <v:shapetype w14:anchorId="0312C2A2" id="_x0000_t202" coordsize="21600,21600" o:spt="202" path="m,l,21600r21600,l21600,xe">
                       <v:stroke joinstyle="miter"/>
                       <v:path gradientshapeok="t" o:connecttype="rect"/>
                     </v:shapetype>
-                    <v:shape id="WordArt 6" o:spid="_x0000_s1026" type="#_x0000_t202" style="position:absolute;left:0;text-align:left;margin-left:-206.7pt;margin-top:-217.45pt;width:450pt;height:486pt;z-index:251659264;visibility:visible;mso-wrap-style:square;mso-width-percent:0;mso-height-percent:0;mso-wrap-distance-left:9pt;mso-wrap-distance-top:0;mso-wrap-distance-right:9pt;mso-wrap-distance-bottom:0;mso-position-horizontal:absolute;mso-position-horizontal-relative:text;mso-position-vertical:absolute;mso-position-vertical-relative:text;mso-width-percent:0;mso-height-percent:0;mso-width-relative:page;mso-height-relative:page;v-text-anchor:top" o:gfxdata="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" filled="f" stroked="f">
+                    <v:shape id="WordArt 6" o:spid="_x0000_s1026" type="#_x0000_t202" style="position:absolute;left:0;text-align:left;margin-left:-206.7pt;margin-top:-217.45pt;width:450pt;height:486pt;z-index:251659264;visibility:visible;mso-wrap-style:square;mso-width-percent:0;mso-height-percent:0;mso-wrap-distance-left:9pt;mso-wrap-distance-top:0;mso-wrap-distance-right:9pt;mso-wrap-distance-bottom:0;mso-position-horizontal:absolute;mso-position-horizontal-relative:text;mso-position-vertical:absolute;mso-position-vertical-relative:text;mso-width-percent:0;mso-height-percent:0;mso-width-relative:page;mso-height-relative:page;v-text-anchor:top" o:gfxdata="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" filled="f" stroked="f">
                       <o:lock v:ext="edit" shapetype="t"/>
                       <v:textbox>
                         <w:txbxContent>
                           <w:p>
                             <w:pPr>
-                              <w:pStyle w:val="af2"/>
+                              <w:pStyle w:val="NormalWeb"/>
                               <w:spacing w:before="0" w:beforeAutospacing="0" w:after="0" w:afterAutospacing="0"/>
                               <w:jc w:val="distribute"/>
                             </w:pPr>
@@ -10190,7 +9574,7 @@
     </w:p>
     <w:p>
       <w:pPr>
-        <w:pStyle w:val="a9"/>
+        <w:pStyle w:val="Title"/>
         <w:ind w:left="4704" w:firstLine="360"/>
         <w:jc w:val="left"/>
         <w:rPr>
@@ -10251,7 +9635,7 @@
     </w:p>
     <w:p>
       <w:pPr>
-        <w:pStyle w:val="a3"/>
+        <w:pStyle w:val="BodyText"/>
         <w:ind w:left="-142" w:right="-1" w:firstLine="360"/>
         <w:rPr>
           <w:sz w:val="18"/>
@@ -10287,18 +9671,8 @@
           <w:lang w:val="uk-UA"/>
         </w:rPr>
         <w:lastRenderedPageBreak/>
-        <w:t xml:space="preserve">Форма </w:t>
-      </w:r>
-      <w:proofErr w:type="spellStart"/>
-      <w:r>
-        <w:rPr>
-          <w:sz w:val="18"/>
-          <w:szCs w:val="18"/>
-          <w:lang w:val="uk-UA"/>
-        </w:rPr>
-        <w:t>акта</w:t>
-      </w:r>
-      <w:proofErr w:type="spellEnd"/>
+        <w:t>Форма акта</w:t>
+      </w:r>
       <w:r>
         <w:rPr>
           <w:sz w:val="18"/>
@@ -10451,7 +9825,7 @@
     </w:p>
     <w:p>
       <w:pPr>
-        <w:pStyle w:val="a5"/>
+        <w:pStyle w:val="Header"/>
         <w:ind w:firstLine="360"/>
         <w:jc w:val="center"/>
         <w:rPr>
@@ -10463,7 +9837,7 @@
     </w:p>
     <w:p>
       <w:pPr>
-        <w:pStyle w:val="a5"/>
+        <w:pStyle w:val="Header"/>
         <w:ind w:firstLine="360"/>
         <w:jc w:val="center"/>
         <w:rPr>
@@ -10482,7 +9856,7 @@
         <mc:AlternateContent>
           <mc:Choice Requires="wps">
             <w:drawing>
-              <wp:anchor distT="0" distB="0" distL="114300" distR="114300" simplePos="0" relativeHeight="251658240" behindDoc="0" locked="0" layoutInCell="1" allowOverlap="1">
+              <wp:anchor distT="0" distB="0" distL="114300" distR="114300" simplePos="0" relativeHeight="251658240" behindDoc="0" locked="0" layoutInCell="1" allowOverlap="1" wp14:anchorId="746D99A3" wp14:editId="2BABF933">
                 <wp:simplePos x="0" y="0"/>
                 <wp:positionH relativeFrom="column">
                   <wp:posOffset>1009649</wp:posOffset>
@@ -10523,7 +9897,7 @@
                         <w:txbxContent>
                           <w:p>
                             <w:pPr>
-                              <w:pStyle w:val="af2"/>
+                              <w:pStyle w:val="NormalWeb"/>
                               <w:spacing w:before="0" w:beforeAutospacing="0" w:after="0" w:afterAutospacing="0"/>
                               <w:jc w:val="distribute"/>
                             </w:pPr>
@@ -10575,13 +9949,13 @@
           </mc:Choice>
           <mc:Fallback>
             <w:pict>
-              <v:shape id="WordArt 5" o:spid="_x0000_s1027" type="#_x0000_t202" style="position:absolute;left:0;text-align:left;margin-left:79.5pt;margin-top:3.85pt;width:440.25pt;height:412.5pt;z-index:251658240;visibility:visible;mso-wrap-style:square;mso-width-percent:0;mso-height-percent:0;mso-wrap-distance-left:9pt;mso-wrap-distance-top:0;mso-wrap-distance-right:9pt;mso-wrap-distance-bottom:0;mso-position-horizontal:absolute;mso-position-horizontal-relative:text;mso-position-vertical:absolute;mso-position-vertical-relative:text;mso-width-percent:0;mso-height-percent:0;mso-width-relative:page;mso-height-relative:page;v-text-anchor:top" o:gfxdata="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" filled="f" stroked="f">
+              <v:shape w14:anchorId="746D99A3" id="WordArt 5" o:spid="_x0000_s1027" type="#_x0000_t202" style="position:absolute;left:0;text-align:left;margin-left:79.5pt;margin-top:3.85pt;width:440.25pt;height:412.5pt;z-index:251658240;visibility:visible;mso-wrap-style:square;mso-width-percent:0;mso-height-percent:0;mso-wrap-distance-left:9pt;mso-wrap-distance-top:0;mso-wrap-distance-right:9pt;mso-wrap-distance-bottom:0;mso-position-horizontal:absolute;mso-position-horizontal-relative:text;mso-position-vertical:absolute;mso-position-vertical-relative:text;mso-width-percent:0;mso-height-percent:0;mso-width-relative:page;mso-height-relative:page;v-text-anchor:top" o:gfxdata="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" filled="f" stroked="f">
                 <o:lock v:ext="edit" shapetype="t"/>
                 <v:textbox>
                   <w:txbxContent>
                     <w:p>
                       <w:pPr>
-                        <w:pStyle w:val="af2"/>
+                        <w:pStyle w:val="NormalWeb"/>
                         <w:spacing w:before="0" w:beforeAutospacing="0" w:after="0" w:afterAutospacing="0"/>
                         <w:jc w:val="distribute"/>
                       </w:pPr>
@@ -10619,7 +9993,7 @@
     </w:p>
     <w:p>
       <w:pPr>
-        <w:pStyle w:val="a5"/>
+        <w:pStyle w:val="Header"/>
         <w:ind w:firstLine="360"/>
         <w:jc w:val="center"/>
         <w:rPr>
@@ -10631,7 +10005,7 @@
     </w:p>
     <w:p>
       <w:pPr>
-        <w:pStyle w:val="a3"/>
+        <w:pStyle w:val="BodyText"/>
         <w:ind w:right="-1" w:firstLine="360"/>
         <w:rPr>
           <w:sz w:val="18"/>
@@ -10641,7 +10015,7 @@
     </w:p>
     <w:p>
       <w:pPr>
-        <w:pStyle w:val="a3"/>
+        <w:pStyle w:val="BodyText"/>
         <w:jc w:val="center"/>
         <w:rPr>
           <w:b/>
@@ -10662,7 +10036,7 @@
     </w:p>
     <w:p>
       <w:pPr>
-        <w:pStyle w:val="a3"/>
+        <w:pStyle w:val="BodyText"/>
         <w:jc w:val="center"/>
         <w:rPr>
           <w:b/>
@@ -10683,7 +10057,7 @@
     </w:p>
     <w:p>
       <w:pPr>
-        <w:pStyle w:val="a3"/>
+        <w:pStyle w:val="BodyText"/>
         <w:jc w:val="center"/>
         <w:rPr>
           <w:b/>
@@ -10761,7 +10135,7 @@
     </w:p>
     <w:p>
       <w:pPr>
-        <w:pStyle w:val="a3"/>
+        <w:pStyle w:val="BodyText"/>
         <w:ind w:right="-1"/>
         <w:jc w:val="center"/>
         <w:rPr>
@@ -10779,9 +10153,17 @@
           <w:szCs w:val="24"/>
           <w:lang w:val="ru-RU"/>
         </w:rPr>
-        <w:t>(</w:t>
-      </w:r>
-      <w:proofErr w:type="spellStart"/>
+        <w:t xml:space="preserve">(далі - Договір) </w:t>
+      </w:r>
+      <w:r>
+        <w:rPr>
+          <w:b/>
+          <w:bCs/>
+          <w:sz w:val="24"/>
+          <w:szCs w:val="24"/>
+        </w:rPr>
+        <w:t xml:space="preserve">за </w:t>
+      </w:r>
       <w:r>
         <w:rPr>
           <w:b/>
@@ -10790,91 +10172,39 @@
           <w:szCs w:val="24"/>
           <w:lang w:val="ru-RU"/>
         </w:rPr>
-        <w:t>далі</w:t>
-      </w:r>
-      <w:proofErr w:type="spellEnd"/>
+        <w:t>_________</w:t>
+      </w:r>
       <w:r>
         <w:rPr>
           <w:b/>
           <w:bCs/>
           <w:sz w:val="24"/>
           <w:szCs w:val="24"/>
-          <w:lang w:val="ru-RU"/>
-        </w:rPr>
-        <w:t xml:space="preserve"> - </w:t>
-      </w:r>
-      <w:proofErr w:type="spellStart"/>
-      <w:r>
-        <w:rPr>
-          <w:b/>
-          <w:bCs/>
-          <w:sz w:val="24"/>
-          <w:szCs w:val="24"/>
-          <w:lang w:val="ru-RU"/>
-        </w:rPr>
-        <w:t>Договір</w:t>
-      </w:r>
-      <w:proofErr w:type="spellEnd"/>
-      <w:r>
-        <w:rPr>
-          <w:b/>
-          <w:bCs/>
-          <w:sz w:val="24"/>
-          <w:szCs w:val="24"/>
-          <w:lang w:val="ru-RU"/>
-        </w:rPr>
-        <w:t xml:space="preserve">) </w:t>
-      </w:r>
-      <w:r>
-        <w:rPr>
-          <w:b/>
-          <w:bCs/>
-          <w:sz w:val="24"/>
-          <w:szCs w:val="24"/>
-        </w:rPr>
-        <w:t xml:space="preserve">за </w:t>
-      </w:r>
-      <w:r>
-        <w:rPr>
-          <w:b/>
-          <w:bCs/>
-          <w:sz w:val="24"/>
-          <w:szCs w:val="24"/>
-          <w:lang w:val="ru-RU"/>
-        </w:rPr>
-        <w:t>_________</w:t>
-      </w:r>
-      <w:r>
-        <w:rPr>
-          <w:b/>
-          <w:bCs/>
-          <w:sz w:val="24"/>
-          <w:szCs w:val="24"/>
         </w:rPr>
         <w:t xml:space="preserve"> 20___ р.</w:t>
       </w:r>
     </w:p>
     <w:p>
       <w:pPr>
-        <w:pStyle w:val="a3"/>
-        <w:rPr>
-          <w:sz w:val="20"/>
-          <w:szCs w:val="20"/>
-        </w:rPr>
-      </w:pPr>
-    </w:p>
-    <w:p>
-      <w:pPr>
-        <w:pStyle w:val="a3"/>
-        <w:rPr>
-          <w:sz w:val="20"/>
-          <w:szCs w:val="20"/>
-        </w:rPr>
-      </w:pPr>
-    </w:p>
-    <w:p>
-      <w:pPr>
-        <w:pStyle w:val="a3"/>
+        <w:pStyle w:val="BodyText"/>
+        <w:rPr>
+          <w:sz w:val="20"/>
+          <w:szCs w:val="20"/>
+        </w:rPr>
+      </w:pPr>
+    </w:p>
+    <w:p>
+      <w:pPr>
+        <w:pStyle w:val="BodyText"/>
+        <w:rPr>
+          <w:sz w:val="20"/>
+          <w:szCs w:val="20"/>
+        </w:rPr>
+      </w:pPr>
+    </w:p>
+    <w:p>
+      <w:pPr>
+        <w:pStyle w:val="BodyText"/>
         <w:ind w:right="-1"/>
         <w:jc w:val="center"/>
         <w:rPr>
@@ -10965,7 +10295,7 @@
     </w:p>
     <w:p>
       <w:pPr>
-        <w:pStyle w:val="a3"/>
+        <w:pStyle w:val="BodyText"/>
         <w:ind w:right="-1"/>
         <w:rPr>
           <w:sz w:val="20"/>
@@ -10975,7 +10305,7 @@
     </w:p>
     <w:p>
       <w:pPr>
-        <w:pStyle w:val="a3"/>
+        <w:pStyle w:val="BodyText"/>
         <w:ind w:right="-1" w:firstLine="720"/>
         <w:rPr>
           <w:b/>
@@ -10986,7 +10316,7 @@
     </w:p>
     <w:p>
       <w:pPr>
-        <w:pStyle w:val="a3"/>
+        <w:pStyle w:val="BodyText"/>
         <w:ind w:right="-1"/>
         <w:rPr>
           <w:sz w:val="24"/>
@@ -11006,42 +10336,33 @@
           <w:sz w:val="24"/>
           <w:szCs w:val="24"/>
         </w:rPr>
-        <w:t xml:space="preserve"> /далі - Користувач/, в </w:t>
-      </w:r>
-      <w:proofErr w:type="spellStart"/>
+        <w:t xml:space="preserve"> /далі - Користувач/, в особі_______________________________________</w:t>
+      </w:r>
       <w:r>
         <w:rPr>
           <w:sz w:val="24"/>
           <w:szCs w:val="24"/>
         </w:rPr>
-        <w:t>особі_______________________________________</w:t>
+        <w:t>,</w:t>
       </w:r>
       <w:r>
         <w:rPr>
           <w:sz w:val="24"/>
           <w:szCs w:val="24"/>
         </w:rPr>
-        <w:t>,</w:t>
+        <w:t>що</w:t>
       </w:r>
       <w:r>
         <w:rPr>
           <w:sz w:val="24"/>
           <w:szCs w:val="24"/>
         </w:rPr>
-        <w:t>що</w:t>
-      </w:r>
-      <w:proofErr w:type="spellEnd"/>
-      <w:r>
-        <w:rPr>
-          <w:sz w:val="24"/>
-          <w:szCs w:val="24"/>
-        </w:rPr>
         <w:t xml:space="preserve"> діє на підставі _________________ та _______________________з однієї Сторони,  та</w:t>
       </w:r>
     </w:p>
     <w:p>
       <w:pPr>
-        <w:pStyle w:val="a3"/>
+        <w:pStyle w:val="BodyText"/>
         <w:ind w:right="-1" w:firstLine="720"/>
         <w:rPr>
           <w:sz w:val="24"/>
@@ -11167,7 +10488,7 @@
     </w:p>
     <w:p>
       <w:pPr>
-        <w:pStyle w:val="a3"/>
+        <w:pStyle w:val="BodyText"/>
         <w:ind w:right="-1"/>
         <w:rPr>
           <w:sz w:val="24"/>
@@ -11177,7 +10498,7 @@
     </w:p>
     <w:p>
       <w:pPr>
-        <w:pStyle w:val="a3"/>
+        <w:pStyle w:val="BodyText"/>
         <w:ind w:right="-1"/>
         <w:rPr>
           <w:sz w:val="24"/>
@@ -11194,7 +10515,7 @@
     </w:p>
     <w:p>
       <w:pPr>
-        <w:pStyle w:val="a3"/>
+        <w:pStyle w:val="BodyText"/>
         <w:ind w:right="-1" w:firstLine="426"/>
         <w:rPr>
           <w:color w:val="000000"/>
@@ -11226,16 +10547,7 @@
           <w:sz w:val="24"/>
           <w:szCs w:val="24"/>
         </w:rPr>
-        <w:t xml:space="preserve">віт про публічно виконані </w:t>
-      </w:r>
-      <w:proofErr w:type="spellStart"/>
-      <w:r>
-        <w:rPr>
-          <w:color w:val="000000"/>
-          <w:sz w:val="24"/>
-          <w:szCs w:val="24"/>
-        </w:rPr>
-        <w:t>твори</w:t>
+        <w:t>віт про публічно виконані твори</w:t>
       </w:r>
       <w:r>
         <w:rPr>
@@ -11244,17 +10556,7 @@
           <w:sz w:val="24"/>
           <w:szCs w:val="24"/>
         </w:rPr>
-        <w:t>за</w:t>
-      </w:r>
-      <w:proofErr w:type="spellEnd"/>
-      <w:r>
-        <w:rPr>
-          <w:rFonts w:ascii="Times New Roman CYR" w:hAnsi="Times New Roman CYR" w:cs="Times New Roman CYR"/>
-          <w:color w:val="000000"/>
-          <w:sz w:val="24"/>
-          <w:szCs w:val="24"/>
-        </w:rPr>
-        <w:t xml:space="preserve"> </w:t>
+        <w:t xml:space="preserve">за </w:t>
       </w:r>
       <w:r>
         <w:rPr>
@@ -11313,7 +10615,7 @@
     </w:p>
     <w:p>
       <w:pPr>
-        <w:pStyle w:val="a3"/>
+        <w:pStyle w:val="BodyText"/>
         <w:ind w:right="-1" w:firstLine="426"/>
         <w:rPr>
           <w:sz w:val="24"/>
@@ -11369,7 +10671,7 @@
     </w:p>
     <w:p>
       <w:pPr>
-        <w:pStyle w:val="a3"/>
+        <w:pStyle w:val="BodyText"/>
         <w:ind w:right="-1" w:firstLine="426"/>
         <w:rPr>
           <w:sz w:val="24"/>
@@ -11379,7 +10681,7 @@
     </w:p>
     <w:p>
       <w:pPr>
-        <w:pStyle w:val="a3"/>
+        <w:pStyle w:val="BodyText"/>
         <w:ind w:right="-1"/>
         <w:jc w:val="center"/>
         <w:rPr>
@@ -11482,40 +10784,30 @@
           <w:sz w:val="24"/>
           <w:szCs w:val="24"/>
         </w:rPr>
-        <w:t>.__</w:t>
-      </w:r>
-      <w:proofErr w:type="spellStart"/>
+        <w:t>.__коп</w:t>
+      </w:r>
       <w:r>
         <w:rPr>
           <w:b/>
           <w:sz w:val="24"/>
           <w:szCs w:val="24"/>
         </w:rPr>
-        <w:t>коп</w:t>
-      </w:r>
-      <w:proofErr w:type="spellEnd"/>
-      <w:r>
-        <w:rPr>
-          <w:b/>
+        <w:t>.</w:t>
+      </w:r>
+    </w:p>
+    <w:p>
+      <w:pPr>
+        <w:pStyle w:val="BodyText"/>
+        <w:ind w:right="-1"/>
+        <w:rPr>
           <w:sz w:val="24"/>
           <w:szCs w:val="24"/>
         </w:rPr>
-        <w:t>.</w:t>
-      </w:r>
-    </w:p>
-    <w:p>
-      <w:pPr>
-        <w:pStyle w:val="a3"/>
-        <w:ind w:right="-1"/>
-        <w:rPr>
-          <w:sz w:val="24"/>
-          <w:szCs w:val="24"/>
-        </w:rPr>
-      </w:pPr>
-    </w:p>
-    <w:p>
-      <w:pPr>
-        <w:pStyle w:val="a3"/>
+      </w:pPr>
+    </w:p>
+    <w:p>
+      <w:pPr>
+        <w:pStyle w:val="BodyText"/>
         <w:ind w:right="-1"/>
         <w:rPr>
           <w:sz w:val="24"/>
@@ -11561,7 +10853,7 @@
     </w:p>
     <w:p>
       <w:pPr>
-        <w:pStyle w:val="a3"/>
+        <w:pStyle w:val="BodyText"/>
         <w:ind w:right="-1"/>
         <w:rPr>
           <w:sz w:val="24"/>
@@ -11571,7 +10863,7 @@
     </w:p>
     <w:p>
       <w:pPr>
-        <w:pStyle w:val="a3"/>
+        <w:pStyle w:val="BodyText"/>
         <w:rPr>
           <w:sz w:val="20"/>
           <w:szCs w:val="20"/>
@@ -11624,7 +10916,7 @@
           </w:tcPr>
           <w:p>
             <w:pPr>
-              <w:pStyle w:val="a3"/>
+              <w:pStyle w:val="BodyText"/>
               <w:ind w:right="-1"/>
               <w:jc w:val="left"/>
               <w:rPr>
@@ -11660,7 +10952,7 @@
           </w:tcPr>
           <w:p>
             <w:pPr>
-              <w:pStyle w:val="a3"/>
+              <w:pStyle w:val="BodyText"/>
               <w:ind w:right="-1"/>
               <w:jc w:val="left"/>
               <w:rPr>
@@ -11678,7 +10970,7 @@
           </w:tcPr>
           <w:p>
             <w:pPr>
-              <w:pStyle w:val="a3"/>
+              <w:pStyle w:val="BodyText"/>
               <w:ind w:right="-1"/>
               <w:jc w:val="left"/>
               <w:rPr>
@@ -11711,7 +11003,7 @@
           </w:tcPr>
           <w:p>
             <w:pPr>
-              <w:pStyle w:val="a3"/>
+              <w:pStyle w:val="BodyText"/>
               <w:jc w:val="left"/>
               <w:rPr>
                 <w:b/>
@@ -11728,7 +11020,7 @@
           </w:tcPr>
           <w:p>
             <w:pPr>
-              <w:pStyle w:val="a3"/>
+              <w:pStyle w:val="BodyText"/>
               <w:ind w:right="-1"/>
               <w:jc w:val="left"/>
               <w:rPr>
@@ -11746,7 +11038,7 @@
           </w:tcPr>
           <w:p>
             <w:pPr>
-              <w:pStyle w:val="a3"/>
+              <w:pStyle w:val="BodyText"/>
               <w:ind w:right="-1"/>
               <w:jc w:val="left"/>
               <w:rPr>
@@ -11763,7 +11055,7 @@
           </w:tcPr>
           <w:p>
             <w:pPr>
-              <w:pStyle w:val="a3"/>
+              <w:pStyle w:val="BodyText"/>
               <w:ind w:right="-1"/>
               <w:jc w:val="left"/>
               <w:rPr>
@@ -11781,7 +11073,7 @@
           </w:tcPr>
           <w:p>
             <w:pPr>
-              <w:pStyle w:val="a3"/>
+              <w:pStyle w:val="BodyText"/>
               <w:ind w:right="-1"/>
               <w:jc w:val="left"/>
               <w:rPr>
@@ -11799,7 +11091,7 @@
           </w:tcPr>
           <w:p>
             <w:pPr>
-              <w:pStyle w:val="a3"/>
+              <w:pStyle w:val="BodyText"/>
               <w:ind w:right="-1"/>
               <w:jc w:val="left"/>
               <w:rPr>
@@ -11817,7 +11109,7 @@
           </w:tcPr>
           <w:p>
             <w:pPr>
-              <w:pStyle w:val="a3"/>
+              <w:pStyle w:val="BodyText"/>
               <w:ind w:right="-1"/>
               <w:jc w:val="left"/>
               <w:rPr>
@@ -11858,7 +11150,7 @@
           </w:tcPr>
           <w:p>
             <w:pPr>
-              <w:pStyle w:val="a3"/>
+              <w:pStyle w:val="BodyText"/>
               <w:ind w:right="-1"/>
               <w:jc w:val="left"/>
               <w:rPr>
@@ -11876,7 +11168,7 @@
           </w:tcPr>
           <w:p>
             <w:pPr>
-              <w:pStyle w:val="a3"/>
+              <w:pStyle w:val="BodyText"/>
               <w:ind w:right="-1"/>
               <w:jc w:val="left"/>
               <w:rPr>
@@ -11900,7 +11192,7 @@
           </w:tcPr>
           <w:p>
             <w:pPr>
-              <w:pStyle w:val="a3"/>
+              <w:pStyle w:val="BodyText"/>
               <w:jc w:val="left"/>
               <w:rPr>
                 <w:b/>
@@ -11917,7 +11209,7 @@
           </w:tcPr>
           <w:p>
             <w:pPr>
-              <w:pStyle w:val="a3"/>
+              <w:pStyle w:val="BodyText"/>
               <w:ind w:right="-1"/>
               <w:jc w:val="left"/>
               <w:rPr>
@@ -11935,7 +11227,7 @@
           </w:tcPr>
           <w:p>
             <w:pPr>
-              <w:pStyle w:val="a3"/>
+              <w:pStyle w:val="BodyText"/>
               <w:ind w:right="-1"/>
               <w:jc w:val="left"/>
               <w:rPr>
@@ -11952,7 +11244,7 @@
           </w:tcPr>
           <w:p>
             <w:pPr>
-              <w:pStyle w:val="a3"/>
+              <w:pStyle w:val="BodyText"/>
               <w:ind w:right="-1"/>
               <w:jc w:val="left"/>
               <w:rPr>
@@ -11970,7 +11262,7 @@
           </w:tcPr>
           <w:p>
             <w:pPr>
-              <w:pStyle w:val="a3"/>
+              <w:pStyle w:val="BodyText"/>
               <w:ind w:right="-1"/>
               <w:jc w:val="left"/>
               <w:rPr>
@@ -11988,7 +11280,7 @@
           </w:tcPr>
           <w:p>
             <w:pPr>
-              <w:pStyle w:val="a3"/>
+              <w:pStyle w:val="BodyText"/>
               <w:ind w:right="-1"/>
               <w:jc w:val="left"/>
               <w:rPr>
@@ -12006,7 +11298,7 @@
           </w:tcPr>
           <w:p>
             <w:pPr>
-              <w:pStyle w:val="a3"/>
+              <w:pStyle w:val="BodyText"/>
               <w:ind w:right="-1"/>
               <w:jc w:val="left"/>
               <w:rPr>
@@ -12023,7 +11315,7 @@
           </w:tcPr>
           <w:p>
             <w:pPr>
-              <w:pStyle w:val="a3"/>
+              <w:pStyle w:val="BodyText"/>
               <w:ind w:right="-1"/>
               <w:jc w:val="left"/>
               <w:rPr>
@@ -12040,7 +11332,7 @@
           </w:tcPr>
           <w:p>
             <w:pPr>
-              <w:pStyle w:val="a3"/>
+              <w:pStyle w:val="BodyText"/>
               <w:ind w:right="-1"/>
               <w:jc w:val="left"/>
               <w:rPr>
@@ -12057,7 +11349,7 @@
           </w:tcPr>
           <w:p>
             <w:pPr>
-              <w:pStyle w:val="a3"/>
+              <w:pStyle w:val="BodyText"/>
               <w:ind w:right="-1"/>
               <w:jc w:val="left"/>
               <w:rPr>
@@ -12075,7 +11367,7 @@
           </w:tcPr>
           <w:p>
             <w:pPr>
-              <w:pStyle w:val="a3"/>
+              <w:pStyle w:val="BodyText"/>
               <w:ind w:right="-1"/>
               <w:jc w:val="left"/>
               <w:rPr>
@@ -12099,7 +11391,7 @@
           </w:tcPr>
           <w:p>
             <w:pPr>
-              <w:pStyle w:val="a3"/>
+              <w:pStyle w:val="BodyText"/>
               <w:tabs>
                 <w:tab w:val="center" w:pos="4153"/>
                 <w:tab w:val="right" w:pos="8306"/>
@@ -12133,7 +11425,7 @@
           </w:tcPr>
           <w:p>
             <w:pPr>
-              <w:pStyle w:val="a3"/>
+              <w:pStyle w:val="BodyText"/>
               <w:tabs>
                 <w:tab w:val="center" w:pos="4153"/>
                 <w:tab w:val="right" w:pos="8306"/>
@@ -12160,7 +11452,7 @@
           </w:tcPr>
           <w:p>
             <w:pPr>
-              <w:pStyle w:val="a3"/>
+              <w:pStyle w:val="BodyText"/>
               <w:tabs>
                 <w:tab w:val="center" w:pos="4153"/>
                 <w:tab w:val="right" w:pos="8306"/>
@@ -12183,7 +11475,7 @@
           </w:tcPr>
           <w:p>
             <w:pPr>
-              <w:pStyle w:val="a3"/>
+              <w:pStyle w:val="BodyText"/>
               <w:tabs>
                 <w:tab w:val="center" w:pos="4153"/>
                 <w:tab w:val="right" w:pos="8306"/>
@@ -12207,7 +11499,7 @@
           </w:tcPr>
           <w:p>
             <w:pPr>
-              <w:pStyle w:val="a3"/>
+              <w:pStyle w:val="BodyText"/>
               <w:tabs>
                 <w:tab w:val="center" w:pos="4153"/>
                 <w:tab w:val="right" w:pos="8306"/>
@@ -12241,7 +11533,7 @@
           </w:tcPr>
           <w:p>
             <w:pPr>
-              <w:pStyle w:val="a3"/>
+              <w:pStyle w:val="BodyText"/>
               <w:ind w:right="-1"/>
               <w:jc w:val="left"/>
               <w:rPr>
@@ -12259,7 +11551,7 @@
           </w:tcPr>
           <w:p>
             <w:pPr>
-              <w:pStyle w:val="a3"/>
+              <w:pStyle w:val="BodyText"/>
               <w:jc w:val="left"/>
               <w:rPr>
                 <w:sz w:val="20"/>
@@ -12284,7 +11576,7 @@
           </w:tcPr>
           <w:p>
             <w:pPr>
-              <w:pStyle w:val="a3"/>
+              <w:pStyle w:val="BodyText"/>
               <w:ind w:right="-1"/>
               <w:jc w:val="left"/>
               <w:rPr>
@@ -12304,7 +11596,7 @@
           </w:tcPr>
           <w:p>
             <w:pPr>
-              <w:pStyle w:val="a3"/>
+              <w:pStyle w:val="BodyText"/>
               <w:ind w:right="-1"/>
               <w:jc w:val="left"/>
               <w:rPr>
@@ -12321,7 +11613,7 @@
           </w:tcPr>
           <w:p>
             <w:pPr>
-              <w:pStyle w:val="a3"/>
+              <w:pStyle w:val="BodyText"/>
               <w:ind w:right="-1"/>
               <w:jc w:val="left"/>
               <w:rPr>
@@ -12339,7 +11631,7 @@
           </w:tcPr>
           <w:p>
             <w:pPr>
-              <w:pStyle w:val="a3"/>
+              <w:pStyle w:val="BodyText"/>
               <w:ind w:right="-1"/>
               <w:jc w:val="left"/>
               <w:rPr>
@@ -12374,7 +11666,7 @@
           </w:tcPr>
           <w:p>
             <w:pPr>
-              <w:pStyle w:val="a3"/>
+              <w:pStyle w:val="BodyText"/>
               <w:tabs>
                 <w:tab w:val="center" w:pos="4153"/>
                 <w:tab w:val="right" w:pos="8306"/>
@@ -12397,7 +11689,7 @@
           </w:tcPr>
           <w:p>
             <w:pPr>
-              <w:pStyle w:val="a3"/>
+              <w:pStyle w:val="BodyText"/>
               <w:tabs>
                 <w:tab w:val="center" w:pos="4153"/>
                 <w:tab w:val="right" w:pos="8306"/>
@@ -12423,7 +11715,7 @@
           </w:tcPr>
           <w:p>
             <w:pPr>
-              <w:pStyle w:val="a3"/>
+              <w:pStyle w:val="BodyText"/>
               <w:tabs>
                 <w:tab w:val="center" w:pos="4153"/>
                 <w:tab w:val="right" w:pos="8306"/>
@@ -12455,7 +11747,7 @@
           </w:tcPr>
           <w:p>
             <w:pPr>
-              <w:pStyle w:val="a3"/>
+              <w:pStyle w:val="BodyText"/>
               <w:tabs>
                 <w:tab w:val="center" w:pos="4153"/>
                 <w:tab w:val="right" w:pos="8306"/>
@@ -12479,7 +11771,7 @@
           </w:tcPr>
           <w:p>
             <w:pPr>
-              <w:pStyle w:val="a3"/>
+              <w:pStyle w:val="BodyText"/>
               <w:tabs>
                 <w:tab w:val="center" w:pos="4153"/>
                 <w:tab w:val="right" w:pos="8306"/>
@@ -12503,7 +11795,7 @@
           </w:tcPr>
           <w:p>
             <w:pPr>
-              <w:pStyle w:val="a3"/>
+              <w:pStyle w:val="BodyText"/>
               <w:ind w:right="-1"/>
               <w:jc w:val="left"/>
               <w:rPr>
@@ -12521,7 +11813,7 @@
           </w:tcPr>
           <w:p>
             <w:pPr>
-              <w:pStyle w:val="a3"/>
+              <w:pStyle w:val="BodyText"/>
               <w:ind w:right="-1"/>
               <w:jc w:val="center"/>
               <w:rPr>
@@ -12539,7 +11831,7 @@
           </w:tcPr>
           <w:p>
             <w:pPr>
-              <w:pStyle w:val="a3"/>
+              <w:pStyle w:val="BodyText"/>
               <w:ind w:right="-1"/>
               <w:jc w:val="center"/>
               <w:rPr>
@@ -12559,7 +11851,7 @@
           </w:tcPr>
           <w:p>
             <w:pPr>
-              <w:pStyle w:val="a3"/>
+              <w:pStyle w:val="BodyText"/>
               <w:ind w:right="-1"/>
               <w:jc w:val="center"/>
               <w:rPr>
@@ -12583,7 +11875,7 @@
           </w:tcPr>
           <w:p>
             <w:pPr>
-              <w:pStyle w:val="a3"/>
+              <w:pStyle w:val="BodyText"/>
               <w:ind w:right="-1"/>
               <w:jc w:val="center"/>
               <w:rPr>
@@ -12601,7 +11893,7 @@
           </w:tcPr>
           <w:p>
             <w:pPr>
-              <w:pStyle w:val="a3"/>
+              <w:pStyle w:val="BodyText"/>
               <w:ind w:right="-1"/>
               <w:jc w:val="center"/>
               <w:rPr>
@@ -12626,7 +11918,7 @@
           </w:tcPr>
           <w:p>
             <w:pPr>
-              <w:pStyle w:val="a3"/>
+              <w:pStyle w:val="BodyText"/>
               <w:ind w:right="-1"/>
               <w:jc w:val="left"/>
               <w:rPr>
@@ -12643,7 +11935,7 @@
           </w:tcPr>
           <w:p>
             <w:pPr>
-              <w:pStyle w:val="a3"/>
+              <w:pStyle w:val="BodyText"/>
               <w:ind w:right="-1"/>
               <w:jc w:val="left"/>
               <w:rPr>
@@ -12661,7 +11953,7 @@
           </w:tcPr>
           <w:p>
             <w:pPr>
-              <w:pStyle w:val="a3"/>
+              <w:pStyle w:val="BodyText"/>
               <w:ind w:right="-1"/>
               <w:jc w:val="left"/>
               <w:rPr>
@@ -12678,7 +11970,7 @@
           </w:tcPr>
           <w:p>
             <w:pPr>
-              <w:pStyle w:val="a3"/>
+              <w:pStyle w:val="BodyText"/>
               <w:ind w:right="-1"/>
               <w:jc w:val="left"/>
               <w:rPr>
@@ -12696,7 +11988,7 @@
           </w:tcPr>
           <w:p>
             <w:pPr>
-              <w:pStyle w:val="a3"/>
+              <w:pStyle w:val="BodyText"/>
               <w:ind w:right="-1"/>
               <w:jc w:val="left"/>
               <w:rPr>
@@ -12714,7 +12006,7 @@
           </w:tcPr>
           <w:p>
             <w:pPr>
-              <w:pStyle w:val="a3"/>
+              <w:pStyle w:val="BodyText"/>
               <w:ind w:right="-1"/>
               <w:jc w:val="left"/>
               <w:rPr>
@@ -12732,7 +12024,7 @@
           </w:tcPr>
           <w:p>
             <w:pPr>
-              <w:pStyle w:val="a3"/>
+              <w:pStyle w:val="BodyText"/>
               <w:ind w:right="-1"/>
               <w:jc w:val="left"/>
               <w:rPr>
@@ -12749,7 +12041,7 @@
           </w:tcPr>
           <w:p>
             <w:pPr>
-              <w:pStyle w:val="a3"/>
+              <w:pStyle w:val="BodyText"/>
               <w:ind w:right="-1"/>
               <w:jc w:val="left"/>
               <w:rPr>
@@ -12766,7 +12058,7 @@
           </w:tcPr>
           <w:p>
             <w:pPr>
-              <w:pStyle w:val="a3"/>
+              <w:pStyle w:val="BodyText"/>
               <w:ind w:right="-1"/>
               <w:jc w:val="left"/>
               <w:rPr>
@@ -12783,7 +12075,7 @@
           </w:tcPr>
           <w:p>
             <w:pPr>
-              <w:pStyle w:val="a3"/>
+              <w:pStyle w:val="BodyText"/>
               <w:ind w:right="-1"/>
               <w:jc w:val="left"/>
               <w:rPr>
@@ -12801,7 +12093,7 @@
           </w:tcPr>
           <w:p>
             <w:pPr>
-              <w:pStyle w:val="a3"/>
+              <w:pStyle w:val="BodyText"/>
               <w:ind w:right="-1"/>
               <w:jc w:val="left"/>
               <w:rPr>
@@ -12825,7 +12117,7 @@
           </w:tcPr>
           <w:p>
             <w:pPr>
-              <w:pStyle w:val="a3"/>
+              <w:pStyle w:val="BodyText"/>
               <w:ind w:right="-1"/>
               <w:jc w:val="left"/>
               <w:rPr>
@@ -12842,7 +12134,7 @@
           </w:tcPr>
           <w:p>
             <w:pPr>
-              <w:pStyle w:val="a3"/>
+              <w:pStyle w:val="BodyText"/>
               <w:ind w:right="-1"/>
               <w:jc w:val="left"/>
               <w:rPr>
@@ -12860,7 +12152,7 @@
           </w:tcPr>
           <w:p>
             <w:pPr>
-              <w:pStyle w:val="a3"/>
+              <w:pStyle w:val="BodyText"/>
               <w:ind w:right="-1"/>
               <w:jc w:val="left"/>
               <w:rPr>
@@ -12877,7 +12169,7 @@
           </w:tcPr>
           <w:p>
             <w:pPr>
-              <w:pStyle w:val="a3"/>
+              <w:pStyle w:val="BodyText"/>
               <w:ind w:right="-1"/>
               <w:jc w:val="left"/>
               <w:rPr>
@@ -12895,7 +12187,7 @@
           </w:tcPr>
           <w:p>
             <w:pPr>
-              <w:pStyle w:val="a3"/>
+              <w:pStyle w:val="BodyText"/>
               <w:ind w:right="-1"/>
               <w:jc w:val="left"/>
               <w:rPr>
@@ -12913,7 +12205,7 @@
           </w:tcPr>
           <w:p>
             <w:pPr>
-              <w:pStyle w:val="a3"/>
+              <w:pStyle w:val="BodyText"/>
               <w:ind w:right="-1"/>
               <w:jc w:val="left"/>
               <w:rPr>
@@ -12931,7 +12223,7 @@
           </w:tcPr>
           <w:p>
             <w:pPr>
-              <w:pStyle w:val="a3"/>
+              <w:pStyle w:val="BodyText"/>
               <w:ind w:right="-1"/>
               <w:jc w:val="left"/>
               <w:rPr>
@@ -12948,7 +12240,7 @@
           </w:tcPr>
           <w:p>
             <w:pPr>
-              <w:pStyle w:val="a3"/>
+              <w:pStyle w:val="BodyText"/>
               <w:ind w:right="-1"/>
               <w:jc w:val="left"/>
               <w:rPr>
@@ -12965,7 +12257,7 @@
           </w:tcPr>
           <w:p>
             <w:pPr>
-              <w:pStyle w:val="a3"/>
+              <w:pStyle w:val="BodyText"/>
               <w:ind w:right="-1"/>
               <w:jc w:val="left"/>
               <w:rPr>
@@ -12982,7 +12274,7 @@
           </w:tcPr>
           <w:p>
             <w:pPr>
-              <w:pStyle w:val="a3"/>
+              <w:pStyle w:val="BodyText"/>
               <w:ind w:right="-1"/>
               <w:jc w:val="left"/>
               <w:rPr>
@@ -13000,7 +12292,7 @@
           </w:tcPr>
           <w:p>
             <w:pPr>
-              <w:pStyle w:val="a3"/>
+              <w:pStyle w:val="BodyText"/>
               <w:ind w:right="-1"/>
               <w:jc w:val="left"/>
               <w:rPr>
@@ -13023,7 +12315,7 @@
           </w:tcPr>
           <w:p>
             <w:pPr>
-              <w:pStyle w:val="a3"/>
+              <w:pStyle w:val="BodyText"/>
               <w:ind w:right="-582"/>
               <w:jc w:val="left"/>
               <w:rPr>
@@ -13048,7 +12340,7 @@
           </w:tcPr>
           <w:p>
             <w:pPr>
-              <w:pStyle w:val="a3"/>
+              <w:pStyle w:val="BodyText"/>
               <w:ind w:right="-108"/>
               <w:jc w:val="left"/>
               <w:rPr>
@@ -13059,7 +12351,7 @@
           </w:p>
           <w:p>
             <w:pPr>
-              <w:pStyle w:val="a3"/>
+              <w:pStyle w:val="BodyText"/>
               <w:ind w:right="-108"/>
               <w:jc w:val="left"/>
               <w:rPr>
@@ -13080,7 +12372,7 @@
           </w:tcPr>
           <w:p>
             <w:pPr>
-              <w:pStyle w:val="a3"/>
+              <w:pStyle w:val="BodyText"/>
               <w:ind w:right="-1"/>
               <w:jc w:val="left"/>
               <w:rPr>
@@ -13097,7 +12389,7 @@
           </w:tcPr>
           <w:p>
             <w:pPr>
-              <w:pStyle w:val="a3"/>
+              <w:pStyle w:val="BodyText"/>
               <w:ind w:right="-1"/>
               <w:jc w:val="left"/>
               <w:rPr>
@@ -13116,7 +12408,7 @@
           </w:tcPr>
           <w:p>
             <w:pPr>
-              <w:pStyle w:val="a3"/>
+              <w:pStyle w:val="BodyText"/>
               <w:ind w:right="-1"/>
               <w:jc w:val="left"/>
               <w:rPr>
@@ -13142,7 +12434,7 @@
           </w:tcPr>
           <w:p>
             <w:pPr>
-              <w:pStyle w:val="a3"/>
+              <w:pStyle w:val="BodyText"/>
               <w:ind w:right="-1"/>
               <w:jc w:val="left"/>
               <w:rPr>
@@ -13160,7 +12452,7 @@
           </w:tcPr>
           <w:p>
             <w:pPr>
-              <w:pStyle w:val="a3"/>
+              <w:pStyle w:val="BodyText"/>
               <w:ind w:right="-1"/>
               <w:jc w:val="left"/>
               <w:rPr>
@@ -13185,7 +12477,7 @@
           </w:tcPr>
           <w:p>
             <w:pPr>
-              <w:pStyle w:val="a3"/>
+              <w:pStyle w:val="BodyText"/>
               <w:ind w:right="-1"/>
               <w:jc w:val="left"/>
               <w:rPr>
@@ -13205,7 +12497,7 @@
           </w:tcPr>
           <w:p>
             <w:pPr>
-              <w:pStyle w:val="a3"/>
+              <w:pStyle w:val="BodyText"/>
               <w:ind w:right="-1"/>
               <w:jc w:val="left"/>
               <w:rPr>
@@ -13222,7 +12514,7 @@
           </w:tcPr>
           <w:p>
             <w:pPr>
-              <w:pStyle w:val="a3"/>
+              <w:pStyle w:val="BodyText"/>
               <w:ind w:right="-1"/>
               <w:jc w:val="left"/>
               <w:rPr>
@@ -13240,7 +12532,7 @@
           </w:tcPr>
           <w:p>
             <w:pPr>
-              <w:pStyle w:val="a3"/>
+              <w:pStyle w:val="BodyText"/>
               <w:ind w:right="-1"/>
               <w:jc w:val="left"/>
               <w:rPr>
@@ -13274,7 +12566,7 @@
           </w:tcPr>
           <w:p>
             <w:pPr>
-              <w:pStyle w:val="a3"/>
+              <w:pStyle w:val="BodyText"/>
               <w:ind w:right="-1"/>
               <w:jc w:val="left"/>
               <w:rPr>
@@ -13291,7 +12583,7 @@
           </w:tcPr>
           <w:p>
             <w:pPr>
-              <w:pStyle w:val="a3"/>
+              <w:pStyle w:val="BodyText"/>
               <w:ind w:right="-1"/>
               <w:jc w:val="center"/>
               <w:rPr>
@@ -13311,7 +12603,7 @@
           </w:tcPr>
           <w:p>
             <w:pPr>
-              <w:pStyle w:val="a3"/>
+              <w:pStyle w:val="BodyText"/>
               <w:ind w:right="-1"/>
               <w:jc w:val="center"/>
               <w:rPr>
@@ -13335,7 +12627,7 @@
           </w:tcPr>
           <w:p>
             <w:pPr>
-              <w:pStyle w:val="a3"/>
+              <w:pStyle w:val="BodyText"/>
               <w:ind w:right="-1"/>
               <w:jc w:val="left"/>
               <w:rPr>
@@ -13353,7 +12645,7 @@
           </w:tcPr>
           <w:p>
             <w:pPr>
-              <w:pStyle w:val="a3"/>
+              <w:pStyle w:val="BodyText"/>
               <w:ind w:right="-1"/>
               <w:jc w:val="left"/>
               <w:rPr>
@@ -13371,7 +12663,7 @@
           </w:tcPr>
           <w:p>
             <w:pPr>
-              <w:pStyle w:val="a3"/>
+              <w:pStyle w:val="BodyText"/>
               <w:ind w:right="-1"/>
               <w:jc w:val="left"/>
               <w:rPr>
@@ -13389,7 +12681,7 @@
           </w:tcPr>
           <w:p>
             <w:pPr>
-              <w:pStyle w:val="a3"/>
+              <w:pStyle w:val="BodyText"/>
               <w:ind w:right="-1"/>
               <w:jc w:val="center"/>
               <w:rPr>
@@ -13407,7 +12699,7 @@
           </w:tcPr>
           <w:p>
             <w:pPr>
-              <w:pStyle w:val="a3"/>
+              <w:pStyle w:val="BodyText"/>
               <w:ind w:right="-1"/>
               <w:jc w:val="center"/>
               <w:rPr>
@@ -13427,7 +12719,7 @@
           </w:tcPr>
           <w:p>
             <w:pPr>
-              <w:pStyle w:val="a3"/>
+              <w:pStyle w:val="BodyText"/>
               <w:ind w:right="-1"/>
               <w:jc w:val="center"/>
               <w:rPr>
@@ -13451,7 +12743,7 @@
           </w:tcPr>
           <w:p>
             <w:pPr>
-              <w:pStyle w:val="a3"/>
+              <w:pStyle w:val="BodyText"/>
               <w:ind w:right="-1"/>
               <w:jc w:val="center"/>
               <w:rPr>
@@ -13469,7 +12761,7 @@
           </w:tcPr>
           <w:p>
             <w:pPr>
-              <w:pStyle w:val="a3"/>
+              <w:pStyle w:val="BodyText"/>
               <w:ind w:right="-1"/>
               <w:jc w:val="center"/>
               <w:rPr>
@@ -13494,7 +12786,7 @@
           </w:tcPr>
           <w:p>
             <w:pPr>
-              <w:pStyle w:val="a3"/>
+              <w:pStyle w:val="BodyText"/>
               <w:ind w:right="-1"/>
               <w:jc w:val="left"/>
               <w:rPr>
@@ -13511,7 +12803,7 @@
           </w:tcPr>
           <w:p>
             <w:pPr>
-              <w:pStyle w:val="a3"/>
+              <w:pStyle w:val="BodyText"/>
               <w:ind w:right="-1"/>
               <w:jc w:val="left"/>
               <w:rPr>
@@ -13529,7 +12821,7 @@
           </w:tcPr>
           <w:p>
             <w:pPr>
-              <w:pStyle w:val="a3"/>
+              <w:pStyle w:val="BodyText"/>
               <w:ind w:right="-1"/>
               <w:jc w:val="left"/>
               <w:rPr>
@@ -13546,7 +12838,7 @@
           </w:tcPr>
           <w:p>
             <w:pPr>
-              <w:pStyle w:val="a3"/>
+              <w:pStyle w:val="BodyText"/>
               <w:ind w:right="-1"/>
               <w:jc w:val="left"/>
               <w:rPr>
@@ -13564,7 +12856,7 @@
           </w:tcPr>
           <w:p>
             <w:pPr>
-              <w:pStyle w:val="a3"/>
+              <w:pStyle w:val="BodyText"/>
               <w:ind w:right="-1"/>
               <w:jc w:val="left"/>
               <w:rPr>
@@ -13582,7 +12874,7 @@
           </w:tcPr>
           <w:p>
             <w:pPr>
-              <w:pStyle w:val="a3"/>
+              <w:pStyle w:val="BodyText"/>
               <w:ind w:right="-1"/>
               <w:jc w:val="left"/>
               <w:rPr>
@@ -13600,7 +12892,7 @@
           </w:tcPr>
           <w:p>
             <w:pPr>
-              <w:pStyle w:val="a3"/>
+              <w:pStyle w:val="BodyText"/>
               <w:ind w:right="-1"/>
               <w:jc w:val="left"/>
               <w:rPr>
@@ -13617,7 +12909,7 @@
           </w:tcPr>
           <w:p>
             <w:pPr>
-              <w:pStyle w:val="a3"/>
+              <w:pStyle w:val="BodyText"/>
               <w:ind w:right="-1"/>
               <w:jc w:val="left"/>
               <w:rPr>
@@ -13634,7 +12926,7 @@
           </w:tcPr>
           <w:p>
             <w:pPr>
-              <w:pStyle w:val="a3"/>
+              <w:pStyle w:val="BodyText"/>
               <w:ind w:right="-1"/>
               <w:jc w:val="left"/>
               <w:rPr>
@@ -13651,7 +12943,7 @@
           </w:tcPr>
           <w:p>
             <w:pPr>
-              <w:pStyle w:val="a3"/>
+              <w:pStyle w:val="BodyText"/>
               <w:ind w:right="-1"/>
               <w:jc w:val="left"/>
               <w:rPr>
@@ -13669,7 +12961,7 @@
           </w:tcPr>
           <w:p>
             <w:pPr>
-              <w:pStyle w:val="a3"/>
+              <w:pStyle w:val="BodyText"/>
               <w:ind w:right="-1"/>
               <w:jc w:val="left"/>
               <w:rPr>
@@ -13693,7 +12985,7 @@
           </w:tcPr>
           <w:p>
             <w:pPr>
-              <w:pStyle w:val="a3"/>
+              <w:pStyle w:val="BodyText"/>
               <w:ind w:right="-1"/>
               <w:jc w:val="left"/>
               <w:rPr>
@@ -13717,7 +13009,7 @@
           </w:tcPr>
           <w:p>
             <w:pPr>
-              <w:pStyle w:val="a3"/>
+              <w:pStyle w:val="BodyText"/>
               <w:ind w:right="-1"/>
               <w:jc w:val="left"/>
               <w:rPr>
@@ -13735,7 +13027,7 @@
           </w:tcPr>
           <w:p>
             <w:pPr>
-              <w:pStyle w:val="a3"/>
+              <w:pStyle w:val="BodyText"/>
               <w:ind w:right="-1"/>
               <w:jc w:val="left"/>
               <w:rPr>
@@ -13752,7 +13044,7 @@
           </w:tcPr>
           <w:p>
             <w:pPr>
-              <w:pStyle w:val="a3"/>
+              <w:pStyle w:val="BodyText"/>
               <w:ind w:right="-1"/>
               <w:jc w:val="left"/>
               <w:rPr>
@@ -13770,7 +13062,7 @@
           </w:tcPr>
           <w:p>
             <w:pPr>
-              <w:pStyle w:val="a3"/>
+              <w:pStyle w:val="BodyText"/>
               <w:ind w:right="-1"/>
               <w:jc w:val="left"/>
               <w:rPr>
@@ -13788,7 +13080,7 @@
           </w:tcPr>
           <w:p>
             <w:pPr>
-              <w:pStyle w:val="a3"/>
+              <w:pStyle w:val="BodyText"/>
               <w:ind w:right="-1"/>
               <w:jc w:val="left"/>
               <w:rPr>
@@ -13806,7 +13098,7 @@
           </w:tcPr>
           <w:p>
             <w:pPr>
-              <w:pStyle w:val="a3"/>
+              <w:pStyle w:val="BodyText"/>
               <w:ind w:right="-1"/>
               <w:jc w:val="left"/>
               <w:rPr>
@@ -13830,7 +13122,7 @@
           </w:tcPr>
           <w:p>
             <w:pPr>
-              <w:pStyle w:val="a3"/>
+              <w:pStyle w:val="BodyText"/>
               <w:ind w:right="-1"/>
               <w:jc w:val="left"/>
               <w:rPr>
@@ -13847,7 +13139,7 @@
           </w:tcPr>
           <w:p>
             <w:pPr>
-              <w:pStyle w:val="a3"/>
+              <w:pStyle w:val="BodyText"/>
               <w:ind w:right="-1"/>
               <w:jc w:val="left"/>
               <w:rPr>
@@ -13864,7 +13156,7 @@
           </w:tcPr>
           <w:p>
             <w:pPr>
-              <w:pStyle w:val="a3"/>
+              <w:pStyle w:val="BodyText"/>
               <w:ind w:right="-1"/>
               <w:jc w:val="left"/>
               <w:rPr>
@@ -13882,7 +13174,7 @@
           </w:tcPr>
           <w:p>
             <w:pPr>
-              <w:pStyle w:val="a3"/>
+              <w:pStyle w:val="BodyText"/>
               <w:ind w:right="-1"/>
               <w:jc w:val="left"/>
               <w:rPr>
@@ -13896,16 +13188,16 @@
     </w:tbl>
     <w:p>
       <w:pPr>
-        <w:pStyle w:val="a3"/>
-        <w:rPr>
-          <w:sz w:val="20"/>
-          <w:szCs w:val="20"/>
-        </w:rPr>
-      </w:pPr>
-    </w:p>
-    <w:p>
-      <w:pPr>
-        <w:pStyle w:val="a3"/>
+        <w:pStyle w:val="BodyText"/>
+        <w:rPr>
+          <w:sz w:val="20"/>
+          <w:szCs w:val="20"/>
+        </w:rPr>
+      </w:pPr>
+    </w:p>
+    <w:p>
+      <w:pPr>
+        <w:pStyle w:val="BodyText"/>
         <w:ind w:right="-1" w:firstLine="360"/>
         <w:rPr>
           <w:sz w:val="18"/>
@@ -13915,7 +13207,7 @@
     </w:p>
     <w:p>
       <w:pPr>
-        <w:pStyle w:val="a3"/>
+        <w:pStyle w:val="BodyText"/>
         <w:ind w:right="-1" w:firstLine="360"/>
         <w:rPr>
           <w:sz w:val="18"/>
@@ -13925,33 +13217,24 @@
     </w:p>
     <w:p>
       <w:pPr>
-        <w:pStyle w:val="a3"/>
+        <w:pStyle w:val="BodyText"/>
         <w:ind w:right="-1" w:firstLine="6300"/>
         <w:rPr>
           <w:sz w:val="20"/>
           <w:szCs w:val="20"/>
         </w:rPr>
       </w:pPr>
-      <w:proofErr w:type="spellStart"/>
-      <w:r>
-        <w:rPr>
-          <w:sz w:val="20"/>
-          <w:szCs w:val="20"/>
-        </w:rPr>
-        <w:t>Зворотня</w:t>
-      </w:r>
-      <w:proofErr w:type="spellEnd"/>
-      <w:r>
-        <w:rPr>
-          <w:sz w:val="20"/>
-          <w:szCs w:val="20"/>
-        </w:rPr>
-        <w:t xml:space="preserve"> адреса користувача: </w:t>
-      </w:r>
-    </w:p>
-    <w:p>
-      <w:pPr>
-        <w:pStyle w:val="a3"/>
+      <w:r>
+        <w:rPr>
+          <w:sz w:val="20"/>
+          <w:szCs w:val="20"/>
+        </w:rPr>
+        <w:t xml:space="preserve">Зворотня адреса користувача: </w:t>
+      </w:r>
+    </w:p>
+    <w:p>
+      <w:pPr>
+        <w:pStyle w:val="BodyText"/>
         <w:ind w:right="-1" w:firstLine="6300"/>
         <w:rPr>
           <w:sz w:val="20"/>
@@ -13968,7 +13251,7 @@
     </w:p>
     <w:p>
       <w:pPr>
-        <w:pStyle w:val="a3"/>
+        <w:pStyle w:val="BodyText"/>
         <w:ind w:right="-1" w:firstLine="6300"/>
         <w:rPr>
           <w:sz w:val="20"/>
@@ -14006,7 +13289,7 @@
 </file>
 
 <file path=word/endnotes.xml><?xml version="1.0" encoding="utf-8"?>
-<w:endnotes xmlns:wpc="http://schemas.microsoft.com/office/word/2010/wordprocessingCanvas" xmlns:cx="http://schemas.microsoft.com/office/drawing/2014/chartex" xmlns:cx1="http://schemas.microsoft.com/office/drawing/2015/9/8/chartex" xmlns:mc="http://schemas.openxmlformats.org/markup-compatibility/2006" xmlns:o="urn:schemas-microsoft-com:office:office" xmlns:r="http://schemas.openxmlformats.org/officeDocument/2006/relationships" xmlns:m="http://schemas.openxmlformats.org/officeDocument/2006/math" xmlns:v="urn:schemas-microsoft-com:vml" xmlns:wp14="http://schemas.microsoft.com/office/word/2010/wordprocessingDrawing" xmlns:wp="http://schemas.openxmlformats.org/drawingml/2006/wordprocessingDrawing" xmlns:w10="urn:schemas-microsoft-com:office:word" xmlns:w="http://schemas.openxmlformats.org/wordprocessingml/2006/main" xmlns:w14="http://schemas.microsoft.com/office/word/2010/wordml" xmlns:w15="http://schemas.microsoft.com/office/word/2012/wordml" xmlns:w16se="http://schemas.microsoft.com/office/word/2015/wordml/symex" xmlns:wpg="http://schemas.microsoft.com/office/word/2010/wordprocessingGroup" xmlns:wpi="http://schemas.microsoft.com/office/word/2010/wordprocessingInk" xmlns:wne="http://schemas.microsoft.com/office/word/2006/wordml" xmlns:wps="http://schemas.microsoft.com/office/word/2010/wordprocessingShape" mc:Ignorable="w14 w15 w16se wp14">
+<w:endnotes xmlns:wpc="http://schemas.microsoft.com/office/word/2010/wordprocessingCanvas" xmlns:cx="http://schemas.microsoft.com/office/drawing/2014/chartex" xmlns:cx1="http://schemas.microsoft.com/office/drawing/2015/9/8/chartex" xmlns:cx2="http://schemas.microsoft.com/office/drawing/2015/10/21/chartex" xmlns:cx3="http://schemas.microsoft.com/office/drawing/2016/5/9/chartex" xmlns:cx4="http://schemas.microsoft.com/office/drawing/2016/5/10/chartex" xmlns:cx5="http://schemas.microsoft.com/office/drawing/2016/5/11/chartex" xmlns:cx6="http://schemas.microsoft.com/office/drawing/2016/5/12/chartex" xmlns:cx7="http://schemas.microsoft.com/office/drawing/2016/5/13/chartex" xmlns:cx8="http://schemas.microsoft.com/office/drawing/2016/5/14/chartex" xmlns:mc="http://schemas.openxmlformats.org/markup-compatibility/2006" xmlns:aink="http://schemas.microsoft.com/office/drawing/2016/ink" xmlns:am3d="http://schemas.microsoft.com/office/drawing/2017/model3d" xmlns:o="urn:schemas-microsoft-com:office:office" xmlns:oel="http://schemas.microsoft.com/office/2019/extlst" xmlns:r="http://schemas.openxmlformats.org/officeDocument/2006/relationships" xmlns:m="http://schemas.openxmlformats.org/officeDocument/2006/math" xmlns:v="urn:schemas-microsoft-com:vml" xmlns:wp14="http://schemas.microsoft.com/office/word/2010/wordprocessingDrawing" xmlns:wp="http://schemas.openxmlformats.org/drawingml/2006/wordprocessingDrawing" xmlns:w10="urn:schemas-microsoft-com:office:word" xmlns:w="http://schemas.openxmlformats.org/wordprocessingml/2006/main" xmlns:w14="http://schemas.microsoft.com/office/word/2010/wordml" xmlns:w15="http://schemas.microsoft.com/office/word/2012/wordml" xmlns:w16cex="http://schemas.microsoft.com/office/word/2018/wordml/cex" xmlns:w16cid="http://schemas.microsoft.com/office/word/2016/wordml/cid" xmlns:w16="http://schemas.microsoft.com/office/word/2018/wordml" xmlns:w16sdtdh="http://schemas.microsoft.com/office/word/2020/wordml/sdtdatahash" xmlns:w16se="http://schemas.microsoft.com/office/word/2015/wordml/symex" xmlns:wpg="http://schemas.microsoft.com/office/word/2010/wordprocessingGroup" xmlns:wpi="http://schemas.microsoft.com/office/word/2010/wordprocessingInk" xmlns:wne="http://schemas.microsoft.com/office/word/2006/wordml" xmlns:wps="http://schemas.microsoft.com/office/word/2010/wordprocessingShape" mc:Ignorable="w14 w15 w16se w16cid w16 w16cex w16sdtdh wp14">
   <w:endnote w:type="separator" w:id="-1">
     <w:p>
       <w:r>
@@ -14025,37 +13308,37 @@
 </file>
 
 <file path=word/footer1.xml><?xml version="1.0" encoding="utf-8"?>
-<w:ftr xmlns:wpc="http://schemas.microsoft.com/office/word/2010/wordprocessingCanvas" xmlns:cx="http://schemas.microsoft.com/office/drawing/2014/chartex" xmlns:cx1="http://schemas.microsoft.com/office/drawing/2015/9/8/chartex" xmlns:mc="http://schemas.openxmlformats.org/markup-compatibility/2006" xmlns:o="urn:schemas-microsoft-com:office:office" xmlns:r="http://schemas.openxmlformats.org/officeDocument/2006/relationships" xmlns:m="http://schemas.openxmlformats.org/officeDocument/2006/math" xmlns:v="urn:schemas-microsoft-com:vml" xmlns:wp14="http://schemas.microsoft.com/office/word/2010/wordprocessingDrawing" xmlns:wp="http://schemas.openxmlformats.org/drawingml/2006/wordprocessingDrawing" xmlns:w10="urn:schemas-microsoft-com:office:word" xmlns:w="http://schemas.openxmlformats.org/wordprocessingml/2006/main" xmlns:w14="http://schemas.microsoft.com/office/word/2010/wordml" xmlns:w15="http://schemas.microsoft.com/office/word/2012/wordml" xmlns:w16se="http://schemas.microsoft.com/office/word/2015/wordml/symex" xmlns:wpg="http://schemas.microsoft.com/office/word/2010/wordprocessingGroup" xmlns:wpi="http://schemas.microsoft.com/office/word/2010/wordprocessingInk" xmlns:wne="http://schemas.microsoft.com/office/word/2006/wordml" xmlns:wps="http://schemas.microsoft.com/office/word/2010/wordprocessingShape" mc:Ignorable="w14 w15 w16se wp14">
+<w:ftr xmlns:wpc="http://schemas.microsoft.com/office/word/2010/wordprocessingCanvas" xmlns:cx="http://schemas.microsoft.com/office/drawing/2014/chartex" xmlns:cx1="http://schemas.microsoft.com/office/drawing/2015/9/8/chartex" xmlns:cx2="http://schemas.microsoft.com/office/drawing/2015/10/21/chartex" xmlns:cx3="http://schemas.microsoft.com/office/drawing/2016/5/9/chartex" xmlns:cx4="http://schemas.microsoft.com/office/drawing/2016/5/10/chartex" xmlns:cx5="http://schemas.microsoft.com/office/drawing/2016/5/11/chartex" xmlns:cx6="http://schemas.microsoft.com/office/drawing/2016/5/12/chartex" xmlns:cx7="http://schemas.microsoft.com/office/drawing/2016/5/13/chartex" xmlns:cx8="http://schemas.microsoft.com/office/drawing/2016/5/14/chartex" xmlns:mc="http://schemas.openxmlformats.org/markup-compatibility/2006" xmlns:aink="http://schemas.microsoft.com/office/drawing/2016/ink" xmlns:am3d="http://schemas.microsoft.com/office/drawing/2017/model3d" xmlns:o="urn:schemas-microsoft-com:office:office" xmlns:oel="http://schemas.microsoft.com/office/2019/extlst" xmlns:r="http://schemas.openxmlformats.org/officeDocument/2006/relationships" xmlns:m="http://schemas.openxmlformats.org/officeDocument/2006/math" xmlns:v="urn:schemas-microsoft-com:vml" xmlns:wp14="http://schemas.microsoft.com/office/word/2010/wordprocessingDrawing" xmlns:wp="http://schemas.openxmlformats.org/drawingml/2006/wordprocessingDrawing" xmlns:w10="urn:schemas-microsoft-com:office:word" xmlns:w="http://schemas.openxmlformats.org/wordprocessingml/2006/main" xmlns:w14="http://schemas.microsoft.com/office/word/2010/wordml" xmlns:w15="http://schemas.microsoft.com/office/word/2012/wordml" xmlns:w16cex="http://schemas.microsoft.com/office/word/2018/wordml/cex" xmlns:w16cid="http://schemas.microsoft.com/office/word/2016/wordml/cid" xmlns:w16="http://schemas.microsoft.com/office/word/2018/wordml" xmlns:w16sdtdh="http://schemas.microsoft.com/office/word/2020/wordml/sdtdatahash" xmlns:w16se="http://schemas.microsoft.com/office/word/2015/wordml/symex" xmlns:wpg="http://schemas.microsoft.com/office/word/2010/wordprocessingGroup" xmlns:wpi="http://schemas.microsoft.com/office/word/2010/wordprocessingInk" xmlns:wne="http://schemas.microsoft.com/office/word/2006/wordml" xmlns:wps="http://schemas.microsoft.com/office/word/2010/wordprocessingShape" mc:Ignorable="w14 w15 w16se w16cid w16 w16cex w16sdtdh wp14">
   <w:p>
     <w:pPr>
-      <w:pStyle w:val="a7"/>
+      <w:pStyle w:val="Footer"/>
       <w:framePr w:wrap="around" w:vAnchor="text" w:hAnchor="margin" w:xAlign="right" w:y="1"/>
       <w:rPr>
-        <w:rStyle w:val="ae"/>
+        <w:rStyle w:val="PageNumber"/>
       </w:rPr>
     </w:pPr>
     <w:r>
       <w:rPr>
-        <w:rStyle w:val="ae"/>
+        <w:rStyle w:val="PageNumber"/>
       </w:rPr>
       <w:fldChar w:fldCharType="begin"/>
     </w:r>
     <w:r>
       <w:rPr>
-        <w:rStyle w:val="ae"/>
+        <w:rStyle w:val="PageNumber"/>
       </w:rPr>
       <w:instrText xml:space="preserve">PAGE  </w:instrText>
     </w:r>
     <w:r>
       <w:rPr>
-        <w:rStyle w:val="ae"/>
+        <w:rStyle w:val="PageNumber"/>
       </w:rPr>
       <w:fldChar w:fldCharType="end"/>
     </w:r>
   </w:p>
   <w:p>
     <w:pPr>
-      <w:pStyle w:val="a7"/>
+      <w:pStyle w:val="Footer"/>
       <w:ind w:right="360"/>
     </w:pPr>
   </w:p>
@@ -14063,20 +13346,20 @@
 </file>
 
 <file path=word/footer2.xml><?xml version="1.0" encoding="utf-8"?>
-<w:ftr xmlns:wpc="http://schemas.microsoft.com/office/word/2010/wordprocessingCanvas" xmlns:cx="http://schemas.microsoft.com/office/drawing/2014/chartex" xmlns:cx1="http://schemas.microsoft.com/office/drawing/2015/9/8/chartex" xmlns:mc="http://schemas.openxmlformats.org/markup-compatibility/2006" xmlns:o="urn:schemas-microsoft-com:office:office" xmlns:r="http://schemas.openxmlformats.org/officeDocument/2006/relationships" xmlns:m="http://schemas.openxmlformats.org/officeDocument/2006/math" xmlns:v="urn:schemas-microsoft-com:vml" xmlns:wp14="http://schemas.microsoft.com/office/word/2010/wordprocessingDrawing" xmlns:wp="http://schemas.openxmlformats.org/drawingml/2006/wordprocessingDrawing" xmlns:w10="urn:schemas-microsoft-com:office:word" xmlns:w="http://schemas.openxmlformats.org/wordprocessingml/2006/main" xmlns:w14="http://schemas.microsoft.com/office/word/2010/wordml" xmlns:w15="http://schemas.microsoft.com/office/word/2012/wordml" xmlns:w16se="http://schemas.microsoft.com/office/word/2015/wordml/symex" xmlns:wpg="http://schemas.microsoft.com/office/word/2010/wordprocessingGroup" xmlns:wpi="http://schemas.microsoft.com/office/word/2010/wordprocessingInk" xmlns:wne="http://schemas.microsoft.com/office/word/2006/wordml" xmlns:wps="http://schemas.microsoft.com/office/word/2010/wordprocessingShape" mc:Ignorable="w14 w15 w16se wp14">
+<w:ftr xmlns:wpc="http://schemas.microsoft.com/office/word/2010/wordprocessingCanvas" xmlns:cx="http://schemas.microsoft.com/office/drawing/2014/chartex" xmlns:cx1="http://schemas.microsoft.com/office/drawing/2015/9/8/chartex" xmlns:cx2="http://schemas.microsoft.com/office/drawing/2015/10/21/chartex" xmlns:cx3="http://schemas.microsoft.com/office/drawing/2016/5/9/chartex" xmlns:cx4="http://schemas.microsoft.com/office/drawing/2016/5/10/chartex" xmlns:cx5="http://schemas.microsoft.com/office/drawing/2016/5/11/chartex" xmlns:cx6="http://schemas.microsoft.com/office/drawing/2016/5/12/chartex" xmlns:cx7="http://schemas.microsoft.com/office/drawing/2016/5/13/chartex" xmlns:cx8="http://schemas.microsoft.com/office/drawing/2016/5/14/chartex" xmlns:mc="http://schemas.openxmlformats.org/markup-compatibility/2006" xmlns:aink="http://schemas.microsoft.com/office/drawing/2016/ink" xmlns:am3d="http://schemas.microsoft.com/office/drawing/2017/model3d" xmlns:o="urn:schemas-microsoft-com:office:office" xmlns:oel="http://schemas.microsoft.com/office/2019/extlst" xmlns:r="http://schemas.openxmlformats.org/officeDocument/2006/relationships" xmlns:m="http://schemas.openxmlformats.org/officeDocument/2006/math" xmlns:v="urn:schemas-microsoft-com:vml" xmlns:wp14="http://schemas.microsoft.com/office/word/2010/wordprocessingDrawing" xmlns:wp="http://schemas.openxmlformats.org/drawingml/2006/wordprocessingDrawing" xmlns:w10="urn:schemas-microsoft-com:office:word" xmlns:w="http://schemas.openxmlformats.org/wordprocessingml/2006/main" xmlns:w14="http://schemas.microsoft.com/office/word/2010/wordml" xmlns:w15="http://schemas.microsoft.com/office/word/2012/wordml" xmlns:w16cex="http://schemas.microsoft.com/office/word/2018/wordml/cex" xmlns:w16cid="http://schemas.microsoft.com/office/word/2016/wordml/cid" xmlns:w16="http://schemas.microsoft.com/office/word/2018/wordml" xmlns:w16sdtdh="http://schemas.microsoft.com/office/word/2020/wordml/sdtdatahash" xmlns:w16se="http://schemas.microsoft.com/office/word/2015/wordml/symex" xmlns:wpg="http://schemas.microsoft.com/office/word/2010/wordprocessingGroup" xmlns:wpi="http://schemas.microsoft.com/office/word/2010/wordprocessingInk" xmlns:wne="http://schemas.microsoft.com/office/word/2006/wordml" xmlns:wps="http://schemas.microsoft.com/office/word/2010/wordprocessingShape" mc:Ignorable="w14 w15 w16se w16cid w16 w16cex w16sdtdh wp14">
   <w:p>
     <w:pPr>
-      <w:pStyle w:val="a7"/>
+      <w:pStyle w:val="Footer"/>
       <w:framePr w:wrap="around" w:vAnchor="text" w:hAnchor="margin" w:xAlign="right" w:y="1"/>
       <w:rPr>
-        <w:rStyle w:val="ae"/>
+        <w:rStyle w:val="PageNumber"/>
         <w:sz w:val="18"/>
         <w:szCs w:val="18"/>
       </w:rPr>
     </w:pPr>
     <w:r>
       <w:rPr>
-        <w:rStyle w:val="ae"/>
+        <w:rStyle w:val="PageNumber"/>
         <w:sz w:val="18"/>
         <w:szCs w:val="18"/>
       </w:rPr>
@@ -14084,7 +13367,7 @@
     </w:r>
     <w:r>
       <w:rPr>
-        <w:rStyle w:val="ae"/>
+        <w:rStyle w:val="PageNumber"/>
         <w:sz w:val="18"/>
         <w:szCs w:val="18"/>
       </w:rPr>
@@ -14092,7 +13375,7 @@
     </w:r>
     <w:r>
       <w:rPr>
-        <w:rStyle w:val="ae"/>
+        <w:rStyle w:val="PageNumber"/>
         <w:sz w:val="18"/>
         <w:szCs w:val="18"/>
       </w:rPr>
@@ -14100,7 +13383,7 @@
     </w:r>
     <w:r>
       <w:rPr>
-        <w:rStyle w:val="ae"/>
+        <w:rStyle w:val="PageNumber"/>
         <w:noProof/>
         <w:sz w:val="18"/>
         <w:szCs w:val="18"/>
@@ -14109,7 +13392,7 @@
     </w:r>
     <w:r>
       <w:rPr>
-        <w:rStyle w:val="ae"/>
+        <w:rStyle w:val="PageNumber"/>
         <w:sz w:val="18"/>
         <w:szCs w:val="18"/>
       </w:rPr>
@@ -14374,7 +13657,7 @@
   </w:tbl>
   <w:p>
     <w:pPr>
-      <w:pStyle w:val="a7"/>
+      <w:pStyle w:val="Footer"/>
       <w:rPr>
         <w:lang w:val="uk-UA"/>
       </w:rPr>
@@ -14384,7 +13667,7 @@
 </file>
 
 <file path=word/footnotes.xml><?xml version="1.0" encoding="utf-8"?>
-<w:footnotes xmlns:wpc="http://schemas.microsoft.com/office/word/2010/wordprocessingCanvas" xmlns:cx="http://schemas.microsoft.com/office/drawing/2014/chartex" xmlns:cx1="http://schemas.microsoft.com/office/drawing/2015/9/8/chartex" xmlns:mc="http://schemas.openxmlformats.org/markup-compatibility/2006" xmlns:o="urn:schemas-microsoft-com:office:office" xmlns:r="http://schemas.openxmlformats.org/officeDocument/2006/relationships" xmlns:m="http://schemas.openxmlformats.org/officeDocument/2006/math" xmlns:v="urn:schemas-microsoft-com:vml" xmlns:wp14="http://schemas.microsoft.com/office/word/2010/wordprocessingDrawing" xmlns:wp="http://schemas.openxmlformats.org/drawingml/2006/wordprocessingDrawing" xmlns:w10="urn:schemas-microsoft-com:office:word" xmlns:w="http://schemas.openxmlformats.org/wordprocessingml/2006/main" xmlns:w14="http://schemas.microsoft.com/office/word/2010/wordml" xmlns:w15="http://schemas.microsoft.com/office/word/2012/wordml" xmlns:w16se="http://schemas.microsoft.com/office/word/2015/wordml/symex" xmlns:wpg="http://schemas.microsoft.com/office/word/2010/wordprocessingGroup" xmlns:wpi="http://schemas.microsoft.com/office/word/2010/wordprocessingInk" xmlns:wne="http://schemas.microsoft.com/office/word/2006/wordml" xmlns:wps="http://schemas.microsoft.com/office/word/2010/wordprocessingShape" mc:Ignorable="w14 w15 w16se wp14">
+<w:footnotes xmlns:wpc="http://schemas.microsoft.com/office/word/2010/wordprocessingCanvas" xmlns:cx="http://schemas.microsoft.com/office/drawing/2014/chartex" xmlns:cx1="http://schemas.microsoft.com/office/drawing/2015/9/8/chartex" xmlns:cx2="http://schemas.microsoft.com/office/drawing/2015/10/21/chartex" xmlns:cx3="http://schemas.microsoft.com/office/drawing/2016/5/9/chartex" xmlns:cx4="http://schemas.microsoft.com/office/drawing/2016/5/10/chartex" xmlns:cx5="http://schemas.microsoft.com/office/drawing/2016/5/11/chartex" xmlns:cx6="http://schemas.microsoft.com/office/drawing/2016/5/12/chartex" xmlns:cx7="http://schemas.microsoft.com/office/drawing/2016/5/13/chartex" xmlns:cx8="http://schemas.microsoft.com/office/drawing/2016/5/14/chartex" xmlns:mc="http://schemas.openxmlformats.org/markup-compatibility/2006" xmlns:aink="http://schemas.microsoft.com/office/drawing/2016/ink" xmlns:am3d="http://schemas.microsoft.com/office/drawing/2017/model3d" xmlns:o="urn:schemas-microsoft-com:office:office" xmlns:oel="http://schemas.microsoft.com/office/2019/extlst" xmlns:r="http://schemas.openxmlformats.org/officeDocument/2006/relationships" xmlns:m="http://schemas.openxmlformats.org/officeDocument/2006/math" xmlns:v="urn:schemas-microsoft-com:vml" xmlns:wp14="http://schemas.microsoft.com/office/word/2010/wordprocessingDrawing" xmlns:wp="http://schemas.openxmlformats.org/drawingml/2006/wordprocessingDrawing" xmlns:w10="urn:schemas-microsoft-com:office:word" xmlns:w="http://schemas.openxmlformats.org/wordprocessingml/2006/main" xmlns:w14="http://schemas.microsoft.com/office/word/2010/wordml" xmlns:w15="http://schemas.microsoft.com/office/word/2012/wordml" xmlns:w16cex="http://schemas.microsoft.com/office/word/2018/wordml/cex" xmlns:w16cid="http://schemas.microsoft.com/office/word/2016/wordml/cid" xmlns:w16="http://schemas.microsoft.com/office/word/2018/wordml" xmlns:w16sdtdh="http://schemas.microsoft.com/office/word/2020/wordml/sdtdatahash" xmlns:w16se="http://schemas.microsoft.com/office/word/2015/wordml/symex" xmlns:wpg="http://schemas.microsoft.com/office/word/2010/wordprocessingGroup" xmlns:wpi="http://schemas.microsoft.com/office/word/2010/wordprocessingInk" xmlns:wne="http://schemas.microsoft.com/office/word/2006/wordml" xmlns:wps="http://schemas.microsoft.com/office/word/2010/wordprocessingShape" mc:Ignorable="w14 w15 w16se w16cid w16 w16cex w16sdtdh wp14">
   <w:footnote w:type="separator" w:id="-1">
     <w:p>
       <w:r>
@@ -14403,10 +13686,10 @@
 </file>
 
 <file path=word/header1.xml><?xml version="1.0" encoding="utf-8"?>
-<w:hdr xmlns:wpc="http://schemas.microsoft.com/office/word/2010/wordprocessingCanvas" xmlns:cx="http://schemas.microsoft.com/office/drawing/2014/chartex" xmlns:cx1="http://schemas.microsoft.com/office/drawing/2015/9/8/chartex" xmlns:mc="http://schemas.openxmlformats.org/markup-compatibility/2006" xmlns:o="urn:schemas-microsoft-com:office:office" xmlns:r="http://schemas.openxmlformats.org/officeDocument/2006/relationships" xmlns:m="http://schemas.openxmlformats.org/officeDocument/2006/math" xmlns:v="urn:schemas-microsoft-com:vml" xmlns:wp14="http://schemas.microsoft.com/office/word/2010/wordprocessingDrawing" xmlns:wp="http://schemas.openxmlformats.org/drawingml/2006/wordprocessingDrawing" xmlns:w10="urn:schemas-microsoft-com:office:word" xmlns:w="http://schemas.openxmlformats.org/wordprocessingml/2006/main" xmlns:w14="http://schemas.microsoft.com/office/word/2010/wordml" xmlns:w15="http://schemas.microsoft.com/office/word/2012/wordml" xmlns:w16se="http://schemas.microsoft.com/office/word/2015/wordml/symex" xmlns:wpg="http://schemas.microsoft.com/office/word/2010/wordprocessingGroup" xmlns:wpi="http://schemas.microsoft.com/office/word/2010/wordprocessingInk" xmlns:wne="http://schemas.microsoft.com/office/word/2006/wordml" xmlns:wps="http://schemas.microsoft.com/office/word/2010/wordprocessingShape" mc:Ignorable="w14 w15 w16se wp14">
+<w:hdr xmlns:wpc="http://schemas.microsoft.com/office/word/2010/wordprocessingCanvas" xmlns:cx="http://schemas.microsoft.com/office/drawing/2014/chartex" xmlns:cx1="http://schemas.microsoft.com/office/drawing/2015/9/8/chartex" xmlns:cx2="http://schemas.microsoft.com/office/drawing/2015/10/21/chartex" xmlns:cx3="http://schemas.microsoft.com/office/drawing/2016/5/9/chartex" xmlns:cx4="http://schemas.microsoft.com/office/drawing/2016/5/10/chartex" xmlns:cx5="http://schemas.microsoft.com/office/drawing/2016/5/11/chartex" xmlns:cx6="http://schemas.microsoft.com/office/drawing/2016/5/12/chartex" xmlns:cx7="http://schemas.microsoft.com/office/drawing/2016/5/13/chartex" xmlns:cx8="http://schemas.microsoft.com/office/drawing/2016/5/14/chartex" xmlns:mc="http://schemas.openxmlformats.org/markup-compatibility/2006" xmlns:aink="http://schemas.microsoft.com/office/drawing/2016/ink" xmlns:am3d="http://schemas.microsoft.com/office/drawing/2017/model3d" xmlns:o="urn:schemas-microsoft-com:office:office" xmlns:oel="http://schemas.microsoft.com/office/2019/extlst" xmlns:r="http://schemas.openxmlformats.org/officeDocument/2006/relationships" xmlns:m="http://schemas.openxmlformats.org/officeDocument/2006/math" xmlns:v="urn:schemas-microsoft-com:vml" xmlns:wp14="http://schemas.microsoft.com/office/word/2010/wordprocessingDrawing" xmlns:wp="http://schemas.openxmlformats.org/drawingml/2006/wordprocessingDrawing" xmlns:w10="urn:schemas-microsoft-com:office:word" xmlns:w="http://schemas.openxmlformats.org/wordprocessingml/2006/main" xmlns:w14="http://schemas.microsoft.com/office/word/2010/wordml" xmlns:w15="http://schemas.microsoft.com/office/word/2012/wordml" xmlns:w16cex="http://schemas.microsoft.com/office/word/2018/wordml/cex" xmlns:w16cid="http://schemas.microsoft.com/office/word/2016/wordml/cid" xmlns:w16="http://schemas.microsoft.com/office/word/2018/wordml" xmlns:w16sdtdh="http://schemas.microsoft.com/office/word/2020/wordml/sdtdatahash" xmlns:w16se="http://schemas.microsoft.com/office/word/2015/wordml/symex" xmlns:wpg="http://schemas.microsoft.com/office/word/2010/wordprocessingGroup" xmlns:wpi="http://schemas.microsoft.com/office/word/2010/wordprocessingInk" xmlns:wne="http://schemas.microsoft.com/office/word/2006/wordml" xmlns:wps="http://schemas.microsoft.com/office/word/2010/wordprocessingShape" mc:Ignorable="w14 w15 w16se w16cid w16 w16cex w16sdtdh wp14">
   <w:p>
     <w:pPr>
-      <w:pStyle w:val="a5"/>
+      <w:pStyle w:val="Header"/>
       <w:rPr>
         <w:b w:val="0"/>
         <w:bCs w:val="0"/>
@@ -14473,7 +13756,7 @@
 </file>
 
 <file path=word/numbering.xml><?xml version="1.0" encoding="utf-8"?>
-<w:numbering xmlns:wpc="http://schemas.microsoft.com/office/word/2010/wordprocessingCanvas" xmlns:cx="http://schemas.microsoft.com/office/drawing/2014/chartex" xmlns:cx1="http://schemas.microsoft.com/office/drawing/2015/9/8/chartex" xmlns:mc="http://schemas.openxmlformats.org/markup-compatibility/2006" xmlns:o="urn:schemas-microsoft-com:office:office" xmlns:r="http://schemas.openxmlformats.org/officeDocument/2006/relationships" xmlns:m="http://schemas.openxmlformats.org/officeDocument/2006/math" xmlns:v="urn:schemas-microsoft-com:vml" xmlns:wp14="http://schemas.microsoft.com/office/word/2010/wordprocessingDrawing" xmlns:wp="http://schemas.openxmlformats.org/drawingml/2006/wordprocessingDrawing" xmlns:w10="urn:schemas-microsoft-com:office:word" xmlns:w="http://schemas.openxmlformats.org/wordprocessingml/2006/main" xmlns:w14="http://schemas.microsoft.com/office/word/2010/wordml" xmlns:w15="http://schemas.microsoft.com/office/word/2012/wordml" xmlns:w16se="http://schemas.microsoft.com/office/word/2015/wordml/symex" xmlns:wpg="http://schemas.microsoft.com/office/word/2010/wordprocessingGroup" xmlns:wpi="http://schemas.microsoft.com/office/word/2010/wordprocessingInk" xmlns:wne="http://schemas.microsoft.com/office/word/2006/wordml" xmlns:wps="http://schemas.microsoft.com/office/word/2010/wordprocessingShape" mc:Ignorable="w14 w15 w16se wp14">
+<w:numbering xmlns:wpc="http://schemas.microsoft.com/office/word/2010/wordprocessingCanvas" xmlns:cx="http://schemas.microsoft.com/office/drawing/2014/chartex" xmlns:cx1="http://schemas.microsoft.com/office/drawing/2015/9/8/chartex" xmlns:cx2="http://schemas.microsoft.com/office/drawing/2015/10/21/chartex" xmlns:cx3="http://schemas.microsoft.com/office/drawing/2016/5/9/chartex" xmlns:cx4="http://schemas.microsoft.com/office/drawing/2016/5/10/chartex" xmlns:cx5="http://schemas.microsoft.com/office/drawing/2016/5/11/chartex" xmlns:cx6="http://schemas.microsoft.com/office/drawing/2016/5/12/chartex" xmlns:cx7="http://schemas.microsoft.com/office/drawing/2016/5/13/chartex" xmlns:cx8="http://schemas.microsoft.com/office/drawing/2016/5/14/chartex" xmlns:mc="http://schemas.openxmlformats.org/markup-compatibility/2006" xmlns:aink="http://schemas.microsoft.com/office/drawing/2016/ink" xmlns:am3d="http://schemas.microsoft.com/office/drawing/2017/model3d" xmlns:o="urn:schemas-microsoft-com:office:office" xmlns:oel="http://schemas.microsoft.com/office/2019/extlst" xmlns:r="http://schemas.openxmlformats.org/officeDocument/2006/relationships" xmlns:m="http://schemas.openxmlformats.org/officeDocument/2006/math" xmlns:v="urn:schemas-microsoft-com:vml" xmlns:wp14="http://schemas.microsoft.com/office/word/2010/wordprocessingDrawing" xmlns:wp="http://schemas.openxmlformats.org/drawingml/2006/wordprocessingDrawing" xmlns:w10="urn:schemas-microsoft-com:office:word" xmlns:w="http://schemas.openxmlformats.org/wordprocessingml/2006/main" xmlns:w14="http://schemas.microsoft.com/office/word/2010/wordml" xmlns:w15="http://schemas.microsoft.com/office/word/2012/wordml" xmlns:w16cex="http://schemas.microsoft.com/office/word/2018/wordml/cex" xmlns:w16cid="http://schemas.microsoft.com/office/word/2016/wordml/cid" xmlns:w16="http://schemas.microsoft.com/office/word/2018/wordml" xmlns:w16sdtdh="http://schemas.microsoft.com/office/word/2020/wordml/sdtdatahash" xmlns:w16se="http://schemas.microsoft.com/office/word/2015/wordml/symex" xmlns:wpg="http://schemas.microsoft.com/office/word/2010/wordprocessingGroup" xmlns:wpi="http://schemas.microsoft.com/office/word/2010/wordprocessingInk" xmlns:wne="http://schemas.microsoft.com/office/word/2006/wordml" xmlns:wps="http://schemas.microsoft.com/office/word/2010/wordprocessingShape" mc:Ignorable="w14 w15 w16se w16cid w16 w16cex w16sdtdh wp14">
   <w:abstractNum w:abstractNumId="0" w15:restartNumberingAfterBreak="0">
     <w:nsid w:val="7AA7255E"/>
     <w:multiLevelType w:val="hybridMultilevel"/>
@@ -14700,17 +13983,17 @@
       </w:pPr>
     </w:lvl>
   </w:abstractNum>
-  <w:num w:numId="1">
+  <w:num w:numId="1" w16cid:durableId="59718977">
     <w:abstractNumId w:val="0"/>
   </w:num>
-  <w:num w:numId="2">
+  <w:num w:numId="2" w16cid:durableId="1643197275">
     <w:abstractNumId w:val="1"/>
   </w:num>
 </w:numbering>
 </file>
 
 <file path=word/styles.xml><?xml version="1.0" encoding="utf-8"?>
-<w:styles xmlns:mc="http://schemas.openxmlformats.org/markup-compatibility/2006" xmlns:r="http://schemas.openxmlformats.org/officeDocument/2006/relationships" xmlns:w="http://schemas.openxmlformats.org/wordprocessingml/2006/main" xmlns:w14="http://schemas.microsoft.com/office/word/2010/wordml" xmlns:w15="http://schemas.microsoft.com/office/word/2012/wordml" xmlns:w16se="http://schemas.microsoft.com/office/word/2015/wordml/symex" mc:Ignorable="w14 w15 w16se">
+<w:styles xmlns:mc="http://schemas.openxmlformats.org/markup-compatibility/2006" xmlns:r="http://schemas.openxmlformats.org/officeDocument/2006/relationships" xmlns:w="http://schemas.openxmlformats.org/wordprocessingml/2006/main" xmlns:w14="http://schemas.microsoft.com/office/word/2010/wordml" xmlns:w15="http://schemas.microsoft.com/office/word/2012/wordml" xmlns:w16cex="http://schemas.microsoft.com/office/word/2018/wordml/cex" xmlns:w16cid="http://schemas.microsoft.com/office/word/2016/wordml/cid" xmlns:w16="http://schemas.microsoft.com/office/word/2018/wordml" xmlns:w16sdtdh="http://schemas.microsoft.com/office/word/2020/wordml/sdtdatahash" xmlns:w16se="http://schemas.microsoft.com/office/word/2015/wordml/symex" mc:Ignorable="w14 w15 w16se w16cid w16 w16cex w16sdtdh">
   <w:docDefaults>
     <w:rPrDefault>
       <w:rPr>
@@ -14726,7 +14009,7 @@
       </w:pPr>
     </w:pPrDefault>
   </w:docDefaults>
-  <w:latentStyles w:defLockedState="0" w:defUIPriority="99" w:defSemiHidden="0" w:defUnhideWhenUsed="0" w:defQFormat="0" w:count="371">
+  <w:latentStyles w:defLockedState="0" w:defUIPriority="99" w:defSemiHidden="0" w:defUnhideWhenUsed="0" w:defQFormat="0" w:count="376">
     <w:lsdException w:name="Normal" w:uiPriority="0" w:qFormat="1"/>
     <w:lsdException w:name="heading 1" w:uiPriority="9" w:qFormat="1"/>
     <w:lsdException w:name="heading 2" w:semiHidden="1" w:uiPriority="0" w:unhideWhenUsed="1" w:qFormat="1"/>
@@ -14832,7 +14115,6 @@
     <w:lsdException w:name="HTML Sample" w:semiHidden="1" w:unhideWhenUsed="1"/>
     <w:lsdException w:name="HTML Typewriter" w:semiHidden="1" w:unhideWhenUsed="1"/>
     <w:lsdException w:name="HTML Variable" w:semiHidden="1" w:unhideWhenUsed="1"/>
-    <w:lsdException w:name="Normal Table" w:semiHidden="1" w:unhideWhenUsed="1"/>
     <w:lsdException w:name="annotation subject" w:semiHidden="1" w:unhideWhenUsed="1"/>
     <w:lsdException w:name="No List" w:semiHidden="1" w:unhideWhenUsed="1"/>
     <w:lsdException w:name="Outline List 1" w:semiHidden="1" w:unhideWhenUsed="1"/>
@@ -14875,11 +14157,8 @@
     <w:lsdException w:name="Table Contemporary" w:semiHidden="1" w:unhideWhenUsed="1"/>
     <w:lsdException w:name="Table Elegant" w:semiHidden="1" w:unhideWhenUsed="1"/>
     <w:lsdException w:name="Table Professional" w:semiHidden="1" w:unhideWhenUsed="1"/>
-    <w:lsdException w:name="Table Subtle 1" w:semiHidden="1" w:unhideWhenUsed="1"/>
     <w:lsdException w:name="Table Subtle 2" w:semiHidden="1" w:unhideWhenUsed="1"/>
     <w:lsdException w:name="Table Web 1" w:semiHidden="1" w:unhideWhenUsed="1"/>
-    <w:lsdException w:name="Table Web 2" w:semiHidden="1" w:unhideWhenUsed="1"/>
-    <w:lsdException w:name="Table Web 3" w:semiHidden="1" w:unhideWhenUsed="1"/>
     <w:lsdException w:name="Balloon Text" w:semiHidden="1" w:uiPriority="0" w:unhideWhenUsed="1"/>
     <w:lsdException w:name="Table Grid" w:uiPriority="59"/>
     <w:lsdException w:name="Table Theme" w:semiHidden="1" w:unhideWhenUsed="1"/>
@@ -15098,8 +14377,13 @@
     <w:lsdException w:name="List Table 5 Dark Accent 6" w:uiPriority="50"/>
     <w:lsdException w:name="List Table 6 Colorful Accent 6" w:uiPriority="51"/>
     <w:lsdException w:name="List Table 7 Colorful Accent 6" w:uiPriority="52"/>
+    <w:lsdException w:name="Mention" w:semiHidden="1" w:unhideWhenUsed="1"/>
+    <w:lsdException w:name="Smart Hyperlink" w:semiHidden="1" w:unhideWhenUsed="1"/>
+    <w:lsdException w:name="Hashtag" w:semiHidden="1" w:unhideWhenUsed="1"/>
+    <w:lsdException w:name="Unresolved Mention" w:semiHidden="1" w:unhideWhenUsed="1"/>
+    <w:lsdException w:name="Smart Link" w:semiHidden="1" w:unhideWhenUsed="1"/>
   </w:latentStyles>
-  <w:style w:type="paragraph" w:default="1" w:styleId="a">
+  <w:style w:type="paragraph" w:default="1" w:styleId="Normal">
     <w:name w:val="Normal"/>
     <w:qFormat/>
     <w:rsid w:val="00A673F2"/>
@@ -15120,11 +14404,11 @@
       <w:lang w:eastAsia="ru-RU"/>
     </w:rPr>
   </w:style>
-  <w:style w:type="paragraph" w:styleId="2">
+  <w:style w:type="paragraph" w:styleId="Heading2">
     <w:name w:val="heading 2"/>
-    <w:basedOn w:val="a"/>
-    <w:next w:val="a"/>
-    <w:link w:val="20"/>
+    <w:basedOn w:val="Normal"/>
+    <w:next w:val="Normal"/>
+    <w:link w:val="Heading2Char"/>
     <w:qFormat/>
     <w:rsid w:val="00A673F2"/>
     <w:pPr>
@@ -15143,13 +14427,13 @@
       <w:lang w:val="uk-UA"/>
     </w:rPr>
   </w:style>
-  <w:style w:type="character" w:default="1" w:styleId="a0">
+  <w:style w:type="character" w:default="1" w:styleId="DefaultParagraphFont">
     <w:name w:val="Default Paragraph Font"/>
     <w:uiPriority w:val="1"/>
     <w:semiHidden/>
     <w:unhideWhenUsed/>
   </w:style>
-  <w:style w:type="table" w:default="1" w:styleId="a1">
+  <w:style w:type="table" w:default="1" w:styleId="TableNormal">
     <w:name w:val="Normal Table"/>
     <w:uiPriority w:val="99"/>
     <w:semiHidden/>
@@ -15164,16 +14448,16 @@
       </w:tblCellMar>
     </w:tblPr>
   </w:style>
-  <w:style w:type="numbering" w:default="1" w:styleId="a2">
+  <w:style w:type="numbering" w:default="1" w:styleId="NoList">
     <w:name w:val="No List"/>
     <w:uiPriority w:val="99"/>
     <w:semiHidden/>
     <w:unhideWhenUsed/>
   </w:style>
-  <w:style w:type="character" w:customStyle="1" w:styleId="20">
-    <w:name w:val="Заголовок 2 Знак"/>
-    <w:basedOn w:val="a0"/>
-    <w:link w:val="2"/>
+  <w:style w:type="character" w:customStyle="1" w:styleId="Heading2Char">
+    <w:name w:val="Heading 2 Char"/>
+    <w:basedOn w:val="DefaultParagraphFont"/>
+    <w:link w:val="Heading2"/>
     <w:rsid w:val="00A673F2"/>
     <w:rPr>
       <w:rFonts w:ascii="Times New Roman" w:eastAsia="MS Mincho" w:hAnsi="Times New Roman" w:cs="Times New Roman"/>
@@ -15184,11 +14468,11 @@
       <w:lang w:val="uk-UA" w:eastAsia="ru-RU"/>
     </w:rPr>
   </w:style>
-  <w:style w:type="paragraph" w:styleId="a3">
+  <w:style w:type="paragraph" w:styleId="BodyText">
     <w:name w:val="Body Text"/>
     <w:aliases w:val=" Знак,Знак"/>
-    <w:basedOn w:val="a"/>
-    <w:link w:val="a4"/>
+    <w:basedOn w:val="Normal"/>
+    <w:link w:val="BodyTextChar"/>
     <w:rsid w:val="00A673F2"/>
     <w:pPr>
       <w:ind w:right="-569"/>
@@ -15200,11 +14484,11 @@
       <w:lang w:val="uk-UA"/>
     </w:rPr>
   </w:style>
-  <w:style w:type="character" w:customStyle="1" w:styleId="a4">
-    <w:name w:val="Основной текст Знак"/>
-    <w:aliases w:val=" Знак Знак,Знак Знак1"/>
-    <w:basedOn w:val="a0"/>
-    <w:link w:val="a3"/>
+  <w:style w:type="character" w:customStyle="1" w:styleId="BodyTextChar">
+    <w:name w:val="Body Text Char"/>
+    <w:aliases w:val=" Знак Char,Знак Char"/>
+    <w:basedOn w:val="DefaultParagraphFont"/>
+    <w:link w:val="BodyText"/>
     <w:rsid w:val="00A673F2"/>
     <w:rPr>
       <w:rFonts w:ascii="Times New Roman" w:eastAsia="MS Mincho" w:hAnsi="Times New Roman" w:cs="Times New Roman"/>
@@ -15213,10 +14497,10 @@
       <w:lang w:val="uk-UA" w:eastAsia="ru-RU"/>
     </w:rPr>
   </w:style>
-  <w:style w:type="paragraph" w:styleId="21">
+  <w:style w:type="paragraph" w:styleId="BodyText2">
     <w:name w:val="Body Text 2"/>
-    <w:basedOn w:val="a"/>
-    <w:link w:val="22"/>
+    <w:basedOn w:val="Normal"/>
+    <w:link w:val="BodyText2Char"/>
     <w:rsid w:val="00A673F2"/>
     <w:pPr>
       <w:ind w:firstLine="567"/>
@@ -15231,10 +14515,10 @@
       <w:lang w:val="uk-UA"/>
     </w:rPr>
   </w:style>
-  <w:style w:type="character" w:customStyle="1" w:styleId="22">
-    <w:name w:val="Основной текст 2 Знак"/>
-    <w:basedOn w:val="a0"/>
-    <w:link w:val="21"/>
+  <w:style w:type="character" w:customStyle="1" w:styleId="BodyText2Char">
+    <w:name w:val="Body Text 2 Char"/>
+    <w:basedOn w:val="DefaultParagraphFont"/>
+    <w:link w:val="BodyText2"/>
     <w:rsid w:val="00A673F2"/>
     <w:rPr>
       <w:rFonts w:ascii="Times New Roman" w:eastAsia="MS Mincho" w:hAnsi="Times New Roman" w:cs="Times New Roman"/>
@@ -15244,10 +14528,10 @@
       <w:lang w:val="uk-UA" w:eastAsia="ru-RU"/>
     </w:rPr>
   </w:style>
-  <w:style w:type="paragraph" w:styleId="a5">
+  <w:style w:type="paragraph" w:styleId="Header">
     <w:name w:val="header"/>
-    <w:basedOn w:val="a"/>
-    <w:link w:val="a6"/>
+    <w:basedOn w:val="Normal"/>
+    <w:link w:val="HeaderChar"/>
     <w:rsid w:val="00A673F2"/>
     <w:pPr>
       <w:tabs>
@@ -15256,10 +14540,10 @@
       </w:tabs>
     </w:pPr>
   </w:style>
-  <w:style w:type="character" w:customStyle="1" w:styleId="a6">
-    <w:name w:val="Верхний колонтитул Знак"/>
-    <w:basedOn w:val="a0"/>
-    <w:link w:val="a5"/>
+  <w:style w:type="character" w:customStyle="1" w:styleId="HeaderChar">
+    <w:name w:val="Header Char"/>
+    <w:basedOn w:val="DefaultParagraphFont"/>
+    <w:link w:val="Header"/>
     <w:rsid w:val="00A673F2"/>
     <w:rPr>
       <w:rFonts w:ascii="Times New Roman" w:eastAsia="MS Mincho" w:hAnsi="Times New Roman" w:cs="Times New Roman"/>
@@ -15270,10 +14554,10 @@
       <w:lang w:eastAsia="ru-RU"/>
     </w:rPr>
   </w:style>
-  <w:style w:type="paragraph" w:styleId="a7">
+  <w:style w:type="paragraph" w:styleId="Footer">
     <w:name w:val="footer"/>
-    <w:basedOn w:val="a"/>
-    <w:link w:val="a8"/>
+    <w:basedOn w:val="Normal"/>
+    <w:link w:val="FooterChar"/>
     <w:rsid w:val="00A673F2"/>
     <w:pPr>
       <w:tabs>
@@ -15282,10 +14566,10 @@
       </w:tabs>
     </w:pPr>
   </w:style>
-  <w:style w:type="character" w:customStyle="1" w:styleId="a8">
-    <w:name w:val="Нижний колонтитул Знак"/>
-    <w:basedOn w:val="a0"/>
-    <w:link w:val="a7"/>
+  <w:style w:type="character" w:customStyle="1" w:styleId="FooterChar">
+    <w:name w:val="Footer Char"/>
+    <w:basedOn w:val="DefaultParagraphFont"/>
+    <w:link w:val="Footer"/>
     <w:rsid w:val="00A673F2"/>
     <w:rPr>
       <w:rFonts w:ascii="Times New Roman" w:eastAsia="MS Mincho" w:hAnsi="Times New Roman" w:cs="Times New Roman"/>
@@ -15296,10 +14580,10 @@
       <w:lang w:eastAsia="ru-RU"/>
     </w:rPr>
   </w:style>
-  <w:style w:type="paragraph" w:styleId="a9">
+  <w:style w:type="paragraph" w:styleId="Title">
     <w:name w:val="Title"/>
-    <w:basedOn w:val="a"/>
-    <w:link w:val="aa"/>
+    <w:basedOn w:val="Normal"/>
+    <w:link w:val="TitleChar"/>
     <w:qFormat/>
     <w:rsid w:val="00A673F2"/>
     <w:pPr>
@@ -15314,10 +14598,10 @@
       <w:lang w:val="uk-UA"/>
     </w:rPr>
   </w:style>
-  <w:style w:type="character" w:customStyle="1" w:styleId="aa">
-    <w:name w:val="Заголовок Знак"/>
-    <w:basedOn w:val="a0"/>
-    <w:link w:val="a9"/>
+  <w:style w:type="character" w:customStyle="1" w:styleId="TitleChar">
+    <w:name w:val="Title Char"/>
+    <w:basedOn w:val="DefaultParagraphFont"/>
+    <w:link w:val="Title"/>
     <w:rsid w:val="00A673F2"/>
     <w:rPr>
       <w:rFonts w:ascii="Times New Roman" w:eastAsia="MS Mincho" w:hAnsi="Times New Roman" w:cs="Times New Roman"/>
@@ -15328,20 +14612,20 @@
       <w:lang w:val="uk-UA" w:eastAsia="ru-RU"/>
     </w:rPr>
   </w:style>
-  <w:style w:type="paragraph" w:styleId="23">
+  <w:style w:type="paragraph" w:styleId="BodyTextIndent2">
     <w:name w:val="Body Text Indent 2"/>
-    <w:basedOn w:val="a"/>
-    <w:link w:val="24"/>
+    <w:basedOn w:val="Normal"/>
+    <w:link w:val="BodyTextIndent2Char"/>
     <w:rsid w:val="00A673F2"/>
     <w:pPr>
       <w:spacing w:after="120" w:line="480" w:lineRule="auto"/>
       <w:ind w:left="283"/>
     </w:pPr>
   </w:style>
-  <w:style w:type="character" w:customStyle="1" w:styleId="24">
-    <w:name w:val="Основной текст с отступом 2 Знак"/>
-    <w:basedOn w:val="a0"/>
-    <w:link w:val="23"/>
+  <w:style w:type="character" w:customStyle="1" w:styleId="BodyTextIndent2Char">
+    <w:name w:val="Body Text Indent 2 Char"/>
+    <w:basedOn w:val="DefaultParagraphFont"/>
+    <w:link w:val="BodyTextIndent2"/>
     <w:rsid w:val="00A673F2"/>
     <w:rPr>
       <w:rFonts w:ascii="Times New Roman" w:eastAsia="MS Mincho" w:hAnsi="Times New Roman" w:cs="Times New Roman"/>
@@ -15352,19 +14636,19 @@
       <w:lang w:eastAsia="ru-RU"/>
     </w:rPr>
   </w:style>
-  <w:style w:type="character" w:styleId="ab">
+  <w:style w:type="character" w:styleId="Hyperlink">
     <w:name w:val="Hyperlink"/>
-    <w:basedOn w:val="a0"/>
+    <w:basedOn w:val="DefaultParagraphFont"/>
     <w:rsid w:val="00A673F2"/>
     <w:rPr>
       <w:color w:val="0000FF"/>
       <w:u w:val="single"/>
     </w:rPr>
   </w:style>
-  <w:style w:type="paragraph" w:styleId="ac">
+  <w:style w:type="paragraph" w:styleId="BalloonText">
     <w:name w:val="Balloon Text"/>
-    <w:basedOn w:val="a"/>
-    <w:link w:val="ad"/>
+    <w:basedOn w:val="Normal"/>
+    <w:link w:val="BalloonTextChar"/>
     <w:semiHidden/>
     <w:rsid w:val="00A673F2"/>
     <w:rPr>
@@ -15373,10 +14657,10 @@
       <w:szCs w:val="16"/>
     </w:rPr>
   </w:style>
-  <w:style w:type="character" w:customStyle="1" w:styleId="ad">
-    <w:name w:val="Текст выноски Знак"/>
-    <w:basedOn w:val="a0"/>
-    <w:link w:val="ac"/>
+  <w:style w:type="character" w:customStyle="1" w:styleId="BalloonTextChar">
+    <w:name w:val="Balloon Text Char"/>
+    <w:basedOn w:val="DefaultParagraphFont"/>
+    <w:link w:val="BalloonText"/>
     <w:semiHidden/>
     <w:rsid w:val="00A673F2"/>
     <w:rPr>
@@ -15388,14 +14672,14 @@
       <w:lang w:eastAsia="ru-RU"/>
     </w:rPr>
   </w:style>
-  <w:style w:type="character" w:styleId="ae">
+  <w:style w:type="character" w:styleId="PageNumber">
     <w:name w:val="page number"/>
-    <w:basedOn w:val="a0"/>
+    <w:basedOn w:val="DefaultParagraphFont"/>
     <w:rsid w:val="00A673F2"/>
   </w:style>
   <w:style w:type="paragraph" w:customStyle="1" w:styleId="CharChar1">
     <w:name w:val="Char Знак Знак Char Знак Знак Знак Знак Знак Знак Знак Знак Знак Знак Знак Знак Знак Знак Знак1 Знак Знак Знак Знак Знак Знак Знак Знак Знак Знак Знак Знак Знак"/>
-    <w:basedOn w:val="a"/>
+    <w:basedOn w:val="Normal"/>
     <w:rsid w:val="00A673F2"/>
     <w:pPr>
       <w:overflowPunct/>
@@ -15415,7 +14699,7 @@
   </w:style>
   <w:style w:type="paragraph" w:customStyle="1" w:styleId="CharChar">
     <w:name w:val="Char Char"/>
-    <w:basedOn w:val="a"/>
+    <w:basedOn w:val="Normal"/>
     <w:rsid w:val="00A673F2"/>
     <w:pPr>
       <w:overflowPunct/>
@@ -15434,9 +14718,9 @@
       <w:lang w:val="en-US" w:eastAsia="en-US"/>
     </w:rPr>
   </w:style>
-  <w:style w:type="table" w:styleId="af">
+  <w:style w:type="table" w:styleId="TableGrid">
     <w:name w:val="Table Grid"/>
-    <w:basedOn w:val="a1"/>
+    <w:basedOn w:val="TableNormal"/>
     <w:uiPriority w:val="59"/>
     <w:rsid w:val="00A673F2"/>
     <w:pPr>
@@ -15461,9 +14745,9 @@
       </w:tblBorders>
     </w:tblPr>
   </w:style>
-  <w:style w:type="character" w:customStyle="1" w:styleId="af0">
+  <w:style w:type="character" w:customStyle="1" w:styleId="a">
     <w:name w:val="Знак Знак"/>
-    <w:basedOn w:val="a0"/>
+    <w:basedOn w:val="DefaultParagraphFont"/>
     <w:rsid w:val="00A673F2"/>
     <w:rPr>
       <w:rFonts w:eastAsia="MS Mincho"/>
@@ -15472,9 +14756,9 @@
       <w:lang w:val="uk-UA" w:eastAsia="ru-RU" w:bidi="ar-SA"/>
     </w:rPr>
   </w:style>
-  <w:style w:type="paragraph" w:customStyle="1" w:styleId="210">
+  <w:style w:type="paragraph" w:customStyle="1" w:styleId="21">
     <w:name w:val="Основной текст 21"/>
-    <w:basedOn w:val="a"/>
+    <w:basedOn w:val="Normal"/>
     <w:rsid w:val="00A673F2"/>
     <w:pPr>
       <w:suppressAutoHyphens/>
@@ -15495,17 +14779,17 @@
   </w:style>
   <w:style w:type="character" w:customStyle="1" w:styleId="rvts9">
     <w:name w:val="rvts9"/>
-    <w:basedOn w:val="a0"/>
+    <w:basedOn w:val="DefaultParagraphFont"/>
     <w:rsid w:val="00A673F2"/>
   </w:style>
   <w:style w:type="character" w:customStyle="1" w:styleId="rvts23">
     <w:name w:val="rvts23"/>
-    <w:basedOn w:val="a0"/>
+    <w:basedOn w:val="DefaultParagraphFont"/>
     <w:rsid w:val="00A673F2"/>
   </w:style>
   <w:style w:type="character" w:customStyle="1" w:styleId="1">
     <w:name w:val="Основной текст Знак1"/>
-    <w:basedOn w:val="a0"/>
+    <w:basedOn w:val="DefaultParagraphFont"/>
     <w:rsid w:val="00A673F2"/>
     <w:rPr>
       <w:rFonts w:eastAsia="MS Mincho"/>
@@ -15514,10 +14798,10 @@
       <w:lang w:val="uk-UA" w:eastAsia="ru-RU" w:bidi="ar-SA"/>
     </w:rPr>
   </w:style>
-  <w:style w:type="paragraph" w:styleId="HTML">
+  <w:style w:type="paragraph" w:styleId="HTMLPreformatted">
     <w:name w:val="HTML Preformatted"/>
-    <w:basedOn w:val="a"/>
-    <w:link w:val="HTML0"/>
+    <w:basedOn w:val="Normal"/>
+    <w:link w:val="HTMLPreformattedChar"/>
     <w:uiPriority w:val="99"/>
     <w:unhideWhenUsed/>
     <w:rsid w:val="00A673F2"/>
@@ -15555,10 +14839,10 @@
       <w:lang w:val="uk-UA" w:eastAsia="uk-UA"/>
     </w:rPr>
   </w:style>
-  <w:style w:type="character" w:customStyle="1" w:styleId="HTML0">
-    <w:name w:val="Стандартный HTML Знак"/>
-    <w:basedOn w:val="a0"/>
-    <w:link w:val="HTML"/>
+  <w:style w:type="character" w:customStyle="1" w:styleId="HTMLPreformattedChar">
+    <w:name w:val="HTML Preformatted Char"/>
+    <w:basedOn w:val="DefaultParagraphFont"/>
+    <w:link w:val="HTMLPreformatted"/>
     <w:uiPriority w:val="99"/>
     <w:rsid w:val="00A673F2"/>
     <w:rPr>
@@ -15568,9 +14852,9 @@
       <w:lang w:val="uk-UA" w:eastAsia="uk-UA"/>
     </w:rPr>
   </w:style>
-  <w:style w:type="paragraph" w:styleId="af1">
+  <w:style w:type="paragraph" w:styleId="ListParagraph">
     <w:name w:val="List Paragraph"/>
-    <w:basedOn w:val="a"/>
+    <w:basedOn w:val="Normal"/>
     <w:uiPriority w:val="34"/>
     <w:qFormat/>
     <w:rsid w:val="00A673F2"/>
@@ -15579,9 +14863,9 @@
       <w:contextualSpacing/>
     </w:pPr>
   </w:style>
-  <w:style w:type="paragraph" w:styleId="af2">
+  <w:style w:type="paragraph" w:styleId="NormalWeb">
     <w:name w:val="Normal (Web)"/>
-    <w:basedOn w:val="a"/>
+    <w:basedOn w:val="Normal"/>
     <w:uiPriority w:val="99"/>
     <w:semiHidden/>
     <w:unhideWhenUsed/>
@@ -15602,9 +14886,9 @@
       <w:szCs w:val="24"/>
     </w:rPr>
   </w:style>
-  <w:style w:type="character" w:styleId="af3">
+  <w:style w:type="character" w:styleId="PlaceholderText">
     <w:name w:val="Placeholder Text"/>
-    <w:basedOn w:val="a0"/>
+    <w:basedOn w:val="DefaultParagraphFont"/>
     <w:uiPriority w:val="99"/>
     <w:semiHidden/>
     <w:rsid w:val="00085E1B"/>
@@ -15614,14 +14898,14 @@
   </w:style>
   <w:style w:type="character" w:customStyle="1" w:styleId="rvts0">
     <w:name w:val="rvts0"/>
-    <w:basedOn w:val="a0"/>
+    <w:basedOn w:val="DefaultParagraphFont"/>
     <w:rsid w:val="008C2C59"/>
   </w:style>
 </w:styles>
 </file>
 
 <file path=word/glossary/document.xml><?xml version="1.0" encoding="utf-8"?>
-<w:glossaryDocument xmlns:wpc="http://schemas.microsoft.com/office/word/2010/wordprocessingCanvas" xmlns:cx="http://schemas.microsoft.com/office/drawing/2014/chartex" xmlns:cx1="http://schemas.microsoft.com/office/drawing/2015/9/8/chartex" xmlns:mc="http://schemas.openxmlformats.org/markup-compatibility/2006" xmlns:o="urn:schemas-microsoft-com:office:office" xmlns:r="http://schemas.openxmlformats.org/officeDocument/2006/relationships" xmlns:m="http://schemas.openxmlformats.org/officeDocument/2006/math" xmlns:v="urn:schemas-microsoft-com:vml" xmlns:wp14="http://schemas.microsoft.com/office/word/2010/wordprocessingDrawing" xmlns:wp="http://schemas.openxmlformats.org/drawingml/2006/wordprocessingDrawing" xmlns:w10="urn:schemas-microsoft-com:office:word" xmlns:w="http://schemas.openxmlformats.org/wordprocessingml/2006/main" xmlns:w14="http://schemas.microsoft.com/office/word/2010/wordml" xmlns:w15="http://schemas.microsoft.com/office/word/2012/wordml" xmlns:w16se="http://schemas.microsoft.com/office/word/2015/wordml/symex" xmlns:wpg="http://schemas.microsoft.com/office/word/2010/wordprocessingGroup" xmlns:wpi="http://schemas.microsoft.com/office/word/2010/wordprocessingInk" xmlns:wne="http://schemas.microsoft.com/office/word/2006/wordml" xmlns:wps="http://schemas.microsoft.com/office/word/2010/wordprocessingShape" mc:Ignorable="w14 w15 w16se wp14">
+<w:glossaryDocument xmlns:wpc="http://schemas.microsoft.com/office/word/2010/wordprocessingCanvas" xmlns:cx="http://schemas.microsoft.com/office/drawing/2014/chartex" xmlns:cx1="http://schemas.microsoft.com/office/drawing/2015/9/8/chartex" xmlns:cx2="http://schemas.microsoft.com/office/drawing/2015/10/21/chartex" xmlns:cx3="http://schemas.microsoft.com/office/drawing/2016/5/9/chartex" xmlns:cx4="http://schemas.microsoft.com/office/drawing/2016/5/10/chartex" xmlns:cx5="http://schemas.microsoft.com/office/drawing/2016/5/11/chartex" xmlns:cx6="http://schemas.microsoft.com/office/drawing/2016/5/12/chartex" xmlns:cx7="http://schemas.microsoft.com/office/drawing/2016/5/13/chartex" xmlns:cx8="http://schemas.microsoft.com/office/drawing/2016/5/14/chartex" xmlns:mc="http://schemas.openxmlformats.org/markup-compatibility/2006" xmlns:aink="http://schemas.microsoft.com/office/drawing/2016/ink" xmlns:am3d="http://schemas.microsoft.com/office/drawing/2017/model3d" xmlns:o="urn:schemas-microsoft-com:office:office" xmlns:oel="http://schemas.microsoft.com/office/2019/extlst" xmlns:r="http://schemas.openxmlformats.org/officeDocument/2006/relationships" xmlns:m="http://schemas.openxmlformats.org/officeDocument/2006/math" xmlns:v="urn:schemas-microsoft-com:vml" xmlns:wp14="http://schemas.microsoft.com/office/word/2010/wordprocessingDrawing" xmlns:wp="http://schemas.openxmlformats.org/drawingml/2006/wordprocessingDrawing" xmlns:w10="urn:schemas-microsoft-com:office:word" xmlns:w="http://schemas.openxmlformats.org/wordprocessingml/2006/main" xmlns:w14="http://schemas.microsoft.com/office/word/2010/wordml" xmlns:w15="http://schemas.microsoft.com/office/word/2012/wordml" xmlns:w16cex="http://schemas.microsoft.com/office/word/2018/wordml/cex" xmlns:w16cid="http://schemas.microsoft.com/office/word/2016/wordml/cid" xmlns:w16="http://schemas.microsoft.com/office/word/2018/wordml" xmlns:w16sdtdh="http://schemas.microsoft.com/office/word/2020/wordml/sdtdatahash" xmlns:w16se="http://schemas.microsoft.com/office/word/2015/wordml/symex" xmlns:wpg="http://schemas.microsoft.com/office/word/2010/wordprocessingGroup" xmlns:wpi="http://schemas.microsoft.com/office/word/2010/wordprocessingInk" xmlns:wne="http://schemas.microsoft.com/office/word/2006/wordml" xmlns:wps="http://schemas.microsoft.com/office/word/2010/wordprocessingShape" mc:Ignorable="w14 w15 w16se w16cid w16 w16cex w16sdtdh wp14">
   <w:docParts>
     <w:docPart>
       <w:docPartPr>
@@ -15645,7 +14929,7 @@
           </w:pPr>
           <w:r>
             <w:rPr>
-              <w:rStyle w:val="a3"/>
+              <w:rStyle w:val="PlaceholderText"/>
             </w:rPr>
             <w:t>Место для ввода текста.</w:t>
           </w:r>
@@ -15674,7 +14958,7 @@
           </w:pPr>
           <w:r>
             <w:rPr>
-              <w:rStyle w:val="a3"/>
+              <w:rStyle w:val="PlaceholderText"/>
               <w:lang w:val="uk-UA"/>
             </w:rPr>
             <w:t>Место для ввода текста.</w:t>
@@ -15704,7 +14988,7 @@
           </w:pPr>
           <w:r>
             <w:rPr>
-              <w:rStyle w:val="a3"/>
+              <w:rStyle w:val="PlaceholderText"/>
               <w:lang w:val="uk-UA"/>
             </w:rPr>
             <w:t>Место для ввода текста.</w:t>
@@ -15734,7 +15018,7 @@
           </w:pPr>
           <w:r>
             <w:rPr>
-              <w:rStyle w:val="a3"/>
+              <w:rStyle w:val="PlaceholderText"/>
               <w:lang w:val="uk-UA"/>
             </w:rPr>
             <w:t>Место для ввода текста.</w:t>
@@ -15764,7 +15048,7 @@
           </w:pPr>
           <w:r>
             <w:rPr>
-              <w:rStyle w:val="a3"/>
+              <w:rStyle w:val="PlaceholderText"/>
               <w:rFonts w:eastAsia="Calibri"/>
               <w:b/>
               <w:lang w:val="uk-UA"/>
@@ -15796,7 +15080,7 @@
           </w:pPr>
           <w:r>
             <w:rPr>
-              <w:rStyle w:val="a3"/>
+              <w:rStyle w:val="PlaceholderText"/>
               <w:rFonts w:eastAsia="Calibri"/>
               <w:b/>
               <w:lang w:val="uk-UA"/>
@@ -15828,7 +15112,7 @@
           </w:pPr>
           <w:r>
             <w:rPr>
-              <w:rStyle w:val="a3"/>
+              <w:rStyle w:val="PlaceholderText"/>
               <w:lang w:val="uk-UA"/>
             </w:rPr>
             <w:t>Место для ввода текста.</w:t>
@@ -15858,7 +15142,7 @@
           </w:pPr>
           <w:r>
             <w:rPr>
-              <w:rStyle w:val="a3"/>
+              <w:rStyle w:val="PlaceholderText"/>
               <w:lang w:val="uk-UA"/>
             </w:rPr>
             <w:t>Место для ввода текста.</w:t>
@@ -15888,7 +15172,7 @@
           </w:pPr>
           <w:r>
             <w:rPr>
-              <w:rStyle w:val="a3"/>
+              <w:rStyle w:val="PlaceholderText"/>
               <w:lang w:val="uk-UA"/>
             </w:rPr>
             <w:t>Место для ввода текста.</w:t>
@@ -15918,7 +15202,7 @@
           </w:pPr>
           <w:r>
             <w:rPr>
-              <w:rStyle w:val="a3"/>
+              <w:rStyle w:val="PlaceholderText"/>
               <w:lang w:val="uk-UA"/>
             </w:rPr>
             <w:t>Место для ввода текста.</w:t>
@@ -15948,7 +15232,7 @@
           </w:pPr>
           <w:r>
             <w:rPr>
-              <w:rStyle w:val="a3"/>
+              <w:rStyle w:val="PlaceholderText"/>
               <w:lang w:val="uk-UA"/>
             </w:rPr>
             <w:t>Место для ввода текста.</w:t>
@@ -15978,7 +15262,7 @@
           </w:pPr>
           <w:r>
             <w:rPr>
-              <w:rStyle w:val="a3"/>
+              <w:rStyle w:val="PlaceholderText"/>
               <w:lang w:val="uk-UA"/>
             </w:rPr>
             <w:t>Место для ввода текста.</w:t>
@@ -16008,7 +15292,7 @@
           </w:pPr>
           <w:r>
             <w:rPr>
-              <w:rStyle w:val="a3"/>
+              <w:rStyle w:val="PlaceholderText"/>
             </w:rPr>
             <w:t>Место для ввода текста.</w:t>
           </w:r>
@@ -16037,7 +15321,7 @@
           </w:pPr>
           <w:r>
             <w:rPr>
-              <w:rStyle w:val="a3"/>
+              <w:rStyle w:val="PlaceholderText"/>
             </w:rPr>
             <w:t>Место для ввода текста.</w:t>
           </w:r>
@@ -16066,7 +15350,7 @@
           </w:pPr>
           <w:r>
             <w:rPr>
-              <w:rStyle w:val="a3"/>
+              <w:rStyle w:val="PlaceholderText"/>
             </w:rPr>
             <w:t>Место для ввода текста.</w:t>
           </w:r>
@@ -16095,7 +15379,7 @@
           </w:pPr>
           <w:r>
             <w:rPr>
-              <w:rStyle w:val="a3"/>
+              <w:rStyle w:val="PlaceholderText"/>
             </w:rPr>
             <w:t>Место для ввода текста.</w:t>
           </w:r>
@@ -16124,7 +15408,7 @@
           </w:pPr>
           <w:r>
             <w:rPr>
-              <w:rStyle w:val="a3"/>
+              <w:rStyle w:val="PlaceholderText"/>
             </w:rPr>
             <w:t>Место для ввода текста.</w:t>
           </w:r>
@@ -16153,7 +15437,7 @@
           </w:pPr>
           <w:r>
             <w:rPr>
-              <w:rStyle w:val="a3"/>
+              <w:rStyle w:val="PlaceholderText"/>
             </w:rPr>
             <w:t>Место для ввода текста.</w:t>
           </w:r>
@@ -16182,7 +15466,7 @@
           </w:pPr>
           <w:r>
             <w:rPr>
-              <w:rStyle w:val="a3"/>
+              <w:rStyle w:val="PlaceholderText"/>
             </w:rPr>
             <w:t>Место для ввода текста.</w:t>
           </w:r>
@@ -16211,7 +15495,7 @@
           </w:pPr>
           <w:r>
             <w:rPr>
-              <w:rStyle w:val="a3"/>
+              <w:rStyle w:val="PlaceholderText"/>
             </w:rPr>
             <w:t>Место для ввода текста.</w:t>
           </w:r>
@@ -16240,7 +15524,7 @@
           </w:pPr>
           <w:r>
             <w:rPr>
-              <w:rStyle w:val="a3"/>
+              <w:rStyle w:val="PlaceholderText"/>
             </w:rPr>
             <w:t>Место для ввода текста.</w:t>
           </w:r>
@@ -16269,7 +15553,7 @@
           </w:pPr>
           <w:r>
             <w:rPr>
-              <w:rStyle w:val="a3"/>
+              <w:rStyle w:val="PlaceholderText"/>
             </w:rPr>
             <w:t>Место для ввода текста.</w:t>
           </w:r>
@@ -16298,7 +15582,7 @@
           </w:pPr>
           <w:r>
             <w:rPr>
-              <w:rStyle w:val="a3"/>
+              <w:rStyle w:val="PlaceholderText"/>
             </w:rPr>
             <w:t>Место для ввода текста.</w:t>
           </w:r>
@@ -16327,7 +15611,7 @@
           </w:pPr>
           <w:r>
             <w:rPr>
-              <w:rStyle w:val="a3"/>
+              <w:rStyle w:val="PlaceholderText"/>
             </w:rPr>
             <w:t>Место для ввода текста.</w:t>
           </w:r>
@@ -16356,7 +15640,7 @@
           </w:pPr>
           <w:r>
             <w:rPr>
-              <w:rStyle w:val="a3"/>
+              <w:rStyle w:val="PlaceholderText"/>
             </w:rPr>
             <w:t>Место для ввода текста.</w:t>
           </w:r>
@@ -16385,7 +15669,7 @@
           </w:pPr>
           <w:r>
             <w:rPr>
-              <w:rStyle w:val="a3"/>
+              <w:rStyle w:val="PlaceholderText"/>
             </w:rPr>
             <w:t>Место для ввода текста.</w:t>
           </w:r>
@@ -16414,7 +15698,7 @@
           </w:pPr>
           <w:r>
             <w:rPr>
-              <w:rStyle w:val="a3"/>
+              <w:rStyle w:val="PlaceholderText"/>
               <w:lang w:val="uk-UA"/>
             </w:rPr>
             <w:t>Место для ввода текста.</w:t>
@@ -16444,7 +15728,7 @@
           </w:pPr>
           <w:r>
             <w:rPr>
-              <w:rStyle w:val="a3"/>
+              <w:rStyle w:val="PlaceholderText"/>
               <w:lang w:val="uk-UA"/>
             </w:rPr>
             <w:t>Место для ввода текста.</w:t>
@@ -16474,7 +15758,7 @@
           </w:pPr>
           <w:r>
             <w:rPr>
-              <w:rStyle w:val="a3"/>
+              <w:rStyle w:val="PlaceholderText"/>
             </w:rPr>
             <w:t>Выберите стандартный блок.</w:t>
           </w:r>
@@ -16483,9 +15767,9 @@
     </w:docPart>
     <w:docPart>
       <w:docPartPr>
-        <w:name w:val="9696F5AD5DD04FBD8C8C8D712FECB9AF"/>
+        <w:name w:val="CC31F9A3C99645F1B8DE37D574F02095"/>
         <w:category>
-          <w:name w:val="Общие"/>
+          <w:name w:val="General"/>
           <w:gallery w:val="placeholder"/>
         </w:category>
         <w:types>
@@ -16494,16 +15778,162 @@
         <w:behaviors>
           <w:behavior w:val="content"/>
         </w:behaviors>
-        <w:guid w:val="{AE07B9BC-A7AE-4EF9-84AF-E1A0E919BC6B}"/>
+        <w:guid w:val="{928E780C-2E17-48B8-A403-637CB8B14E95}"/>
       </w:docPartPr>
       <w:docPartBody>
         <w:p>
           <w:pPr>
-            <w:pStyle w:val="9696F5AD5DD04FBD8C8C8D712FECB9AF"/>
+            <w:pStyle w:val="CC31F9A3C99645F1B8DE37D574F02095"/>
           </w:pPr>
           <w:r>
             <w:rPr>
-              <w:rStyle w:val="a3"/>
+              <w:rStyle w:val="PlaceholderText"/>
+            </w:rPr>
+            <w:t>Место для ввода текста.</w:t>
+          </w:r>
+        </w:p>
+      </w:docPartBody>
+    </w:docPart>
+    <w:docPart>
+      <w:docPartPr>
+        <w:name w:val="7CA5E306C6084743BFA47D1653A579A6"/>
+        <w:category>
+          <w:name w:val="General"/>
+          <w:gallery w:val="placeholder"/>
+        </w:category>
+        <w:types>
+          <w:type w:val="bbPlcHdr"/>
+        </w:types>
+        <w:behaviors>
+          <w:behavior w:val="content"/>
+        </w:behaviors>
+        <w:guid w:val="{52860D4E-D624-40B5-B1AD-D53F9A61B081}"/>
+      </w:docPartPr>
+      <w:docPartBody>
+        <w:p>
+          <w:pPr>
+            <w:pStyle w:val="7CA5E306C6084743BFA47D1653A579A6"/>
+          </w:pPr>
+          <w:r>
+            <w:rPr>
+              <w:rStyle w:val="PlaceholderText"/>
+            </w:rPr>
+            <w:t>Место для ввода текста.</w:t>
+          </w:r>
+        </w:p>
+      </w:docPartBody>
+    </w:docPart>
+    <w:docPart>
+      <w:docPartPr>
+        <w:name w:val="176DF28603914E76A34CE26EF602B501"/>
+        <w:category>
+          <w:name w:val="General"/>
+          <w:gallery w:val="placeholder"/>
+        </w:category>
+        <w:types>
+          <w:type w:val="bbPlcHdr"/>
+        </w:types>
+        <w:behaviors>
+          <w:behavior w:val="content"/>
+        </w:behaviors>
+        <w:guid w:val="{EC327810-8850-40A1-930C-B8F8F8DEA632}"/>
+      </w:docPartPr>
+      <w:docPartBody>
+        <w:p>
+          <w:pPr>
+            <w:pStyle w:val="176DF28603914E76A34CE26EF602B501"/>
+          </w:pPr>
+          <w:r>
+            <w:rPr>
+              <w:rStyle w:val="PlaceholderText"/>
+            </w:rPr>
+            <w:t>Место для ввода текста.</w:t>
+          </w:r>
+        </w:p>
+      </w:docPartBody>
+    </w:docPart>
+    <w:docPart>
+      <w:docPartPr>
+        <w:name w:val="4BC31385431F45278B46B600DE47FE6A"/>
+        <w:category>
+          <w:name w:val="General"/>
+          <w:gallery w:val="placeholder"/>
+        </w:category>
+        <w:types>
+          <w:type w:val="bbPlcHdr"/>
+        </w:types>
+        <w:behaviors>
+          <w:behavior w:val="content"/>
+        </w:behaviors>
+        <w:guid w:val="{436A2D6E-A09E-4A18-A2A9-BF7EDFA8C7FA}"/>
+      </w:docPartPr>
+      <w:docPartBody>
+        <w:p>
+          <w:pPr>
+            <w:pStyle w:val="4BC31385431F45278B46B600DE47FE6A"/>
+          </w:pPr>
+          <w:r>
+            <w:rPr>
+              <w:rStyle w:val="PlaceholderText"/>
+              <w:lang w:val="uk-UA"/>
+            </w:rPr>
+            <w:t>Место для ввода текста.</w:t>
+          </w:r>
+        </w:p>
+      </w:docPartBody>
+    </w:docPart>
+    <w:docPart>
+      <w:docPartPr>
+        <w:name w:val="707886817A324D2A8E0C401F6F9894F1"/>
+        <w:category>
+          <w:name w:val="General"/>
+          <w:gallery w:val="placeholder"/>
+        </w:category>
+        <w:types>
+          <w:type w:val="bbPlcHdr"/>
+        </w:types>
+        <w:behaviors>
+          <w:behavior w:val="content"/>
+        </w:behaviors>
+        <w:guid w:val="{A2DB8729-4856-4C4A-B000-C2932940B7AC}"/>
+      </w:docPartPr>
+      <w:docPartBody>
+        <w:p>
+          <w:pPr>
+            <w:pStyle w:val="707886817A324D2A8E0C401F6F9894F1"/>
+          </w:pPr>
+          <w:r>
+            <w:rPr>
+              <w:rStyle w:val="PlaceholderText"/>
+            </w:rPr>
+            <w:t>Место для ввода текста.</w:t>
+          </w:r>
+        </w:p>
+      </w:docPartBody>
+    </w:docPart>
+    <w:docPart>
+      <w:docPartPr>
+        <w:name w:val="3309758550574AB7B7206C6741CCF7D6"/>
+        <w:category>
+          <w:name w:val="General"/>
+          <w:gallery w:val="placeholder"/>
+        </w:category>
+        <w:types>
+          <w:type w:val="bbPlcHdr"/>
+        </w:types>
+        <w:behaviors>
+          <w:behavior w:val="content"/>
+        </w:behaviors>
+        <w:guid w:val="{F4463D08-BED1-410F-A8A7-FCB24CB37B6A}"/>
+      </w:docPartPr>
+      <w:docPartBody>
+        <w:p>
+          <w:pPr>
+            <w:pStyle w:val="3309758550574AB7B7206C6741CCF7D6"/>
+          </w:pPr>
+          <w:r>
+            <w:rPr>
+              <w:rStyle w:val="PlaceholderText"/>
             </w:rPr>
             <w:t>Место для ввода текста.</w:t>
           </w:r>
@@ -16515,17 +15945,17 @@
 </file>
 
 <file path=word/glossary/fontTable.xml><?xml version="1.0" encoding="utf-8"?>
-<w:fonts xmlns:mc="http://schemas.openxmlformats.org/markup-compatibility/2006" xmlns:r="http://schemas.openxmlformats.org/officeDocument/2006/relationships" xmlns:w="http://schemas.openxmlformats.org/wordprocessingml/2006/main" xmlns:w14="http://schemas.microsoft.com/office/word/2010/wordml" xmlns:w15="http://schemas.microsoft.com/office/word/2012/wordml" xmlns:w16se="http://schemas.microsoft.com/office/word/2015/wordml/symex" mc:Ignorable="w14 w15 w16se">
+<w:fonts xmlns:mc="http://schemas.openxmlformats.org/markup-compatibility/2006" xmlns:r="http://schemas.openxmlformats.org/officeDocument/2006/relationships" xmlns:w="http://schemas.openxmlformats.org/wordprocessingml/2006/main" xmlns:w14="http://schemas.microsoft.com/office/word/2010/wordml" xmlns:w15="http://schemas.microsoft.com/office/word/2012/wordml" xmlns:w16cex="http://schemas.microsoft.com/office/word/2018/wordml/cex" xmlns:w16cid="http://schemas.microsoft.com/office/word/2016/wordml/cid" xmlns:w16="http://schemas.microsoft.com/office/word/2018/wordml" xmlns:w16sdtdh="http://schemas.microsoft.com/office/word/2020/wordml/sdtdatahash" xmlns:w16se="http://schemas.microsoft.com/office/word/2015/wordml/symex" mc:Ignorable="w14 w15 w16se w16cid w16 w16cex w16sdtdh">
   <w:font w:name="Calibri">
     <w:panose1 w:val="020F0502020204030204"/>
-    <w:charset w:val="CC"/>
+    <w:charset w:val="00"/>
     <w:family w:val="swiss"/>
     <w:pitch w:val="variable"/>
     <w:sig w:usb0="E4002EFF" w:usb1="C000247B" w:usb2="00000009" w:usb3="00000000" w:csb0="000001FF" w:csb1="00000000"/>
   </w:font>
   <w:font w:name="Times New Roman">
     <w:panose1 w:val="02020603050405020304"/>
-    <w:charset w:val="CC"/>
+    <w:charset w:val="00"/>
     <w:family w:val="roman"/>
     <w:pitch w:val="variable"/>
     <w:sig w:usb0="E0002EFF" w:usb1="C000785B" w:usb2="00000009" w:usb3="00000000" w:csb0="000001FF" w:csb1="00000000"/>
@@ -16534,35 +15964,33 @@
     <w:altName w:val="ＭＳ 明朝"/>
     <w:panose1 w:val="02020609040205080304"/>
     <w:charset w:val="80"/>
-    <w:family w:val="roman"/>
-    <w:notTrueType/>
+    <w:family w:val="modern"/>
     <w:pitch w:val="fixed"/>
-    <w:sig w:usb0="00000001" w:usb1="08070000" w:usb2="00000010" w:usb3="00000000" w:csb0="00020000" w:csb1="00000000"/>
+    <w:sig w:usb0="E00002FF" w:usb1="6AC7FDFB" w:usb2="08000012" w:usb3="00000000" w:csb0="0002009F" w:csb1="00000000"/>
   </w:font>
   <w:font w:name="Tahoma">
     <w:panose1 w:val="020B0604030504040204"/>
-    <w:charset w:val="CC"/>
+    <w:charset w:val="00"/>
     <w:family w:val="swiss"/>
     <w:pitch w:val="variable"/>
     <w:sig w:usb0="E1002EFF" w:usb1="C000605B" w:usb2="00000029" w:usb3="00000000" w:csb0="000101FF" w:csb1="00000000"/>
   </w:font>
   <w:font w:name="Verdana">
     <w:panose1 w:val="020B0604030504040204"/>
-    <w:charset w:val="CC"/>
+    <w:charset w:val="00"/>
     <w:family w:val="swiss"/>
     <w:pitch w:val="variable"/>
     <w:sig w:usb0="A00006FF" w:usb1="4000205B" w:usb2="00000010" w:usb3="00000000" w:csb0="0000019F" w:csb1="00000000"/>
   </w:font>
   <w:font w:name="Courier New">
     <w:panose1 w:val="02070309020205020404"/>
-    <w:charset w:val="CC"/>
+    <w:charset w:val="00"/>
     <w:family w:val="modern"/>
     <w:pitch w:val="fixed"/>
     <w:sig w:usb0="E0002EFF" w:usb1="C0007843" w:usb2="00000009" w:usb3="00000000" w:csb0="000001FF" w:csb1="00000000"/>
   </w:font>
   <w:font w:name="Times New Roman CYR">
-    <w:panose1 w:val="02020603050405020304"/>
-    <w:charset w:val="CC"/>
+    <w:charset w:val="00"/>
     <w:family w:val="roman"/>
     <w:pitch w:val="variable"/>
     <w:sig w:usb0="E0002EFF" w:usb1="C000785B" w:usb2="00000009" w:usb3="00000000" w:csb0="000001FF" w:csb1="00000000"/>
@@ -16577,21 +16005,21 @@
   </w:font>
   <w:font w:name="Arial Narrow">
     <w:panose1 w:val="020B0606020202030204"/>
-    <w:charset w:val="CC"/>
+    <w:charset w:val="00"/>
     <w:family w:val="swiss"/>
     <w:pitch w:val="variable"/>
     <w:sig w:usb0="00000287" w:usb1="00000800" w:usb2="00000000" w:usb3="00000000" w:csb0="0000009F" w:csb1="00000000"/>
   </w:font>
   <w:font w:name="Arial">
     <w:panose1 w:val="020B0604020202020204"/>
-    <w:charset w:val="CC"/>
+    <w:charset w:val="00"/>
     <w:family w:val="swiss"/>
     <w:pitch w:val="variable"/>
     <w:sig w:usb0="E0002EFF" w:usb1="C000785B" w:usb2="00000009" w:usb3="00000000" w:csb0="000001FF" w:csb1="00000000"/>
   </w:font>
   <w:font w:name="Calibri Light">
     <w:panose1 w:val="020F0302020204030204"/>
-    <w:charset w:val="CC"/>
+    <w:charset w:val="00"/>
     <w:family w:val="swiss"/>
     <w:pitch w:val="variable"/>
     <w:sig w:usb0="E4002EFF" w:usb1="C000247B" w:usb2="00000009" w:usb3="00000000" w:csb0="000001FF" w:csb1="00000000"/>
@@ -16600,7 +16028,7 @@
 </file>
 
 <file path=word/glossary/settings.xml><?xml version="1.0" encoding="utf-8"?>
-<w:settings xmlns:mc="http://schemas.openxmlformats.org/markup-compatibility/2006" xmlns:o="urn:schemas-microsoft-com:office:office" xmlns:r="http://schemas.openxmlformats.org/officeDocument/2006/relationships" xmlns:m="http://schemas.openxmlformats.org/officeDocument/2006/math" xmlns:v="urn:schemas-microsoft-com:vml" xmlns:w10="urn:schemas-microsoft-com:office:word" xmlns:w="http://schemas.openxmlformats.org/wordprocessingml/2006/main" xmlns:w14="http://schemas.microsoft.com/office/word/2010/wordml" xmlns:w15="http://schemas.microsoft.com/office/word/2012/wordml" xmlns:w16se="http://schemas.microsoft.com/office/word/2015/wordml/symex" xmlns:sl="http://schemas.openxmlformats.org/schemaLibrary/2006/main" mc:Ignorable="w14 w15 w16se">
+<w:settings xmlns:mc="http://schemas.openxmlformats.org/markup-compatibility/2006" xmlns:o="urn:schemas-microsoft-com:office:office" xmlns:r="http://schemas.openxmlformats.org/officeDocument/2006/relationships" xmlns:m="http://schemas.openxmlformats.org/officeDocument/2006/math" xmlns:v="urn:schemas-microsoft-com:vml" xmlns:w10="urn:schemas-microsoft-com:office:word" xmlns:w="http://schemas.openxmlformats.org/wordprocessingml/2006/main" xmlns:w14="http://schemas.microsoft.com/office/word/2010/wordml" xmlns:w15="http://schemas.microsoft.com/office/word/2012/wordml" xmlns:w16cex="http://schemas.microsoft.com/office/word/2018/wordml/cex" xmlns:w16cid="http://schemas.microsoft.com/office/word/2016/wordml/cid" xmlns:w16="http://schemas.microsoft.com/office/word/2018/wordml" xmlns:w16sdtdh="http://schemas.microsoft.com/office/word/2020/wordml/sdtdatahash" xmlns:w16se="http://schemas.microsoft.com/office/word/2015/wordml/symex" xmlns:sl="http://schemas.openxmlformats.org/schemaLibrary/2006/main" mc:Ignorable="w14 w15 w16se w16cid w16 w16cex w16sdtdh">
   <w:view w:val="normal"/>
   <w:defaultTabStop w:val="720"/>
   <w:hyphenationZone w:val="425"/>
@@ -16612,13 +16040,16 @@
     <w:compatSetting w:name="enableOpenTypeFeatures" w:uri="http://schemas.microsoft.com/office/word" w:val="1"/>
     <w:compatSetting w:name="doNotFlipMirrorIndents" w:uri="http://schemas.microsoft.com/office/word" w:val="1"/>
     <w:compatSetting w:name="differentiateMultirowTableHeaders" w:uri="http://schemas.microsoft.com/office/word" w:val="1"/>
+    <w:compatSetting w:name="useWord2013TrackBottomHyphenation" w:uri="http://schemas.microsoft.com/office/word" w:val="1"/>
   </w:compat>
   <w:rsids>
     <w:rsidRoot w:val="004C3DA8"/>
+    <w:rsid w:val="001C4FD5"/>
     <w:rsid w:val="002D1660"/>
     <w:rsid w:val="004C3DA8"/>
     <w:rsid w:val="00587D7B"/>
     <w:rsid w:val="00713373"/>
+    <w:rsid w:val="00755914"/>
     <w:rsid w:val="008D1F07"/>
     <w:rsid w:val="00A00B3A"/>
     <w:rsid w:val="00AF504B"/>
@@ -16648,7 +16079,7 @@
 </file>
 
 <file path=word/glossary/styles.xml><?xml version="1.0" encoding="utf-8"?>
-<w:styles xmlns:mc="http://schemas.openxmlformats.org/markup-compatibility/2006" xmlns:r="http://schemas.openxmlformats.org/officeDocument/2006/relationships" xmlns:w="http://schemas.openxmlformats.org/wordprocessingml/2006/main" xmlns:w14="http://schemas.microsoft.com/office/word/2010/wordml" xmlns:w15="http://schemas.microsoft.com/office/word/2012/wordml" xmlns:w16se="http://schemas.microsoft.com/office/word/2015/wordml/symex" mc:Ignorable="w14 w15 w16se">
+<w:styles xmlns:mc="http://schemas.openxmlformats.org/markup-compatibility/2006" xmlns:r="http://schemas.openxmlformats.org/officeDocument/2006/relationships" xmlns:w="http://schemas.openxmlformats.org/wordprocessingml/2006/main" xmlns:w14="http://schemas.microsoft.com/office/word/2010/wordml" xmlns:w15="http://schemas.microsoft.com/office/word/2012/wordml" xmlns:w16cex="http://schemas.microsoft.com/office/word/2018/wordml/cex" xmlns:w16cid="http://schemas.microsoft.com/office/word/2016/wordml/cid" xmlns:w16="http://schemas.microsoft.com/office/word/2018/wordml" xmlns:w16sdtdh="http://schemas.microsoft.com/office/word/2020/wordml/sdtdatahash" xmlns:w16se="http://schemas.microsoft.com/office/word/2015/wordml/symex" mc:Ignorable="w14 w15 w16se w16cid w16 w16cex w16sdtdh">
   <w:docDefaults>
     <w:rPrDefault>
       <w:rPr>
@@ -16664,7 +16095,7 @@
       </w:pPr>
     </w:pPrDefault>
   </w:docDefaults>
-  <w:latentStyles w:defLockedState="0" w:defUIPriority="99" w:defSemiHidden="0" w:defUnhideWhenUsed="0" w:defQFormat="0" w:count="371">
+  <w:latentStyles w:defLockedState="0" w:defUIPriority="99" w:defSemiHidden="0" w:defUnhideWhenUsed="0" w:defQFormat="0" w:count="376">
     <w:lsdException w:name="Normal" w:uiPriority="0" w:qFormat="1"/>
     <w:lsdException w:name="heading 1" w:uiPriority="9" w:qFormat="1"/>
     <w:lsdException w:name="heading 2" w:semiHidden="1" w:uiPriority="9" w:unhideWhenUsed="1" w:qFormat="1"/>
@@ -16770,7 +16201,6 @@
     <w:lsdException w:name="HTML Sample" w:semiHidden="1" w:unhideWhenUsed="1"/>
     <w:lsdException w:name="HTML Typewriter" w:semiHidden="1" w:unhideWhenUsed="1"/>
     <w:lsdException w:name="HTML Variable" w:semiHidden="1" w:unhideWhenUsed="1"/>
-    <w:lsdException w:name="Normal Table" w:semiHidden="1" w:unhideWhenUsed="1"/>
     <w:lsdException w:name="annotation subject" w:semiHidden="1" w:unhideWhenUsed="1"/>
     <w:lsdException w:name="No List" w:semiHidden="1" w:unhideWhenUsed="1"/>
     <w:lsdException w:name="Outline List 1" w:semiHidden="1" w:unhideWhenUsed="1"/>
@@ -16813,11 +16243,8 @@
     <w:lsdException w:name="Table Contemporary" w:semiHidden="1" w:unhideWhenUsed="1"/>
     <w:lsdException w:name="Table Elegant" w:semiHidden="1" w:unhideWhenUsed="1"/>
     <w:lsdException w:name="Table Professional" w:semiHidden="1" w:unhideWhenUsed="1"/>
-    <w:lsdException w:name="Table Subtle 1" w:semiHidden="1" w:unhideWhenUsed="1"/>
     <w:lsdException w:name="Table Subtle 2" w:semiHidden="1" w:unhideWhenUsed="1"/>
     <w:lsdException w:name="Table Web 1" w:semiHidden="1" w:unhideWhenUsed="1"/>
-    <w:lsdException w:name="Table Web 2" w:semiHidden="1" w:unhideWhenUsed="1"/>
-    <w:lsdException w:name="Table Web 3" w:semiHidden="1" w:unhideWhenUsed="1"/>
     <w:lsdException w:name="Balloon Text" w:semiHidden="1" w:unhideWhenUsed="1"/>
     <w:lsdException w:name="Table Grid" w:uiPriority="39"/>
     <w:lsdException w:name="Table Theme" w:semiHidden="1" w:unhideWhenUsed="1"/>
@@ -17036,18 +16463,23 @@
     <w:lsdException w:name="List Table 5 Dark Accent 6" w:uiPriority="50"/>
     <w:lsdException w:name="List Table 6 Colorful Accent 6" w:uiPriority="51"/>
     <w:lsdException w:name="List Table 7 Colorful Accent 6" w:uiPriority="52"/>
+    <w:lsdException w:name="Mention" w:semiHidden="1" w:unhideWhenUsed="1"/>
+    <w:lsdException w:name="Smart Hyperlink" w:semiHidden="1" w:unhideWhenUsed="1"/>
+    <w:lsdException w:name="Hashtag" w:semiHidden="1" w:unhideWhenUsed="1"/>
+    <w:lsdException w:name="Unresolved Mention" w:semiHidden="1" w:unhideWhenUsed="1"/>
+    <w:lsdException w:name="Smart Link" w:semiHidden="1" w:unhideWhenUsed="1"/>
   </w:latentStyles>
-  <w:style w:type="paragraph" w:default="1" w:styleId="a">
+  <w:style w:type="paragraph" w:default="1" w:styleId="Normal">
     <w:name w:val="Normal"/>
     <w:qFormat/>
   </w:style>
-  <w:style w:type="character" w:default="1" w:styleId="a0">
+  <w:style w:type="character" w:default="1" w:styleId="DefaultParagraphFont">
     <w:name w:val="Default Paragraph Font"/>
     <w:uiPriority w:val="1"/>
     <w:semiHidden/>
     <w:unhideWhenUsed/>
   </w:style>
-  <w:style w:type="table" w:default="1" w:styleId="a1">
+  <w:style w:type="table" w:default="1" w:styleId="TableNormal">
     <w:name w:val="Normal Table"/>
     <w:uiPriority w:val="99"/>
     <w:semiHidden/>
@@ -17062,18 +16494,18 @@
       </w:tblCellMar>
     </w:tblPr>
   </w:style>
-  <w:style w:type="numbering" w:default="1" w:styleId="a2">
+  <w:style w:type="numbering" w:default="1" w:styleId="NoList">
     <w:name w:val="No List"/>
     <w:uiPriority w:val="99"/>
     <w:semiHidden/>
     <w:unhideWhenUsed/>
   </w:style>
-  <w:style w:type="character" w:styleId="a3">
+  <w:style w:type="character" w:styleId="PlaceholderText">
     <w:name w:val="Placeholder Text"/>
-    <w:basedOn w:val="a0"/>
+    <w:basedOn w:val="DefaultParagraphFont"/>
     <w:uiPriority w:val="99"/>
     <w:semiHidden/>
-    <w:rsid w:val="00713373"/>
+    <w:rsid w:val="001C4FD5"/>
     <w:rPr>
       <w:color w:val="808080"/>
     </w:rPr>
@@ -17102,9 +16534,12 @@
     <w:name w:val="3C9E21E836264927A3E30ABE55031D76"/>
     <w:rsid w:val="004C3DA8"/>
   </w:style>
-  <w:style w:type="paragraph" w:customStyle="1" w:styleId="6D8BEA9407774F7BA26883ACB1569126">
-    <w:name w:val="6D8BEA9407774F7BA26883ACB1569126"/>
-    <w:rsid w:val="004C3DA8"/>
+  <w:style w:type="paragraph" w:customStyle="1" w:styleId="CC31F9A3C99645F1B8DE37D574F02095">
+    <w:name w:val="CC31F9A3C99645F1B8DE37D574F02095"/>
+    <w:rsid w:val="001C4FD5"/>
+    <w:rPr>
+      <w:lang w:val="en-US" w:eastAsia="en-US"/>
+    </w:rPr>
   </w:style>
   <w:style w:type="paragraph" w:customStyle="1" w:styleId="766903DA6C0F439A9B0E9B86DF84B565">
     <w:name w:val="766903DA6C0F439A9B0E9B86DF84B565"/>
@@ -17130,9 +16565,12 @@
     <w:name w:val="591C52D9FFD24427A538B5EA54E3B71E"/>
     <w:rsid w:val="004C3DA8"/>
   </w:style>
-  <w:style w:type="paragraph" w:customStyle="1" w:styleId="F9DC9014F67C4BAB90D397300D8FDDBB">
-    <w:name w:val="F9DC9014F67C4BAB90D397300D8FDDBB"/>
-    <w:rsid w:val="004C3DA8"/>
+  <w:style w:type="paragraph" w:customStyle="1" w:styleId="7CA5E306C6084743BFA47D1653A579A6">
+    <w:name w:val="7CA5E306C6084743BFA47D1653A579A6"/>
+    <w:rsid w:val="001C4FD5"/>
+    <w:rPr>
+      <w:lang w:val="en-US" w:eastAsia="en-US"/>
+    </w:rPr>
   </w:style>
   <w:style w:type="paragraph" w:customStyle="1" w:styleId="E45EC82FAC5E43ADAED2F1521B8A5DE9">
     <w:name w:val="E45EC82FAC5E43ADAED2F1521B8A5DE9"/>
@@ -17174,21 +16612,30 @@
     <w:name w:val="0D12185A33634F92A41E9C1C8CB942EB"/>
     <w:rsid w:val="004C3DA8"/>
   </w:style>
-  <w:style w:type="paragraph" w:customStyle="1" w:styleId="15D63005726141638B8A5A7F5085BDD2">
-    <w:name w:val="15D63005726141638B8A5A7F5085BDD2"/>
-    <w:rsid w:val="004C3DA8"/>
+  <w:style w:type="paragraph" w:customStyle="1" w:styleId="176DF28603914E76A34CE26EF602B501">
+    <w:name w:val="176DF28603914E76A34CE26EF602B501"/>
+    <w:rsid w:val="001C4FD5"/>
+    <w:rPr>
+      <w:lang w:val="en-US" w:eastAsia="en-US"/>
+    </w:rPr>
   </w:style>
-  <w:style w:type="paragraph" w:customStyle="1" w:styleId="24095938D0B24F62A1C35639E6A8675F">
-    <w:name w:val="24095938D0B24F62A1C35639E6A8675F"/>
-    <w:rsid w:val="004C3DA8"/>
+  <w:style w:type="paragraph" w:customStyle="1" w:styleId="4BC31385431F45278B46B600DE47FE6A">
+    <w:name w:val="4BC31385431F45278B46B600DE47FE6A"/>
+    <w:rsid w:val="001C4FD5"/>
+    <w:rPr>
+      <w:lang w:val="en-US" w:eastAsia="en-US"/>
+    </w:rPr>
   </w:style>
   <w:style w:type="paragraph" w:customStyle="1" w:styleId="DE5DD00E67654CB5A5307BEC8B972D44">
     <w:name w:val="DE5DD00E67654CB5A5307BEC8B972D44"/>
     <w:rsid w:val="004C3DA8"/>
   </w:style>
-  <w:style w:type="paragraph" w:customStyle="1" w:styleId="CF520AC32B734CDE86BE216842575276">
-    <w:name w:val="CF520AC32B734CDE86BE216842575276"/>
-    <w:rsid w:val="004C3DA8"/>
+  <w:style w:type="paragraph" w:customStyle="1" w:styleId="707886817A324D2A8E0C401F6F9894F1">
+    <w:name w:val="707886817A324D2A8E0C401F6F9894F1"/>
+    <w:rsid w:val="001C4FD5"/>
+    <w:rPr>
+      <w:lang w:val="en-US" w:eastAsia="en-US"/>
+    </w:rPr>
   </w:style>
   <w:style w:type="paragraph" w:customStyle="1" w:styleId="21E8AADDBE024ABAAF7AB9278D36F49E">
     <w:name w:val="21E8AADDBE024ABAAF7AB9278D36F49E"/>
@@ -17214,9 +16661,12 @@
     <w:name w:val="6F3E9120729C4F0EB5CEB7E6470C2EEA"/>
     <w:rsid w:val="00AF504B"/>
   </w:style>
-  <w:style w:type="paragraph" w:customStyle="1" w:styleId="AF4903E4AC154BD6B9BB325F08490537">
-    <w:name w:val="AF4903E4AC154BD6B9BB325F08490537"/>
-    <w:rsid w:val="00AF504B"/>
+  <w:style w:type="paragraph" w:customStyle="1" w:styleId="3309758550574AB7B7206C6741CCF7D6">
+    <w:name w:val="3309758550574AB7B7206C6741CCF7D6"/>
+    <w:rsid w:val="001C4FD5"/>
+    <w:rPr>
+      <w:lang w:val="en-US" w:eastAsia="en-US"/>
+    </w:rPr>
   </w:style>
   <w:style w:type="paragraph" w:customStyle="1" w:styleId="9696F5AD5DD04FBD8C8C8D712FECB9AF">
     <w:name w:val="9696F5AD5DD04FBD8C8C8D712FECB9AF"/>
@@ -17226,7 +16676,7 @@
 </file>
 
 <file path=word/glossary/webSettings.xml><?xml version="1.0" encoding="utf-8"?>
-<w:webSettings xmlns:mc="http://schemas.openxmlformats.org/markup-compatibility/2006" xmlns:r="http://schemas.openxmlformats.org/officeDocument/2006/relationships" xmlns:w="http://schemas.openxmlformats.org/wordprocessingml/2006/main" xmlns:w14="http://schemas.microsoft.com/office/word/2010/wordml" xmlns:w15="http://schemas.microsoft.com/office/word/2012/wordml" xmlns:w16se="http://schemas.microsoft.com/office/word/2015/wordml/symex" mc:Ignorable="w14 w15 w16se">
+<w:webSettings xmlns:mc="http://schemas.openxmlformats.org/markup-compatibility/2006" xmlns:r="http://schemas.openxmlformats.org/officeDocument/2006/relationships" xmlns:w="http://schemas.openxmlformats.org/wordprocessingml/2006/main" xmlns:w14="http://schemas.microsoft.com/office/word/2010/wordml" xmlns:w15="http://schemas.microsoft.com/office/word/2012/wordml" xmlns:w16cex="http://schemas.microsoft.com/office/word/2018/wordml/cex" xmlns:w16cid="http://schemas.microsoft.com/office/word/2016/wordml/cid" xmlns:w16="http://schemas.microsoft.com/office/word/2018/wordml" xmlns:w16sdtdh="http://schemas.microsoft.com/office/word/2020/wordml/sdtdatahash" xmlns:w16se="http://schemas.microsoft.com/office/word/2015/wordml/symex" mc:Ignorable="w14 w15 w16se w16cid w16 w16cex w16sdtdh">
   <w:optimizeForBrowser/>
   <w:allowPNG/>
 </w:webSettings>

--- a/Launcher/Templates/F_ТИПОВИЙ ДОГОВІР ТЦ  ГО УААСП.docx
+++ b/Launcher/Templates/F_ТИПОВИЙ ДОГОВІР ТЦ  ГО УААСП.docx
@@ -1,6 +1,6 @@
 
 <file path=word/document.xml><?xml version="1.0" encoding="utf-8"?>
-<w:document xmlns:wpc="http://schemas.microsoft.com/office/word/2010/wordprocessingCanvas" xmlns:cx="http://schemas.microsoft.com/office/drawing/2014/chartex" xmlns:cx1="http://schemas.microsoft.com/office/drawing/2015/9/8/chartex" xmlns:cx2="http://schemas.microsoft.com/office/drawing/2015/10/21/chartex" xmlns:cx3="http://schemas.microsoft.com/office/drawing/2016/5/9/chartex" xmlns:cx4="http://schemas.microsoft.com/office/drawing/2016/5/10/chartex" xmlns:cx5="http://schemas.microsoft.com/office/drawing/2016/5/11/chartex" xmlns:cx6="http://schemas.microsoft.com/office/drawing/2016/5/12/chartex" xmlns:cx7="http://schemas.microsoft.com/office/drawing/2016/5/13/chartex" xmlns:cx8="http://schemas.microsoft.com/office/drawing/2016/5/14/chartex" xmlns:mc="http://schemas.openxmlformats.org/markup-compatibility/2006" xmlns:aink="http://schemas.microsoft.com/office/drawing/2016/ink" xmlns:am3d="http://schemas.microsoft.com/office/drawing/2017/model3d" xmlns:o="urn:schemas-microsoft-com:office:office" xmlns:oel="http://schemas.microsoft.com/office/2019/extlst" xmlns:r="http://schemas.openxmlformats.org/officeDocument/2006/relationships" xmlns:m="http://schemas.openxmlformats.org/officeDocument/2006/math" xmlns:v="urn:schemas-microsoft-com:vml" xmlns:wp14="http://schemas.microsoft.com/office/word/2010/wordprocessingDrawing" xmlns:wp="http://schemas.openxmlformats.org/drawingml/2006/wordprocessingDrawing" xmlns:w10="urn:schemas-microsoft-com:office:word" xmlns:w="http://schemas.openxmlformats.org/wordprocessingml/2006/main" xmlns:w14="http://schemas.microsoft.com/office/word/2010/wordml" xmlns:w15="http://schemas.microsoft.com/office/word/2012/wordml" xmlns:w16cex="http://schemas.microsoft.com/office/word/2018/wordml/cex" xmlns:w16cid="http://schemas.microsoft.com/office/word/2016/wordml/cid" xmlns:w16="http://schemas.microsoft.com/office/word/2018/wordml" xmlns:w16sdtdh="http://schemas.microsoft.com/office/word/2020/wordml/sdtdatahash" xmlns:w16se="http://schemas.microsoft.com/office/word/2015/wordml/symex" xmlns:wpg="http://schemas.microsoft.com/office/word/2010/wordprocessingGroup" xmlns:wpi="http://schemas.microsoft.com/office/word/2010/wordprocessingInk" xmlns:wne="http://schemas.microsoft.com/office/word/2006/wordml" xmlns:wps="http://schemas.microsoft.com/office/word/2010/wordprocessingShape" mc:Ignorable="w14 w15 w16se w16cid w16 w16cex w16sdtdh wp14">
+<w:document xmlns:wpc="http://schemas.microsoft.com/office/word/2010/wordprocessingCanvas" xmlns:mc="http://schemas.openxmlformats.org/markup-compatibility/2006" xmlns:o="urn:schemas-microsoft-com:office:office" xmlns:r="http://schemas.openxmlformats.org/officeDocument/2006/relationships" xmlns:m="http://schemas.openxmlformats.org/officeDocument/2006/math" xmlns:v="urn:schemas-microsoft-com:vml" xmlns:wp14="http://schemas.microsoft.com/office/word/2010/wordprocessingDrawing" xmlns:wp="http://schemas.openxmlformats.org/drawingml/2006/wordprocessingDrawing" xmlns:w10="urn:schemas-microsoft-com:office:word" xmlns:w="http://schemas.openxmlformats.org/wordprocessingml/2006/main" xmlns:w14="http://schemas.microsoft.com/office/word/2010/wordml" xmlns:w15="http://schemas.microsoft.com/office/word/2012/wordml" xmlns:wpg="http://schemas.microsoft.com/office/word/2010/wordprocessingGroup" xmlns:wpi="http://schemas.microsoft.com/office/word/2010/wordprocessingInk" xmlns:wne="http://schemas.microsoft.com/office/word/2006/wordml" xmlns:wps="http://schemas.microsoft.com/office/word/2010/wordprocessingShape" mc:Ignorable="w14 w15 wp14">
   <w:body>
     <w:p>
       <w:pPr>
@@ -110,10 +110,11 @@
           <w15:appearance w15:val="tags"/>
           <w:text/>
         </w:sdtPr>
+        <w:sdtEndPr/>
         <w:sdtContent>
           <w:r>
             <w:rPr>
-              <w:rStyle w:val="PlaceholderText"/>
+              <w:rStyle w:val="af3"/>
             </w:rPr>
             <w:t>Место для ввода текста.</w:t>
           </w:r>
@@ -176,10 +177,11 @@
           <w15:appearance w15:val="tags"/>
           <w:text/>
         </w:sdtPr>
+        <w:sdtEndPr/>
         <w:sdtContent>
           <w:r>
             <w:rPr>
-              <w:rStyle w:val="PlaceholderText"/>
+              <w:rStyle w:val="af3"/>
             </w:rPr>
             <w:t>Место для ввода текста.</w:t>
           </w:r>
@@ -221,7 +223,7 @@
     </w:p>
     <w:p>
       <w:pPr>
-        <w:pStyle w:val="BodyText2"/>
+        <w:pStyle w:val="21"/>
         <w:ind w:right="-141" w:firstLine="709"/>
         <w:rPr>
           <w:rFonts w:ascii="Times New Roman CYR" w:hAnsi="Times New Roman CYR" w:cs="Times New Roman CYR"/>
@@ -229,82 +231,126 @@
       </w:pPr>
       <w:r>
         <w:rPr>
-          <w:rFonts w:eastAsia="Times New Roman"/>
+          <w:rFonts w:ascii="Times New Roman CYR" w:hAnsi="Times New Roman CYR" w:cs="Times New Roman CYR"/>
           <w:b/>
         </w:rPr>
-        <w:t>Громадська організація «Українська агенція з авторських та суміжних прав» (далі – ГО УААСП)</w:t>
-      </w:r>
-      <w:r>
-        <w:rPr>
-          <w:rFonts w:eastAsia="Times New Roman"/>
-        </w:rPr>
-        <w:t xml:space="preserve">, що здійснює колективне управління майновими правами суб’єктів авторського права </w:t>
-      </w:r>
-      <w:r>
-        <w:rPr>
-          <w:rFonts w:eastAsia="Times New Roman"/>
-        </w:rPr>
-        <w:t xml:space="preserve">(правовласників) </w:t>
-      </w:r>
-      <w:r>
-        <w:rPr>
-          <w:rFonts w:eastAsia="Times New Roman"/>
-        </w:rPr>
-        <w:t xml:space="preserve">відповідно до Закону України «Про авторське право і суміжні права», Закону України «Про ефективне управління майновими правами правовласників у сфері авторського права і (або) суміжних прав» (далі – Закон) </w:t>
-      </w:r>
-      <w:r>
-        <w:rPr>
-          <w:rFonts w:eastAsia="Times New Roman"/>
-        </w:rPr>
-        <w:t xml:space="preserve">та на підставі Витягу з Реєстру організацій колективного управління </w:t>
-      </w:r>
-      <w:r>
-        <w:rPr>
-          <w:rFonts w:eastAsia="Times New Roman"/>
-        </w:rPr>
-        <w:t xml:space="preserve">     </w:t>
-      </w:r>
-      <w:r>
-        <w:rPr>
-          <w:rFonts w:eastAsia="Times New Roman"/>
-        </w:rPr>
-        <w:t xml:space="preserve">№ 3 від 15.04.2019 р. Міністерства економічного розвитку і торгівлі України, </w:t>
-      </w:r>
-      <w:r>
-        <w:t xml:space="preserve">в особі </w:t>
-      </w:r>
-      <w:r>
-        <w:rPr>
+        <w:t>Громадськ</w:t>
+      </w:r>
+      <w:r>
+        <w:rPr>
+          <w:rFonts w:ascii="Times New Roman CYR" w:hAnsi="Times New Roman CYR" w:cs="Times New Roman CYR"/>
           <w:b/>
         </w:rPr>
-        <w:t>Генерального директора</w:t>
-      </w:r>
-      <w:r>
-        <w:rPr>
+        <w:t>а ор</w:t>
+      </w:r>
+      <w:r>
+        <w:rPr>
+          <w:rFonts w:ascii="Times New Roman CYR" w:hAnsi="Times New Roman CYR" w:cs="Times New Roman CYR"/>
           <w:b/>
         </w:rPr>
+        <w:t xml:space="preserve">ганізація «Українська агенція </w:t>
+      </w:r>
+      <w:r>
+        <w:rPr>
+          <w:rFonts w:ascii="Times New Roman CYR" w:hAnsi="Times New Roman CYR" w:cs="Times New Roman CYR"/>
+          <w:b/>
+        </w:rPr>
+        <w:t xml:space="preserve">з авторських та суміжних прав» (далі – </w:t>
+      </w:r>
+      <w:r>
+        <w:rPr>
+          <w:rFonts w:ascii="Times New Roman CYR" w:hAnsi="Times New Roman CYR" w:cs="Times New Roman CYR"/>
+          <w:b/>
+        </w:rPr>
+        <w:t>ГО УААСП</w:t>
+      </w:r>
+      <w:r>
+        <w:rPr>
+          <w:rFonts w:ascii="Times New Roman CYR" w:hAnsi="Times New Roman CYR" w:cs="Times New Roman CYR"/>
+          <w:b/>
+        </w:rPr>
+        <w:t>)</w:t>
+      </w:r>
+      <w:r>
+        <w:rPr>
+          <w:rFonts w:ascii="Times New Roman CYR" w:hAnsi="Times New Roman CYR" w:cs="Times New Roman CYR"/>
+        </w:rPr>
+        <w:t>, що здійснює колективне управління майновими правами суб’єктів авторського права відповідно до Закону України «Про авторське право і суміжні права»</w:t>
+      </w:r>
+      <w:r>
+        <w:rPr>
+          <w:rFonts w:ascii="Times New Roman CYR" w:hAnsi="Times New Roman CYR" w:cs="Times New Roman CYR"/>
+        </w:rPr>
+        <w:t>,</w:t>
+      </w:r>
+      <w:r>
         <w:t xml:space="preserve"> </w:t>
       </w:r>
       <w:r>
         <w:rPr>
+          <w:rFonts w:ascii="Times New Roman CYR" w:hAnsi="Times New Roman CYR" w:cs="Times New Roman CYR"/>
+        </w:rPr>
+        <w:t>Закону України «Про ефективне управління майновими правами правовласників у сфері авторського права і (або) суміжних прав»</w:t>
+      </w:r>
+      <w:r>
+        <w:t xml:space="preserve"> </w:t>
+      </w:r>
+      <w:r>
+        <w:t>(далі – Закон)</w:t>
+      </w:r>
+      <w:r>
+        <w:rPr>
+          <w:rFonts w:ascii="Times New Roman CYR" w:hAnsi="Times New Roman CYR" w:cs="Times New Roman CYR"/>
+        </w:rPr>
+        <w:t xml:space="preserve"> та </w:t>
+      </w:r>
+      <w:r>
+        <w:t xml:space="preserve">на підставі Свідоцтва № 24/2015 від 03.09.2015 р. Державної служби інтелектуальної власності України здійснює колективне управління майновими правами суб’єктів авторського права, в особі </w:t>
+      </w:r>
+      <w:r>
+        <w:rPr>
           <w:b/>
         </w:rPr>
-        <w:t>Харчишина Валерія Володимировича</w:t>
-      </w:r>
-      <w:r>
-        <w:t>, як</w:t>
-      </w:r>
-      <w:r>
-        <w:t>ий</w:t>
-      </w:r>
-      <w:r>
-        <w:t xml:space="preserve"> діє на підставі Статуту</w:t>
+        <w:t xml:space="preserve">Директора з міжнародної співпраці та ліцензування Цимбал Людмили Анатоліївни, </w:t>
+      </w:r>
+      <w:r>
+        <w:t>що діє на підставі</w:t>
       </w:r>
       <w:r>
         <w:rPr>
           <w:b/>
         </w:rPr>
-        <w:t xml:space="preserve">, </w:t>
+        <w:t xml:space="preserve"> Довіреності № 2/2019</w:t>
+      </w:r>
+      <w:r>
+        <w:rPr>
+          <w:b/>
+        </w:rPr>
+        <w:t xml:space="preserve"> від 1</w:t>
+      </w:r>
+      <w:r>
+        <w:rPr>
+          <w:b/>
+        </w:rPr>
+        <w:t>4</w:t>
+      </w:r>
+      <w:r>
+        <w:rPr>
+          <w:b/>
+        </w:rPr>
+        <w:t>.0</w:t>
+      </w:r>
+      <w:r>
+        <w:rPr>
+          <w:b/>
+        </w:rPr>
+        <w:t xml:space="preserve">2.2019 </w:t>
+      </w:r>
+      <w:r>
+        <w:rPr>
+          <w:b/>
+        </w:rPr>
+        <w:t xml:space="preserve">р., </w:t>
       </w:r>
       <w:r>
         <w:t>з однієї сторони</w:t>
@@ -312,7 +358,7 @@
     </w:p>
     <w:p>
       <w:pPr>
-        <w:pStyle w:val="BodyText2"/>
+        <w:pStyle w:val="21"/>
         <w:ind w:right="-141" w:firstLine="360"/>
       </w:pPr>
       <w:r>
@@ -334,10 +380,11 @@
           <w15:appearance w15:val="tags"/>
           <w:text/>
         </w:sdtPr>
+        <w:sdtEndPr/>
         <w:sdtContent>
           <w:r>
             <w:rPr>
-              <w:rStyle w:val="PlaceholderText"/>
+              <w:rStyle w:val="af3"/>
             </w:rPr>
             <w:t>Место для ввода текста.</w:t>
           </w:r>
@@ -361,10 +408,11 @@
           <w15:appearance w15:val="tags"/>
           <w:text/>
         </w:sdtPr>
+        <w:sdtEndPr/>
         <w:sdtContent>
           <w:r>
             <w:rPr>
-              <w:rStyle w:val="PlaceholderText"/>
+              <w:rStyle w:val="af3"/>
             </w:rPr>
             <w:t>Место для ввода текста.</w:t>
           </w:r>
@@ -401,10 +449,11 @@
           <w15:appearance w15:val="tags"/>
           <w:text/>
         </w:sdtPr>
+        <w:sdtEndPr/>
         <w:sdtContent>
           <w:r>
             <w:rPr>
-              <w:rStyle w:val="PlaceholderText"/>
+              <w:rStyle w:val="af3"/>
             </w:rPr>
             <w:t>Место для ввода текста.</w:t>
           </w:r>
@@ -431,10 +480,11 @@
           <w15:appearance w15:val="tags"/>
           <w:text/>
         </w:sdtPr>
+        <w:sdtEndPr/>
         <w:sdtContent>
           <w:r>
             <w:rPr>
-              <w:rStyle w:val="PlaceholderText"/>
+              <w:rStyle w:val="af3"/>
               <w:rFonts w:eastAsia="Calibri"/>
             </w:rPr>
             <w:t>Место для ввода текста.</w:t>
@@ -459,10 +509,11 @@
           <w15:appearance w15:val="tags"/>
           <w:text/>
         </w:sdtPr>
+        <w:sdtEndPr/>
         <w:sdtContent>
           <w:r>
             <w:rPr>
-              <w:rStyle w:val="PlaceholderText"/>
+              <w:rStyle w:val="af3"/>
             </w:rPr>
             <w:t>Место для ввода текста.</w:t>
           </w:r>
@@ -483,10 +534,11 @@
           <w15:appearance w15:val="tags"/>
           <w:text/>
         </w:sdtPr>
+        <w:sdtEndPr/>
         <w:sdtContent>
           <w:r>
             <w:rPr>
-              <w:rStyle w:val="PlaceholderText"/>
+              <w:rStyle w:val="af3"/>
               <w:rFonts w:eastAsia="Calibri"/>
             </w:rPr>
             <w:t>Место для ввода текста.</w:t>
@@ -506,7 +558,7 @@
     </w:p>
     <w:p>
       <w:pPr>
-        <w:pStyle w:val="BodyText"/>
+        <w:pStyle w:val="a3"/>
         <w:spacing w:before="120"/>
         <w:ind w:right="-141" w:firstLine="357"/>
         <w:jc w:val="center"/>
@@ -527,7 +579,7 @@
     </w:p>
     <w:p>
       <w:pPr>
-        <w:pStyle w:val="BodyText"/>
+        <w:pStyle w:val="a3"/>
         <w:ind w:right="-141" w:firstLine="360"/>
         <w:jc w:val="center"/>
         <w:rPr>
@@ -547,7 +599,7 @@
     </w:p>
     <w:p>
       <w:pPr>
-        <w:pStyle w:val="BodyText"/>
+        <w:pStyle w:val="a3"/>
         <w:ind w:right="-141" w:firstLine="360"/>
         <w:rPr>
           <w:sz w:val="20"/>
@@ -572,7 +624,7 @@
     </w:p>
     <w:p>
       <w:pPr>
-        <w:pStyle w:val="BodyText"/>
+        <w:pStyle w:val="a3"/>
         <w:ind w:right="-141" w:firstLine="360"/>
         <w:rPr>
           <w:sz w:val="20"/>
@@ -612,7 +664,7 @@
     </w:p>
     <w:p>
       <w:pPr>
-        <w:pStyle w:val="BodyText"/>
+        <w:pStyle w:val="a3"/>
         <w:ind w:right="-141" w:firstLine="360"/>
         <w:rPr>
           <w:b/>
@@ -684,7 +736,7 @@
     </w:p>
     <w:p>
       <w:pPr>
-        <w:pStyle w:val="BodyText"/>
+        <w:pStyle w:val="a3"/>
         <w:ind w:right="-141" w:firstLine="360"/>
         <w:rPr>
           <w:b/>
@@ -739,7 +791,7 @@
     </w:p>
     <w:p>
       <w:pPr>
-        <w:pStyle w:val="BodyText2"/>
+        <w:pStyle w:val="21"/>
         <w:ind w:right="-141" w:firstLine="360"/>
       </w:pPr>
       <w:r>
@@ -750,26 +802,25 @@
         <w:t>публічне виконання</w:t>
       </w:r>
       <w:r>
-        <w:t xml:space="preserve"> - подання творів шляхом декламації, гри, співу, танцю та іншим способом як безпосередньо (у живому виконанні), так і за допомогою будь-яких пристроїв і процесів, зокрема магнітофонів, програвачів компакт-дисків, музичних центрів, радіоприймачів, телевізора тощо (за винятком передачі в ефір чи по кабелях) у місцях, де присутні чи можуть бути присутніми особи, які не належать до звичайного кола сім’ї або близьких знайомих цієї сім’ї, незалежно від того, чи присутні вони в одному місці і в один і той самий час або в різних місцях і в різний час; </w:t>
-      </w:r>
-    </w:p>
-    <w:p>
-      <w:pPr>
-        <w:pStyle w:val="BodyText"/>
-        <w:ind w:right="-141" w:firstLine="360"/>
+        <w:t xml:space="preserve"> - подання за згодою суб’єктів авторського права творів шляхом декламації, гри, співу, танцю та іншим способом як безпосередньо (у живому виконанні), так і за допомогою будь-яких пристроїв і процесів, зокрема магнітофонів, програвачів компакт-дисків, музичних центрів, радіоприймачів, телевізора тощо (за винятком передачі в ефір чи по кабелях) у місцях, де присутні чи можуть бути присутніми особи, які не належать до звичайного кола сім’ї або близьких знайомих цієї сім’ї, незалежно від того, чи присутні вони в одному місці і в один і той самий час або в різних місцях і в різний час; </w:t>
+      </w:r>
+    </w:p>
+    <w:p>
+      <w:pPr>
+        <w:pStyle w:val="a3"/>
+        <w:ind w:right="-115" w:firstLine="426"/>
+        <w:rPr>
+          <w:sz w:val="20"/>
+          <w:szCs w:val="20"/>
+        </w:rPr>
+      </w:pPr>
+      <w:r>
         <w:rPr>
           <w:b/>
           <w:bCs/>
           <w:sz w:val="20"/>
           <w:szCs w:val="20"/>
         </w:rPr>
-      </w:pPr>
-      <w:r>
-        <w:rPr>
-          <w:b/>
-          <w:sz w:val="20"/>
-          <w:szCs w:val="20"/>
-        </w:rPr>
         <w:t>каталог ГО УААСП</w:t>
       </w:r>
       <w:r>
@@ -777,30 +828,14 @@
           <w:sz w:val="20"/>
           <w:szCs w:val="20"/>
         </w:rPr>
-        <w:t xml:space="preserve"> – сукупність тв</w:t>
-      </w:r>
-      <w:r>
-        <w:rPr>
-          <w:sz w:val="20"/>
-          <w:szCs w:val="20"/>
-          <w:lang w:eastAsia="ja-JP"/>
-        </w:rPr>
-        <w:t>орів, щодо яких правовласники, на основі договорів, надали ГО УААСП повноваження на колективне управління майновими правами безпосередньо або на основі договорів з аналогічними іноземними організаціями, у тому числі, договорів про взаємне представництво інтересів / договорів про представництво прав, а також управління якими надано ГО УААСП згідно законодавства – інформація щодо творів знаходиться на веб-сайті ГО УААСП:</w:t>
-      </w:r>
-      <w:r>
-        <w:rPr>
-          <w:sz w:val="20"/>
-          <w:szCs w:val="20"/>
-        </w:rPr>
-        <w:t xml:space="preserve"> </w:t>
+        <w:t xml:space="preserve"> – твори, повноваження на колективне управління якими на території України передано ГО УААСП аналогічними іноземними авторсько-правовими організаціями на підставі договорів про взаємне представництво інтересів (договорами про представництво прав), українськими / іноземними суб’єктами авторського права (правовласниками) та їх правонаступниками  на підставі письмових договорів - згідно переліку творів, передбаченого на сайті ГО УААСП: </w:t>
       </w:r>
       <w:hyperlink r:id="rId7" w:history="1">
         <w:r>
           <w:rPr>
-            <w:rStyle w:val="Hyperlink"/>
+            <w:rStyle w:val="ab"/>
             <w:sz w:val="20"/>
             <w:szCs w:val="20"/>
-            <w:lang w:eastAsia="ja-JP"/>
           </w:rPr>
           <w:t>www.uacrr.org.ua</w:t>
         </w:r>
@@ -809,14 +844,13 @@
         <w:rPr>
           <w:sz w:val="20"/>
           <w:szCs w:val="20"/>
-          <w:lang w:eastAsia="ja-JP"/>
-        </w:rPr>
-        <w:t>;</w:t>
-      </w:r>
-    </w:p>
-    <w:p>
-      <w:pPr>
-        <w:pStyle w:val="BodyText"/>
+        </w:rPr>
+        <w:t>. Оскільки, в управлінні ГО УААСП перебувають твори, які входять до каталогів (репертуарів) іноземних авторсько-правових організацій, видавців – посилання на каталог (репертуар) того чи іншого іноземного авторсько-правового товариства та/або видавця означає можливість знайти певний твір на сайті відповідного авторського-правового товариства та/або видавця;</w:t>
+      </w:r>
+    </w:p>
+    <w:p>
+      <w:pPr>
+        <w:pStyle w:val="a3"/>
         <w:ind w:right="-141" w:firstLine="360"/>
         <w:rPr>
           <w:sz w:val="20"/>
@@ -863,7 +897,7 @@
     </w:p>
     <w:p>
       <w:pPr>
-        <w:pStyle w:val="BodyText"/>
+        <w:pStyle w:val="a3"/>
         <w:ind w:right="-141" w:firstLine="360"/>
         <w:rPr>
           <w:sz w:val="20"/>
@@ -880,7 +914,7 @@
     </w:p>
     <w:p>
       <w:pPr>
-        <w:pStyle w:val="BodyText"/>
+        <w:pStyle w:val="a3"/>
         <w:ind w:right="-141" w:firstLine="360"/>
         <w:rPr>
           <w:sz w:val="20"/>
@@ -890,7 +924,7 @@
     </w:p>
     <w:p>
       <w:pPr>
-        <w:pStyle w:val="BodyText"/>
+        <w:pStyle w:val="a3"/>
         <w:tabs>
           <w:tab w:val="left" w:pos="720"/>
         </w:tabs>
@@ -913,7 +947,7 @@
     </w:p>
     <w:p>
       <w:pPr>
-        <w:pStyle w:val="BodyText"/>
+        <w:pStyle w:val="a3"/>
         <w:ind w:right="-141" w:firstLine="360"/>
         <w:rPr>
           <w:sz w:val="20"/>
@@ -980,7 +1014,7 @@
     </w:p>
     <w:p>
       <w:pPr>
-        <w:pStyle w:val="BodyText"/>
+        <w:pStyle w:val="a3"/>
         <w:ind w:right="-141" w:firstLine="360"/>
         <w:rPr>
           <w:sz w:val="20"/>
@@ -1006,6 +1040,7 @@
           <w:docPartGallery w:val="Tables"/>
         </w:docPartList>
       </w:sdtPr>
+      <w:sdtEndPr/>
       <w:sdtContent>
         <w:p>
           <w:pPr>
@@ -1056,7 +1091,7 @@
               </w:tcPr>
               <w:p>
                 <w:pPr>
-                  <w:pStyle w:val="BodyText"/>
+                  <w:pStyle w:val="a3"/>
                   <w:ind w:right="0"/>
                   <w:jc w:val="center"/>
                   <w:rPr>
@@ -1082,7 +1117,7 @@
               </w:tcPr>
               <w:p>
                 <w:pPr>
-                  <w:pStyle w:val="BodyText"/>
+                  <w:pStyle w:val="a3"/>
                   <w:ind w:right="0"/>
                   <w:jc w:val="center"/>
                   <w:rPr>
@@ -1104,7 +1139,7 @@
               </w:p>
               <w:p>
                 <w:pPr>
-                  <w:pStyle w:val="BodyText"/>
+                  <w:pStyle w:val="a3"/>
                   <w:ind w:right="0"/>
                   <w:jc w:val="center"/>
                   <w:rPr>
@@ -1132,7 +1167,7 @@
               </w:tcPr>
               <w:p>
                 <w:pPr>
-                  <w:pStyle w:val="BodyText"/>
+                  <w:pStyle w:val="a3"/>
                   <w:ind w:right="0"/>
                   <w:jc w:val="center"/>
                   <w:rPr>
@@ -1177,7 +1212,7 @@
               </w:p>
               <w:p>
                 <w:pPr>
-                  <w:pStyle w:val="BodyText"/>
+                  <w:pStyle w:val="a3"/>
                   <w:ind w:right="0"/>
                   <w:jc w:val="center"/>
                   <w:rPr>
@@ -1216,7 +1251,7 @@
               </w:tcPr>
               <w:p>
                 <w:pPr>
-                  <w:pStyle w:val="BodyText"/>
+                  <w:pStyle w:val="a3"/>
                   <w:ind w:right="0"/>
                   <w:jc w:val="center"/>
                   <w:rPr>
@@ -1242,7 +1277,7 @@
               </w:tcPr>
               <w:p>
                 <w:pPr>
-                  <w:pStyle w:val="BodyText"/>
+                  <w:pStyle w:val="a3"/>
                   <w:ind w:right="0"/>
                   <w:jc w:val="center"/>
                   <w:rPr>
@@ -1309,7 +1344,7 @@
     </w:sdt>
     <w:p>
       <w:pPr>
-        <w:pStyle w:val="BodyText"/>
+        <w:pStyle w:val="a3"/>
         <w:ind w:right="-141" w:firstLine="360"/>
         <w:rPr>
           <w:sz w:val="20"/>
@@ -1319,7 +1354,7 @@
     </w:p>
     <w:p>
       <w:pPr>
-        <w:pStyle w:val="BodyText"/>
+        <w:pStyle w:val="a3"/>
         <w:ind w:right="-141"/>
         <w:rPr>
           <w:sz w:val="20"/>
@@ -1351,7 +1386,7 @@
     </w:p>
     <w:p>
       <w:pPr>
-        <w:pStyle w:val="BodyText"/>
+        <w:pStyle w:val="a3"/>
         <w:ind w:right="-141" w:firstLine="360"/>
         <w:rPr>
           <w:sz w:val="20"/>
@@ -1368,7 +1403,7 @@
     </w:p>
     <w:p>
       <w:pPr>
-        <w:pStyle w:val="BodyText"/>
+        <w:pStyle w:val="a3"/>
         <w:ind w:right="-141" w:firstLine="360"/>
         <w:rPr>
           <w:sz w:val="20"/>
@@ -1385,7 +1420,7 @@
     </w:p>
     <w:p>
       <w:pPr>
-        <w:pStyle w:val="BodyText"/>
+        <w:pStyle w:val="a3"/>
         <w:tabs>
           <w:tab w:val="left" w:pos="1276"/>
         </w:tabs>
@@ -1405,7 +1440,7 @@
     </w:p>
     <w:p>
       <w:pPr>
-        <w:pStyle w:val="BodyText"/>
+        <w:pStyle w:val="a3"/>
         <w:tabs>
           <w:tab w:val="left" w:pos="1276"/>
         </w:tabs>
@@ -1425,7 +1460,7 @@
     </w:p>
     <w:p>
       <w:pPr>
-        <w:pStyle w:val="BodyText"/>
+        <w:pStyle w:val="a3"/>
         <w:tabs>
           <w:tab w:val="left" w:pos="-709"/>
         </w:tabs>
@@ -1445,7 +1480,7 @@
     </w:p>
     <w:p>
       <w:pPr>
-        <w:pStyle w:val="BodyText"/>
+        <w:pStyle w:val="a3"/>
         <w:ind w:right="-141" w:firstLine="360"/>
         <w:rPr>
           <w:sz w:val="20"/>
@@ -1457,14 +1492,8 @@
           <w:sz w:val="20"/>
           <w:szCs w:val="20"/>
         </w:rPr>
-        <w:t xml:space="preserve">2.4. </w:t>
-      </w:r>
-      <w:r>
-        <w:rPr>
-          <w:sz w:val="20"/>
-          <w:szCs w:val="20"/>
-        </w:rPr>
-        <w:t>Сторони домовились, що сума авторської винагороди (роялті), яка сплачується Користувачем за надання невиключного права на публі</w:t>
+        <w:lastRenderedPageBreak/>
+        <w:t>2.4. Сторони домовились, що сума авторської винагороди (роялті), яка сплачується Користувачем за надання невиключного права на публі</w:t>
       </w:r>
       <w:r>
         <w:rPr>
@@ -1485,14 +1514,14 @@
           <w:sz w:val="20"/>
           <w:szCs w:val="20"/>
         </w:rPr>
-        <w:t>ГО УААСП, з урахуванням діючих попередніх тарифів, затверджених Загальними зборами членів ГО УААСП та приписів законодавства України, становить</w:t>
-      </w:r>
-      <w:r>
-        <w:rPr>
-          <w:sz w:val="20"/>
-          <w:szCs w:val="20"/>
-        </w:rPr>
-        <w:t xml:space="preserve">: </w:t>
+        <w:t>ГО УААСП</w:t>
+      </w:r>
+      <w:r>
+        <w:rPr>
+          <w:sz w:val="20"/>
+          <w:szCs w:val="20"/>
+        </w:rPr>
+        <w:t xml:space="preserve"> становить: </w:t>
       </w:r>
       <w:bookmarkStart w:id="3" w:name="_Hlk3207123"/>
       <w:sdt>
@@ -1512,10 +1541,11 @@
           <w15:appearance w15:val="tags"/>
           <w:text/>
         </w:sdtPr>
+        <w:sdtEndPr/>
         <w:sdtContent>
           <w:r>
             <w:rPr>
-              <w:rStyle w:val="PlaceholderText"/>
+              <w:rStyle w:val="af3"/>
             </w:rPr>
             <w:t>Место для ввода текста.</w:t>
           </w:r>
@@ -1547,10 +1577,11 @@
           <w15:appearance w15:val="tags"/>
           <w:text/>
         </w:sdtPr>
+        <w:sdtEndPr/>
         <w:sdtContent>
           <w:r>
             <w:rPr>
-              <w:rStyle w:val="PlaceholderText"/>
+              <w:rStyle w:val="af3"/>
             </w:rPr>
             <w:t>Место для ввода текста.</w:t>
           </w:r>
@@ -1624,10 +1655,11 @@
           <w15:appearance w15:val="tags"/>
           <w:text/>
         </w:sdtPr>
+        <w:sdtEndPr/>
         <w:sdtContent>
           <w:r>
             <w:rPr>
-              <w:rStyle w:val="PlaceholderText"/>
+              <w:rStyle w:val="af3"/>
             </w:rPr>
             <w:t>Место для ввода текста.</w:t>
           </w:r>
@@ -1670,10 +1702,11 @@
           <w15:appearance w15:val="tags"/>
           <w:text/>
         </w:sdtPr>
+        <w:sdtEndPr/>
         <w:sdtContent>
           <w:r>
             <w:rPr>
-              <w:rStyle w:val="PlaceholderText"/>
+              <w:rStyle w:val="af3"/>
             </w:rPr>
             <w:t>Место для ввода текста.</w:t>
           </w:r>
@@ -1717,10 +1750,11 @@
           <w15:appearance w15:val="tags"/>
           <w:text/>
         </w:sdtPr>
+        <w:sdtEndPr/>
         <w:sdtContent>
           <w:r>
             <w:rPr>
-              <w:rStyle w:val="PlaceholderText"/>
+              <w:rStyle w:val="af3"/>
             </w:rPr>
             <w:t>Место для ввода текста.</w:t>
           </w:r>
@@ -1742,16 +1776,9 @@
           <w:sz w:val="20"/>
           <w:szCs w:val="20"/>
         </w:rPr>
-        <w:t xml:space="preserve"> (далі – мінімальний платіж)</w:t>
+        <w:t xml:space="preserve"> (далі – мінімальний платіж) </w:t>
       </w:r>
       <w:bookmarkStart w:id="5" w:name="_Hlk3207388"/>
-      <w:r>
-        <w:rPr>
-          <w:sz w:val="20"/>
-          <w:szCs w:val="20"/>
-        </w:rPr>
-        <w:t xml:space="preserve"> за </w:t>
-      </w:r>
       <w:sdt>
         <w:sdtPr>
           <w:rPr>
@@ -1759,8 +1786,8 @@
             <w:sz w:val="20"/>
             <w:szCs w:val="20"/>
           </w:rPr>
-          <w:alias w:val="payPeriod1"/>
-          <w:tag w:val="payPeriod1"/>
+          <w:alias w:val="rltPayPeriod"/>
+          <w:tag w:val="rltPayPeriod"/>
           <w:id w:val="-212894741"/>
           <w:placeholder>
             <w:docPart w:val="591C52D9FFD24427A538B5EA54E3B71E"/>
@@ -1769,10 +1796,11 @@
           <w15:appearance w15:val="tags"/>
           <w:text/>
         </w:sdtPr>
+        <w:sdtEndPr/>
         <w:sdtContent>
           <w:r>
             <w:rPr>
-              <w:rStyle w:val="PlaceholderText"/>
+              <w:rStyle w:val="af3"/>
             </w:rPr>
             <w:t>Место для ввода текста.</w:t>
           </w:r>
@@ -1801,19 +1829,41 @@
           <w:sz w:val="20"/>
           <w:szCs w:val="20"/>
         </w:rPr>
-        <w:t>Сторони домовились, що сума авторської винагороди (роялті), яка сплачується Користувачем за надання невиключного права на публічне виконання творів з каталогу ГО УААСП, з урахуванням діючих попередніх тарифів, затверджених Загальними зборами членів ГО УААСП та приписів законодавства України</w:t>
-      </w:r>
-      <w:r>
-        <w:rPr>
-          <w:sz w:val="20"/>
-          <w:szCs w:val="20"/>
-        </w:rPr>
-        <w:t>.</w:t>
-      </w:r>
-    </w:p>
-    <w:p>
-      <w:pPr>
-        <w:pStyle w:val="BodyText"/>
+        <w:t xml:space="preserve">Визначена Сторонами сума авторської винагороди в </w:t>
+      </w:r>
+      <w:r>
+        <w:rPr>
+          <w:sz w:val="20"/>
+          <w:szCs w:val="20"/>
+          <w:lang w:val="ru-RU"/>
+        </w:rPr>
+        <w:t xml:space="preserve"> </w:t>
+      </w:r>
+      <w:r>
+        <w:rPr>
+          <w:sz w:val="20"/>
+          <w:szCs w:val="20"/>
+        </w:rPr>
+        <w:t>п. 2.4., у тому числі, з урахуванням умов п. 5.2. Договору</w:t>
+      </w:r>
+      <w:r>
+        <w:rPr>
+          <w:sz w:val="20"/>
+          <w:szCs w:val="20"/>
+        </w:rPr>
+        <w:t>,</w:t>
+      </w:r>
+      <w:r>
+        <w:rPr>
+          <w:sz w:val="20"/>
+          <w:szCs w:val="20"/>
+        </w:rPr>
+        <w:t xml:space="preserve"> не залежить від тривалості та кількості використання творів.</w:t>
+      </w:r>
+    </w:p>
+    <w:p>
+      <w:pPr>
+        <w:pStyle w:val="a3"/>
         <w:ind w:right="-141" w:firstLine="360"/>
         <w:rPr>
           <w:sz w:val="20"/>
@@ -1825,14 +1875,7 @@
           <w:sz w:val="20"/>
           <w:szCs w:val="20"/>
         </w:rPr>
-        <w:t>2.5. Користувач зобов’язується вести точний облік творів та їх авторів і</w:t>
-      </w:r>
-      <w:r>
-        <w:rPr>
-          <w:sz w:val="20"/>
-          <w:szCs w:val="20"/>
-        </w:rPr>
-        <w:t>:</w:t>
+        <w:t xml:space="preserve">2.5. Користувач зобов’язується вести точний облік творів та їх авторів і не пізніше 20-ого числа після закінчення </w:t>
       </w:r>
       <w:r>
         <w:rPr>
@@ -1840,56 +1883,32 @@
           <w:sz w:val="20"/>
           <w:szCs w:val="20"/>
         </w:rPr>
-        <w:t>:</w:t>
-      </w:r>
-    </w:p>
-    <w:p>
-      <w:pPr>
-        <w:pStyle w:val="BodyText"/>
-        <w:ind w:right="-165"/>
-        <w:rPr>
-          <w:sz w:val="20"/>
-          <w:szCs w:val="20"/>
-        </w:rPr>
-      </w:pPr>
-      <w:r>
-        <w:rPr>
-          <w:sz w:val="20"/>
-          <w:szCs w:val="20"/>
-        </w:rPr>
-        <w:t xml:space="preserve">        </w:t>
-      </w:r>
-      <w:r>
-        <w:rPr>
-          <w:sz w:val="20"/>
-          <w:szCs w:val="20"/>
-        </w:rPr>
-        <w:t xml:space="preserve">2.5.1. не пізніше 20 (двадцятого) числа </w:t>
-      </w:r>
-      <w:bookmarkStart w:id="6" w:name="_Hlk124520970"/>
+        <w:t xml:space="preserve">кожного </w:t>
+      </w:r>
+      <w:bookmarkStart w:id="6" w:name="_Hlk3207428"/>
       <w:sdt>
         <w:sdtPr>
           <w:rPr>
+            <w:b/>
             <w:color w:val="000000"/>
             <w:sz w:val="20"/>
             <w:szCs w:val="20"/>
           </w:rPr>
-          <w:alias w:val="payPeriod2"/>
-          <w:tag w:val="payPeriod2"/>
+          <w:alias w:val="rltPayPeriod2"/>
+          <w:tag w:val="rltPayPeriod2"/>
           <w:id w:val="-390504929"/>
           <w:placeholder>
-            <w:docPart w:val="CC31F9A3C99645F1B8DE37D574F02095"/>
+            <w:docPart w:val="F9DC9014F67C4BAB90D397300D8FDDBB"/>
           </w:placeholder>
           <w:showingPlcHdr/>
           <w15:appearance w15:val="tags"/>
           <w:text/>
         </w:sdtPr>
+        <w:sdtEndPr/>
         <w:sdtContent>
           <w:r>
             <w:rPr>
-              <w:color w:val="808080"/>
-              <w:sz w:val="20"/>
-              <w:szCs w:val="20"/>
+              <w:rStyle w:val="af3"/>
             </w:rPr>
             <w:t>Место для ввода текста.</w:t>
           </w:r>
@@ -1898,456 +1917,273 @@
       <w:bookmarkEnd w:id="6"/>
       <w:r>
         <w:rPr>
-          <w:sz w:val="20"/>
-          <w:szCs w:val="20"/>
-        </w:rPr>
-        <w:t xml:space="preserve">, за </w:t>
-      </w:r>
-      <w:sdt>
-        <w:sdtPr>
+          <w:b/>
+          <w:sz w:val="20"/>
+          <w:szCs w:val="20"/>
+        </w:rPr>
+        <w:t>:</w:t>
+      </w:r>
+    </w:p>
+    <w:p>
+      <w:pPr>
+        <w:pStyle w:val="a3"/>
+        <w:ind w:right="-29"/>
+      </w:pPr>
+      <w:r>
+        <w:rPr>
+          <w:sz w:val="20"/>
+          <w:szCs w:val="20"/>
+        </w:rPr>
+        <w:t xml:space="preserve">        2.5.1. перерахувати на поточний рахунок </w:t>
+      </w:r>
+      <w:r>
+        <w:rPr>
+          <w:sz w:val="20"/>
+          <w:szCs w:val="20"/>
+        </w:rPr>
+        <w:t>ГО УААСП</w:t>
+      </w:r>
+      <w:r>
+        <w:rPr>
+          <w:sz w:val="20"/>
+          <w:szCs w:val="20"/>
+        </w:rPr>
+        <w:t xml:space="preserve"> авторську винагороду, розраховану відповідно до п. 2.4. Договору, у тому числі, з урахуванням умов п. 5.2. даного Договору; </w:t>
+      </w:r>
+      <w:r>
+        <w:tab/>
+      </w:r>
+    </w:p>
+    <w:p>
+      <w:pPr>
+        <w:pStyle w:val="a3"/>
+        <w:ind w:right="-141" w:firstLine="360"/>
+        <w:rPr>
+          <w:sz w:val="20"/>
+          <w:szCs w:val="20"/>
+        </w:rPr>
+      </w:pPr>
+      <w:r>
+        <w:rPr>
+          <w:sz w:val="20"/>
+          <w:szCs w:val="20"/>
+        </w:rPr>
+        <w:t xml:space="preserve">2.5.2. надати </w:t>
+      </w:r>
+      <w:r>
+        <w:rPr>
+          <w:sz w:val="20"/>
+          <w:szCs w:val="20"/>
+        </w:rPr>
+        <w:t>ГО УААСП</w:t>
+      </w:r>
+      <w:r>
+        <w:rPr>
+          <w:sz w:val="20"/>
+          <w:szCs w:val="20"/>
+        </w:rPr>
+        <w:t xml:space="preserve"> безпосередньо або через </w:t>
+      </w:r>
+      <w:r>
+        <w:rPr>
+          <w:sz w:val="20"/>
+          <w:szCs w:val="20"/>
+          <w:lang w:val="ru-RU"/>
+        </w:rPr>
+        <w:t>п</w:t>
+      </w:r>
+      <w:r>
+        <w:rPr>
+          <w:sz w:val="20"/>
+          <w:szCs w:val="20"/>
+        </w:rPr>
+        <w:t xml:space="preserve">редставника Звіт про публічно виконані твори (далі – Звіт) за формою, наведеною у </w:t>
+      </w:r>
+      <w:r>
+        <w:rPr>
+          <w:b/>
+          <w:sz w:val="20"/>
+          <w:szCs w:val="20"/>
+        </w:rPr>
+        <w:t>Додатку № 1</w:t>
+      </w:r>
+      <w:r>
+        <w:rPr>
+          <w:sz w:val="20"/>
+          <w:szCs w:val="20"/>
+        </w:rPr>
+        <w:t xml:space="preserve"> до даного Договору, та в електронному вигляді за </w:t>
+      </w:r>
+      <w:r>
+        <w:rPr>
+          <w:color w:val="000000"/>
+          <w:sz w:val="20"/>
+          <w:szCs w:val="20"/>
+        </w:rPr>
+        <w:t>адрес</w:t>
+      </w:r>
+      <w:r>
+        <w:rPr>
+          <w:color w:val="000000"/>
+          <w:sz w:val="20"/>
+          <w:szCs w:val="20"/>
+          <w:lang w:val="ru-RU"/>
+        </w:rPr>
+        <w:t>ою</w:t>
+      </w:r>
+      <w:r>
+        <w:rPr>
+          <w:color w:val="000000"/>
+          <w:sz w:val="20"/>
+          <w:szCs w:val="20"/>
+          <w:lang w:val="ru-RU"/>
+        </w:rPr>
+        <w:t xml:space="preserve">: </w:t>
+      </w:r>
+      <w:hyperlink r:id="rId8" w:history="1">
+        <w:r>
           <w:rPr>
-            <w:color w:val="000000"/>
+            <w:rStyle w:val="ab"/>
             <w:sz w:val="20"/>
             <w:szCs w:val="20"/>
+            <w:lang w:val="ru-RU"/>
           </w:rPr>
-          <w:alias w:val="payPeriod3"/>
-          <w:tag w:val="payPeriod3"/>
-          <w:id w:val="1133986220"/>
-          <w:placeholder>
-            <w:docPart w:val="7CA5E306C6084743BFA47D1653A579A6"/>
-          </w:placeholder>
-          <w:showingPlcHdr/>
-          <w15:appearance w15:val="tags"/>
-          <w:text/>
-        </w:sdtPr>
-        <w:sdtContent>
-          <w:r>
-            <w:rPr>
-              <w:color w:val="808080"/>
-              <w:sz w:val="20"/>
-              <w:szCs w:val="20"/>
-            </w:rPr>
-            <w:t>Место для ввода текста.</w:t>
-          </w:r>
-        </w:sdtContent>
-      </w:sdt>
-      <w:r>
-        <w:rPr>
-          <w:sz w:val="20"/>
-          <w:szCs w:val="20"/>
-        </w:rPr>
-        <w:t xml:space="preserve">, у якому Користувач має здійснити виплату авторської винагороди, зобов’язується перерахувати на поточний рахунок ГО УААСП, передбачений  п. 2.4. Договору мінімальний платіж авторської винагороди. При цьому, перша виплата мінімального платежу Користувачем здійснюється не пізніше двадцяти календарних днів після підписання Сторонами цього Договору, а також   Користувач зобов`язується не пізніше 20-ого числа </w:t>
-      </w:r>
-      <w:sdt>
-        <w:sdtPr>
-          <w:rPr>
-            <w:color w:val="000000"/>
-            <w:sz w:val="20"/>
-            <w:szCs w:val="20"/>
-          </w:rPr>
-          <w:alias w:val="payPeriod4"/>
-          <w:tag w:val="payPeriod4"/>
-          <w:id w:val="1759869420"/>
-          <w:placeholder>
-            <w:docPart w:val="176DF28603914E76A34CE26EF602B501"/>
-          </w:placeholder>
-          <w:showingPlcHdr/>
-          <w15:appearance w15:val="tags"/>
-          <w:text/>
-        </w:sdtPr>
-        <w:sdtContent>
-          <w:r>
-            <w:rPr>
-              <w:color w:val="808080"/>
-              <w:sz w:val="20"/>
-              <w:szCs w:val="20"/>
-            </w:rPr>
-            <w:t>Место для ввода текста.</w:t>
-          </w:r>
-        </w:sdtContent>
-      </w:sdt>
-      <w:r>
-        <w:rPr>
-          <w:sz w:val="20"/>
-          <w:szCs w:val="20"/>
-        </w:rPr>
-        <w:t xml:space="preserve">, перерахувати на поточний рахунок ГО УААСП за </w:t>
-      </w:r>
-      <w:sdt>
-        <w:sdtPr>
-          <w:rPr>
-            <w:sz w:val="20"/>
-            <w:szCs w:val="20"/>
-          </w:rPr>
-          <w:alias w:val="payPeriod5"/>
-          <w:tag w:val="payPeriod5"/>
-          <w:id w:val="1087661003"/>
-          <w:placeholder>
-            <w:docPart w:val="4BC31385431F45278B46B600DE47FE6A"/>
-          </w:placeholder>
-          <w:showingPlcHdr/>
-          <w15:appearance w15:val="tags"/>
-          <w:text/>
-        </w:sdtPr>
-        <w:sdtContent>
-          <w:r>
-            <w:rPr>
-              <w:color w:val="808080"/>
-              <w:sz w:val="20"/>
-              <w:szCs w:val="20"/>
-            </w:rPr>
-            <w:t>Место для ввода текста.</w:t>
-          </w:r>
-        </w:sdtContent>
-      </w:sdt>
-      <w:r>
-        <w:rPr>
-          <w:sz w:val="20"/>
-          <w:szCs w:val="20"/>
-        </w:rPr>
-        <w:t xml:space="preserve"> загальну повну суму авторської винагороди, визначену в п. 2.4. даного Договору, за вирахуванням сплаченого у передбаченому вище порядку даного Договору мінімального платежу; </w:t>
-      </w:r>
-      <w:r>
-        <w:rPr>
-          <w:sz w:val="20"/>
-          <w:szCs w:val="20"/>
-        </w:rPr>
-        <w:tab/>
-      </w:r>
-    </w:p>
-    <w:p>
-      <w:pPr>
-        <w:ind w:right="-141" w:firstLine="360"/>
-        <w:jc w:val="both"/>
-        <w:rPr>
-          <w:b w:val="0"/>
-          <w:bCs w:val="0"/>
-          <w:sz w:val="20"/>
-          <w:szCs w:val="20"/>
-          <w:lang w:val="uk-UA"/>
-        </w:rPr>
-      </w:pPr>
-      <w:r>
-        <w:rPr>
-          <w:b w:val="0"/>
-          <w:bCs w:val="0"/>
-          <w:sz w:val="20"/>
-          <w:szCs w:val="20"/>
-          <w:lang w:val="uk-UA"/>
-        </w:rPr>
-        <w:t>2.5</w:t>
-      </w:r>
-      <w:r>
-        <w:rPr>
-          <w:b w:val="0"/>
-          <w:bCs w:val="0"/>
-          <w:sz w:val="20"/>
-          <w:szCs w:val="20"/>
-          <w:lang w:val="uk-UA"/>
-        </w:rPr>
-        <w:t>.</w:t>
-      </w:r>
-      <w:r>
-        <w:rPr>
-          <w:b w:val="0"/>
-          <w:bCs w:val="0"/>
-          <w:sz w:val="20"/>
-          <w:szCs w:val="20"/>
-          <w:lang w:val="uk-UA"/>
-        </w:rPr>
-        <w:t xml:space="preserve">2. не пізніше 20 (двадцятого) числа </w:t>
-      </w:r>
-      <w:sdt>
-        <w:sdtPr>
-          <w:rPr>
-            <w:bCs w:val="0"/>
-            <w:color w:val="000000"/>
-            <w:sz w:val="20"/>
-            <w:szCs w:val="20"/>
-            <w:lang w:val="uk-UA"/>
-          </w:rPr>
-          <w:alias w:val="payPeriod2"/>
-          <w:tag w:val="payPeriod2"/>
-          <w:id w:val="1990129443"/>
-          <w:placeholder>
-            <w:docPart w:val="707886817A324D2A8E0C401F6F9894F1"/>
-          </w:placeholder>
-          <w:showingPlcHdr/>
-          <w15:appearance w15:val="tags"/>
-          <w:text/>
-        </w:sdtPr>
-        <w:sdtContent>
-          <w:r>
-            <w:rPr>
-              <w:b w:val="0"/>
-              <w:bCs w:val="0"/>
-              <w:color w:val="808080"/>
-              <w:sz w:val="20"/>
-              <w:szCs w:val="20"/>
-              <w:lang w:val="uk-UA"/>
-            </w:rPr>
-            <w:t>Место для ввода текста.</w:t>
-          </w:r>
-        </w:sdtContent>
-      </w:sdt>
-      <w:r>
-        <w:rPr>
-          <w:b w:val="0"/>
-          <w:bCs w:val="0"/>
-          <w:sz w:val="20"/>
-          <w:szCs w:val="20"/>
-          <w:lang w:val="uk-UA"/>
-        </w:rPr>
-        <w:t xml:space="preserve"> надати ГО УААСП безпосередньо або через представника у паперовому прошитому вигляді за підписом уповноваженої особи Користувача Звіт про публічно виконані твори (далі – Звіт) за формою, наведеною у </w:t>
-      </w:r>
-      <w:r>
-        <w:rPr>
-          <w:bCs w:val="0"/>
-          <w:sz w:val="20"/>
-          <w:szCs w:val="20"/>
-          <w:lang w:val="uk-UA"/>
-        </w:rPr>
-        <w:t>Додатку № 1</w:t>
-      </w:r>
-      <w:r>
-        <w:rPr>
-          <w:b w:val="0"/>
-          <w:bCs w:val="0"/>
-          <w:sz w:val="20"/>
-          <w:szCs w:val="20"/>
-          <w:lang w:val="uk-UA"/>
-        </w:rPr>
-        <w:t xml:space="preserve"> до даного Договору, та в електронному вигляді за </w:t>
-      </w:r>
-      <w:r>
-        <w:rPr>
-          <w:b w:val="0"/>
-          <w:bCs w:val="0"/>
+          <w:t>zvit@uacrr.org.ua</w:t>
+        </w:r>
+      </w:hyperlink>
+      <w:r>
+        <w:rPr>
           <w:color w:val="000000"/>
           <w:sz w:val="20"/>
           <w:szCs w:val="20"/>
-          <w:lang w:val="uk-UA"/>
-        </w:rPr>
-        <w:t xml:space="preserve">адресою: </w:t>
-      </w:r>
-      <w:proofErr w:type="spellStart"/>
-      <w:r>
-        <w:rPr>
-          <w:bCs w:val="0"/>
-          <w:sz w:val="20"/>
-          <w:szCs w:val="20"/>
-          <w:lang w:val="en-US"/>
-        </w:rPr>
-        <w:t>zvit</w:t>
-      </w:r>
-      <w:proofErr w:type="spellEnd"/>
-      <w:r>
-        <w:rPr>
-          <w:bCs w:val="0"/>
-          <w:sz w:val="20"/>
-          <w:szCs w:val="20"/>
-          <w:lang w:val="uk-UA"/>
-        </w:rPr>
-        <w:t>@</w:t>
-      </w:r>
-      <w:proofErr w:type="spellStart"/>
-      <w:r>
-        <w:rPr>
-          <w:bCs w:val="0"/>
-          <w:sz w:val="20"/>
-          <w:szCs w:val="20"/>
-          <w:lang w:val="en-US"/>
-        </w:rPr>
-        <w:t>uacrr</w:t>
-      </w:r>
-      <w:proofErr w:type="spellEnd"/>
-      <w:r>
-        <w:rPr>
-          <w:bCs w:val="0"/>
-          <w:sz w:val="20"/>
-          <w:szCs w:val="20"/>
-          <w:lang w:val="uk-UA"/>
-        </w:rPr>
-        <w:t>.</w:t>
-      </w:r>
-      <w:r>
-        <w:rPr>
-          <w:bCs w:val="0"/>
-          <w:sz w:val="20"/>
-          <w:szCs w:val="20"/>
-          <w:lang w:val="en-US"/>
-        </w:rPr>
-        <w:t>org</w:t>
-      </w:r>
-      <w:r>
-        <w:rPr>
-          <w:bCs w:val="0"/>
-          <w:sz w:val="20"/>
-          <w:szCs w:val="20"/>
-          <w:lang w:val="uk-UA"/>
-        </w:rPr>
-        <w:t>.</w:t>
-      </w:r>
-      <w:proofErr w:type="spellStart"/>
-      <w:r>
-        <w:rPr>
-          <w:bCs w:val="0"/>
-          <w:sz w:val="20"/>
-          <w:szCs w:val="20"/>
-          <w:lang w:val="en-US"/>
-        </w:rPr>
-        <w:t>ua</w:t>
-      </w:r>
-      <w:proofErr w:type="spellEnd"/>
-      <w:r>
-        <w:rPr>
-          <w:bCs w:val="0"/>
+          <w:lang w:val="ru-RU"/>
+        </w:rPr>
+        <w:t xml:space="preserve"> </w:t>
+      </w:r>
+      <w:r>
+        <w:rPr>
           <w:i/>
           <w:sz w:val="20"/>
           <w:szCs w:val="20"/>
-          <w:lang w:val="uk-UA"/>
-        </w:rPr>
-        <w:t xml:space="preserve"> </w:t>
-      </w:r>
-      <w:r>
-        <w:rPr>
-          <w:b w:val="0"/>
-          <w:bCs w:val="0"/>
-          <w:i/>
-          <w:sz w:val="20"/>
-          <w:szCs w:val="20"/>
-          <w:lang w:val="uk-UA"/>
         </w:rPr>
         <w:t>(Звіт подається в файлі формату Exсel</w:t>
       </w:r>
       <w:r>
         <w:rPr>
-          <w:b w:val="0"/>
-          <w:bCs w:val="0"/>
-          <w:sz w:val="20"/>
-          <w:szCs w:val="20"/>
-          <w:lang w:val="uk-UA"/>
+          <w:sz w:val="20"/>
+          <w:szCs w:val="20"/>
         </w:rPr>
         <w:t>);</w:t>
       </w:r>
     </w:p>
     <w:p>
       <w:pPr>
+        <w:pStyle w:val="a3"/>
         <w:tabs>
           <w:tab w:val="left" w:pos="2835"/>
         </w:tabs>
         <w:ind w:right="-141" w:firstLine="360"/>
-        <w:jc w:val="both"/>
-        <w:rPr>
-          <w:b w:val="0"/>
-          <w:bCs w:val="0"/>
-          <w:sz w:val="20"/>
-          <w:szCs w:val="20"/>
-          <w:lang w:val="uk-UA"/>
-        </w:rPr>
-      </w:pPr>
-      <w:r>
-        <w:rPr>
-          <w:b w:val="0"/>
-          <w:bCs w:val="0"/>
-          <w:sz w:val="20"/>
-          <w:szCs w:val="20"/>
-          <w:lang w:val="uk-UA"/>
-        </w:rPr>
-        <w:t xml:space="preserve">2.5.3. не пізніше 20 (двадцятого) числа </w:t>
-      </w:r>
-      <w:sdt>
-        <w:sdtPr>
-          <w:rPr>
-            <w:bCs w:val="0"/>
-            <w:color w:val="000000"/>
-            <w:sz w:val="20"/>
-            <w:szCs w:val="20"/>
-            <w:lang w:val="uk-UA"/>
-          </w:rPr>
-          <w:alias w:val="payPeriod2"/>
-          <w:tag w:val="payPeriod2"/>
-          <w:id w:val="1254168523"/>
-          <w:placeholder>
-            <w:docPart w:val="3309758550574AB7B7206C6741CCF7D6"/>
-          </w:placeholder>
-          <w:showingPlcHdr/>
-          <w15:appearance w15:val="tags"/>
-          <w:text/>
-        </w:sdtPr>
-        <w:sdtContent>
-          <w:r>
-            <w:rPr>
-              <w:b w:val="0"/>
-              <w:bCs w:val="0"/>
-              <w:color w:val="808080"/>
-              <w:sz w:val="20"/>
-              <w:szCs w:val="20"/>
-              <w:lang w:val="uk-UA"/>
-            </w:rPr>
-            <w:t>Место для ввода текста.</w:t>
-          </w:r>
-        </w:sdtContent>
-      </w:sdt>
-      <w:r>
-        <w:rPr>
-          <w:b w:val="0"/>
-          <w:bCs w:val="0"/>
-          <w:sz w:val="20"/>
-          <w:szCs w:val="20"/>
-          <w:lang w:val="uk-UA"/>
-        </w:rPr>
-        <w:t xml:space="preserve"> надіслати ГО УААСП належним чином заповнений та підписаний Акт про виплату авторської винагороди та надання звіту (далі – Акт) в 2-ох примірниках за формою, наведеною у </w:t>
-      </w:r>
-      <w:r>
-        <w:rPr>
-          <w:bCs w:val="0"/>
-          <w:sz w:val="20"/>
-          <w:szCs w:val="20"/>
-          <w:lang w:val="uk-UA"/>
+        <w:rPr>
+          <w:sz w:val="20"/>
+          <w:szCs w:val="20"/>
+        </w:rPr>
+      </w:pPr>
+      <w:r>
+        <w:rPr>
+          <w:sz w:val="20"/>
+          <w:szCs w:val="20"/>
+        </w:rPr>
+        <w:t xml:space="preserve">2.5.3. надати </w:t>
+      </w:r>
+      <w:r>
+        <w:rPr>
+          <w:sz w:val="20"/>
+          <w:szCs w:val="20"/>
+        </w:rPr>
+        <w:t>ГО УААСП</w:t>
+      </w:r>
+      <w:r>
+        <w:rPr>
+          <w:sz w:val="20"/>
+          <w:szCs w:val="20"/>
+        </w:rPr>
+        <w:t xml:space="preserve"> належним чином завірені копії документів бухгалтерської звітності з відміткою державного органу (статистики, державної фіскальної служби) про прийняття за відповідний звітний період згідно з </w:t>
+      </w:r>
+      <w:r>
+        <w:rPr>
+          <w:rStyle w:val="rvts23"/>
+          <w:sz w:val="20"/>
+          <w:szCs w:val="20"/>
+        </w:rPr>
+        <w:t>Національним положенням (стандартом) бухгалтерського обліку 1 «Загальні вимоги до фінансової звітності»</w:t>
+      </w:r>
+      <w:r>
+        <w:rPr>
+          <w:sz w:val="20"/>
+          <w:szCs w:val="20"/>
+        </w:rPr>
+        <w:t xml:space="preserve">, затвердженими наказом Міністерства фінансів України № 73 від </w:t>
+      </w:r>
+      <w:r>
+        <w:rPr>
+          <w:rStyle w:val="rvts9"/>
+          <w:sz w:val="20"/>
+          <w:szCs w:val="20"/>
+        </w:rPr>
+        <w:t xml:space="preserve">07.02.2013 </w:t>
+      </w:r>
+      <w:r>
+        <w:rPr>
+          <w:sz w:val="20"/>
+          <w:szCs w:val="20"/>
+        </w:rPr>
+        <w:t>р.;</w:t>
+      </w:r>
+    </w:p>
+    <w:p>
+      <w:pPr>
+        <w:pStyle w:val="a3"/>
+        <w:ind w:right="-141" w:firstLine="360"/>
+        <w:rPr>
+          <w:sz w:val="20"/>
+          <w:szCs w:val="20"/>
+        </w:rPr>
+      </w:pPr>
+      <w:r>
+        <w:rPr>
+          <w:sz w:val="20"/>
+          <w:szCs w:val="20"/>
+        </w:rPr>
+        <w:t xml:space="preserve">2.5.4. надіслати </w:t>
+      </w:r>
+      <w:r>
+        <w:rPr>
+          <w:sz w:val="20"/>
+          <w:szCs w:val="20"/>
+        </w:rPr>
+        <w:t>ГО УААСП</w:t>
+      </w:r>
+      <w:r>
+        <w:rPr>
+          <w:sz w:val="20"/>
+          <w:szCs w:val="20"/>
+        </w:rPr>
+        <w:t xml:space="preserve"> належним чином заповнений та підписаний Акт про виплату авторської винагороди та надання звіту (далі – Акт) в 2-ох примірниках за формою, наведеною у </w:t>
+      </w:r>
+      <w:r>
+        <w:rPr>
+          <w:b/>
+          <w:sz w:val="20"/>
+          <w:szCs w:val="20"/>
         </w:rPr>
         <w:t>Додатку № 2</w:t>
       </w:r>
       <w:r>
         <w:rPr>
-          <w:b w:val="0"/>
-          <w:bCs w:val="0"/>
-          <w:sz w:val="20"/>
-          <w:szCs w:val="20"/>
-          <w:lang w:val="uk-UA"/>
-        </w:rPr>
-        <w:t>, який після перевірки зазначеної в ньому інформації щодо перерахування коштів підписується              ГО УААСП, після чого 1 (один) примірник повертається Користувачу.</w:t>
-      </w:r>
-    </w:p>
-    <w:p>
-      <w:pPr>
-        <w:pStyle w:val="BodyText"/>
-        <w:ind w:right="-165" w:firstLine="360"/>
-        <w:rPr>
-          <w:sz w:val="20"/>
-          <w:szCs w:val="20"/>
-        </w:rPr>
-      </w:pPr>
-      <w:r>
-        <w:rPr>
-          <w:sz w:val="20"/>
-          <w:szCs w:val="20"/>
-        </w:rPr>
-        <w:t>2.6. У разі невиконання або неналежного виконання Користу</w:t>
-      </w:r>
-      <w:r>
-        <w:rPr>
-          <w:sz w:val="20"/>
-          <w:szCs w:val="20"/>
-        </w:rPr>
-        <w:t>вачем п. 2.5.2., 2.5.3.,</w:t>
-      </w:r>
-      <w:r>
-        <w:rPr>
-          <w:sz w:val="20"/>
-          <w:szCs w:val="20"/>
-        </w:rPr>
-        <w:t xml:space="preserve"> 3.2. даного Договору Користувач зобов’язаний сплатити </w:t>
+          <w:sz w:val="20"/>
+          <w:szCs w:val="20"/>
+        </w:rPr>
+        <w:t xml:space="preserve">, який після перевірки зазначеної в ньому інформації щодо перерахування коштів підписується  </w:t>
       </w:r>
       <w:r>
         <w:rPr>
@@ -2361,7 +2197,177 @@
           <w:sz w:val="20"/>
           <w:szCs w:val="20"/>
         </w:rPr>
-        <w:t xml:space="preserve"> штраф у розмірі</w:t>
+        <w:t>, після чого 1 (один) примірник повертається Користувачу.</w:t>
+      </w:r>
+    </w:p>
+    <w:p>
+      <w:pPr>
+        <w:pStyle w:val="a3"/>
+        <w:ind w:right="-141" w:firstLine="360"/>
+        <w:rPr>
+          <w:sz w:val="20"/>
+          <w:szCs w:val="20"/>
+        </w:rPr>
+      </w:pPr>
+      <w:r>
+        <w:rPr>
+          <w:sz w:val="20"/>
+          <w:szCs w:val="20"/>
+        </w:rPr>
+        <w:t xml:space="preserve">2.6. У разі невиконання або неналежного виконання Користувачем п. 2.5.2., 2.5.3., 2.5.4., 3.2. даного Договору Користувач зобов’язаний сплатити </w:t>
+      </w:r>
+      <w:r>
+        <w:rPr>
+          <w:sz w:val="20"/>
+          <w:szCs w:val="20"/>
+        </w:rPr>
+        <w:t>ГО УААСП</w:t>
+      </w:r>
+      <w:r>
+        <w:rPr>
+          <w:sz w:val="20"/>
+          <w:szCs w:val="20"/>
+        </w:rPr>
+        <w:t xml:space="preserve"> штраф у розмірі 3000 (три тисячі) грн. 00 коп. за кожне порушення кожного пункту, в тому числі, за кожен місяць невиконання Користувачем зобов’язань, передбачених пунктами 2.5.2. – 2.5.4. Договору. Сплата штрафу не звільняє Користувача від обов’язку сплати авторської винагороди (роялті) і (або) надання Звіту та</w:t>
+      </w:r>
+      <w:r>
+        <w:rPr>
+          <w:sz w:val="20"/>
+          <w:szCs w:val="20"/>
+        </w:rPr>
+        <w:t xml:space="preserve"> / </w:t>
+      </w:r>
+      <w:r>
+        <w:rPr>
+          <w:sz w:val="20"/>
+          <w:szCs w:val="20"/>
+        </w:rPr>
+        <w:t>або</w:t>
+      </w:r>
+      <w:r>
+        <w:rPr>
+          <w:sz w:val="20"/>
+          <w:szCs w:val="20"/>
+        </w:rPr>
+        <w:t xml:space="preserve"> Акту. </w:t>
+      </w:r>
+    </w:p>
+    <w:p>
+      <w:pPr>
+        <w:pStyle w:val="a3"/>
+        <w:ind w:right="-141" w:firstLine="360"/>
+        <w:rPr>
+          <w:sz w:val="20"/>
+          <w:szCs w:val="20"/>
+        </w:rPr>
+      </w:pPr>
+      <w:r>
+        <w:rPr>
+          <w:sz w:val="20"/>
+          <w:szCs w:val="20"/>
+        </w:rPr>
+        <w:t xml:space="preserve">2.7. У разі затримки платежів, визначених у п. 2.4., п.2.5.1., п.5.2. Договору, Користувач зобов’язаний виплатити </w:t>
+      </w:r>
+      <w:r>
+        <w:rPr>
+          <w:sz w:val="20"/>
+          <w:szCs w:val="20"/>
+        </w:rPr>
+        <w:t xml:space="preserve">     </w:t>
+      </w:r>
+      <w:r>
+        <w:rPr>
+          <w:sz w:val="20"/>
+          <w:szCs w:val="20"/>
+        </w:rPr>
+        <w:t xml:space="preserve">        </w:t>
+      </w:r>
+      <w:r>
+        <w:rPr>
+          <w:sz w:val="20"/>
+          <w:szCs w:val="20"/>
+        </w:rPr>
+        <w:t xml:space="preserve"> </w:t>
+      </w:r>
+      <w:r>
+        <w:rPr>
+          <w:sz w:val="20"/>
+          <w:szCs w:val="20"/>
+        </w:rPr>
+        <w:t>ГО УААСП</w:t>
+      </w:r>
+      <w:r>
+        <w:rPr>
+          <w:sz w:val="20"/>
+          <w:szCs w:val="20"/>
+        </w:rPr>
+        <w:t xml:space="preserve"> штраф у розмірі 3000 (три тисячі) грн. 00 коп.</w:t>
+      </w:r>
+      <w:r>
+        <w:rPr>
+          <w:sz w:val="20"/>
+          <w:szCs w:val="20"/>
+        </w:rPr>
+        <w:t xml:space="preserve"> </w:t>
+      </w:r>
+      <w:r>
+        <w:rPr>
+          <w:sz w:val="20"/>
+          <w:szCs w:val="20"/>
+        </w:rPr>
+        <w:t xml:space="preserve">одноразово </w:t>
+      </w:r>
+      <w:r>
+        <w:rPr>
+          <w:sz w:val="20"/>
+          <w:szCs w:val="20"/>
+        </w:rPr>
+        <w:t xml:space="preserve">та пеню у розмірі подвійної облікової ставки НБУ, що діяла у період, за який сплачується пеня, за кожен день затримки. При цьому, нарахування пені за прострочення виконання зобов’язання не припиняється через шість місяців від дня, коли зобов’язання мало бути виконано. Сплата </w:t>
+      </w:r>
+      <w:r>
+        <w:rPr>
+          <w:sz w:val="20"/>
+          <w:szCs w:val="20"/>
+        </w:rPr>
+        <w:t>штрафу та</w:t>
+      </w:r>
+      <w:r>
+        <w:rPr>
+          <w:sz w:val="20"/>
+          <w:szCs w:val="20"/>
+        </w:rPr>
+        <w:t xml:space="preserve"> /</w:t>
+      </w:r>
+      <w:r>
+        <w:rPr>
+          <w:sz w:val="20"/>
+          <w:szCs w:val="20"/>
+        </w:rPr>
+        <w:t xml:space="preserve"> або </w:t>
+      </w:r>
+      <w:r>
+        <w:rPr>
+          <w:sz w:val="20"/>
+          <w:szCs w:val="20"/>
+        </w:rPr>
+        <w:t>пені не звільняє Користувача від обов’язку сплати авторської винагороди (роялті).</w:t>
+      </w:r>
+    </w:p>
+    <w:p>
+      <w:pPr>
+        <w:pStyle w:val="a3"/>
+        <w:ind w:right="-141" w:firstLine="360"/>
+        <w:rPr>
+          <w:sz w:val="20"/>
+          <w:szCs w:val="20"/>
+        </w:rPr>
+      </w:pPr>
+      <w:r>
+        <w:rPr>
+          <w:sz w:val="20"/>
+          <w:szCs w:val="20"/>
+        </w:rPr>
+        <w:t>2.8. Сплата Користувачем штрафу та</w:t>
       </w:r>
       <w:r>
         <w:rPr>
@@ -2369,34 +2375,6 @@
           <w:szCs w:val="20"/>
           <w:lang w:val="ru-RU"/>
         </w:rPr>
-        <w:t xml:space="preserve"> </w:t>
-      </w:r>
-      <w:r>
-        <w:rPr>
-          <w:sz w:val="20"/>
-          <w:szCs w:val="20"/>
-        </w:rPr>
-        <w:t>3000 (три тисячі) грн. 00 коп. за кожне порушення кожного пункту, в тому числі, за кожен місяць невиконання Користувачем зобов’язань, передба</w:t>
-      </w:r>
-      <w:r>
-        <w:rPr>
-          <w:sz w:val="20"/>
-          <w:szCs w:val="20"/>
-        </w:rPr>
-        <w:t>чених пунктами 2.5.2., 2.5.3</w:t>
-      </w:r>
-      <w:r>
-        <w:rPr>
-          <w:sz w:val="20"/>
-          <w:szCs w:val="20"/>
-        </w:rPr>
-        <w:t>. Договору. Сплата штрафу не звільняє Користувача від обов’язку сплати авторської винагороди (роялті) і (або) надання Звіту та</w:t>
-      </w:r>
-      <w:r>
-        <w:rPr>
-          <w:sz w:val="20"/>
-          <w:szCs w:val="20"/>
-        </w:rPr>
         <w:t xml:space="preserve"> / </w:t>
       </w:r>
       <w:r>
@@ -2404,31 +2382,7 @@
           <w:sz w:val="20"/>
           <w:szCs w:val="20"/>
         </w:rPr>
-        <w:t>або</w:t>
-      </w:r>
-      <w:r>
-        <w:rPr>
-          <w:sz w:val="20"/>
-          <w:szCs w:val="20"/>
-        </w:rPr>
-        <w:t xml:space="preserve"> Акту. </w:t>
-      </w:r>
-    </w:p>
-    <w:p>
-      <w:pPr>
-        <w:pStyle w:val="BodyText"/>
-        <w:ind w:right="-141" w:firstLine="360"/>
-        <w:rPr>
-          <w:sz w:val="20"/>
-          <w:szCs w:val="20"/>
-        </w:rPr>
-      </w:pPr>
-      <w:r>
-        <w:rPr>
-          <w:sz w:val="20"/>
-          <w:szCs w:val="20"/>
-        </w:rPr>
-        <w:t xml:space="preserve">2.7. У разі затримки платежів, визначених у п. 2.4., п.2.5.1. Договору, Користувач зобов’язаний виплатити </w:t>
+        <w:t xml:space="preserve">або пені, передбачених даним Договором, здійснюється Користувачем шляхом перерахування коштів на розрахунковий рахунок </w:t>
       </w:r>
       <w:r>
         <w:rPr>
@@ -2442,88 +2396,7 @@
           <w:sz w:val="20"/>
           <w:szCs w:val="20"/>
         </w:rPr>
-        <w:t xml:space="preserve"> штраф у розмірі 3000 (три тисячі) грн. 00 коп.</w:t>
-      </w:r>
-      <w:r>
-        <w:rPr>
-          <w:sz w:val="20"/>
-          <w:szCs w:val="20"/>
-        </w:rPr>
-        <w:t xml:space="preserve"> </w:t>
-      </w:r>
-      <w:r>
-        <w:rPr>
-          <w:sz w:val="20"/>
-          <w:szCs w:val="20"/>
-        </w:rPr>
-        <w:t xml:space="preserve">одноразово </w:t>
-      </w:r>
-      <w:r>
-        <w:rPr>
-          <w:sz w:val="20"/>
-          <w:szCs w:val="20"/>
-        </w:rPr>
-        <w:t xml:space="preserve">та пеню у розмірі подвійної облікової ставки НБУ, що діяла у період, за який сплачується пеня, за кожен день затримки. При цьому, нарахування пені за прострочення виконання зобов’язання не припиняється через шість місяців від дня, коли зобов’язання мало бути виконано. Сплата </w:t>
-      </w:r>
-      <w:r>
-        <w:rPr>
-          <w:sz w:val="20"/>
-          <w:szCs w:val="20"/>
-        </w:rPr>
-        <w:t>штрафу та</w:t>
-      </w:r>
-      <w:r>
-        <w:rPr>
-          <w:sz w:val="20"/>
-          <w:szCs w:val="20"/>
-        </w:rPr>
-        <w:t xml:space="preserve"> /</w:t>
-      </w:r>
-      <w:r>
-        <w:rPr>
-          <w:sz w:val="20"/>
-          <w:szCs w:val="20"/>
-        </w:rPr>
-        <w:t xml:space="preserve"> або </w:t>
-      </w:r>
-      <w:r>
-        <w:rPr>
-          <w:sz w:val="20"/>
-          <w:szCs w:val="20"/>
-        </w:rPr>
-        <w:t>пені не звільняє Користувача від обов’язку сплати авторської винагороди (роялті).</w:t>
-      </w:r>
-    </w:p>
-    <w:p>
-      <w:pPr>
-        <w:pStyle w:val="BodyText"/>
-        <w:ind w:right="-141" w:firstLine="360"/>
-        <w:rPr>
-          <w:sz w:val="20"/>
-          <w:szCs w:val="20"/>
-        </w:rPr>
-      </w:pPr>
-      <w:r>
-        <w:rPr>
-          <w:sz w:val="20"/>
-          <w:szCs w:val="20"/>
-        </w:rPr>
-        <w:t>2.8. Сплата Користувачем штрафу та</w:t>
-      </w:r>
-      <w:r>
-        <w:rPr>
-          <w:sz w:val="20"/>
-          <w:szCs w:val="20"/>
-          <w:lang w:val="ru-RU"/>
-        </w:rPr>
-        <w:t xml:space="preserve"> / </w:t>
-      </w:r>
-      <w:r>
-        <w:rPr>
-          <w:sz w:val="20"/>
-          <w:szCs w:val="20"/>
-        </w:rPr>
-        <w:t xml:space="preserve">або пені, передбачених даним Договором, здійснюється Користувачем шляхом перерахування коштів на розрахунковий рахунок </w:t>
+        <w:t xml:space="preserve"> протягом 10 (десяти) календарних днів з дати отримання Користувачем письмової вимоги (претензії) </w:t>
       </w:r>
       <w:r>
         <w:rPr>
@@ -2537,7 +2410,7 @@
           <w:sz w:val="20"/>
           <w:szCs w:val="20"/>
         </w:rPr>
-        <w:t xml:space="preserve"> протягом 10 (десяти) календарних днів з дати отримання Користувачем письмової вимоги (претензії) </w:t>
+        <w:t xml:space="preserve">, направленої </w:t>
       </w:r>
       <w:r>
         <w:rPr>
@@ -2551,26 +2424,12 @@
           <w:sz w:val="20"/>
           <w:szCs w:val="20"/>
         </w:rPr>
-        <w:t xml:space="preserve">, направленої </w:t>
-      </w:r>
-      <w:r>
-        <w:rPr>
-          <w:sz w:val="20"/>
-          <w:szCs w:val="20"/>
-        </w:rPr>
-        <w:t>ГО УААСП</w:t>
-      </w:r>
-      <w:r>
-        <w:rPr>
-          <w:sz w:val="20"/>
-          <w:szCs w:val="20"/>
-        </w:rPr>
         <w:t xml:space="preserve"> Користувачу рекомендованим листом з повідомленням про вручення. </w:t>
       </w:r>
     </w:p>
     <w:p>
       <w:pPr>
-        <w:pStyle w:val="HTMLPreformatted"/>
+        <w:pStyle w:val="HTML"/>
         <w:tabs>
           <w:tab w:val="clear" w:pos="916"/>
           <w:tab w:val="clear" w:pos="1832"/>
@@ -2605,47 +2464,78 @@
         <w:rPr>
           <w:rFonts w:ascii="Times New Roman" w:hAnsi="Times New Roman" w:cs="Times New Roman"/>
         </w:rPr>
-        <w:t>2.9. ГО УААСП надсилає</w:t>
+        <w:t xml:space="preserve">2.9. </w:t>
+      </w:r>
+      <w:r>
+        <w:rPr>
+          <w:rFonts w:ascii="Times New Roman" w:hAnsi="Times New Roman" w:cs="Times New Roman"/>
+        </w:rPr>
+        <w:t>ГО УААСП</w:t>
+      </w:r>
+      <w:r>
+        <w:rPr>
+          <w:rFonts w:ascii="Times New Roman" w:hAnsi="Times New Roman" w:cs="Times New Roman"/>
+        </w:rPr>
+        <w:t xml:space="preserve"> надсилає</w:t>
       </w:r>
       <w:r>
         <w:rPr>
           <w:rFonts w:ascii="inherit" w:hAnsi="inherit"/>
+          <w:color w:val="212121"/>
         </w:rPr>
         <w:t xml:space="preserve"> Користувачеві вимоги (</w:t>
       </w:r>
       <w:r>
         <w:rPr>
           <w:rFonts w:ascii="inherit" w:hAnsi="inherit" w:hint="eastAsia"/>
+          <w:color w:val="212121"/>
         </w:rPr>
         <w:t>претензії</w:t>
       </w:r>
       <w:r>
         <w:rPr>
           <w:rFonts w:ascii="inherit" w:hAnsi="inherit"/>
+          <w:color w:val="212121"/>
         </w:rPr>
         <w:t>), передбачені цим Договором, рекомендованим листом з повідомленням про вручення за юридичною адресою Користувача або останньою відомою поштовою адресою Користувача.</w:t>
       </w:r>
     </w:p>
     <w:p>
       <w:pPr>
-        <w:pStyle w:val="HTMLPreformatted"/>
+        <w:pStyle w:val="HTML"/>
         <w:shd w:val="clear" w:color="auto" w:fill="FFFFFF"/>
         <w:ind w:right="-141"/>
         <w:jc w:val="both"/>
         <w:rPr>
           <w:rFonts w:ascii="inherit" w:hAnsi="inherit"/>
+          <w:color w:val="212121"/>
         </w:rPr>
       </w:pPr>
       <w:r>
         <w:rPr>
           <w:rFonts w:ascii="inherit" w:hAnsi="inherit"/>
-        </w:rPr>
-        <w:t xml:space="preserve">              Вимога (претензія) вважається належним чином доставленою з дати її отримання Користувачем або з дати доставки такої вимоги (претензії) за юридичною адресою Користувача або останньою відомою ГО УААСП поштовою адресою Користувача - в разі відмови Користувача від отримання вимоги (претензії) або повернення листа за закінченням терміну зберігання, або вибуття адресата.</w:t>
-      </w:r>
-    </w:p>
-    <w:p>
-      <w:pPr>
-        <w:pStyle w:val="BodyText"/>
+          <w:color w:val="212121"/>
+        </w:rPr>
+        <w:t xml:space="preserve">              Вимога (претензія) вважається належним чином доставленою з дати її отримання Користувачем або з дати доставки такої вимоги (претензії) за юридичною адресою Користувача або останньою відомою </w:t>
+      </w:r>
+      <w:r>
+        <w:rPr>
+          <w:rFonts w:ascii="inherit" w:hAnsi="inherit"/>
+          <w:color w:val="212121"/>
+        </w:rPr>
+        <w:t>ГО УААСП</w:t>
+      </w:r>
+      <w:r>
+        <w:rPr>
+          <w:rFonts w:ascii="inherit" w:hAnsi="inherit"/>
+          <w:color w:val="212121"/>
+        </w:rPr>
+        <w:t xml:space="preserve"> поштовою адресою Користувача - в разі відмови Користувача від отримання вимоги (претензії) або повернення листа за закінченням терміну зберігання, або вибуття адресата.</w:t>
+      </w:r>
+    </w:p>
+    <w:p>
+      <w:pPr>
+        <w:pStyle w:val="a3"/>
         <w:ind w:right="-141" w:firstLine="360"/>
         <w:rPr>
           <w:sz w:val="20"/>
@@ -2691,7 +2581,7 @@
     </w:p>
     <w:p>
       <w:pPr>
-        <w:pStyle w:val="BodyText"/>
+        <w:pStyle w:val="a3"/>
         <w:ind w:right="-141" w:firstLine="360"/>
         <w:rPr>
           <w:sz w:val="20"/>
@@ -2737,7 +2627,7 @@
     </w:p>
     <w:p>
       <w:pPr>
-        <w:pStyle w:val="BodyText"/>
+        <w:pStyle w:val="a3"/>
         <w:ind w:right="-141" w:firstLine="360"/>
         <w:rPr>
           <w:sz w:val="20"/>
@@ -2764,15 +2654,43 @@
           <w:sz w:val="20"/>
           <w:szCs w:val="20"/>
         </w:rPr>
-        <w:t>. У випадку існування власного Інтернет - сайту Користувач зобов’язується зазначити на ньому інформацію, що дозвіл на використання Творів отримано в ГО УААСП з інтерактивним посиланням на веб-адресу ГО УААСП:</w:t>
+        <w:t xml:space="preserve">. У випадку існування власного Інтернет - сайту Користувач зобов’язується зазначити на ньому інформацію, що дозвіл на використання Творів отримано в </w:t>
+      </w:r>
+      <w:r>
+        <w:rPr>
+          <w:sz w:val="20"/>
+          <w:szCs w:val="20"/>
+        </w:rPr>
+        <w:t>ГО УААСП</w:t>
+      </w:r>
+      <w:r>
+        <w:rPr>
+          <w:sz w:val="20"/>
+          <w:szCs w:val="20"/>
+        </w:rPr>
+        <w:t xml:space="preserve"> з інтерактивним посиланням на веб-адресу </w:t>
+      </w:r>
+      <w:r>
+        <w:rPr>
+          <w:sz w:val="20"/>
+          <w:szCs w:val="20"/>
+        </w:rPr>
+        <w:t>ГО УААСП</w:t>
+      </w:r>
+      <w:r>
+        <w:rPr>
+          <w:sz w:val="20"/>
+          <w:szCs w:val="20"/>
+        </w:rPr>
+        <w:t>:</w:t>
       </w:r>
       <w:r>
         <w:t xml:space="preserve"> </w:t>
       </w:r>
-      <w:hyperlink r:id="rId8" w:history="1">
+      <w:hyperlink r:id="rId9" w:history="1">
         <w:r>
           <w:rPr>
-            <w:rStyle w:val="Hyperlink"/>
+            <w:rStyle w:val="ab"/>
             <w:sz w:val="20"/>
             <w:szCs w:val="20"/>
           </w:rPr>
@@ -2784,12 +2702,40 @@
           <w:sz w:val="20"/>
           <w:szCs w:val="20"/>
         </w:rPr>
-        <w:t xml:space="preserve"> та розмістити на території закладу Користувача у місці відкритому для інших осіб інформаційні матеріали ГО УААСП, виготовлені за рахунок ГО УААСП та безоплатно надані Користувачу.</w:t>
-      </w:r>
-    </w:p>
-    <w:p>
-      <w:pPr>
-        <w:pStyle w:val="BodyText"/>
+        <w:t xml:space="preserve"> та розмістити на території закладу Користувача у місці відкритому для інших осіб інформаційні матеріали </w:t>
+      </w:r>
+      <w:r>
+        <w:rPr>
+          <w:sz w:val="20"/>
+          <w:szCs w:val="20"/>
+        </w:rPr>
+        <w:t>ГО УААСП</w:t>
+      </w:r>
+      <w:r>
+        <w:rPr>
+          <w:sz w:val="20"/>
+          <w:szCs w:val="20"/>
+        </w:rPr>
+        <w:t xml:space="preserve">, виготовлені за рахунок </w:t>
+      </w:r>
+      <w:r>
+        <w:rPr>
+          <w:sz w:val="20"/>
+          <w:szCs w:val="20"/>
+        </w:rPr>
+        <w:t>ГО УААСП</w:t>
+      </w:r>
+      <w:r>
+        <w:rPr>
+          <w:sz w:val="20"/>
+          <w:szCs w:val="20"/>
+        </w:rPr>
+        <w:t xml:space="preserve"> та безоплатно надані Користувачу.</w:t>
+      </w:r>
+    </w:p>
+    <w:p>
+      <w:pPr>
+        <w:pStyle w:val="a3"/>
         <w:ind w:right="-141" w:firstLine="360"/>
         <w:rPr>
           <w:sz w:val="20"/>
@@ -2799,7 +2745,7 @@
     </w:p>
     <w:p>
       <w:pPr>
-        <w:pStyle w:val="BodyText"/>
+        <w:pStyle w:val="a3"/>
         <w:tabs>
           <w:tab w:val="left" w:pos="0"/>
           <w:tab w:val="left" w:pos="720"/>
@@ -2825,7 +2771,7 @@
     </w:p>
     <w:p>
       <w:pPr>
-        <w:pStyle w:val="BodyText"/>
+        <w:pStyle w:val="a3"/>
         <w:ind w:right="-141" w:firstLine="357"/>
         <w:rPr>
           <w:sz w:val="20"/>
@@ -2842,7 +2788,7 @@
     </w:p>
     <w:p>
       <w:pPr>
-        <w:pStyle w:val="BodyText"/>
+        <w:pStyle w:val="a3"/>
         <w:ind w:right="-141" w:firstLine="360"/>
         <w:rPr>
           <w:b/>
@@ -2884,7 +2830,7 @@
     </w:p>
     <w:p>
       <w:pPr>
-        <w:pStyle w:val="BodyText"/>
+        <w:pStyle w:val="a3"/>
         <w:ind w:right="-141" w:firstLine="360"/>
         <w:rPr>
           <w:sz w:val="20"/>
@@ -2999,7 +2945,7 @@
     </w:p>
     <w:p>
       <w:pPr>
-        <w:pStyle w:val="BodyTextIndent2"/>
+        <w:pStyle w:val="23"/>
         <w:spacing w:after="0" w:line="240" w:lineRule="auto"/>
         <w:ind w:left="0" w:right="-141" w:firstLine="360"/>
         <w:jc w:val="both"/>
@@ -3019,8 +2965,7 @@
           <w:szCs w:val="20"/>
           <w:lang w:val="uk-UA"/>
         </w:rPr>
-        <w:lastRenderedPageBreak/>
-        <w:t xml:space="preserve">3.3. Користувач самостійно несе повну відповідальність за достовірність та повноту документів, наданих згідно з п. 2.5.2., </w:t>
+        <w:t xml:space="preserve">3.3. Користувач самостійно несе повну відповідальність за достовірність та повноту документів, наданих згідно з </w:t>
       </w:r>
       <w:r>
         <w:rPr>
@@ -3028,9 +2973,8 @@
           <w:bCs w:val="0"/>
           <w:sz w:val="20"/>
           <w:szCs w:val="20"/>
-          <w:lang w:val="uk-UA"/>
-        </w:rPr>
-        <w:t>п. 2.5.3.</w:t>
+        </w:rPr>
+        <w:t xml:space="preserve">       </w:t>
       </w:r>
       <w:r>
         <w:rPr>
@@ -3040,12 +2984,71 @@
           <w:szCs w:val="20"/>
           <w:lang w:val="uk-UA"/>
         </w:rPr>
-        <w:t xml:space="preserve"> та п. 3.2. даного Договору.</w:t>
-      </w:r>
-    </w:p>
-    <w:p>
-      <w:pPr>
-        <w:pStyle w:val="BodyText"/>
+        <w:t xml:space="preserve">       </w:t>
+      </w:r>
+      <w:r>
+        <w:rPr>
+          <w:b w:val="0"/>
+          <w:bCs w:val="0"/>
+          <w:sz w:val="20"/>
+          <w:szCs w:val="20"/>
+        </w:rPr>
+        <w:t xml:space="preserve"> </w:t>
+      </w:r>
+      <w:r>
+        <w:rPr>
+          <w:b w:val="0"/>
+          <w:bCs w:val="0"/>
+          <w:sz w:val="20"/>
+          <w:szCs w:val="20"/>
+          <w:lang w:val="uk-UA"/>
+        </w:rPr>
+        <w:t xml:space="preserve">п. 2.5.2., </w:t>
+      </w:r>
+      <w:r>
+        <w:rPr>
+          <w:b w:val="0"/>
+          <w:bCs w:val="0"/>
+          <w:sz w:val="20"/>
+          <w:szCs w:val="20"/>
+          <w:lang w:val="uk-UA"/>
+        </w:rPr>
+        <w:t xml:space="preserve">п. </w:t>
+      </w:r>
+      <w:r>
+        <w:rPr>
+          <w:b w:val="0"/>
+          <w:bCs w:val="0"/>
+          <w:sz w:val="20"/>
+          <w:szCs w:val="20"/>
+          <w:lang w:val="uk-UA"/>
+        </w:rPr>
+        <w:t xml:space="preserve">2.5.3., </w:t>
+      </w:r>
+      <w:r>
+        <w:rPr>
+          <w:b w:val="0"/>
+          <w:bCs w:val="0"/>
+          <w:sz w:val="20"/>
+          <w:szCs w:val="20"/>
+          <w:lang w:val="uk-UA"/>
+        </w:rPr>
+        <w:t xml:space="preserve">п. </w:t>
+      </w:r>
+      <w:r>
+        <w:rPr>
+          <w:b w:val="0"/>
+          <w:bCs w:val="0"/>
+          <w:sz w:val="20"/>
+          <w:szCs w:val="20"/>
+          <w:lang w:val="uk-UA"/>
+        </w:rPr>
+        <w:t>2.5.4. та п. 3.2. даного Договору.</w:t>
+      </w:r>
+    </w:p>
+    <w:p>
+      <w:pPr>
+        <w:pStyle w:val="a3"/>
         <w:ind w:right="-141" w:firstLine="360"/>
         <w:rPr>
           <w:sz w:val="20"/>
@@ -3057,6 +3060,7 @@
           <w:sz w:val="20"/>
           <w:szCs w:val="20"/>
         </w:rPr>
+        <w:lastRenderedPageBreak/>
         <w:t xml:space="preserve">3.4. </w:t>
       </w:r>
       <w:r>
@@ -3090,7 +3094,7 @@
     </w:p>
     <w:p>
       <w:pPr>
-        <w:pStyle w:val="BodyText"/>
+        <w:pStyle w:val="a3"/>
         <w:ind w:right="-141" w:firstLine="360"/>
         <w:rPr>
           <w:sz w:val="20"/>
@@ -3121,7 +3125,7 @@
     </w:p>
     <w:p>
       <w:pPr>
-        <w:pStyle w:val="BodyText"/>
+        <w:pStyle w:val="a3"/>
         <w:ind w:right="-141" w:firstLine="360"/>
         <w:rPr>
           <w:sz w:val="20"/>
@@ -3153,7 +3157,7 @@
     </w:p>
     <w:p>
       <w:pPr>
-        <w:pStyle w:val="BodyText"/>
+        <w:pStyle w:val="a3"/>
         <w:ind w:right="-141" w:firstLine="360"/>
         <w:rPr>
           <w:sz w:val="20"/>
@@ -3212,7 +3216,7 @@
     </w:p>
     <w:p>
       <w:pPr>
-        <w:pStyle w:val="BodyText"/>
+        <w:pStyle w:val="a3"/>
         <w:ind w:right="-141" w:firstLine="360"/>
         <w:rPr>
           <w:sz w:val="20"/>
@@ -3222,7 +3226,7 @@
     </w:p>
     <w:p>
       <w:pPr>
-        <w:pStyle w:val="BodyText"/>
+        <w:pStyle w:val="a3"/>
         <w:tabs>
           <w:tab w:val="left" w:pos="4065"/>
         </w:tabs>
@@ -3245,22 +3249,7 @@
     </w:p>
     <w:p>
       <w:pPr>
-        <w:pStyle w:val="BodyText"/>
-        <w:tabs>
-          <w:tab w:val="left" w:pos="4065"/>
-        </w:tabs>
-        <w:ind w:right="-141" w:firstLine="357"/>
-        <w:jc w:val="center"/>
-        <w:rPr>
-          <w:b/>
-          <w:sz w:val="20"/>
-          <w:szCs w:val="20"/>
-        </w:rPr>
-      </w:pPr>
-    </w:p>
-    <w:p>
-      <w:pPr>
-        <w:pStyle w:val="BodyText"/>
+        <w:pStyle w:val="a3"/>
         <w:tabs>
           <w:tab w:val="left" w:pos="2835"/>
         </w:tabs>
@@ -3282,7 +3271,14 @@
           <w:sz w:val="20"/>
           <w:szCs w:val="20"/>
         </w:rPr>
-        <w:t xml:space="preserve"> ГО УААСП</w:t>
+        <w:t xml:space="preserve"> </w:t>
+      </w:r>
+      <w:r>
+        <w:rPr>
+          <w:sz w:val="20"/>
+          <w:szCs w:val="20"/>
+        </w:rPr>
+        <w:t>ГО УААСП</w:t>
       </w:r>
       <w:r>
         <w:rPr>
@@ -3294,7 +3290,7 @@
     </w:p>
     <w:p>
       <w:pPr>
-        <w:pStyle w:val="BodyText"/>
+        <w:pStyle w:val="a3"/>
         <w:tabs>
           <w:tab w:val="left" w:pos="2835"/>
         </w:tabs>
@@ -3342,7 +3338,7 @@
     </w:p>
     <w:p>
       <w:pPr>
-        <w:pStyle w:val="BodyText"/>
+        <w:pStyle w:val="a3"/>
         <w:tabs>
           <w:tab w:val="left" w:pos="2835"/>
         </w:tabs>
@@ -3362,7 +3358,20 @@
     </w:p>
     <w:p>
       <w:pPr>
-        <w:pStyle w:val="BodyText"/>
+        <w:pStyle w:val="a3"/>
+        <w:tabs>
+          <w:tab w:val="left" w:pos="2835"/>
+        </w:tabs>
+        <w:ind w:right="-141" w:firstLine="360"/>
+        <w:rPr>
+          <w:sz w:val="20"/>
+          <w:szCs w:val="20"/>
+        </w:rPr>
+      </w:pPr>
+    </w:p>
+    <w:p>
+      <w:pPr>
+        <w:pStyle w:val="a3"/>
         <w:ind w:right="-141" w:firstLine="357"/>
         <w:jc w:val="center"/>
         <w:rPr>
@@ -3372,38 +3381,24 @@
           <w:szCs w:val="20"/>
         </w:rPr>
       </w:pPr>
-    </w:p>
-    <w:p>
-      <w:pPr>
-        <w:pStyle w:val="BodyText"/>
-        <w:ind w:right="-141" w:firstLine="357"/>
-        <w:jc w:val="center"/>
+      <w:r>
         <w:rPr>
           <w:b/>
           <w:bCs/>
           <w:sz w:val="20"/>
           <w:szCs w:val="20"/>
         </w:rPr>
-      </w:pPr>
-      <w:r>
-        <w:rPr>
-          <w:b/>
-          <w:bCs/>
-          <w:sz w:val="20"/>
-          <w:szCs w:val="20"/>
-        </w:rPr>
         <w:t>5. Строк дії Договору та наслідки його розірвання</w:t>
       </w:r>
     </w:p>
     <w:p>
       <w:pPr>
-        <w:pStyle w:val="BodyText"/>
+        <w:pStyle w:val="a3"/>
         <w:keepLines/>
         <w:ind w:right="-141"/>
         <w:rPr>
           <w:sz w:val="20"/>
           <w:szCs w:val="20"/>
-          <w:shd w:val="clear" w:color="auto" w:fill="FFFFFF"/>
         </w:rPr>
       </w:pPr>
       <w:r>
@@ -3465,10 +3460,11 @@
           <w15:appearance w15:val="tags"/>
           <w:text/>
         </w:sdtPr>
+        <w:sdtEndPr/>
         <w:sdtContent>
           <w:r>
             <w:rPr>
-              <w:rStyle w:val="PlaceholderText"/>
+              <w:rStyle w:val="af3"/>
             </w:rPr>
             <w:t>Место для ввода текста.</w:t>
           </w:r>
@@ -3533,10 +3529,11 @@
           <w15:appearance w15:val="tags"/>
           <w:text/>
         </w:sdtPr>
+        <w:sdtEndPr/>
         <w:sdtContent>
           <w:r>
             <w:rPr>
-              <w:rStyle w:val="PlaceholderText"/>
+              <w:rStyle w:val="af3"/>
             </w:rPr>
             <w:t>Место для ввода текста.</w:t>
           </w:r>
@@ -3558,108 +3555,158 @@
           <w:sz w:val="20"/>
           <w:szCs w:val="20"/>
         </w:rPr>
-        <w:t>року</w:t>
-      </w:r>
-      <w:r>
-        <w:rPr>
-          <w:sz w:val="20"/>
-          <w:szCs w:val="20"/>
-          <w:lang w:eastAsia="ja-JP"/>
+        <w:t>року.</w:t>
+      </w:r>
+      <w:r>
+        <w:rPr>
+          <w:sz w:val="20"/>
+          <w:szCs w:val="20"/>
+        </w:rPr>
+        <w:t xml:space="preserve"> При цьому, всі зобов’язання Користувача, що виникли під час дії даного Договору, залишаються в силі до їх повного виконання.</w:t>
+      </w:r>
+    </w:p>
+    <w:p>
+      <w:pPr>
+        <w:pStyle w:val="a3"/>
+        <w:ind w:left="-142" w:right="-141"/>
+        <w:rPr>
+          <w:sz w:val="20"/>
+          <w:szCs w:val="20"/>
+        </w:rPr>
+      </w:pPr>
+      <w:r>
+        <w:rPr>
+          <w:sz w:val="20"/>
+          <w:szCs w:val="20"/>
+          <w:lang w:val="ru-RU"/>
+        </w:rPr>
+        <w:t xml:space="preserve">          </w:t>
+      </w:r>
+      <w:r>
+        <w:rPr>
+          <w:sz w:val="20"/>
+          <w:szCs w:val="20"/>
+        </w:rPr>
+        <w:t>5.2. Дія даного Договору автоматично продовжується строком на 1 рік з одночасним підвищенням розміру мінімального платежу авторської винагороди за попередній рік на</w:t>
+      </w:r>
+      <w:r>
+        <w:rPr>
+          <w:sz w:val="20"/>
+          <w:szCs w:val="20"/>
+          <w:lang w:val="ru-RU"/>
         </w:rPr>
         <w:t xml:space="preserve"> </w:t>
       </w:r>
-      <w:r>
-        <w:rPr>
-          <w:sz w:val="20"/>
-          <w:szCs w:val="20"/>
-          <w:lang w:eastAsia="ja-JP"/>
-        </w:rPr>
-        <w:t xml:space="preserve">або </w:t>
-      </w:r>
-      <w:r>
-        <w:rPr>
-          <w:sz w:val="20"/>
-          <w:szCs w:val="20"/>
-        </w:rPr>
-        <w:t>діє до             60 дня з дня публікації на офіційному веб-сайті</w:t>
-      </w:r>
-      <w:r>
-        <w:rPr>
-          <w:color w:val="333333"/>
-          <w:shd w:val="clear" w:color="auto" w:fill="FFFFFF"/>
+      <w:bookmarkStart w:id="9" w:name="_Hlk4080784"/>
+      <w:sdt>
+        <w:sdtPr>
+          <w:rPr>
+            <w:rFonts w:eastAsia="Calibri"/>
+            <w:b/>
+            <w:sz w:val="20"/>
+            <w:szCs w:val="20"/>
+            <w:lang w:val="aa-ET" w:eastAsia="en-US"/>
+          </w:rPr>
+          <w:alias w:val="prcntPrl"/>
+          <w:tag w:val="prcntPrl"/>
+          <w:id w:val="973418347"/>
+          <w:placeholder>
+            <w:docPart w:val="AF4903E4AC154BD6B9BB325F08490537"/>
+          </w:placeholder>
+          <w:showingPlcHdr/>
+          <w15:appearance w15:val="tags"/>
+          <w:text/>
+        </w:sdtPr>
+        <w:sdtEndPr/>
+        <w:sdtContent>
+          <w:r>
+            <w:rPr>
+              <w:rStyle w:val="af3"/>
+            </w:rPr>
+            <w:t>Место для ввода текста.</w:t>
+          </w:r>
+        </w:sdtContent>
+      </w:sdt>
+      <w:r>
+        <w:rPr>
+          <w:rFonts w:ascii="Calibri" w:eastAsia="Calibri" w:hAnsi="Calibri"/>
+          <w:sz w:val="20"/>
+          <w:szCs w:val="20"/>
+          <w:lang w:val="aa-ET" w:eastAsia="en-US"/>
+        </w:rPr>
+        <w:t xml:space="preserve"> (</w:t>
+      </w:r>
+      <w:sdt>
+        <w:sdtPr>
+          <w:rPr>
+            <w:rFonts w:eastAsia="Calibri"/>
+            <w:sz w:val="20"/>
+            <w:szCs w:val="20"/>
+            <w:lang w:val="aa-ET" w:eastAsia="en-US"/>
+          </w:rPr>
+          <w:alias w:val="prcntPrlText"/>
+          <w:tag w:val="prcntPrlText"/>
+          <w:id w:val="-492410048"/>
+          <w:placeholder>
+            <w:docPart w:val="AF4903E4AC154BD6B9BB325F08490537"/>
+          </w:placeholder>
+          <w:showingPlcHdr/>
+          <w15:appearance w15:val="tags"/>
+          <w:text/>
+        </w:sdtPr>
+        <w:sdtEndPr/>
+        <w:sdtContent>
+          <w:r>
+            <w:rPr>
+              <w:rStyle w:val="af3"/>
+            </w:rPr>
+            <w:t>Место для ввода текста.</w:t>
+          </w:r>
+        </w:sdtContent>
+      </w:sdt>
+      <w:r>
+        <w:rPr>
+          <w:rFonts w:ascii="Calibri" w:eastAsia="Calibri" w:hAnsi="Calibri"/>
+          <w:sz w:val="20"/>
+          <w:szCs w:val="20"/>
+          <w:lang w:val="aa-ET" w:eastAsia="en-US"/>
+        </w:rPr>
+        <w:t>)</w:t>
+      </w:r>
+      <w:bookmarkEnd w:id="9"/>
+      <w:r>
+        <w:rPr>
+          <w:sz w:val="20"/>
+          <w:szCs w:val="20"/>
         </w:rPr>
         <w:t xml:space="preserve"> </w:t>
       </w:r>
       <w:r>
         <w:rPr>
-          <w:sz w:val="20"/>
-          <w:szCs w:val="20"/>
-          <w:shd w:val="clear" w:color="auto" w:fill="FFFFFF"/>
-        </w:rPr>
-        <w:t>центрального органу виконавчої влади, що забезпечує формування та реалізує державну політику у сфері інтелектуальної власності</w:t>
-      </w:r>
-      <w:r>
-        <w:rPr>
-          <w:sz w:val="20"/>
-          <w:szCs w:val="20"/>
-        </w:rPr>
-        <w:t xml:space="preserve"> (далі – Установа) оголошення Установи про встановлення тарифу у сфері: «</w:t>
-      </w:r>
-      <w:r>
-        <w:rPr>
-          <w:sz w:val="20"/>
-          <w:szCs w:val="20"/>
-          <w:shd w:val="clear" w:color="auto" w:fill="FFFFFF"/>
-        </w:rPr>
-        <w:t>публічне виконання музичних недраматичних творів з текстом і без тексту, включно з тими творами, що включені до складу аудіовізуальних творів»</w:t>
-      </w:r>
-      <w:r>
-        <w:rPr>
-          <w:sz w:val="20"/>
-          <w:szCs w:val="20"/>
-        </w:rPr>
-        <w:t xml:space="preserve"> за результатами узгодження шляхом переговорів або визначеного судом</w:t>
-      </w:r>
-      <w:r>
-        <w:rPr>
-          <w:rStyle w:val="rvts0"/>
-        </w:rPr>
-        <w:t xml:space="preserve">, </w:t>
-      </w:r>
-      <w:r>
-        <w:rPr>
-          <w:sz w:val="20"/>
-          <w:szCs w:val="20"/>
-          <w:lang w:eastAsia="ja-JP"/>
-        </w:rPr>
-        <w:t xml:space="preserve">якщо вказаний 60 день з дня публікації оголошення </w:t>
-      </w:r>
-      <w:r>
-        <w:rPr>
-          <w:sz w:val="20"/>
-          <w:szCs w:val="20"/>
-        </w:rPr>
-        <w:t>на офіційному веб-сайті</w:t>
-      </w:r>
-      <w:r>
-        <w:rPr>
-          <w:color w:val="333333"/>
-          <w:shd w:val="clear" w:color="auto" w:fill="FFFFFF"/>
+          <w:b/>
+          <w:sz w:val="20"/>
+          <w:szCs w:val="20"/>
+        </w:rPr>
+        <w:t>%</w:t>
+      </w:r>
+      <w:r>
+        <w:rPr>
+          <w:sz w:val="20"/>
+          <w:szCs w:val="20"/>
+        </w:rPr>
+        <w:t xml:space="preserve"> - і так із року в рік.</w:t>
+      </w:r>
+      <w:r>
+        <w:rPr>
+          <w:sz w:val="20"/>
+          <w:szCs w:val="20"/>
         </w:rPr>
         <w:t xml:space="preserve"> </w:t>
       </w:r>
-      <w:r>
-        <w:rPr>
-          <w:sz w:val="20"/>
-          <w:szCs w:val="20"/>
-          <w:lang w:eastAsia="ja-JP"/>
-        </w:rPr>
-        <w:t>Установи настане раніше за «___» _______ 20__ року. При цьому, всі зобов`язання Користувача, що виникли під час дії даного Договору, залишаються в силі до їх повного виконання.</w:t>
-      </w:r>
-    </w:p>
-    <w:p>
-      <w:pPr>
-        <w:pStyle w:val="BodyText"/>
+    </w:p>
+    <w:p>
+      <w:pPr>
+        <w:pStyle w:val="a3"/>
         <w:ind w:right="-141" w:firstLine="360"/>
         <w:rPr>
           <w:sz w:val="20"/>
@@ -3671,14 +3718,7 @@
           <w:sz w:val="20"/>
           <w:szCs w:val="20"/>
         </w:rPr>
-        <w:t>5.2</w:t>
-      </w:r>
-      <w:r>
-        <w:rPr>
-          <w:sz w:val="20"/>
-          <w:szCs w:val="20"/>
-        </w:rPr>
-        <w:t>. Даний Договір може бути достроково розірваним за домовленістю Сторін, про що Сторона, яка ініціює розірвання Договору, повинна не пізніше, ніж за 30 (тридцять) календарних днів до дати, з якої Договір підлягає розірванню, направити іншій Стороні рекомендованим листом з повідомленням відповідну письмову пропозицію про дострокове розірвання Договору та підписану додаткову угоду до Договору в 2</w:t>
+        <w:t>5.3. Даний Договір може бути достроково розірваним за домовленістю Сторін, про що Сторона, яка ініціює розірвання Договору, повинна не пізніше, ніж за 30 (тридцять) календарних днів до дати, з якої Договір підлягає розірванню, направити іншій Стороні рекомендованим листом з повідомленням відповідну письмову пропозицію про дострокове розірвання Договору та підписану додаткову угоду до Договору в 2</w:t>
       </w:r>
       <w:r>
         <w:rPr>
@@ -3746,7 +3786,7 @@
     </w:p>
     <w:p>
       <w:pPr>
-        <w:pStyle w:val="BodyText"/>
+        <w:pStyle w:val="a3"/>
         <w:ind w:right="-141" w:firstLine="360"/>
         <w:rPr>
           <w:sz w:val="20"/>
@@ -3758,14 +3798,7 @@
           <w:sz w:val="20"/>
           <w:szCs w:val="20"/>
         </w:rPr>
-        <w:t>5.3</w:t>
-      </w:r>
-      <w:r>
-        <w:rPr>
-          <w:sz w:val="20"/>
-          <w:szCs w:val="20"/>
-        </w:rPr>
-        <w:t xml:space="preserve">. </w:t>
+        <w:t xml:space="preserve">5.4. </w:t>
       </w:r>
       <w:r>
         <w:rPr>
@@ -3840,7 +3873,7 @@
     </w:p>
     <w:p>
       <w:pPr>
-        <w:pStyle w:val="BodyText"/>
+        <w:pStyle w:val="a3"/>
         <w:ind w:right="-141" w:firstLine="360"/>
         <w:rPr>
           <w:sz w:val="20"/>
@@ -3854,7 +3887,7 @@
           <w:sz w:val="20"/>
           <w:szCs w:val="20"/>
         </w:rPr>
-        <w:t>Письмове повідомлення вважається належним чином доставленим, а Користувач таким, що повідомлений про розірвання Договору</w:t>
+        <w:t>Письмове повідомлення вважається належним чином доставленим, а Користувач таким, що повідомлений про розірвання Договору у порядку, передбаченому п. 5.4. Договору та з дати, вказаної у письмовому повідомленні</w:t>
       </w:r>
       <w:r>
         <w:rPr>
@@ -3863,7 +3896,7 @@
           <w:sz w:val="20"/>
           <w:szCs w:val="20"/>
         </w:rPr>
-        <w:t xml:space="preserve"> у порядку, передбаченому п. 5.3</w:t>
+        <w:t xml:space="preserve"> </w:t>
       </w:r>
       <w:r>
         <w:rPr>
@@ -3872,7 +3905,7 @@
           <w:sz w:val="20"/>
           <w:szCs w:val="20"/>
         </w:rPr>
-        <w:t>. Договору та з дати, вказаної у письмовому повідомленні</w:t>
+        <w:t>ГО УААСП</w:t>
       </w:r>
       <w:r>
         <w:rPr>
@@ -3890,21 +3923,12 @@
           <w:sz w:val="20"/>
           <w:szCs w:val="20"/>
         </w:rPr>
-        <w:t xml:space="preserve">ГО УААСП </w:t>
-      </w:r>
-      <w:r>
-        <w:rPr>
-          <w:rFonts w:ascii="inherit" w:hAnsi="inherit"/>
-          <w:color w:val="212121"/>
-          <w:sz w:val="20"/>
-          <w:szCs w:val="20"/>
-        </w:rPr>
         <w:t>також у разі відмови Користувача від отримання листа або повернення листа за закінченням терміну зберігання, або вибуття адресата.</w:t>
       </w:r>
     </w:p>
     <w:p>
       <w:pPr>
-        <w:pStyle w:val="BodyText"/>
+        <w:pStyle w:val="a3"/>
         <w:ind w:right="-141" w:firstLine="360"/>
         <w:rPr>
           <w:sz w:val="20"/>
@@ -3916,14 +3940,7 @@
           <w:sz w:val="20"/>
           <w:szCs w:val="20"/>
         </w:rPr>
-        <w:t>5.4</w:t>
-      </w:r>
-      <w:r>
-        <w:rPr>
-          <w:sz w:val="20"/>
-          <w:szCs w:val="20"/>
-        </w:rPr>
-        <w:t>. Внаслідок розірвання чи припинення Договору Користувач не має права на публі</w:t>
+        <w:t>5.5. Внаслідок розірвання чи припинення Договору Користувач не має права на публі</w:t>
       </w:r>
       <w:r>
         <w:rPr>
@@ -3944,28 +3961,7 @@
           <w:sz w:val="20"/>
           <w:szCs w:val="20"/>
         </w:rPr>
-        <w:t xml:space="preserve">             ГО УААСП, якщо інше не передбачено законодавством України</w:t>
-      </w:r>
-      <w:r>
-        <w:rPr>
-          <w:sz w:val="20"/>
-          <w:szCs w:val="20"/>
-        </w:rPr>
-        <w:t xml:space="preserve"> та зобов’язується протягом 10 календарних днів повернути</w:t>
-      </w:r>
-      <w:r>
-        <w:rPr>
-          <w:sz w:val="20"/>
-          <w:szCs w:val="20"/>
-        </w:rPr>
-        <w:t xml:space="preserve">       </w:t>
-      </w:r>
-      <w:r>
-        <w:rPr>
-          <w:sz w:val="20"/>
-          <w:szCs w:val="20"/>
-        </w:rPr>
-        <w:t xml:space="preserve"> </w:t>
+        <w:t xml:space="preserve">     </w:t>
       </w:r>
       <w:r>
         <w:rPr>
@@ -3979,6 +3975,20 @@
           <w:sz w:val="20"/>
           <w:szCs w:val="20"/>
         </w:rPr>
+        <w:t xml:space="preserve"> та зобов’язується протягом 10 календарних днів повернути </w:t>
+      </w:r>
+      <w:r>
+        <w:rPr>
+          <w:sz w:val="20"/>
+          <w:szCs w:val="20"/>
+        </w:rPr>
+        <w:t>ГО УААСП</w:t>
+      </w:r>
+      <w:r>
+        <w:rPr>
+          <w:sz w:val="20"/>
+          <w:szCs w:val="20"/>
+        </w:rPr>
         <w:t xml:space="preserve"> оригінал виданої ліцензії шляхом направлення цінного листа на адресу </w:t>
       </w:r>
       <w:r>
@@ -3998,8 +4008,9 @@
     </w:p>
     <w:p>
       <w:pPr>
-        <w:pStyle w:val="BodyText"/>
+        <w:pStyle w:val="a3"/>
         <w:ind w:right="-141" w:firstLine="360"/>
+        <w:jc w:val="center"/>
         <w:rPr>
           <w:b/>
           <w:bCs/>
@@ -4010,7 +4021,7 @@
     </w:p>
     <w:p>
       <w:pPr>
-        <w:pStyle w:val="BodyText"/>
+        <w:pStyle w:val="a3"/>
         <w:ind w:right="-141" w:firstLine="360"/>
         <w:jc w:val="center"/>
         <w:rPr>
@@ -4032,7 +4043,7 @@
     </w:p>
     <w:p>
       <w:pPr>
-        <w:pStyle w:val="BodyText"/>
+        <w:pStyle w:val="a3"/>
         <w:ind w:right="-141" w:firstLine="426"/>
         <w:rPr>
           <w:sz w:val="20"/>
@@ -4049,7 +4060,7 @@
     </w:p>
     <w:p>
       <w:pPr>
-        <w:pStyle w:val="BodyText"/>
+        <w:pStyle w:val="a3"/>
         <w:ind w:right="-141" w:firstLine="426"/>
         <w:rPr>
           <w:sz w:val="20"/>
@@ -4067,7 +4078,7 @@
     </w:p>
     <w:p>
       <w:pPr>
-        <w:pStyle w:val="BodyText"/>
+        <w:pStyle w:val="a3"/>
         <w:ind w:right="-141" w:firstLine="426"/>
         <w:rPr>
           <w:sz w:val="20"/>
@@ -4084,7 +4095,7 @@
     </w:p>
     <w:p>
       <w:pPr>
-        <w:pStyle w:val="BodyText"/>
+        <w:pStyle w:val="a3"/>
         <w:ind w:right="-141" w:firstLine="426"/>
         <w:rPr>
           <w:sz w:val="20"/>
@@ -4096,13 +4107,12 @@
           <w:sz w:val="20"/>
           <w:szCs w:val="20"/>
         </w:rPr>
-        <w:lastRenderedPageBreak/>
         <w:t>6.4. Сторона, для якої виникла неможливість виконання зобов’язань по даному Договору, зобов’язана своєчасно, не пізніше 5 (п’яти) днів, повідомити іншу Сторону про виникнення обставин, які перешкоджають виконанню зобов’язань. Відсутність повідомлення або несвоєчасне повідомлення про виникнення форс-мажорних обставин позбавляє Сторону права посилатися на них.</w:t>
       </w:r>
     </w:p>
     <w:p>
       <w:pPr>
-        <w:pStyle w:val="BodyText"/>
+        <w:pStyle w:val="a3"/>
         <w:tabs>
           <w:tab w:val="left" w:pos="4065"/>
         </w:tabs>
@@ -4115,65 +4125,30 @@
           <w:szCs w:val="20"/>
         </w:rPr>
       </w:pPr>
-    </w:p>
-    <w:p>
-      <w:pPr>
-        <w:pStyle w:val="BodyText"/>
-        <w:tabs>
-          <w:tab w:val="left" w:pos="4065"/>
-        </w:tabs>
-        <w:ind w:right="-141"/>
-        <w:jc w:val="center"/>
+      <w:r>
         <w:rPr>
           <w:rFonts w:ascii="Times New Roman CYR" w:hAnsi="Times New Roman CYR" w:cs="Times New Roman CYR"/>
           <w:b/>
           <w:sz w:val="20"/>
           <w:szCs w:val="20"/>
         </w:rPr>
-      </w:pPr>
-    </w:p>
-    <w:p>
-      <w:pPr>
-        <w:pStyle w:val="BodyText"/>
-        <w:tabs>
-          <w:tab w:val="left" w:pos="4065"/>
-        </w:tabs>
-        <w:ind w:right="-141"/>
-        <w:jc w:val="center"/>
+        <w:t>7. Персональні дані</w:t>
+      </w:r>
+    </w:p>
+    <w:p>
+      <w:pPr>
+        <w:pStyle w:val="21"/>
+        <w:ind w:right="-141" w:firstLine="426"/>
+      </w:pPr>
+      <w:r>
+        <w:lastRenderedPageBreak/>
+        <w:t xml:space="preserve">7.1. Підписанням даного Договору суб’єкт персональних даних підтверджує свою згоду на обробку зазначених в даному Договорі персональних даних відповідно до Закону України «Про захист персональних даних» у базі персональних даних «Користувачі авторського права» з метою забезпечення адміністративно-правових, податкових відносин та відносин у сфері бухгалтерського обліку, з метою реалізації авторських прав правовласників об’єктів авторських прав відповідно до Господарського кодексу України, Цивільного кодексу України,  Податкового кодексу України, Закону України «Про бухгалтерський облік та фінансову звітність», Закону України «Про банки і банківську діяльність», Закону України «Про авторське право і суміжні права», </w:t>
+      </w:r>
+      <w:r>
         <w:rPr>
           <w:rFonts w:ascii="Times New Roman CYR" w:hAnsi="Times New Roman CYR" w:cs="Times New Roman CYR"/>
-          <w:b/>
-          <w:sz w:val="20"/>
-          <w:szCs w:val="20"/>
-        </w:rPr>
-      </w:pPr>
-      <w:r>
-        <w:rPr>
-          <w:rFonts w:ascii="Times New Roman CYR" w:hAnsi="Times New Roman CYR" w:cs="Times New Roman CYR"/>
-          <w:b/>
-          <w:sz w:val="20"/>
-          <w:szCs w:val="20"/>
-        </w:rPr>
-        <w:t>7. Персональні дані</w:t>
-      </w:r>
-    </w:p>
-    <w:p>
-      <w:pPr>
-        <w:pStyle w:val="BodyText2"/>
-        <w:spacing w:line="276" w:lineRule="auto"/>
-        <w:ind w:right="-141" w:firstLine="426"/>
-      </w:pPr>
-      <w:r>
-        <w:t xml:space="preserve">7.1. Підписанням даного Договору суб’єкт персональних даних підтверджує свою згоду на обробку зазначених в даному Договорі персональних даних відповідно до Закону України «Про захист персональних даних» у базі персональних даних «Користувачі авторського права» з метою забезпечення адміністративно-правових, податкових відносин та відносин у сфері бухгалтерського обліку, з метою реалізації авторських прав правовласників об’єктів авторських прав відповідно до Господарського кодексу України, Цивільного кодексу України,  Податкового кодексу України, Закону України «Про бухгалтерський облік та фінансову звітність», Закону України «Про банки і банківську діяльність», Закону України «Про авторське право і суміжні права», </w:t>
-      </w:r>
-      <w:r>
-        <w:rPr>
-          <w:rFonts w:ascii="Times New Roman CYR" w:hAnsi="Times New Roman CYR" w:cs="Times New Roman CYR"/>
-        </w:rPr>
-        <w:t>Закону України «Про ефективне управління майновими правами правовласників у сфері авторського права і (або) суміжних прав»,</w:t>
-      </w:r>
-      <w:r>
-        <w:t xml:space="preserve"> </w:t>
+        </w:rPr>
+        <w:t xml:space="preserve">Закону України «Про ефективне управління майновими правами правовласників у сфері авторського права і (або) суміжних прав», </w:t>
       </w:r>
       <w:r>
         <w:t>Постанови КМУ № 72 від 18.01.2003 р. «Про затвердження мінімальних ставок винагороди (роялті) за використання об’єктів авторського права і суміжних прав».</w:t>
@@ -4181,8 +4156,7 @@
     </w:p>
     <w:p>
       <w:pPr>
-        <w:pStyle w:val="BodyText2"/>
-        <w:spacing w:line="276" w:lineRule="auto"/>
+        <w:pStyle w:val="21"/>
         <w:ind w:right="-141" w:firstLine="360"/>
       </w:pPr>
       <w:r>
@@ -4209,8 +4183,7 @@
     </w:p>
     <w:p>
       <w:pPr>
-        <w:pStyle w:val="BodyText2"/>
-        <w:spacing w:line="276" w:lineRule="auto"/>
+        <w:pStyle w:val="21"/>
         <w:ind w:right="-141" w:firstLine="360"/>
       </w:pPr>
       <w:r>
@@ -4219,12 +4192,11 @@
     </w:p>
     <w:p>
       <w:pPr>
-        <w:pStyle w:val="BodyText"/>
+        <w:pStyle w:val="a3"/>
         <w:keepNext/>
         <w:tabs>
           <w:tab w:val="left" w:pos="0"/>
         </w:tabs>
-        <w:spacing w:line="276" w:lineRule="auto"/>
         <w:ind w:right="-141"/>
         <w:jc w:val="center"/>
         <w:rPr>
@@ -4237,12 +4209,11 @@
     </w:p>
     <w:p>
       <w:pPr>
-        <w:pStyle w:val="BodyText"/>
+        <w:pStyle w:val="a3"/>
         <w:keepNext/>
         <w:tabs>
           <w:tab w:val="left" w:pos="0"/>
         </w:tabs>
-        <w:spacing w:line="276" w:lineRule="auto"/>
         <w:ind w:right="-141"/>
         <w:jc w:val="center"/>
         <w:rPr>
@@ -4264,14 +4235,25 @@
     </w:p>
     <w:p>
       <w:pPr>
-        <w:pStyle w:val="BodyText"/>
-        <w:keepNext/>
-        <w:tabs>
-          <w:tab w:val="left" w:pos="0"/>
-        </w:tabs>
-        <w:spacing w:line="276" w:lineRule="auto"/>
-        <w:ind w:right="-141"/>
-        <w:jc w:val="center"/>
+        <w:pStyle w:val="a3"/>
+        <w:ind w:right="-141" w:firstLine="426"/>
+        <w:rPr>
+          <w:sz w:val="20"/>
+          <w:szCs w:val="20"/>
+        </w:rPr>
+      </w:pPr>
+      <w:r>
+        <w:rPr>
+          <w:sz w:val="20"/>
+          <w:szCs w:val="20"/>
+        </w:rPr>
+        <w:t>8.1. Усі правовідносини, що виникають з цього Договору або пов'язані із ним, у тому числі пов'язані із дійсністю, укладенням, виконанням, зміною та припиненням цього Договору, тлумаченням його умов, визначенням наслідків недійсності або порушення Договору, регламентуються цим Договором та відповідними нормами чинного в Україні законодавства, а також застосовними до таких правовідносин звичаями ділового обороту на підставі принципів добросовісності, розумності та справедливості.</w:t>
+      </w:r>
+    </w:p>
+    <w:p>
+      <w:pPr>
+        <w:pStyle w:val="a3"/>
+        <w:ind w:right="-141" w:firstLine="426"/>
         <w:rPr>
           <w:b/>
           <w:bCs/>
@@ -4279,11 +4261,32 @@
           <w:szCs w:val="20"/>
         </w:rPr>
       </w:pPr>
-    </w:p>
-    <w:p>
-      <w:pPr>
-        <w:pStyle w:val="BodyText"/>
-        <w:spacing w:line="276" w:lineRule="auto"/>
+      <w:r>
+        <w:rPr>
+          <w:sz w:val="20"/>
+          <w:szCs w:val="20"/>
+        </w:rPr>
+        <w:t>8.2. Всі зміни та додатки до даного Договору укладаються у письмовій формі та є чинними за умови підписання їх уповноваженими представниками обох Сторін.</w:t>
+      </w:r>
+      <w:r>
+        <w:rPr>
+          <w:sz w:val="20"/>
+          <w:szCs w:val="20"/>
+          <w:lang w:val="ru-RU"/>
+        </w:rPr>
+        <w:t xml:space="preserve"> </w:t>
+      </w:r>
+      <w:r>
+        <w:rPr>
+          <w:sz w:val="20"/>
+          <w:szCs w:val="20"/>
+        </w:rPr>
+        <w:t>Всі додатки до даного Договору є його невід’ємною частиною.</w:t>
+      </w:r>
+    </w:p>
+    <w:p>
+      <w:pPr>
+        <w:pStyle w:val="a3"/>
         <w:ind w:right="-141" w:firstLine="426"/>
         <w:rPr>
           <w:sz w:val="20"/>
@@ -4295,105 +4298,12 @@
           <w:sz w:val="20"/>
           <w:szCs w:val="20"/>
         </w:rPr>
-        <w:t>8.1. Усі правовідносини, що виникають з цього Договору або пов'язані із ним, у тому числі пов'язані із дійсністю, укладенням, виконанням, зміною та припиненням цього Договору, тлумаченням його умов, визначенням наслідків недійсності або порушення Договору, регламентуються цим Договором та відповідними нормами чинного в Україні законодавства, а також застосовними до таких правовідносин звичаями ділового обороту на підставі принципів добросовісності, розумності та справедливості.</w:t>
-      </w:r>
-    </w:p>
-    <w:p>
-      <w:pPr>
-        <w:pStyle w:val="BodyText"/>
-        <w:spacing w:line="276" w:lineRule="auto"/>
-        <w:ind w:right="-115"/>
-        <w:rPr>
-          <w:sz w:val="20"/>
-          <w:szCs w:val="20"/>
-          <w:lang w:eastAsia="ja-JP"/>
-        </w:rPr>
-      </w:pPr>
-      <w:r>
-        <w:rPr>
-          <w:sz w:val="20"/>
-          <w:szCs w:val="20"/>
-        </w:rPr>
-        <w:t xml:space="preserve">         </w:t>
-      </w:r>
-      <w:r>
-        <w:rPr>
-          <w:sz w:val="20"/>
-          <w:szCs w:val="20"/>
-        </w:rPr>
-        <w:t xml:space="preserve">8.2. </w:t>
-      </w:r>
-      <w:r>
-        <w:rPr>
-          <w:sz w:val="20"/>
-          <w:szCs w:val="20"/>
-          <w:shd w:val="clear" w:color="auto" w:fill="FFFFFF"/>
-          <w:lang w:eastAsia="ja-JP"/>
-        </w:rPr>
-        <w:t>Всі зміни та додатки до даного Договору укладаються у письмовій формі та є чинними за умови підписання їх уповноваженими представниками Сторін. Форми додатків до Договору є частиною Договору. Якщо форма додатку, затвердженого (підписаного) Сторонами відповідно до даного Договору передбачає лише підпис уповноваженого(их) представника(ів) Користувача – такий додаток з заповненою Користувачем інформацією є чинним за умови підписання його уповноваженим(и) представником(ами) Користувача.</w:t>
-      </w:r>
-    </w:p>
-    <w:p>
-      <w:pPr>
-        <w:overflowPunct/>
-        <w:adjustRightInd/>
-        <w:spacing w:line="276" w:lineRule="auto"/>
-        <w:ind w:right="-115"/>
-        <w:jc w:val="both"/>
-        <w:textAlignment w:val="auto"/>
-        <w:rPr>
-          <w:b w:val="0"/>
-          <w:bCs w:val="0"/>
-          <w:sz w:val="20"/>
-          <w:szCs w:val="20"/>
-          <w:lang w:val="uk-UA" w:eastAsia="ja-JP"/>
-        </w:rPr>
-      </w:pPr>
-      <w:r>
-        <w:rPr>
-          <w:b w:val="0"/>
-          <w:bCs w:val="0"/>
-          <w:sz w:val="20"/>
-          <w:szCs w:val="20"/>
-          <w:lang w:val="uk-UA" w:eastAsia="ja-JP"/>
-        </w:rPr>
-        <w:t xml:space="preserve">         </w:t>
-      </w:r>
-      <w:r>
-        <w:rPr>
-          <w:b w:val="0"/>
-          <w:bCs w:val="0"/>
-          <w:sz w:val="20"/>
-          <w:szCs w:val="20"/>
-          <w:lang w:val="uk-UA" w:eastAsia="ja-JP"/>
-        </w:rPr>
-        <w:t xml:space="preserve">8.3. Користувач розуміє та погоджується, що у випадку присутності у наданому Користувачем </w:t>
-      </w:r>
-      <w:r>
-        <w:rPr>
-          <w:b w:val="0"/>
-          <w:bCs w:val="0"/>
-          <w:sz w:val="20"/>
-          <w:szCs w:val="20"/>
-          <w:lang w:val="uk-UA" w:eastAsia="ja-JP"/>
-        </w:rPr>
-        <w:t>Звіті про публічно викона</w:t>
-      </w:r>
-      <w:r>
-        <w:rPr>
-          <w:b w:val="0"/>
-          <w:bCs w:val="0"/>
-          <w:sz w:val="20"/>
-          <w:szCs w:val="20"/>
-          <w:lang w:val="uk-UA" w:eastAsia="ja-JP"/>
-        </w:rPr>
-        <w:t>ні твори інформації про використані твори, які не належать до каталогу ГО УААСП, ГО УААСП здійснює розподіл винагороди виключно на твори (правовласників творів), які належать до каталогу ГО УААСП.</w:t>
-      </w:r>
-    </w:p>
-    <w:p>
-      <w:pPr>
-        <w:pStyle w:val="BodyText"/>
-        <w:spacing w:line="276" w:lineRule="auto"/>
+        <w:t>8.3. Сторони повинні у 5-денний строк письмово повідомляти одна одну про зміни організаційно-правової форми, характеру і (або) виду діяльності, місцезнаходження, обставин непереборної сили та наявність інших обставин, що перешкоджають належному виконанню умов Договору, а також надавати документи та іншу інформацію, пов’язану з виконанням Сторонами зобов’язань за цим Договором.</w:t>
+      </w:r>
+    </w:p>
+    <w:p>
+      <w:pPr>
+        <w:pStyle w:val="a3"/>
         <w:ind w:right="-141" w:firstLine="426"/>
         <w:rPr>
           <w:sz w:val="20"/>
@@ -4405,27 +4315,12 @@
           <w:sz w:val="20"/>
           <w:szCs w:val="20"/>
         </w:rPr>
-        <w:t>8</w:t>
-      </w:r>
-      <w:r>
-        <w:rPr>
-          <w:sz w:val="20"/>
-          <w:szCs w:val="20"/>
-        </w:rPr>
-        <w:t>.4</w:t>
-      </w:r>
-      <w:r>
-        <w:rPr>
-          <w:sz w:val="20"/>
-          <w:szCs w:val="20"/>
-        </w:rPr>
-        <w:t>. Сторони повинні у 5-денний строк письмово повідомляти одна одну про зміни організаційно-правової форми, характеру і (або) виду діяльності, місцезнаходження, обставин непереборної сили та наявність інших обставин, що перешкоджають належному виконанню умов Договору, а також надавати документи та іншу інформацію, пов’язану з виконанням Сторонами зобов’язань за цим Договором.</w:t>
-      </w:r>
-    </w:p>
-    <w:p>
-      <w:pPr>
-        <w:pStyle w:val="BodyText"/>
-        <w:spacing w:line="276" w:lineRule="auto"/>
+        <w:t xml:space="preserve">8.4. Несвоєчасне повідомлення і (або) неповідомлення іншої Сторони про дію таких обставин позбавляє відповідну Сторону права посилатися на такі обставини у майбутньому як на підставу для звільнення від відповідальності за часткове або повне невиконання зобов’язань за цим Договором. </w:t>
+      </w:r>
+    </w:p>
+    <w:p>
+      <w:pPr>
+        <w:pStyle w:val="a3"/>
         <w:ind w:right="-141" w:firstLine="426"/>
         <w:rPr>
           <w:sz w:val="20"/>
@@ -4437,39 +4332,7 @@
           <w:sz w:val="20"/>
           <w:szCs w:val="20"/>
         </w:rPr>
-        <w:t>8.5</w:t>
-      </w:r>
-      <w:r>
-        <w:rPr>
-          <w:sz w:val="20"/>
-          <w:szCs w:val="20"/>
-        </w:rPr>
-        <w:t xml:space="preserve">. Несвоєчасне повідомлення і (або) неповідомлення іншої Сторони про дію таких обставин позбавляє відповідну Сторону права посилатися на такі обставини у майбутньому як на підставу для звільнення від відповідальності за часткове або повне невиконання зобов’язань за цим Договором. </w:t>
-      </w:r>
-    </w:p>
-    <w:p>
-      <w:pPr>
-        <w:pStyle w:val="BodyText"/>
-        <w:spacing w:line="276" w:lineRule="auto"/>
-        <w:ind w:right="-141" w:firstLine="426"/>
-        <w:rPr>
-          <w:sz w:val="20"/>
-          <w:szCs w:val="20"/>
-        </w:rPr>
-      </w:pPr>
-      <w:r>
-        <w:rPr>
-          <w:sz w:val="20"/>
-          <w:szCs w:val="20"/>
-        </w:rPr>
-        <w:t>8.6</w:t>
-      </w:r>
-      <w:r>
-        <w:rPr>
-          <w:sz w:val="20"/>
-          <w:szCs w:val="20"/>
-        </w:rPr>
-        <w:t xml:space="preserve">. Сторони не звільняються від виконання своїх обов’язків за даним Договором у разі невиконання умов, зазначених у </w:t>
+        <w:t xml:space="preserve">8.5. Сторони не звільняються від виконання своїх обов’язків за даним Договором у разі невиконання умов, зазначених у </w:t>
       </w:r>
       <w:r>
         <w:rPr>
@@ -4484,24 +4347,16 @@
           <w:sz w:val="20"/>
           <w:szCs w:val="20"/>
         </w:rPr>
-        <w:t>п. 8.4</w:t>
-      </w:r>
-      <w:r>
-        <w:rPr>
-          <w:sz w:val="20"/>
-          <w:szCs w:val="20"/>
-        </w:rPr>
-        <w:t>. даного Договору.</w:t>
-      </w:r>
-    </w:p>
-    <w:p>
-      <w:pPr>
-        <w:pStyle w:val="HTMLPreformatted"/>
+        <w:t>п. 8.3. даного Договору.</w:t>
+      </w:r>
+    </w:p>
+    <w:p>
+      <w:pPr>
+        <w:pStyle w:val="HTML"/>
         <w:shd w:val="clear" w:color="auto" w:fill="FFFFFF"/>
         <w:tabs>
           <w:tab w:val="clear" w:pos="10076"/>
         </w:tabs>
-        <w:spacing w:line="276" w:lineRule="auto"/>
         <w:ind w:right="-141" w:firstLine="426"/>
         <w:jc w:val="both"/>
         <w:rPr>
@@ -4513,7 +4368,7 @@
         <w:rPr>
           <w:rFonts w:ascii="Times New Roman" w:hAnsi="Times New Roman" w:cs="Times New Roman"/>
         </w:rPr>
-        <w:t xml:space="preserve">8.7. </w:t>
+        <w:t>8.6.</w:t>
       </w:r>
       <w:r>
         <w:rPr>
@@ -4575,7 +4430,6 @@
         <w:autoSpaceDE/>
         <w:autoSpaceDN/>
         <w:adjustRightInd/>
-        <w:spacing w:line="276" w:lineRule="auto"/>
         <w:ind w:right="-141"/>
         <w:jc w:val="both"/>
         <w:textAlignment w:val="auto"/>
@@ -4583,6 +4437,7 @@
           <w:rFonts w:eastAsia="Times New Roman"/>
           <w:b w:val="0"/>
           <w:bCs w:val="0"/>
+          <w:color w:val="212121"/>
           <w:sz w:val="20"/>
           <w:szCs w:val="20"/>
           <w:lang w:val="uk-UA" w:eastAsia="uk-UA"/>
@@ -4593,39 +4448,136 @@
           <w:rFonts w:eastAsia="Times New Roman"/>
           <w:b w:val="0"/>
           <w:bCs w:val="0"/>
+          <w:color w:val="212121"/>
           <w:sz w:val="20"/>
           <w:szCs w:val="20"/>
           <w:lang w:val="uk-UA" w:eastAsia="uk-UA"/>
         </w:rPr>
-        <w:t xml:space="preserve">               У разі тимчасового припинення (сезонність роботи, ремонт) або повного припинення публічного виконання творів, що входять до каталогу ГО УААСП, Користувач зобов'язаний повідомити про це ГО УААСП протягом 5 (п'яти) календарних днів з дня припинення такого використання, шляхом надсилання на юридичну адресу ГО УААСП рекомендованого листа з повідомленням про вручення.</w:t>
-      </w:r>
-    </w:p>
-    <w:p>
-      <w:pPr>
-        <w:pStyle w:val="HTMLPreformatted"/>
+        <w:t xml:space="preserve">               У разі тимчасового припинення (сезонність роботи, ремонт) або повного припинення публічного виконання</w:t>
+      </w:r>
+      <w:r>
+        <w:rPr>
+          <w:rFonts w:eastAsia="Times New Roman"/>
+          <w:b w:val="0"/>
+          <w:bCs w:val="0"/>
+          <w:color w:val="212121"/>
+          <w:sz w:val="20"/>
+          <w:szCs w:val="20"/>
+          <w:lang w:val="uk-UA" w:eastAsia="uk-UA"/>
+        </w:rPr>
+        <w:t xml:space="preserve"> творів, що входять до каталог</w:t>
+      </w:r>
+      <w:r>
+        <w:rPr>
+          <w:rFonts w:eastAsia="Times New Roman"/>
+          <w:b w:val="0"/>
+          <w:bCs w:val="0"/>
+          <w:color w:val="212121"/>
+          <w:sz w:val="20"/>
+          <w:szCs w:val="20"/>
+          <w:lang w:val="uk-UA" w:eastAsia="uk-UA"/>
+        </w:rPr>
+        <w:t xml:space="preserve">у </w:t>
+      </w:r>
+      <w:r>
+        <w:rPr>
+          <w:rFonts w:eastAsia="Times New Roman"/>
+          <w:b w:val="0"/>
+          <w:bCs w:val="0"/>
+          <w:color w:val="212121"/>
+          <w:sz w:val="20"/>
+          <w:szCs w:val="20"/>
+          <w:lang w:val="uk-UA" w:eastAsia="uk-UA"/>
+        </w:rPr>
+        <w:t>ГО УААСП</w:t>
+      </w:r>
+      <w:r>
+        <w:rPr>
+          <w:rFonts w:eastAsia="Times New Roman"/>
+          <w:b w:val="0"/>
+          <w:bCs w:val="0"/>
+          <w:color w:val="212121"/>
+          <w:sz w:val="20"/>
+          <w:szCs w:val="20"/>
+          <w:lang w:val="uk-UA" w:eastAsia="uk-UA"/>
+        </w:rPr>
+        <w:t xml:space="preserve">, Користувач зобов'язаний повідомити про це </w:t>
+      </w:r>
+      <w:r>
+        <w:rPr>
+          <w:rFonts w:eastAsia="Times New Roman"/>
+          <w:b w:val="0"/>
+          <w:bCs w:val="0"/>
+          <w:color w:val="212121"/>
+          <w:sz w:val="20"/>
+          <w:szCs w:val="20"/>
+          <w:lang w:val="uk-UA" w:eastAsia="uk-UA"/>
+        </w:rPr>
+        <w:t>ГО УААСП</w:t>
+      </w:r>
+      <w:r>
+        <w:rPr>
+          <w:rFonts w:eastAsia="Times New Roman"/>
+          <w:b w:val="0"/>
+          <w:bCs w:val="0"/>
+          <w:color w:val="212121"/>
+          <w:sz w:val="20"/>
+          <w:szCs w:val="20"/>
+          <w:lang w:val="uk-UA" w:eastAsia="uk-UA"/>
+        </w:rPr>
+        <w:t xml:space="preserve"> протягом 5 (п'яти) календарних днів з дня припинення такого використання, шляхом надсилання на юридичну адресу </w:t>
+      </w:r>
+      <w:r>
+        <w:rPr>
+          <w:rFonts w:eastAsia="Times New Roman"/>
+          <w:b w:val="0"/>
+          <w:bCs w:val="0"/>
+          <w:color w:val="212121"/>
+          <w:sz w:val="20"/>
+          <w:szCs w:val="20"/>
+          <w:lang w:val="uk-UA" w:eastAsia="uk-UA"/>
+        </w:rPr>
+        <w:t>ГО УААСП</w:t>
+      </w:r>
+      <w:r>
+        <w:rPr>
+          <w:rFonts w:eastAsia="Times New Roman"/>
+          <w:b w:val="0"/>
+          <w:bCs w:val="0"/>
+          <w:color w:val="212121"/>
+          <w:sz w:val="20"/>
+          <w:szCs w:val="20"/>
+          <w:lang w:val="uk-UA" w:eastAsia="uk-UA"/>
+        </w:rPr>
+        <w:t xml:space="preserve"> рекомендованого листа з повідомленням про вручення.</w:t>
+      </w:r>
+    </w:p>
+    <w:p>
+      <w:pPr>
+        <w:pStyle w:val="HTML"/>
         <w:shd w:val="clear" w:color="auto" w:fill="FFFFFF"/>
         <w:tabs>
           <w:tab w:val="clear" w:pos="10076"/>
           <w:tab w:val="left" w:pos="10773"/>
         </w:tabs>
-        <w:spacing w:line="276" w:lineRule="auto"/>
         <w:ind w:right="-141"/>
         <w:jc w:val="both"/>
         <w:rPr>
           <w:rFonts w:ascii="inherit" w:hAnsi="inherit"/>
+          <w:color w:val="212121"/>
         </w:rPr>
       </w:pPr>
       <w:r>
         <w:rPr>
           <w:rFonts w:ascii="inherit" w:hAnsi="inherit"/>
+          <w:color w:val="212121"/>
         </w:rPr>
         <w:t xml:space="preserve">               Відсутність вказаного повідомлення про припинення публічного виконання творів є фактичним підтвердженням того, що Користувач продовжує використання творів та готовий виконувати зобов'язання за цим Договором щодо виплати авторської винагороди та надання звітної документації. Договір є припиненим, в тому числі тимчасово, у випадку підписання Сторонами додаткової угоди до даного Договору.</w:t>
       </w:r>
     </w:p>
     <w:p>
       <w:pPr>
-        <w:pStyle w:val="BodyText"/>
-        <w:spacing w:line="276" w:lineRule="auto"/>
+        <w:pStyle w:val="a3"/>
         <w:ind w:right="-141" w:firstLine="426"/>
         <w:rPr>
           <w:sz w:val="20"/>
@@ -4637,14 +4589,7 @@
           <w:sz w:val="20"/>
           <w:szCs w:val="20"/>
         </w:rPr>
-        <w:t>8.8</w:t>
-      </w:r>
-      <w:r>
-        <w:rPr>
-          <w:sz w:val="20"/>
-          <w:szCs w:val="20"/>
-        </w:rPr>
-        <w:t xml:space="preserve">. Користувач розуміє та погоджується, що у випадку публічного виконання творів під час гастрольних, концертно-видовищних заходів, організованих Користувачем та </w:t>
+        <w:t xml:space="preserve">8.7. Користувач розуміє та погоджується, що у випадку публічного виконання творів під час гастрольних, концертно-видовищних заходів, організованих Користувачем та </w:t>
       </w:r>
       <w:r>
         <w:rPr>
@@ -4659,21 +4604,12 @@
           <w:sz w:val="20"/>
           <w:szCs w:val="20"/>
         </w:rPr>
-        <w:t xml:space="preserve">або на території закладу Користувача, передбаченого п. 2.1. даного </w:t>
-      </w:r>
-      <w:r>
-        <w:rPr>
-          <w:sz w:val="20"/>
-          <w:szCs w:val="20"/>
-        </w:rPr>
-        <w:lastRenderedPageBreak/>
-        <w:t>Договору, Користувач (або особа, яка орендує заклад Користувача) має попередньо забезпечити підписання окремого відповідного виду ліцензійного договору для отримання необхідного обсягу прав.</w:t>
-      </w:r>
-    </w:p>
-    <w:p>
-      <w:pPr>
-        <w:pStyle w:val="BodyText"/>
-        <w:spacing w:line="276" w:lineRule="auto"/>
+        <w:t>або на території закладу Користувача, передбаченого п. 2.1. даного Договору, Користувач (або особа, яка орендує заклад Користувача) має попередньо забезпечити підписання окремого відповідного виду ліцензійного договору для отримання необхідного обсягу прав.</w:t>
+      </w:r>
+    </w:p>
+    <w:p>
+      <w:pPr>
+        <w:pStyle w:val="a3"/>
         <w:ind w:right="-141" w:firstLine="426"/>
         <w:rPr>
           <w:sz w:val="20"/>
@@ -4685,20 +4621,12 @@
           <w:sz w:val="20"/>
           <w:szCs w:val="20"/>
         </w:rPr>
-        <w:t>8.9</w:t>
-      </w:r>
-      <w:r>
-        <w:rPr>
-          <w:sz w:val="20"/>
-          <w:szCs w:val="20"/>
-        </w:rPr>
-        <w:t>. Витрати кожної із Сторін, пов’язані з виконанням зобов’язань за даним Договором, відшкодовуються самостійно, силами кожної із Сторін.</w:t>
-      </w:r>
-    </w:p>
-    <w:p>
-      <w:pPr>
-        <w:pStyle w:val="BodyText"/>
-        <w:spacing w:line="276" w:lineRule="auto"/>
+        <w:t>8.8. Витрати кожної із Сторін, пов’язані з виконанням зобов’язань за даним Договором, відшкодовуються самостійно, силами кожної із Сторін.</w:t>
+      </w:r>
+    </w:p>
+    <w:p>
+      <w:pPr>
+        <w:pStyle w:val="a3"/>
         <w:ind w:right="-141" w:firstLine="426"/>
         <w:rPr>
           <w:sz w:val="20"/>
@@ -4719,21 +4647,28 @@
           <w:szCs w:val="20"/>
           <w:lang w:val="ru-RU"/>
         </w:rPr>
-        <w:t>10</w:t>
-      </w:r>
-      <w:r>
-        <w:rPr>
-          <w:sz w:val="20"/>
-          <w:szCs w:val="20"/>
-        </w:rPr>
-        <w:t xml:space="preserve">. ГО УААСП на вимогу </w:t>
-      </w:r>
-      <w:r>
-        <w:rPr>
-          <w:sz w:val="20"/>
-          <w:szCs w:val="20"/>
-        </w:rPr>
-        <w:t>автора або іншого правовласника може заборонити Користувачу публічно виконувати один або декілька конкретних творів з</w:t>
+        <w:t>9</w:t>
+      </w:r>
+      <w:r>
+        <w:rPr>
+          <w:sz w:val="20"/>
+          <w:szCs w:val="20"/>
+        </w:rPr>
+        <w:t xml:space="preserve">. </w:t>
+      </w:r>
+      <w:r>
+        <w:rPr>
+          <w:sz w:val="20"/>
+          <w:szCs w:val="20"/>
+        </w:rPr>
+        <w:t>ГО УААСП</w:t>
+      </w:r>
+      <w:r>
+        <w:rPr>
+          <w:sz w:val="20"/>
+          <w:szCs w:val="20"/>
+        </w:rPr>
+        <w:t xml:space="preserve"> на вимогу автора або іншого правовласника може заборонити Користувачу публічно виконувати один або декілька конкретних творів з</w:t>
       </w:r>
       <w:r>
         <w:rPr>
@@ -4752,7 +4687,6 @@
     </w:p>
     <w:p>
       <w:pPr>
-        <w:spacing w:line="276" w:lineRule="auto"/>
         <w:ind w:right="-141" w:firstLine="426"/>
         <w:jc w:val="both"/>
         <w:rPr>
@@ -4776,116 +4710,131 @@
           <w:sz w:val="20"/>
           <w:szCs w:val="20"/>
         </w:rPr>
+        <w:t>0</w:t>
+      </w:r>
+      <w:r>
+        <w:rPr>
+          <w:b w:val="0"/>
+          <w:sz w:val="20"/>
+          <w:szCs w:val="20"/>
+        </w:rPr>
+        <w:t>.</w:t>
+      </w:r>
+      <w:r>
+        <w:rPr>
+          <w:b w:val="0"/>
+          <w:sz w:val="20"/>
+          <w:szCs w:val="20"/>
+          <w:lang w:val="uk-UA"/>
+        </w:rPr>
+        <w:t>Договір укладено українською мовою у 2 (двох) примірниках, які мають однакову юридичну силу, по одному для кожної із Сторін.</w:t>
+      </w:r>
+    </w:p>
+    <w:p>
+      <w:pPr>
+        <w:pStyle w:val="a3"/>
+        <w:ind w:right="-141" w:firstLine="426"/>
+        <w:rPr>
+          <w:sz w:val="20"/>
+          <w:szCs w:val="20"/>
+        </w:rPr>
+      </w:pPr>
+      <w:r>
+        <w:rPr>
+          <w:sz w:val="20"/>
+          <w:szCs w:val="20"/>
+        </w:rPr>
+        <w:t>8.1</w:t>
+      </w:r>
+      <w:r>
+        <w:rPr>
+          <w:sz w:val="20"/>
+          <w:szCs w:val="20"/>
+          <w:lang w:val="ru-RU"/>
+        </w:rPr>
         <w:t>1</w:t>
       </w:r>
       <w:r>
         <w:rPr>
-          <w:b w:val="0"/>
-          <w:sz w:val="20"/>
-          <w:szCs w:val="20"/>
-        </w:rPr>
-        <w:t>.</w:t>
-      </w:r>
-      <w:r>
-        <w:rPr>
-          <w:b w:val="0"/>
-          <w:sz w:val="20"/>
-          <w:szCs w:val="20"/>
-          <w:lang w:val="uk-UA"/>
+          <w:sz w:val="20"/>
+          <w:szCs w:val="20"/>
+        </w:rPr>
+        <w:t xml:space="preserve">. У підтвердження того, що Користувач до моменту підписання даного </w:t>
+      </w:r>
+      <w:r>
+        <w:rPr>
+          <w:sz w:val="20"/>
+          <w:szCs w:val="20"/>
+        </w:rPr>
+        <w:t>Договору ознайомився з каталог</w:t>
+      </w:r>
+      <w:r>
+        <w:rPr>
+          <w:sz w:val="20"/>
+          <w:szCs w:val="20"/>
+        </w:rPr>
+        <w:t xml:space="preserve">ом </w:t>
+      </w:r>
+      <w:r>
+        <w:rPr>
+          <w:sz w:val="20"/>
+          <w:szCs w:val="20"/>
+          <w:lang w:val="ru-RU"/>
+        </w:rPr>
+        <w:t xml:space="preserve">     </w:t>
+      </w:r>
+      <w:r>
+        <w:rPr>
+          <w:sz w:val="20"/>
+          <w:szCs w:val="20"/>
+          <w:lang w:val="ru-RU"/>
+        </w:rPr>
+        <w:t xml:space="preserve">     </w:t>
+      </w:r>
+      <w:r>
+        <w:rPr>
+          <w:sz w:val="20"/>
+          <w:szCs w:val="20"/>
+          <w:lang w:val="ru-RU"/>
+        </w:rPr>
+        <w:t xml:space="preserve">     </w:t>
+      </w:r>
+      <w:r>
+        <w:rPr>
+          <w:sz w:val="20"/>
+          <w:szCs w:val="20"/>
+          <w:lang w:val="ru-RU"/>
         </w:rPr>
         <w:t xml:space="preserve"> </w:t>
       </w:r>
       <w:r>
         <w:rPr>
-          <w:b w:val="0"/>
-          <w:sz w:val="20"/>
-          <w:szCs w:val="20"/>
-          <w:lang w:val="uk-UA"/>
-        </w:rPr>
-        <w:t>Договір укладено українською мовою у 2 (двох) примірниках, які мають однакову юридичну силу, по одному для кожної із Сторін.</w:t>
-      </w:r>
-    </w:p>
-    <w:p>
-      <w:pPr>
-        <w:pStyle w:val="BodyText"/>
-        <w:spacing w:line="276" w:lineRule="auto"/>
+          <w:sz w:val="20"/>
+          <w:szCs w:val="20"/>
+        </w:rPr>
+        <w:t>ГО УААСП</w:t>
+      </w:r>
+      <w:r>
+        <w:rPr>
+          <w:sz w:val="20"/>
+          <w:szCs w:val="20"/>
+        </w:rPr>
+        <w:t>, у підтвердження того, що Сторони розуміють визначення всіх термінів, які містяться в даному Договорі, юридичні наслідки виконання умов даного Договору, в підтвердження того, що даний Договір містить всі істотні умови, про які Сторони мали намір домовитись, Сторони поставили нижче свої підписи та печатки.</w:t>
+      </w:r>
+    </w:p>
+    <w:p>
+      <w:pPr>
+        <w:pStyle w:val="a3"/>
         <w:ind w:right="-141" w:firstLine="426"/>
         <w:rPr>
           <w:sz w:val="20"/>
           <w:szCs w:val="20"/>
         </w:rPr>
       </w:pPr>
-      <w:r>
-        <w:rPr>
-          <w:sz w:val="20"/>
-          <w:szCs w:val="20"/>
-        </w:rPr>
-        <w:t>8.1</w:t>
-      </w:r>
-      <w:r>
-        <w:rPr>
-          <w:sz w:val="20"/>
-          <w:szCs w:val="20"/>
-          <w:lang w:val="ru-RU"/>
-        </w:rPr>
-        <w:t>2</w:t>
-      </w:r>
-      <w:r>
-        <w:rPr>
-          <w:sz w:val="20"/>
-          <w:szCs w:val="20"/>
-        </w:rPr>
-        <w:t xml:space="preserve">. </w:t>
-      </w:r>
-      <w:r>
-        <w:rPr>
-          <w:sz w:val="20"/>
-          <w:szCs w:val="20"/>
-        </w:rPr>
-        <w:t>У підтвердження того, що Користувач до моменту підписання даного Договору ознайомився з каталогом</w:t>
-      </w:r>
-      <w:r>
-        <w:rPr>
-          <w:sz w:val="20"/>
-          <w:szCs w:val="20"/>
-        </w:rPr>
-        <w:t xml:space="preserve">  </w:t>
-      </w:r>
-      <w:r>
-        <w:rPr>
-          <w:sz w:val="20"/>
-          <w:szCs w:val="20"/>
-        </w:rPr>
-        <w:t xml:space="preserve">ГО УААСП, а також </w:t>
-      </w:r>
-      <w:r>
-        <w:rPr>
-          <w:sz w:val="20"/>
-          <w:szCs w:val="20"/>
-        </w:rPr>
-        <w:t xml:space="preserve">діючими попередніми </w:t>
-      </w:r>
-      <w:r>
-        <w:rPr>
-          <w:sz w:val="20"/>
-          <w:szCs w:val="20"/>
-        </w:rPr>
-        <w:t>тарифами, затвердженими Загальними зборами членів ГО УААСП, у підтвердження того, що Сторони розуміють визначення всіх термінів, які містяться в даному Договорі, юридичні наслідки виконання умов даного Договору, в підтвердження того, що даний Договір містить всі істотні умови, про які Сторони мали намір домовитись, Сторони поставили нижче свої підписи та печатки.</w:t>
-      </w:r>
-    </w:p>
-    <w:p>
-      <w:pPr>
-        <w:pStyle w:val="BodyText"/>
-        <w:ind w:right="-141" w:firstLine="426"/>
-        <w:rPr>
-          <w:sz w:val="20"/>
-          <w:szCs w:val="20"/>
-        </w:rPr>
-      </w:pPr>
-    </w:p>
-    <w:p>
-      <w:pPr>
-        <w:pStyle w:val="BodyText"/>
+    </w:p>
+    <w:p>
+      <w:pPr>
+        <w:pStyle w:val="a3"/>
         <w:ind w:right="0" w:firstLine="360"/>
         <w:jc w:val="center"/>
         <w:rPr>
@@ -4933,7 +4882,7 @@
           </w:tcPr>
           <w:p>
             <w:pPr>
-              <w:pStyle w:val="BodyText"/>
+              <w:pStyle w:val="a3"/>
               <w:ind w:right="0"/>
               <w:jc w:val="center"/>
               <w:rPr>
@@ -4992,7 +4941,7 @@
           </w:tcPr>
           <w:p>
             <w:pPr>
-              <w:pStyle w:val="BodyText"/>
+              <w:pStyle w:val="a3"/>
               <w:ind w:right="0"/>
               <w:jc w:val="center"/>
               <w:rPr>
@@ -5043,6 +4992,7 @@
                 <w:szCs w:val="20"/>
                 <w:lang w:val="uk-UA"/>
               </w:rPr>
+              <w:lastRenderedPageBreak/>
               <w:t>Громадська організація</w:t>
             </w:r>
           </w:p>
@@ -5097,374 +5047,477 @@
           </w:p>
           <w:p>
             <w:pPr>
-              <w:rPr>
+              <w:ind w:left="207"/>
+              <w:textAlignment w:val="auto"/>
+              <w:rPr>
+                <w:rFonts w:eastAsia="Times New Roman"/>
                 <w:b w:val="0"/>
                 <w:bCs w:val="0"/>
-                <w:sz w:val="20"/>
-                <w:szCs w:val="16"/>
+                <w:sz w:val="18"/>
+                <w:szCs w:val="18"/>
+                <w:lang w:val="uk-UA" w:eastAsia="ar-SA"/>
               </w:rPr>
             </w:pPr>
             <w:r>
               <w:rPr>
+                <w:rFonts w:eastAsia="Times New Roman"/>
                 <w:b w:val="0"/>
-                <w:sz w:val="16"/>
-                <w:szCs w:val="16"/>
-                <w:lang w:val="uk-UA"/>
-              </w:rPr>
-              <w:t xml:space="preserve">    </w:t>
+                <w:bCs w:val="0"/>
+                <w:sz w:val="18"/>
+                <w:szCs w:val="18"/>
+                <w:lang w:val="uk-UA" w:eastAsia="ar-SA"/>
+              </w:rPr>
+              <w:t>Юридична адреса: 01030, м. Київ, вул. Б. Хмельницького,</w:t>
+            </w:r>
+          </w:p>
+          <w:p>
+            <w:pPr>
+              <w:suppressAutoHyphens/>
+              <w:overflowPunct/>
+              <w:autoSpaceDE/>
+              <w:adjustRightInd/>
+              <w:ind w:left="207"/>
+              <w:textAlignment w:val="auto"/>
+              <w:rPr>
+                <w:rFonts w:eastAsia="Times New Roman"/>
+                <w:b w:val="0"/>
+                <w:bCs w:val="0"/>
+                <w:sz w:val="18"/>
+                <w:szCs w:val="18"/>
+                <w:lang w:val="uk-UA" w:eastAsia="ar-SA"/>
+              </w:rPr>
+            </w:pPr>
+            <w:r>
+              <w:rPr>
+                <w:rFonts w:eastAsia="Times New Roman"/>
+                <w:b w:val="0"/>
+                <w:bCs w:val="0"/>
+                <w:sz w:val="18"/>
+                <w:szCs w:val="18"/>
+                <w:lang w:val="uk-UA" w:eastAsia="ar-SA"/>
+              </w:rPr>
+              <w:t>буд. 41 літера А, прим. 1-3,</w:t>
+            </w:r>
+          </w:p>
+          <w:p>
+            <w:pPr>
+              <w:suppressAutoHyphens/>
+              <w:overflowPunct/>
+              <w:autoSpaceDE/>
+              <w:adjustRightInd/>
+              <w:ind w:left="207"/>
+              <w:textAlignment w:val="auto"/>
+              <w:rPr>
+                <w:rFonts w:eastAsia="Times New Roman"/>
+                <w:b w:val="0"/>
+                <w:bCs w:val="0"/>
+                <w:sz w:val="18"/>
+                <w:szCs w:val="18"/>
+                <w:lang w:val="uk-UA" w:eastAsia="ar-SA"/>
+              </w:rPr>
+            </w:pPr>
+            <w:r>
+              <w:rPr>
+                <w:rFonts w:eastAsia="Times New Roman"/>
+                <w:b w:val="0"/>
+                <w:bCs w:val="0"/>
+                <w:sz w:val="18"/>
+                <w:szCs w:val="18"/>
+                <w:lang w:val="uk-UA" w:eastAsia="ar-SA"/>
+              </w:rPr>
+              <w:t>Фактична адреса: 04053, м. Київ, провулок Киянівський, будинок 3-7, офіс № 223</w:t>
+            </w:r>
+          </w:p>
+          <w:p>
+            <w:pPr>
+              <w:suppressAutoHyphens/>
+              <w:overflowPunct/>
+              <w:autoSpaceDE/>
+              <w:adjustRightInd/>
+              <w:ind w:left="207"/>
+              <w:textAlignment w:val="auto"/>
+              <w:rPr>
+                <w:rFonts w:eastAsia="Times New Roman"/>
+                <w:b w:val="0"/>
+                <w:bCs w:val="0"/>
+                <w:sz w:val="24"/>
+                <w:szCs w:val="24"/>
+                <w:lang w:eastAsia="ar-SA"/>
+              </w:rPr>
+            </w:pPr>
+            <w:r>
+              <w:rPr>
+                <w:rFonts w:eastAsia="Times New Roman"/>
+                <w:b w:val="0"/>
+                <w:bCs w:val="0"/>
+                <w:sz w:val="18"/>
+                <w:szCs w:val="18"/>
+                <w:shd w:val="clear" w:color="auto" w:fill="FFFFFF"/>
+                <w:lang w:val="uk-UA" w:eastAsia="ar-SA"/>
+              </w:rPr>
+              <w:t>тел.: 044-223-60-40;</w:t>
+            </w:r>
+          </w:p>
+          <w:p>
+            <w:pPr>
+              <w:suppressAutoHyphens/>
+              <w:overflowPunct/>
+              <w:autoSpaceDE/>
+              <w:adjustRightInd/>
+              <w:ind w:left="207"/>
+              <w:textAlignment w:val="auto"/>
+              <w:rPr>
+                <w:rFonts w:eastAsia="Times New Roman"/>
+                <w:b w:val="0"/>
+                <w:bCs w:val="0"/>
+                <w:sz w:val="24"/>
+                <w:szCs w:val="24"/>
+                <w:lang w:eastAsia="ar-SA"/>
+              </w:rPr>
+            </w:pPr>
+            <w:r>
+              <w:rPr>
+                <w:rFonts w:eastAsia="Times New Roman"/>
+                <w:sz w:val="18"/>
+                <w:szCs w:val="18"/>
+                <w:lang w:val="uk-UA" w:eastAsia="ar-SA"/>
+              </w:rPr>
+              <w:t>Адреса для листування:</w:t>
             </w:r>
             <w:r>
               <w:rPr>
+                <w:rFonts w:eastAsia="Times New Roman"/>
                 <w:b w:val="0"/>
                 <w:bCs w:val="0"/>
-                <w:sz w:val="20"/>
-                <w:szCs w:val="16"/>
-              </w:rPr>
-              <w:t>04060, м. Київ,</w:t>
+                <w:sz w:val="24"/>
+                <w:szCs w:val="24"/>
+                <w:lang w:eastAsia="ar-SA"/>
+              </w:rPr>
+              <w:t xml:space="preserve"> </w:t>
             </w:r>
-          </w:p>
-          <w:p>
-            <w:pPr>
-              <w:ind w:left="180"/>
-              <w:rPr>
+            <w:r>
+              <w:rPr>
+                <w:rFonts w:eastAsia="Times New Roman"/>
+                <w:sz w:val="18"/>
+                <w:szCs w:val="18"/>
+                <w:lang w:val="uk-UA" w:eastAsia="ar-SA"/>
+              </w:rPr>
+              <w:t>01030, м. Київ, вул. Б. Хмельницького 44, а/с 146</w:t>
+            </w:r>
+          </w:p>
+          <w:p>
+            <w:pPr>
+              <w:suppressAutoHyphens/>
+              <w:overflowPunct/>
+              <w:autoSpaceDE/>
+              <w:adjustRightInd/>
+              <w:ind w:left="207"/>
+              <w:textAlignment w:val="auto"/>
+              <w:rPr>
+                <w:rFonts w:eastAsia="Times New Roman"/>
                 <w:b w:val="0"/>
                 <w:bCs w:val="0"/>
-                <w:sz w:val="20"/>
-                <w:szCs w:val="16"/>
+                <w:sz w:val="24"/>
+                <w:szCs w:val="24"/>
+                <w:lang w:eastAsia="ar-SA"/>
               </w:rPr>
             </w:pPr>
             <w:r>
               <w:rPr>
+                <w:rFonts w:eastAsia="Times New Roman"/>
                 <w:b w:val="0"/>
                 <w:bCs w:val="0"/>
-                <w:sz w:val="20"/>
-                <w:szCs w:val="16"/>
-              </w:rPr>
-              <w:t>вул. Вавілових, 15А</w:t>
-            </w:r>
-          </w:p>
-          <w:p>
-            <w:pPr>
-              <w:ind w:left="180"/>
-              <w:rPr>
-                <w:b w:val="0"/>
-                <w:sz w:val="20"/>
-                <w:szCs w:val="16"/>
-              </w:rPr>
-            </w:pPr>
-            <w:r>
-              <w:rPr>
-                <w:b w:val="0"/>
-                <w:sz w:val="20"/>
-                <w:szCs w:val="16"/>
-                <w:lang w:val="uk-UA"/>
-              </w:rPr>
-              <w:t>тел.: (044) 223-60-40;</w:t>
-            </w:r>
-          </w:p>
-          <w:p>
-            <w:pPr>
-              <w:ind w:left="180"/>
-              <w:rPr>
-                <w:b w:val="0"/>
-                <w:sz w:val="20"/>
-                <w:szCs w:val="16"/>
-              </w:rPr>
-            </w:pPr>
-            <w:r>
-              <w:rPr>
-                <w:b w:val="0"/>
-                <w:sz w:val="20"/>
-                <w:szCs w:val="16"/>
-                <w:lang w:val="uk-UA"/>
+                <w:sz w:val="18"/>
+                <w:szCs w:val="18"/>
+                <w:lang w:val="uk-UA" w:eastAsia="ar-SA"/>
               </w:rPr>
               <w:t>код ЄДРПОУ: 39939650;</w:t>
             </w:r>
           </w:p>
           <w:p>
             <w:pPr>
-              <w:ind w:left="201"/>
-              <w:rPr>
-                <w:sz w:val="20"/>
-                <w:szCs w:val="16"/>
+              <w:suppressAutoHyphens/>
+              <w:overflowPunct/>
+              <w:autoSpaceDE/>
+              <w:adjustRightInd/>
+              <w:ind w:left="207"/>
+              <w:textAlignment w:val="auto"/>
+              <w:rPr>
+                <w:rFonts w:eastAsia="Times New Roman"/>
+                <w:b w:val="0"/>
+                <w:bCs w:val="0"/>
+                <w:sz w:val="24"/>
+                <w:szCs w:val="24"/>
+                <w:lang w:eastAsia="ar-SA"/>
               </w:rPr>
             </w:pPr>
             <w:r>
               <w:rPr>
+                <w:rFonts w:eastAsia="Times New Roman"/>
                 <w:b w:val="0"/>
-                <w:sz w:val="20"/>
-                <w:szCs w:val="16"/>
+                <w:bCs w:val="0"/>
+                <w:sz w:val="18"/>
+                <w:szCs w:val="18"/>
+                <w:lang w:val="uk-UA" w:eastAsia="ar-SA"/>
+              </w:rPr>
+              <w:t>IBAN UA763218420000026002053021074</w:t>
+            </w:r>
+          </w:p>
+          <w:p>
+            <w:pPr>
+              <w:suppressAutoHyphens/>
+              <w:overflowPunct/>
+              <w:autoSpaceDE/>
+              <w:adjustRightInd/>
+              <w:ind w:left="207"/>
+              <w:textAlignment w:val="auto"/>
+              <w:rPr>
+                <w:rFonts w:eastAsia="Times New Roman"/>
+                <w:b w:val="0"/>
+                <w:bCs w:val="0"/>
+                <w:sz w:val="24"/>
+                <w:szCs w:val="24"/>
+                <w:lang w:eastAsia="ar-SA"/>
+              </w:rPr>
+            </w:pPr>
+            <w:r>
+              <w:rPr>
+                <w:rFonts w:eastAsia="Times New Roman"/>
+                <w:b w:val="0"/>
+                <w:bCs w:val="0"/>
+                <w:sz w:val="18"/>
+                <w:szCs w:val="18"/>
+                <w:lang w:val="uk-UA" w:eastAsia="ar-SA"/>
+              </w:rPr>
+              <w:t>в АТ КБ «Приватбанк»;</w:t>
+            </w:r>
+          </w:p>
+          <w:p>
+            <w:pPr>
+              <w:suppressAutoHyphens/>
+              <w:overflowPunct/>
+              <w:autoSpaceDE/>
+              <w:adjustRightInd/>
+              <w:ind w:left="207"/>
+              <w:textAlignment w:val="auto"/>
+              <w:rPr>
+                <w:rFonts w:eastAsia="Times New Roman"/>
+                <w:b w:val="0"/>
+                <w:bCs w:val="0"/>
+                <w:sz w:val="24"/>
+                <w:szCs w:val="24"/>
+                <w:lang w:eastAsia="ar-SA"/>
+              </w:rPr>
+            </w:pPr>
+            <w:r>
+              <w:rPr>
+                <w:rFonts w:eastAsia="Times New Roman"/>
+                <w:b w:val="0"/>
+                <w:bCs w:val="0"/>
+                <w:sz w:val="18"/>
+                <w:szCs w:val="18"/>
+                <w:lang w:val="uk-UA" w:eastAsia="ar-SA"/>
+              </w:rPr>
+              <w:t>МФО 321842</w:t>
+            </w:r>
+          </w:p>
+          <w:p>
+            <w:pPr>
+              <w:suppressAutoHyphens/>
+              <w:overflowPunct/>
+              <w:autoSpaceDE/>
+              <w:adjustRightInd/>
+              <w:textAlignment w:val="auto"/>
+              <w:rPr>
+                <w:rFonts w:eastAsia="Times New Roman"/>
+                <w:b w:val="0"/>
+                <w:bCs w:val="0"/>
+                <w:sz w:val="24"/>
+                <w:szCs w:val="24"/>
+                <w:lang w:eastAsia="ar-SA"/>
+              </w:rPr>
+            </w:pPr>
+            <w:r>
+              <w:rPr>
+                <w:rFonts w:eastAsia="Times New Roman"/>
+                <w:b w:val="0"/>
+                <w:bCs w:val="0"/>
+                <w:sz w:val="18"/>
+                <w:szCs w:val="18"/>
+                <w:lang w:val="uk-UA" w:eastAsia="ar-SA"/>
+              </w:rPr>
+              <w:t>     Організація має статус неприбуткової за ознакою</w:t>
+            </w:r>
+          </w:p>
+          <w:p>
+            <w:pPr>
+              <w:suppressAutoHyphens/>
+              <w:overflowPunct/>
+              <w:autoSpaceDE/>
+              <w:adjustRightInd/>
+              <w:textAlignment w:val="auto"/>
+              <w:rPr>
+                <w:rFonts w:eastAsia="Times New Roman"/>
+                <w:b w:val="0"/>
+                <w:bCs w:val="0"/>
+                <w:sz w:val="24"/>
+                <w:szCs w:val="24"/>
+                <w:lang w:eastAsia="ar-SA"/>
+              </w:rPr>
+            </w:pPr>
+            <w:r>
+              <w:rPr>
+                <w:rFonts w:eastAsia="Times New Roman"/>
+                <w:b w:val="0"/>
+                <w:bCs w:val="0"/>
+                <w:sz w:val="18"/>
+                <w:szCs w:val="18"/>
+                <w:lang w:val="uk-UA" w:eastAsia="ar-SA"/>
+              </w:rPr>
+              <w:t>     неприбутковості 0032</w:t>
+            </w:r>
+          </w:p>
+          <w:p>
+            <w:pPr>
+              <w:ind w:left="180"/>
+              <w:rPr>
+                <w:sz w:val="20"/>
+                <w:szCs w:val="20"/>
                 <w:lang w:val="uk-UA"/>
               </w:rPr>
-              <w:t xml:space="preserve">поточний рахунок: </w:t>
+            </w:pPr>
+            <w:hyperlink r:id="rId10" w:history="1">
+              <w:r>
+                <w:rPr>
+                  <w:rFonts w:eastAsia="Times New Roman"/>
+                  <w:b w:val="0"/>
+                  <w:bCs w:val="0"/>
+                  <w:color w:val="0000FF"/>
+                  <w:sz w:val="18"/>
+                  <w:szCs w:val="18"/>
+                  <w:u w:val="single"/>
+                  <w:lang w:val="uk-UA" w:eastAsia="ar-SA"/>
+                </w:rPr>
+                <w:t>http://uacrr.org.ua</w:t>
+              </w:r>
+            </w:hyperlink>
+            <w:bookmarkStart w:id="10" w:name="_GoBack"/>
+            <w:bookmarkEnd w:id="10"/>
+          </w:p>
+          <w:p>
+            <w:pPr>
+              <w:pStyle w:val="a3"/>
+              <w:ind w:left="180" w:right="-1"/>
+              <w:jc w:val="left"/>
+              <w:rPr>
+                <w:b/>
+                <w:bCs/>
+                <w:sz w:val="20"/>
+                <w:szCs w:val="20"/>
+                <w:lang w:val="ru-RU"/>
+              </w:rPr>
+            </w:pPr>
+          </w:p>
+          <w:p>
+            <w:pPr>
+              <w:pStyle w:val="a3"/>
+              <w:ind w:right="-1"/>
+              <w:jc w:val="left"/>
+              <w:rPr>
+                <w:b/>
+                <w:bCs/>
+                <w:sz w:val="20"/>
+                <w:szCs w:val="20"/>
+                <w:lang w:val="ru-RU"/>
+              </w:rPr>
+            </w:pPr>
+          </w:p>
+          <w:p>
+            <w:pPr>
+              <w:pStyle w:val="a3"/>
+              <w:ind w:right="-1"/>
+              <w:jc w:val="left"/>
+              <w:rPr>
+                <w:b/>
+                <w:bCs/>
+                <w:sz w:val="20"/>
+                <w:szCs w:val="20"/>
+                <w:lang w:val="ru-RU"/>
+              </w:rPr>
+            </w:pPr>
+          </w:p>
+          <w:p>
+            <w:pPr>
+              <w:pStyle w:val="a3"/>
+              <w:ind w:left="180" w:right="-1"/>
+              <w:jc w:val="left"/>
+              <w:rPr>
+                <w:b/>
+                <w:bCs/>
+                <w:sz w:val="20"/>
+                <w:szCs w:val="20"/>
+                <w:lang w:val="ru-RU"/>
+              </w:rPr>
+            </w:pPr>
+            <w:r>
+              <w:rPr>
+                <w:b/>
+                <w:bCs/>
+                <w:sz w:val="20"/>
+                <w:szCs w:val="20"/>
+              </w:rPr>
+              <w:t>_______</w:t>
             </w:r>
             <w:r>
               <w:rPr>
-                <w:b w:val="0"/>
-                <w:sz w:val="20"/>
-                <w:szCs w:val="16"/>
-                <w:lang w:val="uk-UA"/>
-              </w:rPr>
-              <w:br/>
-              <w:t>IBAN № UA</w:t>
+                <w:b/>
+                <w:bCs/>
+                <w:sz w:val="20"/>
+                <w:szCs w:val="20"/>
+              </w:rPr>
+              <w:t>_____________   /</w:t>
             </w:r>
             <w:r>
               <w:rPr>
-                <w:b w:val="0"/>
-                <w:sz w:val="20"/>
-                <w:szCs w:val="16"/>
-              </w:rPr>
-              <w:t>683052990000026004040115716</w:t>
-            </w:r>
-          </w:p>
-          <w:p>
-            <w:pPr>
-              <w:ind w:left="180"/>
-              <w:rPr>
-                <w:b w:val="0"/>
-                <w:sz w:val="20"/>
-                <w:szCs w:val="16"/>
-                <w:lang w:val="uk-UA"/>
-              </w:rPr>
-            </w:pPr>
-            <w:r>
-              <w:rPr>
-                <w:b w:val="0"/>
-                <w:sz w:val="20"/>
-                <w:szCs w:val="16"/>
-                <w:lang w:val="uk-UA"/>
-              </w:rPr>
-              <w:t xml:space="preserve">в АТ </w:t>
+                <w:b/>
+                <w:bCs/>
+                <w:sz w:val="20"/>
+                <w:szCs w:val="20"/>
+              </w:rPr>
+              <w:t xml:space="preserve"> Л.А. Цимбал </w:t>
             </w:r>
             <w:r>
               <w:rPr>
-                <w:b w:val="0"/>
-                <w:sz w:val="20"/>
-                <w:szCs w:val="16"/>
-              </w:rPr>
-              <w:t xml:space="preserve">КБ </w:t>
-            </w:r>
-            <w:r>
-              <w:rPr>
-                <w:b w:val="0"/>
-                <w:sz w:val="20"/>
-                <w:szCs w:val="16"/>
-                <w:lang w:val="uk-UA"/>
-              </w:rPr>
-              <w:t>«Приватбанк»;</w:t>
-            </w:r>
-          </w:p>
-          <w:p>
-            <w:pPr>
-              <w:rPr>
-                <w:b w:val="0"/>
-                <w:sz w:val="20"/>
-                <w:szCs w:val="16"/>
-              </w:rPr>
-            </w:pPr>
-            <w:r>
-              <w:rPr>
-                <w:b w:val="0"/>
-                <w:sz w:val="20"/>
-                <w:szCs w:val="16"/>
-                <w:lang w:val="uk-UA"/>
-              </w:rPr>
-              <w:t xml:space="preserve">    </w:t>
-            </w:r>
-            <w:r>
-              <w:rPr>
-                <w:b w:val="0"/>
-                <w:sz w:val="20"/>
-                <w:szCs w:val="16"/>
-              </w:rPr>
-              <w:t>Організація має статус неприбуткової за ознакою</w:t>
-            </w:r>
-          </w:p>
-          <w:p>
-            <w:pPr>
-              <w:rPr>
-                <w:b w:val="0"/>
-                <w:sz w:val="20"/>
-                <w:szCs w:val="16"/>
-                <w:lang w:val="uk-UA"/>
-              </w:rPr>
-            </w:pPr>
-            <w:r>
-              <w:rPr>
-                <w:b w:val="0"/>
-                <w:sz w:val="20"/>
-                <w:szCs w:val="16"/>
-                <w:lang w:val="uk-UA"/>
-              </w:rPr>
-              <w:t xml:space="preserve">    </w:t>
-            </w:r>
-            <w:r>
-              <w:rPr>
-                <w:b w:val="0"/>
-                <w:sz w:val="20"/>
-                <w:szCs w:val="16"/>
-              </w:rPr>
-              <w:t xml:space="preserve">неприбутковості </w:t>
-            </w:r>
-            <w:r>
-              <w:rPr>
-                <w:b w:val="0"/>
-                <w:sz w:val="20"/>
-                <w:szCs w:val="16"/>
-                <w:lang w:val="uk-UA"/>
-              </w:rPr>
-              <w:t>0032</w:t>
-            </w:r>
-          </w:p>
-          <w:p>
-            <w:pPr>
-              <w:ind w:left="180"/>
-              <w:rPr>
-                <w:sz w:val="20"/>
-                <w:szCs w:val="16"/>
-                <w:lang w:val="uk-UA"/>
-              </w:rPr>
-            </w:pPr>
-            <w:hyperlink r:id="rId9" w:history="1">
-              <w:r>
-                <w:rPr>
-                  <w:rStyle w:val="Hyperlink"/>
-                  <w:sz w:val="20"/>
-                  <w:szCs w:val="16"/>
-                </w:rPr>
-                <w:t>www.uacrr.org.ua</w:t>
-              </w:r>
-            </w:hyperlink>
-          </w:p>
-          <w:p>
-            <w:pPr>
-              <w:pStyle w:val="BodyText"/>
-              <w:ind w:right="-1"/>
-              <w:jc w:val="left"/>
-              <w:rPr>
                 <w:b/>
                 <w:bCs/>
                 <w:sz w:val="20"/>
-                <w:szCs w:val="16"/>
-                <w:lang w:val="ru-RU"/>
-              </w:rPr>
-            </w:pPr>
-          </w:p>
-          <w:p>
-            <w:pPr>
-              <w:pStyle w:val="BodyText"/>
-              <w:ind w:right="-1"/>
-              <w:jc w:val="left"/>
-              <w:rPr>
-                <w:b/>
+                <w:szCs w:val="20"/>
+              </w:rPr>
+              <w:t>/</w:t>
+            </w:r>
+          </w:p>
+          <w:p>
+            <w:pPr>
+              <w:pStyle w:val="a3"/>
+              <w:ind w:right="0"/>
+              <w:rPr>
+                <w:sz w:val="20"/>
+                <w:szCs w:val="20"/>
+                <w:vertAlign w:val="superscript"/>
+              </w:rPr>
+            </w:pPr>
+            <w:r>
+              <w:rPr>
                 <w:bCs/>
-                <w:sz w:val="16"/>
-                <w:szCs w:val="16"/>
-                <w:lang w:val="ru-RU"/>
-              </w:rPr>
-            </w:pPr>
-          </w:p>
-          <w:p>
-            <w:pPr>
-              <w:pStyle w:val="BodyText"/>
-              <w:ind w:right="-1"/>
-              <w:jc w:val="left"/>
-              <w:rPr>
-                <w:b/>
-                <w:bCs/>
-                <w:sz w:val="16"/>
-                <w:szCs w:val="16"/>
-                <w:lang w:val="ru-RU"/>
-              </w:rPr>
-            </w:pPr>
-          </w:p>
-          <w:p>
-            <w:pPr>
-              <w:pStyle w:val="BodyText"/>
-              <w:ind w:right="-1"/>
-              <w:jc w:val="left"/>
-              <w:rPr>
-                <w:b/>
-                <w:bCs/>
-                <w:sz w:val="16"/>
-                <w:szCs w:val="16"/>
-                <w:lang w:val="ru-RU"/>
-              </w:rPr>
-            </w:pPr>
-          </w:p>
-          <w:p>
-            <w:pPr>
-              <w:pStyle w:val="BodyText"/>
-              <w:ind w:right="-1"/>
-              <w:jc w:val="left"/>
-              <w:rPr>
-                <w:b/>
-                <w:bCs/>
-                <w:sz w:val="16"/>
-                <w:szCs w:val="16"/>
-                <w:lang w:val="ru-RU"/>
-              </w:rPr>
-            </w:pPr>
-          </w:p>
-          <w:p>
-            <w:pPr>
-              <w:pStyle w:val="BodyText"/>
-              <w:ind w:right="-1"/>
-              <w:jc w:val="left"/>
-              <w:rPr>
-                <w:b/>
-                <w:bCs/>
-                <w:sz w:val="16"/>
-                <w:szCs w:val="16"/>
-                <w:lang w:val="ru-RU"/>
-              </w:rPr>
-            </w:pPr>
-          </w:p>
-          <w:p>
-            <w:pPr>
-              <w:pStyle w:val="BodyText"/>
-              <w:ind w:left="180" w:right="-1"/>
-              <w:jc w:val="left"/>
-              <w:rPr>
-                <w:b/>
-                <w:bCs/>
-                <w:sz w:val="16"/>
-                <w:szCs w:val="16"/>
-                <w:lang w:val="ru-RU"/>
-              </w:rPr>
-            </w:pPr>
-            <w:r>
-              <w:rPr>
-                <w:b/>
-                <w:bCs/>
-                <w:sz w:val="16"/>
-                <w:szCs w:val="16"/>
-              </w:rPr>
-              <w:t>____________________   / В.В. Харчишин /</w:t>
-            </w:r>
-          </w:p>
-          <w:p>
-            <w:pPr>
-              <w:pStyle w:val="BodyText"/>
-              <w:ind w:right="0"/>
-              <w:rPr>
-                <w:sz w:val="16"/>
-                <w:szCs w:val="16"/>
-                <w:vertAlign w:val="superscript"/>
-              </w:rPr>
-            </w:pPr>
-            <w:r>
-              <w:rPr>
-                <w:bCs/>
-                <w:sz w:val="16"/>
-                <w:szCs w:val="16"/>
+                <w:sz w:val="20"/>
+                <w:szCs w:val="20"/>
               </w:rPr>
               <w:t xml:space="preserve">         М.П.</w:t>
             </w:r>
             <w:r>
               <w:rPr>
-                <w:sz w:val="16"/>
-                <w:szCs w:val="16"/>
+                <w:sz w:val="20"/>
+                <w:szCs w:val="20"/>
                 <w:vertAlign w:val="superscript"/>
               </w:rPr>
               <w:t xml:space="preserve">           (підпис)                                                      </w:t>
@@ -5472,7 +5525,7 @@
           </w:p>
           <w:p>
             <w:pPr>
-              <w:pStyle w:val="BodyText"/>
+              <w:pStyle w:val="a3"/>
               <w:ind w:right="0"/>
               <w:jc w:val="left"/>
               <w:rPr>
@@ -5519,10 +5572,11 @@
                 <w15:appearance w15:val="tags"/>
                 <w:text/>
               </w:sdtPr>
+              <w:sdtEndPr/>
               <w:sdtContent>
                 <w:r>
                   <w:rPr>
-                    <w:rStyle w:val="PlaceholderText"/>
+                    <w:rStyle w:val="af3"/>
                   </w:rPr>
                   <w:t>Место для ввода текста.</w:t>
                 </w:r>
@@ -5586,10 +5640,11 @@
                 <w15:appearance w15:val="tags"/>
                 <w:text/>
               </w:sdtPr>
+              <w:sdtEndPr/>
               <w:sdtContent>
                 <w:r>
                   <w:rPr>
-                    <w:rStyle w:val="PlaceholderText"/>
+                    <w:rStyle w:val="af3"/>
                   </w:rPr>
                   <w:t>Место для ввода текста.</w:t>
                 </w:r>
@@ -5633,10 +5688,11 @@
                 <w15:appearance w15:val="tags"/>
                 <w:text/>
               </w:sdtPr>
+              <w:sdtEndPr/>
               <w:sdtContent>
                 <w:r>
                   <w:rPr>
-                    <w:rStyle w:val="PlaceholderText"/>
+                    <w:rStyle w:val="af3"/>
                   </w:rPr>
                   <w:t>Место для ввода текста.</w:t>
                 </w:r>
@@ -5679,10 +5735,11 @@
                 <w15:appearance w15:val="tags"/>
                 <w:text/>
               </w:sdtPr>
+              <w:sdtEndPr/>
               <w:sdtContent>
                 <w:r>
                   <w:rPr>
-                    <w:rStyle w:val="PlaceholderText"/>
+                    <w:rStyle w:val="af3"/>
                   </w:rPr>
                   <w:t>Место для ввода текста.</w:t>
                 </w:r>
@@ -5726,10 +5783,11 @@
                 <w15:appearance w15:val="tags"/>
                 <w:text/>
               </w:sdtPr>
+              <w:sdtEndPr/>
               <w:sdtContent>
                 <w:r>
                   <w:rPr>
-                    <w:rStyle w:val="PlaceholderText"/>
+                    <w:rStyle w:val="af3"/>
                   </w:rPr>
                   <w:t>Место для ввода текста.</w:t>
                 </w:r>
@@ -5800,10 +5858,11 @@
                 <w15:appearance w15:val="tags"/>
                 <w:text/>
               </w:sdtPr>
+              <w:sdtEndPr/>
               <w:sdtContent>
                 <w:r>
                   <w:rPr>
-                    <w:rStyle w:val="PlaceholderText"/>
+                    <w:rStyle w:val="af3"/>
                   </w:rPr>
                   <w:t>Место для ввода текста.</w:t>
                 </w:r>
@@ -5862,10 +5921,11 @@
                 <w15:appearance w15:val="tags"/>
                 <w:text/>
               </w:sdtPr>
+              <w:sdtEndPr/>
               <w:sdtContent>
                 <w:r>
                   <w:rPr>
-                    <w:rStyle w:val="PlaceholderText"/>
+                    <w:rStyle w:val="af3"/>
                   </w:rPr>
                   <w:t>Место для ввода текста.</w:t>
                 </w:r>
@@ -5908,10 +5968,11 @@
                 <w15:appearance w15:val="tags"/>
                 <w:text/>
               </w:sdtPr>
+              <w:sdtEndPr/>
               <w:sdtContent>
                 <w:r>
                   <w:rPr>
-                    <w:rStyle w:val="PlaceholderText"/>
+                    <w:rStyle w:val="af3"/>
                   </w:rPr>
                   <w:t>Место для ввода текста.</w:t>
                 </w:r>
@@ -5954,10 +6015,11 @@
                 <w15:appearance w15:val="tags"/>
                 <w:text/>
               </w:sdtPr>
+              <w:sdtEndPr/>
               <w:sdtContent>
                 <w:r>
                   <w:rPr>
-                    <w:rStyle w:val="PlaceholderText"/>
+                    <w:rStyle w:val="af3"/>
                   </w:rPr>
                   <w:t>Место для ввода текста.</w:t>
                 </w:r>
@@ -6001,10 +6063,11 @@
                 <w15:appearance w15:val="tags"/>
                 <w:text/>
               </w:sdtPr>
+              <w:sdtEndPr/>
               <w:sdtContent>
                 <w:r>
                   <w:rPr>
-                    <w:rStyle w:val="PlaceholderText"/>
+                    <w:rStyle w:val="af3"/>
                   </w:rPr>
                   <w:t>Место для ввода текста.</w:t>
                 </w:r>
@@ -6064,10 +6127,11 @@
                 <w15:appearance w15:val="tags"/>
                 <w:text/>
               </w:sdtPr>
+              <w:sdtEndPr/>
               <w:sdtContent>
                 <w:r>
                   <w:rPr>
-                    <w:rStyle w:val="PlaceholderText"/>
+                    <w:rStyle w:val="af3"/>
                   </w:rPr>
                   <w:t>Место для ввода текста.</w:t>
                 </w:r>
@@ -6133,10 +6197,11 @@
                 <w15:appearance w15:val="tags"/>
                 <w:text/>
               </w:sdtPr>
+              <w:sdtEndPr/>
               <w:sdtContent>
                 <w:r>
                   <w:rPr>
-                    <w:rStyle w:val="PlaceholderText"/>
+                    <w:rStyle w:val="af3"/>
                   </w:rPr>
                   <w:t>Место для ввода текста.</w:t>
                 </w:r>
@@ -6179,10 +6244,11 @@
                 <w15:appearance w15:val="tags"/>
                 <w:text/>
               </w:sdtPr>
+              <w:sdtEndPr/>
               <w:sdtContent>
                 <w:r>
                   <w:rPr>
-                    <w:rStyle w:val="PlaceholderText"/>
+                    <w:rStyle w:val="af3"/>
                   </w:rPr>
                   <w:t>Место для ввода текста.</w:t>
                 </w:r>
@@ -6237,7 +6303,7 @@
           </w:p>
           <w:p>
             <w:pPr>
-              <w:pStyle w:val="BodyText"/>
+              <w:pStyle w:val="a3"/>
               <w:ind w:right="0"/>
               <w:rPr>
                 <w:sz w:val="16"/>
@@ -6249,7 +6315,7 @@
           </w:p>
           <w:p>
             <w:pPr>
-              <w:pStyle w:val="BodyText"/>
+              <w:pStyle w:val="a3"/>
               <w:ind w:right="0"/>
               <w:rPr>
                 <w:sz w:val="16"/>
@@ -6261,7 +6327,7 @@
           </w:p>
           <w:tbl>
             <w:tblPr>
-              <w:tblStyle w:val="TableGrid"/>
+              <w:tblStyle w:val="af"/>
               <w:tblW w:w="0" w:type="auto"/>
               <w:tblBorders>
                 <w:top w:val="none" w:sz="0" w:space="0" w:color="auto"/>
@@ -6393,10 +6459,11 @@
                       <w15:appearance w15:val="tags"/>
                       <w:text/>
                     </w:sdtPr>
+                    <w:sdtEndPr/>
                     <w:sdtContent>
                       <w:r>
                         <w:rPr>
-                          <w:rStyle w:val="PlaceholderText"/>
+                          <w:rStyle w:val="af3"/>
                         </w:rPr>
                         <w:t>Место для ввода текста.</w:t>
                       </w:r>
@@ -6416,7 +6483,7 @@
           </w:tbl>
           <w:p>
             <w:pPr>
-              <w:pStyle w:val="BodyText"/>
+              <w:pStyle w:val="a3"/>
               <w:ind w:right="0"/>
               <w:rPr>
                 <w:sz w:val="16"/>
@@ -6443,7 +6510,7 @@
           </w:tcPr>
           <w:p>
             <w:pPr>
-              <w:pStyle w:val="BodyTextIndent2"/>
+              <w:pStyle w:val="23"/>
               <w:spacing w:after="0" w:line="240" w:lineRule="auto"/>
               <w:ind w:left="0"/>
               <w:rPr>
@@ -6467,7 +6534,7 @@
           </w:p>
           <w:p>
             <w:pPr>
-              <w:pStyle w:val="Footer"/>
+              <w:pStyle w:val="a7"/>
               <w:ind w:right="360" w:firstLine="34"/>
               <w:rPr>
                 <w:b w:val="0"/>
@@ -6490,7 +6557,7 @@
           </w:p>
           <w:p>
             <w:pPr>
-              <w:pStyle w:val="Footer"/>
+              <w:pStyle w:val="a7"/>
               <w:ind w:right="360" w:firstLine="34"/>
               <w:rPr>
                 <w:b w:val="0"/>
@@ -6532,7 +6599,7 @@
           </w:p>
           <w:p>
             <w:pPr>
-              <w:pStyle w:val="Footer"/>
+              <w:pStyle w:val="a7"/>
               <w:ind w:right="360" w:firstLine="360"/>
               <w:rPr>
                 <w:sz w:val="16"/>
@@ -6632,10 +6699,11 @@
                 <w15:appearance w15:val="tags"/>
                 <w:text/>
               </w:sdtPr>
+              <w:sdtEndPr/>
               <w:sdtContent>
                 <w:r>
                   <w:rPr>
-                    <w:rStyle w:val="PlaceholderText"/>
+                    <w:rStyle w:val="af3"/>
                   </w:rPr>
                   <w:t>Место для ввода текста.</w:t>
                 </w:r>
@@ -6704,10 +6772,11 @@
                 <w15:appearance w15:val="tags"/>
                 <w:text/>
               </w:sdtPr>
+              <w:sdtEndPr/>
               <w:sdtContent>
                 <w:r>
                   <w:rPr>
-                    <w:rStyle w:val="PlaceholderText"/>
+                    <w:rStyle w:val="af3"/>
                   </w:rPr>
                   <w:t>Место для ввода текста.</w:t>
                 </w:r>
@@ -6920,7 +6989,7 @@
     </w:p>
     <w:p>
       <w:pPr>
-        <w:pStyle w:val="Title"/>
+        <w:pStyle w:val="a9"/>
         <w:ind w:left="6372" w:firstLine="360"/>
         <w:jc w:val="right"/>
         <w:rPr>
@@ -7844,20 +7913,21 @@
                 <w:noProof/>
                 <w:sz w:val="23"/>
                 <w:szCs w:val="23"/>
+                <w:lang w:val="uk-UA" w:eastAsia="uk-UA"/>
               </w:rPr>
               <mc:AlternateContent>
                 <mc:Choice Requires="wps">
                   <w:drawing>
-                    <wp:anchor distT="0" distB="0" distL="114300" distR="114300" simplePos="0" relativeHeight="251659264" behindDoc="0" locked="0" layoutInCell="1" allowOverlap="1" wp14:anchorId="0312C2A2" wp14:editId="01C16C8A">
+                    <wp:anchor distT="0" distB="0" distL="114300" distR="114300" simplePos="0" relativeHeight="251659264" behindDoc="0" locked="0" layoutInCell="1" allowOverlap="1">
                       <wp:simplePos x="0" y="0"/>
                       <wp:positionH relativeFrom="column">
-                        <wp:posOffset>-2625090</wp:posOffset>
+                        <wp:posOffset>-1608455</wp:posOffset>
                       </wp:positionH>
                       <wp:positionV relativeFrom="paragraph">
-                        <wp:posOffset>-2761615</wp:posOffset>
+                        <wp:posOffset>-2792730</wp:posOffset>
                       </wp:positionV>
-                      <wp:extent cx="5715000" cy="6172200"/>
-                      <wp:effectExtent l="0" t="0" r="0" b="0"/>
+                      <wp:extent cx="3124200" cy="6858000"/>
+                      <wp:effectExtent l="10160" t="0" r="18415" b="0"/>
                       <wp:wrapNone/>
                       <wp:docPr id="2" name="WordArt 6"/>
                       <wp:cNvGraphicFramePr>
@@ -7872,7 +7942,7 @@
                             <wps:spPr bwMode="auto">
                               <a:xfrm>
                                 <a:off x="0" y="0"/>
-                                <a:ext cx="5715000" cy="6172200"/>
+                                <a:ext cx="3124200" cy="6858000"/>
                               </a:xfrm>
                               <a:prstGeom prst="rect">
                                 <a:avLst/>
@@ -7889,9 +7959,12 @@
                               <w:txbxContent>
                                 <w:p>
                                   <w:pPr>
-                                    <w:pStyle w:val="NormalWeb"/>
+                                    <w:pStyle w:val="af2"/>
                                     <w:spacing w:before="0" w:beforeAutospacing="0" w:after="0" w:afterAutospacing="0"/>
                                     <w:jc w:val="distribute"/>
+                                    <w:rPr>
+                                      <w:lang w:val="aa-ET"/>
+                                    </w:rPr>
                                   </w:pPr>
                                   <w:r>
                                     <w:rPr>
@@ -7925,7 +7998,7 @@
                                   <a:gd name="adj" fmla="val 55556"/>
                                 </a:avLst>
                               </a:prstTxWarp>
-                              <a:noAutofit/>
+                              <a:spAutoFit/>
                             </wps:bodyPr>
                           </wps:wsp>
                         </a:graphicData>
@@ -7939,21 +8012,24 @@
                     </wp:anchor>
                   </w:drawing>
                 </mc:Choice>
-                <mc:Fallback>
+                <mc:Fallback xmlns:w16se="http://schemas.microsoft.com/office/word/2015/wordml/symex" xmlns:w16cid="http://schemas.microsoft.com/office/word/2016/wordml/cid" xmlns:am3d="http://schemas.microsoft.com/office/drawing/2017/model3d" xmlns:aink="http://schemas.microsoft.com/office/drawing/2016/ink" xmlns:cx8="http://schemas.microsoft.com/office/drawing/2016/5/14/chartex" xmlns:cx7="http://schemas.microsoft.com/office/drawing/2016/5/13/chartex" xmlns:cx6="http://schemas.microsoft.com/office/drawing/2016/5/12/chartex" xmlns:cx5="http://schemas.microsoft.com/office/drawing/2016/5/11/chartex" xmlns:cx4="http://schemas.microsoft.com/office/drawing/2016/5/10/chartex" xmlns:cx3="http://schemas.microsoft.com/office/drawing/2016/5/9/chartex" xmlns:cx2="http://schemas.microsoft.com/office/drawing/2015/10/21/chartex" xmlns:cx1="http://schemas.microsoft.com/office/drawing/2015/9/8/chartex" xmlns:cx="http://schemas.microsoft.com/office/drawing/2014/chartex">
                   <w:pict>
-                    <v:shapetype w14:anchorId="0312C2A2" id="_x0000_t202" coordsize="21600,21600" o:spt="202" path="m,l,21600r21600,l21600,xe">
+                    <v:shapetype id="_x0000_t202" coordsize="21600,21600" o:spt="202" path="m,l,21600r21600,l21600,xe">
                       <v:stroke joinstyle="miter"/>
                       <v:path gradientshapeok="t" o:connecttype="rect"/>
                     </v:shapetype>
-                    <v:shape id="WordArt 6" o:spid="_x0000_s1026" type="#_x0000_t202" style="position:absolute;left:0;text-align:left;margin-left:-206.7pt;margin-top:-217.45pt;width:450pt;height:486pt;z-index:251659264;visibility:visible;mso-wrap-style:square;mso-width-percent:0;mso-height-percent:0;mso-wrap-distance-left:9pt;mso-wrap-distance-top:0;mso-wrap-distance-right:9pt;mso-wrap-distance-bottom:0;mso-position-horizontal:absolute;mso-position-horizontal-relative:text;mso-position-vertical:absolute;mso-position-vertical-relative:text;mso-width-percent:0;mso-height-percent:0;mso-width-relative:page;mso-height-relative:page;v-text-anchor:top" o:gfxdata="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" filled="f" stroked="f">
+                    <v:shape id="WordArt 6" o:spid="_x0000_s1026" type="#_x0000_t202" style="position:absolute;left:0;text-align:left;margin-left:-126.65pt;margin-top:-219.9pt;width:246pt;height:540pt;z-index:251659264;visibility:visible;mso-wrap-style:square;mso-width-percent:0;mso-height-percent:0;mso-wrap-distance-left:9pt;mso-wrap-distance-top:0;mso-wrap-distance-right:9pt;mso-wrap-distance-bottom:0;mso-position-horizontal:absolute;mso-position-horizontal-relative:text;mso-position-vertical:absolute;mso-position-vertical-relative:text;mso-width-percent:0;mso-height-percent:0;mso-width-relative:page;mso-height-relative:page;v-text-anchor:top" o:gfxdata="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" filled="f" stroked="f">
                       <o:lock v:ext="edit" shapetype="t"/>
-                      <v:textbox>
+                      <v:textbox style="mso-fit-shape-to-text:t">
                         <w:txbxContent>
                           <w:p>
                             <w:pPr>
-                              <w:pStyle w:val="NormalWeb"/>
+                              <w:pStyle w:val="af2"/>
                               <w:spacing w:before="0" w:beforeAutospacing="0" w:after="0" w:afterAutospacing="0"/>
                               <w:jc w:val="distribute"/>
+                              <w:rPr>
+                                <w:lang w:val="ru-UA"/>
+                              </w:rPr>
                             </w:pPr>
                             <w:r>
                               <w:rPr>
@@ -9574,7 +9650,7 @@
     </w:p>
     <w:p>
       <w:pPr>
-        <w:pStyle w:val="Title"/>
+        <w:pStyle w:val="a9"/>
         <w:ind w:left="4704" w:firstLine="360"/>
         <w:jc w:val="left"/>
         <w:rPr>
@@ -9635,7 +9711,7 @@
     </w:p>
     <w:p>
       <w:pPr>
-        <w:pStyle w:val="BodyText"/>
+        <w:pStyle w:val="a3"/>
         <w:ind w:left="-142" w:right="-1" w:firstLine="360"/>
         <w:rPr>
           <w:sz w:val="18"/>
@@ -9825,7 +9901,7 @@
     </w:p>
     <w:p>
       <w:pPr>
-        <w:pStyle w:val="Header"/>
+        <w:pStyle w:val="a5"/>
         <w:ind w:firstLine="360"/>
         <w:jc w:val="center"/>
         <w:rPr>
@@ -9837,7 +9913,7 @@
     </w:p>
     <w:p>
       <w:pPr>
-        <w:pStyle w:val="Header"/>
+        <w:pStyle w:val="a5"/>
         <w:ind w:firstLine="360"/>
         <w:jc w:val="center"/>
         <w:rPr>
@@ -9846,26 +9922,727 @@
           <w:lang w:val="uk-UA"/>
         </w:rPr>
       </w:pPr>
-      <w:r>
-        <w:rPr>
-          <w:b w:val="0"/>
+    </w:p>
+    <w:p>
+      <w:pPr>
+        <w:pStyle w:val="a5"/>
+        <w:ind w:firstLine="360"/>
+        <w:jc w:val="center"/>
+        <w:rPr>
+          <w:sz w:val="18"/>
+          <w:szCs w:val="18"/>
+          <w:lang w:val="uk-UA"/>
+        </w:rPr>
+      </w:pPr>
+    </w:p>
+    <w:p>
+      <w:pPr>
+        <w:pStyle w:val="a3"/>
+        <w:ind w:right="-1" w:firstLine="360"/>
+        <w:rPr>
+          <w:sz w:val="18"/>
+          <w:szCs w:val="18"/>
+        </w:rPr>
+      </w:pPr>
+    </w:p>
+    <w:p>
+      <w:pPr>
+        <w:pStyle w:val="a3"/>
+        <w:jc w:val="center"/>
+        <w:rPr>
+          <w:b/>
+          <w:bCs/>
+          <w:sz w:val="24"/>
+          <w:szCs w:val="24"/>
+        </w:rPr>
+      </w:pPr>
+      <w:r>
+        <w:rPr>
+          <w:b/>
+          <w:bCs/>
+          <w:sz w:val="24"/>
+          <w:szCs w:val="24"/>
+        </w:rPr>
+        <w:t>АКТ</w:t>
+      </w:r>
+    </w:p>
+    <w:p>
+      <w:pPr>
+        <w:pStyle w:val="a3"/>
+        <w:jc w:val="center"/>
+        <w:rPr>
+          <w:b/>
+          <w:bCs/>
+          <w:sz w:val="24"/>
+          <w:szCs w:val="24"/>
+        </w:rPr>
+      </w:pPr>
+      <w:r>
+        <w:rPr>
+          <w:b/>
+          <w:bCs/>
+          <w:sz w:val="24"/>
+          <w:szCs w:val="24"/>
+        </w:rPr>
+        <w:t>про виплату авторської винагороди та надання звіту</w:t>
+      </w:r>
+    </w:p>
+    <w:p>
+      <w:pPr>
+        <w:pStyle w:val="a3"/>
+        <w:jc w:val="center"/>
+        <w:rPr>
+          <w:b/>
+          <w:bCs/>
+          <w:sz w:val="24"/>
+          <w:szCs w:val="24"/>
+        </w:rPr>
+      </w:pPr>
+      <w:r>
+        <w:rPr>
+          <w:b/>
+          <w:bCs/>
+          <w:sz w:val="24"/>
+          <w:szCs w:val="24"/>
+        </w:rPr>
+        <w:t xml:space="preserve">до </w:t>
+      </w:r>
+      <w:r>
+        <w:rPr>
+          <w:b/>
+          <w:bCs/>
+          <w:caps/>
+          <w:sz w:val="24"/>
+          <w:szCs w:val="24"/>
+        </w:rPr>
+        <w:t>л</w:t>
+      </w:r>
+      <w:r>
+        <w:rPr>
+          <w:b/>
+          <w:bCs/>
+          <w:sz w:val="24"/>
+          <w:szCs w:val="24"/>
+        </w:rPr>
+        <w:t>іцензійного договору</w:t>
+      </w:r>
+      <w:r>
+        <w:rPr>
+          <w:b/>
+          <w:bCs/>
+          <w:sz w:val="24"/>
+          <w:szCs w:val="24"/>
+          <w:lang w:val="ru-RU"/>
+        </w:rPr>
+        <w:t xml:space="preserve"> </w:t>
+      </w:r>
+      <w:r>
+        <w:rPr>
+          <w:b/>
+          <w:bCs/>
+          <w:sz w:val="24"/>
+          <w:szCs w:val="24"/>
+        </w:rPr>
+        <w:t>№ __________від “___”</w:t>
+      </w:r>
+      <w:r>
+        <w:rPr>
+          <w:b/>
+          <w:bCs/>
+          <w:sz w:val="24"/>
+          <w:szCs w:val="24"/>
+          <w:lang w:val="ru-RU"/>
+        </w:rPr>
+        <w:t xml:space="preserve"> __________</w:t>
+      </w:r>
+      <w:r>
+        <w:rPr>
+          <w:b/>
+          <w:bCs/>
+          <w:sz w:val="24"/>
+          <w:szCs w:val="24"/>
+        </w:rPr>
+        <w:t xml:space="preserve"> _____ року</w:t>
+      </w:r>
+    </w:p>
+    <w:p>
+      <w:pPr>
+        <w:pStyle w:val="a3"/>
+        <w:ind w:right="-1"/>
+        <w:jc w:val="center"/>
+        <w:rPr>
+          <w:b/>
+          <w:bCs/>
+          <w:sz w:val="24"/>
+          <w:szCs w:val="24"/>
+        </w:rPr>
+      </w:pPr>
+      <w:r>
+        <w:rPr>
+          <w:b/>
+          <w:bCs/>
+          <w:sz w:val="24"/>
+          <w:szCs w:val="24"/>
+          <w:lang w:val="ru-RU"/>
+        </w:rPr>
+        <w:t xml:space="preserve">(далі - Договір) </w:t>
+      </w:r>
+      <w:r>
+        <w:rPr>
+          <w:b/>
+          <w:bCs/>
+          <w:sz w:val="24"/>
+          <w:szCs w:val="24"/>
+        </w:rPr>
+        <w:t xml:space="preserve">за </w:t>
+      </w:r>
+      <w:r>
+        <w:rPr>
+          <w:b/>
+          <w:bCs/>
+          <w:sz w:val="24"/>
+          <w:szCs w:val="24"/>
+          <w:lang w:val="ru-RU"/>
+        </w:rPr>
+        <w:t>_________</w:t>
+      </w:r>
+      <w:r>
+        <w:rPr>
+          <w:b/>
+          <w:bCs/>
+          <w:sz w:val="24"/>
+          <w:szCs w:val="24"/>
+        </w:rPr>
+        <w:t xml:space="preserve"> 20___ р.</w:t>
+      </w:r>
+    </w:p>
+    <w:p>
+      <w:pPr>
+        <w:pStyle w:val="a3"/>
+        <w:rPr>
+          <w:sz w:val="20"/>
+          <w:szCs w:val="20"/>
+        </w:rPr>
+      </w:pPr>
+    </w:p>
+    <w:p>
+      <w:pPr>
+        <w:pStyle w:val="a3"/>
+        <w:rPr>
+          <w:sz w:val="20"/>
+          <w:szCs w:val="20"/>
+        </w:rPr>
+      </w:pPr>
+    </w:p>
+    <w:p>
+      <w:pPr>
+        <w:pStyle w:val="a3"/>
+        <w:ind w:right="-1"/>
+        <w:jc w:val="center"/>
+        <w:rPr>
+          <w:sz w:val="20"/>
+          <w:szCs w:val="20"/>
+        </w:rPr>
+      </w:pPr>
+      <w:r>
+        <w:rPr>
+          <w:sz w:val="20"/>
+          <w:szCs w:val="20"/>
+        </w:rPr>
+        <w:t>м. Київ</w:t>
+      </w:r>
+      <w:r>
+        <w:rPr>
+          <w:sz w:val="20"/>
+          <w:szCs w:val="20"/>
+        </w:rPr>
+        <w:tab/>
+      </w:r>
+      <w:r>
+        <w:rPr>
+          <w:sz w:val="20"/>
+          <w:szCs w:val="20"/>
+        </w:rPr>
+        <w:tab/>
+      </w:r>
+      <w:r>
+        <w:rPr>
+          <w:sz w:val="20"/>
+          <w:szCs w:val="20"/>
+        </w:rPr>
+        <w:tab/>
+      </w:r>
+      <w:r>
+        <w:rPr>
+          <w:sz w:val="20"/>
+          <w:szCs w:val="20"/>
+        </w:rPr>
+        <w:tab/>
+      </w:r>
+      <w:r>
+        <w:rPr>
+          <w:sz w:val="20"/>
+          <w:szCs w:val="20"/>
+        </w:rPr>
+        <w:tab/>
+      </w:r>
+      <w:r>
+        <w:rPr>
+          <w:sz w:val="20"/>
+          <w:szCs w:val="20"/>
+        </w:rPr>
+        <w:tab/>
+        <w:t xml:space="preserve">                                                       “_____”</w:t>
+      </w:r>
+      <w:r>
+        <w:rPr>
+          <w:sz w:val="20"/>
+          <w:szCs w:val="20"/>
+          <w:lang w:val="ru-RU"/>
+        </w:rPr>
+        <w:t>____________</w:t>
+      </w:r>
+      <w:r>
+        <w:rPr>
+          <w:sz w:val="20"/>
+          <w:szCs w:val="20"/>
+        </w:rPr>
+        <w:t xml:space="preserve"> 2</w:t>
+      </w:r>
+      <w:r>
+        <w:rPr>
+          <w:sz w:val="20"/>
+          <w:szCs w:val="20"/>
+          <w:lang w:val="ru-RU"/>
+        </w:rPr>
+        <w:t>0___</w:t>
+      </w:r>
+      <w:r>
+        <w:rPr>
+          <w:sz w:val="20"/>
+          <w:szCs w:val="20"/>
+        </w:rPr>
+        <w:t xml:space="preserve"> р.</w:t>
+      </w:r>
+    </w:p>
+    <w:p>
+      <w:pPr>
+        <w:pStyle w:val="a3"/>
+        <w:ind w:right="-1"/>
+        <w:rPr>
+          <w:sz w:val="20"/>
+          <w:szCs w:val="20"/>
+        </w:rPr>
+      </w:pPr>
+    </w:p>
+    <w:p>
+      <w:pPr>
+        <w:pStyle w:val="a3"/>
+        <w:ind w:right="-1" w:firstLine="720"/>
+        <w:rPr>
+          <w:b/>
+          <w:sz w:val="24"/>
+          <w:szCs w:val="24"/>
+        </w:rPr>
+      </w:pPr>
+    </w:p>
+    <w:p>
+      <w:pPr>
+        <w:pStyle w:val="a3"/>
+        <w:ind w:right="-1"/>
+        <w:rPr>
+          <w:sz w:val="24"/>
+          <w:szCs w:val="24"/>
+        </w:rPr>
+      </w:pPr>
+      <w:r>
+        <w:rPr>
+          <w:b/>
+          <w:sz w:val="24"/>
+          <w:szCs w:val="24"/>
+        </w:rPr>
+        <w:t>______________________________________</w:t>
+      </w:r>
+      <w:r>
+        <w:rPr>
+          <w:sz w:val="24"/>
+          <w:szCs w:val="24"/>
+        </w:rPr>
+        <w:t xml:space="preserve"> /далі - Користувач/, в особі_______________________________________</w:t>
+      </w:r>
+      <w:r>
+        <w:rPr>
+          <w:sz w:val="24"/>
+          <w:szCs w:val="24"/>
+        </w:rPr>
+        <w:t>,</w:t>
+      </w:r>
+      <w:r>
+        <w:rPr>
+          <w:sz w:val="24"/>
+          <w:szCs w:val="24"/>
+        </w:rPr>
+        <w:t>що</w:t>
+      </w:r>
+      <w:r>
+        <w:rPr>
+          <w:sz w:val="24"/>
+          <w:szCs w:val="24"/>
+        </w:rPr>
+        <w:t xml:space="preserve"> діє на підставі _________________ та _______________________з однієї Сторони,  та</w:t>
+      </w:r>
+    </w:p>
+    <w:p>
+      <w:pPr>
+        <w:pStyle w:val="a3"/>
+        <w:ind w:right="-1" w:firstLine="720"/>
+        <w:rPr>
+          <w:sz w:val="24"/>
+          <w:szCs w:val="24"/>
+        </w:rPr>
+      </w:pPr>
+      <w:r>
+        <w:rPr>
+          <w:b/>
+          <w:sz w:val="24"/>
+          <w:szCs w:val="24"/>
+        </w:rPr>
+        <w:t>Громадськ</w:t>
+      </w:r>
+      <w:r>
+        <w:rPr>
+          <w:b/>
+          <w:sz w:val="24"/>
+          <w:szCs w:val="24"/>
+        </w:rPr>
+        <w:t>а ор</w:t>
+      </w:r>
+      <w:r>
+        <w:rPr>
+          <w:b/>
+          <w:sz w:val="24"/>
+          <w:szCs w:val="24"/>
+        </w:rPr>
+        <w:t xml:space="preserve">ганізація “Українська агенція </w:t>
+      </w:r>
+      <w:r>
+        <w:rPr>
+          <w:b/>
+          <w:sz w:val="24"/>
+          <w:szCs w:val="24"/>
+        </w:rPr>
+        <w:t>з авторських та суміжних прав”</w:t>
+      </w:r>
+      <w:r>
+        <w:rPr>
+          <w:sz w:val="24"/>
+          <w:szCs w:val="24"/>
+        </w:rPr>
+        <w:t xml:space="preserve"> /далі -       </w:t>
+      </w:r>
+      <w:r>
+        <w:rPr>
+          <w:sz w:val="24"/>
+          <w:szCs w:val="24"/>
+        </w:rPr>
+        <w:t xml:space="preserve">    </w:t>
+      </w:r>
+      <w:r>
+        <w:rPr>
+          <w:sz w:val="24"/>
+          <w:szCs w:val="24"/>
+        </w:rPr>
+        <w:t xml:space="preserve"> </w:t>
+      </w:r>
+      <w:r>
+        <w:rPr>
+          <w:sz w:val="24"/>
+          <w:szCs w:val="24"/>
+        </w:rPr>
+        <w:t>ГО УААСП</w:t>
+      </w:r>
+      <w:r>
+        <w:rPr>
+          <w:sz w:val="24"/>
+          <w:szCs w:val="24"/>
+        </w:rPr>
+        <w:t xml:space="preserve">/, </w:t>
+      </w:r>
+      <w:r>
+        <w:rPr>
+          <w:sz w:val="24"/>
+          <w:szCs w:val="24"/>
+        </w:rPr>
+        <w:t xml:space="preserve">в особі </w:t>
+      </w:r>
+      <w:r>
+        <w:rPr>
+          <w:sz w:val="24"/>
+          <w:szCs w:val="24"/>
+        </w:rPr>
+        <w:t>___________________________________________</w:t>
+      </w:r>
+      <w:r>
+        <w:rPr>
+          <w:sz w:val="24"/>
+          <w:szCs w:val="24"/>
+        </w:rPr>
+        <w:t>, що діє на підставі</w:t>
+      </w:r>
+      <w:r>
+        <w:rPr>
+          <w:sz w:val="24"/>
+          <w:szCs w:val="24"/>
+        </w:rPr>
+        <w:t xml:space="preserve">________________________ </w:t>
+      </w:r>
+      <w:r>
+        <w:rPr>
+          <w:sz w:val="24"/>
+          <w:szCs w:val="24"/>
+        </w:rPr>
+        <w:t xml:space="preserve">та </w:t>
+      </w:r>
+      <w:r>
+        <w:rPr>
+          <w:sz w:val="24"/>
+          <w:szCs w:val="24"/>
+        </w:rPr>
+        <w:t xml:space="preserve">____________________________________ </w:t>
+      </w:r>
+      <w:r>
+        <w:rPr>
+          <w:sz w:val="24"/>
+          <w:szCs w:val="24"/>
+        </w:rPr>
+        <w:t>з другої сторони, надалі іменовані Сторони, уклали цей акт про наступне:</w:t>
+      </w:r>
+    </w:p>
+    <w:p>
+      <w:pPr>
+        <w:pStyle w:val="a3"/>
+        <w:ind w:right="-1"/>
+        <w:rPr>
+          <w:sz w:val="24"/>
+          <w:szCs w:val="24"/>
+        </w:rPr>
+      </w:pPr>
+    </w:p>
+    <w:p>
+      <w:pPr>
+        <w:pStyle w:val="a3"/>
+        <w:ind w:right="-1"/>
+        <w:rPr>
+          <w:sz w:val="24"/>
+          <w:szCs w:val="24"/>
+        </w:rPr>
+      </w:pPr>
+      <w:r>
+        <w:rPr>
+          <w:sz w:val="24"/>
+          <w:szCs w:val="24"/>
+        </w:rPr>
+        <w:t>1. Користувач:</w:t>
+      </w:r>
+    </w:p>
+    <w:p>
+      <w:pPr>
+        <w:pStyle w:val="a3"/>
+        <w:ind w:right="-1" w:firstLine="426"/>
+        <w:rPr>
+          <w:color w:val="000000"/>
+          <w:sz w:val="24"/>
+          <w:szCs w:val="24"/>
+          <w:u w:val="single"/>
+        </w:rPr>
+      </w:pPr>
+      <w:r>
+        <w:rPr>
+          <w:color w:val="000000"/>
+          <w:sz w:val="24"/>
+          <w:szCs w:val="24"/>
+        </w:rPr>
+        <w:t xml:space="preserve">1.1. Відповідно до Договору надав </w:t>
+      </w:r>
+      <w:r>
+        <w:rPr>
+          <w:caps/>
+          <w:color w:val="000000"/>
+          <w:sz w:val="24"/>
+          <w:szCs w:val="24"/>
+        </w:rPr>
+        <w:t>з</w:t>
+      </w:r>
+      <w:r>
+        <w:rPr>
+          <w:color w:val="000000"/>
+          <w:sz w:val="24"/>
+          <w:szCs w:val="24"/>
+        </w:rPr>
+        <w:t>віт про публічно виконані твори</w:t>
+      </w:r>
+      <w:r>
+        <w:rPr>
+          <w:rFonts w:ascii="Times New Roman CYR" w:hAnsi="Times New Roman CYR" w:cs="Times New Roman CYR"/>
+          <w:color w:val="000000"/>
+          <w:sz w:val="24"/>
+          <w:szCs w:val="24"/>
+        </w:rPr>
+        <w:t xml:space="preserve">за </w:t>
+      </w:r>
+      <w:r>
+        <w:rPr>
+          <w:rFonts w:ascii="Times New Roman CYR" w:hAnsi="Times New Roman CYR" w:cs="Times New Roman CYR"/>
+          <w:color w:val="000000"/>
+          <w:sz w:val="24"/>
+          <w:szCs w:val="24"/>
+          <w:lang w:val="ru-RU"/>
+        </w:rPr>
+        <w:t xml:space="preserve">__________ </w:t>
+      </w:r>
+      <w:r>
+        <w:rPr>
+          <w:color w:val="000000"/>
+          <w:sz w:val="24"/>
+          <w:szCs w:val="24"/>
+        </w:rPr>
+        <w:t>20</w:t>
+      </w:r>
+      <w:r>
+        <w:rPr>
+          <w:color w:val="000000"/>
+          <w:sz w:val="24"/>
+          <w:szCs w:val="24"/>
+          <w:lang w:val="ru-RU"/>
+        </w:rPr>
+        <w:t>_</w:t>
+      </w:r>
+      <w:r>
+        <w:rPr>
+          <w:color w:val="000000"/>
+          <w:sz w:val="24"/>
+          <w:szCs w:val="24"/>
+        </w:rPr>
+        <w:t>_ р. в паперовому вигляді і електронному вигляді за адрес</w:t>
+      </w:r>
+      <w:r>
+        <w:rPr>
+          <w:color w:val="000000"/>
+          <w:sz w:val="24"/>
+          <w:szCs w:val="24"/>
+        </w:rPr>
+        <w:t>ою:</w:t>
+      </w:r>
+      <w:r>
+        <w:t xml:space="preserve"> _____________________________</w:t>
+      </w:r>
+      <w:r>
+        <w:rPr>
+          <w:color w:val="000000"/>
+          <w:sz w:val="24"/>
+          <w:szCs w:val="24"/>
+        </w:rPr>
+        <w:t>;</w:t>
+      </w:r>
+    </w:p>
+    <w:p>
+      <w:pPr>
+        <w:pStyle w:val="a3"/>
+        <w:ind w:right="-1" w:firstLine="426"/>
+        <w:rPr>
+          <w:sz w:val="24"/>
+          <w:szCs w:val="24"/>
+        </w:rPr>
+      </w:pPr>
+      <w:r>
+        <w:rPr>
+          <w:sz w:val="24"/>
+          <w:szCs w:val="24"/>
+        </w:rPr>
+        <w:t>1.2. Відповідно до Договору перерахував авторську винагороду в сумі</w:t>
+      </w:r>
+      <w:r>
+        <w:rPr>
+          <w:b/>
+          <w:bCs/>
+          <w:sz w:val="24"/>
+          <w:szCs w:val="24"/>
+        </w:rPr>
+        <w:t xml:space="preserve"> ___________ (__________________________________</w:t>
+      </w:r>
+      <w:r>
+        <w:rPr>
+          <w:b/>
+          <w:sz w:val="24"/>
+          <w:szCs w:val="24"/>
+        </w:rPr>
+        <w:t>)</w:t>
+      </w:r>
+      <w:r>
+        <w:rPr>
+          <w:sz w:val="24"/>
+          <w:szCs w:val="24"/>
+        </w:rPr>
+        <w:t xml:space="preserve"> грн. </w:t>
+      </w:r>
+      <w:r>
+        <w:rPr>
+          <w:b/>
+          <w:sz w:val="24"/>
+          <w:szCs w:val="24"/>
+        </w:rPr>
+        <w:t>____</w:t>
+      </w:r>
+      <w:r>
+        <w:rPr>
+          <w:sz w:val="24"/>
+          <w:szCs w:val="24"/>
+        </w:rPr>
+        <w:t xml:space="preserve"> коп., а саме:</w:t>
+      </w:r>
+    </w:p>
+    <w:p>
+      <w:pPr>
+        <w:pStyle w:val="a3"/>
+        <w:ind w:right="-1" w:firstLine="426"/>
+        <w:rPr>
+          <w:sz w:val="24"/>
+          <w:szCs w:val="24"/>
+        </w:rPr>
+      </w:pPr>
+    </w:p>
+    <w:p>
+      <w:pPr>
+        <w:pStyle w:val="a3"/>
+        <w:ind w:right="-1"/>
+        <w:jc w:val="center"/>
+        <w:rPr>
+          <w:b/>
+          <w:sz w:val="24"/>
+          <w:szCs w:val="24"/>
+        </w:rPr>
+      </w:pPr>
+      <w:r>
+        <w:rPr>
+          <w:b/>
           <w:noProof/>
           <w:sz w:val="24"/>
           <w:szCs w:val="24"/>
+          <w:lang w:eastAsia="uk-UA"/>
         </w:rPr>
         <mc:AlternateContent>
           <mc:Choice Requires="wps">
             <w:drawing>
-              <wp:anchor distT="0" distB="0" distL="114300" distR="114300" simplePos="0" relativeHeight="251658240" behindDoc="0" locked="0" layoutInCell="1" allowOverlap="1" wp14:anchorId="746D99A3" wp14:editId="2BABF933">
+              <wp:anchor distT="0" distB="0" distL="114300" distR="114300" simplePos="0" relativeHeight="251658240" behindDoc="0" locked="0" layoutInCell="1" allowOverlap="1">
                 <wp:simplePos x="0" y="0"/>
                 <wp:positionH relativeFrom="column">
-                  <wp:posOffset>1009649</wp:posOffset>
+                  <wp:posOffset>1638300</wp:posOffset>
                 </wp:positionH>
                 <wp:positionV relativeFrom="paragraph">
-                  <wp:posOffset>48895</wp:posOffset>
+                  <wp:posOffset>-4307205</wp:posOffset>
                 </wp:positionV>
-                <wp:extent cx="5591175" cy="5238750"/>
-                <wp:effectExtent l="0" t="0" r="0" b="0"/>
+                <wp:extent cx="3124200" cy="6858000"/>
+                <wp:effectExtent l="19050" t="0" r="9525" b="0"/>
                 <wp:wrapNone/>
                 <wp:docPr id="1" name="WordArt 5"/>
                 <wp:cNvGraphicFramePr>
@@ -9880,7 +10657,7 @@
                       <wps:spPr bwMode="auto">
                         <a:xfrm>
                           <a:off x="0" y="0"/>
-                          <a:ext cx="5591175" cy="5238750"/>
+                          <a:ext cx="3124200" cy="6858000"/>
                         </a:xfrm>
                         <a:prstGeom prst="rect">
                           <a:avLst/>
@@ -9897,9 +10674,12 @@
                         <w:txbxContent>
                           <w:p>
                             <w:pPr>
-                              <w:pStyle w:val="NormalWeb"/>
+                              <w:pStyle w:val="af2"/>
                               <w:spacing w:before="0" w:beforeAutospacing="0" w:after="0" w:afterAutospacing="0"/>
                               <w:jc w:val="distribute"/>
+                              <w:rPr>
+                                <w:lang w:val="aa-ET"/>
+                              </w:rPr>
                             </w:pPr>
                             <w:r>
                               <w:rPr>
@@ -9933,7 +10713,7 @@
                             <a:gd name="adj" fmla="val 55556"/>
                           </a:avLst>
                         </a:prstTxWarp>
-                        <a:noAutofit/>
+                        <a:spAutoFit/>
                       </wps:bodyPr>
                     </wps:wsp>
                   </a:graphicData>
@@ -9947,17 +10727,20 @@
               </wp:anchor>
             </w:drawing>
           </mc:Choice>
-          <mc:Fallback>
+          <mc:Fallback xmlns:w16se="http://schemas.microsoft.com/office/word/2015/wordml/symex" xmlns:w16cid="http://schemas.microsoft.com/office/word/2016/wordml/cid" xmlns:am3d="http://schemas.microsoft.com/office/drawing/2017/model3d" xmlns:aink="http://schemas.microsoft.com/office/drawing/2016/ink" xmlns:cx8="http://schemas.microsoft.com/office/drawing/2016/5/14/chartex" xmlns:cx7="http://schemas.microsoft.com/office/drawing/2016/5/13/chartex" xmlns:cx6="http://schemas.microsoft.com/office/drawing/2016/5/12/chartex" xmlns:cx5="http://schemas.microsoft.com/office/drawing/2016/5/11/chartex" xmlns:cx4="http://schemas.microsoft.com/office/drawing/2016/5/10/chartex" xmlns:cx3="http://schemas.microsoft.com/office/drawing/2016/5/9/chartex" xmlns:cx2="http://schemas.microsoft.com/office/drawing/2015/10/21/chartex" xmlns:cx1="http://schemas.microsoft.com/office/drawing/2015/9/8/chartex" xmlns:cx="http://schemas.microsoft.com/office/drawing/2014/chartex">
             <w:pict>
-              <v:shape w14:anchorId="746D99A3" id="WordArt 5" o:spid="_x0000_s1027" type="#_x0000_t202" style="position:absolute;left:0;text-align:left;margin-left:79.5pt;margin-top:3.85pt;width:440.25pt;height:412.5pt;z-index:251658240;visibility:visible;mso-wrap-style:square;mso-width-percent:0;mso-height-percent:0;mso-wrap-distance-left:9pt;mso-wrap-distance-top:0;mso-wrap-distance-right:9pt;mso-wrap-distance-bottom:0;mso-position-horizontal:absolute;mso-position-horizontal-relative:text;mso-position-vertical:absolute;mso-position-vertical-relative:text;mso-width-percent:0;mso-height-percent:0;mso-width-relative:page;mso-height-relative:page;v-text-anchor:top" o:gfxdata="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" filled="f" stroked="f">
+              <v:shape id="WordArt 5" o:spid="_x0000_s1027" type="#_x0000_t202" style="position:absolute;left:0;text-align:left;margin-left:129pt;margin-top:-339.15pt;width:246pt;height:540pt;z-index:251658240;visibility:visible;mso-wrap-style:square;mso-width-percent:0;mso-height-percent:0;mso-wrap-distance-left:9pt;mso-wrap-distance-top:0;mso-wrap-distance-right:9pt;mso-wrap-distance-bottom:0;mso-position-horizontal:absolute;mso-position-horizontal-relative:text;mso-position-vertical:absolute;mso-position-vertical-relative:text;mso-width-percent:0;mso-height-percent:0;mso-width-relative:page;mso-height-relative:page;v-text-anchor:top" o:gfxdata="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" filled="f" stroked="f">
                 <o:lock v:ext="edit" shapetype="t"/>
-                <v:textbox>
+                <v:textbox style="mso-fit-shape-to-text:t">
                   <w:txbxContent>
                     <w:p>
                       <w:pPr>
-                        <w:pStyle w:val="NormalWeb"/>
+                        <w:pStyle w:val="af2"/>
                         <w:spacing w:before="0" w:beforeAutospacing="0" w:after="0" w:afterAutospacing="0"/>
                         <w:jc w:val="distribute"/>
+                        <w:rPr>
+                          <w:lang w:val="ru-UA"/>
+                        </w:rPr>
                       </w:pPr>
                       <w:r>
                         <w:rPr>
@@ -9990,880 +10773,180 @@
           </mc:Fallback>
         </mc:AlternateContent>
       </w:r>
-    </w:p>
-    <w:p>
-      <w:pPr>
-        <w:pStyle w:val="Header"/>
-        <w:ind w:firstLine="360"/>
-        <w:jc w:val="center"/>
-        <w:rPr>
-          <w:sz w:val="18"/>
-          <w:szCs w:val="18"/>
-          <w:lang w:val="uk-UA"/>
-        </w:rPr>
-      </w:pPr>
-    </w:p>
-    <w:p>
-      <w:pPr>
-        <w:pStyle w:val="BodyText"/>
-        <w:ind w:right="-1" w:firstLine="360"/>
-        <w:rPr>
-          <w:sz w:val="18"/>
-          <w:szCs w:val="18"/>
-        </w:rPr>
-      </w:pPr>
-    </w:p>
-    <w:p>
-      <w:pPr>
-        <w:pStyle w:val="BodyText"/>
-        <w:jc w:val="center"/>
+      <w:r>
         <w:rPr>
           <w:b/>
-          <w:bCs/>
           <w:sz w:val="24"/>
           <w:szCs w:val="24"/>
         </w:rPr>
-      </w:pPr>
+        <w:t>Платіжне доручення від “</w:t>
+      </w:r>
       <w:r>
         <w:rPr>
           <w:b/>
-          <w:bCs/>
           <w:sz w:val="24"/>
           <w:szCs w:val="24"/>
         </w:rPr>
-        <w:t>АКТ</w:t>
-      </w:r>
-    </w:p>
-    <w:p>
-      <w:pPr>
-        <w:pStyle w:val="BodyText"/>
-        <w:jc w:val="center"/>
+        <w:t>_____</w:t>
+      </w:r>
+      <w:r>
         <w:rPr>
           <w:b/>
-          <w:bCs/>
           <w:sz w:val="24"/>
           <w:szCs w:val="24"/>
         </w:rPr>
-      </w:pPr>
+        <w:t xml:space="preserve">” </w:t>
+      </w:r>
       <w:r>
         <w:rPr>
           <w:b/>
-          <w:bCs/>
           <w:sz w:val="24"/>
           <w:szCs w:val="24"/>
         </w:rPr>
-        <w:t>про виплату авторської винагороди та надання звіту</w:t>
-      </w:r>
-    </w:p>
-    <w:p>
-      <w:pPr>
-        <w:pStyle w:val="BodyText"/>
-        <w:jc w:val="center"/>
+        <w:t>__________</w:t>
+      </w:r>
+      <w:r>
         <w:rPr>
           <w:b/>
-          <w:bCs/>
           <w:sz w:val="24"/>
           <w:szCs w:val="24"/>
         </w:rPr>
-      </w:pPr>
+        <w:t xml:space="preserve"> 20</w:t>
+      </w:r>
       <w:r>
         <w:rPr>
           <w:b/>
-          <w:bCs/>
           <w:sz w:val="24"/>
           <w:szCs w:val="24"/>
         </w:rPr>
-        <w:t xml:space="preserve">до </w:t>
+        <w:t>___</w:t>
       </w:r>
       <w:r>
         <w:rPr>
           <w:b/>
-          <w:bCs/>
+          <w:sz w:val="24"/>
+          <w:szCs w:val="24"/>
+        </w:rPr>
+        <w:t xml:space="preserve"> р. № </w:t>
+      </w:r>
+      <w:r>
+        <w:rPr>
+          <w:b/>
+          <w:sz w:val="24"/>
+          <w:szCs w:val="24"/>
+        </w:rPr>
+        <w:t>____</w:t>
+      </w:r>
+      <w:r>
+        <w:rPr>
+          <w:b/>
+          <w:sz w:val="24"/>
+          <w:szCs w:val="24"/>
+        </w:rPr>
+        <w:t xml:space="preserve"> сума </w:t>
+      </w:r>
+      <w:r>
+        <w:rPr>
+          <w:b/>
+          <w:sz w:val="24"/>
+          <w:szCs w:val="24"/>
+        </w:rPr>
+        <w:t>_____</w:t>
+      </w:r>
+      <w:r>
+        <w:rPr>
+          <w:b/>
+          <w:sz w:val="24"/>
+          <w:szCs w:val="24"/>
+        </w:rPr>
+        <w:t>грн</w:t>
+      </w:r>
+      <w:r>
+        <w:rPr>
+          <w:b/>
+          <w:sz w:val="24"/>
+          <w:szCs w:val="24"/>
+        </w:rPr>
+        <w:t>.__коп</w:t>
+      </w:r>
+      <w:r>
+        <w:rPr>
+          <w:b/>
+          <w:sz w:val="24"/>
+          <w:szCs w:val="24"/>
+        </w:rPr>
+        <w:t>.</w:t>
+      </w:r>
+    </w:p>
+    <w:p>
+      <w:pPr>
+        <w:pStyle w:val="a3"/>
+        <w:ind w:right="-1"/>
+        <w:rPr>
+          <w:sz w:val="24"/>
+          <w:szCs w:val="24"/>
+        </w:rPr>
+      </w:pPr>
+    </w:p>
+    <w:p>
+      <w:pPr>
+        <w:pStyle w:val="a3"/>
+        <w:ind w:right="-1"/>
+        <w:rPr>
+          <w:sz w:val="24"/>
+          <w:szCs w:val="24"/>
+        </w:rPr>
+      </w:pPr>
+      <w:r>
+        <w:rPr>
+          <w:sz w:val="24"/>
+          <w:szCs w:val="24"/>
+        </w:rPr>
+        <w:t xml:space="preserve">2. </w:t>
+      </w:r>
+      <w:r>
+        <w:rPr>
+          <w:sz w:val="24"/>
+          <w:szCs w:val="24"/>
+        </w:rPr>
+        <w:t>ГО УААСП</w:t>
+      </w:r>
+      <w:r>
+        <w:rPr>
+          <w:sz w:val="24"/>
+          <w:szCs w:val="24"/>
+        </w:rPr>
+        <w:t xml:space="preserve"> одержано зазначені в п.1.1., 1.2. даного акту </w:t>
+      </w:r>
+      <w:r>
+        <w:rPr>
           <w:caps/>
           <w:sz w:val="24"/>
           <w:szCs w:val="24"/>
         </w:rPr>
-        <w:t>л</w:t>
-      </w:r>
-      <w:r>
-        <w:rPr>
-          <w:b/>
-          <w:bCs/>
+        <w:t>з</w:t>
+      </w:r>
+      <w:r>
+        <w:rPr>
           <w:sz w:val="24"/>
           <w:szCs w:val="24"/>
         </w:rPr>
-        <w:t>іцензійного договору</w:t>
-      </w:r>
-      <w:r>
-        <w:rPr>
-          <w:b/>
-          <w:bCs/>
+        <w:t>віт про публічно виконані твори та перераховану Користувачем суму авторської винагороди (роялті) на поточний рахунок в банківській установі.</w:t>
+      </w:r>
+    </w:p>
+    <w:p>
+      <w:pPr>
+        <w:pStyle w:val="a3"/>
+        <w:ind w:right="-1"/>
+        <w:rPr>
           <w:sz w:val="24"/>
           <w:szCs w:val="24"/>
-          <w:lang w:val="ru-RU"/>
-        </w:rPr>
-        <w:t xml:space="preserve"> </w:t>
-      </w:r>
-      <w:r>
-        <w:rPr>
-          <w:b/>
-          <w:bCs/>
-          <w:sz w:val="24"/>
-          <w:szCs w:val="24"/>
-        </w:rPr>
-        <w:t>№ __________від “___”</w:t>
-      </w:r>
-      <w:r>
-        <w:rPr>
-          <w:b/>
-          <w:bCs/>
-          <w:sz w:val="24"/>
-          <w:szCs w:val="24"/>
-          <w:lang w:val="ru-RU"/>
-        </w:rPr>
-        <w:t xml:space="preserve"> __________</w:t>
-      </w:r>
-      <w:r>
-        <w:rPr>
-          <w:b/>
-          <w:bCs/>
-          <w:sz w:val="24"/>
-          <w:szCs w:val="24"/>
-        </w:rPr>
-        <w:t xml:space="preserve"> _____ року</w:t>
-      </w:r>
-    </w:p>
-    <w:p>
-      <w:pPr>
-        <w:pStyle w:val="BodyText"/>
-        <w:ind w:right="-1"/>
-        <w:jc w:val="center"/>
-        <w:rPr>
-          <w:b/>
-          <w:bCs/>
-          <w:sz w:val="24"/>
-          <w:szCs w:val="24"/>
-        </w:rPr>
-      </w:pPr>
-      <w:r>
-        <w:rPr>
-          <w:b/>
-          <w:bCs/>
-          <w:sz w:val="24"/>
-          <w:szCs w:val="24"/>
-          <w:lang w:val="ru-RU"/>
-        </w:rPr>
-        <w:t xml:space="preserve">(далі - Договір) </w:t>
-      </w:r>
-      <w:r>
-        <w:rPr>
-          <w:b/>
-          <w:bCs/>
-          <w:sz w:val="24"/>
-          <w:szCs w:val="24"/>
-        </w:rPr>
-        <w:t xml:space="preserve">за </w:t>
-      </w:r>
-      <w:r>
-        <w:rPr>
-          <w:b/>
-          <w:bCs/>
-          <w:sz w:val="24"/>
-          <w:szCs w:val="24"/>
-          <w:lang w:val="ru-RU"/>
-        </w:rPr>
-        <w:t>_________</w:t>
-      </w:r>
-      <w:r>
-        <w:rPr>
-          <w:b/>
-          <w:bCs/>
-          <w:sz w:val="24"/>
-          <w:szCs w:val="24"/>
-        </w:rPr>
-        <w:t xml:space="preserve"> 20___ р.</w:t>
-      </w:r>
-    </w:p>
-    <w:p>
-      <w:pPr>
-        <w:pStyle w:val="BodyText"/>
-        <w:rPr>
-          <w:sz w:val="20"/>
-          <w:szCs w:val="20"/>
-        </w:rPr>
-      </w:pPr>
-    </w:p>
-    <w:p>
-      <w:pPr>
-        <w:pStyle w:val="BodyText"/>
-        <w:rPr>
-          <w:sz w:val="20"/>
-          <w:szCs w:val="20"/>
-        </w:rPr>
-      </w:pPr>
-    </w:p>
-    <w:p>
-      <w:pPr>
-        <w:pStyle w:val="BodyText"/>
-        <w:ind w:right="-1"/>
-        <w:jc w:val="center"/>
-        <w:rPr>
-          <w:sz w:val="20"/>
-          <w:szCs w:val="20"/>
-        </w:rPr>
-      </w:pPr>
-      <w:r>
-        <w:rPr>
-          <w:sz w:val="20"/>
-          <w:szCs w:val="20"/>
-        </w:rPr>
-        <w:t>м. Київ</w:t>
-      </w:r>
-      <w:r>
-        <w:rPr>
-          <w:sz w:val="20"/>
-          <w:szCs w:val="20"/>
-        </w:rPr>
-        <w:tab/>
-      </w:r>
-      <w:r>
-        <w:rPr>
-          <w:sz w:val="20"/>
-          <w:szCs w:val="20"/>
-        </w:rPr>
-        <w:tab/>
-      </w:r>
-      <w:r>
-        <w:rPr>
-          <w:sz w:val="20"/>
-          <w:szCs w:val="20"/>
-        </w:rPr>
-        <w:tab/>
-      </w:r>
-      <w:r>
-        <w:rPr>
-          <w:sz w:val="20"/>
-          <w:szCs w:val="20"/>
-        </w:rPr>
-        <w:tab/>
-      </w:r>
-      <w:r>
-        <w:rPr>
-          <w:sz w:val="20"/>
-          <w:szCs w:val="20"/>
-        </w:rPr>
-        <w:tab/>
-      </w:r>
-      <w:r>
-        <w:rPr>
-          <w:sz w:val="20"/>
-          <w:szCs w:val="20"/>
-        </w:rPr>
-        <w:tab/>
-        <w:t xml:space="preserve">                                                       “_____”</w:t>
-      </w:r>
-      <w:r>
-        <w:rPr>
-          <w:sz w:val="20"/>
-          <w:szCs w:val="20"/>
-          <w:lang w:val="ru-RU"/>
-        </w:rPr>
-        <w:t>____________</w:t>
-      </w:r>
-      <w:r>
-        <w:rPr>
-          <w:sz w:val="20"/>
-          <w:szCs w:val="20"/>
-        </w:rPr>
-        <w:t xml:space="preserve"> 2</w:t>
-      </w:r>
-      <w:r>
-        <w:rPr>
-          <w:sz w:val="20"/>
-          <w:szCs w:val="20"/>
-          <w:lang w:val="ru-RU"/>
-        </w:rPr>
-        <w:t>0___</w:t>
-      </w:r>
-      <w:r>
-        <w:rPr>
-          <w:sz w:val="20"/>
-          <w:szCs w:val="20"/>
-        </w:rPr>
-        <w:t xml:space="preserve"> р.</w:t>
-      </w:r>
-    </w:p>
-    <w:p>
-      <w:pPr>
-        <w:pStyle w:val="BodyText"/>
-        <w:ind w:right="-1"/>
-        <w:rPr>
-          <w:sz w:val="20"/>
-          <w:szCs w:val="20"/>
-        </w:rPr>
-      </w:pPr>
-    </w:p>
-    <w:p>
-      <w:pPr>
-        <w:pStyle w:val="BodyText"/>
-        <w:ind w:right="-1" w:firstLine="720"/>
-        <w:rPr>
-          <w:b/>
-          <w:sz w:val="24"/>
-          <w:szCs w:val="24"/>
-        </w:rPr>
-      </w:pPr>
-    </w:p>
-    <w:p>
-      <w:pPr>
-        <w:pStyle w:val="BodyText"/>
-        <w:ind w:right="-1"/>
-        <w:rPr>
-          <w:sz w:val="24"/>
-          <w:szCs w:val="24"/>
-        </w:rPr>
-      </w:pPr>
-      <w:r>
-        <w:rPr>
-          <w:b/>
-          <w:sz w:val="24"/>
-          <w:szCs w:val="24"/>
-        </w:rPr>
-        <w:t>______________________________________</w:t>
-      </w:r>
-      <w:r>
-        <w:rPr>
-          <w:sz w:val="24"/>
-          <w:szCs w:val="24"/>
-        </w:rPr>
-        <w:t xml:space="preserve"> /далі - Користувач/, в особі_______________________________________</w:t>
-      </w:r>
-      <w:r>
-        <w:rPr>
-          <w:sz w:val="24"/>
-          <w:szCs w:val="24"/>
-        </w:rPr>
-        <w:t>,</w:t>
-      </w:r>
-      <w:r>
-        <w:rPr>
-          <w:sz w:val="24"/>
-          <w:szCs w:val="24"/>
-        </w:rPr>
-        <w:t>що</w:t>
-      </w:r>
-      <w:r>
-        <w:rPr>
-          <w:sz w:val="24"/>
-          <w:szCs w:val="24"/>
-        </w:rPr>
-        <w:t xml:space="preserve"> діє на підставі _________________ та _______________________з однієї Сторони,  та</w:t>
-      </w:r>
-    </w:p>
-    <w:p>
-      <w:pPr>
-        <w:pStyle w:val="BodyText"/>
-        <w:ind w:right="-1" w:firstLine="720"/>
-        <w:rPr>
-          <w:sz w:val="24"/>
-          <w:szCs w:val="24"/>
-        </w:rPr>
-      </w:pPr>
-      <w:r>
-        <w:rPr>
-          <w:b/>
-          <w:sz w:val="24"/>
-          <w:szCs w:val="24"/>
-        </w:rPr>
-        <w:t>Громадськ</w:t>
-      </w:r>
-      <w:r>
-        <w:rPr>
-          <w:b/>
-          <w:sz w:val="24"/>
-          <w:szCs w:val="24"/>
-        </w:rPr>
-        <w:t>а ор</w:t>
-      </w:r>
-      <w:r>
-        <w:rPr>
-          <w:b/>
-          <w:sz w:val="24"/>
-          <w:szCs w:val="24"/>
-        </w:rPr>
-        <w:t xml:space="preserve">ганізація “Українська агенція </w:t>
-      </w:r>
-      <w:r>
-        <w:rPr>
-          <w:b/>
-          <w:sz w:val="24"/>
-          <w:szCs w:val="24"/>
-        </w:rPr>
-        <w:t>з авторських та суміжних прав”</w:t>
-      </w:r>
-      <w:r>
-        <w:rPr>
-          <w:sz w:val="24"/>
-          <w:szCs w:val="24"/>
-        </w:rPr>
-        <w:t xml:space="preserve"> /далі -       </w:t>
-      </w:r>
-      <w:r>
-        <w:rPr>
-          <w:sz w:val="24"/>
-          <w:szCs w:val="24"/>
-        </w:rPr>
-        <w:t xml:space="preserve">    </w:t>
-      </w:r>
-      <w:r>
-        <w:rPr>
-          <w:sz w:val="24"/>
-          <w:szCs w:val="24"/>
-        </w:rPr>
-        <w:t xml:space="preserve"> </w:t>
-      </w:r>
-      <w:r>
-        <w:rPr>
-          <w:sz w:val="24"/>
-          <w:szCs w:val="24"/>
-        </w:rPr>
-        <w:t>ГО УААСП</w:t>
-      </w:r>
-      <w:r>
-        <w:rPr>
-          <w:sz w:val="24"/>
-          <w:szCs w:val="24"/>
-        </w:rPr>
-        <w:t xml:space="preserve">/, </w:t>
-      </w:r>
-      <w:r>
-        <w:rPr>
-          <w:sz w:val="24"/>
-          <w:szCs w:val="24"/>
-        </w:rPr>
-        <w:t xml:space="preserve">в особі </w:t>
-      </w:r>
-      <w:r>
-        <w:rPr>
-          <w:sz w:val="24"/>
-          <w:szCs w:val="24"/>
-        </w:rPr>
-        <w:t>___________________________________________</w:t>
-      </w:r>
-      <w:r>
-        <w:rPr>
-          <w:sz w:val="24"/>
-          <w:szCs w:val="24"/>
-        </w:rPr>
-        <w:t>, що діє на підставі</w:t>
-      </w:r>
-      <w:r>
-        <w:rPr>
-          <w:sz w:val="24"/>
-          <w:szCs w:val="24"/>
-        </w:rPr>
-        <w:t xml:space="preserve">________________________ </w:t>
-      </w:r>
-      <w:r>
-        <w:rPr>
-          <w:sz w:val="24"/>
-          <w:szCs w:val="24"/>
-        </w:rPr>
-        <w:t xml:space="preserve">та </w:t>
-      </w:r>
-      <w:r>
-        <w:rPr>
-          <w:sz w:val="24"/>
-          <w:szCs w:val="24"/>
-        </w:rPr>
-        <w:t xml:space="preserve">____________________________________ </w:t>
-      </w:r>
-      <w:r>
-        <w:rPr>
-          <w:sz w:val="24"/>
-          <w:szCs w:val="24"/>
-        </w:rPr>
-        <w:t>з другої сторони, надалі іменовані Сторони, уклали цей акт про наступне:</w:t>
-      </w:r>
-    </w:p>
-    <w:p>
-      <w:pPr>
-        <w:pStyle w:val="BodyText"/>
-        <w:ind w:right="-1"/>
-        <w:rPr>
-          <w:sz w:val="24"/>
-          <w:szCs w:val="24"/>
-        </w:rPr>
-      </w:pPr>
-    </w:p>
-    <w:p>
-      <w:pPr>
-        <w:pStyle w:val="BodyText"/>
-        <w:ind w:right="-1"/>
-        <w:rPr>
-          <w:sz w:val="24"/>
-          <w:szCs w:val="24"/>
-        </w:rPr>
-      </w:pPr>
-      <w:r>
-        <w:rPr>
-          <w:sz w:val="24"/>
-          <w:szCs w:val="24"/>
-        </w:rPr>
-        <w:t>1. Користувач:</w:t>
-      </w:r>
-    </w:p>
-    <w:p>
-      <w:pPr>
-        <w:pStyle w:val="BodyText"/>
-        <w:ind w:right="-1" w:firstLine="426"/>
-        <w:rPr>
-          <w:color w:val="000000"/>
-          <w:sz w:val="24"/>
-          <w:szCs w:val="24"/>
-          <w:u w:val="single"/>
-        </w:rPr>
-      </w:pPr>
-      <w:r>
-        <w:rPr>
-          <w:color w:val="000000"/>
-          <w:sz w:val="24"/>
-          <w:szCs w:val="24"/>
-        </w:rPr>
-        <w:t xml:space="preserve">1.1. Відповідно до Договору надав </w:t>
-      </w:r>
-      <w:r>
-        <w:rPr>
-          <w:caps/>
-          <w:color w:val="000000"/>
-          <w:sz w:val="24"/>
-          <w:szCs w:val="24"/>
-        </w:rPr>
-        <w:t>з</w:t>
-      </w:r>
-      <w:r>
-        <w:rPr>
-          <w:color w:val="000000"/>
-          <w:sz w:val="24"/>
-          <w:szCs w:val="24"/>
-        </w:rPr>
-        <w:t>віт про публічно виконані твори</w:t>
-      </w:r>
-      <w:r>
-        <w:rPr>
-          <w:rFonts w:ascii="Times New Roman CYR" w:hAnsi="Times New Roman CYR" w:cs="Times New Roman CYR"/>
-          <w:color w:val="000000"/>
-          <w:sz w:val="24"/>
-          <w:szCs w:val="24"/>
-        </w:rPr>
-        <w:t xml:space="preserve">за </w:t>
-      </w:r>
-      <w:r>
-        <w:rPr>
-          <w:rFonts w:ascii="Times New Roman CYR" w:hAnsi="Times New Roman CYR" w:cs="Times New Roman CYR"/>
-          <w:color w:val="000000"/>
-          <w:sz w:val="24"/>
-          <w:szCs w:val="24"/>
-          <w:lang w:val="ru-RU"/>
-        </w:rPr>
-        <w:t xml:space="preserve">__________ </w:t>
-      </w:r>
-      <w:r>
-        <w:rPr>
-          <w:color w:val="000000"/>
-          <w:sz w:val="24"/>
-          <w:szCs w:val="24"/>
-        </w:rPr>
-        <w:t>20</w:t>
-      </w:r>
-      <w:r>
-        <w:rPr>
-          <w:color w:val="000000"/>
-          <w:sz w:val="24"/>
-          <w:szCs w:val="24"/>
-          <w:lang w:val="ru-RU"/>
-        </w:rPr>
-        <w:t>_</w:t>
-      </w:r>
-      <w:r>
-        <w:rPr>
-          <w:color w:val="000000"/>
-          <w:sz w:val="24"/>
-          <w:szCs w:val="24"/>
-        </w:rPr>
-        <w:t>_ р. в паперовому вигляді і електронному вигляді за адрес</w:t>
-      </w:r>
-      <w:r>
-        <w:rPr>
-          <w:color w:val="000000"/>
-          <w:sz w:val="24"/>
-          <w:szCs w:val="24"/>
-        </w:rPr>
-        <w:t>ою:</w:t>
-      </w:r>
-      <w:r>
-        <w:t xml:space="preserve"> _____________________________</w:t>
-      </w:r>
-      <w:r>
-        <w:rPr>
-          <w:color w:val="000000"/>
-          <w:sz w:val="24"/>
-          <w:szCs w:val="24"/>
-        </w:rPr>
-        <w:t>;</w:t>
-      </w:r>
-    </w:p>
-    <w:p>
-      <w:pPr>
-        <w:pStyle w:val="BodyText"/>
-        <w:ind w:right="-1" w:firstLine="426"/>
-        <w:rPr>
-          <w:sz w:val="24"/>
-          <w:szCs w:val="24"/>
-        </w:rPr>
-      </w:pPr>
-      <w:r>
-        <w:rPr>
-          <w:sz w:val="24"/>
-          <w:szCs w:val="24"/>
-        </w:rPr>
-        <w:t>1.2. Відповідно до Договору перерахував авторську винагороду в сумі</w:t>
-      </w:r>
-      <w:r>
-        <w:rPr>
-          <w:b/>
-          <w:bCs/>
-          <w:sz w:val="24"/>
-          <w:szCs w:val="24"/>
-        </w:rPr>
-        <w:t xml:space="preserve"> ___________ (__________________________________</w:t>
-      </w:r>
-      <w:r>
-        <w:rPr>
-          <w:b/>
-          <w:sz w:val="24"/>
-          <w:szCs w:val="24"/>
-        </w:rPr>
-        <w:t>)</w:t>
-      </w:r>
-      <w:r>
-        <w:rPr>
-          <w:sz w:val="24"/>
-          <w:szCs w:val="24"/>
-        </w:rPr>
-        <w:t xml:space="preserve"> грн. </w:t>
-      </w:r>
-      <w:r>
-        <w:rPr>
-          <w:b/>
-          <w:sz w:val="24"/>
-          <w:szCs w:val="24"/>
-        </w:rPr>
-        <w:t>____</w:t>
-      </w:r>
-      <w:r>
-        <w:rPr>
-          <w:sz w:val="24"/>
-          <w:szCs w:val="24"/>
-        </w:rPr>
-        <w:t xml:space="preserve"> коп., а саме:</w:t>
-      </w:r>
-    </w:p>
-    <w:p>
-      <w:pPr>
-        <w:pStyle w:val="BodyText"/>
-        <w:ind w:right="-1" w:firstLine="426"/>
-        <w:rPr>
-          <w:sz w:val="24"/>
-          <w:szCs w:val="24"/>
-        </w:rPr>
-      </w:pPr>
-    </w:p>
-    <w:p>
-      <w:pPr>
-        <w:pStyle w:val="BodyText"/>
-        <w:ind w:right="-1"/>
-        <w:jc w:val="center"/>
-        <w:rPr>
-          <w:b/>
-          <w:sz w:val="24"/>
-          <w:szCs w:val="24"/>
-        </w:rPr>
-      </w:pPr>
-      <w:r>
-        <w:rPr>
-          <w:b/>
-          <w:sz w:val="24"/>
-          <w:szCs w:val="24"/>
-        </w:rPr>
-        <w:t>Платіжне доручення від “</w:t>
-      </w:r>
-      <w:r>
-        <w:rPr>
-          <w:b/>
-          <w:sz w:val="24"/>
-          <w:szCs w:val="24"/>
-        </w:rPr>
-        <w:t>_____</w:t>
-      </w:r>
-      <w:r>
-        <w:rPr>
-          <w:b/>
-          <w:sz w:val="24"/>
-          <w:szCs w:val="24"/>
-        </w:rPr>
-        <w:t xml:space="preserve">” </w:t>
-      </w:r>
-      <w:r>
-        <w:rPr>
-          <w:b/>
-          <w:sz w:val="24"/>
-          <w:szCs w:val="24"/>
-        </w:rPr>
-        <w:t>__________</w:t>
-      </w:r>
-      <w:r>
-        <w:rPr>
-          <w:b/>
-          <w:sz w:val="24"/>
-          <w:szCs w:val="24"/>
-        </w:rPr>
-        <w:t xml:space="preserve"> 20</w:t>
-      </w:r>
-      <w:r>
-        <w:rPr>
-          <w:b/>
-          <w:sz w:val="24"/>
-          <w:szCs w:val="24"/>
-        </w:rPr>
-        <w:t>___</w:t>
-      </w:r>
-      <w:r>
-        <w:rPr>
-          <w:b/>
-          <w:sz w:val="24"/>
-          <w:szCs w:val="24"/>
-        </w:rPr>
-        <w:t xml:space="preserve"> р. № </w:t>
-      </w:r>
-      <w:r>
-        <w:rPr>
-          <w:b/>
-          <w:sz w:val="24"/>
-          <w:szCs w:val="24"/>
-        </w:rPr>
-        <w:t>____</w:t>
-      </w:r>
-      <w:r>
-        <w:rPr>
-          <w:b/>
-          <w:sz w:val="24"/>
-          <w:szCs w:val="24"/>
-        </w:rPr>
-        <w:t xml:space="preserve"> сума </w:t>
-      </w:r>
-      <w:r>
-        <w:rPr>
-          <w:b/>
-          <w:sz w:val="24"/>
-          <w:szCs w:val="24"/>
-        </w:rPr>
-        <w:t>_____</w:t>
-      </w:r>
-      <w:r>
-        <w:rPr>
-          <w:b/>
-          <w:sz w:val="24"/>
-          <w:szCs w:val="24"/>
-        </w:rPr>
-        <w:t>грн</w:t>
-      </w:r>
-      <w:r>
-        <w:rPr>
-          <w:b/>
-          <w:sz w:val="24"/>
-          <w:szCs w:val="24"/>
-        </w:rPr>
-        <w:t>.__коп</w:t>
-      </w:r>
-      <w:r>
-        <w:rPr>
-          <w:b/>
-          <w:sz w:val="24"/>
-          <w:szCs w:val="24"/>
-        </w:rPr>
-        <w:t>.</w:t>
-      </w:r>
-    </w:p>
-    <w:p>
-      <w:pPr>
-        <w:pStyle w:val="BodyText"/>
-        <w:ind w:right="-1"/>
-        <w:rPr>
-          <w:sz w:val="24"/>
-          <w:szCs w:val="24"/>
-        </w:rPr>
-      </w:pPr>
-    </w:p>
-    <w:p>
-      <w:pPr>
-        <w:pStyle w:val="BodyText"/>
-        <w:ind w:right="-1"/>
-        <w:rPr>
-          <w:sz w:val="24"/>
-          <w:szCs w:val="24"/>
-        </w:rPr>
-      </w:pPr>
-      <w:r>
-        <w:rPr>
-          <w:sz w:val="24"/>
-          <w:szCs w:val="24"/>
-        </w:rPr>
-        <w:t xml:space="preserve">2. </w:t>
-      </w:r>
-      <w:r>
-        <w:rPr>
-          <w:sz w:val="24"/>
-          <w:szCs w:val="24"/>
-        </w:rPr>
-        <w:t>ГО УААСП</w:t>
-      </w:r>
-      <w:r>
-        <w:rPr>
-          <w:sz w:val="24"/>
-          <w:szCs w:val="24"/>
-        </w:rPr>
-        <w:t xml:space="preserve"> одержано зазначені в п.1.1., 1.2. даного акту </w:t>
-      </w:r>
-      <w:r>
-        <w:rPr>
-          <w:caps/>
-          <w:sz w:val="24"/>
-          <w:szCs w:val="24"/>
-        </w:rPr>
-        <w:t>з</w:t>
-      </w:r>
-      <w:r>
-        <w:rPr>
-          <w:sz w:val="24"/>
-          <w:szCs w:val="24"/>
-        </w:rPr>
-        <w:t>віт про публічно виконані твори та перераховану Користувачем суму авторської винагороди (роялті) на поточний рахунок в банківській установі.</w:t>
-      </w:r>
-    </w:p>
-    <w:p>
-      <w:pPr>
-        <w:pStyle w:val="BodyText"/>
-        <w:ind w:right="-1"/>
-        <w:rPr>
-          <w:sz w:val="24"/>
-          <w:szCs w:val="24"/>
-        </w:rPr>
-      </w:pPr>
-    </w:p>
-    <w:p>
-      <w:pPr>
-        <w:pStyle w:val="BodyText"/>
+        </w:rPr>
+      </w:pPr>
+    </w:p>
+    <w:p>
+      <w:pPr>
+        <w:pStyle w:val="a3"/>
         <w:rPr>
           <w:sz w:val="20"/>
           <w:szCs w:val="20"/>
@@ -10916,7 +10999,7 @@
           </w:tcPr>
           <w:p>
             <w:pPr>
-              <w:pStyle w:val="BodyText"/>
+              <w:pStyle w:val="a3"/>
               <w:ind w:right="-1"/>
               <w:jc w:val="left"/>
               <w:rPr>
@@ -10952,7 +11035,7 @@
           </w:tcPr>
           <w:p>
             <w:pPr>
-              <w:pStyle w:val="BodyText"/>
+              <w:pStyle w:val="a3"/>
               <w:ind w:right="-1"/>
               <w:jc w:val="left"/>
               <w:rPr>
@@ -10970,7 +11053,7 @@
           </w:tcPr>
           <w:p>
             <w:pPr>
-              <w:pStyle w:val="BodyText"/>
+              <w:pStyle w:val="a3"/>
               <w:ind w:right="-1"/>
               <w:jc w:val="left"/>
               <w:rPr>
@@ -11003,7 +11086,7 @@
           </w:tcPr>
           <w:p>
             <w:pPr>
-              <w:pStyle w:val="BodyText"/>
+              <w:pStyle w:val="a3"/>
               <w:jc w:val="left"/>
               <w:rPr>
                 <w:b/>
@@ -11020,7 +11103,7 @@
           </w:tcPr>
           <w:p>
             <w:pPr>
-              <w:pStyle w:val="BodyText"/>
+              <w:pStyle w:val="a3"/>
               <w:ind w:right="-1"/>
               <w:jc w:val="left"/>
               <w:rPr>
@@ -11038,7 +11121,7 @@
           </w:tcPr>
           <w:p>
             <w:pPr>
-              <w:pStyle w:val="BodyText"/>
+              <w:pStyle w:val="a3"/>
               <w:ind w:right="-1"/>
               <w:jc w:val="left"/>
               <w:rPr>
@@ -11055,7 +11138,7 @@
           </w:tcPr>
           <w:p>
             <w:pPr>
-              <w:pStyle w:val="BodyText"/>
+              <w:pStyle w:val="a3"/>
               <w:ind w:right="-1"/>
               <w:jc w:val="left"/>
               <w:rPr>
@@ -11073,7 +11156,7 @@
           </w:tcPr>
           <w:p>
             <w:pPr>
-              <w:pStyle w:val="BodyText"/>
+              <w:pStyle w:val="a3"/>
               <w:ind w:right="-1"/>
               <w:jc w:val="left"/>
               <w:rPr>
@@ -11091,7 +11174,7 @@
           </w:tcPr>
           <w:p>
             <w:pPr>
-              <w:pStyle w:val="BodyText"/>
+              <w:pStyle w:val="a3"/>
               <w:ind w:right="-1"/>
               <w:jc w:val="left"/>
               <w:rPr>
@@ -11109,7 +11192,7 @@
           </w:tcPr>
           <w:p>
             <w:pPr>
-              <w:pStyle w:val="BodyText"/>
+              <w:pStyle w:val="a3"/>
               <w:ind w:right="-1"/>
               <w:jc w:val="left"/>
               <w:rPr>
@@ -11150,7 +11233,7 @@
           </w:tcPr>
           <w:p>
             <w:pPr>
-              <w:pStyle w:val="BodyText"/>
+              <w:pStyle w:val="a3"/>
               <w:ind w:right="-1"/>
               <w:jc w:val="left"/>
               <w:rPr>
@@ -11168,7 +11251,7 @@
           </w:tcPr>
           <w:p>
             <w:pPr>
-              <w:pStyle w:val="BodyText"/>
+              <w:pStyle w:val="a3"/>
               <w:ind w:right="-1"/>
               <w:jc w:val="left"/>
               <w:rPr>
@@ -11192,7 +11275,7 @@
           </w:tcPr>
           <w:p>
             <w:pPr>
-              <w:pStyle w:val="BodyText"/>
+              <w:pStyle w:val="a3"/>
               <w:jc w:val="left"/>
               <w:rPr>
                 <w:b/>
@@ -11209,7 +11292,7 @@
           </w:tcPr>
           <w:p>
             <w:pPr>
-              <w:pStyle w:val="BodyText"/>
+              <w:pStyle w:val="a3"/>
               <w:ind w:right="-1"/>
               <w:jc w:val="left"/>
               <w:rPr>
@@ -11227,7 +11310,7 @@
           </w:tcPr>
           <w:p>
             <w:pPr>
-              <w:pStyle w:val="BodyText"/>
+              <w:pStyle w:val="a3"/>
               <w:ind w:right="-1"/>
               <w:jc w:val="left"/>
               <w:rPr>
@@ -11244,7 +11327,7 @@
           </w:tcPr>
           <w:p>
             <w:pPr>
-              <w:pStyle w:val="BodyText"/>
+              <w:pStyle w:val="a3"/>
               <w:ind w:right="-1"/>
               <w:jc w:val="left"/>
               <w:rPr>
@@ -11262,7 +11345,7 @@
           </w:tcPr>
           <w:p>
             <w:pPr>
-              <w:pStyle w:val="BodyText"/>
+              <w:pStyle w:val="a3"/>
               <w:ind w:right="-1"/>
               <w:jc w:val="left"/>
               <w:rPr>
@@ -11280,7 +11363,7 @@
           </w:tcPr>
           <w:p>
             <w:pPr>
-              <w:pStyle w:val="BodyText"/>
+              <w:pStyle w:val="a3"/>
               <w:ind w:right="-1"/>
               <w:jc w:val="left"/>
               <w:rPr>
@@ -11298,7 +11381,7 @@
           </w:tcPr>
           <w:p>
             <w:pPr>
-              <w:pStyle w:val="BodyText"/>
+              <w:pStyle w:val="a3"/>
               <w:ind w:right="-1"/>
               <w:jc w:val="left"/>
               <w:rPr>
@@ -11315,7 +11398,7 @@
           </w:tcPr>
           <w:p>
             <w:pPr>
-              <w:pStyle w:val="BodyText"/>
+              <w:pStyle w:val="a3"/>
               <w:ind w:right="-1"/>
               <w:jc w:val="left"/>
               <w:rPr>
@@ -11332,7 +11415,7 @@
           </w:tcPr>
           <w:p>
             <w:pPr>
-              <w:pStyle w:val="BodyText"/>
+              <w:pStyle w:val="a3"/>
               <w:ind w:right="-1"/>
               <w:jc w:val="left"/>
               <w:rPr>
@@ -11349,7 +11432,7 @@
           </w:tcPr>
           <w:p>
             <w:pPr>
-              <w:pStyle w:val="BodyText"/>
+              <w:pStyle w:val="a3"/>
               <w:ind w:right="-1"/>
               <w:jc w:val="left"/>
               <w:rPr>
@@ -11367,7 +11450,7 @@
           </w:tcPr>
           <w:p>
             <w:pPr>
-              <w:pStyle w:val="BodyText"/>
+              <w:pStyle w:val="a3"/>
               <w:ind w:right="-1"/>
               <w:jc w:val="left"/>
               <w:rPr>
@@ -11391,7 +11474,7 @@
           </w:tcPr>
           <w:p>
             <w:pPr>
-              <w:pStyle w:val="BodyText"/>
+              <w:pStyle w:val="a3"/>
               <w:tabs>
                 <w:tab w:val="center" w:pos="4153"/>
                 <w:tab w:val="right" w:pos="8306"/>
@@ -11425,7 +11508,7 @@
           </w:tcPr>
           <w:p>
             <w:pPr>
-              <w:pStyle w:val="BodyText"/>
+              <w:pStyle w:val="a3"/>
               <w:tabs>
                 <w:tab w:val="center" w:pos="4153"/>
                 <w:tab w:val="right" w:pos="8306"/>
@@ -11452,7 +11535,7 @@
           </w:tcPr>
           <w:p>
             <w:pPr>
-              <w:pStyle w:val="BodyText"/>
+              <w:pStyle w:val="a3"/>
               <w:tabs>
                 <w:tab w:val="center" w:pos="4153"/>
                 <w:tab w:val="right" w:pos="8306"/>
@@ -11475,7 +11558,7 @@
           </w:tcPr>
           <w:p>
             <w:pPr>
-              <w:pStyle w:val="BodyText"/>
+              <w:pStyle w:val="a3"/>
               <w:tabs>
                 <w:tab w:val="center" w:pos="4153"/>
                 <w:tab w:val="right" w:pos="8306"/>
@@ -11499,7 +11582,7 @@
           </w:tcPr>
           <w:p>
             <w:pPr>
-              <w:pStyle w:val="BodyText"/>
+              <w:pStyle w:val="a3"/>
               <w:tabs>
                 <w:tab w:val="center" w:pos="4153"/>
                 <w:tab w:val="right" w:pos="8306"/>
@@ -11533,7 +11616,7 @@
           </w:tcPr>
           <w:p>
             <w:pPr>
-              <w:pStyle w:val="BodyText"/>
+              <w:pStyle w:val="a3"/>
               <w:ind w:right="-1"/>
               <w:jc w:val="left"/>
               <w:rPr>
@@ -11551,7 +11634,7 @@
           </w:tcPr>
           <w:p>
             <w:pPr>
-              <w:pStyle w:val="BodyText"/>
+              <w:pStyle w:val="a3"/>
               <w:jc w:val="left"/>
               <w:rPr>
                 <w:sz w:val="20"/>
@@ -11576,7 +11659,7 @@
           </w:tcPr>
           <w:p>
             <w:pPr>
-              <w:pStyle w:val="BodyText"/>
+              <w:pStyle w:val="a3"/>
               <w:ind w:right="-1"/>
               <w:jc w:val="left"/>
               <w:rPr>
@@ -11596,7 +11679,7 @@
           </w:tcPr>
           <w:p>
             <w:pPr>
-              <w:pStyle w:val="BodyText"/>
+              <w:pStyle w:val="a3"/>
               <w:ind w:right="-1"/>
               <w:jc w:val="left"/>
               <w:rPr>
@@ -11613,7 +11696,7 @@
           </w:tcPr>
           <w:p>
             <w:pPr>
-              <w:pStyle w:val="BodyText"/>
+              <w:pStyle w:val="a3"/>
               <w:ind w:right="-1"/>
               <w:jc w:val="left"/>
               <w:rPr>
@@ -11631,7 +11714,7 @@
           </w:tcPr>
           <w:p>
             <w:pPr>
-              <w:pStyle w:val="BodyText"/>
+              <w:pStyle w:val="a3"/>
               <w:ind w:right="-1"/>
               <w:jc w:val="left"/>
               <w:rPr>
@@ -11666,7 +11749,7 @@
           </w:tcPr>
           <w:p>
             <w:pPr>
-              <w:pStyle w:val="BodyText"/>
+              <w:pStyle w:val="a3"/>
               <w:tabs>
                 <w:tab w:val="center" w:pos="4153"/>
                 <w:tab w:val="right" w:pos="8306"/>
@@ -11689,7 +11772,7 @@
           </w:tcPr>
           <w:p>
             <w:pPr>
-              <w:pStyle w:val="BodyText"/>
+              <w:pStyle w:val="a3"/>
               <w:tabs>
                 <w:tab w:val="center" w:pos="4153"/>
                 <w:tab w:val="right" w:pos="8306"/>
@@ -11715,7 +11798,7 @@
           </w:tcPr>
           <w:p>
             <w:pPr>
-              <w:pStyle w:val="BodyText"/>
+              <w:pStyle w:val="a3"/>
               <w:tabs>
                 <w:tab w:val="center" w:pos="4153"/>
                 <w:tab w:val="right" w:pos="8306"/>
@@ -11747,7 +11830,7 @@
           </w:tcPr>
           <w:p>
             <w:pPr>
-              <w:pStyle w:val="BodyText"/>
+              <w:pStyle w:val="a3"/>
               <w:tabs>
                 <w:tab w:val="center" w:pos="4153"/>
                 <w:tab w:val="right" w:pos="8306"/>
@@ -11771,7 +11854,7 @@
           </w:tcPr>
           <w:p>
             <w:pPr>
-              <w:pStyle w:val="BodyText"/>
+              <w:pStyle w:val="a3"/>
               <w:tabs>
                 <w:tab w:val="center" w:pos="4153"/>
                 <w:tab w:val="right" w:pos="8306"/>
@@ -11795,7 +11878,7 @@
           </w:tcPr>
           <w:p>
             <w:pPr>
-              <w:pStyle w:val="BodyText"/>
+              <w:pStyle w:val="a3"/>
               <w:ind w:right="-1"/>
               <w:jc w:val="left"/>
               <w:rPr>
@@ -11813,7 +11896,7 @@
           </w:tcPr>
           <w:p>
             <w:pPr>
-              <w:pStyle w:val="BodyText"/>
+              <w:pStyle w:val="a3"/>
               <w:ind w:right="-1"/>
               <w:jc w:val="center"/>
               <w:rPr>
@@ -11831,7 +11914,7 @@
           </w:tcPr>
           <w:p>
             <w:pPr>
-              <w:pStyle w:val="BodyText"/>
+              <w:pStyle w:val="a3"/>
               <w:ind w:right="-1"/>
               <w:jc w:val="center"/>
               <w:rPr>
@@ -11851,7 +11934,7 @@
           </w:tcPr>
           <w:p>
             <w:pPr>
-              <w:pStyle w:val="BodyText"/>
+              <w:pStyle w:val="a3"/>
               <w:ind w:right="-1"/>
               <w:jc w:val="center"/>
               <w:rPr>
@@ -11875,7 +11958,7 @@
           </w:tcPr>
           <w:p>
             <w:pPr>
-              <w:pStyle w:val="BodyText"/>
+              <w:pStyle w:val="a3"/>
               <w:ind w:right="-1"/>
               <w:jc w:val="center"/>
               <w:rPr>
@@ -11893,7 +11976,7 @@
           </w:tcPr>
           <w:p>
             <w:pPr>
-              <w:pStyle w:val="BodyText"/>
+              <w:pStyle w:val="a3"/>
               <w:ind w:right="-1"/>
               <w:jc w:val="center"/>
               <w:rPr>
@@ -11918,7 +12001,7 @@
           </w:tcPr>
           <w:p>
             <w:pPr>
-              <w:pStyle w:val="BodyText"/>
+              <w:pStyle w:val="a3"/>
               <w:ind w:right="-1"/>
               <w:jc w:val="left"/>
               <w:rPr>
@@ -11935,7 +12018,7 @@
           </w:tcPr>
           <w:p>
             <w:pPr>
-              <w:pStyle w:val="BodyText"/>
+              <w:pStyle w:val="a3"/>
               <w:ind w:right="-1"/>
               <w:jc w:val="left"/>
               <w:rPr>
@@ -11953,7 +12036,7 @@
           </w:tcPr>
           <w:p>
             <w:pPr>
-              <w:pStyle w:val="BodyText"/>
+              <w:pStyle w:val="a3"/>
               <w:ind w:right="-1"/>
               <w:jc w:val="left"/>
               <w:rPr>
@@ -11970,7 +12053,7 @@
           </w:tcPr>
           <w:p>
             <w:pPr>
-              <w:pStyle w:val="BodyText"/>
+              <w:pStyle w:val="a3"/>
               <w:ind w:right="-1"/>
               <w:jc w:val="left"/>
               <w:rPr>
@@ -11988,7 +12071,7 @@
           </w:tcPr>
           <w:p>
             <w:pPr>
-              <w:pStyle w:val="BodyText"/>
+              <w:pStyle w:val="a3"/>
               <w:ind w:right="-1"/>
               <w:jc w:val="left"/>
               <w:rPr>
@@ -12006,7 +12089,7 @@
           </w:tcPr>
           <w:p>
             <w:pPr>
-              <w:pStyle w:val="BodyText"/>
+              <w:pStyle w:val="a3"/>
               <w:ind w:right="-1"/>
               <w:jc w:val="left"/>
               <w:rPr>
@@ -12024,7 +12107,7 @@
           </w:tcPr>
           <w:p>
             <w:pPr>
-              <w:pStyle w:val="BodyText"/>
+              <w:pStyle w:val="a3"/>
               <w:ind w:right="-1"/>
               <w:jc w:val="left"/>
               <w:rPr>
@@ -12041,7 +12124,7 @@
           </w:tcPr>
           <w:p>
             <w:pPr>
-              <w:pStyle w:val="BodyText"/>
+              <w:pStyle w:val="a3"/>
               <w:ind w:right="-1"/>
               <w:jc w:val="left"/>
               <w:rPr>
@@ -12058,7 +12141,7 @@
           </w:tcPr>
           <w:p>
             <w:pPr>
-              <w:pStyle w:val="BodyText"/>
+              <w:pStyle w:val="a3"/>
               <w:ind w:right="-1"/>
               <w:jc w:val="left"/>
               <w:rPr>
@@ -12075,7 +12158,7 @@
           </w:tcPr>
           <w:p>
             <w:pPr>
-              <w:pStyle w:val="BodyText"/>
+              <w:pStyle w:val="a3"/>
               <w:ind w:right="-1"/>
               <w:jc w:val="left"/>
               <w:rPr>
@@ -12093,7 +12176,7 @@
           </w:tcPr>
           <w:p>
             <w:pPr>
-              <w:pStyle w:val="BodyText"/>
+              <w:pStyle w:val="a3"/>
               <w:ind w:right="-1"/>
               <w:jc w:val="left"/>
               <w:rPr>
@@ -12117,7 +12200,7 @@
           </w:tcPr>
           <w:p>
             <w:pPr>
-              <w:pStyle w:val="BodyText"/>
+              <w:pStyle w:val="a3"/>
               <w:ind w:right="-1"/>
               <w:jc w:val="left"/>
               <w:rPr>
@@ -12134,7 +12217,7 @@
           </w:tcPr>
           <w:p>
             <w:pPr>
-              <w:pStyle w:val="BodyText"/>
+              <w:pStyle w:val="a3"/>
               <w:ind w:right="-1"/>
               <w:jc w:val="left"/>
               <w:rPr>
@@ -12152,7 +12235,7 @@
           </w:tcPr>
           <w:p>
             <w:pPr>
-              <w:pStyle w:val="BodyText"/>
+              <w:pStyle w:val="a3"/>
               <w:ind w:right="-1"/>
               <w:jc w:val="left"/>
               <w:rPr>
@@ -12169,7 +12252,7 @@
           </w:tcPr>
           <w:p>
             <w:pPr>
-              <w:pStyle w:val="BodyText"/>
+              <w:pStyle w:val="a3"/>
               <w:ind w:right="-1"/>
               <w:jc w:val="left"/>
               <w:rPr>
@@ -12187,7 +12270,7 @@
           </w:tcPr>
           <w:p>
             <w:pPr>
-              <w:pStyle w:val="BodyText"/>
+              <w:pStyle w:val="a3"/>
               <w:ind w:right="-1"/>
               <w:jc w:val="left"/>
               <w:rPr>
@@ -12205,7 +12288,7 @@
           </w:tcPr>
           <w:p>
             <w:pPr>
-              <w:pStyle w:val="BodyText"/>
+              <w:pStyle w:val="a3"/>
               <w:ind w:right="-1"/>
               <w:jc w:val="left"/>
               <w:rPr>
@@ -12223,7 +12306,7 @@
           </w:tcPr>
           <w:p>
             <w:pPr>
-              <w:pStyle w:val="BodyText"/>
+              <w:pStyle w:val="a3"/>
               <w:ind w:right="-1"/>
               <w:jc w:val="left"/>
               <w:rPr>
@@ -12240,7 +12323,7 @@
           </w:tcPr>
           <w:p>
             <w:pPr>
-              <w:pStyle w:val="BodyText"/>
+              <w:pStyle w:val="a3"/>
               <w:ind w:right="-1"/>
               <w:jc w:val="left"/>
               <w:rPr>
@@ -12257,7 +12340,7 @@
           </w:tcPr>
           <w:p>
             <w:pPr>
-              <w:pStyle w:val="BodyText"/>
+              <w:pStyle w:val="a3"/>
               <w:ind w:right="-1"/>
               <w:jc w:val="left"/>
               <w:rPr>
@@ -12274,7 +12357,7 @@
           </w:tcPr>
           <w:p>
             <w:pPr>
-              <w:pStyle w:val="BodyText"/>
+              <w:pStyle w:val="a3"/>
               <w:ind w:right="-1"/>
               <w:jc w:val="left"/>
               <w:rPr>
@@ -12292,7 +12375,7 @@
           </w:tcPr>
           <w:p>
             <w:pPr>
-              <w:pStyle w:val="BodyText"/>
+              <w:pStyle w:val="a3"/>
               <w:ind w:right="-1"/>
               <w:jc w:val="left"/>
               <w:rPr>
@@ -12315,7 +12398,7 @@
           </w:tcPr>
           <w:p>
             <w:pPr>
-              <w:pStyle w:val="BodyText"/>
+              <w:pStyle w:val="a3"/>
               <w:ind w:right="-582"/>
               <w:jc w:val="left"/>
               <w:rPr>
@@ -12340,7 +12423,7 @@
           </w:tcPr>
           <w:p>
             <w:pPr>
-              <w:pStyle w:val="BodyText"/>
+              <w:pStyle w:val="a3"/>
               <w:ind w:right="-108"/>
               <w:jc w:val="left"/>
               <w:rPr>
@@ -12351,7 +12434,7 @@
           </w:p>
           <w:p>
             <w:pPr>
-              <w:pStyle w:val="BodyText"/>
+              <w:pStyle w:val="a3"/>
               <w:ind w:right="-108"/>
               <w:jc w:val="left"/>
               <w:rPr>
@@ -12372,7 +12455,7 @@
           </w:tcPr>
           <w:p>
             <w:pPr>
-              <w:pStyle w:val="BodyText"/>
+              <w:pStyle w:val="a3"/>
               <w:ind w:right="-1"/>
               <w:jc w:val="left"/>
               <w:rPr>
@@ -12389,7 +12472,7 @@
           </w:tcPr>
           <w:p>
             <w:pPr>
-              <w:pStyle w:val="BodyText"/>
+              <w:pStyle w:val="a3"/>
               <w:ind w:right="-1"/>
               <w:jc w:val="left"/>
               <w:rPr>
@@ -12408,7 +12491,7 @@
           </w:tcPr>
           <w:p>
             <w:pPr>
-              <w:pStyle w:val="BodyText"/>
+              <w:pStyle w:val="a3"/>
               <w:ind w:right="-1"/>
               <w:jc w:val="left"/>
               <w:rPr>
@@ -12434,7 +12517,7 @@
           </w:tcPr>
           <w:p>
             <w:pPr>
-              <w:pStyle w:val="BodyText"/>
+              <w:pStyle w:val="a3"/>
               <w:ind w:right="-1"/>
               <w:jc w:val="left"/>
               <w:rPr>
@@ -12452,7 +12535,7 @@
           </w:tcPr>
           <w:p>
             <w:pPr>
-              <w:pStyle w:val="BodyText"/>
+              <w:pStyle w:val="a3"/>
               <w:ind w:right="-1"/>
               <w:jc w:val="left"/>
               <w:rPr>
@@ -12477,7 +12560,7 @@
           </w:tcPr>
           <w:p>
             <w:pPr>
-              <w:pStyle w:val="BodyText"/>
+              <w:pStyle w:val="a3"/>
               <w:ind w:right="-1"/>
               <w:jc w:val="left"/>
               <w:rPr>
@@ -12497,7 +12580,7 @@
           </w:tcPr>
           <w:p>
             <w:pPr>
-              <w:pStyle w:val="BodyText"/>
+              <w:pStyle w:val="a3"/>
               <w:ind w:right="-1"/>
               <w:jc w:val="left"/>
               <w:rPr>
@@ -12514,7 +12597,7 @@
           </w:tcPr>
           <w:p>
             <w:pPr>
-              <w:pStyle w:val="BodyText"/>
+              <w:pStyle w:val="a3"/>
               <w:ind w:right="-1"/>
               <w:jc w:val="left"/>
               <w:rPr>
@@ -12532,7 +12615,7 @@
           </w:tcPr>
           <w:p>
             <w:pPr>
-              <w:pStyle w:val="BodyText"/>
+              <w:pStyle w:val="a3"/>
               <w:ind w:right="-1"/>
               <w:jc w:val="left"/>
               <w:rPr>
@@ -12566,7 +12649,7 @@
           </w:tcPr>
           <w:p>
             <w:pPr>
-              <w:pStyle w:val="BodyText"/>
+              <w:pStyle w:val="a3"/>
               <w:ind w:right="-1"/>
               <w:jc w:val="left"/>
               <w:rPr>
@@ -12583,7 +12666,7 @@
           </w:tcPr>
           <w:p>
             <w:pPr>
-              <w:pStyle w:val="BodyText"/>
+              <w:pStyle w:val="a3"/>
               <w:ind w:right="-1"/>
               <w:jc w:val="center"/>
               <w:rPr>
@@ -12603,7 +12686,7 @@
           </w:tcPr>
           <w:p>
             <w:pPr>
-              <w:pStyle w:val="BodyText"/>
+              <w:pStyle w:val="a3"/>
               <w:ind w:right="-1"/>
               <w:jc w:val="center"/>
               <w:rPr>
@@ -12627,7 +12710,7 @@
           </w:tcPr>
           <w:p>
             <w:pPr>
-              <w:pStyle w:val="BodyText"/>
+              <w:pStyle w:val="a3"/>
               <w:ind w:right="-1"/>
               <w:jc w:val="left"/>
               <w:rPr>
@@ -12645,7 +12728,7 @@
           </w:tcPr>
           <w:p>
             <w:pPr>
-              <w:pStyle w:val="BodyText"/>
+              <w:pStyle w:val="a3"/>
               <w:ind w:right="-1"/>
               <w:jc w:val="left"/>
               <w:rPr>
@@ -12663,7 +12746,7 @@
           </w:tcPr>
           <w:p>
             <w:pPr>
-              <w:pStyle w:val="BodyText"/>
+              <w:pStyle w:val="a3"/>
               <w:ind w:right="-1"/>
               <w:jc w:val="left"/>
               <w:rPr>
@@ -12681,7 +12764,7 @@
           </w:tcPr>
           <w:p>
             <w:pPr>
-              <w:pStyle w:val="BodyText"/>
+              <w:pStyle w:val="a3"/>
               <w:ind w:right="-1"/>
               <w:jc w:val="center"/>
               <w:rPr>
@@ -12699,7 +12782,7 @@
           </w:tcPr>
           <w:p>
             <w:pPr>
-              <w:pStyle w:val="BodyText"/>
+              <w:pStyle w:val="a3"/>
               <w:ind w:right="-1"/>
               <w:jc w:val="center"/>
               <w:rPr>
@@ -12719,7 +12802,7 @@
           </w:tcPr>
           <w:p>
             <w:pPr>
-              <w:pStyle w:val="BodyText"/>
+              <w:pStyle w:val="a3"/>
               <w:ind w:right="-1"/>
               <w:jc w:val="center"/>
               <w:rPr>
@@ -12743,7 +12826,7 @@
           </w:tcPr>
           <w:p>
             <w:pPr>
-              <w:pStyle w:val="BodyText"/>
+              <w:pStyle w:val="a3"/>
               <w:ind w:right="-1"/>
               <w:jc w:val="center"/>
               <w:rPr>
@@ -12761,7 +12844,7 @@
           </w:tcPr>
           <w:p>
             <w:pPr>
-              <w:pStyle w:val="BodyText"/>
+              <w:pStyle w:val="a3"/>
               <w:ind w:right="-1"/>
               <w:jc w:val="center"/>
               <w:rPr>
@@ -12786,7 +12869,7 @@
           </w:tcPr>
           <w:p>
             <w:pPr>
-              <w:pStyle w:val="BodyText"/>
+              <w:pStyle w:val="a3"/>
               <w:ind w:right="-1"/>
               <w:jc w:val="left"/>
               <w:rPr>
@@ -12803,7 +12886,7 @@
           </w:tcPr>
           <w:p>
             <w:pPr>
-              <w:pStyle w:val="BodyText"/>
+              <w:pStyle w:val="a3"/>
               <w:ind w:right="-1"/>
               <w:jc w:val="left"/>
               <w:rPr>
@@ -12821,7 +12904,7 @@
           </w:tcPr>
           <w:p>
             <w:pPr>
-              <w:pStyle w:val="BodyText"/>
+              <w:pStyle w:val="a3"/>
               <w:ind w:right="-1"/>
               <w:jc w:val="left"/>
               <w:rPr>
@@ -12838,7 +12921,7 @@
           </w:tcPr>
           <w:p>
             <w:pPr>
-              <w:pStyle w:val="BodyText"/>
+              <w:pStyle w:val="a3"/>
               <w:ind w:right="-1"/>
               <w:jc w:val="left"/>
               <w:rPr>
@@ -12856,7 +12939,7 @@
           </w:tcPr>
           <w:p>
             <w:pPr>
-              <w:pStyle w:val="BodyText"/>
+              <w:pStyle w:val="a3"/>
               <w:ind w:right="-1"/>
               <w:jc w:val="left"/>
               <w:rPr>
@@ -12874,7 +12957,7 @@
           </w:tcPr>
           <w:p>
             <w:pPr>
-              <w:pStyle w:val="BodyText"/>
+              <w:pStyle w:val="a3"/>
               <w:ind w:right="-1"/>
               <w:jc w:val="left"/>
               <w:rPr>
@@ -12892,7 +12975,7 @@
           </w:tcPr>
           <w:p>
             <w:pPr>
-              <w:pStyle w:val="BodyText"/>
+              <w:pStyle w:val="a3"/>
               <w:ind w:right="-1"/>
               <w:jc w:val="left"/>
               <w:rPr>
@@ -12909,7 +12992,7 @@
           </w:tcPr>
           <w:p>
             <w:pPr>
-              <w:pStyle w:val="BodyText"/>
+              <w:pStyle w:val="a3"/>
               <w:ind w:right="-1"/>
               <w:jc w:val="left"/>
               <w:rPr>
@@ -12926,7 +13009,7 @@
           </w:tcPr>
           <w:p>
             <w:pPr>
-              <w:pStyle w:val="BodyText"/>
+              <w:pStyle w:val="a3"/>
               <w:ind w:right="-1"/>
               <w:jc w:val="left"/>
               <w:rPr>
@@ -12943,7 +13026,7 @@
           </w:tcPr>
           <w:p>
             <w:pPr>
-              <w:pStyle w:val="BodyText"/>
+              <w:pStyle w:val="a3"/>
               <w:ind w:right="-1"/>
               <w:jc w:val="left"/>
               <w:rPr>
@@ -12961,7 +13044,7 @@
           </w:tcPr>
           <w:p>
             <w:pPr>
-              <w:pStyle w:val="BodyText"/>
+              <w:pStyle w:val="a3"/>
               <w:ind w:right="-1"/>
               <w:jc w:val="left"/>
               <w:rPr>
@@ -12985,7 +13068,7 @@
           </w:tcPr>
           <w:p>
             <w:pPr>
-              <w:pStyle w:val="BodyText"/>
+              <w:pStyle w:val="a3"/>
               <w:ind w:right="-1"/>
               <w:jc w:val="left"/>
               <w:rPr>
@@ -13009,7 +13092,7 @@
           </w:tcPr>
           <w:p>
             <w:pPr>
-              <w:pStyle w:val="BodyText"/>
+              <w:pStyle w:val="a3"/>
               <w:ind w:right="-1"/>
               <w:jc w:val="left"/>
               <w:rPr>
@@ -13027,7 +13110,7 @@
           </w:tcPr>
           <w:p>
             <w:pPr>
-              <w:pStyle w:val="BodyText"/>
+              <w:pStyle w:val="a3"/>
               <w:ind w:right="-1"/>
               <w:jc w:val="left"/>
               <w:rPr>
@@ -13044,7 +13127,7 @@
           </w:tcPr>
           <w:p>
             <w:pPr>
-              <w:pStyle w:val="BodyText"/>
+              <w:pStyle w:val="a3"/>
               <w:ind w:right="-1"/>
               <w:jc w:val="left"/>
               <w:rPr>
@@ -13062,7 +13145,7 @@
           </w:tcPr>
           <w:p>
             <w:pPr>
-              <w:pStyle w:val="BodyText"/>
+              <w:pStyle w:val="a3"/>
               <w:ind w:right="-1"/>
               <w:jc w:val="left"/>
               <w:rPr>
@@ -13080,7 +13163,7 @@
           </w:tcPr>
           <w:p>
             <w:pPr>
-              <w:pStyle w:val="BodyText"/>
+              <w:pStyle w:val="a3"/>
               <w:ind w:right="-1"/>
               <w:jc w:val="left"/>
               <w:rPr>
@@ -13098,7 +13181,7 @@
           </w:tcPr>
           <w:p>
             <w:pPr>
-              <w:pStyle w:val="BodyText"/>
+              <w:pStyle w:val="a3"/>
               <w:ind w:right="-1"/>
               <w:jc w:val="left"/>
               <w:rPr>
@@ -13122,7 +13205,7 @@
           </w:tcPr>
           <w:p>
             <w:pPr>
-              <w:pStyle w:val="BodyText"/>
+              <w:pStyle w:val="a3"/>
               <w:ind w:right="-1"/>
               <w:jc w:val="left"/>
               <w:rPr>
@@ -13139,7 +13222,7 @@
           </w:tcPr>
           <w:p>
             <w:pPr>
-              <w:pStyle w:val="BodyText"/>
+              <w:pStyle w:val="a3"/>
               <w:ind w:right="-1"/>
               <w:jc w:val="left"/>
               <w:rPr>
@@ -13156,7 +13239,7 @@
           </w:tcPr>
           <w:p>
             <w:pPr>
-              <w:pStyle w:val="BodyText"/>
+              <w:pStyle w:val="a3"/>
               <w:ind w:right="-1"/>
               <w:jc w:val="left"/>
               <w:rPr>
@@ -13174,7 +13257,7 @@
           </w:tcPr>
           <w:p>
             <w:pPr>
-              <w:pStyle w:val="BodyText"/>
+              <w:pStyle w:val="a3"/>
               <w:ind w:right="-1"/>
               <w:jc w:val="left"/>
               <w:rPr>
@@ -13188,16 +13271,16 @@
     </w:tbl>
     <w:p>
       <w:pPr>
-        <w:pStyle w:val="BodyText"/>
-        <w:rPr>
-          <w:sz w:val="20"/>
-          <w:szCs w:val="20"/>
-        </w:rPr>
-      </w:pPr>
-    </w:p>
-    <w:p>
-      <w:pPr>
-        <w:pStyle w:val="BodyText"/>
+        <w:pStyle w:val="a3"/>
+        <w:rPr>
+          <w:sz w:val="20"/>
+          <w:szCs w:val="20"/>
+        </w:rPr>
+      </w:pPr>
+    </w:p>
+    <w:p>
+      <w:pPr>
+        <w:pStyle w:val="a3"/>
         <w:ind w:right="-1" w:firstLine="360"/>
         <w:rPr>
           <w:sz w:val="18"/>
@@ -13207,7 +13290,7 @@
     </w:p>
     <w:p>
       <w:pPr>
-        <w:pStyle w:val="BodyText"/>
+        <w:pStyle w:val="a3"/>
         <w:ind w:right="-1" w:firstLine="360"/>
         <w:rPr>
           <w:sz w:val="18"/>
@@ -13217,7 +13300,7 @@
     </w:p>
     <w:p>
       <w:pPr>
-        <w:pStyle w:val="BodyText"/>
+        <w:pStyle w:val="a3"/>
         <w:ind w:right="-1" w:firstLine="6300"/>
         <w:rPr>
           <w:sz w:val="20"/>
@@ -13234,7 +13317,7 @@
     </w:p>
     <w:p>
       <w:pPr>
-        <w:pStyle w:val="BodyText"/>
+        <w:pStyle w:val="a3"/>
         <w:ind w:right="-1" w:firstLine="6300"/>
         <w:rPr>
           <w:sz w:val="20"/>
@@ -13251,7 +13334,7 @@
     </w:p>
     <w:p>
       <w:pPr>
-        <w:pStyle w:val="BodyText"/>
+        <w:pStyle w:val="a3"/>
         <w:ind w:right="-1" w:firstLine="6300"/>
         <w:rPr>
           <w:sz w:val="20"/>
@@ -13276,9 +13359,9 @@
       </w:pPr>
     </w:p>
     <w:sectPr>
-      <w:headerReference w:type="default" r:id="rId10"/>
-      <w:footerReference w:type="even" r:id="rId11"/>
-      <w:footerReference w:type="default" r:id="rId12"/>
+      <w:headerReference w:type="default" r:id="rId11"/>
+      <w:footerReference w:type="even" r:id="rId12"/>
+      <w:footerReference w:type="default" r:id="rId13"/>
       <w:type w:val="nextColumn"/>
       <w:pgSz w:w="11907" w:h="16840" w:code="9"/>
       <w:pgMar w:top="567" w:right="567" w:bottom="567" w:left="540" w:header="284" w:footer="0" w:gutter="0"/>
@@ -13289,7 +13372,7 @@
 </file>
 
 <file path=word/endnotes.xml><?xml version="1.0" encoding="utf-8"?>
-<w:endnotes xmlns:wpc="http://schemas.microsoft.com/office/word/2010/wordprocessingCanvas" xmlns:cx="http://schemas.microsoft.com/office/drawing/2014/chartex" xmlns:cx1="http://schemas.microsoft.com/office/drawing/2015/9/8/chartex" xmlns:cx2="http://schemas.microsoft.com/office/drawing/2015/10/21/chartex" xmlns:cx3="http://schemas.microsoft.com/office/drawing/2016/5/9/chartex" xmlns:cx4="http://schemas.microsoft.com/office/drawing/2016/5/10/chartex" xmlns:cx5="http://schemas.microsoft.com/office/drawing/2016/5/11/chartex" xmlns:cx6="http://schemas.microsoft.com/office/drawing/2016/5/12/chartex" xmlns:cx7="http://schemas.microsoft.com/office/drawing/2016/5/13/chartex" xmlns:cx8="http://schemas.microsoft.com/office/drawing/2016/5/14/chartex" xmlns:mc="http://schemas.openxmlformats.org/markup-compatibility/2006" xmlns:aink="http://schemas.microsoft.com/office/drawing/2016/ink" xmlns:am3d="http://schemas.microsoft.com/office/drawing/2017/model3d" xmlns:o="urn:schemas-microsoft-com:office:office" xmlns:oel="http://schemas.microsoft.com/office/2019/extlst" xmlns:r="http://schemas.openxmlformats.org/officeDocument/2006/relationships" xmlns:m="http://schemas.openxmlformats.org/officeDocument/2006/math" xmlns:v="urn:schemas-microsoft-com:vml" xmlns:wp14="http://schemas.microsoft.com/office/word/2010/wordprocessingDrawing" xmlns:wp="http://schemas.openxmlformats.org/drawingml/2006/wordprocessingDrawing" xmlns:w10="urn:schemas-microsoft-com:office:word" xmlns:w="http://schemas.openxmlformats.org/wordprocessingml/2006/main" xmlns:w14="http://schemas.microsoft.com/office/word/2010/wordml" xmlns:w15="http://schemas.microsoft.com/office/word/2012/wordml" xmlns:w16cex="http://schemas.microsoft.com/office/word/2018/wordml/cex" xmlns:w16cid="http://schemas.microsoft.com/office/word/2016/wordml/cid" xmlns:w16="http://schemas.microsoft.com/office/word/2018/wordml" xmlns:w16sdtdh="http://schemas.microsoft.com/office/word/2020/wordml/sdtdatahash" xmlns:w16se="http://schemas.microsoft.com/office/word/2015/wordml/symex" xmlns:wpg="http://schemas.microsoft.com/office/word/2010/wordprocessingGroup" xmlns:wpi="http://schemas.microsoft.com/office/word/2010/wordprocessingInk" xmlns:wne="http://schemas.microsoft.com/office/word/2006/wordml" xmlns:wps="http://schemas.microsoft.com/office/word/2010/wordprocessingShape" mc:Ignorable="w14 w15 w16se w16cid w16 w16cex w16sdtdh wp14">
+<w:endnotes xmlns:wpc="http://schemas.microsoft.com/office/word/2010/wordprocessingCanvas" xmlns:mc="http://schemas.openxmlformats.org/markup-compatibility/2006" xmlns:o="urn:schemas-microsoft-com:office:office" xmlns:r="http://schemas.openxmlformats.org/officeDocument/2006/relationships" xmlns:m="http://schemas.openxmlformats.org/officeDocument/2006/math" xmlns:v="urn:schemas-microsoft-com:vml" xmlns:wp14="http://schemas.microsoft.com/office/word/2010/wordprocessingDrawing" xmlns:wp="http://schemas.openxmlformats.org/drawingml/2006/wordprocessingDrawing" xmlns:w10="urn:schemas-microsoft-com:office:word" xmlns:w="http://schemas.openxmlformats.org/wordprocessingml/2006/main" xmlns:w14="http://schemas.microsoft.com/office/word/2010/wordml" xmlns:w15="http://schemas.microsoft.com/office/word/2012/wordml" xmlns:wpg="http://schemas.microsoft.com/office/word/2010/wordprocessingGroup" xmlns:wpi="http://schemas.microsoft.com/office/word/2010/wordprocessingInk" xmlns:wne="http://schemas.microsoft.com/office/word/2006/wordml" xmlns:wps="http://schemas.microsoft.com/office/word/2010/wordprocessingShape" mc:Ignorable="w14 w15 wp14">
   <w:endnote w:type="separator" w:id="-1">
     <w:p>
       <w:r>
@@ -13308,37 +13391,37 @@
 </file>
 
 <file path=word/footer1.xml><?xml version="1.0" encoding="utf-8"?>
-<w:ftr xmlns:wpc="http://schemas.microsoft.com/office/word/2010/wordprocessingCanvas" xmlns:cx="http://schemas.microsoft.com/office/drawing/2014/chartex" xmlns:cx1="http://schemas.microsoft.com/office/drawing/2015/9/8/chartex" xmlns:cx2="http://schemas.microsoft.com/office/drawing/2015/10/21/chartex" xmlns:cx3="http://schemas.microsoft.com/office/drawing/2016/5/9/chartex" xmlns:cx4="http://schemas.microsoft.com/office/drawing/2016/5/10/chartex" xmlns:cx5="http://schemas.microsoft.com/office/drawing/2016/5/11/chartex" xmlns:cx6="http://schemas.microsoft.com/office/drawing/2016/5/12/chartex" xmlns:cx7="http://schemas.microsoft.com/office/drawing/2016/5/13/chartex" xmlns:cx8="http://schemas.microsoft.com/office/drawing/2016/5/14/chartex" xmlns:mc="http://schemas.openxmlformats.org/markup-compatibility/2006" xmlns:aink="http://schemas.microsoft.com/office/drawing/2016/ink" xmlns:am3d="http://schemas.microsoft.com/office/drawing/2017/model3d" xmlns:o="urn:schemas-microsoft-com:office:office" xmlns:oel="http://schemas.microsoft.com/office/2019/extlst" xmlns:r="http://schemas.openxmlformats.org/officeDocument/2006/relationships" xmlns:m="http://schemas.openxmlformats.org/officeDocument/2006/math" xmlns:v="urn:schemas-microsoft-com:vml" xmlns:wp14="http://schemas.microsoft.com/office/word/2010/wordprocessingDrawing" xmlns:wp="http://schemas.openxmlformats.org/drawingml/2006/wordprocessingDrawing" xmlns:w10="urn:schemas-microsoft-com:office:word" xmlns:w="http://schemas.openxmlformats.org/wordprocessingml/2006/main" xmlns:w14="http://schemas.microsoft.com/office/word/2010/wordml" xmlns:w15="http://schemas.microsoft.com/office/word/2012/wordml" xmlns:w16cex="http://schemas.microsoft.com/office/word/2018/wordml/cex" xmlns:w16cid="http://schemas.microsoft.com/office/word/2016/wordml/cid" xmlns:w16="http://schemas.microsoft.com/office/word/2018/wordml" xmlns:w16sdtdh="http://schemas.microsoft.com/office/word/2020/wordml/sdtdatahash" xmlns:w16se="http://schemas.microsoft.com/office/word/2015/wordml/symex" xmlns:wpg="http://schemas.microsoft.com/office/word/2010/wordprocessingGroup" xmlns:wpi="http://schemas.microsoft.com/office/word/2010/wordprocessingInk" xmlns:wne="http://schemas.microsoft.com/office/word/2006/wordml" xmlns:wps="http://schemas.microsoft.com/office/word/2010/wordprocessingShape" mc:Ignorable="w14 w15 w16se w16cid w16 w16cex w16sdtdh wp14">
+<w:ftr xmlns:wpc="http://schemas.microsoft.com/office/word/2010/wordprocessingCanvas" xmlns:mc="http://schemas.openxmlformats.org/markup-compatibility/2006" xmlns:o="urn:schemas-microsoft-com:office:office" xmlns:r="http://schemas.openxmlformats.org/officeDocument/2006/relationships" xmlns:m="http://schemas.openxmlformats.org/officeDocument/2006/math" xmlns:v="urn:schemas-microsoft-com:vml" xmlns:wp14="http://schemas.microsoft.com/office/word/2010/wordprocessingDrawing" xmlns:wp="http://schemas.openxmlformats.org/drawingml/2006/wordprocessingDrawing" xmlns:w10="urn:schemas-microsoft-com:office:word" xmlns:w="http://schemas.openxmlformats.org/wordprocessingml/2006/main" xmlns:w14="http://schemas.microsoft.com/office/word/2010/wordml" xmlns:w15="http://schemas.microsoft.com/office/word/2012/wordml" xmlns:wpg="http://schemas.microsoft.com/office/word/2010/wordprocessingGroup" xmlns:wpi="http://schemas.microsoft.com/office/word/2010/wordprocessingInk" xmlns:wne="http://schemas.microsoft.com/office/word/2006/wordml" xmlns:wps="http://schemas.microsoft.com/office/word/2010/wordprocessingShape" mc:Ignorable="w14 w15 wp14">
   <w:p>
     <w:pPr>
-      <w:pStyle w:val="Footer"/>
+      <w:pStyle w:val="a7"/>
       <w:framePr w:wrap="around" w:vAnchor="text" w:hAnchor="margin" w:xAlign="right" w:y="1"/>
       <w:rPr>
-        <w:rStyle w:val="PageNumber"/>
+        <w:rStyle w:val="ae"/>
       </w:rPr>
     </w:pPr>
     <w:r>
       <w:rPr>
-        <w:rStyle w:val="PageNumber"/>
+        <w:rStyle w:val="ae"/>
       </w:rPr>
       <w:fldChar w:fldCharType="begin"/>
     </w:r>
     <w:r>
       <w:rPr>
-        <w:rStyle w:val="PageNumber"/>
+        <w:rStyle w:val="ae"/>
       </w:rPr>
       <w:instrText xml:space="preserve">PAGE  </w:instrText>
     </w:r>
     <w:r>
       <w:rPr>
-        <w:rStyle w:val="PageNumber"/>
+        <w:rStyle w:val="ae"/>
       </w:rPr>
       <w:fldChar w:fldCharType="end"/>
     </w:r>
   </w:p>
   <w:p>
     <w:pPr>
-      <w:pStyle w:val="Footer"/>
+      <w:pStyle w:val="a7"/>
       <w:ind w:right="360"/>
     </w:pPr>
   </w:p>
@@ -13346,20 +13429,20 @@
 </file>
 
 <file path=word/footer2.xml><?xml version="1.0" encoding="utf-8"?>
-<w:ftr xmlns:wpc="http://schemas.microsoft.com/office/word/2010/wordprocessingCanvas" xmlns:cx="http://schemas.microsoft.com/office/drawing/2014/chartex" xmlns:cx1="http://schemas.microsoft.com/office/drawing/2015/9/8/chartex" xmlns:cx2="http://schemas.microsoft.com/office/drawing/2015/10/21/chartex" xmlns:cx3="http://schemas.microsoft.com/office/drawing/2016/5/9/chartex" xmlns:cx4="http://schemas.microsoft.com/office/drawing/2016/5/10/chartex" xmlns:cx5="http://schemas.microsoft.com/office/drawing/2016/5/11/chartex" xmlns:cx6="http://schemas.microsoft.com/office/drawing/2016/5/12/chartex" xmlns:cx7="http://schemas.microsoft.com/office/drawing/2016/5/13/chartex" xmlns:cx8="http://schemas.microsoft.com/office/drawing/2016/5/14/chartex" xmlns:mc="http://schemas.openxmlformats.org/markup-compatibility/2006" xmlns:aink="http://schemas.microsoft.com/office/drawing/2016/ink" xmlns:am3d="http://schemas.microsoft.com/office/drawing/2017/model3d" xmlns:o="urn:schemas-microsoft-com:office:office" xmlns:oel="http://schemas.microsoft.com/office/2019/extlst" xmlns:r="http://schemas.openxmlformats.org/officeDocument/2006/relationships" xmlns:m="http://schemas.openxmlformats.org/officeDocument/2006/math" xmlns:v="urn:schemas-microsoft-com:vml" xmlns:wp14="http://schemas.microsoft.com/office/word/2010/wordprocessingDrawing" xmlns:wp="http://schemas.openxmlformats.org/drawingml/2006/wordprocessingDrawing" xmlns:w10="urn:schemas-microsoft-com:office:word" xmlns:w="http://schemas.openxmlformats.org/wordprocessingml/2006/main" xmlns:w14="http://schemas.microsoft.com/office/word/2010/wordml" xmlns:w15="http://schemas.microsoft.com/office/word/2012/wordml" xmlns:w16cex="http://schemas.microsoft.com/office/word/2018/wordml/cex" xmlns:w16cid="http://schemas.microsoft.com/office/word/2016/wordml/cid" xmlns:w16="http://schemas.microsoft.com/office/word/2018/wordml" xmlns:w16sdtdh="http://schemas.microsoft.com/office/word/2020/wordml/sdtdatahash" xmlns:w16se="http://schemas.microsoft.com/office/word/2015/wordml/symex" xmlns:wpg="http://schemas.microsoft.com/office/word/2010/wordprocessingGroup" xmlns:wpi="http://schemas.microsoft.com/office/word/2010/wordprocessingInk" xmlns:wne="http://schemas.microsoft.com/office/word/2006/wordml" xmlns:wps="http://schemas.microsoft.com/office/word/2010/wordprocessingShape" mc:Ignorable="w14 w15 w16se w16cid w16 w16cex w16sdtdh wp14">
+<w:ftr xmlns:wpc="http://schemas.microsoft.com/office/word/2010/wordprocessingCanvas" xmlns:mc="http://schemas.openxmlformats.org/markup-compatibility/2006" xmlns:o="urn:schemas-microsoft-com:office:office" xmlns:r="http://schemas.openxmlformats.org/officeDocument/2006/relationships" xmlns:m="http://schemas.openxmlformats.org/officeDocument/2006/math" xmlns:v="urn:schemas-microsoft-com:vml" xmlns:wp14="http://schemas.microsoft.com/office/word/2010/wordprocessingDrawing" xmlns:wp="http://schemas.openxmlformats.org/drawingml/2006/wordprocessingDrawing" xmlns:w10="urn:schemas-microsoft-com:office:word" xmlns:w="http://schemas.openxmlformats.org/wordprocessingml/2006/main" xmlns:w14="http://schemas.microsoft.com/office/word/2010/wordml" xmlns:w15="http://schemas.microsoft.com/office/word/2012/wordml" xmlns:wpg="http://schemas.microsoft.com/office/word/2010/wordprocessingGroup" xmlns:wpi="http://schemas.microsoft.com/office/word/2010/wordprocessingInk" xmlns:wne="http://schemas.microsoft.com/office/word/2006/wordml" xmlns:wps="http://schemas.microsoft.com/office/word/2010/wordprocessingShape" mc:Ignorable="w14 w15 wp14">
   <w:p>
     <w:pPr>
-      <w:pStyle w:val="Footer"/>
+      <w:pStyle w:val="a7"/>
       <w:framePr w:wrap="around" w:vAnchor="text" w:hAnchor="margin" w:xAlign="right" w:y="1"/>
       <w:rPr>
-        <w:rStyle w:val="PageNumber"/>
+        <w:rStyle w:val="ae"/>
         <w:sz w:val="18"/>
         <w:szCs w:val="18"/>
       </w:rPr>
     </w:pPr>
     <w:r>
       <w:rPr>
-        <w:rStyle w:val="PageNumber"/>
+        <w:rStyle w:val="ae"/>
         <w:sz w:val="18"/>
         <w:szCs w:val="18"/>
       </w:rPr>
@@ -13367,7 +13450,7 @@
     </w:r>
     <w:r>
       <w:rPr>
-        <w:rStyle w:val="PageNumber"/>
+        <w:rStyle w:val="ae"/>
         <w:sz w:val="18"/>
         <w:szCs w:val="18"/>
       </w:rPr>
@@ -13375,7 +13458,7 @@
     </w:r>
     <w:r>
       <w:rPr>
-        <w:rStyle w:val="PageNumber"/>
+        <w:rStyle w:val="ae"/>
         <w:sz w:val="18"/>
         <w:szCs w:val="18"/>
       </w:rPr>
@@ -13383,16 +13466,16 @@
     </w:r>
     <w:r>
       <w:rPr>
-        <w:rStyle w:val="PageNumber"/>
+        <w:rStyle w:val="ae"/>
         <w:noProof/>
         <w:sz w:val="18"/>
         <w:szCs w:val="18"/>
       </w:rPr>
-      <w:t>7</w:t>
+      <w:t>5</w:t>
     </w:r>
     <w:r>
       <w:rPr>
-        <w:rStyle w:val="PageNumber"/>
+        <w:rStyle w:val="ae"/>
         <w:sz w:val="18"/>
         <w:szCs w:val="18"/>
       </w:rPr>
@@ -13481,15 +13564,7 @@
               <w:szCs w:val="18"/>
               <w:lang w:val="uk-UA"/>
             </w:rPr>
-            <w:t>В.В. Харчишин</w:t>
-          </w:r>
-          <w:r>
-            <w:rPr>
-              <w:sz w:val="18"/>
-              <w:szCs w:val="18"/>
-              <w:lang w:val="uk-UA"/>
-            </w:rPr>
-            <w:t xml:space="preserve"> </w:t>
+            <w:t xml:space="preserve">Л.А. Цимбал </w:t>
           </w:r>
           <w:r>
             <w:rPr>
@@ -13657,7 +13732,7 @@
   </w:tbl>
   <w:p>
     <w:pPr>
-      <w:pStyle w:val="Footer"/>
+      <w:pStyle w:val="a7"/>
       <w:rPr>
         <w:lang w:val="uk-UA"/>
       </w:rPr>
@@ -13667,7 +13742,7 @@
 </file>
 
 <file path=word/footnotes.xml><?xml version="1.0" encoding="utf-8"?>
-<w:footnotes xmlns:wpc="http://schemas.microsoft.com/office/word/2010/wordprocessingCanvas" xmlns:cx="http://schemas.microsoft.com/office/drawing/2014/chartex" xmlns:cx1="http://schemas.microsoft.com/office/drawing/2015/9/8/chartex" xmlns:cx2="http://schemas.microsoft.com/office/drawing/2015/10/21/chartex" xmlns:cx3="http://schemas.microsoft.com/office/drawing/2016/5/9/chartex" xmlns:cx4="http://schemas.microsoft.com/office/drawing/2016/5/10/chartex" xmlns:cx5="http://schemas.microsoft.com/office/drawing/2016/5/11/chartex" xmlns:cx6="http://schemas.microsoft.com/office/drawing/2016/5/12/chartex" xmlns:cx7="http://schemas.microsoft.com/office/drawing/2016/5/13/chartex" xmlns:cx8="http://schemas.microsoft.com/office/drawing/2016/5/14/chartex" xmlns:mc="http://schemas.openxmlformats.org/markup-compatibility/2006" xmlns:aink="http://schemas.microsoft.com/office/drawing/2016/ink" xmlns:am3d="http://schemas.microsoft.com/office/drawing/2017/model3d" xmlns:o="urn:schemas-microsoft-com:office:office" xmlns:oel="http://schemas.microsoft.com/office/2019/extlst" xmlns:r="http://schemas.openxmlformats.org/officeDocument/2006/relationships" xmlns:m="http://schemas.openxmlformats.org/officeDocument/2006/math" xmlns:v="urn:schemas-microsoft-com:vml" xmlns:wp14="http://schemas.microsoft.com/office/word/2010/wordprocessingDrawing" xmlns:wp="http://schemas.openxmlformats.org/drawingml/2006/wordprocessingDrawing" xmlns:w10="urn:schemas-microsoft-com:office:word" xmlns:w="http://schemas.openxmlformats.org/wordprocessingml/2006/main" xmlns:w14="http://schemas.microsoft.com/office/word/2010/wordml" xmlns:w15="http://schemas.microsoft.com/office/word/2012/wordml" xmlns:w16cex="http://schemas.microsoft.com/office/word/2018/wordml/cex" xmlns:w16cid="http://schemas.microsoft.com/office/word/2016/wordml/cid" xmlns:w16="http://schemas.microsoft.com/office/word/2018/wordml" xmlns:w16sdtdh="http://schemas.microsoft.com/office/word/2020/wordml/sdtdatahash" xmlns:w16se="http://schemas.microsoft.com/office/word/2015/wordml/symex" xmlns:wpg="http://schemas.microsoft.com/office/word/2010/wordprocessingGroup" xmlns:wpi="http://schemas.microsoft.com/office/word/2010/wordprocessingInk" xmlns:wne="http://schemas.microsoft.com/office/word/2006/wordml" xmlns:wps="http://schemas.microsoft.com/office/word/2010/wordprocessingShape" mc:Ignorable="w14 w15 w16se w16cid w16 w16cex w16sdtdh wp14">
+<w:footnotes xmlns:wpc="http://schemas.microsoft.com/office/word/2010/wordprocessingCanvas" xmlns:mc="http://schemas.openxmlformats.org/markup-compatibility/2006" xmlns:o="urn:schemas-microsoft-com:office:office" xmlns:r="http://schemas.openxmlformats.org/officeDocument/2006/relationships" xmlns:m="http://schemas.openxmlformats.org/officeDocument/2006/math" xmlns:v="urn:schemas-microsoft-com:vml" xmlns:wp14="http://schemas.microsoft.com/office/word/2010/wordprocessingDrawing" xmlns:wp="http://schemas.openxmlformats.org/drawingml/2006/wordprocessingDrawing" xmlns:w10="urn:schemas-microsoft-com:office:word" xmlns:w="http://schemas.openxmlformats.org/wordprocessingml/2006/main" xmlns:w14="http://schemas.microsoft.com/office/word/2010/wordml" xmlns:w15="http://schemas.microsoft.com/office/word/2012/wordml" xmlns:wpg="http://schemas.microsoft.com/office/word/2010/wordprocessingGroup" xmlns:wpi="http://schemas.microsoft.com/office/word/2010/wordprocessingInk" xmlns:wne="http://schemas.microsoft.com/office/word/2006/wordml" xmlns:wps="http://schemas.microsoft.com/office/word/2010/wordprocessingShape" mc:Ignorable="w14 w15 wp14">
   <w:footnote w:type="separator" w:id="-1">
     <w:p>
       <w:r>
@@ -13686,10 +13761,10 @@
 </file>
 
 <file path=word/header1.xml><?xml version="1.0" encoding="utf-8"?>
-<w:hdr xmlns:wpc="http://schemas.microsoft.com/office/word/2010/wordprocessingCanvas" xmlns:cx="http://schemas.microsoft.com/office/drawing/2014/chartex" xmlns:cx1="http://schemas.microsoft.com/office/drawing/2015/9/8/chartex" xmlns:cx2="http://schemas.microsoft.com/office/drawing/2015/10/21/chartex" xmlns:cx3="http://schemas.microsoft.com/office/drawing/2016/5/9/chartex" xmlns:cx4="http://schemas.microsoft.com/office/drawing/2016/5/10/chartex" xmlns:cx5="http://schemas.microsoft.com/office/drawing/2016/5/11/chartex" xmlns:cx6="http://schemas.microsoft.com/office/drawing/2016/5/12/chartex" xmlns:cx7="http://schemas.microsoft.com/office/drawing/2016/5/13/chartex" xmlns:cx8="http://schemas.microsoft.com/office/drawing/2016/5/14/chartex" xmlns:mc="http://schemas.openxmlformats.org/markup-compatibility/2006" xmlns:aink="http://schemas.microsoft.com/office/drawing/2016/ink" xmlns:am3d="http://schemas.microsoft.com/office/drawing/2017/model3d" xmlns:o="urn:schemas-microsoft-com:office:office" xmlns:oel="http://schemas.microsoft.com/office/2019/extlst" xmlns:r="http://schemas.openxmlformats.org/officeDocument/2006/relationships" xmlns:m="http://schemas.openxmlformats.org/officeDocument/2006/math" xmlns:v="urn:schemas-microsoft-com:vml" xmlns:wp14="http://schemas.microsoft.com/office/word/2010/wordprocessingDrawing" xmlns:wp="http://schemas.openxmlformats.org/drawingml/2006/wordprocessingDrawing" xmlns:w10="urn:schemas-microsoft-com:office:word" xmlns:w="http://schemas.openxmlformats.org/wordprocessingml/2006/main" xmlns:w14="http://schemas.microsoft.com/office/word/2010/wordml" xmlns:w15="http://schemas.microsoft.com/office/word/2012/wordml" xmlns:w16cex="http://schemas.microsoft.com/office/word/2018/wordml/cex" xmlns:w16cid="http://schemas.microsoft.com/office/word/2016/wordml/cid" xmlns:w16="http://schemas.microsoft.com/office/word/2018/wordml" xmlns:w16sdtdh="http://schemas.microsoft.com/office/word/2020/wordml/sdtdatahash" xmlns:w16se="http://schemas.microsoft.com/office/word/2015/wordml/symex" xmlns:wpg="http://schemas.microsoft.com/office/word/2010/wordprocessingGroup" xmlns:wpi="http://schemas.microsoft.com/office/word/2010/wordprocessingInk" xmlns:wne="http://schemas.microsoft.com/office/word/2006/wordml" xmlns:wps="http://schemas.microsoft.com/office/word/2010/wordprocessingShape" mc:Ignorable="w14 w15 w16se w16cid w16 w16cex w16sdtdh wp14">
+<w:hdr xmlns:wpc="http://schemas.microsoft.com/office/word/2010/wordprocessingCanvas" xmlns:mc="http://schemas.openxmlformats.org/markup-compatibility/2006" xmlns:o="urn:schemas-microsoft-com:office:office" xmlns:r="http://schemas.openxmlformats.org/officeDocument/2006/relationships" xmlns:m="http://schemas.openxmlformats.org/officeDocument/2006/math" xmlns:v="urn:schemas-microsoft-com:vml" xmlns:wp14="http://schemas.microsoft.com/office/word/2010/wordprocessingDrawing" xmlns:wp="http://schemas.openxmlformats.org/drawingml/2006/wordprocessingDrawing" xmlns:w10="urn:schemas-microsoft-com:office:word" xmlns:w="http://schemas.openxmlformats.org/wordprocessingml/2006/main" xmlns:w14="http://schemas.microsoft.com/office/word/2010/wordml" xmlns:w15="http://schemas.microsoft.com/office/word/2012/wordml" xmlns:wpg="http://schemas.microsoft.com/office/word/2010/wordprocessingGroup" xmlns:wpi="http://schemas.microsoft.com/office/word/2010/wordprocessingInk" xmlns:wne="http://schemas.microsoft.com/office/word/2006/wordml" xmlns:wps="http://schemas.microsoft.com/office/word/2010/wordprocessingShape" mc:Ignorable="w14 w15 wp14">
   <w:p>
     <w:pPr>
-      <w:pStyle w:val="Header"/>
+      <w:pStyle w:val="a5"/>
       <w:rPr>
         <w:b w:val="0"/>
         <w:bCs w:val="0"/>
@@ -13756,8 +13831,8 @@
 </file>
 
 <file path=word/numbering.xml><?xml version="1.0" encoding="utf-8"?>
-<w:numbering xmlns:wpc="http://schemas.microsoft.com/office/word/2010/wordprocessingCanvas" xmlns:cx="http://schemas.microsoft.com/office/drawing/2014/chartex" xmlns:cx1="http://schemas.microsoft.com/office/drawing/2015/9/8/chartex" xmlns:cx2="http://schemas.microsoft.com/office/drawing/2015/10/21/chartex" xmlns:cx3="http://schemas.microsoft.com/office/drawing/2016/5/9/chartex" xmlns:cx4="http://schemas.microsoft.com/office/drawing/2016/5/10/chartex" xmlns:cx5="http://schemas.microsoft.com/office/drawing/2016/5/11/chartex" xmlns:cx6="http://schemas.microsoft.com/office/drawing/2016/5/12/chartex" xmlns:cx7="http://schemas.microsoft.com/office/drawing/2016/5/13/chartex" xmlns:cx8="http://schemas.microsoft.com/office/drawing/2016/5/14/chartex" xmlns:mc="http://schemas.openxmlformats.org/markup-compatibility/2006" xmlns:aink="http://schemas.microsoft.com/office/drawing/2016/ink" xmlns:am3d="http://schemas.microsoft.com/office/drawing/2017/model3d" xmlns:o="urn:schemas-microsoft-com:office:office" xmlns:oel="http://schemas.microsoft.com/office/2019/extlst" xmlns:r="http://schemas.openxmlformats.org/officeDocument/2006/relationships" xmlns:m="http://schemas.openxmlformats.org/officeDocument/2006/math" xmlns:v="urn:schemas-microsoft-com:vml" xmlns:wp14="http://schemas.microsoft.com/office/word/2010/wordprocessingDrawing" xmlns:wp="http://schemas.openxmlformats.org/drawingml/2006/wordprocessingDrawing" xmlns:w10="urn:schemas-microsoft-com:office:word" xmlns:w="http://schemas.openxmlformats.org/wordprocessingml/2006/main" xmlns:w14="http://schemas.microsoft.com/office/word/2010/wordml" xmlns:w15="http://schemas.microsoft.com/office/word/2012/wordml" xmlns:w16cex="http://schemas.microsoft.com/office/word/2018/wordml/cex" xmlns:w16cid="http://schemas.microsoft.com/office/word/2016/wordml/cid" xmlns:w16="http://schemas.microsoft.com/office/word/2018/wordml" xmlns:w16sdtdh="http://schemas.microsoft.com/office/word/2020/wordml/sdtdatahash" xmlns:w16se="http://schemas.microsoft.com/office/word/2015/wordml/symex" xmlns:wpg="http://schemas.microsoft.com/office/word/2010/wordprocessingGroup" xmlns:wpi="http://schemas.microsoft.com/office/word/2010/wordprocessingInk" xmlns:wne="http://schemas.microsoft.com/office/word/2006/wordml" xmlns:wps="http://schemas.microsoft.com/office/word/2010/wordprocessingShape" mc:Ignorable="w14 w15 w16se w16cid w16 w16cex w16sdtdh wp14">
-  <w:abstractNum w:abstractNumId="0" w15:restartNumberingAfterBreak="0">
+<w:numbering xmlns:wpc="http://schemas.microsoft.com/office/word/2010/wordprocessingCanvas" xmlns:mc="http://schemas.openxmlformats.org/markup-compatibility/2006" xmlns:o="urn:schemas-microsoft-com:office:office" xmlns:r="http://schemas.openxmlformats.org/officeDocument/2006/relationships" xmlns:m="http://schemas.openxmlformats.org/officeDocument/2006/math" xmlns:v="urn:schemas-microsoft-com:vml" xmlns:wp14="http://schemas.microsoft.com/office/word/2010/wordprocessingDrawing" xmlns:wp="http://schemas.openxmlformats.org/drawingml/2006/wordprocessingDrawing" xmlns:w10="urn:schemas-microsoft-com:office:word" xmlns:w="http://schemas.openxmlformats.org/wordprocessingml/2006/main" xmlns:w14="http://schemas.microsoft.com/office/word/2010/wordml" xmlns:w15="http://schemas.microsoft.com/office/word/2012/wordml" xmlns:wpg="http://schemas.microsoft.com/office/word/2010/wordprocessingGroup" xmlns:wpi="http://schemas.microsoft.com/office/word/2010/wordprocessingInk" xmlns:wne="http://schemas.microsoft.com/office/word/2006/wordml" xmlns:wps="http://schemas.microsoft.com/office/word/2010/wordprocessingShape" mc:Ignorable="w14 w15 wp14">
+  <w:abstractNum w:abstractNumId="0">
     <w:nsid w:val="7AA7255E"/>
     <w:multiLevelType w:val="hybridMultilevel"/>
     <w:tmpl w:val="8A1A955A"/>
@@ -13870,7 +13945,7 @@
       </w:pPr>
     </w:lvl>
   </w:abstractNum>
-  <w:abstractNum w:abstractNumId="1" w15:restartNumberingAfterBreak="0">
+  <w:abstractNum w:abstractNumId="1">
     <w:nsid w:val="7E7F1606"/>
     <w:multiLevelType w:val="hybridMultilevel"/>
     <w:tmpl w:val="2AE87D12"/>
@@ -13983,17 +14058,17 @@
       </w:pPr>
     </w:lvl>
   </w:abstractNum>
-  <w:num w:numId="1" w16cid:durableId="59718977">
+  <w:num w:numId="1">
     <w:abstractNumId w:val="0"/>
   </w:num>
-  <w:num w:numId="2" w16cid:durableId="1643197275">
+  <w:num w:numId="2">
     <w:abstractNumId w:val="1"/>
   </w:num>
 </w:numbering>
 </file>
 
 <file path=word/styles.xml><?xml version="1.0" encoding="utf-8"?>
-<w:styles xmlns:mc="http://schemas.openxmlformats.org/markup-compatibility/2006" xmlns:r="http://schemas.openxmlformats.org/officeDocument/2006/relationships" xmlns:w="http://schemas.openxmlformats.org/wordprocessingml/2006/main" xmlns:w14="http://schemas.microsoft.com/office/word/2010/wordml" xmlns:w15="http://schemas.microsoft.com/office/word/2012/wordml" xmlns:w16cex="http://schemas.microsoft.com/office/word/2018/wordml/cex" xmlns:w16cid="http://schemas.microsoft.com/office/word/2016/wordml/cid" xmlns:w16="http://schemas.microsoft.com/office/word/2018/wordml" xmlns:w16sdtdh="http://schemas.microsoft.com/office/word/2020/wordml/sdtdatahash" xmlns:w16se="http://schemas.microsoft.com/office/word/2015/wordml/symex" mc:Ignorable="w14 w15 w16se w16cid w16 w16cex w16sdtdh">
+<w:styles xmlns:mc="http://schemas.openxmlformats.org/markup-compatibility/2006" xmlns:r="http://schemas.openxmlformats.org/officeDocument/2006/relationships" xmlns:w="http://schemas.openxmlformats.org/wordprocessingml/2006/main" xmlns:w14="http://schemas.microsoft.com/office/word/2010/wordml" xmlns:w15="http://schemas.microsoft.com/office/word/2012/wordml" mc:Ignorable="w14 w15">
   <w:docDefaults>
     <w:rPrDefault>
       <w:rPr>
@@ -14009,7 +14084,7 @@
       </w:pPr>
     </w:pPrDefault>
   </w:docDefaults>
-  <w:latentStyles w:defLockedState="0" w:defUIPriority="99" w:defSemiHidden="0" w:defUnhideWhenUsed="0" w:defQFormat="0" w:count="376">
+  <w:latentStyles w:defLockedState="0" w:defUIPriority="99" w:defSemiHidden="0" w:defUnhideWhenUsed="0" w:defQFormat="0" w:count="371">
     <w:lsdException w:name="Normal" w:uiPriority="0" w:qFormat="1"/>
     <w:lsdException w:name="heading 1" w:uiPriority="9" w:qFormat="1"/>
     <w:lsdException w:name="heading 2" w:semiHidden="1" w:uiPriority="0" w:unhideWhenUsed="1" w:qFormat="1"/>
@@ -14115,6 +14190,7 @@
     <w:lsdException w:name="HTML Sample" w:semiHidden="1" w:unhideWhenUsed="1"/>
     <w:lsdException w:name="HTML Typewriter" w:semiHidden="1" w:unhideWhenUsed="1"/>
     <w:lsdException w:name="HTML Variable" w:semiHidden="1" w:unhideWhenUsed="1"/>
+    <w:lsdException w:name="Normal Table" w:semiHidden="1" w:unhideWhenUsed="1"/>
     <w:lsdException w:name="annotation subject" w:semiHidden="1" w:unhideWhenUsed="1"/>
     <w:lsdException w:name="No List" w:semiHidden="1" w:unhideWhenUsed="1"/>
     <w:lsdException w:name="Outline List 1" w:semiHidden="1" w:unhideWhenUsed="1"/>
@@ -14157,8 +14233,11 @@
     <w:lsdException w:name="Table Contemporary" w:semiHidden="1" w:unhideWhenUsed="1"/>
     <w:lsdException w:name="Table Elegant" w:semiHidden="1" w:unhideWhenUsed="1"/>
     <w:lsdException w:name="Table Professional" w:semiHidden="1" w:unhideWhenUsed="1"/>
+    <w:lsdException w:name="Table Subtle 1" w:semiHidden="1" w:unhideWhenUsed="1"/>
     <w:lsdException w:name="Table Subtle 2" w:semiHidden="1" w:unhideWhenUsed="1"/>
     <w:lsdException w:name="Table Web 1" w:semiHidden="1" w:unhideWhenUsed="1"/>
+    <w:lsdException w:name="Table Web 2" w:semiHidden="1" w:unhideWhenUsed="1"/>
+    <w:lsdException w:name="Table Web 3" w:semiHidden="1" w:unhideWhenUsed="1"/>
     <w:lsdException w:name="Balloon Text" w:semiHidden="1" w:uiPriority="0" w:unhideWhenUsed="1"/>
     <w:lsdException w:name="Table Grid" w:uiPriority="59"/>
     <w:lsdException w:name="Table Theme" w:semiHidden="1" w:unhideWhenUsed="1"/>
@@ -14377,13 +14456,8 @@
     <w:lsdException w:name="List Table 5 Dark Accent 6" w:uiPriority="50"/>
     <w:lsdException w:name="List Table 6 Colorful Accent 6" w:uiPriority="51"/>
     <w:lsdException w:name="List Table 7 Colorful Accent 6" w:uiPriority="52"/>
-    <w:lsdException w:name="Mention" w:semiHidden="1" w:unhideWhenUsed="1"/>
-    <w:lsdException w:name="Smart Hyperlink" w:semiHidden="1" w:unhideWhenUsed="1"/>
-    <w:lsdException w:name="Hashtag" w:semiHidden="1" w:unhideWhenUsed="1"/>
-    <w:lsdException w:name="Unresolved Mention" w:semiHidden="1" w:unhideWhenUsed="1"/>
-    <w:lsdException w:name="Smart Link" w:semiHidden="1" w:unhideWhenUsed="1"/>
   </w:latentStyles>
-  <w:style w:type="paragraph" w:default="1" w:styleId="Normal">
+  <w:style w:type="paragraph" w:default="1" w:styleId="a">
     <w:name w:val="Normal"/>
     <w:qFormat/>
     <w:rsid w:val="00A673F2"/>
@@ -14404,11 +14478,11 @@
       <w:lang w:eastAsia="ru-RU"/>
     </w:rPr>
   </w:style>
-  <w:style w:type="paragraph" w:styleId="Heading2">
+  <w:style w:type="paragraph" w:styleId="2">
     <w:name w:val="heading 2"/>
-    <w:basedOn w:val="Normal"/>
-    <w:next w:val="Normal"/>
-    <w:link w:val="Heading2Char"/>
+    <w:basedOn w:val="a"/>
+    <w:next w:val="a"/>
+    <w:link w:val="20"/>
     <w:qFormat/>
     <w:rsid w:val="00A673F2"/>
     <w:pPr>
@@ -14427,13 +14501,13 @@
       <w:lang w:val="uk-UA"/>
     </w:rPr>
   </w:style>
-  <w:style w:type="character" w:default="1" w:styleId="DefaultParagraphFont">
+  <w:style w:type="character" w:default="1" w:styleId="a0">
     <w:name w:val="Default Paragraph Font"/>
     <w:uiPriority w:val="1"/>
     <w:semiHidden/>
     <w:unhideWhenUsed/>
   </w:style>
-  <w:style w:type="table" w:default="1" w:styleId="TableNormal">
+  <w:style w:type="table" w:default="1" w:styleId="a1">
     <w:name w:val="Normal Table"/>
     <w:uiPriority w:val="99"/>
     <w:semiHidden/>
@@ -14448,16 +14522,16 @@
       </w:tblCellMar>
     </w:tblPr>
   </w:style>
-  <w:style w:type="numbering" w:default="1" w:styleId="NoList">
+  <w:style w:type="numbering" w:default="1" w:styleId="a2">
     <w:name w:val="No List"/>
     <w:uiPriority w:val="99"/>
     <w:semiHidden/>
     <w:unhideWhenUsed/>
   </w:style>
-  <w:style w:type="character" w:customStyle="1" w:styleId="Heading2Char">
-    <w:name w:val="Heading 2 Char"/>
-    <w:basedOn w:val="DefaultParagraphFont"/>
-    <w:link w:val="Heading2"/>
+  <w:style w:type="character" w:customStyle="1" w:styleId="20">
+    <w:name w:val="Заголовок 2 Знак"/>
+    <w:basedOn w:val="a0"/>
+    <w:link w:val="2"/>
     <w:rsid w:val="00A673F2"/>
     <w:rPr>
       <w:rFonts w:ascii="Times New Roman" w:eastAsia="MS Mincho" w:hAnsi="Times New Roman" w:cs="Times New Roman"/>
@@ -14468,11 +14542,11 @@
       <w:lang w:val="uk-UA" w:eastAsia="ru-RU"/>
     </w:rPr>
   </w:style>
-  <w:style w:type="paragraph" w:styleId="BodyText">
+  <w:style w:type="paragraph" w:styleId="a3">
     <w:name w:val="Body Text"/>
     <w:aliases w:val=" Знак,Знак"/>
-    <w:basedOn w:val="Normal"/>
-    <w:link w:val="BodyTextChar"/>
+    <w:basedOn w:val="a"/>
+    <w:link w:val="a4"/>
     <w:rsid w:val="00A673F2"/>
     <w:pPr>
       <w:ind w:right="-569"/>
@@ -14484,11 +14558,11 @@
       <w:lang w:val="uk-UA"/>
     </w:rPr>
   </w:style>
-  <w:style w:type="character" w:customStyle="1" w:styleId="BodyTextChar">
-    <w:name w:val="Body Text Char"/>
-    <w:aliases w:val=" Знак Char,Знак Char"/>
-    <w:basedOn w:val="DefaultParagraphFont"/>
-    <w:link w:val="BodyText"/>
+  <w:style w:type="character" w:customStyle="1" w:styleId="a4">
+    <w:name w:val="Основной текст Знак"/>
+    <w:aliases w:val=" Знак Знак,Знак Знак1"/>
+    <w:basedOn w:val="a0"/>
+    <w:link w:val="a3"/>
     <w:rsid w:val="00A673F2"/>
     <w:rPr>
       <w:rFonts w:ascii="Times New Roman" w:eastAsia="MS Mincho" w:hAnsi="Times New Roman" w:cs="Times New Roman"/>
@@ -14497,10 +14571,10 @@
       <w:lang w:val="uk-UA" w:eastAsia="ru-RU"/>
     </w:rPr>
   </w:style>
-  <w:style w:type="paragraph" w:styleId="BodyText2">
+  <w:style w:type="paragraph" w:styleId="21">
     <w:name w:val="Body Text 2"/>
-    <w:basedOn w:val="Normal"/>
-    <w:link w:val="BodyText2Char"/>
+    <w:basedOn w:val="a"/>
+    <w:link w:val="22"/>
     <w:rsid w:val="00A673F2"/>
     <w:pPr>
       <w:ind w:firstLine="567"/>
@@ -14515,10 +14589,10 @@
       <w:lang w:val="uk-UA"/>
     </w:rPr>
   </w:style>
-  <w:style w:type="character" w:customStyle="1" w:styleId="BodyText2Char">
-    <w:name w:val="Body Text 2 Char"/>
-    <w:basedOn w:val="DefaultParagraphFont"/>
-    <w:link w:val="BodyText2"/>
+  <w:style w:type="character" w:customStyle="1" w:styleId="22">
+    <w:name w:val="Основной текст 2 Знак"/>
+    <w:basedOn w:val="a0"/>
+    <w:link w:val="21"/>
     <w:rsid w:val="00A673F2"/>
     <w:rPr>
       <w:rFonts w:ascii="Times New Roman" w:eastAsia="MS Mincho" w:hAnsi="Times New Roman" w:cs="Times New Roman"/>
@@ -14528,10 +14602,10 @@
       <w:lang w:val="uk-UA" w:eastAsia="ru-RU"/>
     </w:rPr>
   </w:style>
-  <w:style w:type="paragraph" w:styleId="Header">
+  <w:style w:type="paragraph" w:styleId="a5">
     <w:name w:val="header"/>
-    <w:basedOn w:val="Normal"/>
-    <w:link w:val="HeaderChar"/>
+    <w:basedOn w:val="a"/>
+    <w:link w:val="a6"/>
     <w:rsid w:val="00A673F2"/>
     <w:pPr>
       <w:tabs>
@@ -14540,10 +14614,10 @@
       </w:tabs>
     </w:pPr>
   </w:style>
-  <w:style w:type="character" w:customStyle="1" w:styleId="HeaderChar">
-    <w:name w:val="Header Char"/>
-    <w:basedOn w:val="DefaultParagraphFont"/>
-    <w:link w:val="Header"/>
+  <w:style w:type="character" w:customStyle="1" w:styleId="a6">
+    <w:name w:val="Верхний колонтитул Знак"/>
+    <w:basedOn w:val="a0"/>
+    <w:link w:val="a5"/>
     <w:rsid w:val="00A673F2"/>
     <w:rPr>
       <w:rFonts w:ascii="Times New Roman" w:eastAsia="MS Mincho" w:hAnsi="Times New Roman" w:cs="Times New Roman"/>
@@ -14554,10 +14628,10 @@
       <w:lang w:eastAsia="ru-RU"/>
     </w:rPr>
   </w:style>
-  <w:style w:type="paragraph" w:styleId="Footer">
+  <w:style w:type="paragraph" w:styleId="a7">
     <w:name w:val="footer"/>
-    <w:basedOn w:val="Normal"/>
-    <w:link w:val="FooterChar"/>
+    <w:basedOn w:val="a"/>
+    <w:link w:val="a8"/>
     <w:rsid w:val="00A673F2"/>
     <w:pPr>
       <w:tabs>
@@ -14566,10 +14640,10 @@
       </w:tabs>
     </w:pPr>
   </w:style>
-  <w:style w:type="character" w:customStyle="1" w:styleId="FooterChar">
-    <w:name w:val="Footer Char"/>
-    <w:basedOn w:val="DefaultParagraphFont"/>
-    <w:link w:val="Footer"/>
+  <w:style w:type="character" w:customStyle="1" w:styleId="a8">
+    <w:name w:val="Нижний колонтитул Знак"/>
+    <w:basedOn w:val="a0"/>
+    <w:link w:val="a7"/>
     <w:rsid w:val="00A673F2"/>
     <w:rPr>
       <w:rFonts w:ascii="Times New Roman" w:eastAsia="MS Mincho" w:hAnsi="Times New Roman" w:cs="Times New Roman"/>
@@ -14580,10 +14654,10 @@
       <w:lang w:eastAsia="ru-RU"/>
     </w:rPr>
   </w:style>
-  <w:style w:type="paragraph" w:styleId="Title">
+  <w:style w:type="paragraph" w:styleId="a9">
     <w:name w:val="Title"/>
-    <w:basedOn w:val="Normal"/>
-    <w:link w:val="TitleChar"/>
+    <w:basedOn w:val="a"/>
+    <w:link w:val="aa"/>
     <w:qFormat/>
     <w:rsid w:val="00A673F2"/>
     <w:pPr>
@@ -14598,10 +14672,10 @@
       <w:lang w:val="uk-UA"/>
     </w:rPr>
   </w:style>
-  <w:style w:type="character" w:customStyle="1" w:styleId="TitleChar">
-    <w:name w:val="Title Char"/>
-    <w:basedOn w:val="DefaultParagraphFont"/>
-    <w:link w:val="Title"/>
+  <w:style w:type="character" w:customStyle="1" w:styleId="aa">
+    <w:name w:val="Название Знак"/>
+    <w:basedOn w:val="a0"/>
+    <w:link w:val="a9"/>
     <w:rsid w:val="00A673F2"/>
     <w:rPr>
       <w:rFonts w:ascii="Times New Roman" w:eastAsia="MS Mincho" w:hAnsi="Times New Roman" w:cs="Times New Roman"/>
@@ -14612,20 +14686,20 @@
       <w:lang w:val="uk-UA" w:eastAsia="ru-RU"/>
     </w:rPr>
   </w:style>
-  <w:style w:type="paragraph" w:styleId="BodyTextIndent2">
+  <w:style w:type="paragraph" w:styleId="23">
     <w:name w:val="Body Text Indent 2"/>
-    <w:basedOn w:val="Normal"/>
-    <w:link w:val="BodyTextIndent2Char"/>
+    <w:basedOn w:val="a"/>
+    <w:link w:val="24"/>
     <w:rsid w:val="00A673F2"/>
     <w:pPr>
       <w:spacing w:after="120" w:line="480" w:lineRule="auto"/>
       <w:ind w:left="283"/>
     </w:pPr>
   </w:style>
-  <w:style w:type="character" w:customStyle="1" w:styleId="BodyTextIndent2Char">
-    <w:name w:val="Body Text Indent 2 Char"/>
-    <w:basedOn w:val="DefaultParagraphFont"/>
-    <w:link w:val="BodyTextIndent2"/>
+  <w:style w:type="character" w:customStyle="1" w:styleId="24">
+    <w:name w:val="Основной текст с отступом 2 Знак"/>
+    <w:basedOn w:val="a0"/>
+    <w:link w:val="23"/>
     <w:rsid w:val="00A673F2"/>
     <w:rPr>
       <w:rFonts w:ascii="Times New Roman" w:eastAsia="MS Mincho" w:hAnsi="Times New Roman" w:cs="Times New Roman"/>
@@ -14636,19 +14710,19 @@
       <w:lang w:eastAsia="ru-RU"/>
     </w:rPr>
   </w:style>
-  <w:style w:type="character" w:styleId="Hyperlink">
+  <w:style w:type="character" w:styleId="ab">
     <w:name w:val="Hyperlink"/>
-    <w:basedOn w:val="DefaultParagraphFont"/>
+    <w:basedOn w:val="a0"/>
     <w:rsid w:val="00A673F2"/>
     <w:rPr>
       <w:color w:val="0000FF"/>
       <w:u w:val="single"/>
     </w:rPr>
   </w:style>
-  <w:style w:type="paragraph" w:styleId="BalloonText">
+  <w:style w:type="paragraph" w:styleId="ac">
     <w:name w:val="Balloon Text"/>
-    <w:basedOn w:val="Normal"/>
-    <w:link w:val="BalloonTextChar"/>
+    <w:basedOn w:val="a"/>
+    <w:link w:val="ad"/>
     <w:semiHidden/>
     <w:rsid w:val="00A673F2"/>
     <w:rPr>
@@ -14657,10 +14731,10 @@
       <w:szCs w:val="16"/>
     </w:rPr>
   </w:style>
-  <w:style w:type="character" w:customStyle="1" w:styleId="BalloonTextChar">
-    <w:name w:val="Balloon Text Char"/>
-    <w:basedOn w:val="DefaultParagraphFont"/>
-    <w:link w:val="BalloonText"/>
+  <w:style w:type="character" w:customStyle="1" w:styleId="ad">
+    <w:name w:val="Текст выноски Знак"/>
+    <w:basedOn w:val="a0"/>
+    <w:link w:val="ac"/>
     <w:semiHidden/>
     <w:rsid w:val="00A673F2"/>
     <w:rPr>
@@ -14672,14 +14746,14 @@
       <w:lang w:eastAsia="ru-RU"/>
     </w:rPr>
   </w:style>
-  <w:style w:type="character" w:styleId="PageNumber">
+  <w:style w:type="character" w:styleId="ae">
     <w:name w:val="page number"/>
-    <w:basedOn w:val="DefaultParagraphFont"/>
+    <w:basedOn w:val="a0"/>
     <w:rsid w:val="00A673F2"/>
   </w:style>
   <w:style w:type="paragraph" w:customStyle="1" w:styleId="CharChar1">
     <w:name w:val="Char Знак Знак Char Знак Знак Знак Знак Знак Знак Знак Знак Знак Знак Знак Знак Знак Знак Знак1 Знак Знак Знак Знак Знак Знак Знак Знак Знак Знак Знак Знак Знак"/>
-    <w:basedOn w:val="Normal"/>
+    <w:basedOn w:val="a"/>
     <w:rsid w:val="00A673F2"/>
     <w:pPr>
       <w:overflowPunct/>
@@ -14699,7 +14773,7 @@
   </w:style>
   <w:style w:type="paragraph" w:customStyle="1" w:styleId="CharChar">
     <w:name w:val="Char Char"/>
-    <w:basedOn w:val="Normal"/>
+    <w:basedOn w:val="a"/>
     <w:rsid w:val="00A673F2"/>
     <w:pPr>
       <w:overflowPunct/>
@@ -14718,9 +14792,9 @@
       <w:lang w:val="en-US" w:eastAsia="en-US"/>
     </w:rPr>
   </w:style>
-  <w:style w:type="table" w:styleId="TableGrid">
+  <w:style w:type="table" w:styleId="af">
     <w:name w:val="Table Grid"/>
-    <w:basedOn w:val="TableNormal"/>
+    <w:basedOn w:val="a1"/>
     <w:uiPriority w:val="59"/>
     <w:rsid w:val="00A673F2"/>
     <w:pPr>
@@ -14735,6 +14809,7 @@
       <w:lang w:val="uk-UA" w:eastAsia="uk-UA"/>
     </w:rPr>
     <w:tblPr>
+      <w:tblInd w:w="0" w:type="dxa"/>
       <w:tblBorders>
         <w:top w:val="single" w:sz="4" w:space="0" w:color="auto"/>
         <w:left w:val="single" w:sz="4" w:space="0" w:color="auto"/>
@@ -14743,11 +14818,17 @@
         <w:insideH w:val="single" w:sz="4" w:space="0" w:color="auto"/>
         <w:insideV w:val="single" w:sz="4" w:space="0" w:color="auto"/>
       </w:tblBorders>
+      <w:tblCellMar>
+        <w:top w:w="0" w:type="dxa"/>
+        <w:left w:w="108" w:type="dxa"/>
+        <w:bottom w:w="0" w:type="dxa"/>
+        <w:right w:w="108" w:type="dxa"/>
+      </w:tblCellMar>
     </w:tblPr>
   </w:style>
-  <w:style w:type="character" w:customStyle="1" w:styleId="a">
+  <w:style w:type="character" w:customStyle="1" w:styleId="af0">
     <w:name w:val="Знак Знак"/>
-    <w:basedOn w:val="DefaultParagraphFont"/>
+    <w:basedOn w:val="a0"/>
     <w:rsid w:val="00A673F2"/>
     <w:rPr>
       <w:rFonts w:eastAsia="MS Mincho"/>
@@ -14756,9 +14837,9 @@
       <w:lang w:val="uk-UA" w:eastAsia="ru-RU" w:bidi="ar-SA"/>
     </w:rPr>
   </w:style>
-  <w:style w:type="paragraph" w:customStyle="1" w:styleId="21">
+  <w:style w:type="paragraph" w:customStyle="1" w:styleId="210">
     <w:name w:val="Основной текст 21"/>
-    <w:basedOn w:val="Normal"/>
+    <w:basedOn w:val="a"/>
     <w:rsid w:val="00A673F2"/>
     <w:pPr>
       <w:suppressAutoHyphens/>
@@ -14779,17 +14860,17 @@
   </w:style>
   <w:style w:type="character" w:customStyle="1" w:styleId="rvts9">
     <w:name w:val="rvts9"/>
-    <w:basedOn w:val="DefaultParagraphFont"/>
+    <w:basedOn w:val="a0"/>
     <w:rsid w:val="00A673F2"/>
   </w:style>
   <w:style w:type="character" w:customStyle="1" w:styleId="rvts23">
     <w:name w:val="rvts23"/>
-    <w:basedOn w:val="DefaultParagraphFont"/>
+    <w:basedOn w:val="a0"/>
     <w:rsid w:val="00A673F2"/>
   </w:style>
   <w:style w:type="character" w:customStyle="1" w:styleId="1">
     <w:name w:val="Основной текст Знак1"/>
-    <w:basedOn w:val="DefaultParagraphFont"/>
+    <w:basedOn w:val="a0"/>
     <w:rsid w:val="00A673F2"/>
     <w:rPr>
       <w:rFonts w:eastAsia="MS Mincho"/>
@@ -14798,10 +14879,10 @@
       <w:lang w:val="uk-UA" w:eastAsia="ru-RU" w:bidi="ar-SA"/>
     </w:rPr>
   </w:style>
-  <w:style w:type="paragraph" w:styleId="HTMLPreformatted">
+  <w:style w:type="paragraph" w:styleId="HTML">
     <w:name w:val="HTML Preformatted"/>
-    <w:basedOn w:val="Normal"/>
-    <w:link w:val="HTMLPreformattedChar"/>
+    <w:basedOn w:val="a"/>
+    <w:link w:val="HTML0"/>
     <w:uiPriority w:val="99"/>
     <w:unhideWhenUsed/>
     <w:rsid w:val="00A673F2"/>
@@ -14839,10 +14920,10 @@
       <w:lang w:val="uk-UA" w:eastAsia="uk-UA"/>
     </w:rPr>
   </w:style>
-  <w:style w:type="character" w:customStyle="1" w:styleId="HTMLPreformattedChar">
-    <w:name w:val="HTML Preformatted Char"/>
-    <w:basedOn w:val="DefaultParagraphFont"/>
-    <w:link w:val="HTMLPreformatted"/>
+  <w:style w:type="character" w:customStyle="1" w:styleId="HTML0">
+    <w:name w:val="Стандартный HTML Знак"/>
+    <w:basedOn w:val="a0"/>
+    <w:link w:val="HTML"/>
     <w:uiPriority w:val="99"/>
     <w:rsid w:val="00A673F2"/>
     <w:rPr>
@@ -14852,9 +14933,9 @@
       <w:lang w:val="uk-UA" w:eastAsia="uk-UA"/>
     </w:rPr>
   </w:style>
-  <w:style w:type="paragraph" w:styleId="ListParagraph">
+  <w:style w:type="paragraph" w:styleId="af1">
     <w:name w:val="List Paragraph"/>
-    <w:basedOn w:val="Normal"/>
+    <w:basedOn w:val="a"/>
     <w:uiPriority w:val="34"/>
     <w:qFormat/>
     <w:rsid w:val="00A673F2"/>
@@ -14863,9 +14944,9 @@
       <w:contextualSpacing/>
     </w:pPr>
   </w:style>
-  <w:style w:type="paragraph" w:styleId="NormalWeb">
+  <w:style w:type="paragraph" w:styleId="af2">
     <w:name w:val="Normal (Web)"/>
-    <w:basedOn w:val="Normal"/>
+    <w:basedOn w:val="a"/>
     <w:uiPriority w:val="99"/>
     <w:semiHidden/>
     <w:unhideWhenUsed/>
@@ -14886,9 +14967,9 @@
       <w:szCs w:val="24"/>
     </w:rPr>
   </w:style>
-  <w:style w:type="character" w:styleId="PlaceholderText">
+  <w:style w:type="character" w:styleId="af3">
     <w:name w:val="Placeholder Text"/>
-    <w:basedOn w:val="DefaultParagraphFont"/>
+    <w:basedOn w:val="a0"/>
     <w:uiPriority w:val="99"/>
     <w:semiHidden/>
     <w:rsid w:val="00085E1B"/>
@@ -14896,16 +14977,11 @@
       <w:color w:val="808080"/>
     </w:rPr>
   </w:style>
-  <w:style w:type="character" w:customStyle="1" w:styleId="rvts0">
-    <w:name w:val="rvts0"/>
-    <w:basedOn w:val="DefaultParagraphFont"/>
-    <w:rsid w:val="008C2C59"/>
-  </w:style>
 </w:styles>
 </file>
 
 <file path=word/glossary/document.xml><?xml version="1.0" encoding="utf-8"?>
-<w:glossaryDocument xmlns:wpc="http://schemas.microsoft.com/office/word/2010/wordprocessingCanvas" xmlns:cx="http://schemas.microsoft.com/office/drawing/2014/chartex" xmlns:cx1="http://schemas.microsoft.com/office/drawing/2015/9/8/chartex" xmlns:cx2="http://schemas.microsoft.com/office/drawing/2015/10/21/chartex" xmlns:cx3="http://schemas.microsoft.com/office/drawing/2016/5/9/chartex" xmlns:cx4="http://schemas.microsoft.com/office/drawing/2016/5/10/chartex" xmlns:cx5="http://schemas.microsoft.com/office/drawing/2016/5/11/chartex" xmlns:cx6="http://schemas.microsoft.com/office/drawing/2016/5/12/chartex" xmlns:cx7="http://schemas.microsoft.com/office/drawing/2016/5/13/chartex" xmlns:cx8="http://schemas.microsoft.com/office/drawing/2016/5/14/chartex" xmlns:mc="http://schemas.openxmlformats.org/markup-compatibility/2006" xmlns:aink="http://schemas.microsoft.com/office/drawing/2016/ink" xmlns:am3d="http://schemas.microsoft.com/office/drawing/2017/model3d" xmlns:o="urn:schemas-microsoft-com:office:office" xmlns:oel="http://schemas.microsoft.com/office/2019/extlst" xmlns:r="http://schemas.openxmlformats.org/officeDocument/2006/relationships" xmlns:m="http://schemas.openxmlformats.org/officeDocument/2006/math" xmlns:v="urn:schemas-microsoft-com:vml" xmlns:wp14="http://schemas.microsoft.com/office/word/2010/wordprocessingDrawing" xmlns:wp="http://schemas.openxmlformats.org/drawingml/2006/wordprocessingDrawing" xmlns:w10="urn:schemas-microsoft-com:office:word" xmlns:w="http://schemas.openxmlformats.org/wordprocessingml/2006/main" xmlns:w14="http://schemas.microsoft.com/office/word/2010/wordml" xmlns:w15="http://schemas.microsoft.com/office/word/2012/wordml" xmlns:w16cex="http://schemas.microsoft.com/office/word/2018/wordml/cex" xmlns:w16cid="http://schemas.microsoft.com/office/word/2016/wordml/cid" xmlns:w16="http://schemas.microsoft.com/office/word/2018/wordml" xmlns:w16sdtdh="http://schemas.microsoft.com/office/word/2020/wordml/sdtdatahash" xmlns:w16se="http://schemas.microsoft.com/office/word/2015/wordml/symex" xmlns:wpg="http://schemas.microsoft.com/office/word/2010/wordprocessingGroup" xmlns:wpi="http://schemas.microsoft.com/office/word/2010/wordprocessingInk" xmlns:wne="http://schemas.microsoft.com/office/word/2006/wordml" xmlns:wps="http://schemas.microsoft.com/office/word/2010/wordprocessingShape" mc:Ignorable="w14 w15 w16se w16cid w16 w16cex w16sdtdh wp14">
+<w:glossaryDocument xmlns:wpc="http://schemas.microsoft.com/office/word/2010/wordprocessingCanvas" xmlns:mc="http://schemas.openxmlformats.org/markup-compatibility/2006" xmlns:o="urn:schemas-microsoft-com:office:office" xmlns:r="http://schemas.openxmlformats.org/officeDocument/2006/relationships" xmlns:m="http://schemas.openxmlformats.org/officeDocument/2006/math" xmlns:v="urn:schemas-microsoft-com:vml" xmlns:wp14="http://schemas.microsoft.com/office/word/2010/wordprocessingDrawing" xmlns:wp="http://schemas.openxmlformats.org/drawingml/2006/wordprocessingDrawing" xmlns:w10="urn:schemas-microsoft-com:office:word" xmlns:w="http://schemas.openxmlformats.org/wordprocessingml/2006/main" xmlns:w14="http://schemas.microsoft.com/office/word/2010/wordml" xmlns:w15="http://schemas.microsoft.com/office/word/2012/wordml" xmlns:wpg="http://schemas.microsoft.com/office/word/2010/wordprocessingGroup" xmlns:wpi="http://schemas.microsoft.com/office/word/2010/wordprocessingInk" xmlns:wne="http://schemas.microsoft.com/office/word/2006/wordml" xmlns:wps="http://schemas.microsoft.com/office/word/2010/wordprocessingShape" mc:Ignorable="w14 w15 wp14">
   <w:docParts>
     <w:docPart>
       <w:docPartPr>
@@ -14929,7 +15005,7 @@
           </w:pPr>
           <w:r>
             <w:rPr>
-              <w:rStyle w:val="PlaceholderText"/>
+              <w:rStyle w:val="a3"/>
             </w:rPr>
             <w:t>Место для ввода текста.</w:t>
           </w:r>
@@ -14958,7 +15034,7 @@
           </w:pPr>
           <w:r>
             <w:rPr>
-              <w:rStyle w:val="PlaceholderText"/>
+              <w:rStyle w:val="a3"/>
               <w:lang w:val="uk-UA"/>
             </w:rPr>
             <w:t>Место для ввода текста.</w:t>
@@ -14988,7 +15064,7 @@
           </w:pPr>
           <w:r>
             <w:rPr>
-              <w:rStyle w:val="PlaceholderText"/>
+              <w:rStyle w:val="a3"/>
               <w:lang w:val="uk-UA"/>
             </w:rPr>
             <w:t>Место для ввода текста.</w:t>
@@ -15018,7 +15094,7 @@
           </w:pPr>
           <w:r>
             <w:rPr>
-              <w:rStyle w:val="PlaceholderText"/>
+              <w:rStyle w:val="a3"/>
               <w:lang w:val="uk-UA"/>
             </w:rPr>
             <w:t>Место для ввода текста.</w:t>
@@ -15048,7 +15124,7 @@
           </w:pPr>
           <w:r>
             <w:rPr>
-              <w:rStyle w:val="PlaceholderText"/>
+              <w:rStyle w:val="a3"/>
               <w:rFonts w:eastAsia="Calibri"/>
               <w:b/>
               <w:lang w:val="uk-UA"/>
@@ -15080,7 +15156,7 @@
           </w:pPr>
           <w:r>
             <w:rPr>
-              <w:rStyle w:val="PlaceholderText"/>
+              <w:rStyle w:val="a3"/>
               <w:rFonts w:eastAsia="Calibri"/>
               <w:b/>
               <w:lang w:val="uk-UA"/>
@@ -15112,7 +15188,7 @@
           </w:pPr>
           <w:r>
             <w:rPr>
-              <w:rStyle w:val="PlaceholderText"/>
+              <w:rStyle w:val="a3"/>
               <w:lang w:val="uk-UA"/>
             </w:rPr>
             <w:t>Место для ввода текста.</w:t>
@@ -15142,7 +15218,7 @@
           </w:pPr>
           <w:r>
             <w:rPr>
-              <w:rStyle w:val="PlaceholderText"/>
+              <w:rStyle w:val="a3"/>
               <w:lang w:val="uk-UA"/>
             </w:rPr>
             <w:t>Место для ввода текста.</w:t>
@@ -15172,7 +15248,7 @@
           </w:pPr>
           <w:r>
             <w:rPr>
-              <w:rStyle w:val="PlaceholderText"/>
+              <w:rStyle w:val="a3"/>
               <w:lang w:val="uk-UA"/>
             </w:rPr>
             <w:t>Место для ввода текста.</w:t>
@@ -15202,7 +15278,7 @@
           </w:pPr>
           <w:r>
             <w:rPr>
-              <w:rStyle w:val="PlaceholderText"/>
+              <w:rStyle w:val="a3"/>
               <w:lang w:val="uk-UA"/>
             </w:rPr>
             <w:t>Место для ввода текста.</w:t>
@@ -15232,7 +15308,7 @@
           </w:pPr>
           <w:r>
             <w:rPr>
-              <w:rStyle w:val="PlaceholderText"/>
+              <w:rStyle w:val="a3"/>
               <w:lang w:val="uk-UA"/>
             </w:rPr>
             <w:t>Место для ввода текста.</w:t>
@@ -15262,8 +15338,37 @@
           </w:pPr>
           <w:r>
             <w:rPr>
-              <w:rStyle w:val="PlaceholderText"/>
+              <w:rStyle w:val="a3"/>
               <w:lang w:val="uk-UA"/>
+            </w:rPr>
+            <w:t>Место для ввода текста.</w:t>
+          </w:r>
+        </w:p>
+      </w:docPartBody>
+    </w:docPart>
+    <w:docPart>
+      <w:docPartPr>
+        <w:name w:val="F9DC9014F67C4BAB90D397300D8FDDBB"/>
+        <w:category>
+          <w:name w:val="Общие"/>
+          <w:gallery w:val="placeholder"/>
+        </w:category>
+        <w:types>
+          <w:type w:val="bbPlcHdr"/>
+        </w:types>
+        <w:behaviors>
+          <w:behavior w:val="content"/>
+        </w:behaviors>
+        <w:guid w:val="{D12DAC6E-C580-4DED-8155-C60AB834AAE7}"/>
+      </w:docPartPr>
+      <w:docPartBody>
+        <w:p>
+          <w:pPr>
+            <w:pStyle w:val="F9DC9014F67C4BAB90D397300D8FDDBB"/>
+          </w:pPr>
+          <w:r>
+            <w:rPr>
+              <w:rStyle w:val="a3"/>
             </w:rPr>
             <w:t>Место для ввода текста.</w:t>
           </w:r>
@@ -15292,7 +15397,7 @@
           </w:pPr>
           <w:r>
             <w:rPr>
-              <w:rStyle w:val="PlaceholderText"/>
+              <w:rStyle w:val="a3"/>
             </w:rPr>
             <w:t>Место для ввода текста.</w:t>
           </w:r>
@@ -15321,7 +15426,7 @@
           </w:pPr>
           <w:r>
             <w:rPr>
-              <w:rStyle w:val="PlaceholderText"/>
+              <w:rStyle w:val="a3"/>
             </w:rPr>
             <w:t>Место для ввода текста.</w:t>
           </w:r>
@@ -15350,7 +15455,7 @@
           </w:pPr>
           <w:r>
             <w:rPr>
-              <w:rStyle w:val="PlaceholderText"/>
+              <w:rStyle w:val="a3"/>
             </w:rPr>
             <w:t>Место для ввода текста.</w:t>
           </w:r>
@@ -15379,7 +15484,7 @@
           </w:pPr>
           <w:r>
             <w:rPr>
-              <w:rStyle w:val="PlaceholderText"/>
+              <w:rStyle w:val="a3"/>
             </w:rPr>
             <w:t>Место для ввода текста.</w:t>
           </w:r>
@@ -15408,7 +15513,7 @@
           </w:pPr>
           <w:r>
             <w:rPr>
-              <w:rStyle w:val="PlaceholderText"/>
+              <w:rStyle w:val="a3"/>
             </w:rPr>
             <w:t>Место для ввода текста.</w:t>
           </w:r>
@@ -15437,7 +15542,7 @@
           </w:pPr>
           <w:r>
             <w:rPr>
-              <w:rStyle w:val="PlaceholderText"/>
+              <w:rStyle w:val="a3"/>
             </w:rPr>
             <w:t>Место для ввода текста.</w:t>
           </w:r>
@@ -15466,7 +15571,7 @@
           </w:pPr>
           <w:r>
             <w:rPr>
-              <w:rStyle w:val="PlaceholderText"/>
+              <w:rStyle w:val="a3"/>
             </w:rPr>
             <w:t>Место для ввода текста.</w:t>
           </w:r>
@@ -15495,7 +15600,7 @@
           </w:pPr>
           <w:r>
             <w:rPr>
-              <w:rStyle w:val="PlaceholderText"/>
+              <w:rStyle w:val="a3"/>
             </w:rPr>
             <w:t>Место для ввода текста.</w:t>
           </w:r>
@@ -15524,7 +15629,7 @@
           </w:pPr>
           <w:r>
             <w:rPr>
-              <w:rStyle w:val="PlaceholderText"/>
+              <w:rStyle w:val="a3"/>
             </w:rPr>
             <w:t>Место для ввода текста.</w:t>
           </w:r>
@@ -15553,7 +15658,7 @@
           </w:pPr>
           <w:r>
             <w:rPr>
-              <w:rStyle w:val="PlaceholderText"/>
+              <w:rStyle w:val="a3"/>
             </w:rPr>
             <w:t>Место для ввода текста.</w:t>
           </w:r>
@@ -15582,7 +15687,7 @@
           </w:pPr>
           <w:r>
             <w:rPr>
-              <w:rStyle w:val="PlaceholderText"/>
+              <w:rStyle w:val="a3"/>
             </w:rPr>
             <w:t>Место для ввода текста.</w:t>
           </w:r>
@@ -15611,7 +15716,7 @@
           </w:pPr>
           <w:r>
             <w:rPr>
-              <w:rStyle w:val="PlaceholderText"/>
+              <w:rStyle w:val="a3"/>
             </w:rPr>
             <w:t>Место для ввода текста.</w:t>
           </w:r>
@@ -15640,7 +15745,7 @@
           </w:pPr>
           <w:r>
             <w:rPr>
-              <w:rStyle w:val="PlaceholderText"/>
+              <w:rStyle w:val="a3"/>
             </w:rPr>
             <w:t>Место для ввода текста.</w:t>
           </w:r>
@@ -15669,7 +15774,7 @@
           </w:pPr>
           <w:r>
             <w:rPr>
-              <w:rStyle w:val="PlaceholderText"/>
+              <w:rStyle w:val="a3"/>
             </w:rPr>
             <w:t>Место для ввода текста.</w:t>
           </w:r>
@@ -15698,7 +15803,7 @@
           </w:pPr>
           <w:r>
             <w:rPr>
-              <w:rStyle w:val="PlaceholderText"/>
+              <w:rStyle w:val="a3"/>
               <w:lang w:val="uk-UA"/>
             </w:rPr>
             <w:t>Место для ввода текста.</w:t>
@@ -15728,7 +15833,7 @@
           </w:pPr>
           <w:r>
             <w:rPr>
-              <w:rStyle w:val="PlaceholderText"/>
+              <w:rStyle w:val="a3"/>
               <w:lang w:val="uk-UA"/>
             </w:rPr>
             <w:t>Место для ввода текста.</w:t>
@@ -15758,7 +15863,7 @@
           </w:pPr>
           <w:r>
             <w:rPr>
-              <w:rStyle w:val="PlaceholderText"/>
+              <w:rStyle w:val="a3"/>
             </w:rPr>
             <w:t>Выберите стандартный блок.</w:t>
           </w:r>
@@ -15767,9 +15872,9 @@
     </w:docPart>
     <w:docPart>
       <w:docPartPr>
-        <w:name w:val="CC31F9A3C99645F1B8DE37D574F02095"/>
+        <w:name w:val="AF4903E4AC154BD6B9BB325F08490537"/>
         <w:category>
-          <w:name w:val="General"/>
+          <w:name w:val="Общие"/>
           <w:gallery w:val="placeholder"/>
         </w:category>
         <w:types>
@@ -15778,162 +15883,16 @@
         <w:behaviors>
           <w:behavior w:val="content"/>
         </w:behaviors>
-        <w:guid w:val="{928E780C-2E17-48B8-A403-637CB8B14E95}"/>
+        <w:guid w:val="{17D64AF5-15CB-4182-9990-2B1E106BAA7A}"/>
       </w:docPartPr>
       <w:docPartBody>
         <w:p>
           <w:pPr>
-            <w:pStyle w:val="CC31F9A3C99645F1B8DE37D574F02095"/>
+            <w:pStyle w:val="AF4903E4AC154BD6B9BB325F08490537"/>
           </w:pPr>
           <w:r>
             <w:rPr>
-              <w:rStyle w:val="PlaceholderText"/>
-            </w:rPr>
-            <w:t>Место для ввода текста.</w:t>
-          </w:r>
-        </w:p>
-      </w:docPartBody>
-    </w:docPart>
-    <w:docPart>
-      <w:docPartPr>
-        <w:name w:val="7CA5E306C6084743BFA47D1653A579A6"/>
-        <w:category>
-          <w:name w:val="General"/>
-          <w:gallery w:val="placeholder"/>
-        </w:category>
-        <w:types>
-          <w:type w:val="bbPlcHdr"/>
-        </w:types>
-        <w:behaviors>
-          <w:behavior w:val="content"/>
-        </w:behaviors>
-        <w:guid w:val="{52860D4E-D624-40B5-B1AD-D53F9A61B081}"/>
-      </w:docPartPr>
-      <w:docPartBody>
-        <w:p>
-          <w:pPr>
-            <w:pStyle w:val="7CA5E306C6084743BFA47D1653A579A6"/>
-          </w:pPr>
-          <w:r>
-            <w:rPr>
-              <w:rStyle w:val="PlaceholderText"/>
-            </w:rPr>
-            <w:t>Место для ввода текста.</w:t>
-          </w:r>
-        </w:p>
-      </w:docPartBody>
-    </w:docPart>
-    <w:docPart>
-      <w:docPartPr>
-        <w:name w:val="176DF28603914E76A34CE26EF602B501"/>
-        <w:category>
-          <w:name w:val="General"/>
-          <w:gallery w:val="placeholder"/>
-        </w:category>
-        <w:types>
-          <w:type w:val="bbPlcHdr"/>
-        </w:types>
-        <w:behaviors>
-          <w:behavior w:val="content"/>
-        </w:behaviors>
-        <w:guid w:val="{EC327810-8850-40A1-930C-B8F8F8DEA632}"/>
-      </w:docPartPr>
-      <w:docPartBody>
-        <w:p>
-          <w:pPr>
-            <w:pStyle w:val="176DF28603914E76A34CE26EF602B501"/>
-          </w:pPr>
-          <w:r>
-            <w:rPr>
-              <w:rStyle w:val="PlaceholderText"/>
-            </w:rPr>
-            <w:t>Место для ввода текста.</w:t>
-          </w:r>
-        </w:p>
-      </w:docPartBody>
-    </w:docPart>
-    <w:docPart>
-      <w:docPartPr>
-        <w:name w:val="4BC31385431F45278B46B600DE47FE6A"/>
-        <w:category>
-          <w:name w:val="General"/>
-          <w:gallery w:val="placeholder"/>
-        </w:category>
-        <w:types>
-          <w:type w:val="bbPlcHdr"/>
-        </w:types>
-        <w:behaviors>
-          <w:behavior w:val="content"/>
-        </w:behaviors>
-        <w:guid w:val="{436A2D6E-A09E-4A18-A2A9-BF7EDFA8C7FA}"/>
-      </w:docPartPr>
-      <w:docPartBody>
-        <w:p>
-          <w:pPr>
-            <w:pStyle w:val="4BC31385431F45278B46B600DE47FE6A"/>
-          </w:pPr>
-          <w:r>
-            <w:rPr>
-              <w:rStyle w:val="PlaceholderText"/>
-              <w:lang w:val="uk-UA"/>
-            </w:rPr>
-            <w:t>Место для ввода текста.</w:t>
-          </w:r>
-        </w:p>
-      </w:docPartBody>
-    </w:docPart>
-    <w:docPart>
-      <w:docPartPr>
-        <w:name w:val="707886817A324D2A8E0C401F6F9894F1"/>
-        <w:category>
-          <w:name w:val="General"/>
-          <w:gallery w:val="placeholder"/>
-        </w:category>
-        <w:types>
-          <w:type w:val="bbPlcHdr"/>
-        </w:types>
-        <w:behaviors>
-          <w:behavior w:val="content"/>
-        </w:behaviors>
-        <w:guid w:val="{A2DB8729-4856-4C4A-B000-C2932940B7AC}"/>
-      </w:docPartPr>
-      <w:docPartBody>
-        <w:p>
-          <w:pPr>
-            <w:pStyle w:val="707886817A324D2A8E0C401F6F9894F1"/>
-          </w:pPr>
-          <w:r>
-            <w:rPr>
-              <w:rStyle w:val="PlaceholderText"/>
-            </w:rPr>
-            <w:t>Место для ввода текста.</w:t>
-          </w:r>
-        </w:p>
-      </w:docPartBody>
-    </w:docPart>
-    <w:docPart>
-      <w:docPartPr>
-        <w:name w:val="3309758550574AB7B7206C6741CCF7D6"/>
-        <w:category>
-          <w:name w:val="General"/>
-          <w:gallery w:val="placeholder"/>
-        </w:category>
-        <w:types>
-          <w:type w:val="bbPlcHdr"/>
-        </w:types>
-        <w:behaviors>
-          <w:behavior w:val="content"/>
-        </w:behaviors>
-        <w:guid w:val="{F4463D08-BED1-410F-A8A7-FCB24CB37B6A}"/>
-      </w:docPartPr>
-      <w:docPartBody>
-        <w:p>
-          <w:pPr>
-            <w:pStyle w:val="3309758550574AB7B7206C6741CCF7D6"/>
-          </w:pPr>
-          <w:r>
-            <w:rPr>
-              <w:rStyle w:val="PlaceholderText"/>
+              <w:rStyle w:val="a3"/>
             </w:rPr>
             <w:t>Место для ввода текста.</w:t>
           </w:r>
@@ -15945,17 +15904,17 @@
 </file>
 
 <file path=word/glossary/fontTable.xml><?xml version="1.0" encoding="utf-8"?>
-<w:fonts xmlns:mc="http://schemas.openxmlformats.org/markup-compatibility/2006" xmlns:r="http://schemas.openxmlformats.org/officeDocument/2006/relationships" xmlns:w="http://schemas.openxmlformats.org/wordprocessingml/2006/main" xmlns:w14="http://schemas.microsoft.com/office/word/2010/wordml" xmlns:w15="http://schemas.microsoft.com/office/word/2012/wordml" xmlns:w16cex="http://schemas.microsoft.com/office/word/2018/wordml/cex" xmlns:w16cid="http://schemas.microsoft.com/office/word/2016/wordml/cid" xmlns:w16="http://schemas.microsoft.com/office/word/2018/wordml" xmlns:w16sdtdh="http://schemas.microsoft.com/office/word/2020/wordml/sdtdatahash" xmlns:w16se="http://schemas.microsoft.com/office/word/2015/wordml/symex" mc:Ignorable="w14 w15 w16se w16cid w16 w16cex w16sdtdh">
+<w:fonts xmlns:mc="http://schemas.openxmlformats.org/markup-compatibility/2006" xmlns:r="http://schemas.openxmlformats.org/officeDocument/2006/relationships" xmlns:w="http://schemas.openxmlformats.org/wordprocessingml/2006/main" xmlns:w14="http://schemas.microsoft.com/office/word/2010/wordml" xmlns:w15="http://schemas.microsoft.com/office/word/2012/wordml" mc:Ignorable="w14 w15">
   <w:font w:name="Calibri">
     <w:panose1 w:val="020F0502020204030204"/>
-    <w:charset w:val="00"/>
+    <w:charset w:val="CC"/>
     <w:family w:val="swiss"/>
     <w:pitch w:val="variable"/>
-    <w:sig w:usb0="E4002EFF" w:usb1="C000247B" w:usb2="00000009" w:usb3="00000000" w:csb0="000001FF" w:csb1="00000000"/>
+    <w:sig w:usb0="E0002AFF" w:usb1="C000247B" w:usb2="00000009" w:usb3="00000000" w:csb0="000001FF" w:csb1="00000000"/>
   </w:font>
   <w:font w:name="Times New Roman">
     <w:panose1 w:val="02020603050405020304"/>
-    <w:charset w:val="00"/>
+    <w:charset w:val="CC"/>
     <w:family w:val="roman"/>
     <w:pitch w:val="variable"/>
     <w:sig w:usb0="E0002EFF" w:usb1="C000785B" w:usb2="00000009" w:usb3="00000000" w:csb0="000001FF" w:csb1="00000000"/>
@@ -15964,33 +15923,35 @@
     <w:altName w:val="ＭＳ 明朝"/>
     <w:panose1 w:val="02020609040205080304"/>
     <w:charset w:val="80"/>
-    <w:family w:val="modern"/>
+    <w:family w:val="roman"/>
+    <w:notTrueType/>
     <w:pitch w:val="fixed"/>
-    <w:sig w:usb0="E00002FF" w:usb1="6AC7FDFB" w:usb2="08000012" w:usb3="00000000" w:csb0="0002009F" w:csb1="00000000"/>
+    <w:sig w:usb0="00000001" w:usb1="08070000" w:usb2="00000010" w:usb3="00000000" w:csb0="00020000" w:csb1="00000000"/>
   </w:font>
   <w:font w:name="Tahoma">
     <w:panose1 w:val="020B0604030504040204"/>
-    <w:charset w:val="00"/>
+    <w:charset w:val="CC"/>
     <w:family w:val="swiss"/>
     <w:pitch w:val="variable"/>
     <w:sig w:usb0="E1002EFF" w:usb1="C000605B" w:usb2="00000029" w:usb3="00000000" w:csb0="000101FF" w:csb1="00000000"/>
   </w:font>
   <w:font w:name="Verdana">
     <w:panose1 w:val="020B0604030504040204"/>
-    <w:charset w:val="00"/>
+    <w:charset w:val="CC"/>
     <w:family w:val="swiss"/>
     <w:pitch w:val="variable"/>
-    <w:sig w:usb0="A00006FF" w:usb1="4000205B" w:usb2="00000010" w:usb3="00000000" w:csb0="0000019F" w:csb1="00000000"/>
+    <w:sig w:usb0="A10006FF" w:usb1="4000205B" w:usb2="00000010" w:usb3="00000000" w:csb0="0000019F" w:csb1="00000000"/>
   </w:font>
   <w:font w:name="Courier New">
     <w:panose1 w:val="02070309020205020404"/>
-    <w:charset w:val="00"/>
+    <w:charset w:val="CC"/>
     <w:family w:val="modern"/>
     <w:pitch w:val="fixed"/>
     <w:sig w:usb0="E0002EFF" w:usb1="C0007843" w:usb2="00000009" w:usb3="00000000" w:csb0="000001FF" w:csb1="00000000"/>
   </w:font>
   <w:font w:name="Times New Roman CYR">
-    <w:charset w:val="00"/>
+    <w:panose1 w:val="02020603050405020304"/>
+    <w:charset w:val="CC"/>
     <w:family w:val="roman"/>
     <w:pitch w:val="variable"/>
     <w:sig w:usb0="E0002EFF" w:usb1="C000785B" w:usb2="00000009" w:usb3="00000000" w:csb0="000001FF" w:csb1="00000000"/>
@@ -16005,30 +15966,30 @@
   </w:font>
   <w:font w:name="Arial Narrow">
     <w:panose1 w:val="020B0606020202030204"/>
-    <w:charset w:val="00"/>
+    <w:charset w:val="CC"/>
     <w:family w:val="swiss"/>
     <w:pitch w:val="variable"/>
     <w:sig w:usb0="00000287" w:usb1="00000800" w:usb2="00000000" w:usb3="00000000" w:csb0="0000009F" w:csb1="00000000"/>
   </w:font>
   <w:font w:name="Arial">
     <w:panose1 w:val="020B0604020202020204"/>
-    <w:charset w:val="00"/>
+    <w:charset w:val="CC"/>
     <w:family w:val="swiss"/>
     <w:pitch w:val="variable"/>
-    <w:sig w:usb0="E0002EFF" w:usb1="C000785B" w:usb2="00000009" w:usb3="00000000" w:csb0="000001FF" w:csb1="00000000"/>
+    <w:sig w:usb0="E0002EFF" w:usb1="C0007843" w:usb2="00000009" w:usb3="00000000" w:csb0="000001FF" w:csb1="00000000"/>
   </w:font>
   <w:font w:name="Calibri Light">
     <w:panose1 w:val="020F0302020204030204"/>
-    <w:charset w:val="00"/>
+    <w:charset w:val="CC"/>
     <w:family w:val="swiss"/>
     <w:pitch w:val="variable"/>
-    <w:sig w:usb0="E4002EFF" w:usb1="C000247B" w:usb2="00000009" w:usb3="00000000" w:csb0="000001FF" w:csb1="00000000"/>
+    <w:sig w:usb0="E0002AFF" w:usb1="C000247B" w:usb2="00000009" w:usb3="00000000" w:csb0="000001FF" w:csb1="00000000"/>
   </w:font>
 </w:fonts>
 </file>
 
 <file path=word/glossary/settings.xml><?xml version="1.0" encoding="utf-8"?>
-<w:settings xmlns:mc="http://schemas.openxmlformats.org/markup-compatibility/2006" xmlns:o="urn:schemas-microsoft-com:office:office" xmlns:r="http://schemas.openxmlformats.org/officeDocument/2006/relationships" xmlns:m="http://schemas.openxmlformats.org/officeDocument/2006/math" xmlns:v="urn:schemas-microsoft-com:vml" xmlns:w10="urn:schemas-microsoft-com:office:word" xmlns:w="http://schemas.openxmlformats.org/wordprocessingml/2006/main" xmlns:w14="http://schemas.microsoft.com/office/word/2010/wordml" xmlns:w15="http://schemas.microsoft.com/office/word/2012/wordml" xmlns:w16cex="http://schemas.microsoft.com/office/word/2018/wordml/cex" xmlns:w16cid="http://schemas.microsoft.com/office/word/2016/wordml/cid" xmlns:w16="http://schemas.microsoft.com/office/word/2018/wordml" xmlns:w16sdtdh="http://schemas.microsoft.com/office/word/2020/wordml/sdtdatahash" xmlns:w16se="http://schemas.microsoft.com/office/word/2015/wordml/symex" xmlns:sl="http://schemas.openxmlformats.org/schemaLibrary/2006/main" mc:Ignorable="w14 w15 w16se w16cid w16 w16cex w16sdtdh">
+<w:settings xmlns:mc="http://schemas.openxmlformats.org/markup-compatibility/2006" xmlns:o="urn:schemas-microsoft-com:office:office" xmlns:r="http://schemas.openxmlformats.org/officeDocument/2006/relationships" xmlns:m="http://schemas.openxmlformats.org/officeDocument/2006/math" xmlns:v="urn:schemas-microsoft-com:vml" xmlns:w10="urn:schemas-microsoft-com:office:word" xmlns:w="http://schemas.openxmlformats.org/wordprocessingml/2006/main" xmlns:w14="http://schemas.microsoft.com/office/word/2010/wordml" xmlns:w15="http://schemas.microsoft.com/office/word/2012/wordml" xmlns:sl="http://schemas.openxmlformats.org/schemaLibrary/2006/main" mc:Ignorable="w14 w15">
   <w:view w:val="normal"/>
   <w:defaultTabStop w:val="720"/>
   <w:hyphenationZone w:val="425"/>
@@ -16040,18 +16001,13 @@
     <w:compatSetting w:name="enableOpenTypeFeatures" w:uri="http://schemas.microsoft.com/office/word" w:val="1"/>
     <w:compatSetting w:name="doNotFlipMirrorIndents" w:uri="http://schemas.microsoft.com/office/word" w:val="1"/>
     <w:compatSetting w:name="differentiateMultirowTableHeaders" w:uri="http://schemas.microsoft.com/office/word" w:val="1"/>
-    <w:compatSetting w:name="useWord2013TrackBottomHyphenation" w:uri="http://schemas.microsoft.com/office/word" w:val="1"/>
   </w:compat>
   <w:rsids>
     <w:rsidRoot w:val="004C3DA8"/>
-    <w:rsid w:val="001C4FD5"/>
     <w:rsid w:val="002D1660"/>
     <w:rsid w:val="004C3DA8"/>
     <w:rsid w:val="00587D7B"/>
-    <w:rsid w:val="00713373"/>
-    <w:rsid w:val="00755914"/>
     <w:rsid w:val="008D1F07"/>
-    <w:rsid w:val="00A00B3A"/>
     <w:rsid w:val="00AF504B"/>
     <w:rsid w:val="00B60A06"/>
     <w:rsid w:val="00D03AE3"/>
@@ -16070,7 +16026,7 @@
     <m:intLim m:val="subSup"/>
     <m:naryLim m:val="undOvr"/>
   </m:mathPr>
-  <w:themeFontLang w:val="ru-RU"/>
+  <w:themeFontLang/>
   <w:clrSchemeMapping w:bg1="light1" w:t1="dark1" w:bg2="light2" w:t2="dark2" w:accent1="accent1" w:accent2="accent2" w:accent3="accent3" w:accent4="accent4" w:accent5="accent5" w:accent6="accent6" w:hyperlink="hyperlink" w:followedHyperlink="followedHyperlink"/>
   <w:decimalSymbol w:val=","/>
   <w:listSeparator w:val=";"/>
@@ -16079,14 +16035,14 @@
 </file>
 
 <file path=word/glossary/styles.xml><?xml version="1.0" encoding="utf-8"?>
-<w:styles xmlns:mc="http://schemas.openxmlformats.org/markup-compatibility/2006" xmlns:r="http://schemas.openxmlformats.org/officeDocument/2006/relationships" xmlns:w="http://schemas.openxmlformats.org/wordprocessingml/2006/main" xmlns:w14="http://schemas.microsoft.com/office/word/2010/wordml" xmlns:w15="http://schemas.microsoft.com/office/word/2012/wordml" xmlns:w16cex="http://schemas.microsoft.com/office/word/2018/wordml/cex" xmlns:w16cid="http://schemas.microsoft.com/office/word/2016/wordml/cid" xmlns:w16="http://schemas.microsoft.com/office/word/2018/wordml" xmlns:w16sdtdh="http://schemas.microsoft.com/office/word/2020/wordml/sdtdatahash" xmlns:w16se="http://schemas.microsoft.com/office/word/2015/wordml/symex" mc:Ignorable="w14 w15 w16se w16cid w16 w16cex w16sdtdh">
+<w:styles xmlns:mc="http://schemas.openxmlformats.org/markup-compatibility/2006" xmlns:r="http://schemas.openxmlformats.org/officeDocument/2006/relationships" xmlns:w="http://schemas.openxmlformats.org/wordprocessingml/2006/main" xmlns:w14="http://schemas.microsoft.com/office/word/2010/wordml" xmlns:w15="http://schemas.microsoft.com/office/word/2012/wordml" mc:Ignorable="w14 w15">
   <w:docDefaults>
     <w:rPrDefault>
       <w:rPr>
         <w:rFonts w:asciiTheme="minorHAnsi" w:eastAsiaTheme="minorEastAsia" w:hAnsiTheme="minorHAnsi" w:cstheme="minorBidi"/>
         <w:sz w:val="22"/>
         <w:szCs w:val="22"/>
-        <w:lang w:val="ru-RU" w:eastAsia="ru-RU" w:bidi="ar-SA"/>
+        <w:lang w:val="aa-ET" w:eastAsia="aa-ET" w:bidi="ar-SA"/>
       </w:rPr>
     </w:rPrDefault>
     <w:pPrDefault>
@@ -16095,7 +16051,7 @@
       </w:pPr>
     </w:pPrDefault>
   </w:docDefaults>
-  <w:latentStyles w:defLockedState="0" w:defUIPriority="99" w:defSemiHidden="0" w:defUnhideWhenUsed="0" w:defQFormat="0" w:count="376">
+  <w:latentStyles w:defLockedState="0" w:defUIPriority="99" w:defSemiHidden="0" w:defUnhideWhenUsed="0" w:defQFormat="0" w:count="371">
     <w:lsdException w:name="Normal" w:uiPriority="0" w:qFormat="1"/>
     <w:lsdException w:name="heading 1" w:uiPriority="9" w:qFormat="1"/>
     <w:lsdException w:name="heading 2" w:semiHidden="1" w:uiPriority="9" w:unhideWhenUsed="1" w:qFormat="1"/>
@@ -16201,6 +16157,7 @@
     <w:lsdException w:name="HTML Sample" w:semiHidden="1" w:unhideWhenUsed="1"/>
     <w:lsdException w:name="HTML Typewriter" w:semiHidden="1" w:unhideWhenUsed="1"/>
     <w:lsdException w:name="HTML Variable" w:semiHidden="1" w:unhideWhenUsed="1"/>
+    <w:lsdException w:name="Normal Table" w:semiHidden="1" w:unhideWhenUsed="1"/>
     <w:lsdException w:name="annotation subject" w:semiHidden="1" w:unhideWhenUsed="1"/>
     <w:lsdException w:name="No List" w:semiHidden="1" w:unhideWhenUsed="1"/>
     <w:lsdException w:name="Outline List 1" w:semiHidden="1" w:unhideWhenUsed="1"/>
@@ -16243,8 +16200,11 @@
     <w:lsdException w:name="Table Contemporary" w:semiHidden="1" w:unhideWhenUsed="1"/>
     <w:lsdException w:name="Table Elegant" w:semiHidden="1" w:unhideWhenUsed="1"/>
     <w:lsdException w:name="Table Professional" w:semiHidden="1" w:unhideWhenUsed="1"/>
+    <w:lsdException w:name="Table Subtle 1" w:semiHidden="1" w:unhideWhenUsed="1"/>
     <w:lsdException w:name="Table Subtle 2" w:semiHidden="1" w:unhideWhenUsed="1"/>
     <w:lsdException w:name="Table Web 1" w:semiHidden="1" w:unhideWhenUsed="1"/>
+    <w:lsdException w:name="Table Web 2" w:semiHidden="1" w:unhideWhenUsed="1"/>
+    <w:lsdException w:name="Table Web 3" w:semiHidden="1" w:unhideWhenUsed="1"/>
     <w:lsdException w:name="Balloon Text" w:semiHidden="1" w:unhideWhenUsed="1"/>
     <w:lsdException w:name="Table Grid" w:uiPriority="39"/>
     <w:lsdException w:name="Table Theme" w:semiHidden="1" w:unhideWhenUsed="1"/>
@@ -16463,23 +16423,18 @@
     <w:lsdException w:name="List Table 5 Dark Accent 6" w:uiPriority="50"/>
     <w:lsdException w:name="List Table 6 Colorful Accent 6" w:uiPriority="51"/>
     <w:lsdException w:name="List Table 7 Colorful Accent 6" w:uiPriority="52"/>
-    <w:lsdException w:name="Mention" w:semiHidden="1" w:unhideWhenUsed="1"/>
-    <w:lsdException w:name="Smart Hyperlink" w:semiHidden="1" w:unhideWhenUsed="1"/>
-    <w:lsdException w:name="Hashtag" w:semiHidden="1" w:unhideWhenUsed="1"/>
-    <w:lsdException w:name="Unresolved Mention" w:semiHidden="1" w:unhideWhenUsed="1"/>
-    <w:lsdException w:name="Smart Link" w:semiHidden="1" w:unhideWhenUsed="1"/>
   </w:latentStyles>
-  <w:style w:type="paragraph" w:default="1" w:styleId="Normal">
+  <w:style w:type="paragraph" w:default="1" w:styleId="a">
     <w:name w:val="Normal"/>
     <w:qFormat/>
   </w:style>
-  <w:style w:type="character" w:default="1" w:styleId="DefaultParagraphFont">
+  <w:style w:type="character" w:default="1" w:styleId="a0">
     <w:name w:val="Default Paragraph Font"/>
     <w:uiPriority w:val="1"/>
     <w:semiHidden/>
     <w:unhideWhenUsed/>
   </w:style>
-  <w:style w:type="table" w:default="1" w:styleId="TableNormal">
+  <w:style w:type="table" w:default="1" w:styleId="a1">
     <w:name w:val="Normal Table"/>
     <w:uiPriority w:val="99"/>
     <w:semiHidden/>
@@ -16494,18 +16449,18 @@
       </w:tblCellMar>
     </w:tblPr>
   </w:style>
-  <w:style w:type="numbering" w:default="1" w:styleId="NoList">
+  <w:style w:type="numbering" w:default="1" w:styleId="a2">
     <w:name w:val="No List"/>
     <w:uiPriority w:val="99"/>
     <w:semiHidden/>
     <w:unhideWhenUsed/>
   </w:style>
-  <w:style w:type="character" w:styleId="PlaceholderText">
+  <w:style w:type="character" w:styleId="a3">
     <w:name w:val="Placeholder Text"/>
-    <w:basedOn w:val="DefaultParagraphFont"/>
+    <w:basedOn w:val="a0"/>
     <w:uiPriority w:val="99"/>
     <w:semiHidden/>
-    <w:rsid w:val="001C4FD5"/>
+    <w:rsid w:val="00AF504B"/>
     <w:rPr>
       <w:color w:val="808080"/>
     </w:rPr>
@@ -16534,12 +16489,9 @@
     <w:name w:val="3C9E21E836264927A3E30ABE55031D76"/>
     <w:rsid w:val="004C3DA8"/>
   </w:style>
-  <w:style w:type="paragraph" w:customStyle="1" w:styleId="CC31F9A3C99645F1B8DE37D574F02095">
-    <w:name w:val="CC31F9A3C99645F1B8DE37D574F02095"/>
-    <w:rsid w:val="001C4FD5"/>
-    <w:rPr>
-      <w:lang w:val="en-US" w:eastAsia="en-US"/>
-    </w:rPr>
+  <w:style w:type="paragraph" w:customStyle="1" w:styleId="6D8BEA9407774F7BA26883ACB1569126">
+    <w:name w:val="6D8BEA9407774F7BA26883ACB1569126"/>
+    <w:rsid w:val="004C3DA8"/>
   </w:style>
   <w:style w:type="paragraph" w:customStyle="1" w:styleId="766903DA6C0F439A9B0E9B86DF84B565">
     <w:name w:val="766903DA6C0F439A9B0E9B86DF84B565"/>
@@ -16565,12 +16517,9 @@
     <w:name w:val="591C52D9FFD24427A538B5EA54E3B71E"/>
     <w:rsid w:val="004C3DA8"/>
   </w:style>
-  <w:style w:type="paragraph" w:customStyle="1" w:styleId="7CA5E306C6084743BFA47D1653A579A6">
-    <w:name w:val="7CA5E306C6084743BFA47D1653A579A6"/>
-    <w:rsid w:val="001C4FD5"/>
-    <w:rPr>
-      <w:lang w:val="en-US" w:eastAsia="en-US"/>
-    </w:rPr>
+  <w:style w:type="paragraph" w:customStyle="1" w:styleId="F9DC9014F67C4BAB90D397300D8FDDBB">
+    <w:name w:val="F9DC9014F67C4BAB90D397300D8FDDBB"/>
+    <w:rsid w:val="004C3DA8"/>
   </w:style>
   <w:style w:type="paragraph" w:customStyle="1" w:styleId="E45EC82FAC5E43ADAED2F1521B8A5DE9">
     <w:name w:val="E45EC82FAC5E43ADAED2F1521B8A5DE9"/>
@@ -16612,30 +16561,21 @@
     <w:name w:val="0D12185A33634F92A41E9C1C8CB942EB"/>
     <w:rsid w:val="004C3DA8"/>
   </w:style>
-  <w:style w:type="paragraph" w:customStyle="1" w:styleId="176DF28603914E76A34CE26EF602B501">
-    <w:name w:val="176DF28603914E76A34CE26EF602B501"/>
-    <w:rsid w:val="001C4FD5"/>
-    <w:rPr>
-      <w:lang w:val="en-US" w:eastAsia="en-US"/>
-    </w:rPr>
+  <w:style w:type="paragraph" w:customStyle="1" w:styleId="15D63005726141638B8A5A7F5085BDD2">
+    <w:name w:val="15D63005726141638B8A5A7F5085BDD2"/>
+    <w:rsid w:val="004C3DA8"/>
   </w:style>
-  <w:style w:type="paragraph" w:customStyle="1" w:styleId="4BC31385431F45278B46B600DE47FE6A">
-    <w:name w:val="4BC31385431F45278B46B600DE47FE6A"/>
-    <w:rsid w:val="001C4FD5"/>
-    <w:rPr>
-      <w:lang w:val="en-US" w:eastAsia="en-US"/>
-    </w:rPr>
+  <w:style w:type="paragraph" w:customStyle="1" w:styleId="24095938D0B24F62A1C35639E6A8675F">
+    <w:name w:val="24095938D0B24F62A1C35639E6A8675F"/>
+    <w:rsid w:val="004C3DA8"/>
   </w:style>
   <w:style w:type="paragraph" w:customStyle="1" w:styleId="DE5DD00E67654CB5A5307BEC8B972D44">
     <w:name w:val="DE5DD00E67654CB5A5307BEC8B972D44"/>
     <w:rsid w:val="004C3DA8"/>
   </w:style>
-  <w:style w:type="paragraph" w:customStyle="1" w:styleId="707886817A324D2A8E0C401F6F9894F1">
-    <w:name w:val="707886817A324D2A8E0C401F6F9894F1"/>
-    <w:rsid w:val="001C4FD5"/>
-    <w:rPr>
-      <w:lang w:val="en-US" w:eastAsia="en-US"/>
-    </w:rPr>
+  <w:style w:type="paragraph" w:customStyle="1" w:styleId="CF520AC32B734CDE86BE216842575276">
+    <w:name w:val="CF520AC32B734CDE86BE216842575276"/>
+    <w:rsid w:val="004C3DA8"/>
   </w:style>
   <w:style w:type="paragraph" w:customStyle="1" w:styleId="21E8AADDBE024ABAAF7AB9278D36F49E">
     <w:name w:val="21E8AADDBE024ABAAF7AB9278D36F49E"/>
@@ -16661,22 +16601,15 @@
     <w:name w:val="6F3E9120729C4F0EB5CEB7E6470C2EEA"/>
     <w:rsid w:val="00AF504B"/>
   </w:style>
-  <w:style w:type="paragraph" w:customStyle="1" w:styleId="3309758550574AB7B7206C6741CCF7D6">
-    <w:name w:val="3309758550574AB7B7206C6741CCF7D6"/>
-    <w:rsid w:val="001C4FD5"/>
-    <w:rPr>
-      <w:lang w:val="en-US" w:eastAsia="en-US"/>
-    </w:rPr>
-  </w:style>
-  <w:style w:type="paragraph" w:customStyle="1" w:styleId="9696F5AD5DD04FBD8C8C8D712FECB9AF">
-    <w:name w:val="9696F5AD5DD04FBD8C8C8D712FECB9AF"/>
-    <w:rsid w:val="00713373"/>
+  <w:style w:type="paragraph" w:customStyle="1" w:styleId="AF4903E4AC154BD6B9BB325F08490537">
+    <w:name w:val="AF4903E4AC154BD6B9BB325F08490537"/>
+    <w:rsid w:val="00AF504B"/>
   </w:style>
 </w:styles>
 </file>
 
 <file path=word/glossary/webSettings.xml><?xml version="1.0" encoding="utf-8"?>
-<w:webSettings xmlns:mc="http://schemas.openxmlformats.org/markup-compatibility/2006" xmlns:r="http://schemas.openxmlformats.org/officeDocument/2006/relationships" xmlns:w="http://schemas.openxmlformats.org/wordprocessingml/2006/main" xmlns:w14="http://schemas.microsoft.com/office/word/2010/wordml" xmlns:w15="http://schemas.microsoft.com/office/word/2012/wordml" xmlns:w16cex="http://schemas.microsoft.com/office/word/2018/wordml/cex" xmlns:w16cid="http://schemas.microsoft.com/office/word/2016/wordml/cid" xmlns:w16="http://schemas.microsoft.com/office/word/2018/wordml" xmlns:w16sdtdh="http://schemas.microsoft.com/office/word/2020/wordml/sdtdatahash" xmlns:w16se="http://schemas.microsoft.com/office/word/2015/wordml/symex" mc:Ignorable="w14 w15 w16se w16cid w16 w16cex w16sdtdh">
+<w:webSettings xmlns:mc="http://schemas.openxmlformats.org/markup-compatibility/2006" xmlns:r="http://schemas.openxmlformats.org/officeDocument/2006/relationships" xmlns:w="http://schemas.openxmlformats.org/wordprocessingml/2006/main" xmlns:w14="http://schemas.microsoft.com/office/word/2010/wordml" xmlns:w15="http://schemas.microsoft.com/office/word/2012/wordml" mc:Ignorable="w14 w15">
   <w:optimizeForBrowser/>
   <w:allowPNG/>
 </w:webSettings>
